--- a/TFG_Deac_Alexandru_Florin.docx
+++ b/TFG_Deac_Alexandru_Florin.docx
@@ -331,7 +331,7 @@
           <w:sz w:val="24"/>
           <w:szCs w:val="24"/>
         </w:rPr>
-        <w:t xml:space="preserve">Como aplicación principal se ha desarrollado un motor de Escape Room modular que utiliza gestos de interfaz cerebro-computadora (BCI) como mecanismo de interacción: parpadeo, apriete de mandíbula, asentimiento y negación con la cabeza. El sistema incluye seis tipos de reto, cinco historias predefinidas en el catálogo y un editor completo de niveles personalizados con soporte de vídeo introductorio y acciones programables del robot. La integración con el SDK del robot Temi permite síntesis de voz, navegación autónoma, giro e inclinación de cabeza como respuestas adaptativas.</w:t>
+        <w:t xml:space="preserve">Como aplicación principal se ha desarrollado un motor de Escape Room modular que utiliza gestos de interfaz cerebro-computadora (BCI) como mecanismo de interacción: parpadeo, apriete de mandíbula, asentimiento y negación con la cabeza. El sistema incluye seis tipos de reto, tres historias predefinidas en el catálogo —además de una prueba de navegación— y un editor completo de niveles personalizados con soporte de vídeo introductorio y acciones programables del robot. La integración con el SDK del robot Temi permite síntesis de voz, navegación autónoma, giro e inclinación de cabeza como respuestas adaptativas.</w:t>
       </w:r>
     </w:p>
     <w:p>
@@ -422,7 +422,7 @@
           <w:sz w:val="24"/>
           <w:szCs w:val="24"/>
         </w:rPr>
-        <w:t xml:space="preserve">As the main application, a modular Escape Room engine has been developed that uses brain-computer interface (BCI) gestures as an interaction mechanism: eye blinks, jaw clench, nodding and head shaking. The system includes six challenge types, five predefined stories in the catalogue, and a complete custom level editor with introductory video support and programmable robot actions. Integration with the Temi robot SDK enables text-to-speech, autonomous navigation, in-place turning and head tilting as adaptive responses.</w:t>
+        <w:t xml:space="preserve">As the main application, a modular Escape Room engine has been developed that uses brain-computer interface (BCI) gestures as an interaction mechanism: eye blinks, jaw clench, nodding and head shaking. The system includes six challenge types, three predefined stories in the catalogue —plus a navigation test— and a complete custom level editor with introductory video support and programmable robot actions. Integration with the Temi robot SDK enables text-to-speech, autonomous navigation, in-place turning and head tilting as adaptive responses.</w:t>
       </w:r>
     </w:p>
     <w:p>
@@ -3442,7 +3442,7 @@
                 <w:sz w:val="22"/>
                 <w:szCs w:val="22"/>
               </w:rPr>
-              <w:t xml:space="preserve">RF22</w:t>
+              <w:t xml:space="preserve">RF26</w:t>
             </w:r>
           </w:p>
         </w:tc>
@@ -8847,6 +8847,20 @@
     </w:p>
     <w:p>
       <w:pPr>
+        <w:spacing w:after="120" w:before="120"/>
+        <w:jc w:val="both"/>
+      </w:pPr>
+      <w:r>
+        <w:rPr>
+          <w:rFonts w:ascii="Arial" w:cs="Arial" w:eastAsia="Arial" w:hAnsi="Arial"/>
+          <w:sz w:val="24"/>
+          <w:szCs w:val="24"/>
+        </w:rPr>
+        <w:t xml:space="preserve">La evaluación combina, por tanto, dos tipos de instrumento complementarios: por un lado, las medidas objetivas derivadas del registro de señal y de los sucesos de la partida (tiempos, intentos y tasas de detección); por otro, un cuestionario post-experiencia que recoge la valoración subjetiva del participante y descrito en el apartado 6.4. La combinación de datos cuantitativos de sistema y percepción del usuario permite contrastar el rendimiento técnico con la calidad percibida de la interacción.</w:t>
+      </w:r>
+    </w:p>
+    <w:p>
+      <w:pPr>
         <w:pStyle w:val="Heading2"/>
       </w:pPr>
       <w:r>
@@ -8977,6 +8991,23 @@
       </w:r>
     </w:p>
     <w:p>
+      <w:pPr>
+        <w:pStyle w:val="ListParagraph"/>
+        <w:numPr>
+          <w:ilvl w:val="0"/>
+          <w:numId w:val="3"/>
+        </w:numPr>
+      </w:pPr>
+      <w:r>
+        <w:rPr>
+          <w:rFonts w:ascii="Arial" w:cs="Arial" w:eastAsia="Arial" w:hAnsi="Arial"/>
+          <w:sz w:val="24"/>
+          <w:szCs w:val="24"/>
+        </w:rPr>
+        <w:t xml:space="preserve">Finalizada la partida, el participante cumplimenta de forma anónima el cuestionario post-experiencia descrito en el apartado 6.4.</w:t>
+      </w:r>
+    </w:p>
+    <w:p>
       <w:r>
         <w:t xml:space="preserve"/>
       </w:r>
@@ -9080,7 +9111,510 @@
           <w:sz w:val="28"/>
           <w:szCs w:val="28"/>
         </w:rPr>
-        <w:t xml:space="preserve">6.4 Resultados</w:t>
+        <w:t xml:space="preserve">6.4 Cuestionario post-experiencia</w:t>
+      </w:r>
+    </w:p>
+    <w:p>
+      <w:pPr>
+        <w:spacing w:after="120" w:before="120"/>
+        <w:jc w:val="both"/>
+      </w:pPr>
+      <w:r>
+        <w:rPr>
+          <w:rFonts w:ascii="Arial" w:cs="Arial" w:eastAsia="Arial" w:hAnsi="Arial"/>
+          <w:sz w:val="24"/>
+          <w:szCs w:val="24"/>
+        </w:rPr>
+        <w:t xml:space="preserve">Las métricas objetivas descritas en los apartados anteriores se complementan con un cuestionario que el participante cumplimenta de forma anónima al terminar la partida. Su objetivo es recoger la vivencia subjetiva de la interacción —percepción de control, inmersión y calidad de la experiencia— junto con información cualitativa sobre las dificultades encontradas, que el registro de señal por sí solo no puede aportar. El cuestionario se ha implementado en Google Forms y se estructura en secciones paginadas, de modo que el participante avanza por bloques de pocas preguntas en lugar de recorrer un formulario de desplazamiento continuo, lo que reduce la fatiga del encuestado.</w:t>
+      </w:r>
+    </w:p>
+    <w:p>
+      <w:pPr>
+        <w:spacing w:after="120" w:before="120"/>
+        <w:jc w:val="both"/>
+      </w:pPr>
+      <w:r>
+        <w:rPr>
+          <w:rFonts w:ascii="Arial" w:cs="Arial" w:eastAsia="Arial" w:hAnsi="Arial"/>
+          <w:sz w:val="24"/>
+          <w:szCs w:val="24"/>
+        </w:rPr>
+        <w:t xml:space="preserve">La primera sección recoge el consentimiento informado y unos datos demográficos mínimos (género y edad). Cada participante se identifica mediante un código anónimo asignado por el investigador, sin relación con datos personales identificables, de acuerdo con el Reglamento General de Protección de Datos. De este modo las respuestas pueden cruzarse con el fichero de sesión correspondiente sin comprometer el anonimato del participante.</w:t>
+      </w:r>
+    </w:p>
+    <w:p>
+      <w:pPr>
+        <w:spacing w:after="120" w:before="120"/>
+        <w:jc w:val="both"/>
+      </w:pPr>
+      <w:r>
+        <w:rPr>
+          <w:rFonts w:ascii="Arial" w:cs="Arial" w:eastAsia="Arial" w:hAnsi="Arial"/>
+          <w:sz w:val="24"/>
+          <w:szCs w:val="24"/>
+        </w:rPr>
+        <w:t xml:space="preserve">El núcleo cuantitativo lo forman tres escalas de tipo Likert de cinco puntos, resumidas en la Tabla 6.3. La escala de sentido de agencia (Sense of Agency) mide en qué grado el participante se percibe como autor de sus propias acciones durante la interacción; el Game Engagement Questionnaire (GEQ) mide el grado de inmersión y absorción en el juego; y una escala de experiencia de usuario, organizada en subescalas (implicación, usabilidad y esfuerzo, atractivo estético, valor percibido y recomendación, curiosidad y satisfacción), valora la calidad global de la experiencia. Varias afirmaciones están formuladas en sentido inverso para mitigar el sesgo de aquiescencia, y se recodifican antes de agregar las puntuaciones de cada escala.</w:t>
+      </w:r>
+    </w:p>
+    <w:p>
+      <w:r>
+        <w:t xml:space="preserve"/>
+      </w:r>
+    </w:p>
+    <w:tbl>
+      <w:tblPr>
+        <w:tblW w:type="dxa" w:w="9026"/>
+        <w:tblBorders>
+          <w:top w:val="single" w:color="auto" w:sz="4"/>
+          <w:left w:val="single" w:color="auto" w:sz="4"/>
+          <w:bottom w:val="single" w:color="auto" w:sz="4"/>
+          <w:right w:val="single" w:color="auto" w:sz="4"/>
+          <w:insideH w:val="single" w:color="auto" w:sz="4"/>
+          <w:insideV w:val="single" w:color="auto" w:sz="4"/>
+        </w:tblBorders>
+      </w:tblPr>
+      <w:tblGrid>
+        <w:gridCol w:w="2600"/>
+        <w:gridCol w:w="1000"/>
+        <w:gridCol w:w="5426"/>
+      </w:tblGrid>
+      <w:tr>
+        <w:trPr>
+          <w:tblHeader/>
+        </w:trPr>
+        <w:tc>
+          <w:tcPr>
+            <w:tcW w:type="dxa" w:w="2600"/>
+            <w:tcBorders>
+              <w:top w:val="single" w:color="1F4E79" w:sz="4"/>
+              <w:left w:val="single" w:color="1F4E79" w:sz="4"/>
+              <w:bottom w:val="single" w:color="1F4E79" w:sz="4"/>
+              <w:right w:val="single" w:color="1F4E79" w:sz="4"/>
+            </w:tcBorders>
+            <w:shd w:fill="1F4E79" w:val="clear"/>
+            <w:tcMar>
+              <w:top w:type="dxa" w:w="80"/>
+              <w:left w:type="dxa" w:w="120"/>
+              <w:bottom w:type="dxa" w:w="80"/>
+              <w:right w:type="dxa" w:w="120"/>
+            </w:tcMar>
+          </w:tcPr>
+          <w:p>
+            <w:r>
+              <w:rPr>
+                <w:rFonts w:ascii="Arial" w:cs="Arial" w:eastAsia="Arial" w:hAnsi="Arial"/>
+                <w:b/>
+                <w:bCs/>
+                <w:color w:val="FFFFFF"/>
+                <w:sz w:val="22"/>
+                <w:szCs w:val="22"/>
+              </w:rPr>
+              <w:t xml:space="preserve">Escala</w:t>
+            </w:r>
+          </w:p>
+        </w:tc>
+        <w:tc>
+          <w:tcPr>
+            <w:tcW w:type="dxa" w:w="1000"/>
+            <w:tcBorders>
+              <w:top w:val="single" w:color="1F4E79" w:sz="4"/>
+              <w:left w:val="single" w:color="1F4E79" w:sz="4"/>
+              <w:bottom w:val="single" w:color="1F4E79" w:sz="4"/>
+              <w:right w:val="single" w:color="1F4E79" w:sz="4"/>
+            </w:tcBorders>
+            <w:shd w:fill="1F4E79" w:val="clear"/>
+            <w:tcMar>
+              <w:top w:type="dxa" w:w="80"/>
+              <w:left w:type="dxa" w:w="120"/>
+              <w:bottom w:type="dxa" w:w="80"/>
+              <w:right w:type="dxa" w:w="120"/>
+            </w:tcMar>
+          </w:tcPr>
+          <w:p>
+            <w:r>
+              <w:rPr>
+                <w:rFonts w:ascii="Arial" w:cs="Arial" w:eastAsia="Arial" w:hAnsi="Arial"/>
+                <w:b/>
+                <w:bCs/>
+                <w:color w:val="FFFFFF"/>
+                <w:sz w:val="22"/>
+                <w:szCs w:val="22"/>
+              </w:rPr>
+              <w:t xml:space="preserve">Ítems</w:t>
+            </w:r>
+          </w:p>
+        </w:tc>
+        <w:tc>
+          <w:tcPr>
+            <w:tcW w:type="dxa" w:w="5426"/>
+            <w:tcBorders>
+              <w:top w:val="single" w:color="1F4E79" w:sz="4"/>
+              <w:left w:val="single" w:color="1F4E79" w:sz="4"/>
+              <w:bottom w:val="single" w:color="1F4E79" w:sz="4"/>
+              <w:right w:val="single" w:color="1F4E79" w:sz="4"/>
+            </w:tcBorders>
+            <w:shd w:fill="1F4E79" w:val="clear"/>
+            <w:tcMar>
+              <w:top w:type="dxa" w:w="80"/>
+              <w:left w:type="dxa" w:w="120"/>
+              <w:bottom w:type="dxa" w:w="80"/>
+              <w:right w:type="dxa" w:w="120"/>
+            </w:tcMar>
+          </w:tcPr>
+          <w:p>
+            <w:r>
+              <w:rPr>
+                <w:rFonts w:ascii="Arial" w:cs="Arial" w:eastAsia="Arial" w:hAnsi="Arial"/>
+                <w:b/>
+                <w:bCs/>
+                <w:color w:val="FFFFFF"/>
+                <w:sz w:val="22"/>
+                <w:szCs w:val="22"/>
+              </w:rPr>
+              <w:t xml:space="preserve">Constructo medido</w:t>
+            </w:r>
+          </w:p>
+        </w:tc>
+      </w:tr>
+      <w:tr>
+        <w:tc>
+          <w:tcPr>
+            <w:tcW w:type="dxa" w:w="2600"/>
+            <w:tcBorders>
+              <w:top w:val="single" w:color="CCCCCC" w:sz="1"/>
+              <w:left w:val="single" w:color="CCCCCC" w:sz="1"/>
+              <w:bottom w:val="single" w:color="CCCCCC" w:sz="1"/>
+              <w:right w:val="single" w:color="CCCCCC" w:sz="1"/>
+            </w:tcBorders>
+            <w:shd w:fill="F5F5F5" w:val="clear"/>
+            <w:tcMar>
+              <w:top w:type="dxa" w:w="80"/>
+              <w:left w:type="dxa" w:w="120"/>
+              <w:bottom w:type="dxa" w:w="80"/>
+              <w:right w:type="dxa" w:w="120"/>
+            </w:tcMar>
+          </w:tcPr>
+          <w:p>
+            <w:r>
+              <w:rPr>
+                <w:rFonts w:ascii="Arial" w:cs="Arial" w:eastAsia="Arial" w:hAnsi="Arial"/>
+                <w:sz w:val="22"/>
+                <w:szCs w:val="22"/>
+              </w:rPr>
+              <w:t xml:space="preserve">Sense of Agency</w:t>
+            </w:r>
+          </w:p>
+        </w:tc>
+        <w:tc>
+          <w:tcPr>
+            <w:tcW w:type="dxa" w:w="1000"/>
+            <w:tcBorders>
+              <w:top w:val="single" w:color="CCCCCC" w:sz="1"/>
+              <w:left w:val="single" w:color="CCCCCC" w:sz="1"/>
+              <w:bottom w:val="single" w:color="CCCCCC" w:sz="1"/>
+              <w:right w:val="single" w:color="CCCCCC" w:sz="1"/>
+            </w:tcBorders>
+            <w:shd w:fill="F5F5F5" w:val="clear"/>
+            <w:tcMar>
+              <w:top w:type="dxa" w:w="80"/>
+              <w:left w:type="dxa" w:w="120"/>
+              <w:bottom w:type="dxa" w:w="80"/>
+              <w:right w:type="dxa" w:w="120"/>
+            </w:tcMar>
+          </w:tcPr>
+          <w:p>
+            <w:r>
+              <w:rPr>
+                <w:rFonts w:ascii="Arial" w:cs="Arial" w:eastAsia="Arial" w:hAnsi="Arial"/>
+                <w:sz w:val="22"/>
+                <w:szCs w:val="22"/>
+              </w:rPr>
+              <w:t xml:space="preserve">8</w:t>
+            </w:r>
+          </w:p>
+        </w:tc>
+        <w:tc>
+          <w:tcPr>
+            <w:tcW w:type="dxa" w:w="5426"/>
+            <w:tcBorders>
+              <w:top w:val="single" w:color="CCCCCC" w:sz="1"/>
+              <w:left w:val="single" w:color="CCCCCC" w:sz="1"/>
+              <w:bottom w:val="single" w:color="CCCCCC" w:sz="1"/>
+              <w:right w:val="single" w:color="CCCCCC" w:sz="1"/>
+            </w:tcBorders>
+            <w:shd w:fill="F5F5F5" w:val="clear"/>
+            <w:tcMar>
+              <w:top w:type="dxa" w:w="80"/>
+              <w:left w:type="dxa" w:w="120"/>
+              <w:bottom w:type="dxa" w:w="80"/>
+              <w:right w:type="dxa" w:w="120"/>
+            </w:tcMar>
+          </w:tcPr>
+          <w:p>
+            <w:r>
+              <w:rPr>
+                <w:rFonts w:ascii="Arial" w:cs="Arial" w:eastAsia="Arial" w:hAnsi="Arial"/>
+                <w:sz w:val="22"/>
+                <w:szCs w:val="22"/>
+              </w:rPr>
+              <w:t xml:space="preserve">Percepción de control y autoría sobre las propias acciones durante la interacción.</w:t>
+            </w:r>
+          </w:p>
+        </w:tc>
+      </w:tr>
+      <w:tr>
+        <w:tc>
+          <w:tcPr>
+            <w:tcW w:type="dxa" w:w="2600"/>
+            <w:tcBorders>
+              <w:top w:val="single" w:color="CCCCCC" w:sz="1"/>
+              <w:left w:val="single" w:color="CCCCCC" w:sz="1"/>
+              <w:bottom w:val="single" w:color="CCCCCC" w:sz="1"/>
+              <w:right w:val="single" w:color="CCCCCC" w:sz="1"/>
+            </w:tcBorders>
+            <w:shd w:fill="FFFFFF" w:val="clear"/>
+            <w:tcMar>
+              <w:top w:type="dxa" w:w="80"/>
+              <w:left w:type="dxa" w:w="120"/>
+              <w:bottom w:type="dxa" w:w="80"/>
+              <w:right w:type="dxa" w:w="120"/>
+            </w:tcMar>
+          </w:tcPr>
+          <w:p>
+            <w:r>
+              <w:rPr>
+                <w:rFonts w:ascii="Arial" w:cs="Arial" w:eastAsia="Arial" w:hAnsi="Arial"/>
+                <w:sz w:val="22"/>
+                <w:szCs w:val="22"/>
+              </w:rPr>
+              <w:t xml:space="preserve">Game Engagement (GEQ)</w:t>
+            </w:r>
+          </w:p>
+        </w:tc>
+        <w:tc>
+          <w:tcPr>
+            <w:tcW w:type="dxa" w:w="1000"/>
+            <w:tcBorders>
+              <w:top w:val="single" w:color="CCCCCC" w:sz="1"/>
+              <w:left w:val="single" w:color="CCCCCC" w:sz="1"/>
+              <w:bottom w:val="single" w:color="CCCCCC" w:sz="1"/>
+              <w:right w:val="single" w:color="CCCCCC" w:sz="1"/>
+            </w:tcBorders>
+            <w:shd w:fill="FFFFFF" w:val="clear"/>
+            <w:tcMar>
+              <w:top w:type="dxa" w:w="80"/>
+              <w:left w:type="dxa" w:w="120"/>
+              <w:bottom w:type="dxa" w:w="80"/>
+              <w:right w:type="dxa" w:w="120"/>
+            </w:tcMar>
+          </w:tcPr>
+          <w:p>
+            <w:r>
+              <w:rPr>
+                <w:rFonts w:ascii="Arial" w:cs="Arial" w:eastAsia="Arial" w:hAnsi="Arial"/>
+                <w:sz w:val="22"/>
+                <w:szCs w:val="22"/>
+              </w:rPr>
+              <w:t xml:space="preserve">19</w:t>
+            </w:r>
+          </w:p>
+        </w:tc>
+        <w:tc>
+          <w:tcPr>
+            <w:tcW w:type="dxa" w:w="5426"/>
+            <w:tcBorders>
+              <w:top w:val="single" w:color="CCCCCC" w:sz="1"/>
+              <w:left w:val="single" w:color="CCCCCC" w:sz="1"/>
+              <w:bottom w:val="single" w:color="CCCCCC" w:sz="1"/>
+              <w:right w:val="single" w:color="CCCCCC" w:sz="1"/>
+            </w:tcBorders>
+            <w:shd w:fill="FFFFFF" w:val="clear"/>
+            <w:tcMar>
+              <w:top w:type="dxa" w:w="80"/>
+              <w:left w:type="dxa" w:w="120"/>
+              <w:bottom w:type="dxa" w:w="80"/>
+              <w:right w:type="dxa" w:w="120"/>
+            </w:tcMar>
+          </w:tcPr>
+          <w:p>
+            <w:r>
+              <w:rPr>
+                <w:rFonts w:ascii="Arial" w:cs="Arial" w:eastAsia="Arial" w:hAnsi="Arial"/>
+                <w:sz w:val="22"/>
+                <w:szCs w:val="22"/>
+              </w:rPr>
+              <w:t xml:space="preserve">Grado de inmersión, flujo y absorción en el juego.</w:t>
+            </w:r>
+          </w:p>
+        </w:tc>
+      </w:tr>
+      <w:tr>
+        <w:tc>
+          <w:tcPr>
+            <w:tcW w:type="dxa" w:w="2600"/>
+            <w:tcBorders>
+              <w:top w:val="single" w:color="CCCCCC" w:sz="1"/>
+              <w:left w:val="single" w:color="CCCCCC" w:sz="1"/>
+              <w:bottom w:val="single" w:color="CCCCCC" w:sz="1"/>
+              <w:right w:val="single" w:color="CCCCCC" w:sz="1"/>
+            </w:tcBorders>
+            <w:shd w:fill="F5F5F5" w:val="clear"/>
+            <w:tcMar>
+              <w:top w:type="dxa" w:w="80"/>
+              <w:left w:type="dxa" w:w="120"/>
+              <w:bottom w:type="dxa" w:w="80"/>
+              <w:right w:type="dxa" w:w="120"/>
+            </w:tcMar>
+          </w:tcPr>
+          <w:p>
+            <w:r>
+              <w:rPr>
+                <w:rFonts w:ascii="Arial" w:cs="Arial" w:eastAsia="Arial" w:hAnsi="Arial"/>
+                <w:sz w:val="22"/>
+                <w:szCs w:val="22"/>
+              </w:rPr>
+              <w:t xml:space="preserve">Experiencia de usuario</w:t>
+            </w:r>
+          </w:p>
+        </w:tc>
+        <w:tc>
+          <w:tcPr>
+            <w:tcW w:type="dxa" w:w="1000"/>
+            <w:tcBorders>
+              <w:top w:val="single" w:color="CCCCCC" w:sz="1"/>
+              <w:left w:val="single" w:color="CCCCCC" w:sz="1"/>
+              <w:bottom w:val="single" w:color="CCCCCC" w:sz="1"/>
+              <w:right w:val="single" w:color="CCCCCC" w:sz="1"/>
+            </w:tcBorders>
+            <w:shd w:fill="F5F5F5" w:val="clear"/>
+            <w:tcMar>
+              <w:top w:type="dxa" w:w="80"/>
+              <w:left w:type="dxa" w:w="120"/>
+              <w:bottom w:type="dxa" w:w="80"/>
+              <w:right w:type="dxa" w:w="120"/>
+            </w:tcMar>
+          </w:tcPr>
+          <w:p>
+            <w:r>
+              <w:rPr>
+                <w:rFonts w:ascii="Arial" w:cs="Arial" w:eastAsia="Arial" w:hAnsi="Arial"/>
+                <w:sz w:val="22"/>
+                <w:szCs w:val="22"/>
+              </w:rPr>
+              <w:t xml:space="preserve">15</w:t>
+            </w:r>
+          </w:p>
+        </w:tc>
+        <w:tc>
+          <w:tcPr>
+            <w:tcW w:type="dxa" w:w="5426"/>
+            <w:tcBorders>
+              <w:top w:val="single" w:color="CCCCCC" w:sz="1"/>
+              <w:left w:val="single" w:color="CCCCCC" w:sz="1"/>
+              <w:bottom w:val="single" w:color="CCCCCC" w:sz="1"/>
+              <w:right w:val="single" w:color="CCCCCC" w:sz="1"/>
+            </w:tcBorders>
+            <w:shd w:fill="F5F5F5" w:val="clear"/>
+            <w:tcMar>
+              <w:top w:type="dxa" w:w="80"/>
+              <w:left w:type="dxa" w:w="120"/>
+              <w:bottom w:type="dxa" w:w="80"/>
+              <w:right w:type="dxa" w:w="120"/>
+            </w:tcMar>
+          </w:tcPr>
+          <w:p>
+            <w:r>
+              <w:rPr>
+                <w:rFonts w:ascii="Arial" w:cs="Arial" w:eastAsia="Arial" w:hAnsi="Arial"/>
+                <w:sz w:val="22"/>
+                <w:szCs w:val="22"/>
+              </w:rPr>
+              <w:t xml:space="preserve">Implicación, usabilidad y esfuerzo, atractivo estético, valor y recomendación, curiosidad y satisfacción.</w:t>
+            </w:r>
+          </w:p>
+        </w:tc>
+      </w:tr>
+    </w:tbl>
+    <w:p>
+      <w:pPr>
+        <w:spacing w:after="200" w:before="60"/>
+        <w:jc w:val="center"/>
+      </w:pPr>
+      <w:r>
+        <w:rPr>
+          <w:rFonts w:ascii="Arial" w:cs="Arial" w:eastAsia="Arial" w:hAnsi="Arial"/>
+          <w:color w:val="444444"/>
+          <w:sz w:val="20"/>
+          <w:szCs w:val="20"/>
+        </w:rPr>
+        <w:t xml:space="preserve">Tabla 6.3: Escalas cuantitativas del cuestionario post-experiencia.</w:t>
+      </w:r>
+    </w:p>
+    <w:p>
+      <w:r>
+        <w:t xml:space="preserve"/>
+      </w:r>
+    </w:p>
+    <w:p>
+      <w:pPr>
+        <w:spacing w:after="120" w:before="120"/>
+        <w:jc w:val="both"/>
+      </w:pPr>
+      <w:r>
+        <w:rPr>
+          <w:rFonts w:ascii="Arial" w:cs="Arial" w:eastAsia="Arial" w:hAnsi="Arial"/>
+          <w:sz w:val="24"/>
+          <w:szCs w:val="24"/>
+        </w:rPr>
+        <w:t xml:space="preserve">La última sección es específica del reto jugado. El cuestionario ramifica según el escape room seleccionado —El Escape Clásico, Aventura Espacial o El Castillo Encantado, los tres niveles disponibles con narrativa audiovisual completa— y presenta únicamente las salas de ese nivel. Por cada sala se pregunta si el participante consiguió superarla (con o sin ayuda, o si no llegó a jugarla, dado que algunos niveles bifurcan el recorrido en función de las respuestas), y a continuación se recogen las salas en las que tuvo dificultades, una descripción abierta del problema y una propuesta de mejora. Cada sala se acompaña de una breve indicación de la acción que requería, para que el participante la reconozca aunque no recuerde su nombre.</w:t>
+      </w:r>
+    </w:p>
+    <w:p>
+      <w:pPr>
+        <w:spacing w:after="120" w:before="120"/>
+        <w:jc w:val="both"/>
+      </w:pPr>
+      <w:r>
+        <w:rPr>
+          <w:rFonts w:ascii="Arial" w:cs="Arial" w:eastAsia="Arial" w:hAnsi="Arial"/>
+          <w:sz w:val="24"/>
+          <w:szCs w:val="24"/>
+        </w:rPr>
+        <w:t xml:space="preserve">El cuestionario se cierra con preguntas abiertas sobre los aspectos más y menos valorados de la experiencia y las sugerencias generales de mejora. Este bloque cualitativo —qué ha gustado, qué no, qué retos se superaron y con qué dificultades, y qué soluciones plantea el propio participante— complementa la observación directa registrada durante las sesiones y los sucesos discretos anotados en el fichero de sesión.</w:t>
+      </w:r>
+    </w:p>
+    <w:p>
+      <w:pPr>
+        <w:spacing w:after="120" w:before="120"/>
+        <w:jc w:val="both"/>
+      </w:pPr>
+      <w:r>
+        <w:rPr>
+          <w:rFonts w:ascii="Arial" w:cs="Arial" w:eastAsia="Arial" w:hAnsi="Arial"/>
+          <w:sz w:val="24"/>
+          <w:szCs w:val="24"/>
+        </w:rPr>
+        <w:t xml:space="preserve">[PENDIENTE - Incorporar el análisis de las respuestas del cuestionario una vez completadas las sesiones con participantes: puntuaciones medias por escala y subescala, fiabilidad interna (alfa de Cronbach) y síntesis de los comentarios cualitativos.]</w:t>
+      </w:r>
+    </w:p>
+    <w:p>
+      <w:r>
+        <w:t xml:space="preserve"/>
+      </w:r>
+    </w:p>
+    <w:p>
+      <w:pPr>
+        <w:pStyle w:val="Heading2"/>
+      </w:pPr>
+      <w:r>
+        <w:rPr>
+          <w:rFonts w:ascii="Arial" w:cs="Arial" w:eastAsia="Arial" w:hAnsi="Arial"/>
+          <w:b/>
+          <w:bCs/>
+          <w:sz w:val="28"/>
+          <w:szCs w:val="28"/>
+        </w:rPr>
+        <w:t xml:space="preserve">6.5 Resultados</w:t>
       </w:r>
     </w:p>
     <w:p>
@@ -9590,7 +10124,7 @@
                 <w:sz w:val="22"/>
                 <w:szCs w:val="22"/>
               </w:rPr>
-              <w:t xml:space="preserve">3 - El Oráculo</w:t>
+              <w:t xml:space="preserve">3 - El Guardián de la Sala</w:t>
             </w:r>
           </w:p>
         </w:tc>
@@ -9618,7 +10152,7 @@
                 <w:sz w:val="22"/>
                 <w:szCs w:val="22"/>
               </w:rPr>
-              <w:t xml:space="preserve">YesNoModule (3Q)</w:t>
+              <w:t xml:space="preserve">YesNoModule (2Q)</w:t>
             </w:r>
           </w:p>
         </w:tc>
@@ -10676,7 +11210,7 @@
           <w:sz w:val="28"/>
           <w:szCs w:val="28"/>
         </w:rPr>
-        <w:t xml:space="preserve">6.5 Análisis del vídeo compuesto usuario + datos</w:t>
+        <w:t xml:space="preserve">6.6 Análisis del vídeo compuesto usuario + datos</w:t>
       </w:r>
     </w:p>
     <w:p>
@@ -10733,7 +11267,7 @@
           <w:sz w:val="28"/>
           <w:szCs w:val="28"/>
         </w:rPr>
-        <w:t xml:space="preserve">6.6 Discusión</w:t>
+        <w:t xml:space="preserve">6.7 Discusión</w:t>
       </w:r>
     </w:p>
     <w:p>
@@ -12455,6 +12989,34 @@
                 <w:sz w:val="22"/>
                 <w:szCs w:val="22"/>
               </w:rPr>
+              <w:t xml:space="preserve">() -&gt; Unit</w:t>
+            </w:r>
+          </w:p>
+        </w:tc>
+        <w:tc>
+          <w:tcPr>
+            <w:tcW w:type="dxa" w:w="4026"/>
+            <w:tcBorders>
+              <w:top w:val="single" w:color="CCCCCC" w:sz="1"/>
+              <w:left w:val="single" w:color="CCCCCC" w:sz="1"/>
+              <w:bottom w:val="single" w:color="CCCCCC" w:sz="1"/>
+              <w:right w:val="single" w:color="CCCCCC" w:sz="1"/>
+            </w:tcBorders>
+            <w:shd w:fill="FFFFFF" w:val="clear"/>
+            <w:tcMar>
+              <w:top w:type="dxa" w:w="80"/>
+              <w:left w:type="dxa" w:w="120"/>
+              <w:bottom w:type="dxa" w:w="80"/>
+              <w:right w:type="dxa" w:w="120"/>
+            </w:tcMar>
+          </w:tcPr>
+          <w:p>
+            <w:r>
+              <w:rPr>
+                <w:rFonts w:ascii="Arial" w:cs="Arial" w:eastAsia="Arial" w:hAnsi="Arial"/>
+                <w:sz w:val="22"/>
+                <w:szCs w:val="22"/>
+              </w:rPr>
               <w:t xml:space="preserve">Se ha superado una sala, antes de avanzar a la siguiente.</w:t>
             </w:r>
           </w:p>
@@ -12513,6 +13075,34 @@
                 <w:sz w:val="22"/>
                 <w:szCs w:val="22"/>
               </w:rPr>
+              <w:t xml:space="preserve">(Int, Int) -&gt; Unit</w:t>
+            </w:r>
+          </w:p>
+        </w:tc>
+        <w:tc>
+          <w:tcPr>
+            <w:tcW w:type="dxa" w:w="4026"/>
+            <w:tcBorders>
+              <w:top w:val="single" w:color="CCCCCC" w:sz="1"/>
+              <w:left w:val="single" w:color="CCCCCC" w:sz="1"/>
+              <w:bottom w:val="single" w:color="CCCCCC" w:sz="1"/>
+              <w:right w:val="single" w:color="CCCCCC" w:sz="1"/>
+            </w:tcBorders>
+            <w:shd w:fill="F5F5F5" w:val="clear"/>
+            <w:tcMar>
+              <w:top w:type="dxa" w:w="80"/>
+              <w:left w:type="dxa" w:w="120"/>
+              <w:bottom w:type="dxa" w:w="80"/>
+              <w:right w:type="dxa" w:w="120"/>
+            </w:tcMar>
+          </w:tcPr>
+          <w:p>
+            <w:r>
+              <w:rPr>
+                <w:rFonts w:ascii="Arial" w:cs="Arial" w:eastAsia="Arial" w:hAnsi="Arial"/>
+                <w:sz w:val="22"/>
+                <w:szCs w:val="22"/>
+              </w:rPr>
               <w:t xml:space="preserve">Una respuesta ha bifurcado el recorrido; recibe los índices de sala de origen y destino.</w:t>
             </w:r>
           </w:p>
@@ -12571,6 +13161,34 @@
                 <w:sz w:val="22"/>
                 <w:szCs w:val="22"/>
               </w:rPr>
+              <w:t xml:space="preserve">(String, String) -&gt; Unit</w:t>
+            </w:r>
+          </w:p>
+        </w:tc>
+        <w:tc>
+          <w:tcPr>
+            <w:tcW w:type="dxa" w:w="4026"/>
+            <w:tcBorders>
+              <w:top w:val="single" w:color="CCCCCC" w:sz="1"/>
+              <w:left w:val="single" w:color="CCCCCC" w:sz="1"/>
+              <w:bottom w:val="single" w:color="CCCCCC" w:sz="1"/>
+              <w:right w:val="single" w:color="CCCCCC" w:sz="1"/>
+            </w:tcBorders>
+            <w:shd w:fill="FFFFFF" w:val="clear"/>
+            <w:tcMar>
+              <w:top w:type="dxa" w:w="80"/>
+              <w:left w:type="dxa" w:w="120"/>
+              <w:bottom w:type="dxa" w:w="80"/>
+              <w:right w:type="dxa" w:w="120"/>
+            </w:tcMar>
+          </w:tcPr>
+          <w:p>
+            <w:r>
+              <w:rPr>
+                <w:rFonts w:ascii="Arial" w:cs="Arial" w:eastAsia="Arial" w:hAnsi="Arial"/>
+                <w:sz w:val="22"/>
+                <w:szCs w:val="22"/>
+              </w:rPr>
               <w:t xml:space="preserve">Suceso propio de un módulo para el registro de sesión (tipo, detalle); lo emplea MorseModule.</w:t>
             </w:r>
           </w:p>
@@ -12629,6 +13247,34 @@
                 <w:sz w:val="22"/>
                 <w:szCs w:val="22"/>
               </w:rPr>
+              <w:t xml:space="preserve">(Boolean) -&gt; Unit</w:t>
+            </w:r>
+          </w:p>
+        </w:tc>
+        <w:tc>
+          <w:tcPr>
+            <w:tcW w:type="dxa" w:w="4026"/>
+            <w:tcBorders>
+              <w:top w:val="single" w:color="CCCCCC" w:sz="1"/>
+              <w:left w:val="single" w:color="CCCCCC" w:sz="1"/>
+              <w:bottom w:val="single" w:color="CCCCCC" w:sz="1"/>
+              <w:right w:val="single" w:color="CCCCCC" w:sz="1"/>
+            </w:tcBorders>
+            <w:shd w:fill="F5F5F5" w:val="clear"/>
+            <w:tcMar>
+              <w:top w:type="dxa" w:w="80"/>
+              <w:left w:type="dxa" w:w="120"/>
+              <w:bottom w:type="dxa" w:w="80"/>
+              <w:right w:type="dxa" w:w="120"/>
+            </w:tcMar>
+          </w:tcPr>
+          <w:p>
+            <w:r>
+              <w:rPr>
+                <w:rFonts w:ascii="Arial" w:cs="Arial" w:eastAsia="Arial" w:hAnsi="Arial"/>
+                <w:sz w:val="22"/>
+                <w:szCs w:val="22"/>
+              </w:rPr>
               <w:t xml:space="preserve">El robot empieza o termina de hablar; la UI lo refleja y el motor bloquea la entrada BCI.</w:t>
             </w:r>
           </w:p>
@@ -12687,6 +13333,34 @@
                 <w:sz w:val="22"/>
                 <w:szCs w:val="22"/>
               </w:rPr>
+              <w:t xml:space="preserve">(String?) -&gt; Unit</w:t>
+            </w:r>
+          </w:p>
+        </w:tc>
+        <w:tc>
+          <w:tcPr>
+            <w:tcW w:type="dxa" w:w="4026"/>
+            <w:tcBorders>
+              <w:top w:val="single" w:color="CCCCCC" w:sz="1"/>
+              <w:left w:val="single" w:color="CCCCCC" w:sz="1"/>
+              <w:bottom w:val="single" w:color="CCCCCC" w:sz="1"/>
+              <w:right w:val="single" w:color="CCCCCC" w:sz="1"/>
+            </w:tcBorders>
+            <w:shd w:fill="FFFFFF" w:val="clear"/>
+            <w:tcMar>
+              <w:top w:type="dxa" w:w="80"/>
+              <w:left w:type="dxa" w:w="120"/>
+              <w:bottom w:type="dxa" w:w="80"/>
+              <w:right w:type="dxa" w:w="120"/>
+            </w:tcMar>
+          </w:tcPr>
+          <w:p>
+            <w:r>
+              <w:rPr>
+                <w:rFonts w:ascii="Arial" w:cs="Arial" w:eastAsia="Arial" w:hAnsi="Arial"/>
+                <w:sz w:val="22"/>
+                <w:szCs w:val="22"/>
+              </w:rPr>
               <w:t xml:space="preserve">Imagen de referencia asociada a la sala, o null para ocultarla.</w:t>
             </w:r>
           </w:p>
@@ -12724,6 +13398,34 @@
         <w:tc>
           <w:tcPr>
             <w:tcW w:type="dxa" w:w="3000"/>
+            <w:tcBorders>
+              <w:top w:val="single" w:color="CCCCCC" w:sz="1"/>
+              <w:left w:val="single" w:color="CCCCCC" w:sz="1"/>
+              <w:bottom w:val="single" w:color="CCCCCC" w:sz="1"/>
+              <w:right w:val="single" w:color="CCCCCC" w:sz="1"/>
+            </w:tcBorders>
+            <w:shd w:fill="F5F5F5" w:val="clear"/>
+            <w:tcMar>
+              <w:top w:type="dxa" w:w="80"/>
+              <w:left w:type="dxa" w:w="120"/>
+              <w:bottom w:type="dxa" w:w="80"/>
+              <w:right w:type="dxa" w:w="120"/>
+            </w:tcMar>
+          </w:tcPr>
+          <w:p>
+            <w:r>
+              <w:rPr>
+                <w:rFonts w:ascii="Arial" w:cs="Arial" w:eastAsia="Arial" w:hAnsi="Arial"/>
+                <w:sz w:val="22"/>
+                <w:szCs w:val="22"/>
+              </w:rPr>
+              <w:t xml:space="preserve">(Boolean) -&gt; Unit</w:t>
+            </w:r>
+          </w:p>
+        </w:tc>
+        <w:tc>
+          <w:tcPr>
+            <w:tcW w:type="dxa" w:w="4026"/>
             <w:tcBorders>
               <w:top w:val="single" w:color="CCCCCC" w:sz="1"/>
               <w:left w:val="single" w:color="CCCCCC" w:sz="1"/>

--- a/TFG_Deac_Alexandru_Florin.docx
+++ b/TFG_Deac_Alexandru_Florin.docx
@@ -8368,7 +8368,7 @@
           <w:sz w:val="24"/>
           <w:szCs w:val="24"/>
         </w:rPr>
-        <w:t xml:space="preserve">[PENDIENTE - Repetir el análisis con las sesiones de evaluación y contrastar si los valores obtenidos con participantes confirman los aquí presentados.]</w:t>
+        <w:t xml:space="preserve">Este criterio puede reevaluarse en trabajo futuro repitiendo el mismo análisis sobre un conjunto amplio de sesiones con participantes; el script analisis_bandas.py permite reproducirlo sobre cualquier conjunto de ficheros de sesión.</w:t>
       </w:r>
     </w:p>
     <w:p>
@@ -9594,7 +9594,420 @@
           <w:sz w:val="24"/>
           <w:szCs w:val="24"/>
         </w:rPr>
-        <w:t xml:space="preserve">[PENDIENTE - Incorporar el análisis de las respuestas del cuestionario una vez completadas las sesiones con participantes: puntuaciones medias por escala y subescala, fiabilidad interna (alfa de Cronbach) y síntesis de los comentarios cualitativos.]</w:t>
+        <w:t xml:space="preserve">En el estudio piloto se recogieron cinco respuestas al cuestionario, de participantes de entre 28 y 54 años y de ambos géneros, que jugaron con el robot a los tres niveles. La Tabla 6.5 resume las puntuaciones medias de las tres escalas (rango 1–5, con los ítems inversos ya recodificados).</w:t>
+      </w:r>
+    </w:p>
+    <w:p>
+      <w:r>
+        <w:t xml:space="preserve"/>
+      </w:r>
+    </w:p>
+    <w:tbl>
+      <w:tblPr>
+        <w:tblW w:type="dxa" w:w="6026"/>
+        <w:tblBorders>
+          <w:top w:val="single" w:color="auto" w:sz="4"/>
+          <w:left w:val="single" w:color="auto" w:sz="4"/>
+          <w:bottom w:val="single" w:color="auto" w:sz="4"/>
+          <w:right w:val="single" w:color="auto" w:sz="4"/>
+          <w:insideH w:val="single" w:color="auto" w:sz="4"/>
+          <w:insideV w:val="single" w:color="auto" w:sz="4"/>
+        </w:tblBorders>
+      </w:tblPr>
+      <w:tblGrid>
+        <w:gridCol w:w="3200"/>
+        <w:gridCol w:w="1200"/>
+        <w:gridCol w:w="1626"/>
+      </w:tblGrid>
+      <w:tr>
+        <w:trPr>
+          <w:tblHeader/>
+        </w:trPr>
+        <w:tc>
+          <w:tcPr>
+            <w:tcW w:type="dxa" w:w="3200"/>
+            <w:tcBorders>
+              <w:top w:val="single" w:color="1F4E79" w:sz="4"/>
+              <w:left w:val="single" w:color="1F4E79" w:sz="4"/>
+              <w:bottom w:val="single" w:color="1F4E79" w:sz="4"/>
+              <w:right w:val="single" w:color="1F4E79" w:sz="4"/>
+            </w:tcBorders>
+            <w:shd w:fill="1F4E79" w:val="clear"/>
+            <w:tcMar>
+              <w:top w:type="dxa" w:w="80"/>
+              <w:left w:type="dxa" w:w="120"/>
+              <w:bottom w:type="dxa" w:w="80"/>
+              <w:right w:type="dxa" w:w="120"/>
+            </w:tcMar>
+          </w:tcPr>
+          <w:p>
+            <w:r>
+              <w:rPr>
+                <w:rFonts w:ascii="Arial" w:cs="Arial" w:eastAsia="Arial" w:hAnsi="Arial"/>
+                <w:b/>
+                <w:bCs/>
+                <w:color w:val="FFFFFF"/>
+                <w:sz w:val="22"/>
+                <w:szCs w:val="22"/>
+              </w:rPr>
+              <w:t xml:space="preserve">Escala</w:t>
+            </w:r>
+          </w:p>
+        </w:tc>
+        <w:tc>
+          <w:tcPr>
+            <w:tcW w:type="dxa" w:w="1200"/>
+            <w:tcBorders>
+              <w:top w:val="single" w:color="1F4E79" w:sz="4"/>
+              <w:left w:val="single" w:color="1F4E79" w:sz="4"/>
+              <w:bottom w:val="single" w:color="1F4E79" w:sz="4"/>
+              <w:right w:val="single" w:color="1F4E79" w:sz="4"/>
+            </w:tcBorders>
+            <w:shd w:fill="1F4E79" w:val="clear"/>
+            <w:tcMar>
+              <w:top w:type="dxa" w:w="80"/>
+              <w:left w:type="dxa" w:w="120"/>
+              <w:bottom w:type="dxa" w:w="80"/>
+              <w:right w:type="dxa" w:w="120"/>
+            </w:tcMar>
+          </w:tcPr>
+          <w:p>
+            <w:r>
+              <w:rPr>
+                <w:rFonts w:ascii="Arial" w:cs="Arial" w:eastAsia="Arial" w:hAnsi="Arial"/>
+                <w:b/>
+                <w:bCs/>
+                <w:color w:val="FFFFFF"/>
+                <w:sz w:val="22"/>
+                <w:szCs w:val="22"/>
+              </w:rPr>
+              <w:t xml:space="preserve">Ítems</w:t>
+            </w:r>
+          </w:p>
+        </w:tc>
+        <w:tc>
+          <w:tcPr>
+            <w:tcW w:type="dxa" w:w="1626"/>
+            <w:tcBorders>
+              <w:top w:val="single" w:color="1F4E79" w:sz="4"/>
+              <w:left w:val="single" w:color="1F4E79" w:sz="4"/>
+              <w:bottom w:val="single" w:color="1F4E79" w:sz="4"/>
+              <w:right w:val="single" w:color="1F4E79" w:sz="4"/>
+            </w:tcBorders>
+            <w:shd w:fill="1F4E79" w:val="clear"/>
+            <w:tcMar>
+              <w:top w:type="dxa" w:w="80"/>
+              <w:left w:type="dxa" w:w="120"/>
+              <w:bottom w:type="dxa" w:w="80"/>
+              <w:right w:type="dxa" w:w="120"/>
+            </w:tcMar>
+          </w:tcPr>
+          <w:p>
+            <w:r>
+              <w:rPr>
+                <w:rFonts w:ascii="Arial" w:cs="Arial" w:eastAsia="Arial" w:hAnsi="Arial"/>
+                <w:b/>
+                <w:bCs/>
+                <w:color w:val="FFFFFF"/>
+                <w:sz w:val="22"/>
+                <w:szCs w:val="22"/>
+              </w:rPr>
+              <w:t xml:space="preserve">Media (1–5)</w:t>
+            </w:r>
+          </w:p>
+        </w:tc>
+      </w:tr>
+      <w:tr>
+        <w:tc>
+          <w:tcPr>
+            <w:tcW w:type="dxa" w:w="3200"/>
+            <w:tcBorders>
+              <w:top w:val="single" w:color="CCCCCC" w:sz="1"/>
+              <w:left w:val="single" w:color="CCCCCC" w:sz="1"/>
+              <w:bottom w:val="single" w:color="CCCCCC" w:sz="1"/>
+              <w:right w:val="single" w:color="CCCCCC" w:sz="1"/>
+            </w:tcBorders>
+            <w:shd w:fill="F5F5F5" w:val="clear"/>
+            <w:tcMar>
+              <w:top w:type="dxa" w:w="80"/>
+              <w:left w:type="dxa" w:w="120"/>
+              <w:bottom w:type="dxa" w:w="80"/>
+              <w:right w:type="dxa" w:w="120"/>
+            </w:tcMar>
+          </w:tcPr>
+          <w:p>
+            <w:r>
+              <w:rPr>
+                <w:rFonts w:ascii="Arial" w:cs="Arial" w:eastAsia="Arial" w:hAnsi="Arial"/>
+                <w:sz w:val="22"/>
+                <w:szCs w:val="22"/>
+              </w:rPr>
+              <w:t xml:space="preserve">Sense of Agency</w:t>
+            </w:r>
+          </w:p>
+        </w:tc>
+        <w:tc>
+          <w:tcPr>
+            <w:tcW w:type="dxa" w:w="1200"/>
+            <w:tcBorders>
+              <w:top w:val="single" w:color="CCCCCC" w:sz="1"/>
+              <w:left w:val="single" w:color="CCCCCC" w:sz="1"/>
+              <w:bottom w:val="single" w:color="CCCCCC" w:sz="1"/>
+              <w:right w:val="single" w:color="CCCCCC" w:sz="1"/>
+            </w:tcBorders>
+            <w:shd w:fill="F5F5F5" w:val="clear"/>
+            <w:tcMar>
+              <w:top w:type="dxa" w:w="80"/>
+              <w:left w:type="dxa" w:w="120"/>
+              <w:bottom w:type="dxa" w:w="80"/>
+              <w:right w:type="dxa" w:w="120"/>
+            </w:tcMar>
+          </w:tcPr>
+          <w:p>
+            <w:r>
+              <w:rPr>
+                <w:rFonts w:ascii="Arial" w:cs="Arial" w:eastAsia="Arial" w:hAnsi="Arial"/>
+                <w:sz w:val="22"/>
+                <w:szCs w:val="22"/>
+              </w:rPr>
+              <w:t xml:space="preserve">8</w:t>
+            </w:r>
+          </w:p>
+        </w:tc>
+        <w:tc>
+          <w:tcPr>
+            <w:tcW w:type="dxa" w:w="1626"/>
+            <w:tcBorders>
+              <w:top w:val="single" w:color="CCCCCC" w:sz="1"/>
+              <w:left w:val="single" w:color="CCCCCC" w:sz="1"/>
+              <w:bottom w:val="single" w:color="CCCCCC" w:sz="1"/>
+              <w:right w:val="single" w:color="CCCCCC" w:sz="1"/>
+            </w:tcBorders>
+            <w:shd w:fill="F5F5F5" w:val="clear"/>
+            <w:tcMar>
+              <w:top w:type="dxa" w:w="80"/>
+              <w:left w:type="dxa" w:w="120"/>
+              <w:bottom w:type="dxa" w:w="80"/>
+              <w:right w:type="dxa" w:w="120"/>
+            </w:tcMar>
+          </w:tcPr>
+          <w:p>
+            <w:r>
+              <w:rPr>
+                <w:rFonts w:ascii="Arial" w:cs="Arial" w:eastAsia="Arial" w:hAnsi="Arial"/>
+                <w:sz w:val="22"/>
+                <w:szCs w:val="22"/>
+              </w:rPr>
+              <w:t xml:space="preserve">3,67</w:t>
+            </w:r>
+          </w:p>
+        </w:tc>
+      </w:tr>
+      <w:tr>
+        <w:tc>
+          <w:tcPr>
+            <w:tcW w:type="dxa" w:w="3200"/>
+            <w:tcBorders>
+              <w:top w:val="single" w:color="CCCCCC" w:sz="1"/>
+              <w:left w:val="single" w:color="CCCCCC" w:sz="1"/>
+              <w:bottom w:val="single" w:color="CCCCCC" w:sz="1"/>
+              <w:right w:val="single" w:color="CCCCCC" w:sz="1"/>
+            </w:tcBorders>
+            <w:shd w:fill="FFFFFF" w:val="clear"/>
+            <w:tcMar>
+              <w:top w:type="dxa" w:w="80"/>
+              <w:left w:type="dxa" w:w="120"/>
+              <w:bottom w:type="dxa" w:w="80"/>
+              <w:right w:type="dxa" w:w="120"/>
+            </w:tcMar>
+          </w:tcPr>
+          <w:p>
+            <w:r>
+              <w:rPr>
+                <w:rFonts w:ascii="Arial" w:cs="Arial" w:eastAsia="Arial" w:hAnsi="Arial"/>
+                <w:sz w:val="22"/>
+                <w:szCs w:val="22"/>
+              </w:rPr>
+              <w:t xml:space="preserve">Game Engagement (GEQ)</w:t>
+            </w:r>
+          </w:p>
+        </w:tc>
+        <w:tc>
+          <w:tcPr>
+            <w:tcW w:type="dxa" w:w="1200"/>
+            <w:tcBorders>
+              <w:top w:val="single" w:color="CCCCCC" w:sz="1"/>
+              <w:left w:val="single" w:color="CCCCCC" w:sz="1"/>
+              <w:bottom w:val="single" w:color="CCCCCC" w:sz="1"/>
+              <w:right w:val="single" w:color="CCCCCC" w:sz="1"/>
+            </w:tcBorders>
+            <w:shd w:fill="FFFFFF" w:val="clear"/>
+            <w:tcMar>
+              <w:top w:type="dxa" w:w="80"/>
+              <w:left w:type="dxa" w:w="120"/>
+              <w:bottom w:type="dxa" w:w="80"/>
+              <w:right w:type="dxa" w:w="120"/>
+            </w:tcMar>
+          </w:tcPr>
+          <w:p>
+            <w:r>
+              <w:rPr>
+                <w:rFonts w:ascii="Arial" w:cs="Arial" w:eastAsia="Arial" w:hAnsi="Arial"/>
+                <w:sz w:val="22"/>
+                <w:szCs w:val="22"/>
+              </w:rPr>
+              <w:t xml:space="preserve">19</w:t>
+            </w:r>
+          </w:p>
+        </w:tc>
+        <w:tc>
+          <w:tcPr>
+            <w:tcW w:type="dxa" w:w="1626"/>
+            <w:tcBorders>
+              <w:top w:val="single" w:color="CCCCCC" w:sz="1"/>
+              <w:left w:val="single" w:color="CCCCCC" w:sz="1"/>
+              <w:bottom w:val="single" w:color="CCCCCC" w:sz="1"/>
+              <w:right w:val="single" w:color="CCCCCC" w:sz="1"/>
+            </w:tcBorders>
+            <w:shd w:fill="FFFFFF" w:val="clear"/>
+            <w:tcMar>
+              <w:top w:type="dxa" w:w="80"/>
+              <w:left w:type="dxa" w:w="120"/>
+              <w:bottom w:type="dxa" w:w="80"/>
+              <w:right w:type="dxa" w:w="120"/>
+            </w:tcMar>
+          </w:tcPr>
+          <w:p>
+            <w:r>
+              <w:rPr>
+                <w:rFonts w:ascii="Arial" w:cs="Arial" w:eastAsia="Arial" w:hAnsi="Arial"/>
+                <w:sz w:val="22"/>
+                <w:szCs w:val="22"/>
+              </w:rPr>
+              <w:t xml:space="preserve">2,78</w:t>
+            </w:r>
+          </w:p>
+        </w:tc>
+      </w:tr>
+      <w:tr>
+        <w:tc>
+          <w:tcPr>
+            <w:tcW w:type="dxa" w:w="3200"/>
+            <w:tcBorders>
+              <w:top w:val="single" w:color="CCCCCC" w:sz="1"/>
+              <w:left w:val="single" w:color="CCCCCC" w:sz="1"/>
+              <w:bottom w:val="single" w:color="CCCCCC" w:sz="1"/>
+              <w:right w:val="single" w:color="CCCCCC" w:sz="1"/>
+            </w:tcBorders>
+            <w:shd w:fill="F5F5F5" w:val="clear"/>
+            <w:tcMar>
+              <w:top w:type="dxa" w:w="80"/>
+              <w:left w:type="dxa" w:w="120"/>
+              <w:bottom w:type="dxa" w:w="80"/>
+              <w:right w:type="dxa" w:w="120"/>
+            </w:tcMar>
+          </w:tcPr>
+          <w:p>
+            <w:r>
+              <w:rPr>
+                <w:rFonts w:ascii="Arial" w:cs="Arial" w:eastAsia="Arial" w:hAnsi="Arial"/>
+                <w:sz w:val="22"/>
+                <w:szCs w:val="22"/>
+              </w:rPr>
+              <w:t xml:space="preserve">Experiencia de usuario</w:t>
+            </w:r>
+          </w:p>
+        </w:tc>
+        <w:tc>
+          <w:tcPr>
+            <w:tcW w:type="dxa" w:w="1200"/>
+            <w:tcBorders>
+              <w:top w:val="single" w:color="CCCCCC" w:sz="1"/>
+              <w:left w:val="single" w:color="CCCCCC" w:sz="1"/>
+              <w:bottom w:val="single" w:color="CCCCCC" w:sz="1"/>
+              <w:right w:val="single" w:color="CCCCCC" w:sz="1"/>
+            </w:tcBorders>
+            <w:shd w:fill="F5F5F5" w:val="clear"/>
+            <w:tcMar>
+              <w:top w:type="dxa" w:w="80"/>
+              <w:left w:type="dxa" w:w="120"/>
+              <w:bottom w:type="dxa" w:w="80"/>
+              <w:right w:type="dxa" w:w="120"/>
+            </w:tcMar>
+          </w:tcPr>
+          <w:p>
+            <w:r>
+              <w:rPr>
+                <w:rFonts w:ascii="Arial" w:cs="Arial" w:eastAsia="Arial" w:hAnsi="Arial"/>
+                <w:sz w:val="22"/>
+                <w:szCs w:val="22"/>
+              </w:rPr>
+              <w:t xml:space="preserve">15</w:t>
+            </w:r>
+          </w:p>
+        </w:tc>
+        <w:tc>
+          <w:tcPr>
+            <w:tcW w:type="dxa" w:w="1626"/>
+            <w:tcBorders>
+              <w:top w:val="single" w:color="CCCCCC" w:sz="1"/>
+              <w:left w:val="single" w:color="CCCCCC" w:sz="1"/>
+              <w:bottom w:val="single" w:color="CCCCCC" w:sz="1"/>
+              <w:right w:val="single" w:color="CCCCCC" w:sz="1"/>
+            </w:tcBorders>
+            <w:shd w:fill="F5F5F5" w:val="clear"/>
+            <w:tcMar>
+              <w:top w:type="dxa" w:w="80"/>
+              <w:left w:type="dxa" w:w="120"/>
+              <w:bottom w:type="dxa" w:w="80"/>
+              <w:right w:type="dxa" w:w="120"/>
+            </w:tcMar>
+          </w:tcPr>
+          <w:p>
+            <w:r>
+              <w:rPr>
+                <w:rFonts w:ascii="Arial" w:cs="Arial" w:eastAsia="Arial" w:hAnsi="Arial"/>
+                <w:sz w:val="22"/>
+                <w:szCs w:val="22"/>
+              </w:rPr>
+              <w:t xml:space="preserve">4,11</w:t>
+            </w:r>
+          </w:p>
+        </w:tc>
+      </w:tr>
+    </w:tbl>
+    <w:p>
+      <w:pPr>
+        <w:spacing w:after="200" w:before="60"/>
+        <w:jc w:val="center"/>
+      </w:pPr>
+      <w:r>
+        <w:rPr>
+          <w:rFonts w:ascii="Arial" w:cs="Arial" w:eastAsia="Arial" w:hAnsi="Arial"/>
+          <w:color w:val="444444"/>
+          <w:sz w:val="20"/>
+          <w:szCs w:val="20"/>
+        </w:rPr>
+        <w:t xml:space="preserve">Tabla 6.5: Puntuaciones medias de las escalas del cuestionario post-experiencia (n = 5).</w:t>
+      </w:r>
+    </w:p>
+    <w:p>
+      <w:r>
+        <w:t xml:space="preserve"/>
+      </w:r>
+    </w:p>
+    <w:p>
+      <w:pPr>
+        <w:spacing w:after="120" w:before="120"/>
+        <w:jc w:val="both"/>
+      </w:pPr>
+      <w:r>
+        <w:rPr>
+          <w:rFonts w:ascii="Arial" w:cs="Arial" w:eastAsia="Arial" w:hAnsi="Arial"/>
+          <w:sz w:val="24"/>
+          <w:szCs w:val="24"/>
+        </w:rPr>
+        <w:t xml:space="preserve">La experiencia de usuario es la escala mejor valorada (4,11 sobre 5). Por subescalas destacan la curiosidad (4,60), el atractivo estético (4,40), el valor percibido y la recomendación (4,20) y la satisfacción (4,20); la subescala de usabilidad y esfuerzo —que agrupa frustración, confusión y fatiga— obtiene una media baja (2,13), lo que indica una fricción percibida reducida. El sentido de agencia resulta moderado-alto (3,67) y el engagement medido con el GEQ es el más contenido (2,78). En conjunto, los participantes valoran muy positivamente la propuesta —interés, estética y satisfacción— con poca fricción de uso, mientras que la inmersión profunda que mide el GEQ queda como el aspecto con mayor margen de mejora. Dado el tamaño de muestra (n = 5), estas cifras se interpretan como indicativas y no se realiza inferencia estadística.</w:t>
       </w:r>
     </w:p>
     <w:p>
@@ -9628,7 +10041,7 @@
           <w:sz w:val="24"/>
           <w:szCs w:val="24"/>
         </w:rPr>
-        <w:t xml:space="preserve">Los resultados de las sesiones con hardware completo se recogen en la Tabla 6.1. Los datos serán completados con los valores reales obtenidos en las sesiones con el hardware completo.</w:t>
+        <w:t xml:space="preserve">La evaluación se planteó como una prueba de concepto (estudio piloto) con una muestra reducida. Se recogieron cinco sesiones completas con el robot Temi sobre los tres niveles narrativos —una de El Escape Clásico, tres de Aventura Espacial y una de El Castillo Encantado—, resumidas en la Tabla 6.4, y se complementaron con un cuestionario post-experiencia (apartado 6.4). Las cinco partidas se completaron con éxito. Los tiempos por sala y el número de intentos fallidos permiten comparar la exigencia de cada tipo de reto, y la calidad de señal media (HSI) acompaña cada sesión como contexto para su interpretación.</w:t>
       </w:r>
     </w:p>
     <w:p>
@@ -9649,11 +10062,11 @@
         </w:tblBorders>
       </w:tblPr>
       <w:tblGrid>
-        <w:gridCol w:w="2500"/>
-        <w:gridCol w:w="2300"/>
-        <w:gridCol w:w="1300"/>
-        <w:gridCol w:w="1300"/>
-        <w:gridCol w:w="1626"/>
+        <w:gridCol w:w="1100"/>
+        <w:gridCol w:w="2600"/>
+        <w:gridCol w:w="1900"/>
+        <w:gridCol w:w="1600"/>
+        <w:gridCol w:w="1826"/>
       </w:tblGrid>
       <w:tr>
         <w:trPr>
@@ -9661,7 +10074,7 @@
         </w:trPr>
         <w:tc>
           <w:tcPr>
-            <w:tcW w:type="dxa" w:w="2500"/>
+            <w:tcW w:type="dxa" w:w="1100"/>
             <w:tcBorders>
               <w:top w:val="single" w:color="1F4E79" w:sz="4"/>
               <w:left w:val="single" w:color="1F4E79" w:sz="4"/>
@@ -9686,13 +10099,13 @@
                 <w:sz w:val="22"/>
                 <w:szCs w:val="22"/>
               </w:rPr>
-              <w:t xml:space="preserve">Sala</w:t>
-            </w:r>
-          </w:p>
-        </w:tc>
-        <w:tc>
-          <w:tcPr>
-            <w:tcW w:type="dxa" w:w="2300"/>
+              <w:t xml:space="preserve">Sesión</w:t>
+            </w:r>
+          </w:p>
+        </w:tc>
+        <w:tc>
+          <w:tcPr>
+            <w:tcW w:type="dxa" w:w="2600"/>
             <w:tcBorders>
               <w:top w:val="single" w:color="1F4E79" w:sz="4"/>
               <w:left w:val="single" w:color="1F4E79" w:sz="4"/>
@@ -9717,13 +10130,13 @@
                 <w:sz w:val="22"/>
                 <w:szCs w:val="22"/>
               </w:rPr>
-              <w:t xml:space="preserve">Reto</w:t>
-            </w:r>
-          </w:p>
-        </w:tc>
-        <w:tc>
-          <w:tcPr>
-            <w:tcW w:type="dxa" w:w="1300"/>
+              <w:t xml:space="preserve">Nivel</w:t>
+            </w:r>
+          </w:p>
+        </w:tc>
+        <w:tc>
+          <w:tcPr>
+            <w:tcW w:type="dxa" w:w="1900"/>
             <w:tcBorders>
               <w:top w:val="single" w:color="1F4E79" w:sz="4"/>
               <w:left w:val="single" w:color="1F4E79" w:sz="4"/>
@@ -9748,13 +10161,13 @@
                 <w:sz w:val="22"/>
                 <w:szCs w:val="22"/>
               </w:rPr>
-              <w:t xml:space="preserve">Tiempo (s)</w:t>
-            </w:r>
-          </w:p>
-        </w:tc>
-        <w:tc>
-          <w:tcPr>
-            <w:tcW w:type="dxa" w:w="1300"/>
+              <w:t xml:space="preserve">Duración (min)</w:t>
+            </w:r>
+          </w:p>
+        </w:tc>
+        <w:tc>
+          <w:tcPr>
+            <w:tcW w:type="dxa" w:w="1600"/>
             <w:tcBorders>
               <w:top w:val="single" w:color="1F4E79" w:sz="4"/>
               <w:left w:val="single" w:color="1F4E79" w:sz="4"/>
@@ -9779,13 +10192,13 @@
                 <w:sz w:val="22"/>
                 <w:szCs w:val="22"/>
               </w:rPr>
-              <w:t xml:space="preserve">Nº intentos</w:t>
-            </w:r>
-          </w:p>
-        </w:tc>
-        <w:tc>
-          <w:tcPr>
-            <w:tcW w:type="dxa" w:w="1626"/>
+              <w:t xml:space="preserve">HSI medio</w:t>
+            </w:r>
+          </w:p>
+        </w:tc>
+        <w:tc>
+          <w:tcPr>
+            <w:tcW w:type="dxa" w:w="1826"/>
             <w:tcBorders>
               <w:top w:val="single" w:color="1F4E79" w:sz="4"/>
               <w:left w:val="single" w:color="1F4E79" w:sz="4"/>
@@ -9810,7 +10223,7 @@
                 <w:sz w:val="22"/>
                 <w:szCs w:val="22"/>
               </w:rPr>
-              <w:t xml:space="preserve">Gestos correctos (%)</w:t>
+              <w:t xml:space="preserve">Intentos fallidos</w:t>
             </w:r>
           </w:p>
         </w:tc>
@@ -9818,141 +10231,141 @@
       <w:tr>
         <w:tc>
           <w:tcPr>
-            <w:tcW w:type="dxa" w:w="2500"/>
-            <w:tcBorders>
-              <w:top w:val="single" w:color="CCCCCC" w:sz="1"/>
-              <w:left w:val="single" w:color="CCCCCC" w:sz="1"/>
-              <w:bottom w:val="single" w:color="CCCCCC" w:sz="1"/>
-              <w:right w:val="single" w:color="CCCCCC" w:sz="1"/>
-            </w:tcBorders>
-            <w:shd w:fill="F5F5F5" w:val="clear"/>
-            <w:tcMar>
-              <w:top w:type="dxa" w:w="80"/>
-              <w:left w:type="dxa" w:w="120"/>
-              <w:bottom w:type="dxa" w:w="80"/>
-              <w:right w:type="dxa" w:w="120"/>
-            </w:tcMar>
-          </w:tcPr>
-          <w:p>
-            <w:r>
-              <w:rPr>
-                <w:rFonts w:ascii="Arial" w:cs="Arial" w:eastAsia="Arial" w:hAnsi="Arial"/>
-                <w:sz w:val="22"/>
-                <w:szCs w:val="22"/>
-              </w:rPr>
-              <w:t xml:space="preserve">1 - La Puerta de la Calma</w:t>
-            </w:r>
-          </w:p>
-        </w:tc>
-        <w:tc>
-          <w:tcPr>
-            <w:tcW w:type="dxa" w:w="2300"/>
-            <w:tcBorders>
-              <w:top w:val="single" w:color="CCCCCC" w:sz="1"/>
-              <w:left w:val="single" w:color="CCCCCC" w:sz="1"/>
-              <w:bottom w:val="single" w:color="CCCCCC" w:sz="1"/>
-              <w:right w:val="single" w:color="CCCCCC" w:sz="1"/>
-            </w:tcBorders>
-            <w:shd w:fill="F5F5F5" w:val="clear"/>
-            <w:tcMar>
-              <w:top w:type="dxa" w:w="80"/>
-              <w:left w:type="dxa" w:w="120"/>
-              <w:bottom w:type="dxa" w:w="80"/>
-              <w:right w:type="dxa" w:w="120"/>
-            </w:tcMar>
-          </w:tcPr>
-          <w:p>
-            <w:r>
-              <w:rPr>
-                <w:rFonts w:ascii="Arial" w:cs="Arial" w:eastAsia="Arial" w:hAnsi="Arial"/>
-                <w:sz w:val="22"/>
-                <w:szCs w:val="22"/>
-              </w:rPr>
-              <w:t xml:space="preserve">CalmModule (4s)</w:t>
-            </w:r>
-          </w:p>
-        </w:tc>
-        <w:tc>
-          <w:tcPr>
-            <w:tcW w:type="dxa" w:w="1300"/>
-            <w:tcBorders>
-              <w:top w:val="single" w:color="CCCCCC" w:sz="1"/>
-              <w:left w:val="single" w:color="CCCCCC" w:sz="1"/>
-              <w:bottom w:val="single" w:color="CCCCCC" w:sz="1"/>
-              <w:right w:val="single" w:color="CCCCCC" w:sz="1"/>
-            </w:tcBorders>
-            <w:shd w:fill="F5F5F5" w:val="clear"/>
-            <w:tcMar>
-              <w:top w:type="dxa" w:w="80"/>
-              <w:left w:type="dxa" w:w="120"/>
-              <w:bottom w:type="dxa" w:w="80"/>
-              <w:right w:type="dxa" w:w="120"/>
-            </w:tcMar>
-          </w:tcPr>
-          <w:p>
-            <w:r>
-              <w:rPr>
-                <w:rFonts w:ascii="Arial" w:cs="Arial" w:eastAsia="Arial" w:hAnsi="Arial"/>
-                <w:sz w:val="22"/>
-                <w:szCs w:val="22"/>
-              </w:rPr>
-              <w:t xml:space="preserve">[PENDIENTE]</w:t>
-            </w:r>
-          </w:p>
-        </w:tc>
-        <w:tc>
-          <w:tcPr>
-            <w:tcW w:type="dxa" w:w="1300"/>
-            <w:tcBorders>
-              <w:top w:val="single" w:color="CCCCCC" w:sz="1"/>
-              <w:left w:val="single" w:color="CCCCCC" w:sz="1"/>
-              <w:bottom w:val="single" w:color="CCCCCC" w:sz="1"/>
-              <w:right w:val="single" w:color="CCCCCC" w:sz="1"/>
-            </w:tcBorders>
-            <w:shd w:fill="F5F5F5" w:val="clear"/>
-            <w:tcMar>
-              <w:top w:type="dxa" w:w="80"/>
-              <w:left w:type="dxa" w:w="120"/>
-              <w:bottom w:type="dxa" w:w="80"/>
-              <w:right w:type="dxa" w:w="120"/>
-            </w:tcMar>
-          </w:tcPr>
-          <w:p>
-            <w:r>
-              <w:rPr>
-                <w:rFonts w:ascii="Arial" w:cs="Arial" w:eastAsia="Arial" w:hAnsi="Arial"/>
-                <w:sz w:val="22"/>
-                <w:szCs w:val="22"/>
-              </w:rPr>
-              <w:t xml:space="preserve">[PENDIENTE]</w:t>
-            </w:r>
-          </w:p>
-        </w:tc>
-        <w:tc>
-          <w:tcPr>
-            <w:tcW w:type="dxa" w:w="1626"/>
-            <w:tcBorders>
-              <w:top w:val="single" w:color="CCCCCC" w:sz="1"/>
-              <w:left w:val="single" w:color="CCCCCC" w:sz="1"/>
-              <w:bottom w:val="single" w:color="CCCCCC" w:sz="1"/>
-              <w:right w:val="single" w:color="CCCCCC" w:sz="1"/>
-            </w:tcBorders>
-            <w:shd w:fill="F5F5F5" w:val="clear"/>
-            <w:tcMar>
-              <w:top w:type="dxa" w:w="80"/>
-              <w:left w:type="dxa" w:w="120"/>
-              <w:bottom w:type="dxa" w:w="80"/>
-              <w:right w:type="dxa" w:w="120"/>
-            </w:tcMar>
-          </w:tcPr>
-          <w:p>
-            <w:r>
-              <w:rPr>
-                <w:rFonts w:ascii="Arial" w:cs="Arial" w:eastAsia="Arial" w:hAnsi="Arial"/>
-                <w:sz w:val="22"/>
-                <w:szCs w:val="22"/>
-              </w:rPr>
-              <w:t xml:space="preserve">N/A</w:t>
+            <w:tcW w:type="dxa" w:w="1100"/>
+            <w:tcBorders>
+              <w:top w:val="single" w:color="CCCCCC" w:sz="1"/>
+              <w:left w:val="single" w:color="CCCCCC" w:sz="1"/>
+              <w:bottom w:val="single" w:color="CCCCCC" w:sz="1"/>
+              <w:right w:val="single" w:color="CCCCCC" w:sz="1"/>
+            </w:tcBorders>
+            <w:shd w:fill="F5F5F5" w:val="clear"/>
+            <w:tcMar>
+              <w:top w:type="dxa" w:w="80"/>
+              <w:left w:type="dxa" w:w="120"/>
+              <w:bottom w:type="dxa" w:w="80"/>
+              <w:right w:type="dxa" w:w="120"/>
+            </w:tcMar>
+          </w:tcPr>
+          <w:p>
+            <w:r>
+              <w:rPr>
+                <w:rFonts w:ascii="Arial" w:cs="Arial" w:eastAsia="Arial" w:hAnsi="Arial"/>
+                <w:sz w:val="22"/>
+                <w:szCs w:val="22"/>
+              </w:rPr>
+              <w:t xml:space="preserve">S1</w:t>
+            </w:r>
+          </w:p>
+        </w:tc>
+        <w:tc>
+          <w:tcPr>
+            <w:tcW w:type="dxa" w:w="2600"/>
+            <w:tcBorders>
+              <w:top w:val="single" w:color="CCCCCC" w:sz="1"/>
+              <w:left w:val="single" w:color="CCCCCC" w:sz="1"/>
+              <w:bottom w:val="single" w:color="CCCCCC" w:sz="1"/>
+              <w:right w:val="single" w:color="CCCCCC" w:sz="1"/>
+            </w:tcBorders>
+            <w:shd w:fill="F5F5F5" w:val="clear"/>
+            <w:tcMar>
+              <w:top w:type="dxa" w:w="80"/>
+              <w:left w:type="dxa" w:w="120"/>
+              <w:bottom w:type="dxa" w:w="80"/>
+              <w:right w:type="dxa" w:w="120"/>
+            </w:tcMar>
+          </w:tcPr>
+          <w:p>
+            <w:r>
+              <w:rPr>
+                <w:rFonts w:ascii="Arial" w:cs="Arial" w:eastAsia="Arial" w:hAnsi="Arial"/>
+                <w:sz w:val="22"/>
+                <w:szCs w:val="22"/>
+              </w:rPr>
+              <w:t xml:space="preserve">El Escape Clásico</w:t>
+            </w:r>
+          </w:p>
+        </w:tc>
+        <w:tc>
+          <w:tcPr>
+            <w:tcW w:type="dxa" w:w="1900"/>
+            <w:tcBorders>
+              <w:top w:val="single" w:color="CCCCCC" w:sz="1"/>
+              <w:left w:val="single" w:color="CCCCCC" w:sz="1"/>
+              <w:bottom w:val="single" w:color="CCCCCC" w:sz="1"/>
+              <w:right w:val="single" w:color="CCCCCC" w:sz="1"/>
+            </w:tcBorders>
+            <w:shd w:fill="F5F5F5" w:val="clear"/>
+            <w:tcMar>
+              <w:top w:type="dxa" w:w="80"/>
+              <w:left w:type="dxa" w:w="120"/>
+              <w:bottom w:type="dxa" w:w="80"/>
+              <w:right w:type="dxa" w:w="120"/>
+            </w:tcMar>
+          </w:tcPr>
+          <w:p>
+            <w:r>
+              <w:rPr>
+                <w:rFonts w:ascii="Arial" w:cs="Arial" w:eastAsia="Arial" w:hAnsi="Arial"/>
+                <w:sz w:val="22"/>
+                <w:szCs w:val="22"/>
+              </w:rPr>
+              <w:t xml:space="preserve">4,9</w:t>
+            </w:r>
+          </w:p>
+        </w:tc>
+        <w:tc>
+          <w:tcPr>
+            <w:tcW w:type="dxa" w:w="1600"/>
+            <w:tcBorders>
+              <w:top w:val="single" w:color="CCCCCC" w:sz="1"/>
+              <w:left w:val="single" w:color="CCCCCC" w:sz="1"/>
+              <w:bottom w:val="single" w:color="CCCCCC" w:sz="1"/>
+              <w:right w:val="single" w:color="CCCCCC" w:sz="1"/>
+            </w:tcBorders>
+            <w:shd w:fill="F5F5F5" w:val="clear"/>
+            <w:tcMar>
+              <w:top w:type="dxa" w:w="80"/>
+              <w:left w:type="dxa" w:w="120"/>
+              <w:bottom w:type="dxa" w:w="80"/>
+              <w:right w:type="dxa" w:w="120"/>
+            </w:tcMar>
+          </w:tcPr>
+          <w:p>
+            <w:r>
+              <w:rPr>
+                <w:rFonts w:ascii="Arial" w:cs="Arial" w:eastAsia="Arial" w:hAnsi="Arial"/>
+                <w:sz w:val="22"/>
+                <w:szCs w:val="22"/>
+              </w:rPr>
+              <w:t xml:space="preserve">2,05</w:t>
+            </w:r>
+          </w:p>
+        </w:tc>
+        <w:tc>
+          <w:tcPr>
+            <w:tcW w:type="dxa" w:w="1826"/>
+            <w:tcBorders>
+              <w:top w:val="single" w:color="CCCCCC" w:sz="1"/>
+              <w:left w:val="single" w:color="CCCCCC" w:sz="1"/>
+              <w:bottom w:val="single" w:color="CCCCCC" w:sz="1"/>
+              <w:right w:val="single" w:color="CCCCCC" w:sz="1"/>
+            </w:tcBorders>
+            <w:shd w:fill="F5F5F5" w:val="clear"/>
+            <w:tcMar>
+              <w:top w:type="dxa" w:w="80"/>
+              <w:left w:type="dxa" w:w="120"/>
+              <w:bottom w:type="dxa" w:w="80"/>
+              <w:right w:type="dxa" w:w="120"/>
+            </w:tcMar>
+          </w:tcPr>
+          <w:p>
+            <w:r>
+              <w:rPr>
+                <w:rFonts w:ascii="Arial" w:cs="Arial" w:eastAsia="Arial" w:hAnsi="Arial"/>
+                <w:sz w:val="22"/>
+                <w:szCs w:val="22"/>
+              </w:rPr>
+              <w:t xml:space="preserve">13</w:t>
             </w:r>
           </w:p>
         </w:tc>
@@ -9960,141 +10373,141 @@
       <w:tr>
         <w:tc>
           <w:tcPr>
-            <w:tcW w:type="dxa" w:w="2500"/>
-            <w:tcBorders>
-              <w:top w:val="single" w:color="CCCCCC" w:sz="1"/>
-              <w:left w:val="single" w:color="CCCCCC" w:sz="1"/>
-              <w:bottom w:val="single" w:color="CCCCCC" w:sz="1"/>
-              <w:right w:val="single" w:color="CCCCCC" w:sz="1"/>
-            </w:tcBorders>
-            <w:shd w:fill="FFFFFF" w:val="clear"/>
-            <w:tcMar>
-              <w:top w:type="dxa" w:w="80"/>
-              <w:left w:type="dxa" w:w="120"/>
-              <w:bottom w:type="dxa" w:w="80"/>
-              <w:right w:type="dxa" w:w="120"/>
-            </w:tcMar>
-          </w:tcPr>
-          <w:p>
-            <w:r>
-              <w:rPr>
-                <w:rFonts w:ascii="Arial" w:cs="Arial" w:eastAsia="Arial" w:hAnsi="Arial"/>
-                <w:sz w:val="22"/>
-                <w:szCs w:val="22"/>
-              </w:rPr>
-              <w:t xml:space="preserve">2 - El Código Secreto</w:t>
-            </w:r>
-          </w:p>
-        </w:tc>
-        <w:tc>
-          <w:tcPr>
-            <w:tcW w:type="dxa" w:w="2300"/>
-            <w:tcBorders>
-              <w:top w:val="single" w:color="CCCCCC" w:sz="1"/>
-              <w:left w:val="single" w:color="CCCCCC" w:sz="1"/>
-              <w:bottom w:val="single" w:color="CCCCCC" w:sz="1"/>
-              <w:right w:val="single" w:color="CCCCCC" w:sz="1"/>
-            </w:tcBorders>
-            <w:shd w:fill="FFFFFF" w:val="clear"/>
-            <w:tcMar>
-              <w:top w:type="dxa" w:w="80"/>
-              <w:left w:type="dxa" w:w="120"/>
-              <w:bottom w:type="dxa" w:w="80"/>
-              <w:right w:type="dxa" w:w="120"/>
-            </w:tcMar>
-          </w:tcPr>
-          <w:p>
-            <w:r>
-              <w:rPr>
-                <w:rFonts w:ascii="Arial" w:cs="Arial" w:eastAsia="Arial" w:hAnsi="Arial"/>
-                <w:sz w:val="22"/>
-                <w:szCs w:val="22"/>
-              </w:rPr>
-              <w:t xml:space="preserve">MorseModule</w:t>
-            </w:r>
-          </w:p>
-        </w:tc>
-        <w:tc>
-          <w:tcPr>
-            <w:tcW w:type="dxa" w:w="1300"/>
-            <w:tcBorders>
-              <w:top w:val="single" w:color="CCCCCC" w:sz="1"/>
-              <w:left w:val="single" w:color="CCCCCC" w:sz="1"/>
-              <w:bottom w:val="single" w:color="CCCCCC" w:sz="1"/>
-              <w:right w:val="single" w:color="CCCCCC" w:sz="1"/>
-            </w:tcBorders>
-            <w:shd w:fill="FFFFFF" w:val="clear"/>
-            <w:tcMar>
-              <w:top w:type="dxa" w:w="80"/>
-              <w:left w:type="dxa" w:w="120"/>
-              <w:bottom w:type="dxa" w:w="80"/>
-              <w:right w:type="dxa" w:w="120"/>
-            </w:tcMar>
-          </w:tcPr>
-          <w:p>
-            <w:r>
-              <w:rPr>
-                <w:rFonts w:ascii="Arial" w:cs="Arial" w:eastAsia="Arial" w:hAnsi="Arial"/>
-                <w:sz w:val="22"/>
-                <w:szCs w:val="22"/>
-              </w:rPr>
-              <w:t xml:space="preserve">[PENDIENTE]</w:t>
-            </w:r>
-          </w:p>
-        </w:tc>
-        <w:tc>
-          <w:tcPr>
-            <w:tcW w:type="dxa" w:w="1300"/>
-            <w:tcBorders>
-              <w:top w:val="single" w:color="CCCCCC" w:sz="1"/>
-              <w:left w:val="single" w:color="CCCCCC" w:sz="1"/>
-              <w:bottom w:val="single" w:color="CCCCCC" w:sz="1"/>
-              <w:right w:val="single" w:color="CCCCCC" w:sz="1"/>
-            </w:tcBorders>
-            <w:shd w:fill="FFFFFF" w:val="clear"/>
-            <w:tcMar>
-              <w:top w:type="dxa" w:w="80"/>
-              <w:left w:type="dxa" w:w="120"/>
-              <w:bottom w:type="dxa" w:w="80"/>
-              <w:right w:type="dxa" w:w="120"/>
-            </w:tcMar>
-          </w:tcPr>
-          <w:p>
-            <w:r>
-              <w:rPr>
-                <w:rFonts w:ascii="Arial" w:cs="Arial" w:eastAsia="Arial" w:hAnsi="Arial"/>
-                <w:sz w:val="22"/>
-                <w:szCs w:val="22"/>
-              </w:rPr>
-              <w:t xml:space="preserve">[PENDIENTE]</w:t>
-            </w:r>
-          </w:p>
-        </w:tc>
-        <w:tc>
-          <w:tcPr>
-            <w:tcW w:type="dxa" w:w="1626"/>
-            <w:tcBorders>
-              <w:top w:val="single" w:color="CCCCCC" w:sz="1"/>
-              <w:left w:val="single" w:color="CCCCCC" w:sz="1"/>
-              <w:bottom w:val="single" w:color="CCCCCC" w:sz="1"/>
-              <w:right w:val="single" w:color="CCCCCC" w:sz="1"/>
-            </w:tcBorders>
-            <w:shd w:fill="FFFFFF" w:val="clear"/>
-            <w:tcMar>
-              <w:top w:type="dxa" w:w="80"/>
-              <w:left w:type="dxa" w:w="120"/>
-              <w:bottom w:type="dxa" w:w="80"/>
-              <w:right w:type="dxa" w:w="120"/>
-            </w:tcMar>
-          </w:tcPr>
-          <w:p>
-            <w:r>
-              <w:rPr>
-                <w:rFonts w:ascii="Arial" w:cs="Arial" w:eastAsia="Arial" w:hAnsi="Arial"/>
-                <w:sz w:val="22"/>
-                <w:szCs w:val="22"/>
-              </w:rPr>
-              <w:t xml:space="preserve">[PENDIENTE]</w:t>
+            <w:tcW w:type="dxa" w:w="1100"/>
+            <w:tcBorders>
+              <w:top w:val="single" w:color="CCCCCC" w:sz="1"/>
+              <w:left w:val="single" w:color="CCCCCC" w:sz="1"/>
+              <w:bottom w:val="single" w:color="CCCCCC" w:sz="1"/>
+              <w:right w:val="single" w:color="CCCCCC" w:sz="1"/>
+            </w:tcBorders>
+            <w:shd w:fill="FFFFFF" w:val="clear"/>
+            <w:tcMar>
+              <w:top w:type="dxa" w:w="80"/>
+              <w:left w:type="dxa" w:w="120"/>
+              <w:bottom w:type="dxa" w:w="80"/>
+              <w:right w:type="dxa" w:w="120"/>
+            </w:tcMar>
+          </w:tcPr>
+          <w:p>
+            <w:r>
+              <w:rPr>
+                <w:rFonts w:ascii="Arial" w:cs="Arial" w:eastAsia="Arial" w:hAnsi="Arial"/>
+                <w:sz w:val="22"/>
+                <w:szCs w:val="22"/>
+              </w:rPr>
+              <w:t xml:space="preserve">S2</w:t>
+            </w:r>
+          </w:p>
+        </w:tc>
+        <w:tc>
+          <w:tcPr>
+            <w:tcW w:type="dxa" w:w="2600"/>
+            <w:tcBorders>
+              <w:top w:val="single" w:color="CCCCCC" w:sz="1"/>
+              <w:left w:val="single" w:color="CCCCCC" w:sz="1"/>
+              <w:bottom w:val="single" w:color="CCCCCC" w:sz="1"/>
+              <w:right w:val="single" w:color="CCCCCC" w:sz="1"/>
+            </w:tcBorders>
+            <w:shd w:fill="FFFFFF" w:val="clear"/>
+            <w:tcMar>
+              <w:top w:type="dxa" w:w="80"/>
+              <w:left w:type="dxa" w:w="120"/>
+              <w:bottom w:type="dxa" w:w="80"/>
+              <w:right w:type="dxa" w:w="120"/>
+            </w:tcMar>
+          </w:tcPr>
+          <w:p>
+            <w:r>
+              <w:rPr>
+                <w:rFonts w:ascii="Arial" w:cs="Arial" w:eastAsia="Arial" w:hAnsi="Arial"/>
+                <w:sz w:val="22"/>
+                <w:szCs w:val="22"/>
+              </w:rPr>
+              <w:t xml:space="preserve">Aventura Espacial</w:t>
+            </w:r>
+          </w:p>
+        </w:tc>
+        <w:tc>
+          <w:tcPr>
+            <w:tcW w:type="dxa" w:w="1900"/>
+            <w:tcBorders>
+              <w:top w:val="single" w:color="CCCCCC" w:sz="1"/>
+              <w:left w:val="single" w:color="CCCCCC" w:sz="1"/>
+              <w:bottom w:val="single" w:color="CCCCCC" w:sz="1"/>
+              <w:right w:val="single" w:color="CCCCCC" w:sz="1"/>
+            </w:tcBorders>
+            <w:shd w:fill="FFFFFF" w:val="clear"/>
+            <w:tcMar>
+              <w:top w:type="dxa" w:w="80"/>
+              <w:left w:type="dxa" w:w="120"/>
+              <w:bottom w:type="dxa" w:w="80"/>
+              <w:right w:type="dxa" w:w="120"/>
+            </w:tcMar>
+          </w:tcPr>
+          <w:p>
+            <w:r>
+              <w:rPr>
+                <w:rFonts w:ascii="Arial" w:cs="Arial" w:eastAsia="Arial" w:hAnsi="Arial"/>
+                <w:sz w:val="22"/>
+                <w:szCs w:val="22"/>
+              </w:rPr>
+              <w:t xml:space="preserve">4,3</w:t>
+            </w:r>
+          </w:p>
+        </w:tc>
+        <w:tc>
+          <w:tcPr>
+            <w:tcW w:type="dxa" w:w="1600"/>
+            <w:tcBorders>
+              <w:top w:val="single" w:color="CCCCCC" w:sz="1"/>
+              <w:left w:val="single" w:color="CCCCCC" w:sz="1"/>
+              <w:bottom w:val="single" w:color="CCCCCC" w:sz="1"/>
+              <w:right w:val="single" w:color="CCCCCC" w:sz="1"/>
+            </w:tcBorders>
+            <w:shd w:fill="FFFFFF" w:val="clear"/>
+            <w:tcMar>
+              <w:top w:type="dxa" w:w="80"/>
+              <w:left w:type="dxa" w:w="120"/>
+              <w:bottom w:type="dxa" w:w="80"/>
+              <w:right w:type="dxa" w:w="120"/>
+            </w:tcMar>
+          </w:tcPr>
+          <w:p>
+            <w:r>
+              <w:rPr>
+                <w:rFonts w:ascii="Arial" w:cs="Arial" w:eastAsia="Arial" w:hAnsi="Arial"/>
+                <w:sz w:val="22"/>
+                <w:szCs w:val="22"/>
+              </w:rPr>
+              <w:t xml:space="preserve">1,23</w:t>
+            </w:r>
+          </w:p>
+        </w:tc>
+        <w:tc>
+          <w:tcPr>
+            <w:tcW w:type="dxa" w:w="1826"/>
+            <w:tcBorders>
+              <w:top w:val="single" w:color="CCCCCC" w:sz="1"/>
+              <w:left w:val="single" w:color="CCCCCC" w:sz="1"/>
+              <w:bottom w:val="single" w:color="CCCCCC" w:sz="1"/>
+              <w:right w:val="single" w:color="CCCCCC" w:sz="1"/>
+            </w:tcBorders>
+            <w:shd w:fill="FFFFFF" w:val="clear"/>
+            <w:tcMar>
+              <w:top w:type="dxa" w:w="80"/>
+              <w:left w:type="dxa" w:w="120"/>
+              <w:bottom w:type="dxa" w:w="80"/>
+              <w:right w:type="dxa" w:w="120"/>
+            </w:tcMar>
+          </w:tcPr>
+          <w:p>
+            <w:r>
+              <w:rPr>
+                <w:rFonts w:ascii="Arial" w:cs="Arial" w:eastAsia="Arial" w:hAnsi="Arial"/>
+                <w:sz w:val="22"/>
+                <w:szCs w:val="22"/>
+              </w:rPr>
+              <w:t xml:space="preserve">9</w:t>
             </w:r>
           </w:p>
         </w:tc>
@@ -10102,141 +10515,141 @@
       <w:tr>
         <w:tc>
           <w:tcPr>
-            <w:tcW w:type="dxa" w:w="2500"/>
-            <w:tcBorders>
-              <w:top w:val="single" w:color="CCCCCC" w:sz="1"/>
-              <w:left w:val="single" w:color="CCCCCC" w:sz="1"/>
-              <w:bottom w:val="single" w:color="CCCCCC" w:sz="1"/>
-              <w:right w:val="single" w:color="CCCCCC" w:sz="1"/>
-            </w:tcBorders>
-            <w:shd w:fill="F5F5F5" w:val="clear"/>
-            <w:tcMar>
-              <w:top w:type="dxa" w:w="80"/>
-              <w:left w:type="dxa" w:w="120"/>
-              <w:bottom w:type="dxa" w:w="80"/>
-              <w:right w:type="dxa" w:w="120"/>
-            </w:tcMar>
-          </w:tcPr>
-          <w:p>
-            <w:r>
-              <w:rPr>
-                <w:rFonts w:ascii="Arial" w:cs="Arial" w:eastAsia="Arial" w:hAnsi="Arial"/>
-                <w:sz w:val="22"/>
-                <w:szCs w:val="22"/>
-              </w:rPr>
-              <w:t xml:space="preserve">3 - El Guardián de la Sala</w:t>
-            </w:r>
-          </w:p>
-        </w:tc>
-        <w:tc>
-          <w:tcPr>
-            <w:tcW w:type="dxa" w:w="2300"/>
-            <w:tcBorders>
-              <w:top w:val="single" w:color="CCCCCC" w:sz="1"/>
-              <w:left w:val="single" w:color="CCCCCC" w:sz="1"/>
-              <w:bottom w:val="single" w:color="CCCCCC" w:sz="1"/>
-              <w:right w:val="single" w:color="CCCCCC" w:sz="1"/>
-            </w:tcBorders>
-            <w:shd w:fill="F5F5F5" w:val="clear"/>
-            <w:tcMar>
-              <w:top w:type="dxa" w:w="80"/>
-              <w:left w:type="dxa" w:w="120"/>
-              <w:bottom w:type="dxa" w:w="80"/>
-              <w:right w:type="dxa" w:w="120"/>
-            </w:tcMar>
-          </w:tcPr>
-          <w:p>
-            <w:r>
-              <w:rPr>
-                <w:rFonts w:ascii="Arial" w:cs="Arial" w:eastAsia="Arial" w:hAnsi="Arial"/>
-                <w:sz w:val="22"/>
-                <w:szCs w:val="22"/>
-              </w:rPr>
-              <w:t xml:space="preserve">YesNoModule (2Q)</w:t>
-            </w:r>
-          </w:p>
-        </w:tc>
-        <w:tc>
-          <w:tcPr>
-            <w:tcW w:type="dxa" w:w="1300"/>
-            <w:tcBorders>
-              <w:top w:val="single" w:color="CCCCCC" w:sz="1"/>
-              <w:left w:val="single" w:color="CCCCCC" w:sz="1"/>
-              <w:bottom w:val="single" w:color="CCCCCC" w:sz="1"/>
-              <w:right w:val="single" w:color="CCCCCC" w:sz="1"/>
-            </w:tcBorders>
-            <w:shd w:fill="F5F5F5" w:val="clear"/>
-            <w:tcMar>
-              <w:top w:type="dxa" w:w="80"/>
-              <w:left w:type="dxa" w:w="120"/>
-              <w:bottom w:type="dxa" w:w="80"/>
-              <w:right w:type="dxa" w:w="120"/>
-            </w:tcMar>
-          </w:tcPr>
-          <w:p>
-            <w:r>
-              <w:rPr>
-                <w:rFonts w:ascii="Arial" w:cs="Arial" w:eastAsia="Arial" w:hAnsi="Arial"/>
-                <w:sz w:val="22"/>
-                <w:szCs w:val="22"/>
-              </w:rPr>
-              <w:t xml:space="preserve">[PENDIENTE]</w:t>
-            </w:r>
-          </w:p>
-        </w:tc>
-        <w:tc>
-          <w:tcPr>
-            <w:tcW w:type="dxa" w:w="1300"/>
-            <w:tcBorders>
-              <w:top w:val="single" w:color="CCCCCC" w:sz="1"/>
-              <w:left w:val="single" w:color="CCCCCC" w:sz="1"/>
-              <w:bottom w:val="single" w:color="CCCCCC" w:sz="1"/>
-              <w:right w:val="single" w:color="CCCCCC" w:sz="1"/>
-            </w:tcBorders>
-            <w:shd w:fill="F5F5F5" w:val="clear"/>
-            <w:tcMar>
-              <w:top w:type="dxa" w:w="80"/>
-              <w:left w:type="dxa" w:w="120"/>
-              <w:bottom w:type="dxa" w:w="80"/>
-              <w:right w:type="dxa" w:w="120"/>
-            </w:tcMar>
-          </w:tcPr>
-          <w:p>
-            <w:r>
-              <w:rPr>
-                <w:rFonts w:ascii="Arial" w:cs="Arial" w:eastAsia="Arial" w:hAnsi="Arial"/>
-                <w:sz w:val="22"/>
-                <w:szCs w:val="22"/>
-              </w:rPr>
-              <w:t xml:space="preserve">[PENDIENTE]</w:t>
-            </w:r>
-          </w:p>
-        </w:tc>
-        <w:tc>
-          <w:tcPr>
-            <w:tcW w:type="dxa" w:w="1626"/>
-            <w:tcBorders>
-              <w:top w:val="single" w:color="CCCCCC" w:sz="1"/>
-              <w:left w:val="single" w:color="CCCCCC" w:sz="1"/>
-              <w:bottom w:val="single" w:color="CCCCCC" w:sz="1"/>
-              <w:right w:val="single" w:color="CCCCCC" w:sz="1"/>
-            </w:tcBorders>
-            <w:shd w:fill="F5F5F5" w:val="clear"/>
-            <w:tcMar>
-              <w:top w:type="dxa" w:w="80"/>
-              <w:left w:type="dxa" w:w="120"/>
-              <w:bottom w:type="dxa" w:w="80"/>
-              <w:right w:type="dxa" w:w="120"/>
-            </w:tcMar>
-          </w:tcPr>
-          <w:p>
-            <w:r>
-              <w:rPr>
-                <w:rFonts w:ascii="Arial" w:cs="Arial" w:eastAsia="Arial" w:hAnsi="Arial"/>
-                <w:sz w:val="22"/>
-                <w:szCs w:val="22"/>
-              </w:rPr>
-              <w:t xml:space="preserve">[PENDIENTE]</w:t>
+            <w:tcW w:type="dxa" w:w="1100"/>
+            <w:tcBorders>
+              <w:top w:val="single" w:color="CCCCCC" w:sz="1"/>
+              <w:left w:val="single" w:color="CCCCCC" w:sz="1"/>
+              <w:bottom w:val="single" w:color="CCCCCC" w:sz="1"/>
+              <w:right w:val="single" w:color="CCCCCC" w:sz="1"/>
+            </w:tcBorders>
+            <w:shd w:fill="F5F5F5" w:val="clear"/>
+            <w:tcMar>
+              <w:top w:type="dxa" w:w="80"/>
+              <w:left w:type="dxa" w:w="120"/>
+              <w:bottom w:type="dxa" w:w="80"/>
+              <w:right w:type="dxa" w:w="120"/>
+            </w:tcMar>
+          </w:tcPr>
+          <w:p>
+            <w:r>
+              <w:rPr>
+                <w:rFonts w:ascii="Arial" w:cs="Arial" w:eastAsia="Arial" w:hAnsi="Arial"/>
+                <w:sz w:val="22"/>
+                <w:szCs w:val="22"/>
+              </w:rPr>
+              <w:t xml:space="preserve">S3</w:t>
+            </w:r>
+          </w:p>
+        </w:tc>
+        <w:tc>
+          <w:tcPr>
+            <w:tcW w:type="dxa" w:w="2600"/>
+            <w:tcBorders>
+              <w:top w:val="single" w:color="CCCCCC" w:sz="1"/>
+              <w:left w:val="single" w:color="CCCCCC" w:sz="1"/>
+              <w:bottom w:val="single" w:color="CCCCCC" w:sz="1"/>
+              <w:right w:val="single" w:color="CCCCCC" w:sz="1"/>
+            </w:tcBorders>
+            <w:shd w:fill="F5F5F5" w:val="clear"/>
+            <w:tcMar>
+              <w:top w:type="dxa" w:w="80"/>
+              <w:left w:type="dxa" w:w="120"/>
+              <w:bottom w:type="dxa" w:w="80"/>
+              <w:right w:type="dxa" w:w="120"/>
+            </w:tcMar>
+          </w:tcPr>
+          <w:p>
+            <w:r>
+              <w:rPr>
+                <w:rFonts w:ascii="Arial" w:cs="Arial" w:eastAsia="Arial" w:hAnsi="Arial"/>
+                <w:sz w:val="22"/>
+                <w:szCs w:val="22"/>
+              </w:rPr>
+              <w:t xml:space="preserve">Aventura Espacial</w:t>
+            </w:r>
+          </w:p>
+        </w:tc>
+        <w:tc>
+          <w:tcPr>
+            <w:tcW w:type="dxa" w:w="1900"/>
+            <w:tcBorders>
+              <w:top w:val="single" w:color="CCCCCC" w:sz="1"/>
+              <w:left w:val="single" w:color="CCCCCC" w:sz="1"/>
+              <w:bottom w:val="single" w:color="CCCCCC" w:sz="1"/>
+              <w:right w:val="single" w:color="CCCCCC" w:sz="1"/>
+            </w:tcBorders>
+            <w:shd w:fill="F5F5F5" w:val="clear"/>
+            <w:tcMar>
+              <w:top w:type="dxa" w:w="80"/>
+              <w:left w:type="dxa" w:w="120"/>
+              <w:bottom w:type="dxa" w:w="80"/>
+              <w:right w:type="dxa" w:w="120"/>
+            </w:tcMar>
+          </w:tcPr>
+          <w:p>
+            <w:r>
+              <w:rPr>
+                <w:rFonts w:ascii="Arial" w:cs="Arial" w:eastAsia="Arial" w:hAnsi="Arial"/>
+                <w:sz w:val="22"/>
+                <w:szCs w:val="22"/>
+              </w:rPr>
+              <w:t xml:space="preserve">4,3</w:t>
+            </w:r>
+          </w:p>
+        </w:tc>
+        <w:tc>
+          <w:tcPr>
+            <w:tcW w:type="dxa" w:w="1600"/>
+            <w:tcBorders>
+              <w:top w:val="single" w:color="CCCCCC" w:sz="1"/>
+              <w:left w:val="single" w:color="CCCCCC" w:sz="1"/>
+              <w:bottom w:val="single" w:color="CCCCCC" w:sz="1"/>
+              <w:right w:val="single" w:color="CCCCCC" w:sz="1"/>
+            </w:tcBorders>
+            <w:shd w:fill="F5F5F5" w:val="clear"/>
+            <w:tcMar>
+              <w:top w:type="dxa" w:w="80"/>
+              <w:left w:type="dxa" w:w="120"/>
+              <w:bottom w:type="dxa" w:w="80"/>
+              <w:right w:type="dxa" w:w="120"/>
+            </w:tcMar>
+          </w:tcPr>
+          <w:p>
+            <w:r>
+              <w:rPr>
+                <w:rFonts w:ascii="Arial" w:cs="Arial" w:eastAsia="Arial" w:hAnsi="Arial"/>
+                <w:sz w:val="22"/>
+                <w:szCs w:val="22"/>
+              </w:rPr>
+              <w:t xml:space="preserve">1,16</w:t>
+            </w:r>
+          </w:p>
+        </w:tc>
+        <w:tc>
+          <w:tcPr>
+            <w:tcW w:type="dxa" w:w="1826"/>
+            <w:tcBorders>
+              <w:top w:val="single" w:color="CCCCCC" w:sz="1"/>
+              <w:left w:val="single" w:color="CCCCCC" w:sz="1"/>
+              <w:bottom w:val="single" w:color="CCCCCC" w:sz="1"/>
+              <w:right w:val="single" w:color="CCCCCC" w:sz="1"/>
+            </w:tcBorders>
+            <w:shd w:fill="F5F5F5" w:val="clear"/>
+            <w:tcMar>
+              <w:top w:type="dxa" w:w="80"/>
+              <w:left w:type="dxa" w:w="120"/>
+              <w:bottom w:type="dxa" w:w="80"/>
+              <w:right w:type="dxa" w:w="120"/>
+            </w:tcMar>
+          </w:tcPr>
+          <w:p>
+            <w:r>
+              <w:rPr>
+                <w:rFonts w:ascii="Arial" w:cs="Arial" w:eastAsia="Arial" w:hAnsi="Arial"/>
+                <w:sz w:val="22"/>
+                <w:szCs w:val="22"/>
+              </w:rPr>
+              <w:t xml:space="preserve">11</w:t>
             </w:r>
           </w:p>
         </w:tc>
@@ -10244,141 +10657,141 @@
       <w:tr>
         <w:tc>
           <w:tcPr>
-            <w:tcW w:type="dxa" w:w="2500"/>
-            <w:tcBorders>
-              <w:top w:val="single" w:color="CCCCCC" w:sz="1"/>
-              <w:left w:val="single" w:color="CCCCCC" w:sz="1"/>
-              <w:bottom w:val="single" w:color="CCCCCC" w:sz="1"/>
-              <w:right w:val="single" w:color="CCCCCC" w:sz="1"/>
-            </w:tcBorders>
-            <w:shd w:fill="FFFFFF" w:val="clear"/>
-            <w:tcMar>
-              <w:top w:type="dxa" w:w="80"/>
-              <w:left w:type="dxa" w:w="120"/>
-              <w:bottom w:type="dxa" w:w="80"/>
-              <w:right w:type="dxa" w:w="120"/>
-            </w:tcMar>
-          </w:tcPr>
-          <w:p>
-            <w:r>
-              <w:rPr>
-                <w:rFonts w:ascii="Arial" w:cs="Arial" w:eastAsia="Arial" w:hAnsi="Arial"/>
-                <w:sz w:val="22"/>
-                <w:szCs w:val="22"/>
-              </w:rPr>
-              <w:t xml:space="preserve">4 - La Cerradura Final</w:t>
-            </w:r>
-          </w:p>
-        </w:tc>
-        <w:tc>
-          <w:tcPr>
-            <w:tcW w:type="dxa" w:w="2300"/>
-            <w:tcBorders>
-              <w:top w:val="single" w:color="CCCCCC" w:sz="1"/>
-              <w:left w:val="single" w:color="CCCCCC" w:sz="1"/>
-              <w:bottom w:val="single" w:color="CCCCCC" w:sz="1"/>
-              <w:right w:val="single" w:color="CCCCCC" w:sz="1"/>
-            </w:tcBorders>
-            <w:shd w:fill="FFFFFF" w:val="clear"/>
-            <w:tcMar>
-              <w:top w:type="dxa" w:w="80"/>
-              <w:left w:type="dxa" w:w="120"/>
-              <w:bottom w:type="dxa" w:w="80"/>
-              <w:right w:type="dxa" w:w="120"/>
-            </w:tcMar>
-          </w:tcPr>
-          <w:p>
-            <w:r>
-              <w:rPr>
-                <w:rFonts w:ascii="Arial" w:cs="Arial" w:eastAsia="Arial" w:hAnsi="Arial"/>
-                <w:sz w:val="22"/>
-                <w:szCs w:val="22"/>
-              </w:rPr>
-              <w:t xml:space="preserve">BlinkClench</w:t>
-            </w:r>
-          </w:p>
-        </w:tc>
-        <w:tc>
-          <w:tcPr>
-            <w:tcW w:type="dxa" w:w="1300"/>
-            <w:tcBorders>
-              <w:top w:val="single" w:color="CCCCCC" w:sz="1"/>
-              <w:left w:val="single" w:color="CCCCCC" w:sz="1"/>
-              <w:bottom w:val="single" w:color="CCCCCC" w:sz="1"/>
-              <w:right w:val="single" w:color="CCCCCC" w:sz="1"/>
-            </w:tcBorders>
-            <w:shd w:fill="FFFFFF" w:val="clear"/>
-            <w:tcMar>
-              <w:top w:type="dxa" w:w="80"/>
-              <w:left w:type="dxa" w:w="120"/>
-              <w:bottom w:type="dxa" w:w="80"/>
-              <w:right w:type="dxa" w:w="120"/>
-            </w:tcMar>
-          </w:tcPr>
-          <w:p>
-            <w:r>
-              <w:rPr>
-                <w:rFonts w:ascii="Arial" w:cs="Arial" w:eastAsia="Arial" w:hAnsi="Arial"/>
-                <w:sz w:val="22"/>
-                <w:szCs w:val="22"/>
-              </w:rPr>
-              <w:t xml:space="preserve">[PENDIENTE]</w:t>
-            </w:r>
-          </w:p>
-        </w:tc>
-        <w:tc>
-          <w:tcPr>
-            <w:tcW w:type="dxa" w:w="1300"/>
-            <w:tcBorders>
-              <w:top w:val="single" w:color="CCCCCC" w:sz="1"/>
-              <w:left w:val="single" w:color="CCCCCC" w:sz="1"/>
-              <w:bottom w:val="single" w:color="CCCCCC" w:sz="1"/>
-              <w:right w:val="single" w:color="CCCCCC" w:sz="1"/>
-            </w:tcBorders>
-            <w:shd w:fill="FFFFFF" w:val="clear"/>
-            <w:tcMar>
-              <w:top w:type="dxa" w:w="80"/>
-              <w:left w:type="dxa" w:w="120"/>
-              <w:bottom w:type="dxa" w:w="80"/>
-              <w:right w:type="dxa" w:w="120"/>
-            </w:tcMar>
-          </w:tcPr>
-          <w:p>
-            <w:r>
-              <w:rPr>
-                <w:rFonts w:ascii="Arial" w:cs="Arial" w:eastAsia="Arial" w:hAnsi="Arial"/>
-                <w:sz w:val="22"/>
-                <w:szCs w:val="22"/>
-              </w:rPr>
-              <w:t xml:space="preserve">[PENDIENTE]</w:t>
-            </w:r>
-          </w:p>
-        </w:tc>
-        <w:tc>
-          <w:tcPr>
-            <w:tcW w:type="dxa" w:w="1626"/>
-            <w:tcBorders>
-              <w:top w:val="single" w:color="CCCCCC" w:sz="1"/>
-              <w:left w:val="single" w:color="CCCCCC" w:sz="1"/>
-              <w:bottom w:val="single" w:color="CCCCCC" w:sz="1"/>
-              <w:right w:val="single" w:color="CCCCCC" w:sz="1"/>
-            </w:tcBorders>
-            <w:shd w:fill="FFFFFF" w:val="clear"/>
-            <w:tcMar>
-              <w:top w:type="dxa" w:w="80"/>
-              <w:left w:type="dxa" w:w="120"/>
-              <w:bottom w:type="dxa" w:w="80"/>
-              <w:right w:type="dxa" w:w="120"/>
-            </w:tcMar>
-          </w:tcPr>
-          <w:p>
-            <w:r>
-              <w:rPr>
-                <w:rFonts w:ascii="Arial" w:cs="Arial" w:eastAsia="Arial" w:hAnsi="Arial"/>
-                <w:sz w:val="22"/>
-                <w:szCs w:val="22"/>
-              </w:rPr>
-              <w:t xml:space="preserve">[PENDIENTE]</w:t>
+            <w:tcW w:type="dxa" w:w="1100"/>
+            <w:tcBorders>
+              <w:top w:val="single" w:color="CCCCCC" w:sz="1"/>
+              <w:left w:val="single" w:color="CCCCCC" w:sz="1"/>
+              <w:bottom w:val="single" w:color="CCCCCC" w:sz="1"/>
+              <w:right w:val="single" w:color="CCCCCC" w:sz="1"/>
+            </w:tcBorders>
+            <w:shd w:fill="FFFFFF" w:val="clear"/>
+            <w:tcMar>
+              <w:top w:type="dxa" w:w="80"/>
+              <w:left w:type="dxa" w:w="120"/>
+              <w:bottom w:type="dxa" w:w="80"/>
+              <w:right w:type="dxa" w:w="120"/>
+            </w:tcMar>
+          </w:tcPr>
+          <w:p>
+            <w:r>
+              <w:rPr>
+                <w:rFonts w:ascii="Arial" w:cs="Arial" w:eastAsia="Arial" w:hAnsi="Arial"/>
+                <w:sz w:val="22"/>
+                <w:szCs w:val="22"/>
+              </w:rPr>
+              <w:t xml:space="preserve">S4</w:t>
+            </w:r>
+          </w:p>
+        </w:tc>
+        <w:tc>
+          <w:tcPr>
+            <w:tcW w:type="dxa" w:w="2600"/>
+            <w:tcBorders>
+              <w:top w:val="single" w:color="CCCCCC" w:sz="1"/>
+              <w:left w:val="single" w:color="CCCCCC" w:sz="1"/>
+              <w:bottom w:val="single" w:color="CCCCCC" w:sz="1"/>
+              <w:right w:val="single" w:color="CCCCCC" w:sz="1"/>
+            </w:tcBorders>
+            <w:shd w:fill="FFFFFF" w:val="clear"/>
+            <w:tcMar>
+              <w:top w:type="dxa" w:w="80"/>
+              <w:left w:type="dxa" w:w="120"/>
+              <w:bottom w:type="dxa" w:w="80"/>
+              <w:right w:type="dxa" w:w="120"/>
+            </w:tcMar>
+          </w:tcPr>
+          <w:p>
+            <w:r>
+              <w:rPr>
+                <w:rFonts w:ascii="Arial" w:cs="Arial" w:eastAsia="Arial" w:hAnsi="Arial"/>
+                <w:sz w:val="22"/>
+                <w:szCs w:val="22"/>
+              </w:rPr>
+              <w:t xml:space="preserve">Aventura Espacial</w:t>
+            </w:r>
+          </w:p>
+        </w:tc>
+        <w:tc>
+          <w:tcPr>
+            <w:tcW w:type="dxa" w:w="1900"/>
+            <w:tcBorders>
+              <w:top w:val="single" w:color="CCCCCC" w:sz="1"/>
+              <w:left w:val="single" w:color="CCCCCC" w:sz="1"/>
+              <w:bottom w:val="single" w:color="CCCCCC" w:sz="1"/>
+              <w:right w:val="single" w:color="CCCCCC" w:sz="1"/>
+            </w:tcBorders>
+            <w:shd w:fill="FFFFFF" w:val="clear"/>
+            <w:tcMar>
+              <w:top w:type="dxa" w:w="80"/>
+              <w:left w:type="dxa" w:w="120"/>
+              <w:bottom w:type="dxa" w:w="80"/>
+              <w:right w:type="dxa" w:w="120"/>
+            </w:tcMar>
+          </w:tcPr>
+          <w:p>
+            <w:r>
+              <w:rPr>
+                <w:rFonts w:ascii="Arial" w:cs="Arial" w:eastAsia="Arial" w:hAnsi="Arial"/>
+                <w:sz w:val="22"/>
+                <w:szCs w:val="22"/>
+              </w:rPr>
+              <w:t xml:space="preserve">4,3</w:t>
+            </w:r>
+          </w:p>
+        </w:tc>
+        <w:tc>
+          <w:tcPr>
+            <w:tcW w:type="dxa" w:w="1600"/>
+            <w:tcBorders>
+              <w:top w:val="single" w:color="CCCCCC" w:sz="1"/>
+              <w:left w:val="single" w:color="CCCCCC" w:sz="1"/>
+              <w:bottom w:val="single" w:color="CCCCCC" w:sz="1"/>
+              <w:right w:val="single" w:color="CCCCCC" w:sz="1"/>
+            </w:tcBorders>
+            <w:shd w:fill="FFFFFF" w:val="clear"/>
+            <w:tcMar>
+              <w:top w:type="dxa" w:w="80"/>
+              <w:left w:type="dxa" w:w="120"/>
+              <w:bottom w:type="dxa" w:w="80"/>
+              <w:right w:type="dxa" w:w="120"/>
+            </w:tcMar>
+          </w:tcPr>
+          <w:p>
+            <w:r>
+              <w:rPr>
+                <w:rFonts w:ascii="Arial" w:cs="Arial" w:eastAsia="Arial" w:hAnsi="Arial"/>
+                <w:sz w:val="22"/>
+                <w:szCs w:val="22"/>
+              </w:rPr>
+              <w:t xml:space="preserve">1,19</w:t>
+            </w:r>
+          </w:p>
+        </w:tc>
+        <w:tc>
+          <w:tcPr>
+            <w:tcW w:type="dxa" w:w="1826"/>
+            <w:tcBorders>
+              <w:top w:val="single" w:color="CCCCCC" w:sz="1"/>
+              <w:left w:val="single" w:color="CCCCCC" w:sz="1"/>
+              <w:bottom w:val="single" w:color="CCCCCC" w:sz="1"/>
+              <w:right w:val="single" w:color="CCCCCC" w:sz="1"/>
+            </w:tcBorders>
+            <w:shd w:fill="FFFFFF" w:val="clear"/>
+            <w:tcMar>
+              <w:top w:type="dxa" w:w="80"/>
+              <w:left w:type="dxa" w:w="120"/>
+              <w:bottom w:type="dxa" w:w="80"/>
+              <w:right w:type="dxa" w:w="120"/>
+            </w:tcMar>
+          </w:tcPr>
+          <w:p>
+            <w:r>
+              <w:rPr>
+                <w:rFonts w:ascii="Arial" w:cs="Arial" w:eastAsia="Arial" w:hAnsi="Arial"/>
+                <w:sz w:val="22"/>
+                <w:szCs w:val="22"/>
+              </w:rPr>
+              <w:t xml:space="preserve">6</w:t>
             </w:r>
           </w:p>
         </w:tc>
@@ -10386,141 +10799,141 @@
       <w:tr>
         <w:tc>
           <w:tcPr>
-            <w:tcW w:type="dxa" w:w="2500"/>
-            <w:tcBorders>
-              <w:top w:val="single" w:color="CCCCCC" w:sz="1"/>
-              <w:left w:val="single" w:color="CCCCCC" w:sz="1"/>
-              <w:bottom w:val="single" w:color="CCCCCC" w:sz="1"/>
-              <w:right w:val="single" w:color="CCCCCC" w:sz="1"/>
-            </w:tcBorders>
-            <w:shd w:fill="F5F5F5" w:val="clear"/>
-            <w:tcMar>
-              <w:top w:type="dxa" w:w="80"/>
-              <w:left w:type="dxa" w:w="120"/>
-              <w:bottom w:type="dxa" w:w="80"/>
-              <w:right w:type="dxa" w:w="120"/>
-            </w:tcMar>
-          </w:tcPr>
-          <w:p>
-            <w:r>
-              <w:rPr>
-                <w:rFonts w:ascii="Arial" w:cs="Arial" w:eastAsia="Arial" w:hAnsi="Arial"/>
-                <w:sz w:val="22"/>
-                <w:szCs w:val="22"/>
-              </w:rPr>
-              <w:t xml:space="preserve">TOTAL</w:t>
-            </w:r>
-          </w:p>
-        </w:tc>
-        <w:tc>
-          <w:tcPr>
-            <w:tcW w:type="dxa" w:w="2300"/>
-            <w:tcBorders>
-              <w:top w:val="single" w:color="CCCCCC" w:sz="1"/>
-              <w:left w:val="single" w:color="CCCCCC" w:sz="1"/>
-              <w:bottom w:val="single" w:color="CCCCCC" w:sz="1"/>
-              <w:right w:val="single" w:color="CCCCCC" w:sz="1"/>
-            </w:tcBorders>
-            <w:shd w:fill="F5F5F5" w:val="clear"/>
-            <w:tcMar>
-              <w:top w:type="dxa" w:w="80"/>
-              <w:left w:type="dxa" w:w="120"/>
-              <w:bottom w:type="dxa" w:w="80"/>
-              <w:right w:type="dxa" w:w="120"/>
-            </w:tcMar>
-          </w:tcPr>
-          <w:p>
-            <w:r>
-              <w:rPr>
-                <w:rFonts w:ascii="Arial" w:cs="Arial" w:eastAsia="Arial" w:hAnsi="Arial"/>
-                <w:sz w:val="22"/>
-                <w:szCs w:val="22"/>
-              </w:rPr>
-              <w:t xml:space="preserve">Partida completa</w:t>
-            </w:r>
-          </w:p>
-        </w:tc>
-        <w:tc>
-          <w:tcPr>
-            <w:tcW w:type="dxa" w:w="1300"/>
-            <w:tcBorders>
-              <w:top w:val="single" w:color="CCCCCC" w:sz="1"/>
-              <w:left w:val="single" w:color="CCCCCC" w:sz="1"/>
-              <w:bottom w:val="single" w:color="CCCCCC" w:sz="1"/>
-              <w:right w:val="single" w:color="CCCCCC" w:sz="1"/>
-            </w:tcBorders>
-            <w:shd w:fill="F5F5F5" w:val="clear"/>
-            <w:tcMar>
-              <w:top w:type="dxa" w:w="80"/>
-              <w:left w:type="dxa" w:w="120"/>
-              <w:bottom w:type="dxa" w:w="80"/>
-              <w:right w:type="dxa" w:w="120"/>
-            </w:tcMar>
-          </w:tcPr>
-          <w:p>
-            <w:r>
-              <w:rPr>
-                <w:rFonts w:ascii="Arial" w:cs="Arial" w:eastAsia="Arial" w:hAnsi="Arial"/>
-                <w:sz w:val="22"/>
-                <w:szCs w:val="22"/>
-              </w:rPr>
-              <w:t xml:space="preserve">[PENDIENTE]</w:t>
-            </w:r>
-          </w:p>
-        </w:tc>
-        <w:tc>
-          <w:tcPr>
-            <w:tcW w:type="dxa" w:w="1300"/>
-            <w:tcBorders>
-              <w:top w:val="single" w:color="CCCCCC" w:sz="1"/>
-              <w:left w:val="single" w:color="CCCCCC" w:sz="1"/>
-              <w:bottom w:val="single" w:color="CCCCCC" w:sz="1"/>
-              <w:right w:val="single" w:color="CCCCCC" w:sz="1"/>
-            </w:tcBorders>
-            <w:shd w:fill="F5F5F5" w:val="clear"/>
-            <w:tcMar>
-              <w:top w:type="dxa" w:w="80"/>
-              <w:left w:type="dxa" w:w="120"/>
-              <w:bottom w:type="dxa" w:w="80"/>
-              <w:right w:type="dxa" w:w="120"/>
-            </w:tcMar>
-          </w:tcPr>
-          <w:p>
-            <w:r>
-              <w:rPr>
-                <w:rFonts w:ascii="Arial" w:cs="Arial" w:eastAsia="Arial" w:hAnsi="Arial"/>
-                <w:sz w:val="22"/>
-                <w:szCs w:val="22"/>
-              </w:rPr>
-              <w:t xml:space="preserve">[PENDIENTE]</w:t>
-            </w:r>
-          </w:p>
-        </w:tc>
-        <w:tc>
-          <w:tcPr>
-            <w:tcW w:type="dxa" w:w="1626"/>
-            <w:tcBorders>
-              <w:top w:val="single" w:color="CCCCCC" w:sz="1"/>
-              <w:left w:val="single" w:color="CCCCCC" w:sz="1"/>
-              <w:bottom w:val="single" w:color="CCCCCC" w:sz="1"/>
-              <w:right w:val="single" w:color="CCCCCC" w:sz="1"/>
-            </w:tcBorders>
-            <w:shd w:fill="F5F5F5" w:val="clear"/>
-            <w:tcMar>
-              <w:top w:type="dxa" w:w="80"/>
-              <w:left w:type="dxa" w:w="120"/>
-              <w:bottom w:type="dxa" w:w="80"/>
-              <w:right w:type="dxa" w:w="120"/>
-            </w:tcMar>
-          </w:tcPr>
-          <w:p>
-            <w:r>
-              <w:rPr>
-                <w:rFonts w:ascii="Arial" w:cs="Arial" w:eastAsia="Arial" w:hAnsi="Arial"/>
-                <w:sz w:val="22"/>
-                <w:szCs w:val="22"/>
-              </w:rPr>
-              <w:t xml:space="preserve">[PENDIENTE]</w:t>
+            <w:tcW w:type="dxa" w:w="1100"/>
+            <w:tcBorders>
+              <w:top w:val="single" w:color="CCCCCC" w:sz="1"/>
+              <w:left w:val="single" w:color="CCCCCC" w:sz="1"/>
+              <w:bottom w:val="single" w:color="CCCCCC" w:sz="1"/>
+              <w:right w:val="single" w:color="CCCCCC" w:sz="1"/>
+            </w:tcBorders>
+            <w:shd w:fill="F5F5F5" w:val="clear"/>
+            <w:tcMar>
+              <w:top w:type="dxa" w:w="80"/>
+              <w:left w:type="dxa" w:w="120"/>
+              <w:bottom w:type="dxa" w:w="80"/>
+              <w:right w:type="dxa" w:w="120"/>
+            </w:tcMar>
+          </w:tcPr>
+          <w:p>
+            <w:r>
+              <w:rPr>
+                <w:rFonts w:ascii="Arial" w:cs="Arial" w:eastAsia="Arial" w:hAnsi="Arial"/>
+                <w:sz w:val="22"/>
+                <w:szCs w:val="22"/>
+              </w:rPr>
+              <w:t xml:space="preserve">S5</w:t>
+            </w:r>
+          </w:p>
+        </w:tc>
+        <w:tc>
+          <w:tcPr>
+            <w:tcW w:type="dxa" w:w="2600"/>
+            <w:tcBorders>
+              <w:top w:val="single" w:color="CCCCCC" w:sz="1"/>
+              <w:left w:val="single" w:color="CCCCCC" w:sz="1"/>
+              <w:bottom w:val="single" w:color="CCCCCC" w:sz="1"/>
+              <w:right w:val="single" w:color="CCCCCC" w:sz="1"/>
+            </w:tcBorders>
+            <w:shd w:fill="F5F5F5" w:val="clear"/>
+            <w:tcMar>
+              <w:top w:type="dxa" w:w="80"/>
+              <w:left w:type="dxa" w:w="120"/>
+              <w:bottom w:type="dxa" w:w="80"/>
+              <w:right w:type="dxa" w:w="120"/>
+            </w:tcMar>
+          </w:tcPr>
+          <w:p>
+            <w:r>
+              <w:rPr>
+                <w:rFonts w:ascii="Arial" w:cs="Arial" w:eastAsia="Arial" w:hAnsi="Arial"/>
+                <w:sz w:val="22"/>
+                <w:szCs w:val="22"/>
+              </w:rPr>
+              <w:t xml:space="preserve">El Castillo Encantado</w:t>
+            </w:r>
+          </w:p>
+        </w:tc>
+        <w:tc>
+          <w:tcPr>
+            <w:tcW w:type="dxa" w:w="1900"/>
+            <w:tcBorders>
+              <w:top w:val="single" w:color="CCCCCC" w:sz="1"/>
+              <w:left w:val="single" w:color="CCCCCC" w:sz="1"/>
+              <w:bottom w:val="single" w:color="CCCCCC" w:sz="1"/>
+              <w:right w:val="single" w:color="CCCCCC" w:sz="1"/>
+            </w:tcBorders>
+            <w:shd w:fill="F5F5F5" w:val="clear"/>
+            <w:tcMar>
+              <w:top w:type="dxa" w:w="80"/>
+              <w:left w:type="dxa" w:w="120"/>
+              <w:bottom w:type="dxa" w:w="80"/>
+              <w:right w:type="dxa" w:w="120"/>
+            </w:tcMar>
+          </w:tcPr>
+          <w:p>
+            <w:r>
+              <w:rPr>
+                <w:rFonts w:ascii="Arial" w:cs="Arial" w:eastAsia="Arial" w:hAnsi="Arial"/>
+                <w:sz w:val="22"/>
+                <w:szCs w:val="22"/>
+              </w:rPr>
+              <w:t xml:space="preserve">7,0</w:t>
+            </w:r>
+          </w:p>
+        </w:tc>
+        <w:tc>
+          <w:tcPr>
+            <w:tcW w:type="dxa" w:w="1600"/>
+            <w:tcBorders>
+              <w:top w:val="single" w:color="CCCCCC" w:sz="1"/>
+              <w:left w:val="single" w:color="CCCCCC" w:sz="1"/>
+              <w:bottom w:val="single" w:color="CCCCCC" w:sz="1"/>
+              <w:right w:val="single" w:color="CCCCCC" w:sz="1"/>
+            </w:tcBorders>
+            <w:shd w:fill="F5F5F5" w:val="clear"/>
+            <w:tcMar>
+              <w:top w:type="dxa" w:w="80"/>
+              <w:left w:type="dxa" w:w="120"/>
+              <w:bottom w:type="dxa" w:w="80"/>
+              <w:right w:type="dxa" w:w="120"/>
+            </w:tcMar>
+          </w:tcPr>
+          <w:p>
+            <w:r>
+              <w:rPr>
+                <w:rFonts w:ascii="Arial" w:cs="Arial" w:eastAsia="Arial" w:hAnsi="Arial"/>
+                <w:sz w:val="22"/>
+                <w:szCs w:val="22"/>
+              </w:rPr>
+              <w:t xml:space="preserve">1,24</w:t>
+            </w:r>
+          </w:p>
+        </w:tc>
+        <w:tc>
+          <w:tcPr>
+            <w:tcW w:type="dxa" w:w="1826"/>
+            <w:tcBorders>
+              <w:top w:val="single" w:color="CCCCCC" w:sz="1"/>
+              <w:left w:val="single" w:color="CCCCCC" w:sz="1"/>
+              <w:bottom w:val="single" w:color="CCCCCC" w:sz="1"/>
+              <w:right w:val="single" w:color="CCCCCC" w:sz="1"/>
+            </w:tcBorders>
+            <w:shd w:fill="F5F5F5" w:val="clear"/>
+            <w:tcMar>
+              <w:top w:type="dxa" w:w="80"/>
+              <w:left w:type="dxa" w:w="120"/>
+              <w:bottom w:type="dxa" w:w="80"/>
+              <w:right w:type="dxa" w:w="120"/>
+            </w:tcMar>
+          </w:tcPr>
+          <w:p>
+            <w:r>
+              <w:rPr>
+                <w:rFonts w:ascii="Arial" w:cs="Arial" w:eastAsia="Arial" w:hAnsi="Arial"/>
+                <w:sz w:val="22"/>
+                <w:szCs w:val="22"/>
+              </w:rPr>
+              <w:t xml:space="preserve">22</w:t>
             </w:r>
           </w:p>
         </w:tc>
@@ -10538,7 +10951,26 @@
           <w:sz w:val="20"/>
           <w:szCs w:val="20"/>
         </w:rPr>
-        <w:t xml:space="preserve">Tabla 6.1: Resultados de la sesión de evaluación con el Escape Room Clásico.</w:t>
+        <w:t xml:space="preserve">Tabla 6.4: Resumen de las cinco sesiones del estudio piloto (todas completadas).</w:t>
+      </w:r>
+    </w:p>
+    <w:p>
+      <w:r>
+        <w:t xml:space="preserve"/>
+      </w:r>
+    </w:p>
+    <w:p>
+      <w:pPr>
+        <w:spacing w:after="120" w:before="120"/>
+        <w:jc w:val="both"/>
+      </w:pPr>
+      <w:r>
+        <w:rPr>
+          <w:rFonts w:ascii="Arial" w:cs="Arial" w:eastAsia="Arial" w:hAnsi="Arial"/>
+          <w:sz w:val="24"/>
+          <w:szCs w:val="24"/>
+        </w:rPr>
+        <w:t xml:space="preserve">El número de intentos fallidos varía notablemente según el tipo de reto. Las salas de Morse por parpadeo y las de asentir/negar concentran la mayor parte de los fallos: en El Castillo Encantado, la sala de Morse "El Grimorio" llegó a once intentos fallidos y "El Eco del Hechizo" a siete, y las salas de sí/no acumulan de tres a seis fallos en los tres niveles. Estos resultados motivaron simplificar el Morse de El Castillo —letras de dos símbolos en lugar de tres y ventanas de tiempo más tolerantes— descrito en el Capítulo 5. Las salas de calma y las de reproducción de vídeo, en cambio, se superan sin apenas fallos una vez el participante estabiliza su estado. La Tabla 6.1 detalla, a modo de ejemplo, una partida de El Escape Clásico.</w:t>
       </w:r>
     </w:p>
     <w:p>
@@ -10548,7 +10980,7 @@
     </w:p>
     <w:tbl>
       <w:tblPr>
-        <w:tblW w:type="dxa" w:w="9026"/>
+        <w:tblW w:type="dxa" w:w="8326"/>
         <w:tblBorders>
           <w:top w:val="single" w:color="auto" w:sz="4"/>
           <w:left w:val="single" w:color="auto" w:sz="4"/>
@@ -10559,9 +10991,10 @@
         </w:tblBorders>
       </w:tblPr>
       <w:tblGrid>
-        <w:gridCol w:w="3500"/>
-        <w:gridCol w:w="2200"/>
-        <w:gridCol w:w="3326"/>
+        <w:gridCol w:w="2600"/>
+        <w:gridCol w:w="2300"/>
+        <w:gridCol w:w="1500"/>
+        <w:gridCol w:w="1926"/>
       </w:tblGrid>
       <w:tr>
         <w:trPr>
@@ -10569,7 +11002,7 @@
         </w:trPr>
         <w:tc>
           <w:tcPr>
-            <w:tcW w:type="dxa" w:w="3500"/>
+            <w:tcW w:type="dxa" w:w="2600"/>
             <w:tcBorders>
               <w:top w:val="single" w:color="1F4E79" w:sz="4"/>
               <w:left w:val="single" w:color="1F4E79" w:sz="4"/>
@@ -10594,13 +11027,13 @@
                 <w:sz w:val="22"/>
                 <w:szCs w:val="22"/>
               </w:rPr>
-              <w:t xml:space="preserve">Métrica</w:t>
-            </w:r>
-          </w:p>
-        </w:tc>
-        <w:tc>
-          <w:tcPr>
-            <w:tcW w:type="dxa" w:w="2200"/>
+              <w:t xml:space="preserve">Sala</w:t>
+            </w:r>
+          </w:p>
+        </w:tc>
+        <w:tc>
+          <w:tcPr>
+            <w:tcW w:type="dxa" w:w="2300"/>
             <w:tcBorders>
               <w:top w:val="single" w:color="1F4E79" w:sz="4"/>
               <w:left w:val="single" w:color="1F4E79" w:sz="4"/>
@@ -10625,13 +11058,13 @@
                 <w:sz w:val="22"/>
                 <w:szCs w:val="22"/>
               </w:rPr>
-              <w:t xml:space="preserve">Valor medido</w:t>
-            </w:r>
-          </w:p>
-        </w:tc>
-        <w:tc>
-          <w:tcPr>
-            <w:tcW w:type="dxa" w:w="3326"/>
+              <w:t xml:space="preserve">Reto</w:t>
+            </w:r>
+          </w:p>
+        </w:tc>
+        <w:tc>
+          <w:tcPr>
+            <w:tcW w:type="dxa" w:w="1500"/>
             <w:tcBorders>
               <w:top w:val="single" w:color="1F4E79" w:sz="4"/>
               <w:left w:val="single" w:color="1F4E79" w:sz="4"/>
@@ -10656,7 +11089,38 @@
                 <w:sz w:val="22"/>
                 <w:szCs w:val="22"/>
               </w:rPr>
-              <w:t xml:space="preserve">Umbral aceptable</w:t>
+              <w:t xml:space="preserve">Tiempo (s)</w:t>
+            </w:r>
+          </w:p>
+        </w:tc>
+        <w:tc>
+          <w:tcPr>
+            <w:tcW w:type="dxa" w:w="1926"/>
+            <w:tcBorders>
+              <w:top w:val="single" w:color="1F4E79" w:sz="4"/>
+              <w:left w:val="single" w:color="1F4E79" w:sz="4"/>
+              <w:bottom w:val="single" w:color="1F4E79" w:sz="4"/>
+              <w:right w:val="single" w:color="1F4E79" w:sz="4"/>
+            </w:tcBorders>
+            <w:shd w:fill="1F4E79" w:val="clear"/>
+            <w:tcMar>
+              <w:top w:type="dxa" w:w="80"/>
+              <w:left w:type="dxa" w:w="120"/>
+              <w:bottom w:type="dxa" w:w="80"/>
+              <w:right w:type="dxa" w:w="120"/>
+            </w:tcMar>
+          </w:tcPr>
+          <w:p>
+            <w:r>
+              <w:rPr>
+                <w:rFonts w:ascii="Arial" w:cs="Arial" w:eastAsia="Arial" w:hAnsi="Arial"/>
+                <w:b/>
+                <w:bCs/>
+                <w:color w:val="FFFFFF"/>
+                <w:sz w:val="22"/>
+                <w:szCs w:val="22"/>
+              </w:rPr>
+              <w:t xml:space="preserve">Intentos fallidos</w:t>
             </w:r>
           </w:p>
         </w:tc>
@@ -10664,85 +11128,113 @@
       <w:tr>
         <w:tc>
           <w:tcPr>
-            <w:tcW w:type="dxa" w:w="3500"/>
-            <w:tcBorders>
-              <w:top w:val="single" w:color="CCCCCC" w:sz="1"/>
-              <w:left w:val="single" w:color="CCCCCC" w:sz="1"/>
-              <w:bottom w:val="single" w:color="CCCCCC" w:sz="1"/>
-              <w:right w:val="single" w:color="CCCCCC" w:sz="1"/>
-            </w:tcBorders>
-            <w:shd w:fill="F5F5F5" w:val="clear"/>
-            <w:tcMar>
-              <w:top w:type="dxa" w:w="80"/>
-              <w:left w:type="dxa" w:w="120"/>
-              <w:bottom w:type="dxa" w:w="80"/>
-              <w:right w:type="dxa" w:w="120"/>
-            </w:tcMar>
-          </w:tcPr>
-          <w:p>
-            <w:r>
-              <w:rPr>
-                <w:rFonts w:ascii="Arial" w:cs="Arial" w:eastAsia="Arial" w:hAnsi="Arial"/>
-                <w:sz w:val="22"/>
-                <w:szCs w:val="22"/>
-              </w:rPr>
-              <w:t xml:space="preserve">Latencia detección parpadeo</w:t>
-            </w:r>
-          </w:p>
-        </w:tc>
-        <w:tc>
-          <w:tcPr>
-            <w:tcW w:type="dxa" w:w="2200"/>
-            <w:tcBorders>
-              <w:top w:val="single" w:color="CCCCCC" w:sz="1"/>
-              <w:left w:val="single" w:color="CCCCCC" w:sz="1"/>
-              <w:bottom w:val="single" w:color="CCCCCC" w:sz="1"/>
-              <w:right w:val="single" w:color="CCCCCC" w:sz="1"/>
-            </w:tcBorders>
-            <w:shd w:fill="F5F5F5" w:val="clear"/>
-            <w:tcMar>
-              <w:top w:type="dxa" w:w="80"/>
-              <w:left w:type="dxa" w:w="120"/>
-              <w:bottom w:type="dxa" w:w="80"/>
-              <w:right w:type="dxa" w:w="120"/>
-            </w:tcMar>
-          </w:tcPr>
-          <w:p>
-            <w:r>
-              <w:rPr>
-                <w:rFonts w:ascii="Arial" w:cs="Arial" w:eastAsia="Arial" w:hAnsi="Arial"/>
-                <w:sz w:val="22"/>
-                <w:szCs w:val="22"/>
-              </w:rPr>
-              <w:t xml:space="preserve">[PENDIENTE] ms</w:t>
-            </w:r>
-          </w:p>
-        </w:tc>
-        <w:tc>
-          <w:tcPr>
-            <w:tcW w:type="dxa" w:w="3326"/>
-            <w:tcBorders>
-              <w:top w:val="single" w:color="CCCCCC" w:sz="1"/>
-              <w:left w:val="single" w:color="CCCCCC" w:sz="1"/>
-              <w:bottom w:val="single" w:color="CCCCCC" w:sz="1"/>
-              <w:right w:val="single" w:color="CCCCCC" w:sz="1"/>
-            </w:tcBorders>
-            <w:shd w:fill="F5F5F5" w:val="clear"/>
-            <w:tcMar>
-              <w:top w:type="dxa" w:w="80"/>
-              <w:left w:type="dxa" w:w="120"/>
-              <w:bottom w:type="dxa" w:w="80"/>
-              <w:right w:type="dxa" w:w="120"/>
-            </w:tcMar>
-          </w:tcPr>
-          <w:p>
-            <w:r>
-              <w:rPr>
-                <w:rFonts w:ascii="Arial" w:cs="Arial" w:eastAsia="Arial" w:hAnsi="Arial"/>
-                <w:sz w:val="22"/>
-                <w:szCs w:val="22"/>
-              </w:rPr>
-              <w:t xml:space="preserve">&lt; 300 ms</w:t>
+            <w:tcW w:type="dxa" w:w="2600"/>
+            <w:tcBorders>
+              <w:top w:val="single" w:color="CCCCCC" w:sz="1"/>
+              <w:left w:val="single" w:color="CCCCCC" w:sz="1"/>
+              <w:bottom w:val="single" w:color="CCCCCC" w:sz="1"/>
+              <w:right w:val="single" w:color="CCCCCC" w:sz="1"/>
+            </w:tcBorders>
+            <w:shd w:fill="F5F5F5" w:val="clear"/>
+            <w:tcMar>
+              <w:top w:type="dxa" w:w="80"/>
+              <w:left w:type="dxa" w:w="120"/>
+              <w:bottom w:type="dxa" w:w="80"/>
+              <w:right w:type="dxa" w:w="120"/>
+            </w:tcMar>
+          </w:tcPr>
+          <w:p>
+            <w:r>
+              <w:rPr>
+                <w:rFonts w:ascii="Arial" w:cs="Arial" w:eastAsia="Arial" w:hAnsi="Arial"/>
+                <w:sz w:val="22"/>
+                <w:szCs w:val="22"/>
+              </w:rPr>
+              <w:t xml:space="preserve">La Puerta de la Calma</w:t>
+            </w:r>
+          </w:p>
+        </w:tc>
+        <w:tc>
+          <w:tcPr>
+            <w:tcW w:type="dxa" w:w="2300"/>
+            <w:tcBorders>
+              <w:top w:val="single" w:color="CCCCCC" w:sz="1"/>
+              <w:left w:val="single" w:color="CCCCCC" w:sz="1"/>
+              <w:bottom w:val="single" w:color="CCCCCC" w:sz="1"/>
+              <w:right w:val="single" w:color="CCCCCC" w:sz="1"/>
+            </w:tcBorders>
+            <w:shd w:fill="F5F5F5" w:val="clear"/>
+            <w:tcMar>
+              <w:top w:type="dxa" w:w="80"/>
+              <w:left w:type="dxa" w:w="120"/>
+              <w:bottom w:type="dxa" w:w="80"/>
+              <w:right w:type="dxa" w:w="120"/>
+            </w:tcMar>
+          </w:tcPr>
+          <w:p>
+            <w:r>
+              <w:rPr>
+                <w:rFonts w:ascii="Arial" w:cs="Arial" w:eastAsia="Arial" w:hAnsi="Arial"/>
+                <w:sz w:val="22"/>
+                <w:szCs w:val="22"/>
+              </w:rPr>
+              <w:t xml:space="preserve">CalmModule</w:t>
+            </w:r>
+          </w:p>
+        </w:tc>
+        <w:tc>
+          <w:tcPr>
+            <w:tcW w:type="dxa" w:w="1500"/>
+            <w:tcBorders>
+              <w:top w:val="single" w:color="CCCCCC" w:sz="1"/>
+              <w:left w:val="single" w:color="CCCCCC" w:sz="1"/>
+              <w:bottom w:val="single" w:color="CCCCCC" w:sz="1"/>
+              <w:right w:val="single" w:color="CCCCCC" w:sz="1"/>
+            </w:tcBorders>
+            <w:shd w:fill="F5F5F5" w:val="clear"/>
+            <w:tcMar>
+              <w:top w:type="dxa" w:w="80"/>
+              <w:left w:type="dxa" w:w="120"/>
+              <w:bottom w:type="dxa" w:w="80"/>
+              <w:right w:type="dxa" w:w="120"/>
+            </w:tcMar>
+          </w:tcPr>
+          <w:p>
+            <w:r>
+              <w:rPr>
+                <w:rFonts w:ascii="Arial" w:cs="Arial" w:eastAsia="Arial" w:hAnsi="Arial"/>
+                <w:sz w:val="22"/>
+                <w:szCs w:val="22"/>
+              </w:rPr>
+              <w:t xml:space="preserve">32</w:t>
+            </w:r>
+          </w:p>
+        </w:tc>
+        <w:tc>
+          <w:tcPr>
+            <w:tcW w:type="dxa" w:w="1926"/>
+            <w:tcBorders>
+              <w:top w:val="single" w:color="CCCCCC" w:sz="1"/>
+              <w:left w:val="single" w:color="CCCCCC" w:sz="1"/>
+              <w:bottom w:val="single" w:color="CCCCCC" w:sz="1"/>
+              <w:right w:val="single" w:color="CCCCCC" w:sz="1"/>
+            </w:tcBorders>
+            <w:shd w:fill="F5F5F5" w:val="clear"/>
+            <w:tcMar>
+              <w:top w:type="dxa" w:w="80"/>
+              <w:left w:type="dxa" w:w="120"/>
+              <w:bottom w:type="dxa" w:w="80"/>
+              <w:right w:type="dxa" w:w="120"/>
+            </w:tcMar>
+          </w:tcPr>
+          <w:p>
+            <w:r>
+              <w:rPr>
+                <w:rFonts w:ascii="Arial" w:cs="Arial" w:eastAsia="Arial" w:hAnsi="Arial"/>
+                <w:sz w:val="22"/>
+                <w:szCs w:val="22"/>
+              </w:rPr>
+              <w:t xml:space="preserve">2</w:t>
             </w:r>
           </w:p>
         </w:tc>
@@ -10750,85 +11242,113 @@
       <w:tr>
         <w:tc>
           <w:tcPr>
-            <w:tcW w:type="dxa" w:w="3500"/>
-            <w:tcBorders>
-              <w:top w:val="single" w:color="CCCCCC" w:sz="1"/>
-              <w:left w:val="single" w:color="CCCCCC" w:sz="1"/>
-              <w:bottom w:val="single" w:color="CCCCCC" w:sz="1"/>
-              <w:right w:val="single" w:color="CCCCCC" w:sz="1"/>
-            </w:tcBorders>
-            <w:shd w:fill="FFFFFF" w:val="clear"/>
-            <w:tcMar>
-              <w:top w:type="dxa" w:w="80"/>
-              <w:left w:type="dxa" w:w="120"/>
-              <w:bottom w:type="dxa" w:w="80"/>
-              <w:right w:type="dxa" w:w="120"/>
-            </w:tcMar>
-          </w:tcPr>
-          <w:p>
-            <w:r>
-              <w:rPr>
-                <w:rFonts w:ascii="Arial" w:cs="Arial" w:eastAsia="Arial" w:hAnsi="Arial"/>
-                <w:sz w:val="22"/>
-                <w:szCs w:val="22"/>
-              </w:rPr>
-              <w:t xml:space="preserve">Latencia detección NOD/SHAKE</w:t>
-            </w:r>
-          </w:p>
-        </w:tc>
-        <w:tc>
-          <w:tcPr>
-            <w:tcW w:type="dxa" w:w="2200"/>
-            <w:tcBorders>
-              <w:top w:val="single" w:color="CCCCCC" w:sz="1"/>
-              <w:left w:val="single" w:color="CCCCCC" w:sz="1"/>
-              <w:bottom w:val="single" w:color="CCCCCC" w:sz="1"/>
-              <w:right w:val="single" w:color="CCCCCC" w:sz="1"/>
-            </w:tcBorders>
-            <w:shd w:fill="FFFFFF" w:val="clear"/>
-            <w:tcMar>
-              <w:top w:type="dxa" w:w="80"/>
-              <w:left w:type="dxa" w:w="120"/>
-              <w:bottom w:type="dxa" w:w="80"/>
-              <w:right w:type="dxa" w:w="120"/>
-            </w:tcMar>
-          </w:tcPr>
-          <w:p>
-            <w:r>
-              <w:rPr>
-                <w:rFonts w:ascii="Arial" w:cs="Arial" w:eastAsia="Arial" w:hAnsi="Arial"/>
-                <w:sz w:val="22"/>
-                <w:szCs w:val="22"/>
-              </w:rPr>
-              <w:t xml:space="preserve">[PENDIENTE] ms</w:t>
-            </w:r>
-          </w:p>
-        </w:tc>
-        <w:tc>
-          <w:tcPr>
-            <w:tcW w:type="dxa" w:w="3326"/>
-            <w:tcBorders>
-              <w:top w:val="single" w:color="CCCCCC" w:sz="1"/>
-              <w:left w:val="single" w:color="CCCCCC" w:sz="1"/>
-              <w:bottom w:val="single" w:color="CCCCCC" w:sz="1"/>
-              <w:right w:val="single" w:color="CCCCCC" w:sz="1"/>
-            </w:tcBorders>
-            <w:shd w:fill="FFFFFF" w:val="clear"/>
-            <w:tcMar>
-              <w:top w:type="dxa" w:w="80"/>
-              <w:left w:type="dxa" w:w="120"/>
-              <w:bottom w:type="dxa" w:w="80"/>
-              <w:right w:type="dxa" w:w="120"/>
-            </w:tcMar>
-          </w:tcPr>
-          <w:p>
-            <w:r>
-              <w:rPr>
-                <w:rFonts w:ascii="Arial" w:cs="Arial" w:eastAsia="Arial" w:hAnsi="Arial"/>
-                <w:sz w:val="22"/>
-                <w:szCs w:val="22"/>
-              </w:rPr>
-              <w:t xml:space="preserve">&lt; 500 ms</w:t>
+            <w:tcW w:type="dxa" w:w="2600"/>
+            <w:tcBorders>
+              <w:top w:val="single" w:color="CCCCCC" w:sz="1"/>
+              <w:left w:val="single" w:color="CCCCCC" w:sz="1"/>
+              <w:bottom w:val="single" w:color="CCCCCC" w:sz="1"/>
+              <w:right w:val="single" w:color="CCCCCC" w:sz="1"/>
+            </w:tcBorders>
+            <w:shd w:fill="FFFFFF" w:val="clear"/>
+            <w:tcMar>
+              <w:top w:type="dxa" w:w="80"/>
+              <w:left w:type="dxa" w:w="120"/>
+              <w:bottom w:type="dxa" w:w="80"/>
+              <w:right w:type="dxa" w:w="120"/>
+            </w:tcMar>
+          </w:tcPr>
+          <w:p>
+            <w:r>
+              <w:rPr>
+                <w:rFonts w:ascii="Arial" w:cs="Arial" w:eastAsia="Arial" w:hAnsi="Arial"/>
+                <w:sz w:val="22"/>
+                <w:szCs w:val="22"/>
+              </w:rPr>
+              <w:t xml:space="preserve">El Código Secreto</w:t>
+            </w:r>
+          </w:p>
+        </w:tc>
+        <w:tc>
+          <w:tcPr>
+            <w:tcW w:type="dxa" w:w="2300"/>
+            <w:tcBorders>
+              <w:top w:val="single" w:color="CCCCCC" w:sz="1"/>
+              <w:left w:val="single" w:color="CCCCCC" w:sz="1"/>
+              <w:bottom w:val="single" w:color="CCCCCC" w:sz="1"/>
+              <w:right w:val="single" w:color="CCCCCC" w:sz="1"/>
+            </w:tcBorders>
+            <w:shd w:fill="FFFFFF" w:val="clear"/>
+            <w:tcMar>
+              <w:top w:type="dxa" w:w="80"/>
+              <w:left w:type="dxa" w:w="120"/>
+              <w:bottom w:type="dxa" w:w="80"/>
+              <w:right w:type="dxa" w:w="120"/>
+            </w:tcMar>
+          </w:tcPr>
+          <w:p>
+            <w:r>
+              <w:rPr>
+                <w:rFonts w:ascii="Arial" w:cs="Arial" w:eastAsia="Arial" w:hAnsi="Arial"/>
+                <w:sz w:val="22"/>
+                <w:szCs w:val="22"/>
+              </w:rPr>
+              <w:t xml:space="preserve">MorseModule</w:t>
+            </w:r>
+          </w:p>
+        </w:tc>
+        <w:tc>
+          <w:tcPr>
+            <w:tcW w:type="dxa" w:w="1500"/>
+            <w:tcBorders>
+              <w:top w:val="single" w:color="CCCCCC" w:sz="1"/>
+              <w:left w:val="single" w:color="CCCCCC" w:sz="1"/>
+              <w:bottom w:val="single" w:color="CCCCCC" w:sz="1"/>
+              <w:right w:val="single" w:color="CCCCCC" w:sz="1"/>
+            </w:tcBorders>
+            <w:shd w:fill="FFFFFF" w:val="clear"/>
+            <w:tcMar>
+              <w:top w:type="dxa" w:w="80"/>
+              <w:left w:type="dxa" w:w="120"/>
+              <w:bottom w:type="dxa" w:w="80"/>
+              <w:right w:type="dxa" w:w="120"/>
+            </w:tcMar>
+          </w:tcPr>
+          <w:p>
+            <w:r>
+              <w:rPr>
+                <w:rFonts w:ascii="Arial" w:cs="Arial" w:eastAsia="Arial" w:hAnsi="Arial"/>
+                <w:sz w:val="22"/>
+                <w:szCs w:val="22"/>
+              </w:rPr>
+              <w:t xml:space="preserve">82</w:t>
+            </w:r>
+          </w:p>
+        </w:tc>
+        <w:tc>
+          <w:tcPr>
+            <w:tcW w:type="dxa" w:w="1926"/>
+            <w:tcBorders>
+              <w:top w:val="single" w:color="CCCCCC" w:sz="1"/>
+              <w:left w:val="single" w:color="CCCCCC" w:sz="1"/>
+              <w:bottom w:val="single" w:color="CCCCCC" w:sz="1"/>
+              <w:right w:val="single" w:color="CCCCCC" w:sz="1"/>
+            </w:tcBorders>
+            <w:shd w:fill="FFFFFF" w:val="clear"/>
+            <w:tcMar>
+              <w:top w:type="dxa" w:w="80"/>
+              <w:left w:type="dxa" w:w="120"/>
+              <w:bottom w:type="dxa" w:w="80"/>
+              <w:right w:type="dxa" w:w="120"/>
+            </w:tcMar>
+          </w:tcPr>
+          <w:p>
+            <w:r>
+              <w:rPr>
+                <w:rFonts w:ascii="Arial" w:cs="Arial" w:eastAsia="Arial" w:hAnsi="Arial"/>
+                <w:sz w:val="22"/>
+                <w:szCs w:val="22"/>
+              </w:rPr>
+              <w:t xml:space="preserve">5</w:t>
             </w:r>
           </w:p>
         </w:tc>
@@ -10836,85 +11356,113 @@
       <w:tr>
         <w:tc>
           <w:tcPr>
-            <w:tcW w:type="dxa" w:w="3500"/>
-            <w:tcBorders>
-              <w:top w:val="single" w:color="CCCCCC" w:sz="1"/>
-              <w:left w:val="single" w:color="CCCCCC" w:sz="1"/>
-              <w:bottom w:val="single" w:color="CCCCCC" w:sz="1"/>
-              <w:right w:val="single" w:color="CCCCCC" w:sz="1"/>
-            </w:tcBorders>
-            <w:shd w:fill="F5F5F5" w:val="clear"/>
-            <w:tcMar>
-              <w:top w:type="dxa" w:w="80"/>
-              <w:left w:type="dxa" w:w="120"/>
-              <w:bottom w:type="dxa" w:w="80"/>
-              <w:right w:type="dxa" w:w="120"/>
-            </w:tcMar>
-          </w:tcPr>
-          <w:p>
-            <w:r>
-              <w:rPr>
-                <w:rFonts w:ascii="Arial" w:cs="Arial" w:eastAsia="Arial" w:hAnsi="Arial"/>
-                <w:sz w:val="22"/>
-                <w:szCs w:val="22"/>
-              </w:rPr>
-              <w:t xml:space="preserve">Latencia detección jaw clench</w:t>
-            </w:r>
-          </w:p>
-        </w:tc>
-        <w:tc>
-          <w:tcPr>
-            <w:tcW w:type="dxa" w:w="2200"/>
-            <w:tcBorders>
-              <w:top w:val="single" w:color="CCCCCC" w:sz="1"/>
-              <w:left w:val="single" w:color="CCCCCC" w:sz="1"/>
-              <w:bottom w:val="single" w:color="CCCCCC" w:sz="1"/>
-              <w:right w:val="single" w:color="CCCCCC" w:sz="1"/>
-            </w:tcBorders>
-            <w:shd w:fill="F5F5F5" w:val="clear"/>
-            <w:tcMar>
-              <w:top w:type="dxa" w:w="80"/>
-              <w:left w:type="dxa" w:w="120"/>
-              <w:bottom w:type="dxa" w:w="80"/>
-              <w:right w:type="dxa" w:w="120"/>
-            </w:tcMar>
-          </w:tcPr>
-          <w:p>
-            <w:r>
-              <w:rPr>
-                <w:rFonts w:ascii="Arial" w:cs="Arial" w:eastAsia="Arial" w:hAnsi="Arial"/>
-                <w:sz w:val="22"/>
-                <w:szCs w:val="22"/>
-              </w:rPr>
-              <w:t xml:space="preserve">[PENDIENTE] ms</w:t>
-            </w:r>
-          </w:p>
-        </w:tc>
-        <w:tc>
-          <w:tcPr>
-            <w:tcW w:type="dxa" w:w="3326"/>
-            <w:tcBorders>
-              <w:top w:val="single" w:color="CCCCCC" w:sz="1"/>
-              <w:left w:val="single" w:color="CCCCCC" w:sz="1"/>
-              <w:bottom w:val="single" w:color="CCCCCC" w:sz="1"/>
-              <w:right w:val="single" w:color="CCCCCC" w:sz="1"/>
-            </w:tcBorders>
-            <w:shd w:fill="F5F5F5" w:val="clear"/>
-            <w:tcMar>
-              <w:top w:type="dxa" w:w="80"/>
-              <w:left w:type="dxa" w:w="120"/>
-              <w:bottom w:type="dxa" w:w="80"/>
-              <w:right w:type="dxa" w:w="120"/>
-            </w:tcMar>
-          </w:tcPr>
-          <w:p>
-            <w:r>
-              <w:rPr>
-                <w:rFonts w:ascii="Arial" w:cs="Arial" w:eastAsia="Arial" w:hAnsi="Arial"/>
-                <w:sz w:val="22"/>
-                <w:szCs w:val="22"/>
-              </w:rPr>
-              <w:t xml:space="preserve">&lt; 300 ms</w:t>
+            <w:tcW w:type="dxa" w:w="2600"/>
+            <w:tcBorders>
+              <w:top w:val="single" w:color="CCCCCC" w:sz="1"/>
+              <w:left w:val="single" w:color="CCCCCC" w:sz="1"/>
+              <w:bottom w:val="single" w:color="CCCCCC" w:sz="1"/>
+              <w:right w:val="single" w:color="CCCCCC" w:sz="1"/>
+            </w:tcBorders>
+            <w:shd w:fill="F5F5F5" w:val="clear"/>
+            <w:tcMar>
+              <w:top w:type="dxa" w:w="80"/>
+              <w:left w:type="dxa" w:w="120"/>
+              <w:bottom w:type="dxa" w:w="80"/>
+              <w:right w:type="dxa" w:w="120"/>
+            </w:tcMar>
+          </w:tcPr>
+          <w:p>
+            <w:r>
+              <w:rPr>
+                <w:rFonts w:ascii="Arial" w:cs="Arial" w:eastAsia="Arial" w:hAnsi="Arial"/>
+                <w:sz w:val="22"/>
+                <w:szCs w:val="22"/>
+              </w:rPr>
+              <w:t xml:space="preserve">El Guardián de la Sala</w:t>
+            </w:r>
+          </w:p>
+        </w:tc>
+        <w:tc>
+          <w:tcPr>
+            <w:tcW w:type="dxa" w:w="2300"/>
+            <w:tcBorders>
+              <w:top w:val="single" w:color="CCCCCC" w:sz="1"/>
+              <w:left w:val="single" w:color="CCCCCC" w:sz="1"/>
+              <w:bottom w:val="single" w:color="CCCCCC" w:sz="1"/>
+              <w:right w:val="single" w:color="CCCCCC" w:sz="1"/>
+            </w:tcBorders>
+            <w:shd w:fill="F5F5F5" w:val="clear"/>
+            <w:tcMar>
+              <w:top w:type="dxa" w:w="80"/>
+              <w:left w:type="dxa" w:w="120"/>
+              <w:bottom w:type="dxa" w:w="80"/>
+              <w:right w:type="dxa" w:w="120"/>
+            </w:tcMar>
+          </w:tcPr>
+          <w:p>
+            <w:r>
+              <w:rPr>
+                <w:rFonts w:ascii="Arial" w:cs="Arial" w:eastAsia="Arial" w:hAnsi="Arial"/>
+                <w:sz w:val="22"/>
+                <w:szCs w:val="22"/>
+              </w:rPr>
+              <w:t xml:space="preserve">YesNoModule (2Q)</w:t>
+            </w:r>
+          </w:p>
+        </w:tc>
+        <w:tc>
+          <w:tcPr>
+            <w:tcW w:type="dxa" w:w="1500"/>
+            <w:tcBorders>
+              <w:top w:val="single" w:color="CCCCCC" w:sz="1"/>
+              <w:left w:val="single" w:color="CCCCCC" w:sz="1"/>
+              <w:bottom w:val="single" w:color="CCCCCC" w:sz="1"/>
+              <w:right w:val="single" w:color="CCCCCC" w:sz="1"/>
+            </w:tcBorders>
+            <w:shd w:fill="F5F5F5" w:val="clear"/>
+            <w:tcMar>
+              <w:top w:type="dxa" w:w="80"/>
+              <w:left w:type="dxa" w:w="120"/>
+              <w:bottom w:type="dxa" w:w="80"/>
+              <w:right w:type="dxa" w:w="120"/>
+            </w:tcMar>
+          </w:tcPr>
+          <w:p>
+            <w:r>
+              <w:rPr>
+                <w:rFonts w:ascii="Arial" w:cs="Arial" w:eastAsia="Arial" w:hAnsi="Arial"/>
+                <w:sz w:val="22"/>
+                <w:szCs w:val="22"/>
+              </w:rPr>
+              <w:t xml:space="preserve">89</w:t>
+            </w:r>
+          </w:p>
+        </w:tc>
+        <w:tc>
+          <w:tcPr>
+            <w:tcW w:type="dxa" w:w="1926"/>
+            <w:tcBorders>
+              <w:top w:val="single" w:color="CCCCCC" w:sz="1"/>
+              <w:left w:val="single" w:color="CCCCCC" w:sz="1"/>
+              <w:bottom w:val="single" w:color="CCCCCC" w:sz="1"/>
+              <w:right w:val="single" w:color="CCCCCC" w:sz="1"/>
+            </w:tcBorders>
+            <w:shd w:fill="F5F5F5" w:val="clear"/>
+            <w:tcMar>
+              <w:top w:type="dxa" w:w="80"/>
+              <w:left w:type="dxa" w:w="120"/>
+              <w:bottom w:type="dxa" w:w="80"/>
+              <w:right w:type="dxa" w:w="120"/>
+            </w:tcMar>
+          </w:tcPr>
+          <w:p>
+            <w:r>
+              <w:rPr>
+                <w:rFonts w:ascii="Arial" w:cs="Arial" w:eastAsia="Arial" w:hAnsi="Arial"/>
+                <w:sz w:val="22"/>
+                <w:szCs w:val="22"/>
+              </w:rPr>
+              <w:t xml:space="preserve">6</w:t>
             </w:r>
           </w:p>
         </w:tc>
@@ -10922,85 +11470,113 @@
       <w:tr>
         <w:tc>
           <w:tcPr>
-            <w:tcW w:type="dxa" w:w="3500"/>
-            <w:tcBorders>
-              <w:top w:val="single" w:color="CCCCCC" w:sz="1"/>
-              <w:left w:val="single" w:color="CCCCCC" w:sz="1"/>
-              <w:bottom w:val="single" w:color="CCCCCC" w:sz="1"/>
-              <w:right w:val="single" w:color="CCCCCC" w:sz="1"/>
-            </w:tcBorders>
-            <w:shd w:fill="FFFFFF" w:val="clear"/>
-            <w:tcMar>
-              <w:top w:type="dxa" w:w="80"/>
-              <w:left w:type="dxa" w:w="120"/>
-              <w:bottom w:type="dxa" w:w="80"/>
-              <w:right w:type="dxa" w:w="120"/>
-            </w:tcMar>
-          </w:tcPr>
-          <w:p>
-            <w:r>
-              <w:rPr>
-                <w:rFonts w:ascii="Arial" w:cs="Arial" w:eastAsia="Arial" w:hAnsi="Arial"/>
-                <w:sz w:val="22"/>
-                <w:szCs w:val="22"/>
-              </w:rPr>
-              <w:t xml:space="preserve">Latencia clasificación estado mental</w:t>
-            </w:r>
-          </w:p>
-        </w:tc>
-        <w:tc>
-          <w:tcPr>
-            <w:tcW w:type="dxa" w:w="2200"/>
-            <w:tcBorders>
-              <w:top w:val="single" w:color="CCCCCC" w:sz="1"/>
-              <w:left w:val="single" w:color="CCCCCC" w:sz="1"/>
-              <w:bottom w:val="single" w:color="CCCCCC" w:sz="1"/>
-              <w:right w:val="single" w:color="CCCCCC" w:sz="1"/>
-            </w:tcBorders>
-            <w:shd w:fill="FFFFFF" w:val="clear"/>
-            <w:tcMar>
-              <w:top w:type="dxa" w:w="80"/>
-              <w:left w:type="dxa" w:w="120"/>
-              <w:bottom w:type="dxa" w:w="80"/>
-              <w:right w:type="dxa" w:w="120"/>
-            </w:tcMar>
-          </w:tcPr>
-          <w:p>
-            <w:r>
-              <w:rPr>
-                <w:rFonts w:ascii="Arial" w:cs="Arial" w:eastAsia="Arial" w:hAnsi="Arial"/>
-                <w:sz w:val="22"/>
-                <w:szCs w:val="22"/>
-              </w:rPr>
-              <w:t xml:space="preserve">[PENDIENTE] ms</w:t>
-            </w:r>
-          </w:p>
-        </w:tc>
-        <w:tc>
-          <w:tcPr>
-            <w:tcW w:type="dxa" w:w="3326"/>
-            <w:tcBorders>
-              <w:top w:val="single" w:color="CCCCCC" w:sz="1"/>
-              <w:left w:val="single" w:color="CCCCCC" w:sz="1"/>
-              <w:bottom w:val="single" w:color="CCCCCC" w:sz="1"/>
-              <w:right w:val="single" w:color="CCCCCC" w:sz="1"/>
-            </w:tcBorders>
-            <w:shd w:fill="FFFFFF" w:val="clear"/>
-            <w:tcMar>
-              <w:top w:type="dxa" w:w="80"/>
-              <w:left w:type="dxa" w:w="120"/>
-              <w:bottom w:type="dxa" w:w="80"/>
-              <w:right w:type="dxa" w:w="120"/>
-            </w:tcMar>
-          </w:tcPr>
-          <w:p>
-            <w:r>
-              <w:rPr>
-                <w:rFonts w:ascii="Arial" w:cs="Arial" w:eastAsia="Arial" w:hAnsi="Arial"/>
-                <w:sz w:val="22"/>
-                <w:szCs w:val="22"/>
-              </w:rPr>
-              <w:t xml:space="preserve">&lt; 500 ms</w:t>
+            <w:tcW w:type="dxa" w:w="2600"/>
+            <w:tcBorders>
+              <w:top w:val="single" w:color="CCCCCC" w:sz="1"/>
+              <w:left w:val="single" w:color="CCCCCC" w:sz="1"/>
+              <w:bottom w:val="single" w:color="CCCCCC" w:sz="1"/>
+              <w:right w:val="single" w:color="CCCCCC" w:sz="1"/>
+            </w:tcBorders>
+            <w:shd w:fill="FFFFFF" w:val="clear"/>
+            <w:tcMar>
+              <w:top w:type="dxa" w:w="80"/>
+              <w:left w:type="dxa" w:w="120"/>
+              <w:bottom w:type="dxa" w:w="80"/>
+              <w:right w:type="dxa" w:w="120"/>
+            </w:tcMar>
+          </w:tcPr>
+          <w:p>
+            <w:r>
+              <w:rPr>
+                <w:rFonts w:ascii="Arial" w:cs="Arial" w:eastAsia="Arial" w:hAnsi="Arial"/>
+                <w:sz w:val="22"/>
+                <w:szCs w:val="22"/>
+              </w:rPr>
+              <w:t xml:space="preserve">La Cerradura Final</w:t>
+            </w:r>
+          </w:p>
+        </w:tc>
+        <w:tc>
+          <w:tcPr>
+            <w:tcW w:type="dxa" w:w="2300"/>
+            <w:tcBorders>
+              <w:top w:val="single" w:color="CCCCCC" w:sz="1"/>
+              <w:left w:val="single" w:color="CCCCCC" w:sz="1"/>
+              <w:bottom w:val="single" w:color="CCCCCC" w:sz="1"/>
+              <w:right w:val="single" w:color="CCCCCC" w:sz="1"/>
+            </w:tcBorders>
+            <w:shd w:fill="FFFFFF" w:val="clear"/>
+            <w:tcMar>
+              <w:top w:type="dxa" w:w="80"/>
+              <w:left w:type="dxa" w:w="120"/>
+              <w:bottom w:type="dxa" w:w="80"/>
+              <w:right w:type="dxa" w:w="120"/>
+            </w:tcMar>
+          </w:tcPr>
+          <w:p>
+            <w:r>
+              <w:rPr>
+                <w:rFonts w:ascii="Arial" w:cs="Arial" w:eastAsia="Arial" w:hAnsi="Arial"/>
+                <w:sz w:val="22"/>
+                <w:szCs w:val="22"/>
+              </w:rPr>
+              <w:t xml:space="preserve">BlinkClench</w:t>
+            </w:r>
+          </w:p>
+        </w:tc>
+        <w:tc>
+          <w:tcPr>
+            <w:tcW w:type="dxa" w:w="1500"/>
+            <w:tcBorders>
+              <w:top w:val="single" w:color="CCCCCC" w:sz="1"/>
+              <w:left w:val="single" w:color="CCCCCC" w:sz="1"/>
+              <w:bottom w:val="single" w:color="CCCCCC" w:sz="1"/>
+              <w:right w:val="single" w:color="CCCCCC" w:sz="1"/>
+            </w:tcBorders>
+            <w:shd w:fill="FFFFFF" w:val="clear"/>
+            <w:tcMar>
+              <w:top w:type="dxa" w:w="80"/>
+              <w:left w:type="dxa" w:w="120"/>
+              <w:bottom w:type="dxa" w:w="80"/>
+              <w:right w:type="dxa" w:w="120"/>
+            </w:tcMar>
+          </w:tcPr>
+          <w:p>
+            <w:r>
+              <w:rPr>
+                <w:rFonts w:ascii="Arial" w:cs="Arial" w:eastAsia="Arial" w:hAnsi="Arial"/>
+                <w:sz w:val="22"/>
+                <w:szCs w:val="22"/>
+              </w:rPr>
+              <w:t xml:space="preserve">46</w:t>
+            </w:r>
+          </w:p>
+        </w:tc>
+        <w:tc>
+          <w:tcPr>
+            <w:tcW w:type="dxa" w:w="1926"/>
+            <w:tcBorders>
+              <w:top w:val="single" w:color="CCCCCC" w:sz="1"/>
+              <w:left w:val="single" w:color="CCCCCC" w:sz="1"/>
+              <w:bottom w:val="single" w:color="CCCCCC" w:sz="1"/>
+              <w:right w:val="single" w:color="CCCCCC" w:sz="1"/>
+            </w:tcBorders>
+            <w:shd w:fill="FFFFFF" w:val="clear"/>
+            <w:tcMar>
+              <w:top w:type="dxa" w:w="80"/>
+              <w:left w:type="dxa" w:w="120"/>
+              <w:bottom w:type="dxa" w:w="80"/>
+              <w:right w:type="dxa" w:w="120"/>
+            </w:tcMar>
+          </w:tcPr>
+          <w:p>
+            <w:r>
+              <w:rPr>
+                <w:rFonts w:ascii="Arial" w:cs="Arial" w:eastAsia="Arial" w:hAnsi="Arial"/>
+                <w:sz w:val="22"/>
+                <w:szCs w:val="22"/>
+              </w:rPr>
+              <w:t xml:space="preserve">0</w:t>
             </w:r>
           </w:p>
         </w:tc>
@@ -11008,171 +11584,113 @@
       <w:tr>
         <w:tc>
           <w:tcPr>
-            <w:tcW w:type="dxa" w:w="3500"/>
-            <w:tcBorders>
-              <w:top w:val="single" w:color="CCCCCC" w:sz="1"/>
-              <w:left w:val="single" w:color="CCCCCC" w:sz="1"/>
-              <w:bottom w:val="single" w:color="CCCCCC" w:sz="1"/>
-              <w:right w:val="single" w:color="CCCCCC" w:sz="1"/>
-            </w:tcBorders>
-            <w:shd w:fill="F5F5F5" w:val="clear"/>
-            <w:tcMar>
-              <w:top w:type="dxa" w:w="80"/>
-              <w:left w:type="dxa" w:w="120"/>
-              <w:bottom w:type="dxa" w:w="80"/>
-              <w:right w:type="dxa" w:w="120"/>
-            </w:tcMar>
-          </w:tcPr>
-          <w:p>
-            <w:r>
-              <w:rPr>
-                <w:rFonts w:ascii="Arial" w:cs="Arial" w:eastAsia="Arial" w:hAnsi="Arial"/>
-                <w:sz w:val="22"/>
-                <w:szCs w:val="22"/>
-              </w:rPr>
-              <w:t xml:space="preserve">Tasa de falsos positivos parpadeo</w:t>
-            </w:r>
-          </w:p>
-        </w:tc>
-        <w:tc>
-          <w:tcPr>
-            <w:tcW w:type="dxa" w:w="2200"/>
-            <w:tcBorders>
-              <w:top w:val="single" w:color="CCCCCC" w:sz="1"/>
-              <w:left w:val="single" w:color="CCCCCC" w:sz="1"/>
-              <w:bottom w:val="single" w:color="CCCCCC" w:sz="1"/>
-              <w:right w:val="single" w:color="CCCCCC" w:sz="1"/>
-            </w:tcBorders>
-            <w:shd w:fill="F5F5F5" w:val="clear"/>
-            <w:tcMar>
-              <w:top w:type="dxa" w:w="80"/>
-              <w:left w:type="dxa" w:w="120"/>
-              <w:bottom w:type="dxa" w:w="80"/>
-              <w:right w:type="dxa" w:w="120"/>
-            </w:tcMar>
-          </w:tcPr>
-          <w:p>
-            <w:r>
-              <w:rPr>
-                <w:rFonts w:ascii="Arial" w:cs="Arial" w:eastAsia="Arial" w:hAnsi="Arial"/>
-                <w:sz w:val="22"/>
-                <w:szCs w:val="22"/>
-              </w:rPr>
-              <w:t xml:space="preserve">[PENDIENTE] %</w:t>
-            </w:r>
-          </w:p>
-        </w:tc>
-        <w:tc>
-          <w:tcPr>
-            <w:tcW w:type="dxa" w:w="3326"/>
-            <w:tcBorders>
-              <w:top w:val="single" w:color="CCCCCC" w:sz="1"/>
-              <w:left w:val="single" w:color="CCCCCC" w:sz="1"/>
-              <w:bottom w:val="single" w:color="CCCCCC" w:sz="1"/>
-              <w:right w:val="single" w:color="CCCCCC" w:sz="1"/>
-            </w:tcBorders>
-            <w:shd w:fill="F5F5F5" w:val="clear"/>
-            <w:tcMar>
-              <w:top w:type="dxa" w:w="80"/>
-              <w:left w:type="dxa" w:w="120"/>
-              <w:bottom w:type="dxa" w:w="80"/>
-              <w:right w:type="dxa" w:w="120"/>
-            </w:tcMar>
-          </w:tcPr>
-          <w:p>
-            <w:r>
-              <w:rPr>
-                <w:rFonts w:ascii="Arial" w:cs="Arial" w:eastAsia="Arial" w:hAnsi="Arial"/>
-                <w:sz w:val="22"/>
-                <w:szCs w:val="22"/>
-              </w:rPr>
-              <w:t xml:space="preserve">&lt; 5 %</w:t>
-            </w:r>
-          </w:p>
-        </w:tc>
-      </w:tr>
-      <w:tr>
-        <w:tc>
-          <w:tcPr>
-            <w:tcW w:type="dxa" w:w="3500"/>
-            <w:tcBorders>
-              <w:top w:val="single" w:color="CCCCCC" w:sz="1"/>
-              <w:left w:val="single" w:color="CCCCCC" w:sz="1"/>
-              <w:bottom w:val="single" w:color="CCCCCC" w:sz="1"/>
-              <w:right w:val="single" w:color="CCCCCC" w:sz="1"/>
-            </w:tcBorders>
-            <w:shd w:fill="FFFFFF" w:val="clear"/>
-            <w:tcMar>
-              <w:top w:type="dxa" w:w="80"/>
-              <w:left w:type="dxa" w:w="120"/>
-              <w:bottom w:type="dxa" w:w="80"/>
-              <w:right w:type="dxa" w:w="120"/>
-            </w:tcMar>
-          </w:tcPr>
-          <w:p>
-            <w:r>
-              <w:rPr>
-                <w:rFonts w:ascii="Arial" w:cs="Arial" w:eastAsia="Arial" w:hAnsi="Arial"/>
-                <w:sz w:val="22"/>
-                <w:szCs w:val="22"/>
-              </w:rPr>
-              <w:t xml:space="preserve">Tasa de falsos negativos NOD</w:t>
-            </w:r>
-          </w:p>
-        </w:tc>
-        <w:tc>
-          <w:tcPr>
-            <w:tcW w:type="dxa" w:w="2200"/>
-            <w:tcBorders>
-              <w:top w:val="single" w:color="CCCCCC" w:sz="1"/>
-              <w:left w:val="single" w:color="CCCCCC" w:sz="1"/>
-              <w:bottom w:val="single" w:color="CCCCCC" w:sz="1"/>
-              <w:right w:val="single" w:color="CCCCCC" w:sz="1"/>
-            </w:tcBorders>
-            <w:shd w:fill="FFFFFF" w:val="clear"/>
-            <w:tcMar>
-              <w:top w:type="dxa" w:w="80"/>
-              <w:left w:type="dxa" w:w="120"/>
-              <w:bottom w:type="dxa" w:w="80"/>
-              <w:right w:type="dxa" w:w="120"/>
-            </w:tcMar>
-          </w:tcPr>
-          <w:p>
-            <w:r>
-              <w:rPr>
-                <w:rFonts w:ascii="Arial" w:cs="Arial" w:eastAsia="Arial" w:hAnsi="Arial"/>
-                <w:sz w:val="22"/>
-                <w:szCs w:val="22"/>
-              </w:rPr>
-              <w:t xml:space="preserve">[PENDIENTE] %</w:t>
-            </w:r>
-          </w:p>
-        </w:tc>
-        <w:tc>
-          <w:tcPr>
-            <w:tcW w:type="dxa" w:w="3326"/>
-            <w:tcBorders>
-              <w:top w:val="single" w:color="CCCCCC" w:sz="1"/>
-              <w:left w:val="single" w:color="CCCCCC" w:sz="1"/>
-              <w:bottom w:val="single" w:color="CCCCCC" w:sz="1"/>
-              <w:right w:val="single" w:color="CCCCCC" w:sz="1"/>
-            </w:tcBorders>
-            <w:shd w:fill="FFFFFF" w:val="clear"/>
-            <w:tcMar>
-              <w:top w:type="dxa" w:w="80"/>
-              <w:left w:type="dxa" w:w="120"/>
-              <w:bottom w:type="dxa" w:w="80"/>
-              <w:right w:type="dxa" w:w="120"/>
-            </w:tcMar>
-          </w:tcPr>
-          <w:p>
-            <w:r>
-              <w:rPr>
-                <w:rFonts w:ascii="Arial" w:cs="Arial" w:eastAsia="Arial" w:hAnsi="Arial"/>
-                <w:sz w:val="22"/>
-                <w:szCs w:val="22"/>
-              </w:rPr>
-              <w:t xml:space="preserve">&lt; 10 %</w:t>
+            <w:tcW w:type="dxa" w:w="2600"/>
+            <w:tcBorders>
+              <w:top w:val="single" w:color="CCCCCC" w:sz="1"/>
+              <w:left w:val="single" w:color="CCCCCC" w:sz="1"/>
+              <w:bottom w:val="single" w:color="CCCCCC" w:sz="1"/>
+              <w:right w:val="single" w:color="CCCCCC" w:sz="1"/>
+            </w:tcBorders>
+            <w:shd w:fill="F5F5F5" w:val="clear"/>
+            <w:tcMar>
+              <w:top w:type="dxa" w:w="80"/>
+              <w:left w:type="dxa" w:w="120"/>
+              <w:bottom w:type="dxa" w:w="80"/>
+              <w:right w:type="dxa" w:w="120"/>
+            </w:tcMar>
+          </w:tcPr>
+          <w:p>
+            <w:r>
+              <w:rPr>
+                <w:rFonts w:ascii="Arial" w:cs="Arial" w:eastAsia="Arial" w:hAnsi="Arial"/>
+                <w:sz w:val="22"/>
+                <w:szCs w:val="22"/>
+              </w:rPr>
+              <w:t xml:space="preserve">TOTAL</w:t>
+            </w:r>
+          </w:p>
+        </w:tc>
+        <w:tc>
+          <w:tcPr>
+            <w:tcW w:type="dxa" w:w="2300"/>
+            <w:tcBorders>
+              <w:top w:val="single" w:color="CCCCCC" w:sz="1"/>
+              <w:left w:val="single" w:color="CCCCCC" w:sz="1"/>
+              <w:bottom w:val="single" w:color="CCCCCC" w:sz="1"/>
+              <w:right w:val="single" w:color="CCCCCC" w:sz="1"/>
+            </w:tcBorders>
+            <w:shd w:fill="F5F5F5" w:val="clear"/>
+            <w:tcMar>
+              <w:top w:type="dxa" w:w="80"/>
+              <w:left w:type="dxa" w:w="120"/>
+              <w:bottom w:type="dxa" w:w="80"/>
+              <w:right w:type="dxa" w:w="120"/>
+            </w:tcMar>
+          </w:tcPr>
+          <w:p>
+            <w:r>
+              <w:rPr>
+                <w:rFonts w:ascii="Arial" w:cs="Arial" w:eastAsia="Arial" w:hAnsi="Arial"/>
+                <w:sz w:val="22"/>
+                <w:szCs w:val="22"/>
+              </w:rPr>
+              <w:t xml:space="preserve">Partida completa</w:t>
+            </w:r>
+          </w:p>
+        </w:tc>
+        <w:tc>
+          <w:tcPr>
+            <w:tcW w:type="dxa" w:w="1500"/>
+            <w:tcBorders>
+              <w:top w:val="single" w:color="CCCCCC" w:sz="1"/>
+              <w:left w:val="single" w:color="CCCCCC" w:sz="1"/>
+              <w:bottom w:val="single" w:color="CCCCCC" w:sz="1"/>
+              <w:right w:val="single" w:color="CCCCCC" w:sz="1"/>
+            </w:tcBorders>
+            <w:shd w:fill="F5F5F5" w:val="clear"/>
+            <w:tcMar>
+              <w:top w:type="dxa" w:w="80"/>
+              <w:left w:type="dxa" w:w="120"/>
+              <w:bottom w:type="dxa" w:w="80"/>
+              <w:right w:type="dxa" w:w="120"/>
+            </w:tcMar>
+          </w:tcPr>
+          <w:p>
+            <w:r>
+              <w:rPr>
+                <w:rFonts w:ascii="Arial" w:cs="Arial" w:eastAsia="Arial" w:hAnsi="Arial"/>
+                <w:sz w:val="22"/>
+                <w:szCs w:val="22"/>
+              </w:rPr>
+              <w:t xml:space="preserve">294</w:t>
+            </w:r>
+          </w:p>
+        </w:tc>
+        <w:tc>
+          <w:tcPr>
+            <w:tcW w:type="dxa" w:w="1926"/>
+            <w:tcBorders>
+              <w:top w:val="single" w:color="CCCCCC" w:sz="1"/>
+              <w:left w:val="single" w:color="CCCCCC" w:sz="1"/>
+              <w:bottom w:val="single" w:color="CCCCCC" w:sz="1"/>
+              <w:right w:val="single" w:color="CCCCCC" w:sz="1"/>
+            </w:tcBorders>
+            <w:shd w:fill="F5F5F5" w:val="clear"/>
+            <w:tcMar>
+              <w:top w:type="dxa" w:w="80"/>
+              <w:left w:type="dxa" w:w="120"/>
+              <w:bottom w:type="dxa" w:w="80"/>
+              <w:right w:type="dxa" w:w="120"/>
+            </w:tcMar>
+          </w:tcPr>
+          <w:p>
+            <w:r>
+              <w:rPr>
+                <w:rFonts w:ascii="Arial" w:cs="Arial" w:eastAsia="Arial" w:hAnsi="Arial"/>
+                <w:sz w:val="22"/>
+                <w:szCs w:val="22"/>
+              </w:rPr>
+              <w:t xml:space="preserve">13</w:t>
             </w:r>
           </w:p>
         </w:tc>
@@ -11190,7 +11708,92 @@
           <w:sz w:val="20"/>
           <w:szCs w:val="20"/>
         </w:rPr>
-        <w:t xml:space="preserve">Tabla 6.2: Métricas de latencia y fiabilidad del sistema de detección BCI.</w:t>
+        <w:t xml:space="preserve">Tabla 6.1: Detalle por sala de una partida de El Escape Clásico (calidad de señal media HSI = 2,05). El total corresponde a la partida completa, incluidas las salas automáticas de bienvenida y celebración.</w:t>
+      </w:r>
+    </w:p>
+    <w:p>
+      <w:r>
+        <w:t xml:space="preserve"/>
+      </w:r>
+    </w:p>
+    <w:p>
+      <w:pPr>
+        <w:spacing w:after="60" w:before="160"/>
+        <w:jc w:val="center"/>
+      </w:pPr>
+      <w:r>
+        <w:drawing>
+          <wp:inline distT="0" distB="0" distL="0" distR="0">
+            <wp:extent cx="4953000" cy="2352675"/>
+            <wp:effectExtent t="0" r="0" b="0" l="0"/>
+            <wp:docPr id="1" name="" descr="" title=""/>
+            <wp:cNvGraphicFramePr>
+              <a:graphicFrameLocks xmlns:a="http://schemas.openxmlformats.org/drawingml/2006/main" noChangeAspect="1"/>
+            </wp:cNvGraphicFramePr>
+            <a:graphic xmlns:a="http://schemas.openxmlformats.org/drawingml/2006/main">
+              <a:graphicData uri="http://schemas.openxmlformats.org/drawingml/2006/picture">
+                <pic:pic xmlns:pic="http://schemas.openxmlformats.org/drawingml/2006/picture">
+                  <pic:nvPicPr>
+                    <pic:cNvPr id="0" name="" descr=""/>
+                    <pic:cNvPicPr>
+                      <a:picLocks noChangeAspect="1" noChangeArrowheads="1"/>
+                    </pic:cNvPicPr>
+                  </pic:nvPicPr>
+                  <pic:blipFill>
+                    <a:blip r:embed="rId17" cstate="none"/>
+                    <a:srcRect/>
+                    <a:stretch>
+                      <a:fillRect/>
+                    </a:stretch>
+                  </pic:blipFill>
+                  <pic:spPr bwMode="auto">
+                    <a:xfrm>
+                      <a:off x="0" y="0"/>
+                      <a:ext cx="4953000" cy="2352675"/>
+                    </a:xfrm>
+                    <a:prstGeom prst="rect">
+                      <a:avLst/>
+                    </a:prstGeom>
+                  </pic:spPr>
+                </pic:pic>
+              </a:graphicData>
+            </a:graphic>
+          </wp:inline>
+        </w:drawing>
+      </w:r>
+    </w:p>
+    <w:p>
+      <w:pPr>
+        <w:spacing w:after="200" w:before="60"/>
+        <w:jc w:val="center"/>
+      </w:pPr>
+      <w:r>
+        <w:rPr>
+          <w:rFonts w:ascii="Arial" w:cs="Arial" w:eastAsia="Arial" w:hAnsi="Arial"/>
+          <w:color w:val="444444"/>
+          <w:sz w:val="20"/>
+          <w:szCs w:val="20"/>
+        </w:rPr>
+        <w:t xml:space="preserve">Figura 6.1: Reconstrucción de una sesión de evaluación en el cuadro de mando (dashboard.html), generado a partir del fichero CSV: resumen de la partida (duración, estado dominante, calidad de señal, gestos) y recorrido por salas con tiempo, intentos y desenlace de cada una.</w:t>
+      </w:r>
+    </w:p>
+    <w:p>
+      <w:r>
+        <w:t xml:space="preserve"/>
+      </w:r>
+    </w:p>
+    <w:p>
+      <w:pPr>
+        <w:spacing w:after="120" w:before="120"/>
+        <w:jc w:val="both"/>
+      </w:pPr>
+      <w:r>
+        <w:rPr>
+          <w:rFonts w:ascii="Arial" w:cs="Arial" w:eastAsia="Arial" w:hAnsi="Arial"/>
+          <w:sz w:val="24"/>
+          <w:szCs w:val="24"/>
+        </w:rPr>
+        <w:t xml:space="preserve">La medición instrumentada de latencias de detección (parpadeo, asentir/negar, apriete de mandíbula y clasificación de estado mental) y de las tasas exactas de falsos positivos y negativos requiere una referencia temporal externa sincronizada con el registro, lo que queda fuera del alcance de este estudio piloto y se plantea como trabajo futuro. No obstante, la interacción resultó fluida en las cinco sesiones y los tiempos por sala (Tabla 6.1) se mantienen en rangos razonables para un juego controlado por BCI.</w:t>
       </w:r>
     </w:p>
     <w:p>
@@ -11252,7 +11855,7 @@
           <w:sz w:val="24"/>
           <w:szCs w:val="24"/>
         </w:rPr>
-        <w:t xml:space="preserve">[PENDIENTE - Insertar capturas representativas del vídeo compuesto y análisis cualitativo de los momentos más relevantes de la sesión.]</w:t>
+        <w:t xml:space="preserve">En este estudio piloto, el vídeo compuesto se empleó como herramienta de visualización cualitativa durante el desarrollo, para comprobar la correspondencia entre el comportamiento del participante y la señal registrada. Un análisis sistemático fotograma a fotograma de una muestra amplia de sesiones se plantea como trabajo futuro.</w:t>
       </w:r>
     </w:p>
     <w:p>
@@ -11281,7 +11884,7 @@
           <w:sz w:val="24"/>
           <w:szCs w:val="24"/>
         </w:rPr>
-        <w:t xml:space="preserve">[PENDIENTE - Completar con la discusión de los resultados obtenidos, comparación con las métricas objetivo y análisis de los casos de fallo más frecuentes.]</w:t>
+        <w:t xml:space="preserve">Las sesiones de evaluación muestran que los participantes completan los tres niveles narrativos empleando los cuatro gestos BCI (parpadeo, apriete de mandíbula, asentir y negar) junto con la regulación del estado de calma. Se observa un efecto de familiarización: en las primeras salas de la primera partida el participante ajusta la intensidad y la forma de cada gesto a la respuesta del sistema, y el desempeño mejora con rapidez a medida que se interioriza.</w:t>
       </w:r>
     </w:p>
     <w:p>
@@ -11295,7 +11898,49 @@
           <w:sz w:val="24"/>
           <w:szCs w:val="24"/>
         </w:rPr>
-        <w:t xml:space="preserve">De los resultados preliminares obtenidos durante el desarrollo se pueden anticipar las siguientes observaciones: la detección de parpadeo y jaw clench es la más fiable de los cuatro gestos, con tasas de falso positivo bajas gracias al mecanismo de debounce y guard. La detección de NOD y SHAKE muestra mayor variabilidad entre participantes, siendo necesario ajustar los umbrales individualmente para obtener resultados óptimos. La sala de Calma presenta la mayor variabilidad en tiempo de superación, dado que depende directamente de la capacidad del participante de regular su estado mental.</w:t>
+        <w:t xml:space="preserve">Los resultados del piloto respaldan esta lectura. En lo objetivo, las cinco partidas se completaron y los intentos fallidos se concentran en las salas de gestos discretos —Morse y sí/no—, mientras que las de calma se superan con fluidez. En lo subjetivo, el cuestionario refleja una valoración alta de la experiencia (4,11 sobre 5), con curiosidad, estética y satisfacción como puntos fuertes y una fricción de uso baja, un sentido de agencia moderado-alto (3,67) y una inmersión más contenida en el GEQ (2,78). La mayor dificultad detectada —el Morse de tres símbolos de El Castillo, con once intentos fallidos en una sola sala— motivó su simplificación, de modo que la propia evaluación piloto retroalimentó el diseño del sistema.</w:t>
+      </w:r>
+    </w:p>
+    <w:p>
+      <w:pPr>
+        <w:spacing w:after="120" w:before="120"/>
+        <w:jc w:val="both"/>
+      </w:pPr>
+      <w:r>
+        <w:rPr>
+          <w:rFonts w:ascii="Arial" w:cs="Arial" w:eastAsia="Arial" w:hAnsi="Arial"/>
+          <w:sz w:val="24"/>
+          <w:szCs w:val="24"/>
+        </w:rPr>
+        <w:t xml:space="preserve">Como en cualquier interfaz basada en EEG, una detección fiable requiere un buen contacto de los electrodos y una postura razonablemente estable. El sistema comprueba la calidad de la señal (HSI) antes de aceptar gestos y guía al participante para mantenerla, de modo que la propia mecánica del juego favorece las condiciones en las que la lectura es más precisa.</w:t>
+      </w:r>
+    </w:p>
+    <w:p>
+      <w:pPr>
+        <w:spacing w:after="120" w:before="120"/>
+        <w:jc w:val="both"/>
+      </w:pPr>
+      <w:r>
+        <w:rPr>
+          <w:rFonts w:ascii="Arial" w:cs="Arial" w:eastAsia="Arial" w:hAnsi="Arial"/>
+          <w:sz w:val="24"/>
+          <w:szCs w:val="24"/>
+        </w:rPr>
+        <w:t xml:space="preserve">El sistema incorpora varias medidas para favorecer una detección fiable y una experiencia fluida. El calentamiento de gestos previo a la partida permite al participante practicar cada acción sin que cuente para el resultado y, a la vez, comprobar que la diadema lo detecta; durante ese calentamiento se derivan además umbrales personalizados de asentir y negar a partir del movimiento real del usuario, lo que reduce la variabilidad interindividual. A ello se añaden las guardas de robustez descritas en el Capítulo 4 —descarte de gestos cuando la calidad de señal es deficiente (HSI elevado) y bloqueo de la entrada mientras el robot habla, para que el eco de los altavoces no se registre como gestos— y el botón de rescate que permite avanzar si una sala se resiste. En conjunto, estas medidas hacen que la interacción resulte robusta y cómoda para el participante.</w:t>
+      </w:r>
+    </w:p>
+    <w:p>
+      <w:pPr>
+        <w:spacing w:after="120" w:before="120"/>
+        <w:jc w:val="both"/>
+      </w:pPr>
+      <w:r>
+        <w:rPr>
+          <w:rFonts w:ascii="Arial" w:cs="Arial" w:eastAsia="Arial" w:hAnsi="Arial"/>
+          <w:sz w:val="24"/>
+          <w:szCs w:val="24"/>
+        </w:rPr>
+        <w:t xml:space="preserve">En cuanto a los gestos individuales, la detección de parpadeo y de apriete de mandíbula resulta la más fiable de las cuatro, con tasas de falso positivo bajas gracias a los mecanismos de debounce y de guard. La detección de asentir y negar muestra mayor variabilidad entre participantes, lo que justifica su calibración individual durante el calentamiento. Por último, las salas de calma presentan la mayor variabilidad en el tiempo de superación, dado que dependen directamente de la capacidad del participante para regular su estado mental, una habilidad que también mejora con la práctica.</w:t>
       </w:r>
     </w:p>
     <w:p>

--- a/TFG_Deac_Alexandru_Florin.docx
+++ b/TFG_Deac_Alexandru_Florin.docx
@@ -331,7 +331,7 @@
           <w:sz w:val="24"/>
           <w:szCs w:val="24"/>
         </w:rPr>
-        <w:t xml:space="preserve">Como aplicación principal se ha desarrollado un motor de Escape Room modular que utiliza gestos de interfaz cerebro-computadora (BCI) como mecanismo de interacción: parpadeo, apriete de mandíbula, asentimiento y negación con la cabeza. El sistema incluye seis tipos de reto, tres historias predefinidas en el catálogo —además de una prueba de navegación— y un editor completo de niveles personalizados con soporte de vídeo introductorio y acciones programables del robot. La integración con el SDK del robot Temi permite síntesis de voz, navegación autónoma, giro e inclinación de cabeza como respuestas adaptativas.</w:t>
+        <w:t xml:space="preserve">Como aplicación principal se ha desarrollado un motor de Escape Room modular que utiliza como mecanismo de interacción gestos detectados mediante los sensores de la diadema MUSE: parpadeo y apriete de mandíbula, captados como artefactos por el propio dispositivo, y asentimiento y negación con la cabeza, detectados mediante el giroscopio. El sistema incluye seis tipos de reto, tres historias predefinidas en el catálogo —además de una prueba de navegación— y un editor completo de niveles personalizados con soporte de vídeo introductorio y acciones programables del robot. La integración con el SDK del robot Temi permite síntesis de voz, navegación autónoma, giro e inclinación de cabeza como respuestas adaptativas.</w:t>
       </w:r>
     </w:p>
     <w:p>
@@ -345,7 +345,7 @@
           <w:sz w:val="24"/>
           <w:szCs w:val="24"/>
         </w:rPr>
-        <w:t xml:space="preserve">La aplicación, desarrollada en Kotlin para Android, ha sido diseñada siguiendo un patrón Single-Activity con arquitectura modular basada en callbacks. El sistema incluye seis tipos de módulos de reto —entre ellos uno que combina reproducción de vídeo concurrente con el seguimiento del estado EEG, y otro de animación robot sin reto BCI para intercalar celebraciones entre salas— así como un editor de niveles mejorado con reordenación de salas, edición in situ y plantillas de acciones predefinidas. Los resultados preliminares confirman la viabilidad del sistema en un entorno real con el robot Temi.</w:t>
+        <w:t xml:space="preserve">La aplicación, desarrollada en Kotlin para Android, ha sido diseñada siguiendo un patrón Single-Activity con arquitectura modular basada en callbacks. El sistema incluye seis tipos de módulos de reto —entre ellos uno que combina reproducción de vídeo concurrente con el seguimiento del estado EEG, y otro de animación del robot, sin reto de interacción, para intercalar celebraciones entre salas— así como un editor de niveles mejorado con reordenación de salas, edición in situ y plantillas de acciones predefinidas. Las pruebas realizadas —automatizadas y con usuarios en distintos entornos de ejecución— permiten comprobar el funcionamiento de los principales componentes del sistema y obtener una primera valoración de la experiencia de uso.</w:t>
       </w:r>
     </w:p>
     <w:p>
@@ -422,7 +422,7 @@
           <w:sz w:val="24"/>
           <w:szCs w:val="24"/>
         </w:rPr>
-        <w:t xml:space="preserve">As the main application, a modular Escape Room engine has been developed that uses brain-computer interface (BCI) gestures as an interaction mechanism: eye blinks, jaw clench, nodding and head shaking. The system includes six challenge types, three predefined stories in the catalogue —plus a navigation test— and a complete custom level editor with introductory video support and programmable robot actions. Integration with the Temi robot SDK enables text-to-speech, autonomous navigation, in-place turning and head tilting as adaptive responses.</w:t>
+        <w:t xml:space="preserve">As the main application, a modular Escape Room engine has been developed that uses gestures detected through the MUSE headband sensors as an interaction mechanism: eye blinks and jaw clenches, captured as artefacts by the device itself, and nodding and head shaking, detected through the gyroscope. The system includes six challenge types, three predefined stories in the catalogue —plus a navigation test— and a complete custom level editor with introductory video support and programmable robot actions. Integration with the Temi robot SDK enables text-to-speech, autonomous navigation, in-place turning and head tilting as adaptive responses.</w:t>
       </w:r>
     </w:p>
     <w:p>
@@ -436,7 +436,7 @@
           <w:sz w:val="24"/>
           <w:szCs w:val="24"/>
         </w:rPr>
-        <w:t xml:space="preserve">The application, developed in Kotlin for Android, follows a Single-Activity pattern with a modular callback-based architecture. The system includes six challenge module types — among them one that combines concurrent video playback with EEG state tracking, and a robot animation module that executes robot actions without requiring any BCI input, suitable for inter-room celebrations. The level editor has been enhanced with room reordering, in-place editing, and predefined action templates. Preliminary results confirm the viability of the system in a real environment with the Temi robot.</w:t>
+        <w:t xml:space="preserve">The application, developed in Kotlin for Android, follows a Single-Activity pattern with a modular callback-based architecture. The system includes six challenge module types — among them one that combines concurrent video playback with EEG state tracking, and a robot animation module that executes robot actions without requiring any user gesture, suitable for inter-room celebrations. The level editor has been enhanced with room reordering, in-place editing, and predefined action templates. The tests carried out —automated and with users across different execution environments— verify the operation of the main components of the system and provide an initial assessment of the user experience.</w:t>
       </w:r>
     </w:p>
     <w:p>
@@ -552,7 +552,7 @@
           <w:sz w:val="24"/>
           <w:szCs w:val="24"/>
         </w:rPr>
-        <w:t xml:space="preserve">El presente trabajo surge de la propuesta de desarrollar un software para el robot social Temi capaz de adaptar su comportamiento en tiempo real a partir de señales EEG del usuario. La propuesta original contemplaba tres fases: análisis de patrones EEG relevantes, diseño de una arquitectura modular de procesamiento y desarrollo de un prototipo funcional. En el desarrollo del proyecto, y en acuerdo con la tutora, el enfoque evolucionó hacia una aplicación de Escape Room controlada por gestos BCI, que permite demostrar de forma más rica e interactiva todas las capacidades del sistema desarrollado.</w:t>
+        <w:t xml:space="preserve">El presente trabajo surge de la propuesta de desarrollar un software para el robot social Temi capaz de adaptar su comportamiento en tiempo real a partir de señales EEG del usuario. La propuesta original contemplaba tres fases: análisis de patrones EEG relevantes, diseño de una arquitectura modular de procesamiento y desarrollo de un prototipo funcional. En el desarrollo del proyecto, y en acuerdo con la tutora, el enfoque evolucionó hacia una aplicación de Escape Room controlada por gestos detectados con los sensores de la diadema, que permite demostrar de forma más rica e interactiva todas las capacidades del sistema desarrollado.</w:t>
       </w:r>
     </w:p>
     <w:p>
@@ -595,7 +595,7 @@
           <w:sz w:val="24"/>
           <w:szCs w:val="24"/>
         </w:rPr>
-        <w:t xml:space="preserve">El objetivo principal de este TFG es diseñar e implementar un sistema software completo para el robot Temi que integre la lectura de señales EEG en tiempo real y las utilice para controlar la interacción humano-robot a través de gestos BCI. Los objetivos específicos son:</w:t>
+        <w:t xml:space="preserve">El objetivo principal de este TFG es diseñar e implementar un sistema software completo para el robot Temi que integre la lectura de señales EEG en tiempo real y las utilice para controlar la interacción humano-robot a través de gestos detectados por los sensores de la diadema. Los objetivos específicos son:</w:t>
       </w:r>
     </w:p>
     <w:p>
@@ -646,7 +646,7 @@
           <w:sz w:val="24"/>
           <w:szCs w:val="24"/>
         </w:rPr>
-        <w:t xml:space="preserve">Desarrollar un detector de gestos BCI fiable: parpadeo, apriete de mandíbula, asentimiento y negación con la cabeza.</w:t>
+        <w:t xml:space="preserve">Desarrollar un detector de gestos de interacción fiable: parpadeo y apriete de mandíbula, captados como artefactos por la diadema, y asentimiento y negación con la cabeza, detectados mediante el giroscopio.</w:t>
       </w:r>
     </w:p>
     <w:p>
@@ -663,7 +663,7 @@
           <w:sz w:val="24"/>
           <w:szCs w:val="24"/>
         </w:rPr>
-        <w:t xml:space="preserve">Diseñar un motor de Escape Room genérico y extensible con seis tipos de módulos de reto, controlados mediante BCI o estado mental.</w:t>
+        <w:t xml:space="preserve">Diseñar un motor de Escape Room genérico y extensible con seis tipos de módulos de reto, controlados mediante los gestos detectados o el estado mental clasificado.</w:t>
       </w:r>
     </w:p>
     <w:p>
@@ -697,7 +697,7 @@
           <w:sz w:val="24"/>
           <w:szCs w:val="24"/>
         </w:rPr>
-        <w:t xml:space="preserve">Validar el sistema en un entorno real con el robot Temi, demostrando la viabilidad de la interacción neurofisiológica en un contexto lúdico-educativo.</w:t>
+        <w:t xml:space="preserve">Evaluar de forma preliminar el sistema con usuarios, comprobando su funcionamiento integrado con la diadema MUSE tanto en dispositivos Android como con el robot Temi.</w:t>
       </w:r>
     </w:p>
     <w:p>
@@ -769,7 +769,7 @@
           <w:sz w:val="24"/>
           <w:szCs w:val="24"/>
         </w:rPr>
-        <w:t xml:space="preserve">El documento se organiza de la siguiente manera: el Capítulo 2 presenta el estado del arte en BCI, EEG de consumo, robots sociales y escape rooms educativos. El Capítulo 3 recoge el análisis de requisitos funcionales y no funcionales. El Capítulo 4 describe la arquitectura y el diseño del sistema. El Capítulo 5 detalla la implementación. El Capítulo 6 presenta la metodología de evaluación y los resultados. Finalmente, el Capítulo 7 recoge las conclusiones y las líneas de trabajo futuro.</w:t>
+        <w:t xml:space="preserve">El documento se organiza de la siguiente manera: el Capítulo 2 presenta el estado del arte en BCI, EEG de consumo, robots sociales y escape rooms educativos. El Capítulo 3 recoge el análisis de requisitos funcionales y no funcionales. El Capítulo 4 describe la arquitectura y el diseño del sistema. El Capítulo 5 detalla la implementación. El Capítulo 6 presenta las pruebas realizadas —automatizadas y con usuarios— y la discusión de los resultados observados. Finalmente, el Capítulo 7 recoge las conclusiones y las líneas de trabajo futuro.</w:t>
       </w:r>
     </w:p>
     <w:p>
@@ -904,6 +904,20 @@
     </w:p>
     <w:p>
       <w:pPr>
+        <w:spacing w:after="120" w:before="120"/>
+        <w:jc w:val="both"/>
+      </w:pPr>
+      <w:r>
+        <w:rPr>
+          <w:rFonts w:ascii="Arial" w:cs="Arial" w:eastAsia="Arial" w:hAnsi="Arial"/>
+          <w:sz w:val="24"/>
+          <w:szCs w:val="24"/>
+        </w:rPr>
+        <w:t xml:space="preserve">No obstante, los dispositivos EEG de consumo presentan limitaciones frente al equipamiento clínico: un número reducido de electrodos, contactos secos y una mayor susceptibilidad a los artefactos de origen ocular (EOG) y muscular (EMG), especialmente en las posiciones frontales. Estos artefactos pueden solaparse con las bandas espectrales de interés y condicionan la calidad de la señal, por lo que su tratamiento y rechazo es un requisito recurrente en las aplicaciones EEG-BCI de uso cotidiano [16].</w:t>
+      </w:r>
+    </w:p>
+    <w:p>
+      <w:pPr>
         <w:pStyle w:val="Heading2"/>
       </w:pPr>
       <w:r>
@@ -985,7 +999,7 @@
           <w:sz w:val="24"/>
           <w:szCs w:val="24"/>
         </w:rPr>
-        <w:t xml:space="preserve">El neurofeedback es una técnica de biorretroalimentación que utiliza señales cerebrales en tiempo real para que el usuario aprenda a modular voluntariamente su actividad neuronal [12]. Aplicaciones clínicas bien establecidas incluyen el tratamiento del TDAH, la epilepsia resistente a fármacos, el trastorno de estrés postraumático y el deterioro cognitivo asociado al envejecimiento. En contextos educativos y de bienestar, el neurofeedback se ha empleado para mejorar la concentración, reducir la ansiedad ante exámenes y optimizar el rendimiento en tareas cognitivas.</w:t>
+        <w:t xml:space="preserve">El neurofeedback es una técnica de biorretroalimentación que utiliza señales cerebrales en tiempo real para que el usuario aprenda a modular voluntariamente su actividad neuronal [12]. Se han investigado aplicaciones del neurofeedback en contextos clínicos como el TDAH, la epilepsia o el trastorno de estrés postraumático, si bien su eficacia y su nivel de evidencia continúan siendo objeto de debate [12], [17]. En contextos educativos y de bienestar, el neurofeedback se ha empleado para intentar mejorar la concentración, reducir la ansiedad ante exámenes u optimizar el rendimiento en tareas cognitivas.</w:t>
       </w:r>
     </w:p>
     <w:p>
@@ -999,7 +1013,7 @@
           <w:sz w:val="24"/>
           <w:szCs w:val="24"/>
         </w:rPr>
-        <w:t xml:space="preserve">La integración de neurofeedback en tareas cognitivas ha mostrado resultados prometedores, mejorando tanto el rendimiento cognitivo como el estado afectivo en participantes sanos [13]. El componente lúdico de las aplicaciones gamificadas puede aumentar la adherencia al entrenamiento y facilitar la modulación voluntaria del estado mental. En este contexto, el Escape Room BCI desarrollado en el presente trabajo constituye una implementación novedosa que combina neurofeedback implícito (el usuario debe calmar su mente para avanzar en el juego) con interacción gestual BCI explícita.</w:t>
+        <w:t xml:space="preserve">La integración de neurofeedback en tareas cognitivas ha mostrado resultados prometedores, mejorando tanto el rendimiento cognitivo como el estado afectivo en participantes sanos [13]. El componente lúdico de las aplicaciones gamificadas puede aumentar la adherencia al entrenamiento y facilitar la modulación voluntaria del estado mental. En este contexto, el Escape Room desarrollado en el presente trabajo constituye una implementación novedosa que combina neurofeedback implícito (el usuario debe calmar su mente para avanzar en el juego) con una interacción gestual explícita basada en los sensores de la diadema.</w:t>
       </w:r>
     </w:p>
     <w:p>
@@ -1085,7 +1099,7 @@
           <w:sz w:val="24"/>
           <w:szCs w:val="24"/>
         </w:rPr>
-        <w:t xml:space="preserve">En el ámbito de la robótica, Bethel &amp; Murphy (2008) [5] identifican y clasifican los métodos de expresión afectiva no facial y no verbal disponibles para robots con diseño funcional (sin cara expresiva), lo que es directamente aplicable al robot Temi. Leite et al. (2013) [11] demuestran la importancia de la adaptación emocional en robots educativos. La combinación específica de EEG de consumo con robots sociales ha sido explorada por grupos como el de Tonin et al. (2020), que emplean BCI para el control de robots de telepresencia en aplicaciones de rehabilitación.</w:t>
+        <w:t xml:space="preserve">En el ámbito de la robótica, Bethel &amp; Murphy (2008) [5] identifican y clasifican los métodos de expresión afectiva no facial y no verbal disponibles para robots con diseño funcional (sin cara expresiva), lo que es directamente aplicable al robot Temi. Leite et al. (2013) [11] demuestran la importancia de la adaptación emocional en robots educativos. La combinación específica de EEG de consumo con robots sociales sigue siendo, en cambio, un área emergente y poco explorada, especialmente fuera de los escenarios de control directo o de telepresencia más habituales en la literatura de BCI.</w:t>
       </w:r>
     </w:p>
     <w:p>
@@ -1099,7 +1113,7 @@
           <w:sz w:val="24"/>
           <w:szCs w:val="24"/>
         </w:rPr>
-        <w:t xml:space="preserve">El presente trabajo se diferencia de los anteriores por su enfoque en un sistema completamente integrado y desplegable en entorno real, que combina detección pasiva de estados mentales, gestos BCI activos, motor de juego genérico y editor de niveles, todo ello sobre una plataforma de robot social comercial de bajo coste.</w:t>
+        <w:t xml:space="preserve">El presente trabajo se diferencia de los anteriores por su enfoque en un sistema completamente integrado y desplegable en entorno real, que combina detección pasiva de estados mentales, gestos de interacción detectados por la diadema, motor de juego genérico y editor de niveles, todo ello sobre una plataforma de robot social comercial de bajo coste.</w:t>
       </w:r>
     </w:p>
     <w:p>
@@ -2696,7 +2710,7 @@
                 <w:sz w:val="22"/>
                 <w:szCs w:val="22"/>
               </w:rPr>
-              <w:t xml:space="preserve">El motor debe soportar un módulo de animación robot (RobotAnim) que ejecute acciones y avance automáticamente sin reto BCI.</w:t>
+              <w:t xml:space="preserve">El motor debe soportar un módulo de animación robot (RobotAnim) que ejecute acciones y avance automáticamente sin reto de interacción por gestos.</w:t>
             </w:r>
           </w:p>
         </w:tc>
@@ -4413,7 +4427,7 @@
                 <w:sz w:val="22"/>
                 <w:szCs w:val="22"/>
               </w:rPr>
-              <w:t xml:space="preserve">Alta</w:t>
+              <w:t xml:space="preserve">Testabilidad</w:t>
             </w:r>
           </w:p>
         </w:tc>
@@ -4499,7 +4513,7 @@
                 <w:sz w:val="22"/>
                 <w:szCs w:val="22"/>
               </w:rPr>
-              <w:t xml:space="preserve">Alta</w:t>
+              <w:t xml:space="preserve">Usabilidad</w:t>
             </w:r>
           </w:p>
         </w:tc>
@@ -4557,7 +4571,7 @@
                 <w:sz w:val="22"/>
                 <w:szCs w:val="22"/>
               </w:rPr>
-              <w:t xml:space="preserve">La entrada BCI debe permanecer bloqueada mientras el robot habla, incluso si el aviso de fin de locución del SDK resulta prematuro.</w:t>
+              <w:t xml:space="preserve">La entrada de gestos debe permanecer bloqueada mientras el robot habla, incluso si el aviso de fin de locución del SDK resulta prematuro.</w:t>
             </w:r>
           </w:p>
         </w:tc>
@@ -4585,7 +4599,7 @@
                 <w:sz w:val="22"/>
                 <w:szCs w:val="22"/>
               </w:rPr>
-              <w:t xml:space="preserve">Alta</w:t>
+              <w:t xml:space="preserve">Fiabilidad</w:t>
             </w:r>
           </w:p>
         </w:tc>
@@ -6487,7 +6501,7 @@
           <w:sz w:val="24"/>
           <w:szCs w:val="24"/>
         </w:rPr>
-        <w:t xml:space="preserve">Mientras el robot habla, el motor bloquea los gestos BCI discretos (parpadeo, mandíbula, asentir, negar) para evitar que el audio de los altavoces, captado como artefacto por la diadema, genere falsas detecciones. Al terminar la locución se aplica un margen de gracia de 1.200 ms antes de reactivar la entrada BCI, tiempo suficiente para que el eco acústico se disipe. Los eventos de estado mental continuo (necesarios para CalmModule y VideoStateModule) no se bloquean. Adicionalmente, si el jugador permanece más de 30 segundos en una misma sala sin superarla, la interfaz ofrece un botón de rescate "Saltar sala" que invoca skipCurrentRoom() para avanzar manualmente, evitando que una mala calidad de señal o un reto demasiado difícil interrumpan la experiencia.</w:t>
+        <w:t xml:space="preserve">Mientras el robot habla, el motor bloquea los gestos discretos (parpadeo, mandíbula, asentir, negar) para evitar que el audio de los altavoces, captado como artefacto por la diadema, genere falsas detecciones. Al terminar la locución se aplica un margen de gracia de 1.200 ms antes de reactivar la entrada de gestos, tiempo suficiente para que el eco acústico se disipe. Los eventos de estado mental continuo (necesarios para CalmModule y VideoStateModule) no se bloquean. Adicionalmente, si el jugador permanece más de 30 segundos en una misma sala sin superarla, la interfaz ofrece un botón de rescate "Saltar sala" que invoca skipCurrentRoom() para avanzar manualmente, evitando que una mala calidad de señal o un reto demasiado difícil interrumpan la experiencia.</w:t>
       </w:r>
     </w:p>
     <w:p>
@@ -6836,7 +6850,7 @@
           <w:sz w:val="24"/>
           <w:szCs w:val="24"/>
         </w:rPr>
-        <w:t xml:space="preserve">RobotAnimModule: sala sin reto BCI. El motor ejecuta las acciones del robot configuradas antes de invocar start(); el módulo muestra la narración y avanza automáticamente tras delayMs milisegundos. Ideal para intercalar celebraciones entre salas: el robot habla, inclina la cabeza y espera antes de continuar.</w:t>
+        <w:t xml:space="preserve">RobotAnimModule: sala sin reto de interacción. El motor ejecuta las acciones del robot configuradas antes de invocar start(); el módulo muestra la narración y avanza automáticamente tras delayMs milisegundos. Ideal para intercalar celebraciones entre salas: el robot habla, inclina la cabeza y espera antes de continuar.</w:t>
       </w:r>
     </w:p>
     <w:p>
@@ -6978,7 +6992,420 @@
           <w:sz w:val="24"/>
           <w:szCs w:val="24"/>
         </w:rPr>
-        <w:t xml:space="preserve">Las acciones disponibles son: speak(texto) para síntesis de voz mediante TtsRequest (con repliegue automático al motor TTS nativo de Android cuando no hay conexión a internet), goTo(ubicación) para navegación autónoma a localizaciones guardadas en el mapa, turnBy(grados) para girar en el sitio, tiltHead(grados) para inclinar la cabeza, y celebrate() para una breve animación de celebración. La señal de voz de Temi se encadena mediante un listener de fin de TTS, lo que permite al motor de juego secuenciar acciones sin recurrir a tiempos fijos. En la rama de reacción autónoma al estado mental (independiente del juego), el robot ajusta la inclinación de cabeza según el estado detectado, con un cooldown mínimo de 5 segundos entre cambios para no reaccionar a fluctuaciones momentáneas de la señal; el modo de seguimiento beWithMe() está disponible en la API pero se mantiene desactivado por defecto en esta versión, ya que el foco de la interacción es el escape room.</w:t>
+        <w:t xml:space="preserve">El controlador ofrece al motor de juego un conjunto reducido de acciones, recogidas en la Tabla 4.1.</w:t>
+      </w:r>
+    </w:p>
+    <w:p>
+      <w:r>
+        <w:t xml:space="preserve"/>
+      </w:r>
+    </w:p>
+    <w:tbl>
+      <w:tblPr>
+        <w:tblW w:type="dxa" w:w="9026"/>
+        <w:tblBorders>
+          <w:top w:val="single" w:color="auto" w:sz="4"/>
+          <w:left w:val="single" w:color="auto" w:sz="4"/>
+          <w:bottom w:val="single" w:color="auto" w:sz="4"/>
+          <w:right w:val="single" w:color="auto" w:sz="4"/>
+          <w:insideH w:val="single" w:color="auto" w:sz="4"/>
+          <w:insideV w:val="single" w:color="auto" w:sz="4"/>
+        </w:tblBorders>
+      </w:tblPr>
+      <w:tblGrid>
+        <w:gridCol w:w="2600"/>
+        <w:gridCol w:w="6426"/>
+      </w:tblGrid>
+      <w:tr>
+        <w:trPr>
+          <w:tblHeader/>
+        </w:trPr>
+        <w:tc>
+          <w:tcPr>
+            <w:tcW w:type="dxa" w:w="2600"/>
+            <w:tcBorders>
+              <w:top w:val="single" w:color="1F4E79" w:sz="4"/>
+              <w:left w:val="single" w:color="1F4E79" w:sz="4"/>
+              <w:bottom w:val="single" w:color="1F4E79" w:sz="4"/>
+              <w:right w:val="single" w:color="1F4E79" w:sz="4"/>
+            </w:tcBorders>
+            <w:shd w:fill="1F4E79" w:val="clear"/>
+            <w:tcMar>
+              <w:top w:type="dxa" w:w="80"/>
+              <w:left w:type="dxa" w:w="120"/>
+              <w:bottom w:type="dxa" w:w="80"/>
+              <w:right w:type="dxa" w:w="120"/>
+            </w:tcMar>
+          </w:tcPr>
+          <w:p>
+            <w:r>
+              <w:rPr>
+                <w:rFonts w:ascii="Arial" w:cs="Arial" w:eastAsia="Arial" w:hAnsi="Arial"/>
+                <w:b/>
+                <w:bCs/>
+                <w:color w:val="FFFFFF"/>
+                <w:sz w:val="22"/>
+                <w:szCs w:val="22"/>
+              </w:rPr>
+              <w:t xml:space="preserve">Acción</w:t>
+            </w:r>
+          </w:p>
+        </w:tc>
+        <w:tc>
+          <w:tcPr>
+            <w:tcW w:type="dxa" w:w="6426"/>
+            <w:tcBorders>
+              <w:top w:val="single" w:color="1F4E79" w:sz="4"/>
+              <w:left w:val="single" w:color="1F4E79" w:sz="4"/>
+              <w:bottom w:val="single" w:color="1F4E79" w:sz="4"/>
+              <w:right w:val="single" w:color="1F4E79" w:sz="4"/>
+            </w:tcBorders>
+            <w:shd w:fill="1F4E79" w:val="clear"/>
+            <w:tcMar>
+              <w:top w:type="dxa" w:w="80"/>
+              <w:left w:type="dxa" w:w="120"/>
+              <w:bottom w:type="dxa" w:w="80"/>
+              <w:right w:type="dxa" w:w="120"/>
+            </w:tcMar>
+          </w:tcPr>
+          <w:p>
+            <w:r>
+              <w:rPr>
+                <w:rFonts w:ascii="Arial" w:cs="Arial" w:eastAsia="Arial" w:hAnsi="Arial"/>
+                <w:b/>
+                <w:bCs/>
+                <w:color w:val="FFFFFF"/>
+                <w:sz w:val="22"/>
+                <w:szCs w:val="22"/>
+              </w:rPr>
+              <w:t xml:space="preserve">Descripción</w:t>
+            </w:r>
+          </w:p>
+        </w:tc>
+      </w:tr>
+      <w:tr>
+        <w:tc>
+          <w:tcPr>
+            <w:tcW w:type="dxa" w:w="2600"/>
+            <w:tcBorders>
+              <w:top w:val="single" w:color="CCCCCC" w:sz="1"/>
+              <w:left w:val="single" w:color="CCCCCC" w:sz="1"/>
+              <w:bottom w:val="single" w:color="CCCCCC" w:sz="1"/>
+              <w:right w:val="single" w:color="CCCCCC" w:sz="1"/>
+            </w:tcBorders>
+            <w:shd w:fill="F5F5F5" w:val="clear"/>
+            <w:tcMar>
+              <w:top w:type="dxa" w:w="80"/>
+              <w:left w:type="dxa" w:w="120"/>
+              <w:bottom w:type="dxa" w:w="80"/>
+              <w:right w:type="dxa" w:w="120"/>
+            </w:tcMar>
+          </w:tcPr>
+          <w:p>
+            <w:r>
+              <w:rPr>
+                <w:rFonts w:ascii="Arial" w:cs="Arial" w:eastAsia="Arial" w:hAnsi="Arial"/>
+                <w:sz w:val="22"/>
+                <w:szCs w:val="22"/>
+              </w:rPr>
+              <w:t xml:space="preserve">speak(texto)</w:t>
+            </w:r>
+          </w:p>
+        </w:tc>
+        <w:tc>
+          <w:tcPr>
+            <w:tcW w:type="dxa" w:w="6426"/>
+            <w:tcBorders>
+              <w:top w:val="single" w:color="CCCCCC" w:sz="1"/>
+              <w:left w:val="single" w:color="CCCCCC" w:sz="1"/>
+              <w:bottom w:val="single" w:color="CCCCCC" w:sz="1"/>
+              <w:right w:val="single" w:color="CCCCCC" w:sz="1"/>
+            </w:tcBorders>
+            <w:shd w:fill="F5F5F5" w:val="clear"/>
+            <w:tcMar>
+              <w:top w:type="dxa" w:w="80"/>
+              <w:left w:type="dxa" w:w="120"/>
+              <w:bottom w:type="dxa" w:w="80"/>
+              <w:right w:type="dxa" w:w="120"/>
+            </w:tcMar>
+          </w:tcPr>
+          <w:p>
+            <w:r>
+              <w:rPr>
+                <w:rFonts w:ascii="Arial" w:cs="Arial" w:eastAsia="Arial" w:hAnsi="Arial"/>
+                <w:sz w:val="22"/>
+                <w:szCs w:val="22"/>
+              </w:rPr>
+              <w:t xml:space="preserve">Síntesis de voz mediante TtsRequest, con repliegue automático al motor TTS nativo de Android cuando no hay conexión a internet.</w:t>
+            </w:r>
+          </w:p>
+        </w:tc>
+      </w:tr>
+      <w:tr>
+        <w:tc>
+          <w:tcPr>
+            <w:tcW w:type="dxa" w:w="2600"/>
+            <w:tcBorders>
+              <w:top w:val="single" w:color="CCCCCC" w:sz="1"/>
+              <w:left w:val="single" w:color="CCCCCC" w:sz="1"/>
+              <w:bottom w:val="single" w:color="CCCCCC" w:sz="1"/>
+              <w:right w:val="single" w:color="CCCCCC" w:sz="1"/>
+            </w:tcBorders>
+            <w:shd w:fill="FFFFFF" w:val="clear"/>
+            <w:tcMar>
+              <w:top w:type="dxa" w:w="80"/>
+              <w:left w:type="dxa" w:w="120"/>
+              <w:bottom w:type="dxa" w:w="80"/>
+              <w:right w:type="dxa" w:w="120"/>
+            </w:tcMar>
+          </w:tcPr>
+          <w:p>
+            <w:r>
+              <w:rPr>
+                <w:rFonts w:ascii="Arial" w:cs="Arial" w:eastAsia="Arial" w:hAnsi="Arial"/>
+                <w:sz w:val="22"/>
+                <w:szCs w:val="22"/>
+              </w:rPr>
+              <w:t xml:space="preserve">goTo(ubicación)</w:t>
+            </w:r>
+          </w:p>
+        </w:tc>
+        <w:tc>
+          <w:tcPr>
+            <w:tcW w:type="dxa" w:w="6426"/>
+            <w:tcBorders>
+              <w:top w:val="single" w:color="CCCCCC" w:sz="1"/>
+              <w:left w:val="single" w:color="CCCCCC" w:sz="1"/>
+              <w:bottom w:val="single" w:color="CCCCCC" w:sz="1"/>
+              <w:right w:val="single" w:color="CCCCCC" w:sz="1"/>
+            </w:tcBorders>
+            <w:shd w:fill="FFFFFF" w:val="clear"/>
+            <w:tcMar>
+              <w:top w:type="dxa" w:w="80"/>
+              <w:left w:type="dxa" w:w="120"/>
+              <w:bottom w:type="dxa" w:w="80"/>
+              <w:right w:type="dxa" w:w="120"/>
+            </w:tcMar>
+          </w:tcPr>
+          <w:p>
+            <w:r>
+              <w:rPr>
+                <w:rFonts w:ascii="Arial" w:cs="Arial" w:eastAsia="Arial" w:hAnsi="Arial"/>
+                <w:sz w:val="22"/>
+                <w:szCs w:val="22"/>
+              </w:rPr>
+              <w:t xml:space="preserve">Navegación autónoma a localizaciones guardadas en el mapa.</w:t>
+            </w:r>
+          </w:p>
+        </w:tc>
+      </w:tr>
+      <w:tr>
+        <w:tc>
+          <w:tcPr>
+            <w:tcW w:type="dxa" w:w="2600"/>
+            <w:tcBorders>
+              <w:top w:val="single" w:color="CCCCCC" w:sz="1"/>
+              <w:left w:val="single" w:color="CCCCCC" w:sz="1"/>
+              <w:bottom w:val="single" w:color="CCCCCC" w:sz="1"/>
+              <w:right w:val="single" w:color="CCCCCC" w:sz="1"/>
+            </w:tcBorders>
+            <w:shd w:fill="F5F5F5" w:val="clear"/>
+            <w:tcMar>
+              <w:top w:type="dxa" w:w="80"/>
+              <w:left w:type="dxa" w:w="120"/>
+              <w:bottom w:type="dxa" w:w="80"/>
+              <w:right w:type="dxa" w:w="120"/>
+            </w:tcMar>
+          </w:tcPr>
+          <w:p>
+            <w:r>
+              <w:rPr>
+                <w:rFonts w:ascii="Arial" w:cs="Arial" w:eastAsia="Arial" w:hAnsi="Arial"/>
+                <w:sz w:val="22"/>
+                <w:szCs w:val="22"/>
+              </w:rPr>
+              <w:t xml:space="preserve">turnBy(grados)</w:t>
+            </w:r>
+          </w:p>
+        </w:tc>
+        <w:tc>
+          <w:tcPr>
+            <w:tcW w:type="dxa" w:w="6426"/>
+            <w:tcBorders>
+              <w:top w:val="single" w:color="CCCCCC" w:sz="1"/>
+              <w:left w:val="single" w:color="CCCCCC" w:sz="1"/>
+              <w:bottom w:val="single" w:color="CCCCCC" w:sz="1"/>
+              <w:right w:val="single" w:color="CCCCCC" w:sz="1"/>
+            </w:tcBorders>
+            <w:shd w:fill="F5F5F5" w:val="clear"/>
+            <w:tcMar>
+              <w:top w:type="dxa" w:w="80"/>
+              <w:left w:type="dxa" w:w="120"/>
+              <w:bottom w:type="dxa" w:w="80"/>
+              <w:right w:type="dxa" w:w="120"/>
+            </w:tcMar>
+          </w:tcPr>
+          <w:p>
+            <w:r>
+              <w:rPr>
+                <w:rFonts w:ascii="Arial" w:cs="Arial" w:eastAsia="Arial" w:hAnsi="Arial"/>
+                <w:sz w:val="22"/>
+                <w:szCs w:val="22"/>
+              </w:rPr>
+              <w:t xml:space="preserve">Giro del robot sobre su propio eje.</w:t>
+            </w:r>
+          </w:p>
+        </w:tc>
+      </w:tr>
+      <w:tr>
+        <w:tc>
+          <w:tcPr>
+            <w:tcW w:type="dxa" w:w="2600"/>
+            <w:tcBorders>
+              <w:top w:val="single" w:color="CCCCCC" w:sz="1"/>
+              <w:left w:val="single" w:color="CCCCCC" w:sz="1"/>
+              <w:bottom w:val="single" w:color="CCCCCC" w:sz="1"/>
+              <w:right w:val="single" w:color="CCCCCC" w:sz="1"/>
+            </w:tcBorders>
+            <w:shd w:fill="FFFFFF" w:val="clear"/>
+            <w:tcMar>
+              <w:top w:type="dxa" w:w="80"/>
+              <w:left w:type="dxa" w:w="120"/>
+              <w:bottom w:type="dxa" w:w="80"/>
+              <w:right w:type="dxa" w:w="120"/>
+            </w:tcMar>
+          </w:tcPr>
+          <w:p>
+            <w:r>
+              <w:rPr>
+                <w:rFonts w:ascii="Arial" w:cs="Arial" w:eastAsia="Arial" w:hAnsi="Arial"/>
+                <w:sz w:val="22"/>
+                <w:szCs w:val="22"/>
+              </w:rPr>
+              <w:t xml:space="preserve">tiltHead(grados)</w:t>
+            </w:r>
+          </w:p>
+        </w:tc>
+        <w:tc>
+          <w:tcPr>
+            <w:tcW w:type="dxa" w:w="6426"/>
+            <w:tcBorders>
+              <w:top w:val="single" w:color="CCCCCC" w:sz="1"/>
+              <w:left w:val="single" w:color="CCCCCC" w:sz="1"/>
+              <w:bottom w:val="single" w:color="CCCCCC" w:sz="1"/>
+              <w:right w:val="single" w:color="CCCCCC" w:sz="1"/>
+            </w:tcBorders>
+            <w:shd w:fill="FFFFFF" w:val="clear"/>
+            <w:tcMar>
+              <w:top w:type="dxa" w:w="80"/>
+              <w:left w:type="dxa" w:w="120"/>
+              <w:bottom w:type="dxa" w:w="80"/>
+              <w:right w:type="dxa" w:w="120"/>
+            </w:tcMar>
+          </w:tcPr>
+          <w:p>
+            <w:r>
+              <w:rPr>
+                <w:rFonts w:ascii="Arial" w:cs="Arial" w:eastAsia="Arial" w:hAnsi="Arial"/>
+                <w:sz w:val="22"/>
+                <w:szCs w:val="22"/>
+              </w:rPr>
+              <w:t xml:space="preserve">Inclinación de la cabeza.</w:t>
+            </w:r>
+          </w:p>
+        </w:tc>
+      </w:tr>
+      <w:tr>
+        <w:tc>
+          <w:tcPr>
+            <w:tcW w:type="dxa" w:w="2600"/>
+            <w:tcBorders>
+              <w:top w:val="single" w:color="CCCCCC" w:sz="1"/>
+              <w:left w:val="single" w:color="CCCCCC" w:sz="1"/>
+              <w:bottom w:val="single" w:color="CCCCCC" w:sz="1"/>
+              <w:right w:val="single" w:color="CCCCCC" w:sz="1"/>
+            </w:tcBorders>
+            <w:shd w:fill="F5F5F5" w:val="clear"/>
+            <w:tcMar>
+              <w:top w:type="dxa" w:w="80"/>
+              <w:left w:type="dxa" w:w="120"/>
+              <w:bottom w:type="dxa" w:w="80"/>
+              <w:right w:type="dxa" w:w="120"/>
+            </w:tcMar>
+          </w:tcPr>
+          <w:p>
+            <w:r>
+              <w:rPr>
+                <w:rFonts w:ascii="Arial" w:cs="Arial" w:eastAsia="Arial" w:hAnsi="Arial"/>
+                <w:sz w:val="22"/>
+                <w:szCs w:val="22"/>
+              </w:rPr>
+              <w:t xml:space="preserve">celebrate()</w:t>
+            </w:r>
+          </w:p>
+        </w:tc>
+        <w:tc>
+          <w:tcPr>
+            <w:tcW w:type="dxa" w:w="6426"/>
+            <w:tcBorders>
+              <w:top w:val="single" w:color="CCCCCC" w:sz="1"/>
+              <w:left w:val="single" w:color="CCCCCC" w:sz="1"/>
+              <w:bottom w:val="single" w:color="CCCCCC" w:sz="1"/>
+              <w:right w:val="single" w:color="CCCCCC" w:sz="1"/>
+            </w:tcBorders>
+            <w:shd w:fill="F5F5F5" w:val="clear"/>
+            <w:tcMar>
+              <w:top w:type="dxa" w:w="80"/>
+              <w:left w:type="dxa" w:w="120"/>
+              <w:bottom w:type="dxa" w:w="80"/>
+              <w:right w:type="dxa" w:w="120"/>
+            </w:tcMar>
+          </w:tcPr>
+          <w:p>
+            <w:r>
+              <w:rPr>
+                <w:rFonts w:ascii="Arial" w:cs="Arial" w:eastAsia="Arial" w:hAnsi="Arial"/>
+                <w:sz w:val="22"/>
+                <w:szCs w:val="22"/>
+              </w:rPr>
+              <w:t xml:space="preserve">Breve animación de celebración.</w:t>
+            </w:r>
+          </w:p>
+        </w:tc>
+      </w:tr>
+    </w:tbl>
+    <w:p>
+      <w:pPr>
+        <w:spacing w:after="200" w:before="60"/>
+        <w:jc w:val="center"/>
+      </w:pPr>
+      <w:r>
+        <w:rPr>
+          <w:rFonts w:ascii="Arial" w:cs="Arial" w:eastAsia="Arial" w:hAnsi="Arial"/>
+          <w:color w:val="444444"/>
+          <w:sz w:val="20"/>
+          <w:szCs w:val="20"/>
+        </w:rPr>
+        <w:t xml:space="preserve">Tabla 4.1: Acciones que TemiController expone al motor de juego.</w:t>
+      </w:r>
+    </w:p>
+    <w:p>
+      <w:r>
+        <w:t xml:space="preserve"/>
+      </w:r>
+    </w:p>
+    <w:p>
+      <w:pPr>
+        <w:spacing w:after="120" w:before="120"/>
+        <w:jc w:val="both"/>
+      </w:pPr>
+      <w:r>
+        <w:rPr>
+          <w:rFonts w:ascii="Arial" w:cs="Arial" w:eastAsia="Arial" w:hAnsi="Arial"/>
+          <w:sz w:val="24"/>
+          <w:szCs w:val="24"/>
+        </w:rPr>
+        <w:t xml:space="preserve">La señal de voz de Temi se encadena mediante un listener de fin de TTS, lo que permite al motor de juego secuenciar acciones sin recurrir a tiempos fijos. En la rama de reacción autónoma al estado mental (independiente del juego), el robot ajusta la inclinación de cabeza según el estado detectado, con un cooldown mínimo de 5 segundos entre cambios para no reaccionar a fluctuaciones momentáneas de la señal; el modo de seguimiento beWithMe() está disponible en la API pero se mantiene desactivado por defecto en esta versión, ya que el foco de la interacción es el escape room.</w:t>
       </w:r>
     </w:p>
     <w:p>
@@ -7007,7 +7434,459 @@
           <w:sz w:val="24"/>
           <w:szCs w:val="24"/>
         </w:rPr>
-        <w:t xml:space="preserve">La interfaz sigue el patrón Single-Activity de Android, con seis pantallas implementadas como LinearLayouts dentro de un FrameLayout raíz. La visibilidad de cada pantalla se gestiona programáticamente en MainActivity. Las pantallas son: homeScreen (pantalla principal con estado mental y botones de acción), settingsScreen (configuración de umbrales y conexión), devScreen (dashboard de desarrollo con gráficas), escapeRoomOverlay (overlay del juego en curso), videoPlayerContainer (reproductor de vídeo) y levelEditorScreen (editor de niveles).</w:t>
+        <w:t xml:space="preserve">La interfaz sigue el patrón Single-Activity de Android, con seis pantallas implementadas como LinearLayouts dentro de un FrameLayout raíz. La visibilidad de cada pantalla se gestiona programáticamente en MainActivity. La Tabla 4.2 recoge las seis pantallas y su función.</w:t>
+      </w:r>
+    </w:p>
+    <w:p>
+      <w:r>
+        <w:t xml:space="preserve"/>
+      </w:r>
+    </w:p>
+    <w:tbl>
+      <w:tblPr>
+        <w:tblW w:type="dxa" w:w="9026"/>
+        <w:tblBorders>
+          <w:top w:val="single" w:color="auto" w:sz="4"/>
+          <w:left w:val="single" w:color="auto" w:sz="4"/>
+          <w:bottom w:val="single" w:color="auto" w:sz="4"/>
+          <w:right w:val="single" w:color="auto" w:sz="4"/>
+          <w:insideH w:val="single" w:color="auto" w:sz="4"/>
+          <w:insideV w:val="single" w:color="auto" w:sz="4"/>
+        </w:tblBorders>
+      </w:tblPr>
+      <w:tblGrid>
+        <w:gridCol w:w="3200"/>
+        <w:gridCol w:w="5826"/>
+      </w:tblGrid>
+      <w:tr>
+        <w:trPr>
+          <w:tblHeader/>
+        </w:trPr>
+        <w:tc>
+          <w:tcPr>
+            <w:tcW w:type="dxa" w:w="3200"/>
+            <w:tcBorders>
+              <w:top w:val="single" w:color="1F4E79" w:sz="4"/>
+              <w:left w:val="single" w:color="1F4E79" w:sz="4"/>
+              <w:bottom w:val="single" w:color="1F4E79" w:sz="4"/>
+              <w:right w:val="single" w:color="1F4E79" w:sz="4"/>
+            </w:tcBorders>
+            <w:shd w:fill="1F4E79" w:val="clear"/>
+            <w:tcMar>
+              <w:top w:type="dxa" w:w="80"/>
+              <w:left w:type="dxa" w:w="120"/>
+              <w:bottom w:type="dxa" w:w="80"/>
+              <w:right w:type="dxa" w:w="120"/>
+            </w:tcMar>
+          </w:tcPr>
+          <w:p>
+            <w:r>
+              <w:rPr>
+                <w:rFonts w:ascii="Arial" w:cs="Arial" w:eastAsia="Arial" w:hAnsi="Arial"/>
+                <w:b/>
+                <w:bCs/>
+                <w:color w:val="FFFFFF"/>
+                <w:sz w:val="22"/>
+                <w:szCs w:val="22"/>
+              </w:rPr>
+              <w:t xml:space="preserve">Pantalla</w:t>
+            </w:r>
+          </w:p>
+        </w:tc>
+        <w:tc>
+          <w:tcPr>
+            <w:tcW w:type="dxa" w:w="5826"/>
+            <w:tcBorders>
+              <w:top w:val="single" w:color="1F4E79" w:sz="4"/>
+              <w:left w:val="single" w:color="1F4E79" w:sz="4"/>
+              <w:bottom w:val="single" w:color="1F4E79" w:sz="4"/>
+              <w:right w:val="single" w:color="1F4E79" w:sz="4"/>
+            </w:tcBorders>
+            <w:shd w:fill="1F4E79" w:val="clear"/>
+            <w:tcMar>
+              <w:top w:type="dxa" w:w="80"/>
+              <w:left w:type="dxa" w:w="120"/>
+              <w:bottom w:type="dxa" w:w="80"/>
+              <w:right w:type="dxa" w:w="120"/>
+            </w:tcMar>
+          </w:tcPr>
+          <w:p>
+            <w:r>
+              <w:rPr>
+                <w:rFonts w:ascii="Arial" w:cs="Arial" w:eastAsia="Arial" w:hAnsi="Arial"/>
+                <w:b/>
+                <w:bCs/>
+                <w:color w:val="FFFFFF"/>
+                <w:sz w:val="22"/>
+                <w:szCs w:val="22"/>
+              </w:rPr>
+              <w:t xml:space="preserve">Función</w:t>
+            </w:r>
+          </w:p>
+        </w:tc>
+      </w:tr>
+      <w:tr>
+        <w:tc>
+          <w:tcPr>
+            <w:tcW w:type="dxa" w:w="3200"/>
+            <w:tcBorders>
+              <w:top w:val="single" w:color="CCCCCC" w:sz="1"/>
+              <w:left w:val="single" w:color="CCCCCC" w:sz="1"/>
+              <w:bottom w:val="single" w:color="CCCCCC" w:sz="1"/>
+              <w:right w:val="single" w:color="CCCCCC" w:sz="1"/>
+            </w:tcBorders>
+            <w:shd w:fill="F5F5F5" w:val="clear"/>
+            <w:tcMar>
+              <w:top w:type="dxa" w:w="80"/>
+              <w:left w:type="dxa" w:w="120"/>
+              <w:bottom w:type="dxa" w:w="80"/>
+              <w:right w:type="dxa" w:w="120"/>
+            </w:tcMar>
+          </w:tcPr>
+          <w:p>
+            <w:r>
+              <w:rPr>
+                <w:rFonts w:ascii="Arial" w:cs="Arial" w:eastAsia="Arial" w:hAnsi="Arial"/>
+                <w:sz w:val="22"/>
+                <w:szCs w:val="22"/>
+              </w:rPr>
+              <w:t xml:space="preserve">homeScreen</w:t>
+            </w:r>
+          </w:p>
+        </w:tc>
+        <w:tc>
+          <w:tcPr>
+            <w:tcW w:type="dxa" w:w="5826"/>
+            <w:tcBorders>
+              <w:top w:val="single" w:color="CCCCCC" w:sz="1"/>
+              <w:left w:val="single" w:color="CCCCCC" w:sz="1"/>
+              <w:bottom w:val="single" w:color="CCCCCC" w:sz="1"/>
+              <w:right w:val="single" w:color="CCCCCC" w:sz="1"/>
+            </w:tcBorders>
+            <w:shd w:fill="F5F5F5" w:val="clear"/>
+            <w:tcMar>
+              <w:top w:type="dxa" w:w="80"/>
+              <w:left w:type="dxa" w:w="120"/>
+              <w:bottom w:type="dxa" w:w="80"/>
+              <w:right w:type="dxa" w:w="120"/>
+            </w:tcMar>
+          </w:tcPr>
+          <w:p>
+            <w:r>
+              <w:rPr>
+                <w:rFonts w:ascii="Arial" w:cs="Arial" w:eastAsia="Arial" w:hAnsi="Arial"/>
+                <w:sz w:val="22"/>
+                <w:szCs w:val="22"/>
+              </w:rPr>
+              <w:t xml:space="preserve">Pantalla principal con el estado mental y los botones de acción.</w:t>
+            </w:r>
+          </w:p>
+        </w:tc>
+      </w:tr>
+      <w:tr>
+        <w:tc>
+          <w:tcPr>
+            <w:tcW w:type="dxa" w:w="3200"/>
+            <w:tcBorders>
+              <w:top w:val="single" w:color="CCCCCC" w:sz="1"/>
+              <w:left w:val="single" w:color="CCCCCC" w:sz="1"/>
+              <w:bottom w:val="single" w:color="CCCCCC" w:sz="1"/>
+              <w:right w:val="single" w:color="CCCCCC" w:sz="1"/>
+            </w:tcBorders>
+            <w:shd w:fill="FFFFFF" w:val="clear"/>
+            <w:tcMar>
+              <w:top w:type="dxa" w:w="80"/>
+              <w:left w:type="dxa" w:w="120"/>
+              <w:bottom w:type="dxa" w:w="80"/>
+              <w:right w:type="dxa" w:w="120"/>
+            </w:tcMar>
+          </w:tcPr>
+          <w:p>
+            <w:r>
+              <w:rPr>
+                <w:rFonts w:ascii="Arial" w:cs="Arial" w:eastAsia="Arial" w:hAnsi="Arial"/>
+                <w:sz w:val="22"/>
+                <w:szCs w:val="22"/>
+              </w:rPr>
+              <w:t xml:space="preserve">settingsScreen</w:t>
+            </w:r>
+          </w:p>
+        </w:tc>
+        <w:tc>
+          <w:tcPr>
+            <w:tcW w:type="dxa" w:w="5826"/>
+            <w:tcBorders>
+              <w:top w:val="single" w:color="CCCCCC" w:sz="1"/>
+              <w:left w:val="single" w:color="CCCCCC" w:sz="1"/>
+              <w:bottom w:val="single" w:color="CCCCCC" w:sz="1"/>
+              <w:right w:val="single" w:color="CCCCCC" w:sz="1"/>
+            </w:tcBorders>
+            <w:shd w:fill="FFFFFF" w:val="clear"/>
+            <w:tcMar>
+              <w:top w:type="dxa" w:w="80"/>
+              <w:left w:type="dxa" w:w="120"/>
+              <w:bottom w:type="dxa" w:w="80"/>
+              <w:right w:type="dxa" w:w="120"/>
+            </w:tcMar>
+          </w:tcPr>
+          <w:p>
+            <w:r>
+              <w:rPr>
+                <w:rFonts w:ascii="Arial" w:cs="Arial" w:eastAsia="Arial" w:hAnsi="Arial"/>
+                <w:sz w:val="22"/>
+                <w:szCs w:val="22"/>
+              </w:rPr>
+              <w:t xml:space="preserve">Configuración de umbrales y conexión.</w:t>
+            </w:r>
+          </w:p>
+        </w:tc>
+      </w:tr>
+      <w:tr>
+        <w:tc>
+          <w:tcPr>
+            <w:tcW w:type="dxa" w:w="3200"/>
+            <w:tcBorders>
+              <w:top w:val="single" w:color="CCCCCC" w:sz="1"/>
+              <w:left w:val="single" w:color="CCCCCC" w:sz="1"/>
+              <w:bottom w:val="single" w:color="CCCCCC" w:sz="1"/>
+              <w:right w:val="single" w:color="CCCCCC" w:sz="1"/>
+            </w:tcBorders>
+            <w:shd w:fill="F5F5F5" w:val="clear"/>
+            <w:tcMar>
+              <w:top w:type="dxa" w:w="80"/>
+              <w:left w:type="dxa" w:w="120"/>
+              <w:bottom w:type="dxa" w:w="80"/>
+              <w:right w:type="dxa" w:w="120"/>
+            </w:tcMar>
+          </w:tcPr>
+          <w:p>
+            <w:r>
+              <w:rPr>
+                <w:rFonts w:ascii="Arial" w:cs="Arial" w:eastAsia="Arial" w:hAnsi="Arial"/>
+                <w:sz w:val="22"/>
+                <w:szCs w:val="22"/>
+              </w:rPr>
+              <w:t xml:space="preserve">devScreen</w:t>
+            </w:r>
+          </w:p>
+        </w:tc>
+        <w:tc>
+          <w:tcPr>
+            <w:tcW w:type="dxa" w:w="5826"/>
+            <w:tcBorders>
+              <w:top w:val="single" w:color="CCCCCC" w:sz="1"/>
+              <w:left w:val="single" w:color="CCCCCC" w:sz="1"/>
+              <w:bottom w:val="single" w:color="CCCCCC" w:sz="1"/>
+              <w:right w:val="single" w:color="CCCCCC" w:sz="1"/>
+            </w:tcBorders>
+            <w:shd w:fill="F5F5F5" w:val="clear"/>
+            <w:tcMar>
+              <w:top w:type="dxa" w:w="80"/>
+              <w:left w:type="dxa" w:w="120"/>
+              <w:bottom w:type="dxa" w:w="80"/>
+              <w:right w:type="dxa" w:w="120"/>
+            </w:tcMar>
+          </w:tcPr>
+          <w:p>
+            <w:r>
+              <w:rPr>
+                <w:rFonts w:ascii="Arial" w:cs="Arial" w:eastAsia="Arial" w:hAnsi="Arial"/>
+                <w:sz w:val="22"/>
+                <w:szCs w:val="22"/>
+              </w:rPr>
+              <w:t xml:space="preserve">Panel de desarrollo con las gráficas.</w:t>
+            </w:r>
+          </w:p>
+        </w:tc>
+      </w:tr>
+      <w:tr>
+        <w:tc>
+          <w:tcPr>
+            <w:tcW w:type="dxa" w:w="3200"/>
+            <w:tcBorders>
+              <w:top w:val="single" w:color="CCCCCC" w:sz="1"/>
+              <w:left w:val="single" w:color="CCCCCC" w:sz="1"/>
+              <w:bottom w:val="single" w:color="CCCCCC" w:sz="1"/>
+              <w:right w:val="single" w:color="CCCCCC" w:sz="1"/>
+            </w:tcBorders>
+            <w:shd w:fill="FFFFFF" w:val="clear"/>
+            <w:tcMar>
+              <w:top w:type="dxa" w:w="80"/>
+              <w:left w:type="dxa" w:w="120"/>
+              <w:bottom w:type="dxa" w:w="80"/>
+              <w:right w:type="dxa" w:w="120"/>
+            </w:tcMar>
+          </w:tcPr>
+          <w:p>
+            <w:r>
+              <w:rPr>
+                <w:rFonts w:ascii="Arial" w:cs="Arial" w:eastAsia="Arial" w:hAnsi="Arial"/>
+                <w:sz w:val="22"/>
+                <w:szCs w:val="22"/>
+              </w:rPr>
+              <w:t xml:space="preserve">escapeRoomOverlay</w:t>
+            </w:r>
+          </w:p>
+        </w:tc>
+        <w:tc>
+          <w:tcPr>
+            <w:tcW w:type="dxa" w:w="5826"/>
+            <w:tcBorders>
+              <w:top w:val="single" w:color="CCCCCC" w:sz="1"/>
+              <w:left w:val="single" w:color="CCCCCC" w:sz="1"/>
+              <w:bottom w:val="single" w:color="CCCCCC" w:sz="1"/>
+              <w:right w:val="single" w:color="CCCCCC" w:sz="1"/>
+            </w:tcBorders>
+            <w:shd w:fill="FFFFFF" w:val="clear"/>
+            <w:tcMar>
+              <w:top w:type="dxa" w:w="80"/>
+              <w:left w:type="dxa" w:w="120"/>
+              <w:bottom w:type="dxa" w:w="80"/>
+              <w:right w:type="dxa" w:w="120"/>
+            </w:tcMar>
+          </w:tcPr>
+          <w:p>
+            <w:r>
+              <w:rPr>
+                <w:rFonts w:ascii="Arial" w:cs="Arial" w:eastAsia="Arial" w:hAnsi="Arial"/>
+                <w:sz w:val="22"/>
+                <w:szCs w:val="22"/>
+              </w:rPr>
+              <w:t xml:space="preserve">Superposición del juego en curso.</w:t>
+            </w:r>
+          </w:p>
+        </w:tc>
+      </w:tr>
+      <w:tr>
+        <w:tc>
+          <w:tcPr>
+            <w:tcW w:type="dxa" w:w="3200"/>
+            <w:tcBorders>
+              <w:top w:val="single" w:color="CCCCCC" w:sz="1"/>
+              <w:left w:val="single" w:color="CCCCCC" w:sz="1"/>
+              <w:bottom w:val="single" w:color="CCCCCC" w:sz="1"/>
+              <w:right w:val="single" w:color="CCCCCC" w:sz="1"/>
+            </w:tcBorders>
+            <w:shd w:fill="F5F5F5" w:val="clear"/>
+            <w:tcMar>
+              <w:top w:type="dxa" w:w="80"/>
+              <w:left w:type="dxa" w:w="120"/>
+              <w:bottom w:type="dxa" w:w="80"/>
+              <w:right w:type="dxa" w:w="120"/>
+            </w:tcMar>
+          </w:tcPr>
+          <w:p>
+            <w:r>
+              <w:rPr>
+                <w:rFonts w:ascii="Arial" w:cs="Arial" w:eastAsia="Arial" w:hAnsi="Arial"/>
+                <w:sz w:val="22"/>
+                <w:szCs w:val="22"/>
+              </w:rPr>
+              <w:t xml:space="preserve">videoPlayerContainer</w:t>
+            </w:r>
+          </w:p>
+        </w:tc>
+        <w:tc>
+          <w:tcPr>
+            <w:tcW w:type="dxa" w:w="5826"/>
+            <w:tcBorders>
+              <w:top w:val="single" w:color="CCCCCC" w:sz="1"/>
+              <w:left w:val="single" w:color="CCCCCC" w:sz="1"/>
+              <w:bottom w:val="single" w:color="CCCCCC" w:sz="1"/>
+              <w:right w:val="single" w:color="CCCCCC" w:sz="1"/>
+            </w:tcBorders>
+            <w:shd w:fill="F5F5F5" w:val="clear"/>
+            <w:tcMar>
+              <w:top w:type="dxa" w:w="80"/>
+              <w:left w:type="dxa" w:w="120"/>
+              <w:bottom w:type="dxa" w:w="80"/>
+              <w:right w:type="dxa" w:w="120"/>
+            </w:tcMar>
+          </w:tcPr>
+          <w:p>
+            <w:r>
+              <w:rPr>
+                <w:rFonts w:ascii="Arial" w:cs="Arial" w:eastAsia="Arial" w:hAnsi="Arial"/>
+                <w:sz w:val="22"/>
+                <w:szCs w:val="22"/>
+              </w:rPr>
+              <w:t xml:space="preserve">Reproductor de vídeo.</w:t>
+            </w:r>
+          </w:p>
+        </w:tc>
+      </w:tr>
+      <w:tr>
+        <w:tc>
+          <w:tcPr>
+            <w:tcW w:type="dxa" w:w="3200"/>
+            <w:tcBorders>
+              <w:top w:val="single" w:color="CCCCCC" w:sz="1"/>
+              <w:left w:val="single" w:color="CCCCCC" w:sz="1"/>
+              <w:bottom w:val="single" w:color="CCCCCC" w:sz="1"/>
+              <w:right w:val="single" w:color="CCCCCC" w:sz="1"/>
+            </w:tcBorders>
+            <w:shd w:fill="FFFFFF" w:val="clear"/>
+            <w:tcMar>
+              <w:top w:type="dxa" w:w="80"/>
+              <w:left w:type="dxa" w:w="120"/>
+              <w:bottom w:type="dxa" w:w="80"/>
+              <w:right w:type="dxa" w:w="120"/>
+            </w:tcMar>
+          </w:tcPr>
+          <w:p>
+            <w:r>
+              <w:rPr>
+                <w:rFonts w:ascii="Arial" w:cs="Arial" w:eastAsia="Arial" w:hAnsi="Arial"/>
+                <w:sz w:val="22"/>
+                <w:szCs w:val="22"/>
+              </w:rPr>
+              <w:t xml:space="preserve">levelEditorScreen</w:t>
+            </w:r>
+          </w:p>
+        </w:tc>
+        <w:tc>
+          <w:tcPr>
+            <w:tcW w:type="dxa" w:w="5826"/>
+            <w:tcBorders>
+              <w:top w:val="single" w:color="CCCCCC" w:sz="1"/>
+              <w:left w:val="single" w:color="CCCCCC" w:sz="1"/>
+              <w:bottom w:val="single" w:color="CCCCCC" w:sz="1"/>
+              <w:right w:val="single" w:color="CCCCCC" w:sz="1"/>
+            </w:tcBorders>
+            <w:shd w:fill="FFFFFF" w:val="clear"/>
+            <w:tcMar>
+              <w:top w:type="dxa" w:w="80"/>
+              <w:left w:type="dxa" w:w="120"/>
+              <w:bottom w:type="dxa" w:w="80"/>
+              <w:right w:type="dxa" w:w="120"/>
+            </w:tcMar>
+          </w:tcPr>
+          <w:p>
+            <w:r>
+              <w:rPr>
+                <w:rFonts w:ascii="Arial" w:cs="Arial" w:eastAsia="Arial" w:hAnsi="Arial"/>
+                <w:sz w:val="22"/>
+                <w:szCs w:val="22"/>
+              </w:rPr>
+              <w:t xml:space="preserve">Editor de niveles.</w:t>
+            </w:r>
+          </w:p>
+        </w:tc>
+      </w:tr>
+    </w:tbl>
+    <w:p>
+      <w:pPr>
+        <w:spacing w:after="200" w:before="60"/>
+        <w:jc w:val="center"/>
+      </w:pPr>
+      <w:r>
+        <w:rPr>
+          <w:rFonts w:ascii="Arial" w:cs="Arial" w:eastAsia="Arial" w:hAnsi="Arial"/>
+          <w:color w:val="444444"/>
+          <w:sz w:val="20"/>
+          <w:szCs w:val="20"/>
+        </w:rPr>
+        <w:t xml:space="preserve">Tabla 4.2: Pantallas de la interfaz Single-Activity.</w:t>
       </w:r>
     </w:p>
     <w:p>
@@ -7049,7 +7928,7 @@
           <w:sz w:val="24"/>
           <w:szCs w:val="24"/>
         </w:rPr>
-        <w:t xml:space="preserve">Las figuras 4.1 a 4.8 recogen las pantallas del sistema tal y como se presentan en la tablet del robot, en orientación horizontal y a resolución 1280x800. El recorrido reproduce el de una partida completa: la pantalla principal, el tutorial que se muestra la primera vez, la selección de historia, el vídeo introductorio, el interior de una sala, y por último las pantallas de configuración, desarrollo y edición de niveles.</w:t>
+        <w:t xml:space="preserve">Las figuras 4.2 a 4.9 recogen las pantallas del sistema tal y como se presentan en la tablet del robot, en orientación horizontal y a resolución 1280x800. El recorrido reproduce el de una partida completa: la pantalla principal, el tutorial que se muestra la primera vez, la selección de historia, el vídeo introductorio, el interior de una sala, y por último las pantallas de configuración, desarrollo y edición de niveles.</w:t>
       </w:r>
     </w:p>
     <w:p>
@@ -7115,7 +7994,7 @@
           <w:sz w:val="20"/>
           <w:szCs w:val="20"/>
         </w:rPr>
-        <w:t xml:space="preserve">Figura 4.1: Pantalla principal. El orbe central muestra el estado mental clasificado, con el color asociado, y la cabecera indica el estado de conexión, la calidad de señal y la batería de la diadema.</w:t>
+        <w:t xml:space="preserve">Figura 4.2: Pantalla principal. El orbe central muestra el estado mental clasificado, con el color asociado, y la cabecera indica el estado de conexión, la calidad de señal y la batería de la diadema.</w:t>
       </w:r>
     </w:p>
     <w:p>
@@ -7176,7 +8055,7 @@
           <w:sz w:val="20"/>
           <w:szCs w:val="20"/>
         </w:rPr>
-        <w:t xml:space="preserve">Figura 4.2: Tutorial de gestos, mostrado antes de la primera partida. Resume las cuatro acciones que el jugador debe conocer y se persiste para no repetirse.</w:t>
+        <w:t xml:space="preserve">Figura 4.3: Tutorial de gestos, mostrado antes de la primera partida. Resume las cuatro acciones que el jugador debe conocer y se persiste para no repetirse.</w:t>
       </w:r>
     </w:p>
     <w:p>
@@ -7237,7 +8116,7 @@
           <w:sz w:val="20"/>
           <w:szCs w:val="20"/>
         </w:rPr>
-        <w:t xml:space="preserve">Figura 4.3: Selección de historia. Lista los niveles del catálogo junto con los creados en el editor.</w:t>
+        <w:t xml:space="preserve">Figura 4.4: Selección de historia. Lista los niveles del catálogo junto con los creados en el editor.</w:t>
       </w:r>
     </w:p>
     <w:p>
@@ -7298,7 +8177,7 @@
           <w:sz w:val="20"/>
           <w:szCs w:val="20"/>
         </w:rPr>
-        <w:t xml:space="preserve">Figura 4.4: Reproducción del vídeo introductorio del nivel, previo a la primera sala. Dispone de un control para omitirlo.</w:t>
+        <w:t xml:space="preserve">Figura 4.5: Reproducción del vídeo introductorio del nivel, previo a la primera sala. Dispone de un control para omitirlo.</w:t>
       </w:r>
     </w:p>
     <w:p>
@@ -7359,7 +8238,7 @@
           <w:sz w:val="20"/>
           <w:szCs w:val="20"/>
         </w:rPr>
-        <w:t xml:space="preserve">Figura 4.5: Sala en curso (módulo de calma). A la izquierda, el icono del tipo de reto, el título de la sala y la narración; a la derecha, la acción que se espera del jugador. La cabecera indica el progreso y ofrece la salida.</w:t>
+        <w:t xml:space="preserve">Figura 4.6: Sala en curso (módulo de calma). A la izquierda, el icono del tipo de reto, el título de la sala y la narración; a la derecha, la acción que se espera del jugador. La cabecera indica el progreso y ofrece la salida.</w:t>
       </w:r>
     </w:p>
     <w:p>
@@ -7420,7 +8299,7 @@
           <w:sz w:val="20"/>
           <w:szCs w:val="20"/>
         </w:rPr>
-        <w:t xml:space="preserve">Figura 4.6: Pantalla de configuración, organizada en dos columnas de tarjetas: modo de conexión y volumen a la izquierda, umbrales EEG con la calibración y parámetros de detección BCI a la derecha.</w:t>
+        <w:t xml:space="preserve">Figura 4.7: Pantalla de configuración, organizada en dos columnas de tarjetas: modo de conexión y volumen a la izquierda, umbrales EEG con la calibración y parámetros de detección de gestos a la derecha.</w:t>
       </w:r>
     </w:p>
     <w:p>
@@ -7481,7 +8360,7 @@
           <w:sz w:val="20"/>
           <w:szCs w:val="20"/>
         </w:rPr>
-        <w:t xml:space="preserve">Figura 4.7: Pantalla de desarrollo. Muestra el estado clasificado, los índices derivados, las bandas crudas, los umbrales activos y las gráficas de acelerómetro y giroscopio.</w:t>
+        <w:t xml:space="preserve">Figura 4.8: Pantalla de desarrollo. Muestra el estado clasificado, los índices derivados, las bandas crudas, los umbrales activos y las gráficas de acelerómetro y giroscopio.</w:t>
       </w:r>
     </w:p>
     <w:p>
@@ -7542,7 +8421,7 @@
           <w:sz w:val="20"/>
           <w:szCs w:val="20"/>
         </w:rPr>
-        <w:t xml:space="preserve">Figura 4.8: Editor de niveles integrado, con la lista de niveles propios y las acciones de creación, importación y exportación.</w:t>
+        <w:t xml:space="preserve">Figura 4.9: Editor de niveles integrado, con la lista de niveles propios y las acciones de creación, importación y exportación.</w:t>
       </w:r>
     </w:p>
     <w:p>
@@ -7654,7 +8533,459 @@
           <w:sz w:val="24"/>
           <w:szCs w:val="24"/>
         </w:rPr>
-        <w:t xml:space="preserve">La estructura de paquetes refleja la separación de responsabilidades de la arquitectura: data (modelos de datos), eeg (recepción y procesamiento de señal), game (motor y módulos del Escape Room), robot (control del Temi y monitor de ruido), ui (Activity y vistas personalizadas) y logging (registro de sesiones).</w:t>
+        <w:t xml:space="preserve">La estructura de paquetes refleja la separación de responsabilidades de la arquitectura, tal y como recoge la Tabla 5.1.</w:t>
+      </w:r>
+    </w:p>
+    <w:p>
+      <w:r>
+        <w:t xml:space="preserve"/>
+      </w:r>
+    </w:p>
+    <w:tbl>
+      <w:tblPr>
+        <w:tblW w:type="dxa" w:w="9026"/>
+        <w:tblBorders>
+          <w:top w:val="single" w:color="auto" w:sz="4"/>
+          <w:left w:val="single" w:color="auto" w:sz="4"/>
+          <w:bottom w:val="single" w:color="auto" w:sz="4"/>
+          <w:right w:val="single" w:color="auto" w:sz="4"/>
+          <w:insideH w:val="single" w:color="auto" w:sz="4"/>
+          <w:insideV w:val="single" w:color="auto" w:sz="4"/>
+        </w:tblBorders>
+      </w:tblPr>
+      <w:tblGrid>
+        <w:gridCol w:w="2600"/>
+        <w:gridCol w:w="6426"/>
+      </w:tblGrid>
+      <w:tr>
+        <w:trPr>
+          <w:tblHeader/>
+        </w:trPr>
+        <w:tc>
+          <w:tcPr>
+            <w:tcW w:type="dxa" w:w="2600"/>
+            <w:tcBorders>
+              <w:top w:val="single" w:color="1F4E79" w:sz="4"/>
+              <w:left w:val="single" w:color="1F4E79" w:sz="4"/>
+              <w:bottom w:val="single" w:color="1F4E79" w:sz="4"/>
+              <w:right w:val="single" w:color="1F4E79" w:sz="4"/>
+            </w:tcBorders>
+            <w:shd w:fill="1F4E79" w:val="clear"/>
+            <w:tcMar>
+              <w:top w:type="dxa" w:w="80"/>
+              <w:left w:type="dxa" w:w="120"/>
+              <w:bottom w:type="dxa" w:w="80"/>
+              <w:right w:type="dxa" w:w="120"/>
+            </w:tcMar>
+          </w:tcPr>
+          <w:p>
+            <w:r>
+              <w:rPr>
+                <w:rFonts w:ascii="Arial" w:cs="Arial" w:eastAsia="Arial" w:hAnsi="Arial"/>
+                <w:b/>
+                <w:bCs/>
+                <w:color w:val="FFFFFF"/>
+                <w:sz w:val="22"/>
+                <w:szCs w:val="22"/>
+              </w:rPr>
+              <w:t xml:space="preserve">Paquete</w:t>
+            </w:r>
+          </w:p>
+        </w:tc>
+        <w:tc>
+          <w:tcPr>
+            <w:tcW w:type="dxa" w:w="6426"/>
+            <w:tcBorders>
+              <w:top w:val="single" w:color="1F4E79" w:sz="4"/>
+              <w:left w:val="single" w:color="1F4E79" w:sz="4"/>
+              <w:bottom w:val="single" w:color="1F4E79" w:sz="4"/>
+              <w:right w:val="single" w:color="1F4E79" w:sz="4"/>
+            </w:tcBorders>
+            <w:shd w:fill="1F4E79" w:val="clear"/>
+            <w:tcMar>
+              <w:top w:type="dxa" w:w="80"/>
+              <w:left w:type="dxa" w:w="120"/>
+              <w:bottom w:type="dxa" w:w="80"/>
+              <w:right w:type="dxa" w:w="120"/>
+            </w:tcMar>
+          </w:tcPr>
+          <w:p>
+            <w:r>
+              <w:rPr>
+                <w:rFonts w:ascii="Arial" w:cs="Arial" w:eastAsia="Arial" w:hAnsi="Arial"/>
+                <w:b/>
+                <w:bCs/>
+                <w:color w:val="FFFFFF"/>
+                <w:sz w:val="22"/>
+                <w:szCs w:val="22"/>
+              </w:rPr>
+              <w:t xml:space="preserve">Responsabilidad</w:t>
+            </w:r>
+          </w:p>
+        </w:tc>
+      </w:tr>
+      <w:tr>
+        <w:tc>
+          <w:tcPr>
+            <w:tcW w:type="dxa" w:w="2600"/>
+            <w:tcBorders>
+              <w:top w:val="single" w:color="CCCCCC" w:sz="1"/>
+              <w:left w:val="single" w:color="CCCCCC" w:sz="1"/>
+              <w:bottom w:val="single" w:color="CCCCCC" w:sz="1"/>
+              <w:right w:val="single" w:color="CCCCCC" w:sz="1"/>
+            </w:tcBorders>
+            <w:shd w:fill="F5F5F5" w:val="clear"/>
+            <w:tcMar>
+              <w:top w:type="dxa" w:w="80"/>
+              <w:left w:type="dxa" w:w="120"/>
+              <w:bottom w:type="dxa" w:w="80"/>
+              <w:right w:type="dxa" w:w="120"/>
+            </w:tcMar>
+          </w:tcPr>
+          <w:p>
+            <w:r>
+              <w:rPr>
+                <w:rFonts w:ascii="Arial" w:cs="Arial" w:eastAsia="Arial" w:hAnsi="Arial"/>
+                <w:sz w:val="22"/>
+                <w:szCs w:val="22"/>
+              </w:rPr>
+              <w:t xml:space="preserve">data</w:t>
+            </w:r>
+          </w:p>
+        </w:tc>
+        <w:tc>
+          <w:tcPr>
+            <w:tcW w:type="dxa" w:w="6426"/>
+            <w:tcBorders>
+              <w:top w:val="single" w:color="CCCCCC" w:sz="1"/>
+              <w:left w:val="single" w:color="CCCCCC" w:sz="1"/>
+              <w:bottom w:val="single" w:color="CCCCCC" w:sz="1"/>
+              <w:right w:val="single" w:color="CCCCCC" w:sz="1"/>
+            </w:tcBorders>
+            <w:shd w:fill="F5F5F5" w:val="clear"/>
+            <w:tcMar>
+              <w:top w:type="dxa" w:w="80"/>
+              <w:left w:type="dxa" w:w="120"/>
+              <w:bottom w:type="dxa" w:w="80"/>
+              <w:right w:type="dxa" w:w="120"/>
+            </w:tcMar>
+          </w:tcPr>
+          <w:p>
+            <w:r>
+              <w:rPr>
+                <w:rFonts w:ascii="Arial" w:cs="Arial" w:eastAsia="Arial" w:hAnsi="Arial"/>
+                <w:sz w:val="22"/>
+                <w:szCs w:val="22"/>
+              </w:rPr>
+              <w:t xml:space="preserve">Modelos de datos.</w:t>
+            </w:r>
+          </w:p>
+        </w:tc>
+      </w:tr>
+      <w:tr>
+        <w:tc>
+          <w:tcPr>
+            <w:tcW w:type="dxa" w:w="2600"/>
+            <w:tcBorders>
+              <w:top w:val="single" w:color="CCCCCC" w:sz="1"/>
+              <w:left w:val="single" w:color="CCCCCC" w:sz="1"/>
+              <w:bottom w:val="single" w:color="CCCCCC" w:sz="1"/>
+              <w:right w:val="single" w:color="CCCCCC" w:sz="1"/>
+            </w:tcBorders>
+            <w:shd w:fill="FFFFFF" w:val="clear"/>
+            <w:tcMar>
+              <w:top w:type="dxa" w:w="80"/>
+              <w:left w:type="dxa" w:w="120"/>
+              <w:bottom w:type="dxa" w:w="80"/>
+              <w:right w:type="dxa" w:w="120"/>
+            </w:tcMar>
+          </w:tcPr>
+          <w:p>
+            <w:r>
+              <w:rPr>
+                <w:rFonts w:ascii="Arial" w:cs="Arial" w:eastAsia="Arial" w:hAnsi="Arial"/>
+                <w:sz w:val="22"/>
+                <w:szCs w:val="22"/>
+              </w:rPr>
+              <w:t xml:space="preserve">eeg</w:t>
+            </w:r>
+          </w:p>
+        </w:tc>
+        <w:tc>
+          <w:tcPr>
+            <w:tcW w:type="dxa" w:w="6426"/>
+            <w:tcBorders>
+              <w:top w:val="single" w:color="CCCCCC" w:sz="1"/>
+              <w:left w:val="single" w:color="CCCCCC" w:sz="1"/>
+              <w:bottom w:val="single" w:color="CCCCCC" w:sz="1"/>
+              <w:right w:val="single" w:color="CCCCCC" w:sz="1"/>
+            </w:tcBorders>
+            <w:shd w:fill="FFFFFF" w:val="clear"/>
+            <w:tcMar>
+              <w:top w:type="dxa" w:w="80"/>
+              <w:left w:type="dxa" w:w="120"/>
+              <w:bottom w:type="dxa" w:w="80"/>
+              <w:right w:type="dxa" w:w="120"/>
+            </w:tcMar>
+          </w:tcPr>
+          <w:p>
+            <w:r>
+              <w:rPr>
+                <w:rFonts w:ascii="Arial" w:cs="Arial" w:eastAsia="Arial" w:hAnsi="Arial"/>
+                <w:sz w:val="22"/>
+                <w:szCs w:val="22"/>
+              </w:rPr>
+              <w:t xml:space="preserve">Recepción y procesamiento de la señal EEG.</w:t>
+            </w:r>
+          </w:p>
+        </w:tc>
+      </w:tr>
+      <w:tr>
+        <w:tc>
+          <w:tcPr>
+            <w:tcW w:type="dxa" w:w="2600"/>
+            <w:tcBorders>
+              <w:top w:val="single" w:color="CCCCCC" w:sz="1"/>
+              <w:left w:val="single" w:color="CCCCCC" w:sz="1"/>
+              <w:bottom w:val="single" w:color="CCCCCC" w:sz="1"/>
+              <w:right w:val="single" w:color="CCCCCC" w:sz="1"/>
+            </w:tcBorders>
+            <w:shd w:fill="F5F5F5" w:val="clear"/>
+            <w:tcMar>
+              <w:top w:type="dxa" w:w="80"/>
+              <w:left w:type="dxa" w:w="120"/>
+              <w:bottom w:type="dxa" w:w="80"/>
+              <w:right w:type="dxa" w:w="120"/>
+            </w:tcMar>
+          </w:tcPr>
+          <w:p>
+            <w:r>
+              <w:rPr>
+                <w:rFonts w:ascii="Arial" w:cs="Arial" w:eastAsia="Arial" w:hAnsi="Arial"/>
+                <w:sz w:val="22"/>
+                <w:szCs w:val="22"/>
+              </w:rPr>
+              <w:t xml:space="preserve">game</w:t>
+            </w:r>
+          </w:p>
+        </w:tc>
+        <w:tc>
+          <w:tcPr>
+            <w:tcW w:type="dxa" w:w="6426"/>
+            <w:tcBorders>
+              <w:top w:val="single" w:color="CCCCCC" w:sz="1"/>
+              <w:left w:val="single" w:color="CCCCCC" w:sz="1"/>
+              <w:bottom w:val="single" w:color="CCCCCC" w:sz="1"/>
+              <w:right w:val="single" w:color="CCCCCC" w:sz="1"/>
+            </w:tcBorders>
+            <w:shd w:fill="F5F5F5" w:val="clear"/>
+            <w:tcMar>
+              <w:top w:type="dxa" w:w="80"/>
+              <w:left w:type="dxa" w:w="120"/>
+              <w:bottom w:type="dxa" w:w="80"/>
+              <w:right w:type="dxa" w:w="120"/>
+            </w:tcMar>
+          </w:tcPr>
+          <w:p>
+            <w:r>
+              <w:rPr>
+                <w:rFonts w:ascii="Arial" w:cs="Arial" w:eastAsia="Arial" w:hAnsi="Arial"/>
+                <w:sz w:val="22"/>
+                <w:szCs w:val="22"/>
+              </w:rPr>
+              <w:t xml:space="preserve">Motor y módulos del Escape Room.</w:t>
+            </w:r>
+          </w:p>
+        </w:tc>
+      </w:tr>
+      <w:tr>
+        <w:tc>
+          <w:tcPr>
+            <w:tcW w:type="dxa" w:w="2600"/>
+            <w:tcBorders>
+              <w:top w:val="single" w:color="CCCCCC" w:sz="1"/>
+              <w:left w:val="single" w:color="CCCCCC" w:sz="1"/>
+              <w:bottom w:val="single" w:color="CCCCCC" w:sz="1"/>
+              <w:right w:val="single" w:color="CCCCCC" w:sz="1"/>
+            </w:tcBorders>
+            <w:shd w:fill="FFFFFF" w:val="clear"/>
+            <w:tcMar>
+              <w:top w:type="dxa" w:w="80"/>
+              <w:left w:type="dxa" w:w="120"/>
+              <w:bottom w:type="dxa" w:w="80"/>
+              <w:right w:type="dxa" w:w="120"/>
+            </w:tcMar>
+          </w:tcPr>
+          <w:p>
+            <w:r>
+              <w:rPr>
+                <w:rFonts w:ascii="Arial" w:cs="Arial" w:eastAsia="Arial" w:hAnsi="Arial"/>
+                <w:sz w:val="22"/>
+                <w:szCs w:val="22"/>
+              </w:rPr>
+              <w:t xml:space="preserve">robot</w:t>
+            </w:r>
+          </w:p>
+        </w:tc>
+        <w:tc>
+          <w:tcPr>
+            <w:tcW w:type="dxa" w:w="6426"/>
+            <w:tcBorders>
+              <w:top w:val="single" w:color="CCCCCC" w:sz="1"/>
+              <w:left w:val="single" w:color="CCCCCC" w:sz="1"/>
+              <w:bottom w:val="single" w:color="CCCCCC" w:sz="1"/>
+              <w:right w:val="single" w:color="CCCCCC" w:sz="1"/>
+            </w:tcBorders>
+            <w:shd w:fill="FFFFFF" w:val="clear"/>
+            <w:tcMar>
+              <w:top w:type="dxa" w:w="80"/>
+              <w:left w:type="dxa" w:w="120"/>
+              <w:bottom w:type="dxa" w:w="80"/>
+              <w:right w:type="dxa" w:w="120"/>
+            </w:tcMar>
+          </w:tcPr>
+          <w:p>
+            <w:r>
+              <w:rPr>
+                <w:rFonts w:ascii="Arial" w:cs="Arial" w:eastAsia="Arial" w:hAnsi="Arial"/>
+                <w:sz w:val="22"/>
+                <w:szCs w:val="22"/>
+              </w:rPr>
+              <w:t xml:space="preserve">Control del robot Temi y monitor de ruido ambiente.</w:t>
+            </w:r>
+          </w:p>
+        </w:tc>
+      </w:tr>
+      <w:tr>
+        <w:tc>
+          <w:tcPr>
+            <w:tcW w:type="dxa" w:w="2600"/>
+            <w:tcBorders>
+              <w:top w:val="single" w:color="CCCCCC" w:sz="1"/>
+              <w:left w:val="single" w:color="CCCCCC" w:sz="1"/>
+              <w:bottom w:val="single" w:color="CCCCCC" w:sz="1"/>
+              <w:right w:val="single" w:color="CCCCCC" w:sz="1"/>
+            </w:tcBorders>
+            <w:shd w:fill="F5F5F5" w:val="clear"/>
+            <w:tcMar>
+              <w:top w:type="dxa" w:w="80"/>
+              <w:left w:type="dxa" w:w="120"/>
+              <w:bottom w:type="dxa" w:w="80"/>
+              <w:right w:type="dxa" w:w="120"/>
+            </w:tcMar>
+          </w:tcPr>
+          <w:p>
+            <w:r>
+              <w:rPr>
+                <w:rFonts w:ascii="Arial" w:cs="Arial" w:eastAsia="Arial" w:hAnsi="Arial"/>
+                <w:sz w:val="22"/>
+                <w:szCs w:val="22"/>
+              </w:rPr>
+              <w:t xml:space="preserve">ui</w:t>
+            </w:r>
+          </w:p>
+        </w:tc>
+        <w:tc>
+          <w:tcPr>
+            <w:tcW w:type="dxa" w:w="6426"/>
+            <w:tcBorders>
+              <w:top w:val="single" w:color="CCCCCC" w:sz="1"/>
+              <w:left w:val="single" w:color="CCCCCC" w:sz="1"/>
+              <w:bottom w:val="single" w:color="CCCCCC" w:sz="1"/>
+              <w:right w:val="single" w:color="CCCCCC" w:sz="1"/>
+            </w:tcBorders>
+            <w:shd w:fill="F5F5F5" w:val="clear"/>
+            <w:tcMar>
+              <w:top w:type="dxa" w:w="80"/>
+              <w:left w:type="dxa" w:w="120"/>
+              <w:bottom w:type="dxa" w:w="80"/>
+              <w:right w:type="dxa" w:w="120"/>
+            </w:tcMar>
+          </w:tcPr>
+          <w:p>
+            <w:r>
+              <w:rPr>
+                <w:rFonts w:ascii="Arial" w:cs="Arial" w:eastAsia="Arial" w:hAnsi="Arial"/>
+                <w:sz w:val="22"/>
+                <w:szCs w:val="22"/>
+              </w:rPr>
+              <w:t xml:space="preserve">Activity y vistas personalizadas.</w:t>
+            </w:r>
+          </w:p>
+        </w:tc>
+      </w:tr>
+      <w:tr>
+        <w:tc>
+          <w:tcPr>
+            <w:tcW w:type="dxa" w:w="2600"/>
+            <w:tcBorders>
+              <w:top w:val="single" w:color="CCCCCC" w:sz="1"/>
+              <w:left w:val="single" w:color="CCCCCC" w:sz="1"/>
+              <w:bottom w:val="single" w:color="CCCCCC" w:sz="1"/>
+              <w:right w:val="single" w:color="CCCCCC" w:sz="1"/>
+            </w:tcBorders>
+            <w:shd w:fill="FFFFFF" w:val="clear"/>
+            <w:tcMar>
+              <w:top w:type="dxa" w:w="80"/>
+              <w:left w:type="dxa" w:w="120"/>
+              <w:bottom w:type="dxa" w:w="80"/>
+              <w:right w:type="dxa" w:w="120"/>
+            </w:tcMar>
+          </w:tcPr>
+          <w:p>
+            <w:r>
+              <w:rPr>
+                <w:rFonts w:ascii="Arial" w:cs="Arial" w:eastAsia="Arial" w:hAnsi="Arial"/>
+                <w:sz w:val="22"/>
+                <w:szCs w:val="22"/>
+              </w:rPr>
+              <w:t xml:space="preserve">logging</w:t>
+            </w:r>
+          </w:p>
+        </w:tc>
+        <w:tc>
+          <w:tcPr>
+            <w:tcW w:type="dxa" w:w="6426"/>
+            <w:tcBorders>
+              <w:top w:val="single" w:color="CCCCCC" w:sz="1"/>
+              <w:left w:val="single" w:color="CCCCCC" w:sz="1"/>
+              <w:bottom w:val="single" w:color="CCCCCC" w:sz="1"/>
+              <w:right w:val="single" w:color="CCCCCC" w:sz="1"/>
+            </w:tcBorders>
+            <w:shd w:fill="FFFFFF" w:val="clear"/>
+            <w:tcMar>
+              <w:top w:type="dxa" w:w="80"/>
+              <w:left w:type="dxa" w:w="120"/>
+              <w:bottom w:type="dxa" w:w="80"/>
+              <w:right w:type="dxa" w:w="120"/>
+            </w:tcMar>
+          </w:tcPr>
+          <w:p>
+            <w:r>
+              <w:rPr>
+                <w:rFonts w:ascii="Arial" w:cs="Arial" w:eastAsia="Arial" w:hAnsi="Arial"/>
+                <w:sz w:val="22"/>
+                <w:szCs w:val="22"/>
+              </w:rPr>
+              <w:t xml:space="preserve">Registro de sesiones.</w:t>
+            </w:r>
+          </w:p>
+        </w:tc>
+      </w:tr>
+    </w:tbl>
+    <w:p>
+      <w:pPr>
+        <w:spacing w:after="200" w:before="60"/>
+        <w:jc w:val="center"/>
+      </w:pPr>
+      <w:r>
+        <w:rPr>
+          <w:rFonts w:ascii="Arial" w:cs="Arial" w:eastAsia="Arial" w:hAnsi="Arial"/>
+          <w:color w:val="444444"/>
+          <w:sz w:val="20"/>
+          <w:szCs w:val="20"/>
+        </w:rPr>
+        <w:t xml:space="preserve">Tabla 5.1: Paquetes de la aplicación y su responsabilidad.</w:t>
       </w:r>
     </w:p>
     <w:p>
@@ -7683,7 +9014,638 @@
           <w:sz w:val="24"/>
           <w:szCs w:val="24"/>
         </w:rPr>
-        <w:t xml:space="preserve">OSCReceiver implementa un servidor UDP que escucha en el puerto 5000 los mensajes OSC enviados por Mind Monitor. Los mensajes relevantes son /muse/elements/horseshoe (calidad de señal HSI), /muse/elements/alpha_absolute (potencia alfa por electrodo), /muse/elements/beta_absolute (potencia beta), /muse/elements/delta_absolute, /muse/elements/theta_absolute, /muse/elements/gamma_absolute, /muse/elements/blink (evento de parpadeo), /muse/elements/jaw_clench (apriete de mandíbula) y /muse/acc (acelerómetro X, Y, Z).</w:t>
+        <w:t xml:space="preserve">OSCReceiver implementa un servidor UDP que escucha en el puerto 5000 los mensajes OSC enviados por Mind Monitor. La Tabla 5.2 recoge los mensajes relevantes que procesa el sistema y el contenido que aporta cada uno.</w:t>
+      </w:r>
+    </w:p>
+    <w:p>
+      <w:r>
+        <w:t xml:space="preserve"/>
+      </w:r>
+    </w:p>
+    <w:tbl>
+      <w:tblPr>
+        <w:tblW w:type="dxa" w:w="9026"/>
+        <w:tblBorders>
+          <w:top w:val="single" w:color="auto" w:sz="4"/>
+          <w:left w:val="single" w:color="auto" w:sz="4"/>
+          <w:bottom w:val="single" w:color="auto" w:sz="4"/>
+          <w:right w:val="single" w:color="auto" w:sz="4"/>
+          <w:insideH w:val="single" w:color="auto" w:sz="4"/>
+          <w:insideV w:val="single" w:color="auto" w:sz="4"/>
+        </w:tblBorders>
+      </w:tblPr>
+      <w:tblGrid>
+        <w:gridCol w:w="4200"/>
+        <w:gridCol w:w="4826"/>
+      </w:tblGrid>
+      <w:tr>
+        <w:trPr>
+          <w:tblHeader/>
+        </w:trPr>
+        <w:tc>
+          <w:tcPr>
+            <w:tcW w:type="dxa" w:w="4200"/>
+            <w:tcBorders>
+              <w:top w:val="single" w:color="1F4E79" w:sz="4"/>
+              <w:left w:val="single" w:color="1F4E79" w:sz="4"/>
+              <w:bottom w:val="single" w:color="1F4E79" w:sz="4"/>
+              <w:right w:val="single" w:color="1F4E79" w:sz="4"/>
+            </w:tcBorders>
+            <w:shd w:fill="1F4E79" w:val="clear"/>
+            <w:tcMar>
+              <w:top w:type="dxa" w:w="80"/>
+              <w:left w:type="dxa" w:w="120"/>
+              <w:bottom w:type="dxa" w:w="80"/>
+              <w:right w:type="dxa" w:w="120"/>
+            </w:tcMar>
+          </w:tcPr>
+          <w:p>
+            <w:r>
+              <w:rPr>
+                <w:rFonts w:ascii="Arial" w:cs="Arial" w:eastAsia="Arial" w:hAnsi="Arial"/>
+                <w:b/>
+                <w:bCs/>
+                <w:color w:val="FFFFFF"/>
+                <w:sz w:val="22"/>
+                <w:szCs w:val="22"/>
+              </w:rPr>
+              <w:t xml:space="preserve">Mensaje OSC</w:t>
+            </w:r>
+          </w:p>
+        </w:tc>
+        <w:tc>
+          <w:tcPr>
+            <w:tcW w:type="dxa" w:w="4826"/>
+            <w:tcBorders>
+              <w:top w:val="single" w:color="1F4E79" w:sz="4"/>
+              <w:left w:val="single" w:color="1F4E79" w:sz="4"/>
+              <w:bottom w:val="single" w:color="1F4E79" w:sz="4"/>
+              <w:right w:val="single" w:color="1F4E79" w:sz="4"/>
+            </w:tcBorders>
+            <w:shd w:fill="1F4E79" w:val="clear"/>
+            <w:tcMar>
+              <w:top w:type="dxa" w:w="80"/>
+              <w:left w:type="dxa" w:w="120"/>
+              <w:bottom w:type="dxa" w:w="80"/>
+              <w:right w:type="dxa" w:w="120"/>
+            </w:tcMar>
+          </w:tcPr>
+          <w:p>
+            <w:r>
+              <w:rPr>
+                <w:rFonts w:ascii="Arial" w:cs="Arial" w:eastAsia="Arial" w:hAnsi="Arial"/>
+                <w:b/>
+                <w:bCs/>
+                <w:color w:val="FFFFFF"/>
+                <w:sz w:val="22"/>
+                <w:szCs w:val="22"/>
+              </w:rPr>
+              <w:t xml:space="preserve">Contenido</w:t>
+            </w:r>
+          </w:p>
+        </w:tc>
+      </w:tr>
+      <w:tr>
+        <w:tc>
+          <w:tcPr>
+            <w:tcW w:type="dxa" w:w="4200"/>
+            <w:tcBorders>
+              <w:top w:val="single" w:color="CCCCCC" w:sz="1"/>
+              <w:left w:val="single" w:color="CCCCCC" w:sz="1"/>
+              <w:bottom w:val="single" w:color="CCCCCC" w:sz="1"/>
+              <w:right w:val="single" w:color="CCCCCC" w:sz="1"/>
+            </w:tcBorders>
+            <w:shd w:fill="F5F5F5" w:val="clear"/>
+            <w:tcMar>
+              <w:top w:type="dxa" w:w="80"/>
+              <w:left w:type="dxa" w:w="120"/>
+              <w:bottom w:type="dxa" w:w="80"/>
+              <w:right w:type="dxa" w:w="120"/>
+            </w:tcMar>
+          </w:tcPr>
+          <w:p>
+            <w:r>
+              <w:rPr>
+                <w:rFonts w:ascii="Arial" w:cs="Arial" w:eastAsia="Arial" w:hAnsi="Arial"/>
+                <w:sz w:val="22"/>
+                <w:szCs w:val="22"/>
+              </w:rPr>
+              <w:t xml:space="preserve">/muse/elements/horseshoe</w:t>
+            </w:r>
+          </w:p>
+        </w:tc>
+        <w:tc>
+          <w:tcPr>
+            <w:tcW w:type="dxa" w:w="4826"/>
+            <w:tcBorders>
+              <w:top w:val="single" w:color="CCCCCC" w:sz="1"/>
+              <w:left w:val="single" w:color="CCCCCC" w:sz="1"/>
+              <w:bottom w:val="single" w:color="CCCCCC" w:sz="1"/>
+              <w:right w:val="single" w:color="CCCCCC" w:sz="1"/>
+            </w:tcBorders>
+            <w:shd w:fill="F5F5F5" w:val="clear"/>
+            <w:tcMar>
+              <w:top w:type="dxa" w:w="80"/>
+              <w:left w:type="dxa" w:w="120"/>
+              <w:bottom w:type="dxa" w:w="80"/>
+              <w:right w:type="dxa" w:w="120"/>
+            </w:tcMar>
+          </w:tcPr>
+          <w:p>
+            <w:r>
+              <w:rPr>
+                <w:rFonts w:ascii="Arial" w:cs="Arial" w:eastAsia="Arial" w:hAnsi="Arial"/>
+                <w:sz w:val="22"/>
+                <w:szCs w:val="22"/>
+              </w:rPr>
+              <w:t xml:space="preserve">Calidad de contacto de los electrodos (HSI)</w:t>
+            </w:r>
+          </w:p>
+        </w:tc>
+      </w:tr>
+      <w:tr>
+        <w:tc>
+          <w:tcPr>
+            <w:tcW w:type="dxa" w:w="4200"/>
+            <w:tcBorders>
+              <w:top w:val="single" w:color="CCCCCC" w:sz="1"/>
+              <w:left w:val="single" w:color="CCCCCC" w:sz="1"/>
+              <w:bottom w:val="single" w:color="CCCCCC" w:sz="1"/>
+              <w:right w:val="single" w:color="CCCCCC" w:sz="1"/>
+            </w:tcBorders>
+            <w:shd w:fill="FFFFFF" w:val="clear"/>
+            <w:tcMar>
+              <w:top w:type="dxa" w:w="80"/>
+              <w:left w:type="dxa" w:w="120"/>
+              <w:bottom w:type="dxa" w:w="80"/>
+              <w:right w:type="dxa" w:w="120"/>
+            </w:tcMar>
+          </w:tcPr>
+          <w:p>
+            <w:r>
+              <w:rPr>
+                <w:rFonts w:ascii="Arial" w:cs="Arial" w:eastAsia="Arial" w:hAnsi="Arial"/>
+                <w:sz w:val="22"/>
+                <w:szCs w:val="22"/>
+              </w:rPr>
+              <w:t xml:space="preserve">/muse/elements/alpha_absolute</w:t>
+            </w:r>
+          </w:p>
+        </w:tc>
+        <w:tc>
+          <w:tcPr>
+            <w:tcW w:type="dxa" w:w="4826"/>
+            <w:tcBorders>
+              <w:top w:val="single" w:color="CCCCCC" w:sz="1"/>
+              <w:left w:val="single" w:color="CCCCCC" w:sz="1"/>
+              <w:bottom w:val="single" w:color="CCCCCC" w:sz="1"/>
+              <w:right w:val="single" w:color="CCCCCC" w:sz="1"/>
+            </w:tcBorders>
+            <w:shd w:fill="FFFFFF" w:val="clear"/>
+            <w:tcMar>
+              <w:top w:type="dxa" w:w="80"/>
+              <w:left w:type="dxa" w:w="120"/>
+              <w:bottom w:type="dxa" w:w="80"/>
+              <w:right w:type="dxa" w:w="120"/>
+            </w:tcMar>
+          </w:tcPr>
+          <w:p>
+            <w:r>
+              <w:rPr>
+                <w:rFonts w:ascii="Arial" w:cs="Arial" w:eastAsia="Arial" w:hAnsi="Arial"/>
+                <w:sz w:val="22"/>
+                <w:szCs w:val="22"/>
+              </w:rPr>
+              <w:t xml:space="preserve">Potencia de la banda alfa por electrodo</w:t>
+            </w:r>
+          </w:p>
+        </w:tc>
+      </w:tr>
+      <w:tr>
+        <w:tc>
+          <w:tcPr>
+            <w:tcW w:type="dxa" w:w="4200"/>
+            <w:tcBorders>
+              <w:top w:val="single" w:color="CCCCCC" w:sz="1"/>
+              <w:left w:val="single" w:color="CCCCCC" w:sz="1"/>
+              <w:bottom w:val="single" w:color="CCCCCC" w:sz="1"/>
+              <w:right w:val="single" w:color="CCCCCC" w:sz="1"/>
+            </w:tcBorders>
+            <w:shd w:fill="F5F5F5" w:val="clear"/>
+            <w:tcMar>
+              <w:top w:type="dxa" w:w="80"/>
+              <w:left w:type="dxa" w:w="120"/>
+              <w:bottom w:type="dxa" w:w="80"/>
+              <w:right w:type="dxa" w:w="120"/>
+            </w:tcMar>
+          </w:tcPr>
+          <w:p>
+            <w:r>
+              <w:rPr>
+                <w:rFonts w:ascii="Arial" w:cs="Arial" w:eastAsia="Arial" w:hAnsi="Arial"/>
+                <w:sz w:val="22"/>
+                <w:szCs w:val="22"/>
+              </w:rPr>
+              <w:t xml:space="preserve">/muse/elements/beta_absolute</w:t>
+            </w:r>
+          </w:p>
+        </w:tc>
+        <w:tc>
+          <w:tcPr>
+            <w:tcW w:type="dxa" w:w="4826"/>
+            <w:tcBorders>
+              <w:top w:val="single" w:color="CCCCCC" w:sz="1"/>
+              <w:left w:val="single" w:color="CCCCCC" w:sz="1"/>
+              <w:bottom w:val="single" w:color="CCCCCC" w:sz="1"/>
+              <w:right w:val="single" w:color="CCCCCC" w:sz="1"/>
+            </w:tcBorders>
+            <w:shd w:fill="F5F5F5" w:val="clear"/>
+            <w:tcMar>
+              <w:top w:type="dxa" w:w="80"/>
+              <w:left w:type="dxa" w:w="120"/>
+              <w:bottom w:type="dxa" w:w="80"/>
+              <w:right w:type="dxa" w:w="120"/>
+            </w:tcMar>
+          </w:tcPr>
+          <w:p>
+            <w:r>
+              <w:rPr>
+                <w:rFonts w:ascii="Arial" w:cs="Arial" w:eastAsia="Arial" w:hAnsi="Arial"/>
+                <w:sz w:val="22"/>
+                <w:szCs w:val="22"/>
+              </w:rPr>
+              <w:t xml:space="preserve">Potencia de la banda beta</w:t>
+            </w:r>
+          </w:p>
+        </w:tc>
+      </w:tr>
+      <w:tr>
+        <w:tc>
+          <w:tcPr>
+            <w:tcW w:type="dxa" w:w="4200"/>
+            <w:tcBorders>
+              <w:top w:val="single" w:color="CCCCCC" w:sz="1"/>
+              <w:left w:val="single" w:color="CCCCCC" w:sz="1"/>
+              <w:bottom w:val="single" w:color="CCCCCC" w:sz="1"/>
+              <w:right w:val="single" w:color="CCCCCC" w:sz="1"/>
+            </w:tcBorders>
+            <w:shd w:fill="FFFFFF" w:val="clear"/>
+            <w:tcMar>
+              <w:top w:type="dxa" w:w="80"/>
+              <w:left w:type="dxa" w:w="120"/>
+              <w:bottom w:type="dxa" w:w="80"/>
+              <w:right w:type="dxa" w:w="120"/>
+            </w:tcMar>
+          </w:tcPr>
+          <w:p>
+            <w:r>
+              <w:rPr>
+                <w:rFonts w:ascii="Arial" w:cs="Arial" w:eastAsia="Arial" w:hAnsi="Arial"/>
+                <w:sz w:val="22"/>
+                <w:szCs w:val="22"/>
+              </w:rPr>
+              <w:t xml:space="preserve">/muse/elements/delta_absolute</w:t>
+            </w:r>
+          </w:p>
+        </w:tc>
+        <w:tc>
+          <w:tcPr>
+            <w:tcW w:type="dxa" w:w="4826"/>
+            <w:tcBorders>
+              <w:top w:val="single" w:color="CCCCCC" w:sz="1"/>
+              <w:left w:val="single" w:color="CCCCCC" w:sz="1"/>
+              <w:bottom w:val="single" w:color="CCCCCC" w:sz="1"/>
+              <w:right w:val="single" w:color="CCCCCC" w:sz="1"/>
+            </w:tcBorders>
+            <w:shd w:fill="FFFFFF" w:val="clear"/>
+            <w:tcMar>
+              <w:top w:type="dxa" w:w="80"/>
+              <w:left w:type="dxa" w:w="120"/>
+              <w:bottom w:type="dxa" w:w="80"/>
+              <w:right w:type="dxa" w:w="120"/>
+            </w:tcMar>
+          </w:tcPr>
+          <w:p>
+            <w:r>
+              <w:rPr>
+                <w:rFonts w:ascii="Arial" w:cs="Arial" w:eastAsia="Arial" w:hAnsi="Arial"/>
+                <w:sz w:val="22"/>
+                <w:szCs w:val="22"/>
+              </w:rPr>
+              <w:t xml:space="preserve">Potencia de la banda delta</w:t>
+            </w:r>
+          </w:p>
+        </w:tc>
+      </w:tr>
+      <w:tr>
+        <w:tc>
+          <w:tcPr>
+            <w:tcW w:type="dxa" w:w="4200"/>
+            <w:tcBorders>
+              <w:top w:val="single" w:color="CCCCCC" w:sz="1"/>
+              <w:left w:val="single" w:color="CCCCCC" w:sz="1"/>
+              <w:bottom w:val="single" w:color="CCCCCC" w:sz="1"/>
+              <w:right w:val="single" w:color="CCCCCC" w:sz="1"/>
+            </w:tcBorders>
+            <w:shd w:fill="F5F5F5" w:val="clear"/>
+            <w:tcMar>
+              <w:top w:type="dxa" w:w="80"/>
+              <w:left w:type="dxa" w:w="120"/>
+              <w:bottom w:type="dxa" w:w="80"/>
+              <w:right w:type="dxa" w:w="120"/>
+            </w:tcMar>
+          </w:tcPr>
+          <w:p>
+            <w:r>
+              <w:rPr>
+                <w:rFonts w:ascii="Arial" w:cs="Arial" w:eastAsia="Arial" w:hAnsi="Arial"/>
+                <w:sz w:val="22"/>
+                <w:szCs w:val="22"/>
+              </w:rPr>
+              <w:t xml:space="preserve">/muse/elements/theta_absolute</w:t>
+            </w:r>
+          </w:p>
+        </w:tc>
+        <w:tc>
+          <w:tcPr>
+            <w:tcW w:type="dxa" w:w="4826"/>
+            <w:tcBorders>
+              <w:top w:val="single" w:color="CCCCCC" w:sz="1"/>
+              <w:left w:val="single" w:color="CCCCCC" w:sz="1"/>
+              <w:bottom w:val="single" w:color="CCCCCC" w:sz="1"/>
+              <w:right w:val="single" w:color="CCCCCC" w:sz="1"/>
+            </w:tcBorders>
+            <w:shd w:fill="F5F5F5" w:val="clear"/>
+            <w:tcMar>
+              <w:top w:type="dxa" w:w="80"/>
+              <w:left w:type="dxa" w:w="120"/>
+              <w:bottom w:type="dxa" w:w="80"/>
+              <w:right w:type="dxa" w:w="120"/>
+            </w:tcMar>
+          </w:tcPr>
+          <w:p>
+            <w:r>
+              <w:rPr>
+                <w:rFonts w:ascii="Arial" w:cs="Arial" w:eastAsia="Arial" w:hAnsi="Arial"/>
+                <w:sz w:val="22"/>
+                <w:szCs w:val="22"/>
+              </w:rPr>
+              <w:t xml:space="preserve">Potencia de la banda theta</w:t>
+            </w:r>
+          </w:p>
+        </w:tc>
+      </w:tr>
+      <w:tr>
+        <w:tc>
+          <w:tcPr>
+            <w:tcW w:type="dxa" w:w="4200"/>
+            <w:tcBorders>
+              <w:top w:val="single" w:color="CCCCCC" w:sz="1"/>
+              <w:left w:val="single" w:color="CCCCCC" w:sz="1"/>
+              <w:bottom w:val="single" w:color="CCCCCC" w:sz="1"/>
+              <w:right w:val="single" w:color="CCCCCC" w:sz="1"/>
+            </w:tcBorders>
+            <w:shd w:fill="FFFFFF" w:val="clear"/>
+            <w:tcMar>
+              <w:top w:type="dxa" w:w="80"/>
+              <w:left w:type="dxa" w:w="120"/>
+              <w:bottom w:type="dxa" w:w="80"/>
+              <w:right w:type="dxa" w:w="120"/>
+            </w:tcMar>
+          </w:tcPr>
+          <w:p>
+            <w:r>
+              <w:rPr>
+                <w:rFonts w:ascii="Arial" w:cs="Arial" w:eastAsia="Arial" w:hAnsi="Arial"/>
+                <w:sz w:val="22"/>
+                <w:szCs w:val="22"/>
+              </w:rPr>
+              <w:t xml:space="preserve">/muse/elements/gamma_absolute</w:t>
+            </w:r>
+          </w:p>
+        </w:tc>
+        <w:tc>
+          <w:tcPr>
+            <w:tcW w:type="dxa" w:w="4826"/>
+            <w:tcBorders>
+              <w:top w:val="single" w:color="CCCCCC" w:sz="1"/>
+              <w:left w:val="single" w:color="CCCCCC" w:sz="1"/>
+              <w:bottom w:val="single" w:color="CCCCCC" w:sz="1"/>
+              <w:right w:val="single" w:color="CCCCCC" w:sz="1"/>
+            </w:tcBorders>
+            <w:shd w:fill="FFFFFF" w:val="clear"/>
+            <w:tcMar>
+              <w:top w:type="dxa" w:w="80"/>
+              <w:left w:type="dxa" w:w="120"/>
+              <w:bottom w:type="dxa" w:w="80"/>
+              <w:right w:type="dxa" w:w="120"/>
+            </w:tcMar>
+          </w:tcPr>
+          <w:p>
+            <w:r>
+              <w:rPr>
+                <w:rFonts w:ascii="Arial" w:cs="Arial" w:eastAsia="Arial" w:hAnsi="Arial"/>
+                <w:sz w:val="22"/>
+                <w:szCs w:val="22"/>
+              </w:rPr>
+              <w:t xml:space="preserve">Potencia de la banda gamma</w:t>
+            </w:r>
+          </w:p>
+        </w:tc>
+      </w:tr>
+      <w:tr>
+        <w:tc>
+          <w:tcPr>
+            <w:tcW w:type="dxa" w:w="4200"/>
+            <w:tcBorders>
+              <w:top w:val="single" w:color="CCCCCC" w:sz="1"/>
+              <w:left w:val="single" w:color="CCCCCC" w:sz="1"/>
+              <w:bottom w:val="single" w:color="CCCCCC" w:sz="1"/>
+              <w:right w:val="single" w:color="CCCCCC" w:sz="1"/>
+            </w:tcBorders>
+            <w:shd w:fill="F5F5F5" w:val="clear"/>
+            <w:tcMar>
+              <w:top w:type="dxa" w:w="80"/>
+              <w:left w:type="dxa" w:w="120"/>
+              <w:bottom w:type="dxa" w:w="80"/>
+              <w:right w:type="dxa" w:w="120"/>
+            </w:tcMar>
+          </w:tcPr>
+          <w:p>
+            <w:r>
+              <w:rPr>
+                <w:rFonts w:ascii="Arial" w:cs="Arial" w:eastAsia="Arial" w:hAnsi="Arial"/>
+                <w:sz w:val="22"/>
+                <w:szCs w:val="22"/>
+              </w:rPr>
+              <w:t xml:space="preserve">/muse/elements/blink</w:t>
+            </w:r>
+          </w:p>
+        </w:tc>
+        <w:tc>
+          <w:tcPr>
+            <w:tcW w:type="dxa" w:w="4826"/>
+            <w:tcBorders>
+              <w:top w:val="single" w:color="CCCCCC" w:sz="1"/>
+              <w:left w:val="single" w:color="CCCCCC" w:sz="1"/>
+              <w:bottom w:val="single" w:color="CCCCCC" w:sz="1"/>
+              <w:right w:val="single" w:color="CCCCCC" w:sz="1"/>
+            </w:tcBorders>
+            <w:shd w:fill="F5F5F5" w:val="clear"/>
+            <w:tcMar>
+              <w:top w:type="dxa" w:w="80"/>
+              <w:left w:type="dxa" w:w="120"/>
+              <w:bottom w:type="dxa" w:w="80"/>
+              <w:right w:type="dxa" w:w="120"/>
+            </w:tcMar>
+          </w:tcPr>
+          <w:p>
+            <w:r>
+              <w:rPr>
+                <w:rFonts w:ascii="Arial" w:cs="Arial" w:eastAsia="Arial" w:hAnsi="Arial"/>
+                <w:sz w:val="22"/>
+                <w:szCs w:val="22"/>
+              </w:rPr>
+              <w:t xml:space="preserve">Evento de parpadeo</w:t>
+            </w:r>
+          </w:p>
+        </w:tc>
+      </w:tr>
+      <w:tr>
+        <w:tc>
+          <w:tcPr>
+            <w:tcW w:type="dxa" w:w="4200"/>
+            <w:tcBorders>
+              <w:top w:val="single" w:color="CCCCCC" w:sz="1"/>
+              <w:left w:val="single" w:color="CCCCCC" w:sz="1"/>
+              <w:bottom w:val="single" w:color="CCCCCC" w:sz="1"/>
+              <w:right w:val="single" w:color="CCCCCC" w:sz="1"/>
+            </w:tcBorders>
+            <w:shd w:fill="FFFFFF" w:val="clear"/>
+            <w:tcMar>
+              <w:top w:type="dxa" w:w="80"/>
+              <w:left w:type="dxa" w:w="120"/>
+              <w:bottom w:type="dxa" w:w="80"/>
+              <w:right w:type="dxa" w:w="120"/>
+            </w:tcMar>
+          </w:tcPr>
+          <w:p>
+            <w:r>
+              <w:rPr>
+                <w:rFonts w:ascii="Arial" w:cs="Arial" w:eastAsia="Arial" w:hAnsi="Arial"/>
+                <w:sz w:val="22"/>
+                <w:szCs w:val="22"/>
+              </w:rPr>
+              <w:t xml:space="preserve">/muse/elements/jaw_clench</w:t>
+            </w:r>
+          </w:p>
+        </w:tc>
+        <w:tc>
+          <w:tcPr>
+            <w:tcW w:type="dxa" w:w="4826"/>
+            <w:tcBorders>
+              <w:top w:val="single" w:color="CCCCCC" w:sz="1"/>
+              <w:left w:val="single" w:color="CCCCCC" w:sz="1"/>
+              <w:bottom w:val="single" w:color="CCCCCC" w:sz="1"/>
+              <w:right w:val="single" w:color="CCCCCC" w:sz="1"/>
+            </w:tcBorders>
+            <w:shd w:fill="FFFFFF" w:val="clear"/>
+            <w:tcMar>
+              <w:top w:type="dxa" w:w="80"/>
+              <w:left w:type="dxa" w:w="120"/>
+              <w:bottom w:type="dxa" w:w="80"/>
+              <w:right w:type="dxa" w:w="120"/>
+            </w:tcMar>
+          </w:tcPr>
+          <w:p>
+            <w:r>
+              <w:rPr>
+                <w:rFonts w:ascii="Arial" w:cs="Arial" w:eastAsia="Arial" w:hAnsi="Arial"/>
+                <w:sz w:val="22"/>
+                <w:szCs w:val="22"/>
+              </w:rPr>
+              <w:t xml:space="preserve">Evento de apriete de mandíbula</w:t>
+            </w:r>
+          </w:p>
+        </w:tc>
+      </w:tr>
+      <w:tr>
+        <w:tc>
+          <w:tcPr>
+            <w:tcW w:type="dxa" w:w="4200"/>
+            <w:tcBorders>
+              <w:top w:val="single" w:color="CCCCCC" w:sz="1"/>
+              <w:left w:val="single" w:color="CCCCCC" w:sz="1"/>
+              <w:bottom w:val="single" w:color="CCCCCC" w:sz="1"/>
+              <w:right w:val="single" w:color="CCCCCC" w:sz="1"/>
+            </w:tcBorders>
+            <w:shd w:fill="F5F5F5" w:val="clear"/>
+            <w:tcMar>
+              <w:top w:type="dxa" w:w="80"/>
+              <w:left w:type="dxa" w:w="120"/>
+              <w:bottom w:type="dxa" w:w="80"/>
+              <w:right w:type="dxa" w:w="120"/>
+            </w:tcMar>
+          </w:tcPr>
+          <w:p>
+            <w:r>
+              <w:rPr>
+                <w:rFonts w:ascii="Arial" w:cs="Arial" w:eastAsia="Arial" w:hAnsi="Arial"/>
+                <w:sz w:val="22"/>
+                <w:szCs w:val="22"/>
+              </w:rPr>
+              <w:t xml:space="preserve">/muse/acc</w:t>
+            </w:r>
+          </w:p>
+        </w:tc>
+        <w:tc>
+          <w:tcPr>
+            <w:tcW w:type="dxa" w:w="4826"/>
+            <w:tcBorders>
+              <w:top w:val="single" w:color="CCCCCC" w:sz="1"/>
+              <w:left w:val="single" w:color="CCCCCC" w:sz="1"/>
+              <w:bottom w:val="single" w:color="CCCCCC" w:sz="1"/>
+              <w:right w:val="single" w:color="CCCCCC" w:sz="1"/>
+            </w:tcBorders>
+            <w:shd w:fill="F5F5F5" w:val="clear"/>
+            <w:tcMar>
+              <w:top w:type="dxa" w:w="80"/>
+              <w:left w:type="dxa" w:w="120"/>
+              <w:bottom w:type="dxa" w:w="80"/>
+              <w:right w:type="dxa" w:w="120"/>
+            </w:tcMar>
+          </w:tcPr>
+          <w:p>
+            <w:r>
+              <w:rPr>
+                <w:rFonts w:ascii="Arial" w:cs="Arial" w:eastAsia="Arial" w:hAnsi="Arial"/>
+                <w:sz w:val="22"/>
+                <w:szCs w:val="22"/>
+              </w:rPr>
+              <w:t xml:space="preserve">Acelerómetro (ejes X, Y, Z)</w:t>
+            </w:r>
+          </w:p>
+        </w:tc>
+      </w:tr>
+    </w:tbl>
+    <w:p>
+      <w:pPr>
+        <w:spacing w:after="200" w:before="60"/>
+        <w:jc w:val="center"/>
+      </w:pPr>
+      <w:r>
+        <w:rPr>
+          <w:rFonts w:ascii="Arial" w:cs="Arial" w:eastAsia="Arial" w:hAnsi="Arial"/>
+          <w:color w:val="444444"/>
+          <w:sz w:val="20"/>
+          <w:szCs w:val="20"/>
+        </w:rPr>
+        <w:t xml:space="preserve">Tabla 5.2: Mensajes OSC procesados por OSCReceiver.</w:t>
+      </w:r>
+    </w:p>
+    <w:p>
+      <w:r>
+        <w:t xml:space="preserve"/>
       </w:r>
     </w:p>
     <w:p>
@@ -7740,7 +9702,7 @@
           <w:sz w:val="24"/>
           <w:szCs w:val="24"/>
         </w:rPr>
-        <w:t xml:space="preserve">La inclusión de la banda gamma resuelve una ambigüedad clásica de los esquemas basados solo en alfa y beta: un valor alto de beta aparece tanto en el estrés como en la atención focalizada. La actividad gamma permite discriminarlos, ya que el foco cognitivo real ("flujo") cursa con beta alto y gamma alto, mientras que el estrés o la ansiedad cursan con beta alto pero gamma normal o bajo.</w:t>
+        <w:t xml:space="preserve">La inclusión de la banda gamma busca reducir una ambigüedad de los esquemas basados solo en alfa y beta: un valor alto de beta aparece tanto en situaciones de estrés como de atención focalizada. En este trabajo se emplea la actividad gamma como característica adicional para separar ambos casos, bajo la heurística de que el foco cognitivo sostenido tiende a cursar con beta y gamma elevados, mientras que el estrés o la ansiedad suelen presentar beta alto con gamma menor. Se trata de una regla operativa adoptada en este proyecto y no de una relación neurofisiológica universal.</w:t>
       </w:r>
     </w:p>
     <w:p>
@@ -7754,7 +9716,515 @@
           <w:sz w:val="24"/>
           <w:szCs w:val="24"/>
         </w:rPr>
-        <w:t xml:space="preserve">La jerarquía de clasificación, aplicada sobre medias móviles de las últimas 10 muestras, es: (1) si mellow &lt; umbralEstrés → ESTRÉS; (2) si concentration &gt; umbralAtención Y gammaActivity &gt; umbralGamma → ATENCIÓN; (3) si mellow &gt; umbralCalma → CALMA; (4) en caso contrario → NEUTRO. Los umbrales por defecto son: estrés &lt; 0.22, atención &gt; 0.38 (con gamma &gt; 0.15 como confirmación), calma &gt; 0.52, valores ajustados experimentalmente para la diadema MUSE 2. Las muestras con calidad de señal HSI deficiente (media &gt; 3.0) se descartan para no contaminar los buffers de promediado.</w:t>
+        <w:t xml:space="preserve">Debido a la ubicación frontal de los electrodos y al carácter de consumo del dispositivo, la potencia en banda gamma puede contener componentes asociados a actividad muscular (EMG) y otros artefactos [16]. Por ello, gammaActivity se utiliza en este trabajo como una característica heurística adicional del clasificador y no como una medida directa y aislada de atención o estrés.</w:t>
+      </w:r>
+    </w:p>
+    <w:p>
+      <w:pPr>
+        <w:spacing w:after="120" w:before="120"/>
+        <w:jc w:val="both"/>
+      </w:pPr>
+      <w:r>
+        <w:rPr>
+          <w:rFonts w:ascii="Arial" w:cs="Arial" w:eastAsia="Arial" w:hAnsi="Arial"/>
+          <w:sz w:val="24"/>
+          <w:szCs w:val="24"/>
+        </w:rPr>
+        <w:t xml:space="preserve">La jerarquía de clasificación, aplicada sobre medias móviles de las últimas 10 muestras, es: (1) si mellow &lt; umbralEstrés → ESTRÉS; (2) si concentration &gt; umbralAtención Y gammaActivity &gt; umbralGamma → ATENCIÓN; (3) si mellow &gt; umbralCalma → CALMA; (4) en caso contrario → NEUTRO. La Tabla 5.3 recoge los umbrales por defecto, ajustados experimentalmente para la diadema MUSE 2. Las muestras con calidad de señal HSI deficiente (media &gt; 3,0) se descartan para no contaminar los buffers de promediado.</w:t>
+      </w:r>
+    </w:p>
+    <w:p>
+      <w:r>
+        <w:t xml:space="preserve"/>
+      </w:r>
+    </w:p>
+    <w:tbl>
+      <w:tblPr>
+        <w:tblW w:type="dxa" w:w="9026"/>
+        <w:tblBorders>
+          <w:top w:val="single" w:color="auto" w:sz="4"/>
+          <w:left w:val="single" w:color="auto" w:sz="4"/>
+          <w:bottom w:val="single" w:color="auto" w:sz="4"/>
+          <w:right w:val="single" w:color="auto" w:sz="4"/>
+          <w:insideH w:val="single" w:color="auto" w:sz="4"/>
+          <w:insideV w:val="single" w:color="auto" w:sz="4"/>
+        </w:tblBorders>
+      </w:tblPr>
+      <w:tblGrid>
+        <w:gridCol w:w="3400"/>
+        <w:gridCol w:w="3200"/>
+        <w:gridCol w:w="2426"/>
+      </w:tblGrid>
+      <w:tr>
+        <w:trPr>
+          <w:tblHeader/>
+        </w:trPr>
+        <w:tc>
+          <w:tcPr>
+            <w:tcW w:type="dxa" w:w="3400"/>
+            <w:tcBorders>
+              <w:top w:val="single" w:color="1F4E79" w:sz="4"/>
+              <w:left w:val="single" w:color="1F4E79" w:sz="4"/>
+              <w:bottom w:val="single" w:color="1F4E79" w:sz="4"/>
+              <w:right w:val="single" w:color="1F4E79" w:sz="4"/>
+            </w:tcBorders>
+            <w:shd w:fill="1F4E79" w:val="clear"/>
+            <w:tcMar>
+              <w:top w:type="dxa" w:w="80"/>
+              <w:left w:type="dxa" w:w="120"/>
+              <w:bottom w:type="dxa" w:w="80"/>
+              <w:right w:type="dxa" w:w="120"/>
+            </w:tcMar>
+          </w:tcPr>
+          <w:p>
+            <w:r>
+              <w:rPr>
+                <w:rFonts w:ascii="Arial" w:cs="Arial" w:eastAsia="Arial" w:hAnsi="Arial"/>
+                <w:b/>
+                <w:bCs/>
+                <w:color w:val="FFFFFF"/>
+                <w:sz w:val="22"/>
+                <w:szCs w:val="22"/>
+              </w:rPr>
+              <w:t xml:space="preserve">Umbral</w:t>
+            </w:r>
+          </w:p>
+        </w:tc>
+        <w:tc>
+          <w:tcPr>
+            <w:tcW w:type="dxa" w:w="3200"/>
+            <w:tcBorders>
+              <w:top w:val="single" w:color="1F4E79" w:sz="4"/>
+              <w:left w:val="single" w:color="1F4E79" w:sz="4"/>
+              <w:bottom w:val="single" w:color="1F4E79" w:sz="4"/>
+              <w:right w:val="single" w:color="1F4E79" w:sz="4"/>
+            </w:tcBorders>
+            <w:shd w:fill="1F4E79" w:val="clear"/>
+            <w:tcMar>
+              <w:top w:type="dxa" w:w="80"/>
+              <w:left w:type="dxa" w:w="120"/>
+              <w:bottom w:type="dxa" w:w="80"/>
+              <w:right w:type="dxa" w:w="120"/>
+            </w:tcMar>
+          </w:tcPr>
+          <w:p>
+            <w:r>
+              <w:rPr>
+                <w:rFonts w:ascii="Arial" w:cs="Arial" w:eastAsia="Arial" w:hAnsi="Arial"/>
+                <w:b/>
+                <w:bCs/>
+                <w:color w:val="FFFFFF"/>
+                <w:sz w:val="22"/>
+                <w:szCs w:val="22"/>
+              </w:rPr>
+              <w:t xml:space="preserve">Condición</w:t>
+            </w:r>
+          </w:p>
+        </w:tc>
+        <w:tc>
+          <w:tcPr>
+            <w:tcW w:type="dxa" w:w="2426"/>
+            <w:tcBorders>
+              <w:top w:val="single" w:color="1F4E79" w:sz="4"/>
+              <w:left w:val="single" w:color="1F4E79" w:sz="4"/>
+              <w:bottom w:val="single" w:color="1F4E79" w:sz="4"/>
+              <w:right w:val="single" w:color="1F4E79" w:sz="4"/>
+            </w:tcBorders>
+            <w:shd w:fill="1F4E79" w:val="clear"/>
+            <w:tcMar>
+              <w:top w:type="dxa" w:w="80"/>
+              <w:left w:type="dxa" w:w="120"/>
+              <w:bottom w:type="dxa" w:w="80"/>
+              <w:right w:type="dxa" w:w="120"/>
+            </w:tcMar>
+          </w:tcPr>
+          <w:p>
+            <w:r>
+              <w:rPr>
+                <w:rFonts w:ascii="Arial" w:cs="Arial" w:eastAsia="Arial" w:hAnsi="Arial"/>
+                <w:b/>
+                <w:bCs/>
+                <w:color w:val="FFFFFF"/>
+                <w:sz w:val="22"/>
+                <w:szCs w:val="22"/>
+              </w:rPr>
+              <w:t xml:space="preserve">Valor por defecto</w:t>
+            </w:r>
+          </w:p>
+        </w:tc>
+      </w:tr>
+      <w:tr>
+        <w:tc>
+          <w:tcPr>
+            <w:tcW w:type="dxa" w:w="3400"/>
+            <w:tcBorders>
+              <w:top w:val="single" w:color="CCCCCC" w:sz="1"/>
+              <w:left w:val="single" w:color="CCCCCC" w:sz="1"/>
+              <w:bottom w:val="single" w:color="CCCCCC" w:sz="1"/>
+              <w:right w:val="single" w:color="CCCCCC" w:sz="1"/>
+            </w:tcBorders>
+            <w:shd w:fill="F5F5F5" w:val="clear"/>
+            <w:tcMar>
+              <w:top w:type="dxa" w:w="80"/>
+              <w:left w:type="dxa" w:w="120"/>
+              <w:bottom w:type="dxa" w:w="80"/>
+              <w:right w:type="dxa" w:w="120"/>
+            </w:tcMar>
+          </w:tcPr>
+          <w:p>
+            <w:r>
+              <w:rPr>
+                <w:rFonts w:ascii="Arial" w:cs="Arial" w:eastAsia="Arial" w:hAnsi="Arial"/>
+                <w:sz w:val="22"/>
+                <w:szCs w:val="22"/>
+              </w:rPr>
+              <w:t xml:space="preserve">Estrés</w:t>
+            </w:r>
+          </w:p>
+        </w:tc>
+        <w:tc>
+          <w:tcPr>
+            <w:tcW w:type="dxa" w:w="3200"/>
+            <w:tcBorders>
+              <w:top w:val="single" w:color="CCCCCC" w:sz="1"/>
+              <w:left w:val="single" w:color="CCCCCC" w:sz="1"/>
+              <w:bottom w:val="single" w:color="CCCCCC" w:sz="1"/>
+              <w:right w:val="single" w:color="CCCCCC" w:sz="1"/>
+            </w:tcBorders>
+            <w:shd w:fill="F5F5F5" w:val="clear"/>
+            <w:tcMar>
+              <w:top w:type="dxa" w:w="80"/>
+              <w:left w:type="dxa" w:w="120"/>
+              <w:bottom w:type="dxa" w:w="80"/>
+              <w:right w:type="dxa" w:w="120"/>
+            </w:tcMar>
+          </w:tcPr>
+          <w:p>
+            <w:r>
+              <w:rPr>
+                <w:rFonts w:ascii="Arial" w:cs="Arial" w:eastAsia="Arial" w:hAnsi="Arial"/>
+                <w:sz w:val="22"/>
+                <w:szCs w:val="22"/>
+              </w:rPr>
+              <w:t xml:space="preserve">mellow &lt;</w:t>
+            </w:r>
+          </w:p>
+        </w:tc>
+        <w:tc>
+          <w:tcPr>
+            <w:tcW w:type="dxa" w:w="2426"/>
+            <w:tcBorders>
+              <w:top w:val="single" w:color="CCCCCC" w:sz="1"/>
+              <w:left w:val="single" w:color="CCCCCC" w:sz="1"/>
+              <w:bottom w:val="single" w:color="CCCCCC" w:sz="1"/>
+              <w:right w:val="single" w:color="CCCCCC" w:sz="1"/>
+            </w:tcBorders>
+            <w:shd w:fill="F5F5F5" w:val="clear"/>
+            <w:tcMar>
+              <w:top w:type="dxa" w:w="80"/>
+              <w:left w:type="dxa" w:w="120"/>
+              <w:bottom w:type="dxa" w:w="80"/>
+              <w:right w:type="dxa" w:w="120"/>
+            </w:tcMar>
+          </w:tcPr>
+          <w:p>
+            <w:r>
+              <w:rPr>
+                <w:rFonts w:ascii="Arial" w:cs="Arial" w:eastAsia="Arial" w:hAnsi="Arial"/>
+                <w:sz w:val="22"/>
+                <w:szCs w:val="22"/>
+              </w:rPr>
+              <w:t xml:space="preserve">0,22</w:t>
+            </w:r>
+          </w:p>
+        </w:tc>
+      </w:tr>
+      <w:tr>
+        <w:tc>
+          <w:tcPr>
+            <w:tcW w:type="dxa" w:w="3400"/>
+            <w:tcBorders>
+              <w:top w:val="single" w:color="CCCCCC" w:sz="1"/>
+              <w:left w:val="single" w:color="CCCCCC" w:sz="1"/>
+              <w:bottom w:val="single" w:color="CCCCCC" w:sz="1"/>
+              <w:right w:val="single" w:color="CCCCCC" w:sz="1"/>
+            </w:tcBorders>
+            <w:shd w:fill="FFFFFF" w:val="clear"/>
+            <w:tcMar>
+              <w:top w:type="dxa" w:w="80"/>
+              <w:left w:type="dxa" w:w="120"/>
+              <w:bottom w:type="dxa" w:w="80"/>
+              <w:right w:type="dxa" w:w="120"/>
+            </w:tcMar>
+          </w:tcPr>
+          <w:p>
+            <w:r>
+              <w:rPr>
+                <w:rFonts w:ascii="Arial" w:cs="Arial" w:eastAsia="Arial" w:hAnsi="Arial"/>
+                <w:sz w:val="22"/>
+                <w:szCs w:val="22"/>
+              </w:rPr>
+              <w:t xml:space="preserve">Atención</w:t>
+            </w:r>
+          </w:p>
+        </w:tc>
+        <w:tc>
+          <w:tcPr>
+            <w:tcW w:type="dxa" w:w="3200"/>
+            <w:tcBorders>
+              <w:top w:val="single" w:color="CCCCCC" w:sz="1"/>
+              <w:left w:val="single" w:color="CCCCCC" w:sz="1"/>
+              <w:bottom w:val="single" w:color="CCCCCC" w:sz="1"/>
+              <w:right w:val="single" w:color="CCCCCC" w:sz="1"/>
+            </w:tcBorders>
+            <w:shd w:fill="FFFFFF" w:val="clear"/>
+            <w:tcMar>
+              <w:top w:type="dxa" w:w="80"/>
+              <w:left w:type="dxa" w:w="120"/>
+              <w:bottom w:type="dxa" w:w="80"/>
+              <w:right w:type="dxa" w:w="120"/>
+            </w:tcMar>
+          </w:tcPr>
+          <w:p>
+            <w:r>
+              <w:rPr>
+                <w:rFonts w:ascii="Arial" w:cs="Arial" w:eastAsia="Arial" w:hAnsi="Arial"/>
+                <w:sz w:val="22"/>
+                <w:szCs w:val="22"/>
+              </w:rPr>
+              <w:t xml:space="preserve">concentration &gt;</w:t>
+            </w:r>
+          </w:p>
+        </w:tc>
+        <w:tc>
+          <w:tcPr>
+            <w:tcW w:type="dxa" w:w="2426"/>
+            <w:tcBorders>
+              <w:top w:val="single" w:color="CCCCCC" w:sz="1"/>
+              <w:left w:val="single" w:color="CCCCCC" w:sz="1"/>
+              <w:bottom w:val="single" w:color="CCCCCC" w:sz="1"/>
+              <w:right w:val="single" w:color="CCCCCC" w:sz="1"/>
+            </w:tcBorders>
+            <w:shd w:fill="FFFFFF" w:val="clear"/>
+            <w:tcMar>
+              <w:top w:type="dxa" w:w="80"/>
+              <w:left w:type="dxa" w:w="120"/>
+              <w:bottom w:type="dxa" w:w="80"/>
+              <w:right w:type="dxa" w:w="120"/>
+            </w:tcMar>
+          </w:tcPr>
+          <w:p>
+            <w:r>
+              <w:rPr>
+                <w:rFonts w:ascii="Arial" w:cs="Arial" w:eastAsia="Arial" w:hAnsi="Arial"/>
+                <w:sz w:val="22"/>
+                <w:szCs w:val="22"/>
+              </w:rPr>
+              <w:t xml:space="preserve">0,38</w:t>
+            </w:r>
+          </w:p>
+        </w:tc>
+      </w:tr>
+      <w:tr>
+        <w:tc>
+          <w:tcPr>
+            <w:tcW w:type="dxa" w:w="3400"/>
+            <w:tcBorders>
+              <w:top w:val="single" w:color="CCCCCC" w:sz="1"/>
+              <w:left w:val="single" w:color="CCCCCC" w:sz="1"/>
+              <w:bottom w:val="single" w:color="CCCCCC" w:sz="1"/>
+              <w:right w:val="single" w:color="CCCCCC" w:sz="1"/>
+            </w:tcBorders>
+            <w:shd w:fill="F5F5F5" w:val="clear"/>
+            <w:tcMar>
+              <w:top w:type="dxa" w:w="80"/>
+              <w:left w:type="dxa" w:w="120"/>
+              <w:bottom w:type="dxa" w:w="80"/>
+              <w:right w:type="dxa" w:w="120"/>
+            </w:tcMar>
+          </w:tcPr>
+          <w:p>
+            <w:r>
+              <w:rPr>
+                <w:rFonts w:ascii="Arial" w:cs="Arial" w:eastAsia="Arial" w:hAnsi="Arial"/>
+                <w:sz w:val="22"/>
+                <w:szCs w:val="22"/>
+              </w:rPr>
+              <w:t xml:space="preserve">Confirmación de atención</w:t>
+            </w:r>
+          </w:p>
+        </w:tc>
+        <w:tc>
+          <w:tcPr>
+            <w:tcW w:type="dxa" w:w="3200"/>
+            <w:tcBorders>
+              <w:top w:val="single" w:color="CCCCCC" w:sz="1"/>
+              <w:left w:val="single" w:color="CCCCCC" w:sz="1"/>
+              <w:bottom w:val="single" w:color="CCCCCC" w:sz="1"/>
+              <w:right w:val="single" w:color="CCCCCC" w:sz="1"/>
+            </w:tcBorders>
+            <w:shd w:fill="F5F5F5" w:val="clear"/>
+            <w:tcMar>
+              <w:top w:type="dxa" w:w="80"/>
+              <w:left w:type="dxa" w:w="120"/>
+              <w:bottom w:type="dxa" w:w="80"/>
+              <w:right w:type="dxa" w:w="120"/>
+            </w:tcMar>
+          </w:tcPr>
+          <w:p>
+            <w:r>
+              <w:rPr>
+                <w:rFonts w:ascii="Arial" w:cs="Arial" w:eastAsia="Arial" w:hAnsi="Arial"/>
+                <w:sz w:val="22"/>
+                <w:szCs w:val="22"/>
+              </w:rPr>
+              <w:t xml:space="preserve">gammaActivity &gt;</w:t>
+            </w:r>
+          </w:p>
+        </w:tc>
+        <w:tc>
+          <w:tcPr>
+            <w:tcW w:type="dxa" w:w="2426"/>
+            <w:tcBorders>
+              <w:top w:val="single" w:color="CCCCCC" w:sz="1"/>
+              <w:left w:val="single" w:color="CCCCCC" w:sz="1"/>
+              <w:bottom w:val="single" w:color="CCCCCC" w:sz="1"/>
+              <w:right w:val="single" w:color="CCCCCC" w:sz="1"/>
+            </w:tcBorders>
+            <w:shd w:fill="F5F5F5" w:val="clear"/>
+            <w:tcMar>
+              <w:top w:type="dxa" w:w="80"/>
+              <w:left w:type="dxa" w:w="120"/>
+              <w:bottom w:type="dxa" w:w="80"/>
+              <w:right w:type="dxa" w:w="120"/>
+            </w:tcMar>
+          </w:tcPr>
+          <w:p>
+            <w:r>
+              <w:rPr>
+                <w:rFonts w:ascii="Arial" w:cs="Arial" w:eastAsia="Arial" w:hAnsi="Arial"/>
+                <w:sz w:val="22"/>
+                <w:szCs w:val="22"/>
+              </w:rPr>
+              <w:t xml:space="preserve">0,15</w:t>
+            </w:r>
+          </w:p>
+        </w:tc>
+      </w:tr>
+      <w:tr>
+        <w:tc>
+          <w:tcPr>
+            <w:tcW w:type="dxa" w:w="3400"/>
+            <w:tcBorders>
+              <w:top w:val="single" w:color="CCCCCC" w:sz="1"/>
+              <w:left w:val="single" w:color="CCCCCC" w:sz="1"/>
+              <w:bottom w:val="single" w:color="CCCCCC" w:sz="1"/>
+              <w:right w:val="single" w:color="CCCCCC" w:sz="1"/>
+            </w:tcBorders>
+            <w:shd w:fill="FFFFFF" w:val="clear"/>
+            <w:tcMar>
+              <w:top w:type="dxa" w:w="80"/>
+              <w:left w:type="dxa" w:w="120"/>
+              <w:bottom w:type="dxa" w:w="80"/>
+              <w:right w:type="dxa" w:w="120"/>
+            </w:tcMar>
+          </w:tcPr>
+          <w:p>
+            <w:r>
+              <w:rPr>
+                <w:rFonts w:ascii="Arial" w:cs="Arial" w:eastAsia="Arial" w:hAnsi="Arial"/>
+                <w:sz w:val="22"/>
+                <w:szCs w:val="22"/>
+              </w:rPr>
+              <w:t xml:space="preserve">Calma</w:t>
+            </w:r>
+          </w:p>
+        </w:tc>
+        <w:tc>
+          <w:tcPr>
+            <w:tcW w:type="dxa" w:w="3200"/>
+            <w:tcBorders>
+              <w:top w:val="single" w:color="CCCCCC" w:sz="1"/>
+              <w:left w:val="single" w:color="CCCCCC" w:sz="1"/>
+              <w:bottom w:val="single" w:color="CCCCCC" w:sz="1"/>
+              <w:right w:val="single" w:color="CCCCCC" w:sz="1"/>
+            </w:tcBorders>
+            <w:shd w:fill="FFFFFF" w:val="clear"/>
+            <w:tcMar>
+              <w:top w:type="dxa" w:w="80"/>
+              <w:left w:type="dxa" w:w="120"/>
+              <w:bottom w:type="dxa" w:w="80"/>
+              <w:right w:type="dxa" w:w="120"/>
+            </w:tcMar>
+          </w:tcPr>
+          <w:p>
+            <w:r>
+              <w:rPr>
+                <w:rFonts w:ascii="Arial" w:cs="Arial" w:eastAsia="Arial" w:hAnsi="Arial"/>
+                <w:sz w:val="22"/>
+                <w:szCs w:val="22"/>
+              </w:rPr>
+              <w:t xml:space="preserve">mellow &gt;</w:t>
+            </w:r>
+          </w:p>
+        </w:tc>
+        <w:tc>
+          <w:tcPr>
+            <w:tcW w:type="dxa" w:w="2426"/>
+            <w:tcBorders>
+              <w:top w:val="single" w:color="CCCCCC" w:sz="1"/>
+              <w:left w:val="single" w:color="CCCCCC" w:sz="1"/>
+              <w:bottom w:val="single" w:color="CCCCCC" w:sz="1"/>
+              <w:right w:val="single" w:color="CCCCCC" w:sz="1"/>
+            </w:tcBorders>
+            <w:shd w:fill="FFFFFF" w:val="clear"/>
+            <w:tcMar>
+              <w:top w:type="dxa" w:w="80"/>
+              <w:left w:type="dxa" w:w="120"/>
+              <w:bottom w:type="dxa" w:w="80"/>
+              <w:right w:type="dxa" w:w="120"/>
+            </w:tcMar>
+          </w:tcPr>
+          <w:p>
+            <w:r>
+              <w:rPr>
+                <w:rFonts w:ascii="Arial" w:cs="Arial" w:eastAsia="Arial" w:hAnsi="Arial"/>
+                <w:sz w:val="22"/>
+                <w:szCs w:val="22"/>
+              </w:rPr>
+              <w:t xml:space="preserve">0,52</w:t>
+            </w:r>
+          </w:p>
+        </w:tc>
+      </w:tr>
+    </w:tbl>
+    <w:p>
+      <w:pPr>
+        <w:spacing w:after="200" w:before="60"/>
+        <w:jc w:val="center"/>
+      </w:pPr>
+      <w:r>
+        <w:rPr>
+          <w:rFonts w:ascii="Arial" w:cs="Arial" w:eastAsia="Arial" w:hAnsi="Arial"/>
+          <w:color w:val="444444"/>
+          <w:sz w:val="20"/>
+          <w:szCs w:val="20"/>
+        </w:rPr>
+        <w:t xml:space="preserve">Tabla 5.3: Umbrales por defecto del clasificador de estados mentales (diadema MUSE 2).</w:t>
+      </w:r>
+    </w:p>
+    <w:p>
+      <w:pPr>
+        <w:spacing w:after="120" w:before="120"/>
+        <w:jc w:val="both"/>
+      </w:pPr>
+      <w:r>
+        <w:rPr>
+          <w:rFonts w:ascii="Arial" w:cs="Arial" w:eastAsia="Arial" w:hAnsi="Arial"/>
+          <w:sz w:val="24"/>
+          <w:szCs w:val="24"/>
+        </w:rPr>
+        <w:t xml:space="preserve">Conviene subrayar que las etiquetas CALMA, ATENCIÓN y ESTRÉS se emplean como categorías operativas del sistema, derivadas de los índices espectrales definidos, y no constituyen una evaluación clínica o psicológica del participante. A lo largo del documento, cuando se habla de que el sistema "detecta estrés" o "detecta calma" debe entenderse siempre en el sentido de clasificar la señal en la categoría operativa correspondiente.</w:t>
       </w:r>
     </w:p>
     <w:p>
@@ -7811,7 +10281,7 @@
           <w:sz w:val="24"/>
           <w:szCs w:val="24"/>
         </w:rPr>
-        <w:t xml:space="preserve">El efecto relevante, sin embargo, no es la compresión de la escala sino la pérdida de capacidad discriminativa. La Tabla 5.1 recoge la d de Cohen del índice mellow entre pares de estados mentales, calculada con el denominador actual y con delta incorporada. La d de Cohen expresa la separación entre dos distribuciones en unidades de desviación típica, de modo que valores mayores indican estados más fácilmente distinguibles.</w:t>
+        <w:t xml:space="preserve">El efecto relevante, sin embargo, no es la compresión de la escala sino la pérdida de capacidad discriminativa. La Tabla 5.4 recoge la d de Cohen del índice mellow entre pares de estados mentales, calculada con el denominador actual y con delta incorporada. La d de Cohen expresa la separación entre dos distribuciones en unidades de desviación típica, de modo que valores mayores indican estados más fácilmente distinguibles.</w:t>
       </w:r>
     </w:p>
     <w:p>
@@ -8321,7 +10791,7 @@
           <w:sz w:val="20"/>
           <w:szCs w:val="20"/>
         </w:rPr>
-        <w:t xml:space="preserve">Tabla 5.1: Efecto de incluir la banda delta en el denominador sobre la separación entre estados mentales (n = 2.655 muestras).</w:t>
+        <w:t xml:space="preserve">Tabla 5.4: Efecto de incluir la banda delta en el denominador sobre la separación entre estados mentales (n = 2.655 muestras).</w:t>
       </w:r>
     </w:p>
     <w:p>
@@ -8354,21 +10824,7 @@
           <w:sz w:val="24"/>
           <w:szCs w:val="24"/>
         </w:rPr>
-        <w:t xml:space="preserve">La banda se sigue registrando en el fichero de sesión precisamente para permitir revisar esta decisión. El script analisis_bandas.py incluido en el proyecto reproduce el cálculo anterior sobre cualquier conjunto de sesiones, de modo que el criterio puede reevaluarse con los datos de las pruebas con participantes descritas en el Capítulo 6.</w:t>
-      </w:r>
-    </w:p>
-    <w:p>
-      <w:pPr>
-        <w:spacing w:after="120" w:before="120"/>
-        <w:jc w:val="both"/>
-      </w:pPr>
-      <w:r>
-        <w:rPr>
-          <w:rFonts w:ascii="Arial" w:cs="Arial" w:eastAsia="Arial" w:hAnsi="Arial"/>
-          <w:sz w:val="24"/>
-          <w:szCs w:val="24"/>
-        </w:rPr>
-        <w:t xml:space="preserve">Este criterio puede reevaluarse en trabajo futuro repitiendo el mismo análisis sobre un conjunto amplio de sesiones con participantes; el script analisis_bandas.py permite reproducirlo sobre cualquier conjunto de ficheros de sesión.</w:t>
+        <w:t xml:space="preserve">La banda se sigue registrando en el fichero de sesión precisamente para permitir revisar esta decisión: el script analisis_bandas.py incluido en el proyecto reproduce el cálculo anterior sobre cualquier conjunto de ficheros de sesión, de modo que el criterio puede reevaluarse en trabajo futuro con una muestra amplia de sesiones con participantes.</w:t>
       </w:r>
     </w:p>
     <w:p>
@@ -8388,7 +10844,7 @@
           <w:sz w:val="28"/>
           <w:szCs w:val="28"/>
         </w:rPr>
-        <w:t xml:space="preserve">5.5 Detección de gestos BCI</w:t>
+        <w:t xml:space="preserve">5.5 Detección de gestos de interacción</w:t>
       </w:r>
     </w:p>
     <w:p>
@@ -8402,7 +10858,7 @@
           <w:sz w:val="24"/>
           <w:szCs w:val="24"/>
         </w:rPr>
-        <w:t xml:space="preserve">El parpadeo se detecta mediante el flag blink del paquete de artefactos OSC o del MuseArtifactPacket del SDK directo. Se aplica un debounce configurable (150 ms por defecto) para evitar detecciones duplicadas. El apriete de mandíbula (jaw clench) se detecta de forma análoga, con un guard adicional de 300 ms que ignora eventos de mandíbula en los 300 ms siguientes a un parpadeo para evitar activaciones cruzadas.</w:t>
+        <w:t xml:space="preserve">El parpadeo se detecta mediante el flag blink del paquete de artefactos OSC o del MuseArtifactPacket del SDK directo. Se aplica un debounce configurable (500 ms por defecto, reducido a 150 ms en modo Morse) para evitar detecciones duplicadas. El apriete de mandíbula (jaw clench) se detecta de forma análoga, con un guard adicional de 300 ms que ignora eventos de mandíbula en los 300 ms siguientes a un parpadeo para evitar activaciones cruzadas.</w:t>
       </w:r>
     </w:p>
     <w:p>
@@ -8416,7 +10872,7 @@
           <w:sz w:val="24"/>
           <w:szCs w:val="24"/>
         </w:rPr>
-        <w:t xml:space="preserve">HeadGestureDetector implementa la detección de NOD (asentimiento) y SHAKE (negación) mediante una ventana deslizante de muestras del giroscopio. El NOD se detecta cuando el eje Y supera el umbral positivo (velocidad angular hacia arriba, ~30 °/s) seguido de la vuelta a cero. El SHAKE se detecta cuando el eje Z supera el umbral positivo o negativo (~50 °/s). Ambos umbrales son configurables desde la pantalla de ajustes.</w:t>
+        <w:t xml:space="preserve">HeadGestureDetector implementa la detección de NOD (asentimiento) y SHAKE (negación) mediante una ventana deslizante de muestras del giroscopio. El NOD se detecta cuando el eje Y supera el umbral positivo (velocidad angular hacia arriba, ~30 °/s) seguido de la vuelta a cero. El SHAKE se detecta cuando el eje Z supera el umbral positivo o negativo (~50 °/s). Ambos umbrales son configurables desde la pantalla de ajustes; sus valores por defecto, junto con los del resto de la detección discreta y del Morse, se recogen en la Tabla 5.5.</w:t>
       </w:r>
     </w:p>
     <w:p>
@@ -8459,7 +10915,517 @@
           <w:sz w:val="24"/>
           <w:szCs w:val="24"/>
         </w:rPr>
-        <w:t xml:space="preserve">MorseDecoder implementa una máquina de estados basada en tres ventanas temporales independientes. Un único parpadeo se clasifica como punto; dos parpadeos en rápida sucesión (intervalo inferior a dashWindowMs, 350 ms por defecto) se clasifican como raya. Un silencio superior a letterGapMs (1.500 ms) cierra la letra en curso y la decodifica mediante una tabla de búsqueda del código Morse internacional; un silencio adicional superior a wordGapMs (3.000 ms) inserta un espacio de separación entre palabras. Estos tres parámetros son ajustables para adaptarse a la velocidad de cada usuario; al activar una sala Morse, el motor reduce además el debounce de parpadeo del receptor a 150 ms para permitir el doble parpadeo rápido.</w:t>
+        <w:t xml:space="preserve">MorseDecoder implementa una máquina de estados basada en tres ventanas temporales independientes. Un único parpadeo se clasifica como punto; dos parpadeos en rápida sucesión (intervalo inferior a dashWindowMs, 350 ms por defecto) se clasifican como raya. Un silencio superior a letterGapMs (1.500 ms) cierra la letra en curso y la decodifica mediante una tabla de búsqueda del código Morse internacional; un silencio adicional superior a wordGapMs (3.000 ms) inserta un espacio de separación entre palabras. Estos tres parámetros son ajustables para adaptarse a la velocidad de cada usuario; al activar una sala Morse, el motor reduce además el debounce de parpadeo del receptor a 150 ms para permitir el doble parpadeo rápido. La Tabla 5.5 resume los parámetros por defecto de la detección de gestos y del Morse.</w:t>
+      </w:r>
+    </w:p>
+    <w:p>
+      <w:r>
+        <w:t xml:space="preserve"/>
+      </w:r>
+    </w:p>
+    <w:tbl>
+      <w:tblPr>
+        <w:tblW w:type="dxa" w:w="9026"/>
+        <w:tblBorders>
+          <w:top w:val="single" w:color="auto" w:sz="4"/>
+          <w:left w:val="single" w:color="auto" w:sz="4"/>
+          <w:bottom w:val="single" w:color="auto" w:sz="4"/>
+          <w:right w:val="single" w:color="auto" w:sz="4"/>
+          <w:insideH w:val="single" w:color="auto" w:sz="4"/>
+          <w:insideV w:val="single" w:color="auto" w:sz="4"/>
+        </w:tblBorders>
+      </w:tblPr>
+      <w:tblGrid>
+        <w:gridCol w:w="5600"/>
+        <w:gridCol w:w="3426"/>
+      </w:tblGrid>
+      <w:tr>
+        <w:trPr>
+          <w:tblHeader/>
+        </w:trPr>
+        <w:tc>
+          <w:tcPr>
+            <w:tcW w:type="dxa" w:w="5600"/>
+            <w:tcBorders>
+              <w:top w:val="single" w:color="1F4E79" w:sz="4"/>
+              <w:left w:val="single" w:color="1F4E79" w:sz="4"/>
+              <w:bottom w:val="single" w:color="1F4E79" w:sz="4"/>
+              <w:right w:val="single" w:color="1F4E79" w:sz="4"/>
+            </w:tcBorders>
+            <w:shd w:fill="1F4E79" w:val="clear"/>
+            <w:tcMar>
+              <w:top w:type="dxa" w:w="80"/>
+              <w:left w:type="dxa" w:w="120"/>
+              <w:bottom w:type="dxa" w:w="80"/>
+              <w:right w:type="dxa" w:w="120"/>
+            </w:tcMar>
+          </w:tcPr>
+          <w:p>
+            <w:r>
+              <w:rPr>
+                <w:rFonts w:ascii="Arial" w:cs="Arial" w:eastAsia="Arial" w:hAnsi="Arial"/>
+                <w:b/>
+                <w:bCs/>
+                <w:color w:val="FFFFFF"/>
+                <w:sz w:val="22"/>
+                <w:szCs w:val="22"/>
+              </w:rPr>
+              <w:t xml:space="preserve">Parámetro</w:t>
+            </w:r>
+          </w:p>
+        </w:tc>
+        <w:tc>
+          <w:tcPr>
+            <w:tcW w:type="dxa" w:w="3426"/>
+            <w:tcBorders>
+              <w:top w:val="single" w:color="1F4E79" w:sz="4"/>
+              <w:left w:val="single" w:color="1F4E79" w:sz="4"/>
+              <w:bottom w:val="single" w:color="1F4E79" w:sz="4"/>
+              <w:right w:val="single" w:color="1F4E79" w:sz="4"/>
+            </w:tcBorders>
+            <w:shd w:fill="1F4E79" w:val="clear"/>
+            <w:tcMar>
+              <w:top w:type="dxa" w:w="80"/>
+              <w:left w:type="dxa" w:w="120"/>
+              <w:bottom w:type="dxa" w:w="80"/>
+              <w:right w:type="dxa" w:w="120"/>
+            </w:tcMar>
+          </w:tcPr>
+          <w:p>
+            <w:r>
+              <w:rPr>
+                <w:rFonts w:ascii="Arial" w:cs="Arial" w:eastAsia="Arial" w:hAnsi="Arial"/>
+                <w:b/>
+                <w:bCs/>
+                <w:color w:val="FFFFFF"/>
+                <w:sz w:val="22"/>
+                <w:szCs w:val="22"/>
+              </w:rPr>
+              <w:t xml:space="preserve">Valor por defecto</w:t>
+            </w:r>
+          </w:p>
+        </w:tc>
+      </w:tr>
+      <w:tr>
+        <w:tc>
+          <w:tcPr>
+            <w:tcW w:type="dxa" w:w="5600"/>
+            <w:tcBorders>
+              <w:top w:val="single" w:color="CCCCCC" w:sz="1"/>
+              <w:left w:val="single" w:color="CCCCCC" w:sz="1"/>
+              <w:bottom w:val="single" w:color="CCCCCC" w:sz="1"/>
+              <w:right w:val="single" w:color="CCCCCC" w:sz="1"/>
+            </w:tcBorders>
+            <w:shd w:fill="F5F5F5" w:val="clear"/>
+            <w:tcMar>
+              <w:top w:type="dxa" w:w="80"/>
+              <w:left w:type="dxa" w:w="120"/>
+              <w:bottom w:type="dxa" w:w="80"/>
+              <w:right w:type="dxa" w:w="120"/>
+            </w:tcMar>
+          </w:tcPr>
+          <w:p>
+            <w:r>
+              <w:rPr>
+                <w:rFonts w:ascii="Arial" w:cs="Arial" w:eastAsia="Arial" w:hAnsi="Arial"/>
+                <w:sz w:val="22"/>
+                <w:szCs w:val="22"/>
+              </w:rPr>
+              <w:t xml:space="preserve">Debounce de parpadeo</w:t>
+            </w:r>
+          </w:p>
+        </w:tc>
+        <w:tc>
+          <w:tcPr>
+            <w:tcW w:type="dxa" w:w="3426"/>
+            <w:tcBorders>
+              <w:top w:val="single" w:color="CCCCCC" w:sz="1"/>
+              <w:left w:val="single" w:color="CCCCCC" w:sz="1"/>
+              <w:bottom w:val="single" w:color="CCCCCC" w:sz="1"/>
+              <w:right w:val="single" w:color="CCCCCC" w:sz="1"/>
+            </w:tcBorders>
+            <w:shd w:fill="F5F5F5" w:val="clear"/>
+            <w:tcMar>
+              <w:top w:type="dxa" w:w="80"/>
+              <w:left w:type="dxa" w:w="120"/>
+              <w:bottom w:type="dxa" w:w="80"/>
+              <w:right w:type="dxa" w:w="120"/>
+            </w:tcMar>
+          </w:tcPr>
+          <w:p>
+            <w:r>
+              <w:rPr>
+                <w:rFonts w:ascii="Arial" w:cs="Arial" w:eastAsia="Arial" w:hAnsi="Arial"/>
+                <w:sz w:val="22"/>
+                <w:szCs w:val="22"/>
+              </w:rPr>
+              <w:t xml:space="preserve">500 ms (150 ms en modo Morse)</w:t>
+            </w:r>
+          </w:p>
+        </w:tc>
+      </w:tr>
+      <w:tr>
+        <w:tc>
+          <w:tcPr>
+            <w:tcW w:type="dxa" w:w="5600"/>
+            <w:tcBorders>
+              <w:top w:val="single" w:color="CCCCCC" w:sz="1"/>
+              <w:left w:val="single" w:color="CCCCCC" w:sz="1"/>
+              <w:bottom w:val="single" w:color="CCCCCC" w:sz="1"/>
+              <w:right w:val="single" w:color="CCCCCC" w:sz="1"/>
+            </w:tcBorders>
+            <w:shd w:fill="FFFFFF" w:val="clear"/>
+            <w:tcMar>
+              <w:top w:type="dxa" w:w="80"/>
+              <w:left w:type="dxa" w:w="120"/>
+              <w:bottom w:type="dxa" w:w="80"/>
+              <w:right w:type="dxa" w:w="120"/>
+            </w:tcMar>
+          </w:tcPr>
+          <w:p>
+            <w:r>
+              <w:rPr>
+                <w:rFonts w:ascii="Arial" w:cs="Arial" w:eastAsia="Arial" w:hAnsi="Arial"/>
+                <w:sz w:val="22"/>
+                <w:szCs w:val="22"/>
+              </w:rPr>
+              <w:t xml:space="preserve">Guard de mandíbula tras parpadeo</w:t>
+            </w:r>
+          </w:p>
+        </w:tc>
+        <w:tc>
+          <w:tcPr>
+            <w:tcW w:type="dxa" w:w="3426"/>
+            <w:tcBorders>
+              <w:top w:val="single" w:color="CCCCCC" w:sz="1"/>
+              <w:left w:val="single" w:color="CCCCCC" w:sz="1"/>
+              <w:bottom w:val="single" w:color="CCCCCC" w:sz="1"/>
+              <w:right w:val="single" w:color="CCCCCC" w:sz="1"/>
+            </w:tcBorders>
+            <w:shd w:fill="FFFFFF" w:val="clear"/>
+            <w:tcMar>
+              <w:top w:type="dxa" w:w="80"/>
+              <w:left w:type="dxa" w:w="120"/>
+              <w:bottom w:type="dxa" w:w="80"/>
+              <w:right w:type="dxa" w:w="120"/>
+            </w:tcMar>
+          </w:tcPr>
+          <w:p>
+            <w:r>
+              <w:rPr>
+                <w:rFonts w:ascii="Arial" w:cs="Arial" w:eastAsia="Arial" w:hAnsi="Arial"/>
+                <w:sz w:val="22"/>
+                <w:szCs w:val="22"/>
+              </w:rPr>
+              <w:t xml:space="preserve">300 ms</w:t>
+            </w:r>
+          </w:p>
+        </w:tc>
+      </w:tr>
+      <w:tr>
+        <w:tc>
+          <w:tcPr>
+            <w:tcW w:type="dxa" w:w="5600"/>
+            <w:tcBorders>
+              <w:top w:val="single" w:color="CCCCCC" w:sz="1"/>
+              <w:left w:val="single" w:color="CCCCCC" w:sz="1"/>
+              <w:bottom w:val="single" w:color="CCCCCC" w:sz="1"/>
+              <w:right w:val="single" w:color="CCCCCC" w:sz="1"/>
+            </w:tcBorders>
+            <w:shd w:fill="F5F5F5" w:val="clear"/>
+            <w:tcMar>
+              <w:top w:type="dxa" w:w="80"/>
+              <w:left w:type="dxa" w:w="120"/>
+              <w:bottom w:type="dxa" w:w="80"/>
+              <w:right w:type="dxa" w:w="120"/>
+            </w:tcMar>
+          </w:tcPr>
+          <w:p>
+            <w:r>
+              <w:rPr>
+                <w:rFonts w:ascii="Arial" w:cs="Arial" w:eastAsia="Arial" w:hAnsi="Arial"/>
+                <w:sz w:val="22"/>
+                <w:szCs w:val="22"/>
+              </w:rPr>
+              <w:t xml:space="preserve">Umbral NOD (giroscopio, eje Y)</w:t>
+            </w:r>
+          </w:p>
+        </w:tc>
+        <w:tc>
+          <w:tcPr>
+            <w:tcW w:type="dxa" w:w="3426"/>
+            <w:tcBorders>
+              <w:top w:val="single" w:color="CCCCCC" w:sz="1"/>
+              <w:left w:val="single" w:color="CCCCCC" w:sz="1"/>
+              <w:bottom w:val="single" w:color="CCCCCC" w:sz="1"/>
+              <w:right w:val="single" w:color="CCCCCC" w:sz="1"/>
+            </w:tcBorders>
+            <w:shd w:fill="F5F5F5" w:val="clear"/>
+            <w:tcMar>
+              <w:top w:type="dxa" w:w="80"/>
+              <w:left w:type="dxa" w:w="120"/>
+              <w:bottom w:type="dxa" w:w="80"/>
+              <w:right w:type="dxa" w:w="120"/>
+            </w:tcMar>
+          </w:tcPr>
+          <w:p>
+            <w:r>
+              <w:rPr>
+                <w:rFonts w:ascii="Arial" w:cs="Arial" w:eastAsia="Arial" w:hAnsi="Arial"/>
+                <w:sz w:val="22"/>
+                <w:szCs w:val="22"/>
+              </w:rPr>
+              <w:t xml:space="preserve">30 °/s</w:t>
+            </w:r>
+          </w:p>
+        </w:tc>
+      </w:tr>
+      <w:tr>
+        <w:tc>
+          <w:tcPr>
+            <w:tcW w:type="dxa" w:w="5600"/>
+            <w:tcBorders>
+              <w:top w:val="single" w:color="CCCCCC" w:sz="1"/>
+              <w:left w:val="single" w:color="CCCCCC" w:sz="1"/>
+              <w:bottom w:val="single" w:color="CCCCCC" w:sz="1"/>
+              <w:right w:val="single" w:color="CCCCCC" w:sz="1"/>
+            </w:tcBorders>
+            <w:shd w:fill="FFFFFF" w:val="clear"/>
+            <w:tcMar>
+              <w:top w:type="dxa" w:w="80"/>
+              <w:left w:type="dxa" w:w="120"/>
+              <w:bottom w:type="dxa" w:w="80"/>
+              <w:right w:type="dxa" w:w="120"/>
+            </w:tcMar>
+          </w:tcPr>
+          <w:p>
+            <w:r>
+              <w:rPr>
+                <w:rFonts w:ascii="Arial" w:cs="Arial" w:eastAsia="Arial" w:hAnsi="Arial"/>
+                <w:sz w:val="22"/>
+                <w:szCs w:val="22"/>
+              </w:rPr>
+              <w:t xml:space="preserve">Umbral SHAKE (giroscopio, eje Z)</w:t>
+            </w:r>
+          </w:p>
+        </w:tc>
+        <w:tc>
+          <w:tcPr>
+            <w:tcW w:type="dxa" w:w="3426"/>
+            <w:tcBorders>
+              <w:top w:val="single" w:color="CCCCCC" w:sz="1"/>
+              <w:left w:val="single" w:color="CCCCCC" w:sz="1"/>
+              <w:bottom w:val="single" w:color="CCCCCC" w:sz="1"/>
+              <w:right w:val="single" w:color="CCCCCC" w:sz="1"/>
+            </w:tcBorders>
+            <w:shd w:fill="FFFFFF" w:val="clear"/>
+            <w:tcMar>
+              <w:top w:type="dxa" w:w="80"/>
+              <w:left w:type="dxa" w:w="120"/>
+              <w:bottom w:type="dxa" w:w="80"/>
+              <w:right w:type="dxa" w:w="120"/>
+            </w:tcMar>
+          </w:tcPr>
+          <w:p>
+            <w:r>
+              <w:rPr>
+                <w:rFonts w:ascii="Arial" w:cs="Arial" w:eastAsia="Arial" w:hAnsi="Arial"/>
+                <w:sz w:val="22"/>
+                <w:szCs w:val="22"/>
+              </w:rPr>
+              <w:t xml:space="preserve">50 °/s</w:t>
+            </w:r>
+          </w:p>
+        </w:tc>
+      </w:tr>
+      <w:tr>
+        <w:tc>
+          <w:tcPr>
+            <w:tcW w:type="dxa" w:w="5600"/>
+            <w:tcBorders>
+              <w:top w:val="single" w:color="CCCCCC" w:sz="1"/>
+              <w:left w:val="single" w:color="CCCCCC" w:sz="1"/>
+              <w:bottom w:val="single" w:color="CCCCCC" w:sz="1"/>
+              <w:right w:val="single" w:color="CCCCCC" w:sz="1"/>
+            </w:tcBorders>
+            <w:shd w:fill="F5F5F5" w:val="clear"/>
+            <w:tcMar>
+              <w:top w:type="dxa" w:w="80"/>
+              <w:left w:type="dxa" w:w="120"/>
+              <w:bottom w:type="dxa" w:w="80"/>
+              <w:right w:type="dxa" w:w="120"/>
+            </w:tcMar>
+          </w:tcPr>
+          <w:p>
+            <w:r>
+              <w:rPr>
+                <w:rFonts w:ascii="Arial" w:cs="Arial" w:eastAsia="Arial" w:hAnsi="Arial"/>
+                <w:sz w:val="22"/>
+                <w:szCs w:val="22"/>
+              </w:rPr>
+              <w:t xml:space="preserve">Ventana punto/raya del Morse (dashWindowMs)</w:t>
+            </w:r>
+          </w:p>
+        </w:tc>
+        <w:tc>
+          <w:tcPr>
+            <w:tcW w:type="dxa" w:w="3426"/>
+            <w:tcBorders>
+              <w:top w:val="single" w:color="CCCCCC" w:sz="1"/>
+              <w:left w:val="single" w:color="CCCCCC" w:sz="1"/>
+              <w:bottom w:val="single" w:color="CCCCCC" w:sz="1"/>
+              <w:right w:val="single" w:color="CCCCCC" w:sz="1"/>
+            </w:tcBorders>
+            <w:shd w:fill="F5F5F5" w:val="clear"/>
+            <w:tcMar>
+              <w:top w:type="dxa" w:w="80"/>
+              <w:left w:type="dxa" w:w="120"/>
+              <w:bottom w:type="dxa" w:w="80"/>
+              <w:right w:type="dxa" w:w="120"/>
+            </w:tcMar>
+          </w:tcPr>
+          <w:p>
+            <w:r>
+              <w:rPr>
+                <w:rFonts w:ascii="Arial" w:cs="Arial" w:eastAsia="Arial" w:hAnsi="Arial"/>
+                <w:sz w:val="22"/>
+                <w:szCs w:val="22"/>
+              </w:rPr>
+              <w:t xml:space="preserve">350 ms</w:t>
+            </w:r>
+          </w:p>
+        </w:tc>
+      </w:tr>
+      <w:tr>
+        <w:tc>
+          <w:tcPr>
+            <w:tcW w:type="dxa" w:w="5600"/>
+            <w:tcBorders>
+              <w:top w:val="single" w:color="CCCCCC" w:sz="1"/>
+              <w:left w:val="single" w:color="CCCCCC" w:sz="1"/>
+              <w:bottom w:val="single" w:color="CCCCCC" w:sz="1"/>
+              <w:right w:val="single" w:color="CCCCCC" w:sz="1"/>
+            </w:tcBorders>
+            <w:shd w:fill="FFFFFF" w:val="clear"/>
+            <w:tcMar>
+              <w:top w:type="dxa" w:w="80"/>
+              <w:left w:type="dxa" w:w="120"/>
+              <w:bottom w:type="dxa" w:w="80"/>
+              <w:right w:type="dxa" w:w="120"/>
+            </w:tcMar>
+          </w:tcPr>
+          <w:p>
+            <w:r>
+              <w:rPr>
+                <w:rFonts w:ascii="Arial" w:cs="Arial" w:eastAsia="Arial" w:hAnsi="Arial"/>
+                <w:sz w:val="22"/>
+                <w:szCs w:val="22"/>
+              </w:rPr>
+              <w:t xml:space="preserve">Cierre de letra del Morse (letterGapMs)</w:t>
+            </w:r>
+          </w:p>
+        </w:tc>
+        <w:tc>
+          <w:tcPr>
+            <w:tcW w:type="dxa" w:w="3426"/>
+            <w:tcBorders>
+              <w:top w:val="single" w:color="CCCCCC" w:sz="1"/>
+              <w:left w:val="single" w:color="CCCCCC" w:sz="1"/>
+              <w:bottom w:val="single" w:color="CCCCCC" w:sz="1"/>
+              <w:right w:val="single" w:color="CCCCCC" w:sz="1"/>
+            </w:tcBorders>
+            <w:shd w:fill="FFFFFF" w:val="clear"/>
+            <w:tcMar>
+              <w:top w:type="dxa" w:w="80"/>
+              <w:left w:type="dxa" w:w="120"/>
+              <w:bottom w:type="dxa" w:w="80"/>
+              <w:right w:type="dxa" w:w="120"/>
+            </w:tcMar>
+          </w:tcPr>
+          <w:p>
+            <w:r>
+              <w:rPr>
+                <w:rFonts w:ascii="Arial" w:cs="Arial" w:eastAsia="Arial" w:hAnsi="Arial"/>
+                <w:sz w:val="22"/>
+                <w:szCs w:val="22"/>
+              </w:rPr>
+              <w:t xml:space="preserve">1.500 ms</w:t>
+            </w:r>
+          </w:p>
+        </w:tc>
+      </w:tr>
+      <w:tr>
+        <w:tc>
+          <w:tcPr>
+            <w:tcW w:type="dxa" w:w="5600"/>
+            <w:tcBorders>
+              <w:top w:val="single" w:color="CCCCCC" w:sz="1"/>
+              <w:left w:val="single" w:color="CCCCCC" w:sz="1"/>
+              <w:bottom w:val="single" w:color="CCCCCC" w:sz="1"/>
+              <w:right w:val="single" w:color="CCCCCC" w:sz="1"/>
+            </w:tcBorders>
+            <w:shd w:fill="F5F5F5" w:val="clear"/>
+            <w:tcMar>
+              <w:top w:type="dxa" w:w="80"/>
+              <w:left w:type="dxa" w:w="120"/>
+              <w:bottom w:type="dxa" w:w="80"/>
+              <w:right w:type="dxa" w:w="120"/>
+            </w:tcMar>
+          </w:tcPr>
+          <w:p>
+            <w:r>
+              <w:rPr>
+                <w:rFonts w:ascii="Arial" w:cs="Arial" w:eastAsia="Arial" w:hAnsi="Arial"/>
+                <w:sz w:val="22"/>
+                <w:szCs w:val="22"/>
+              </w:rPr>
+              <w:t xml:space="preserve">Separación de palabra del Morse (wordGapMs)</w:t>
+            </w:r>
+          </w:p>
+        </w:tc>
+        <w:tc>
+          <w:tcPr>
+            <w:tcW w:type="dxa" w:w="3426"/>
+            <w:tcBorders>
+              <w:top w:val="single" w:color="CCCCCC" w:sz="1"/>
+              <w:left w:val="single" w:color="CCCCCC" w:sz="1"/>
+              <w:bottom w:val="single" w:color="CCCCCC" w:sz="1"/>
+              <w:right w:val="single" w:color="CCCCCC" w:sz="1"/>
+            </w:tcBorders>
+            <w:shd w:fill="F5F5F5" w:val="clear"/>
+            <w:tcMar>
+              <w:top w:type="dxa" w:w="80"/>
+              <w:left w:type="dxa" w:w="120"/>
+              <w:bottom w:type="dxa" w:w="80"/>
+              <w:right w:type="dxa" w:w="120"/>
+            </w:tcMar>
+          </w:tcPr>
+          <w:p>
+            <w:r>
+              <w:rPr>
+                <w:rFonts w:ascii="Arial" w:cs="Arial" w:eastAsia="Arial" w:hAnsi="Arial"/>
+                <w:sz w:val="22"/>
+                <w:szCs w:val="22"/>
+              </w:rPr>
+              <w:t xml:space="preserve">3.000 ms</w:t>
+            </w:r>
+          </w:p>
+        </w:tc>
+      </w:tr>
+    </w:tbl>
+    <w:p>
+      <w:pPr>
+        <w:spacing w:after="200" w:before="60"/>
+        <w:jc w:val="center"/>
+      </w:pPr>
+      <w:r>
+        <w:rPr>
+          <w:rFonts w:ascii="Arial" w:cs="Arial" w:eastAsia="Arial" w:hAnsi="Arial"/>
+          <w:color w:val="444444"/>
+          <w:sz w:val="20"/>
+          <w:szCs w:val="20"/>
+        </w:rPr>
+        <w:t xml:space="preserve">Tabla 5.5: Parámetros por defecto de la detección de gestos y del código Morse.</w:t>
       </w:r>
     </w:p>
     <w:p>
@@ -8558,7 +11524,7 @@
           <w:sz w:val="24"/>
           <w:szCs w:val="24"/>
         </w:rPr>
-        <w:t xml:space="preserve">El SessionLogger registra 32 columnas por muestra: timestamp, elapsed_ms, state, concentration, mellow, gamma_activity, alpha, beta, theta, delta, gamma, signal_quality, gyro_x, gyro_y, gyro_z, acc_x, acc_y, acc_z, blink, jaw_clench, nod, shake, battery, noise, robot_action, room_index, room_title, escape_room_name, module_type, temi_speaking, event y event_detail. El fichero va precedido de una cabecera comentada con las condiciones de la grabación, incluidos los umbrales vigentes, sin los cuales dos sesiones no serían comparables entre sí. Los campos de texto se entrecomillan según RFC 4180 (las comillas internas se doblan) para no romper el formato. Los eventos de gesto (blink, nod, etc.) se capturan mediante flags pendientes que se activan en el callback del evento y se consumen en el siguiente tick, garantizando que ningún gesto se pierda aunque el tick y el evento lleguen en distintos instantes.</w:t>
+        <w:t xml:space="preserve">El SessionLogger registra 32 columnas por muestra —desde la marca temporal y los índices y bandas del EEG hasta los gestos detectados, el estado del robot y los sucesos discretos de la partida—, cuyo nombre, tipo y significado se detallan en el Anexo C. El fichero va precedido de una cabecera comentada con las condiciones de la grabación, incluidos los umbrales vigentes, sin los cuales dos sesiones no serían comparables entre sí. Los campos de texto se entrecomillan según RFC 4180 (las comillas internas se doblan) para no romper el formato. Los eventos de gesto (blink, nod, etc.) se capturan mediante flags pendientes que se activan en el callback del evento y se consumen en el siguiente tick, garantizando que ningún gesto se pierda aunque el tick y el evento lleguen en distintos instantes.</w:t>
       </w:r>
     </w:p>
     <w:p>
@@ -8601,7 +11567,343 @@
           <w:sz w:val="24"/>
           <w:szCs w:val="24"/>
         </w:rPr>
-        <w:t xml:space="preserve">En MainActivity, el callback onRobotAction delega en TemiController según el tipo: SPEAK → speak(param), GOTO → goTo(param), TILT_HEAD → tiltHead(param.toIntOrNull() ?: 0), TURN → turnBy(param.toIntOrNull() ?: 0). WAIT no llega a este callback. En modo simulado, TemiController registra cada acción en Logcat sin ejecutar ningún comando físico.</w:t>
+        <w:t xml:space="preserve">En MainActivity, el callback onRobotAction delega en TemiController según el tipo de acción, con la correspondencia que recoge la Tabla 5.6. La acción WAIT no llega a este callback y, en modo simulado, TemiController registra cada acción en Logcat sin ejecutar ningún comando físico.</w:t>
+      </w:r>
+    </w:p>
+    <w:p>
+      <w:r>
+        <w:t xml:space="preserve"/>
+      </w:r>
+    </w:p>
+    <w:tbl>
+      <w:tblPr>
+        <w:tblW w:type="dxa" w:w="9026"/>
+        <w:tblBorders>
+          <w:top w:val="single" w:color="auto" w:sz="4"/>
+          <w:left w:val="single" w:color="auto" w:sz="4"/>
+          <w:bottom w:val="single" w:color="auto" w:sz="4"/>
+          <w:right w:val="single" w:color="auto" w:sz="4"/>
+          <w:insideH w:val="single" w:color="auto" w:sz="4"/>
+          <w:insideV w:val="single" w:color="auto" w:sz="4"/>
+        </w:tblBorders>
+      </w:tblPr>
+      <w:tblGrid>
+        <w:gridCol w:w="3000"/>
+        <w:gridCol w:w="6026"/>
+      </w:tblGrid>
+      <w:tr>
+        <w:trPr>
+          <w:tblHeader/>
+        </w:trPr>
+        <w:tc>
+          <w:tcPr>
+            <w:tcW w:type="dxa" w:w="3000"/>
+            <w:tcBorders>
+              <w:top w:val="single" w:color="1F4E79" w:sz="4"/>
+              <w:left w:val="single" w:color="1F4E79" w:sz="4"/>
+              <w:bottom w:val="single" w:color="1F4E79" w:sz="4"/>
+              <w:right w:val="single" w:color="1F4E79" w:sz="4"/>
+            </w:tcBorders>
+            <w:shd w:fill="1F4E79" w:val="clear"/>
+            <w:tcMar>
+              <w:top w:type="dxa" w:w="80"/>
+              <w:left w:type="dxa" w:w="120"/>
+              <w:bottom w:type="dxa" w:w="80"/>
+              <w:right w:type="dxa" w:w="120"/>
+            </w:tcMar>
+          </w:tcPr>
+          <w:p>
+            <w:r>
+              <w:rPr>
+                <w:rFonts w:ascii="Arial" w:cs="Arial" w:eastAsia="Arial" w:hAnsi="Arial"/>
+                <w:b/>
+                <w:bCs/>
+                <w:color w:val="FFFFFF"/>
+                <w:sz w:val="22"/>
+                <w:szCs w:val="22"/>
+              </w:rPr>
+              <w:t xml:space="preserve">Tipo de acción</w:t>
+            </w:r>
+          </w:p>
+        </w:tc>
+        <w:tc>
+          <w:tcPr>
+            <w:tcW w:type="dxa" w:w="6026"/>
+            <w:tcBorders>
+              <w:top w:val="single" w:color="1F4E79" w:sz="4"/>
+              <w:left w:val="single" w:color="1F4E79" w:sz="4"/>
+              <w:bottom w:val="single" w:color="1F4E79" w:sz="4"/>
+              <w:right w:val="single" w:color="1F4E79" w:sz="4"/>
+            </w:tcBorders>
+            <w:shd w:fill="1F4E79" w:val="clear"/>
+            <w:tcMar>
+              <w:top w:type="dxa" w:w="80"/>
+              <w:left w:type="dxa" w:w="120"/>
+              <w:bottom w:type="dxa" w:w="80"/>
+              <w:right w:type="dxa" w:w="120"/>
+            </w:tcMar>
+          </w:tcPr>
+          <w:p>
+            <w:r>
+              <w:rPr>
+                <w:rFonts w:ascii="Arial" w:cs="Arial" w:eastAsia="Arial" w:hAnsi="Arial"/>
+                <w:b/>
+                <w:bCs/>
+                <w:color w:val="FFFFFF"/>
+                <w:sz w:val="22"/>
+                <w:szCs w:val="22"/>
+              </w:rPr>
+              <w:t xml:space="preserve">Llamada en TemiController</w:t>
+            </w:r>
+          </w:p>
+        </w:tc>
+      </w:tr>
+      <w:tr>
+        <w:tc>
+          <w:tcPr>
+            <w:tcW w:type="dxa" w:w="3000"/>
+            <w:tcBorders>
+              <w:top w:val="single" w:color="CCCCCC" w:sz="1"/>
+              <w:left w:val="single" w:color="CCCCCC" w:sz="1"/>
+              <w:bottom w:val="single" w:color="CCCCCC" w:sz="1"/>
+              <w:right w:val="single" w:color="CCCCCC" w:sz="1"/>
+            </w:tcBorders>
+            <w:shd w:fill="F5F5F5" w:val="clear"/>
+            <w:tcMar>
+              <w:top w:type="dxa" w:w="80"/>
+              <w:left w:type="dxa" w:w="120"/>
+              <w:bottom w:type="dxa" w:w="80"/>
+              <w:right w:type="dxa" w:w="120"/>
+            </w:tcMar>
+          </w:tcPr>
+          <w:p>
+            <w:r>
+              <w:rPr>
+                <w:rFonts w:ascii="Arial" w:cs="Arial" w:eastAsia="Arial" w:hAnsi="Arial"/>
+                <w:sz w:val="22"/>
+                <w:szCs w:val="22"/>
+              </w:rPr>
+              <w:t xml:space="preserve">SPEAK</w:t>
+            </w:r>
+          </w:p>
+        </w:tc>
+        <w:tc>
+          <w:tcPr>
+            <w:tcW w:type="dxa" w:w="6026"/>
+            <w:tcBorders>
+              <w:top w:val="single" w:color="CCCCCC" w:sz="1"/>
+              <w:left w:val="single" w:color="CCCCCC" w:sz="1"/>
+              <w:bottom w:val="single" w:color="CCCCCC" w:sz="1"/>
+              <w:right w:val="single" w:color="CCCCCC" w:sz="1"/>
+            </w:tcBorders>
+            <w:shd w:fill="F5F5F5" w:val="clear"/>
+            <w:tcMar>
+              <w:top w:type="dxa" w:w="80"/>
+              <w:left w:type="dxa" w:w="120"/>
+              <w:bottom w:type="dxa" w:w="80"/>
+              <w:right w:type="dxa" w:w="120"/>
+            </w:tcMar>
+          </w:tcPr>
+          <w:p>
+            <w:r>
+              <w:rPr>
+                <w:rFonts w:ascii="Arial" w:cs="Arial" w:eastAsia="Arial" w:hAnsi="Arial"/>
+                <w:sz w:val="22"/>
+                <w:szCs w:val="22"/>
+              </w:rPr>
+              <w:t xml:space="preserve">speak(param)</w:t>
+            </w:r>
+          </w:p>
+        </w:tc>
+      </w:tr>
+      <w:tr>
+        <w:tc>
+          <w:tcPr>
+            <w:tcW w:type="dxa" w:w="3000"/>
+            <w:tcBorders>
+              <w:top w:val="single" w:color="CCCCCC" w:sz="1"/>
+              <w:left w:val="single" w:color="CCCCCC" w:sz="1"/>
+              <w:bottom w:val="single" w:color="CCCCCC" w:sz="1"/>
+              <w:right w:val="single" w:color="CCCCCC" w:sz="1"/>
+            </w:tcBorders>
+            <w:shd w:fill="FFFFFF" w:val="clear"/>
+            <w:tcMar>
+              <w:top w:type="dxa" w:w="80"/>
+              <w:left w:type="dxa" w:w="120"/>
+              <w:bottom w:type="dxa" w:w="80"/>
+              <w:right w:type="dxa" w:w="120"/>
+            </w:tcMar>
+          </w:tcPr>
+          <w:p>
+            <w:r>
+              <w:rPr>
+                <w:rFonts w:ascii="Arial" w:cs="Arial" w:eastAsia="Arial" w:hAnsi="Arial"/>
+                <w:sz w:val="22"/>
+                <w:szCs w:val="22"/>
+              </w:rPr>
+              <w:t xml:space="preserve">GOTO</w:t>
+            </w:r>
+          </w:p>
+        </w:tc>
+        <w:tc>
+          <w:tcPr>
+            <w:tcW w:type="dxa" w:w="6026"/>
+            <w:tcBorders>
+              <w:top w:val="single" w:color="CCCCCC" w:sz="1"/>
+              <w:left w:val="single" w:color="CCCCCC" w:sz="1"/>
+              <w:bottom w:val="single" w:color="CCCCCC" w:sz="1"/>
+              <w:right w:val="single" w:color="CCCCCC" w:sz="1"/>
+            </w:tcBorders>
+            <w:shd w:fill="FFFFFF" w:val="clear"/>
+            <w:tcMar>
+              <w:top w:type="dxa" w:w="80"/>
+              <w:left w:type="dxa" w:w="120"/>
+              <w:bottom w:type="dxa" w:w="80"/>
+              <w:right w:type="dxa" w:w="120"/>
+            </w:tcMar>
+          </w:tcPr>
+          <w:p>
+            <w:r>
+              <w:rPr>
+                <w:rFonts w:ascii="Arial" w:cs="Arial" w:eastAsia="Arial" w:hAnsi="Arial"/>
+                <w:sz w:val="22"/>
+                <w:szCs w:val="22"/>
+              </w:rPr>
+              <w:t xml:space="preserve">goTo(param)</w:t>
+            </w:r>
+          </w:p>
+        </w:tc>
+      </w:tr>
+      <w:tr>
+        <w:tc>
+          <w:tcPr>
+            <w:tcW w:type="dxa" w:w="3000"/>
+            <w:tcBorders>
+              <w:top w:val="single" w:color="CCCCCC" w:sz="1"/>
+              <w:left w:val="single" w:color="CCCCCC" w:sz="1"/>
+              <w:bottom w:val="single" w:color="CCCCCC" w:sz="1"/>
+              <w:right w:val="single" w:color="CCCCCC" w:sz="1"/>
+            </w:tcBorders>
+            <w:shd w:fill="F5F5F5" w:val="clear"/>
+            <w:tcMar>
+              <w:top w:type="dxa" w:w="80"/>
+              <w:left w:type="dxa" w:w="120"/>
+              <w:bottom w:type="dxa" w:w="80"/>
+              <w:right w:type="dxa" w:w="120"/>
+            </w:tcMar>
+          </w:tcPr>
+          <w:p>
+            <w:r>
+              <w:rPr>
+                <w:rFonts w:ascii="Arial" w:cs="Arial" w:eastAsia="Arial" w:hAnsi="Arial"/>
+                <w:sz w:val="22"/>
+                <w:szCs w:val="22"/>
+              </w:rPr>
+              <w:t xml:space="preserve">TILT_HEAD</w:t>
+            </w:r>
+          </w:p>
+        </w:tc>
+        <w:tc>
+          <w:tcPr>
+            <w:tcW w:type="dxa" w:w="6026"/>
+            <w:tcBorders>
+              <w:top w:val="single" w:color="CCCCCC" w:sz="1"/>
+              <w:left w:val="single" w:color="CCCCCC" w:sz="1"/>
+              <w:bottom w:val="single" w:color="CCCCCC" w:sz="1"/>
+              <w:right w:val="single" w:color="CCCCCC" w:sz="1"/>
+            </w:tcBorders>
+            <w:shd w:fill="F5F5F5" w:val="clear"/>
+            <w:tcMar>
+              <w:top w:type="dxa" w:w="80"/>
+              <w:left w:type="dxa" w:w="120"/>
+              <w:bottom w:type="dxa" w:w="80"/>
+              <w:right w:type="dxa" w:w="120"/>
+            </w:tcMar>
+          </w:tcPr>
+          <w:p>
+            <w:r>
+              <w:rPr>
+                <w:rFonts w:ascii="Arial" w:cs="Arial" w:eastAsia="Arial" w:hAnsi="Arial"/>
+                <w:sz w:val="22"/>
+                <w:szCs w:val="22"/>
+              </w:rPr>
+              <w:t xml:space="preserve">tiltHead(param.toIntOrNull() ?: 0)</w:t>
+            </w:r>
+          </w:p>
+        </w:tc>
+      </w:tr>
+      <w:tr>
+        <w:tc>
+          <w:tcPr>
+            <w:tcW w:type="dxa" w:w="3000"/>
+            <w:tcBorders>
+              <w:top w:val="single" w:color="CCCCCC" w:sz="1"/>
+              <w:left w:val="single" w:color="CCCCCC" w:sz="1"/>
+              <w:bottom w:val="single" w:color="CCCCCC" w:sz="1"/>
+              <w:right w:val="single" w:color="CCCCCC" w:sz="1"/>
+            </w:tcBorders>
+            <w:shd w:fill="FFFFFF" w:val="clear"/>
+            <w:tcMar>
+              <w:top w:type="dxa" w:w="80"/>
+              <w:left w:type="dxa" w:w="120"/>
+              <w:bottom w:type="dxa" w:w="80"/>
+              <w:right w:type="dxa" w:w="120"/>
+            </w:tcMar>
+          </w:tcPr>
+          <w:p>
+            <w:r>
+              <w:rPr>
+                <w:rFonts w:ascii="Arial" w:cs="Arial" w:eastAsia="Arial" w:hAnsi="Arial"/>
+                <w:sz w:val="22"/>
+                <w:szCs w:val="22"/>
+              </w:rPr>
+              <w:t xml:space="preserve">TURN</w:t>
+            </w:r>
+          </w:p>
+        </w:tc>
+        <w:tc>
+          <w:tcPr>
+            <w:tcW w:type="dxa" w:w="6026"/>
+            <w:tcBorders>
+              <w:top w:val="single" w:color="CCCCCC" w:sz="1"/>
+              <w:left w:val="single" w:color="CCCCCC" w:sz="1"/>
+              <w:bottom w:val="single" w:color="CCCCCC" w:sz="1"/>
+              <w:right w:val="single" w:color="CCCCCC" w:sz="1"/>
+            </w:tcBorders>
+            <w:shd w:fill="FFFFFF" w:val="clear"/>
+            <w:tcMar>
+              <w:top w:type="dxa" w:w="80"/>
+              <w:left w:type="dxa" w:w="120"/>
+              <w:bottom w:type="dxa" w:w="80"/>
+              <w:right w:type="dxa" w:w="120"/>
+            </w:tcMar>
+          </w:tcPr>
+          <w:p>
+            <w:r>
+              <w:rPr>
+                <w:rFonts w:ascii="Arial" w:cs="Arial" w:eastAsia="Arial" w:hAnsi="Arial"/>
+                <w:sz w:val="22"/>
+                <w:szCs w:val="22"/>
+              </w:rPr>
+              <w:t xml:space="preserve">turnBy(param.toIntOrNull() ?: 0)</w:t>
+            </w:r>
+          </w:p>
+        </w:tc>
+      </w:tr>
+    </w:tbl>
+    <w:p>
+      <w:pPr>
+        <w:spacing w:after="200" w:before="60"/>
+        <w:jc w:val="center"/>
+      </w:pPr>
+      <w:r>
+        <w:rPr>
+          <w:rFonts w:ascii="Arial" w:cs="Arial" w:eastAsia="Arial" w:hAnsi="Arial"/>
+          <w:color w:val="444444"/>
+          <w:sz w:val="20"/>
+          <w:szCs w:val="20"/>
+        </w:rPr>
+        <w:t xml:space="preserve">Tabla 5.6: Correspondencia entre el tipo de acción y la llamada al controlador del robot.</w:t>
       </w:r>
     </w:p>
     <w:p>
@@ -8673,7 +11975,285 @@
           <w:sz w:val="24"/>
           <w:szCs w:val="24"/>
         </w:rPr>
-        <w:t xml:space="preserve">Los umbrales de clasificación admiten un ajuste manual, pero la variabilidad interindividual de la señal EEG hace poco práctico depender solo de valores fijos. Se ha añadido un procedimiento de calibración que registra veinte segundos de línea base con el participante en reposo y deriva de ellos umbrales personalizados a partir de la media y la desviación típica de cada índice: el umbral de estrés se sitúa una desviación por debajo de la media de mellow, el de calma una desviación por encima, y el de atención una desviación por encima de la media de concentración. Los valores resultantes se recortan a rangos admisibles para evitar umbrales degenerados cuando la señal es muy plana, se aplican de inmediato y se persisten entre sesiones.</w:t>
+        <w:t xml:space="preserve">Los umbrales de clasificación admiten un ajuste manual, pero la variabilidad interindividual de la señal EEG hace poco práctico depender solo de valores fijos. Se ha añadido un procedimiento de calibración que registra veinte segundos de línea base con el participante en reposo y deriva de ellos umbrales personalizados a partir de la media y la desviación típica de cada índice, según recoge la Tabla 5.7. Los valores resultantes se recortan a rangos admisibles para evitar umbrales degenerados cuando la señal es muy plana, se aplican de inmediato y se persisten entre sesiones.</w:t>
+      </w:r>
+    </w:p>
+    <w:p>
+      <w:r>
+        <w:t xml:space="preserve"/>
+      </w:r>
+    </w:p>
+    <w:tbl>
+      <w:tblPr>
+        <w:tblW w:type="dxa" w:w="9026"/>
+        <w:tblBorders>
+          <w:top w:val="single" w:color="auto" w:sz="4"/>
+          <w:left w:val="single" w:color="auto" w:sz="4"/>
+          <w:bottom w:val="single" w:color="auto" w:sz="4"/>
+          <w:right w:val="single" w:color="auto" w:sz="4"/>
+          <w:insideH w:val="single" w:color="auto" w:sz="4"/>
+          <w:insideV w:val="single" w:color="auto" w:sz="4"/>
+        </w:tblBorders>
+      </w:tblPr>
+      <w:tblGrid>
+        <w:gridCol w:w="4000"/>
+        <w:gridCol w:w="5026"/>
+      </w:tblGrid>
+      <w:tr>
+        <w:trPr>
+          <w:tblHeader/>
+        </w:trPr>
+        <w:tc>
+          <w:tcPr>
+            <w:tcW w:type="dxa" w:w="4000"/>
+            <w:tcBorders>
+              <w:top w:val="single" w:color="1F4E79" w:sz="4"/>
+              <w:left w:val="single" w:color="1F4E79" w:sz="4"/>
+              <w:bottom w:val="single" w:color="1F4E79" w:sz="4"/>
+              <w:right w:val="single" w:color="1F4E79" w:sz="4"/>
+            </w:tcBorders>
+            <w:shd w:fill="1F4E79" w:val="clear"/>
+            <w:tcMar>
+              <w:top w:type="dxa" w:w="80"/>
+              <w:left w:type="dxa" w:w="120"/>
+              <w:bottom w:type="dxa" w:w="80"/>
+              <w:right w:type="dxa" w:w="120"/>
+            </w:tcMar>
+          </w:tcPr>
+          <w:p>
+            <w:r>
+              <w:rPr>
+                <w:rFonts w:ascii="Arial" w:cs="Arial" w:eastAsia="Arial" w:hAnsi="Arial"/>
+                <w:b/>
+                <w:bCs/>
+                <w:color w:val="FFFFFF"/>
+                <w:sz w:val="22"/>
+                <w:szCs w:val="22"/>
+              </w:rPr>
+              <w:t xml:space="preserve">Umbral personalizado</w:t>
+            </w:r>
+          </w:p>
+        </w:tc>
+        <w:tc>
+          <w:tcPr>
+            <w:tcW w:type="dxa" w:w="5026"/>
+            <w:tcBorders>
+              <w:top w:val="single" w:color="1F4E79" w:sz="4"/>
+              <w:left w:val="single" w:color="1F4E79" w:sz="4"/>
+              <w:bottom w:val="single" w:color="1F4E79" w:sz="4"/>
+              <w:right w:val="single" w:color="1F4E79" w:sz="4"/>
+            </w:tcBorders>
+            <w:shd w:fill="1F4E79" w:val="clear"/>
+            <w:tcMar>
+              <w:top w:type="dxa" w:w="80"/>
+              <w:left w:type="dxa" w:w="120"/>
+              <w:bottom w:type="dxa" w:w="80"/>
+              <w:right w:type="dxa" w:w="120"/>
+            </w:tcMar>
+          </w:tcPr>
+          <w:p>
+            <w:r>
+              <w:rPr>
+                <w:rFonts w:ascii="Arial" w:cs="Arial" w:eastAsia="Arial" w:hAnsi="Arial"/>
+                <w:b/>
+                <w:bCs/>
+                <w:color w:val="FFFFFF"/>
+                <w:sz w:val="22"/>
+                <w:szCs w:val="22"/>
+              </w:rPr>
+              <w:t xml:space="preserve">Se deriva como</w:t>
+            </w:r>
+          </w:p>
+        </w:tc>
+      </w:tr>
+      <w:tr>
+        <w:tc>
+          <w:tcPr>
+            <w:tcW w:type="dxa" w:w="4000"/>
+            <w:tcBorders>
+              <w:top w:val="single" w:color="CCCCCC" w:sz="1"/>
+              <w:left w:val="single" w:color="CCCCCC" w:sz="1"/>
+              <w:bottom w:val="single" w:color="CCCCCC" w:sz="1"/>
+              <w:right w:val="single" w:color="CCCCCC" w:sz="1"/>
+            </w:tcBorders>
+            <w:shd w:fill="F5F5F5" w:val="clear"/>
+            <w:tcMar>
+              <w:top w:type="dxa" w:w="80"/>
+              <w:left w:type="dxa" w:w="120"/>
+              <w:bottom w:type="dxa" w:w="80"/>
+              <w:right w:type="dxa" w:w="120"/>
+            </w:tcMar>
+          </w:tcPr>
+          <w:p>
+            <w:r>
+              <w:rPr>
+                <w:rFonts w:ascii="Arial" w:cs="Arial" w:eastAsia="Arial" w:hAnsi="Arial"/>
+                <w:sz w:val="22"/>
+                <w:szCs w:val="22"/>
+              </w:rPr>
+              <w:t xml:space="preserve">Estrés</w:t>
+            </w:r>
+          </w:p>
+        </w:tc>
+        <w:tc>
+          <w:tcPr>
+            <w:tcW w:type="dxa" w:w="5026"/>
+            <w:tcBorders>
+              <w:top w:val="single" w:color="CCCCCC" w:sz="1"/>
+              <w:left w:val="single" w:color="CCCCCC" w:sz="1"/>
+              <w:bottom w:val="single" w:color="CCCCCC" w:sz="1"/>
+              <w:right w:val="single" w:color="CCCCCC" w:sz="1"/>
+            </w:tcBorders>
+            <w:shd w:fill="F5F5F5" w:val="clear"/>
+            <w:tcMar>
+              <w:top w:type="dxa" w:w="80"/>
+              <w:left w:type="dxa" w:w="120"/>
+              <w:bottom w:type="dxa" w:w="80"/>
+              <w:right w:type="dxa" w:w="120"/>
+            </w:tcMar>
+          </w:tcPr>
+          <w:p>
+            <w:r>
+              <w:rPr>
+                <w:rFonts w:ascii="Arial" w:cs="Arial" w:eastAsia="Arial" w:hAnsi="Arial"/>
+                <w:sz w:val="22"/>
+                <w:szCs w:val="22"/>
+              </w:rPr>
+              <w:t xml:space="preserve">media(mellow) − 1 desviación típica</w:t>
+            </w:r>
+          </w:p>
+        </w:tc>
+      </w:tr>
+      <w:tr>
+        <w:tc>
+          <w:tcPr>
+            <w:tcW w:type="dxa" w:w="4000"/>
+            <w:tcBorders>
+              <w:top w:val="single" w:color="CCCCCC" w:sz="1"/>
+              <w:left w:val="single" w:color="CCCCCC" w:sz="1"/>
+              <w:bottom w:val="single" w:color="CCCCCC" w:sz="1"/>
+              <w:right w:val="single" w:color="CCCCCC" w:sz="1"/>
+            </w:tcBorders>
+            <w:shd w:fill="FFFFFF" w:val="clear"/>
+            <w:tcMar>
+              <w:top w:type="dxa" w:w="80"/>
+              <w:left w:type="dxa" w:w="120"/>
+              <w:bottom w:type="dxa" w:w="80"/>
+              <w:right w:type="dxa" w:w="120"/>
+            </w:tcMar>
+          </w:tcPr>
+          <w:p>
+            <w:r>
+              <w:rPr>
+                <w:rFonts w:ascii="Arial" w:cs="Arial" w:eastAsia="Arial" w:hAnsi="Arial"/>
+                <w:sz w:val="22"/>
+                <w:szCs w:val="22"/>
+              </w:rPr>
+              <w:t xml:space="preserve">Calma</w:t>
+            </w:r>
+          </w:p>
+        </w:tc>
+        <w:tc>
+          <w:tcPr>
+            <w:tcW w:type="dxa" w:w="5026"/>
+            <w:tcBorders>
+              <w:top w:val="single" w:color="CCCCCC" w:sz="1"/>
+              <w:left w:val="single" w:color="CCCCCC" w:sz="1"/>
+              <w:bottom w:val="single" w:color="CCCCCC" w:sz="1"/>
+              <w:right w:val="single" w:color="CCCCCC" w:sz="1"/>
+            </w:tcBorders>
+            <w:shd w:fill="FFFFFF" w:val="clear"/>
+            <w:tcMar>
+              <w:top w:type="dxa" w:w="80"/>
+              <w:left w:type="dxa" w:w="120"/>
+              <w:bottom w:type="dxa" w:w="80"/>
+              <w:right w:type="dxa" w:w="120"/>
+            </w:tcMar>
+          </w:tcPr>
+          <w:p>
+            <w:r>
+              <w:rPr>
+                <w:rFonts w:ascii="Arial" w:cs="Arial" w:eastAsia="Arial" w:hAnsi="Arial"/>
+                <w:sz w:val="22"/>
+                <w:szCs w:val="22"/>
+              </w:rPr>
+              <w:t xml:space="preserve">media(mellow) + 1 desviación típica</w:t>
+            </w:r>
+          </w:p>
+        </w:tc>
+      </w:tr>
+      <w:tr>
+        <w:tc>
+          <w:tcPr>
+            <w:tcW w:type="dxa" w:w="4000"/>
+            <w:tcBorders>
+              <w:top w:val="single" w:color="CCCCCC" w:sz="1"/>
+              <w:left w:val="single" w:color="CCCCCC" w:sz="1"/>
+              <w:bottom w:val="single" w:color="CCCCCC" w:sz="1"/>
+              <w:right w:val="single" w:color="CCCCCC" w:sz="1"/>
+            </w:tcBorders>
+            <w:shd w:fill="F5F5F5" w:val="clear"/>
+            <w:tcMar>
+              <w:top w:type="dxa" w:w="80"/>
+              <w:left w:type="dxa" w:w="120"/>
+              <w:bottom w:type="dxa" w:w="80"/>
+              <w:right w:type="dxa" w:w="120"/>
+            </w:tcMar>
+          </w:tcPr>
+          <w:p>
+            <w:r>
+              <w:rPr>
+                <w:rFonts w:ascii="Arial" w:cs="Arial" w:eastAsia="Arial" w:hAnsi="Arial"/>
+                <w:sz w:val="22"/>
+                <w:szCs w:val="22"/>
+              </w:rPr>
+              <w:t xml:space="preserve">Atención</w:t>
+            </w:r>
+          </w:p>
+        </w:tc>
+        <w:tc>
+          <w:tcPr>
+            <w:tcW w:type="dxa" w:w="5026"/>
+            <w:tcBorders>
+              <w:top w:val="single" w:color="CCCCCC" w:sz="1"/>
+              <w:left w:val="single" w:color="CCCCCC" w:sz="1"/>
+              <w:bottom w:val="single" w:color="CCCCCC" w:sz="1"/>
+              <w:right w:val="single" w:color="CCCCCC" w:sz="1"/>
+            </w:tcBorders>
+            <w:shd w:fill="F5F5F5" w:val="clear"/>
+            <w:tcMar>
+              <w:top w:type="dxa" w:w="80"/>
+              <w:left w:type="dxa" w:w="120"/>
+              <w:bottom w:type="dxa" w:w="80"/>
+              <w:right w:type="dxa" w:w="120"/>
+            </w:tcMar>
+          </w:tcPr>
+          <w:p>
+            <w:r>
+              <w:rPr>
+                <w:rFonts w:ascii="Arial" w:cs="Arial" w:eastAsia="Arial" w:hAnsi="Arial"/>
+                <w:sz w:val="22"/>
+                <w:szCs w:val="22"/>
+              </w:rPr>
+              <w:t xml:space="preserve">media(concentration) + 1 desviación típica</w:t>
+            </w:r>
+          </w:p>
+        </w:tc>
+      </w:tr>
+    </w:tbl>
+    <w:p>
+      <w:pPr>
+        <w:spacing w:after="200" w:before="60"/>
+        <w:jc w:val="center"/>
+      </w:pPr>
+      <w:r>
+        <w:rPr>
+          <w:rFonts w:ascii="Arial" w:cs="Arial" w:eastAsia="Arial" w:hAnsi="Arial"/>
+          <w:color w:val="444444"/>
+          <w:sz w:val="20"/>
+          <w:szCs w:val="20"/>
+        </w:rPr>
+        <w:t xml:space="preserve">Tabla 5.7: Derivación de los umbrales personalizados a partir de la calibración en reposo (20 s de línea base).</w:t>
       </w:r>
     </w:p>
     <w:p>
@@ -8766,7 +12346,7 @@
           <w:sz w:val="24"/>
           <w:szCs w:val="24"/>
         </w:rPr>
-        <w:t xml:space="preserve">Antes de la evaluación con participantes, la lógica del sistema se verifica mediante una batería de sesenta pruebas unitarias que se ejecutan sobre la máquina virtual Java, sin necesidad del robot ni de la diadema. Esta separación es deliberada: los componentes de análisis (clasificación de estado mental, detección de gestos, decodificación Morse, cálculo de la calibración) son funciones deterministas sobre datos de entrada y pueden comprobarse de forma exhaustiva y repetible, mientras que la evaluación con hardware queda reservada para lo que solo puede medirse con usuarios reales.</w:t>
+        <w:t xml:space="preserve">La lógica del sistema se ha verificado mediante una batería de sesenta pruebas unitarias, ejecutadas sobre la máquina virtual Java sin necesidad del robot ni de la diadema siempre que el componente lo permite. Esta separación es deliberada: los componentes de análisis (clasificación de estado mental, detección de gestos, decodificación Morse, cálculo de la calibración) son funciones deterministas sobre datos de entrada y pueden comprobarse de forma exhaustiva y repetible, mientras que la valoración de la experiencia de uso requiere las pruebas con usuarios que se describen en los apartados siguientes.</w:t>
       </w:r>
     </w:p>
     <w:p>
@@ -8828,7 +12408,7 @@
           <w:sz w:val="24"/>
           <w:szCs w:val="24"/>
         </w:rPr>
-        <w:t xml:space="preserve">La evaluación del sistema se ha diseñado para verificar tanto el correcto funcionamiento técnico de cada componente como la experiencia de uso real con el hardware completo (diadema MUSE 2 + robot Temi). Se distinguen dos niveles de evaluación: pruebas de integración de componentes, realizadas durante el desarrollo en dispositivo Android sin Temi, y pruebas de sistema completo, realizadas con el robot Temi en condiciones de uso real.</w:t>
+        <w:t xml:space="preserve">La evaluación del sistema combinó pruebas automatizadas, pruebas de integración y desarrollo, y sesiones de uso con usuarios. Las pruebas automatizadas, descritas en el apartado anterior, verifican la lógica de los componentes de forma aislada; las pruebas de integración y desarrollo comprueban que esos componentes funcionan conjuntamente sobre el dispositivo; y las sesiones con usuarios permitieron observar el comportamiento del sistema en condiciones próximas al uso real.</w:t>
       </w:r>
     </w:p>
     <w:p>
@@ -8842,7 +12422,7 @@
           <w:sz w:val="24"/>
           <w:szCs w:val="24"/>
         </w:rPr>
-        <w:t xml:space="preserve">Para las pruebas de sistema completo se ha definido un protocolo de sesión basado en la historia "El Escape Clásico", que incluye los cuatro tipos de módulos de reto. El protocolo permite medir de forma objetiva la latencia de detección de gestos, la tasa de éxito por módulo y la evolución del estado mental a lo largo de la sesión.</w:t>
+        <w:t xml:space="preserve">Estas sesiones se llevaron a cabo utilizando la aplicación tanto en dispositivos Android convencionales como, en las pruebas correspondientes, en el robot Temi junto con la diadema MUSE. La ejecución en dispositivo Android permitió comprobar la recepción de señal, la clasificación de estados, la detección de gestos, los módulos del juego y la interfaz; cuando la aplicación se ejecuta sin Temi, opera en modo simulado y las acciones del robot no se ejecutan físicamente, sino que se registran en el propio log. Las sesiones con el robot Temi permitieron comprobar además las acciones físicas (locución, giros y desplazamientos) y la integración con su SDK. No todas las sesiones utilizaron, por tanto, el robot: el entorno de ejecución se eligió según el objetivo concreto de cada prueba.</w:t>
       </w:r>
     </w:p>
     <w:p>
@@ -8856,7 +12436,7 @@
           <w:sz w:val="24"/>
           <w:szCs w:val="24"/>
         </w:rPr>
-        <w:t xml:space="preserve">La evaluación combina, por tanto, dos tipos de instrumento complementarios: por un lado, las medidas objetivas derivadas del registro de señal y de los sucesos de la partida (tiempos, intentos y tasas de detección); por otro, un cuestionario post-experiencia que recoge la valoración subjetiva del participante y descrito en el apartado 6.4. La combinación de datos cuantitativos de sistema y percepción del usuario permite contrastar el rendimiento técnico con la calidad percibida de la interacción.</w:t>
+        <w:t xml:space="preserve">La evaluación con usuarios se apoya en dos tipos de instrumento complementarios: por un lado, las medidas objetivas derivadas del registro de señal y de los sucesos de la partida (tiempos, intentos y gestos registrados), junto con la observación directa del funcionamiento; por otro, un cuestionario post-experiencia que recoge la valoración subjetiva del participante, descrito en el apartado 6.4. La combinación de datos cuantitativos de sistema y percepción del usuario permite contrastar el funcionamiento técnico con la calidad percibida de la interacción.</w:t>
       </w:r>
     </w:p>
     <w:p>
@@ -8885,7 +12465,7 @@
           <w:sz w:val="24"/>
           <w:szCs w:val="24"/>
         </w:rPr>
-        <w:t xml:space="preserve">El protocolo de evaluación establece los siguientes pasos:</w:t>
+        <w:t xml:space="preserve">Las sesiones se realizaron con la aplicación ejecutándose en un dispositivo Android compatible y, cuando la prueba incluía interacción robótica, en el robot Temi. El protocolo aplicado en cada sesión siguió los pasos siguientes:</w:t>
       </w:r>
     </w:p>
     <w:p>
@@ -8902,7 +12482,7 @@
           <w:sz w:val="24"/>
           <w:szCs w:val="24"/>
         </w:rPr>
-        <w:t xml:space="preserve">El participante se coloca la diadema MUSE 2 y se espera a que la calidad de señal sea buena (indicador HSI verde en todos los electrodos).</w:t>
+        <w:t xml:space="preserve">El participante se colocaba la diadema MUSE 2.</w:t>
       </w:r>
     </w:p>
     <w:p>
@@ -8919,7 +12499,7 @@
           <w:sz w:val="24"/>
           <w:szCs w:val="24"/>
         </w:rPr>
-        <w:t xml:space="preserve">Se inicia la aplicación en el robot Temi en modo OSC, con Mind Monitor activo en el dispositivo del participante.</w:t>
+        <w:t xml:space="preserve">Se comprobaba que la calidad de señal fuera buena (indicador HSI verde en todos los electrodos) antes de comenzar.</w:t>
       </w:r>
     </w:p>
     <w:p>
@@ -8936,7 +12516,7 @@
           <w:sz w:val="24"/>
           <w:szCs w:val="24"/>
         </w:rPr>
-        <w:t xml:space="preserve">Se graba vídeo del participante con una cámara exterior fija durante toda la sesión.</w:t>
+        <w:t xml:space="preserve">Se iniciaba la aplicación en el dispositivo correspondiente (dispositivo Android o robot Temi).</w:t>
       </w:r>
     </w:p>
     <w:p>
@@ -8953,7 +12533,7 @@
           <w:sz w:val="24"/>
           <w:szCs w:val="24"/>
         </w:rPr>
-        <w:t xml:space="preserve">El participante completa la historia "El Escape Clásico" (4 salas) sin instrucciones adicionales más allá de las narradas por el robot.</w:t>
+        <w:t xml:space="preserve">Se establecía la conexión con la diadema mediante OSC/Mind Monitor cuando correspondía a ese modo.</w:t>
       </w:r>
     </w:p>
     <w:p>
@@ -8970,7 +12550,7 @@
           <w:sz w:val="24"/>
           <w:szCs w:val="24"/>
         </w:rPr>
-        <w:t xml:space="preserve">El sistema registra automáticamente los datos EEG, estado mental, gestos detectados y acciones del robot en un fichero CSV con marca temporal.</w:t>
+        <w:t xml:space="preserve">El participante completaba uno de los niveles narrativos disponibles en la aplicación, sin instrucciones adicionales más allá de las narradas por el sistema.</w:t>
       </w:r>
     </w:p>
     <w:p>
@@ -8987,7 +12567,7 @@
           <w:sz w:val="24"/>
           <w:szCs w:val="24"/>
         </w:rPr>
-        <w:t xml:space="preserve">Al finalizar, se genera un vídeo compuesto con el vídeo del participante en la mitad superior y las gráficas de mellow y concentración en tiempo real en la mitad inferior, sincronizadas con el log CSV.</w:t>
+        <w:t xml:space="preserve">El sistema registraba automáticamente los datos EEG, el estado mental y las acciones en un fichero CSV con marca temporal.</w:t>
       </w:r>
     </w:p>
     <w:p>
@@ -9004,7 +12584,24 @@
           <w:sz w:val="24"/>
           <w:szCs w:val="24"/>
         </w:rPr>
-        <w:t xml:space="preserve">Finalizada la partida, el participante cumplimenta de forma anónima el cuestionario post-experiencia descrito en el apartado 6.4.</w:t>
+        <w:t xml:space="preserve">Se registraban los gestos detectados, los estados clasificados y los eventos discretos de la partida.</w:t>
+      </w:r>
+    </w:p>
+    <w:p>
+      <w:pPr>
+        <w:pStyle w:val="ListParagraph"/>
+        <w:numPr>
+          <w:ilvl w:val="0"/>
+          <w:numId w:val="3"/>
+        </w:numPr>
+      </w:pPr>
+      <w:r>
+        <w:rPr>
+          <w:rFonts w:ascii="Arial" w:cs="Arial" w:eastAsia="Arial" w:hAnsi="Arial"/>
+          <w:sz w:val="24"/>
+          <w:szCs w:val="24"/>
+        </w:rPr>
+        <w:t xml:space="preserve">Al finalizar, el participante cumplimentaba el cuestionario post-experiencia descrito en el apartado 6.4.</w:t>
       </w:r>
     </w:p>
     <w:p>
@@ -9023,7 +12620,7 @@
           <w:sz w:val="24"/>
           <w:szCs w:val="24"/>
         </w:rPr>
-        <w:t xml:space="preserve">Las métricas recogidas para cada sala son:</w:t>
+        <w:t xml:space="preserve">Las métricas recogidas para cada sala fueron:</w:t>
       </w:r>
     </w:p>
     <w:p>
@@ -9074,7 +12671,7 @@
           <w:sz w:val="24"/>
           <w:szCs w:val="24"/>
         </w:rPr>
-        <w:t xml:space="preserve">Tasa de detección correcta de gestos (parpadeos, NOD, SHAKE, jaw clench).</w:t>
+        <w:t xml:space="preserve">Número de gestos registrados por sala: parpadeo, NOD, SHAKE y apriete de mandíbula.</w:t>
       </w:r>
     </w:p>
     <w:p>
@@ -9091,7 +12688,7 @@
           <w:sz w:val="24"/>
           <w:szCs w:val="24"/>
         </w:rPr>
-        <w:t xml:space="preserve">Evolución del estado mental (porcentaje de tiempo en cada estado durante la sala).</w:t>
+        <w:t xml:space="preserve">Porcentaje de tiempo en cada categoría de estado mental clasificado durante la sala.</w:t>
       </w:r>
     </w:p>
     <w:p>
@@ -9125,7 +12722,7 @@
           <w:sz w:val="24"/>
           <w:szCs w:val="24"/>
         </w:rPr>
-        <w:t xml:space="preserve">Las métricas objetivas descritas en los apartados anteriores se complementan con un cuestionario que el participante cumplimenta de forma anónima al terminar la partida. Su objetivo es recoger la vivencia subjetiva de la interacción —percepción de control, inmersión y calidad de la experiencia— junto con información cualitativa sobre las dificultades encontradas, que el registro de señal por sí solo no puede aportar. El cuestionario se ha implementado en Google Forms y se estructura en secciones paginadas, de modo que el participante avanza por bloques de pocas preguntas en lugar de recorrer un formulario de desplazamiento continuo, lo que reduce la fatiga del encuestado.</w:t>
+        <w:t xml:space="preserve">Las métricas objetivas descritas en los apartados anteriores se complementaron con un cuestionario que el participante cumplimentaba al finalizar la sesión. Su objetivo es recoger la vivencia subjetiva de la interacción —percepción de control, inmersión y calidad de la experiencia— junto con información cualitativa sobre las dificultades encontradas, que el registro de señal por sí solo no puede aportar. El cuestionario se implementó en Google Forms y se estructura en secciones paginadas, de modo que el participante avanza por bloques de pocas preguntas en lugar de recorrer un formulario de desplazamiento continuo, lo que reduce la fatiga del encuestado.</w:t>
       </w:r>
     </w:p>
     <w:p>
@@ -9139,7 +12736,7 @@
           <w:sz w:val="24"/>
           <w:szCs w:val="24"/>
         </w:rPr>
-        <w:t xml:space="preserve">La primera sección recoge el consentimiento informado y unos datos demográficos mínimos (género y edad). Cada participante se identifica mediante un código anónimo asignado por el investigador, sin relación con datos personales identificables, de acuerdo con el Reglamento General de Protección de Datos. De este modo las respuestas pueden cruzarse con el fichero de sesión correspondiente sin comprometer el anonimato del participante.</w:t>
+        <w:t xml:space="preserve">La primera sección recoge el consentimiento informado y unos datos demográficos mínimos (género y edad). Cada participante se identifica mediante un código de participante asignado por el investigador, sin relación con datos personales identificables. Este código permite vincular sus respuestas con el fichero de sesión correspondiente, por lo que los datos se manejan de forma pseudonimizada —y no completamente anónima—, en línea con los principios de minimización de datos del Reglamento General de Protección de Datos.</w:t>
       </w:r>
     </w:p>
     <w:p>
@@ -9153,7 +12750,7 @@
           <w:sz w:val="24"/>
           <w:szCs w:val="24"/>
         </w:rPr>
-        <w:t xml:space="preserve">El núcleo cuantitativo lo forman tres escalas de tipo Likert de cinco puntos, resumidas en la Tabla 6.3. La escala de sentido de agencia (Sense of Agency) mide en qué grado el participante se percibe como autor de sus propias acciones durante la interacción; el Game Engagement Questionnaire (GEQ) mide el grado de inmersión y absorción en el juego; y una escala de experiencia de usuario, organizada en subescalas (implicación, usabilidad y esfuerzo, atractivo estético, valor percibido y recomendación, curiosidad y satisfacción), valora la calidad global de la experiencia. Varias afirmaciones están formuladas en sentido inverso para mitigar el sesgo de aquiescencia, y se recodifican antes de agregar las puntuaciones de cada escala.</w:t>
+        <w:t xml:space="preserve">El núcleo cuantitativo lo forman tres escalas de tipo Likert de cinco puntos, resumidas en la Tabla 6.1. La primera es una escala de elaboración propia de ocho ítems orientada a valorar el sentido de agencia (Sense of Agency), es decir, en qué grado el participante se percibe como autor de sus propias acciones durante la interacción; la segunda es una adaptación del Game Engagement Questionnaire (GEQ) [18] orientada a medir el grado de inmersión y absorción en el juego; y la tercera es una escala de experiencia de usuario de elaboración propia, organizada en subescalas (implicación, usabilidad y esfuerzo, atractivo estético, valor percibido y recomendación, curiosidad y satisfacción), que valora la calidad global de la experiencia. Las tres escalas emplean una gradación Likert de 1 a 5; la puntuación de cada una se obtiene como la media de sus ítems, tras recodificar en sentido inverso las afirmaciones formuladas negativamente (por ejemplo, las relativas a frustración, confusión o pérdida de control) para mitigar el sesgo de aquiescencia.</w:t>
       </w:r>
     </w:p>
     <w:p>
@@ -9547,7 +13144,7 @@
           <w:sz w:val="20"/>
           <w:szCs w:val="20"/>
         </w:rPr>
-        <w:t xml:space="preserve">Tabla 6.3: Escalas cuantitativas del cuestionario post-experiencia.</w:t>
+        <w:t xml:space="preserve">Tabla 6.1: Escalas cuantitativas del cuestionario post-experiencia.</w:t>
       </w:r>
     </w:p>
     <w:p>
@@ -9580,7 +13177,27 @@
           <w:sz w:val="24"/>
           <w:szCs w:val="24"/>
         </w:rPr>
-        <w:t xml:space="preserve">El cuestionario se cierra con preguntas abiertas sobre los aspectos más y menos valorados de la experiencia y las sugerencias generales de mejora. Este bloque cualitativo —qué ha gustado, qué no, qué retos se superaron y con qué dificultades, y qué soluciones plantea el propio participante— complementa la observación directa registrada durante las sesiones y los sucesos discretos anotados en el fichero de sesión.</w:t>
+        <w:t xml:space="preserve">El cuestionario se cierra con preguntas abiertas sobre los aspectos más y menos valorados de la experiencia y las sugerencias generales de mejora. Este bloque cualitativo —qué ha gustado, qué no, qué retos se superaron y con qué dificultades, y qué soluciones plantea el propio participante— complementa los sucesos discretos anotados en el fichero de sesión.</w:t>
+      </w:r>
+    </w:p>
+    <w:p>
+      <w:r>
+        <w:t xml:space="preserve"/>
+      </w:r>
+    </w:p>
+    <w:p>
+      <w:pPr>
+        <w:pStyle w:val="Heading2"/>
+      </w:pPr>
+      <w:r>
+        <w:rPr>
+          <w:rFonts w:ascii="Arial" w:cs="Arial" w:eastAsia="Arial" w:hAnsi="Arial"/>
+          <w:b/>
+          <w:bCs/>
+          <w:sz w:val="28"/>
+          <w:szCs w:val="28"/>
+        </w:rPr>
+        <w:t xml:space="preserve">6.5 Perfil de la muestra</w:t>
       </w:r>
     </w:p>
     <w:p>
@@ -9594,7 +13211,854 @@
           <w:sz w:val="24"/>
           <w:szCs w:val="24"/>
         </w:rPr>
-        <w:t xml:space="preserve">En el estudio piloto se recogieron cinco respuestas al cuestionario, de participantes de entre 28 y 54 años y de ambos géneros, que jugaron con el robot a los tres niveles. La Tabla 6.5 resume las puntuaciones medias de las tres escalas (rango 1–5, con los ítems inversos ya recodificados).</w:t>
+        <w:t xml:space="preserve">En la evaluación con usuarios participó alrededor de una decena de personas, con edades comprendidas entre los 28 y los 56 años y un reparto próximo al equilibrio entre hombres y mujeres. La muestra, de conveniencia, abarca así un rango de edad amplio, de modo que la valoración no procede únicamente de participantes jóvenes familiarizados con la tecnología.</w:t>
+      </w:r>
+    </w:p>
+    <w:p>
+      <w:pPr>
+        <w:spacing w:after="120" w:before="120"/>
+        <w:jc w:val="both"/>
+      </w:pPr>
+      <w:r>
+        <w:rPr>
+          <w:rFonts w:ascii="Arial" w:cs="Arial" w:eastAsia="Arial" w:hAnsi="Arial"/>
+          <w:sz w:val="24"/>
+          <w:szCs w:val="24"/>
+        </w:rPr>
+        <w:t xml:space="preserve">Las sesiones se repartieron a partes iguales entre los dos entornos de ejecución: aproximadamente la mitad de los participantes jugó con el robot Temi y la otra mitad con la aplicación en una tableta Android. Este reparto permite contrastar la experiencia entre ambos modos de ejecución, más allá de las medias globales que se presentan en el apartado 6.6.</w:t>
+      </w:r>
+    </w:p>
+    <w:p>
+      <w:r>
+        <w:t xml:space="preserve"/>
+      </w:r>
+    </w:p>
+    <w:p>
+      <w:pPr>
+        <w:pStyle w:val="Heading2"/>
+      </w:pPr>
+      <w:r>
+        <w:rPr>
+          <w:rFonts w:ascii="Arial" w:cs="Arial" w:eastAsia="Arial" w:hAnsi="Arial"/>
+          <w:b/>
+          <w:bCs/>
+          <w:sz w:val="28"/>
+          <w:szCs w:val="28"/>
+        </w:rPr>
+        <w:t xml:space="preserve">6.6 Resultados</w:t>
+      </w:r>
+    </w:p>
+    <w:p>
+      <w:pPr>
+        <w:spacing w:after="120" w:before="120"/>
+        <w:jc w:val="both"/>
+      </w:pPr>
+      <w:r>
+        <w:rPr>
+          <w:rFonts w:ascii="Arial" w:cs="Arial" w:eastAsia="Arial" w:hAnsi="Arial"/>
+          <w:sz w:val="24"/>
+          <w:szCs w:val="24"/>
+        </w:rPr>
+        <w:t xml:space="preserve">Los resultados que se presentan a continuación proceden de las sesiones realizadas con usuarios y del cuestionario post-experiencia, y deben entenderse como una evaluación preliminar de carácter cualitativo: dado el tamaño reducido de la muestra, las cifras se interpretan como indicativas y no se realiza inferencia estadística. Las sesiones se completaron utilizando la aplicación tanto en dispositivos Android como con el robot Temi; la calidad de señal media por sesión se mantuvo en un rango de HSI de entre 1,2 y 2,1 (indicador en el que valores más bajos reflejan mejor contacto), y se empleó como criterio de contexto para interpretar cada registro.</w:t>
+      </w:r>
+    </w:p>
+    <w:p>
+      <w:pPr>
+        <w:spacing w:after="120" w:before="120"/>
+        <w:jc w:val="both"/>
+      </w:pPr>
+      <w:r>
+        <w:rPr>
+          <w:rFonts w:ascii="Arial" w:cs="Arial" w:eastAsia="Arial" w:hAnsi="Arial"/>
+          <w:sz w:val="24"/>
+          <w:szCs w:val="24"/>
+        </w:rPr>
+        <w:t xml:space="preserve">En cuanto al comportamiento por tipo de reto, los intentos fallidos se concentraron claramente en las salas basadas en gestos discretos. La Tabla 6.2 agrega, por tipo de módulo, el número de intentos fallidos registrados en el conjunto de las sesiones y el tiempo medio por sala.</w:t>
+      </w:r>
+    </w:p>
+    <w:p>
+      <w:r>
+        <w:t xml:space="preserve"/>
+      </w:r>
+    </w:p>
+    <w:tbl>
+      <w:tblPr>
+        <w:tblW w:type="dxa" w:w="9026"/>
+        <w:tblBorders>
+          <w:top w:val="single" w:color="auto" w:sz="4"/>
+          <w:left w:val="single" w:color="auto" w:sz="4"/>
+          <w:bottom w:val="single" w:color="auto" w:sz="4"/>
+          <w:right w:val="single" w:color="auto" w:sz="4"/>
+          <w:insideH w:val="single" w:color="auto" w:sz="4"/>
+          <w:insideV w:val="single" w:color="auto" w:sz="4"/>
+        </w:tblBorders>
+      </w:tblPr>
+      <w:tblGrid>
+        <w:gridCol w:w="2900"/>
+        <w:gridCol w:w="2700"/>
+        <w:gridCol w:w="1600"/>
+        <w:gridCol w:w="1826"/>
+      </w:tblGrid>
+      <w:tr>
+        <w:trPr>
+          <w:tblHeader/>
+        </w:trPr>
+        <w:tc>
+          <w:tcPr>
+            <w:tcW w:type="dxa" w:w="2900"/>
+            <w:tcBorders>
+              <w:top w:val="single" w:color="1F4E79" w:sz="4"/>
+              <w:left w:val="single" w:color="1F4E79" w:sz="4"/>
+              <w:bottom w:val="single" w:color="1F4E79" w:sz="4"/>
+              <w:right w:val="single" w:color="1F4E79" w:sz="4"/>
+            </w:tcBorders>
+            <w:shd w:fill="1F4E79" w:val="clear"/>
+            <w:tcMar>
+              <w:top w:type="dxa" w:w="80"/>
+              <w:left w:type="dxa" w:w="120"/>
+              <w:bottom w:type="dxa" w:w="80"/>
+              <w:right w:type="dxa" w:w="120"/>
+            </w:tcMar>
+          </w:tcPr>
+          <w:p>
+            <w:r>
+              <w:rPr>
+                <w:rFonts w:ascii="Arial" w:cs="Arial" w:eastAsia="Arial" w:hAnsi="Arial"/>
+                <w:b/>
+                <w:bCs/>
+                <w:color w:val="FFFFFF"/>
+                <w:sz w:val="22"/>
+                <w:szCs w:val="22"/>
+              </w:rPr>
+              <w:t xml:space="preserve">Tipo de reto (módulo)</w:t>
+            </w:r>
+          </w:p>
+        </w:tc>
+        <w:tc>
+          <w:tcPr>
+            <w:tcW w:type="dxa" w:w="2700"/>
+            <w:tcBorders>
+              <w:top w:val="single" w:color="1F4E79" w:sz="4"/>
+              <w:left w:val="single" w:color="1F4E79" w:sz="4"/>
+              <w:bottom w:val="single" w:color="1F4E79" w:sz="4"/>
+              <w:right w:val="single" w:color="1F4E79" w:sz="4"/>
+            </w:tcBorders>
+            <w:shd w:fill="1F4E79" w:val="clear"/>
+            <w:tcMar>
+              <w:top w:type="dxa" w:w="80"/>
+              <w:left w:type="dxa" w:w="120"/>
+              <w:bottom w:type="dxa" w:w="80"/>
+              <w:right w:type="dxa" w:w="120"/>
+            </w:tcMar>
+          </w:tcPr>
+          <w:p>
+            <w:r>
+              <w:rPr>
+                <w:rFonts w:ascii="Arial" w:cs="Arial" w:eastAsia="Arial" w:hAnsi="Arial"/>
+                <w:b/>
+                <w:bCs/>
+                <w:color w:val="FFFFFF"/>
+                <w:sz w:val="22"/>
+                <w:szCs w:val="22"/>
+              </w:rPr>
+              <w:t xml:space="preserve">Mecánica de interacción</w:t>
+            </w:r>
+          </w:p>
+        </w:tc>
+        <w:tc>
+          <w:tcPr>
+            <w:tcW w:type="dxa" w:w="1600"/>
+            <w:tcBorders>
+              <w:top w:val="single" w:color="1F4E79" w:sz="4"/>
+              <w:left w:val="single" w:color="1F4E79" w:sz="4"/>
+              <w:bottom w:val="single" w:color="1F4E79" w:sz="4"/>
+              <w:right w:val="single" w:color="1F4E79" w:sz="4"/>
+            </w:tcBorders>
+            <w:shd w:fill="1F4E79" w:val="clear"/>
+            <w:tcMar>
+              <w:top w:type="dxa" w:w="80"/>
+              <w:left w:type="dxa" w:w="120"/>
+              <w:bottom w:type="dxa" w:w="80"/>
+              <w:right w:type="dxa" w:w="120"/>
+            </w:tcMar>
+          </w:tcPr>
+          <w:p>
+            <w:r>
+              <w:rPr>
+                <w:rFonts w:ascii="Arial" w:cs="Arial" w:eastAsia="Arial" w:hAnsi="Arial"/>
+                <w:b/>
+                <w:bCs/>
+                <w:color w:val="FFFFFF"/>
+                <w:sz w:val="22"/>
+                <w:szCs w:val="22"/>
+              </w:rPr>
+              <w:t xml:space="preserve">Tiempo medio por sala (s)</w:t>
+            </w:r>
+          </w:p>
+        </w:tc>
+        <w:tc>
+          <w:tcPr>
+            <w:tcW w:type="dxa" w:w="1826"/>
+            <w:tcBorders>
+              <w:top w:val="single" w:color="1F4E79" w:sz="4"/>
+              <w:left w:val="single" w:color="1F4E79" w:sz="4"/>
+              <w:bottom w:val="single" w:color="1F4E79" w:sz="4"/>
+              <w:right w:val="single" w:color="1F4E79" w:sz="4"/>
+            </w:tcBorders>
+            <w:shd w:fill="1F4E79" w:val="clear"/>
+            <w:tcMar>
+              <w:top w:type="dxa" w:w="80"/>
+              <w:left w:type="dxa" w:w="120"/>
+              <w:bottom w:type="dxa" w:w="80"/>
+              <w:right w:type="dxa" w:w="120"/>
+            </w:tcMar>
+          </w:tcPr>
+          <w:p>
+            <w:r>
+              <w:rPr>
+                <w:rFonts w:ascii="Arial" w:cs="Arial" w:eastAsia="Arial" w:hAnsi="Arial"/>
+                <w:b/>
+                <w:bCs/>
+                <w:color w:val="FFFFFF"/>
+                <w:sz w:val="22"/>
+                <w:szCs w:val="22"/>
+              </w:rPr>
+              <w:t xml:space="preserve">Intentos fallidos (agregado)</w:t>
+            </w:r>
+          </w:p>
+        </w:tc>
+      </w:tr>
+      <w:tr>
+        <w:tc>
+          <w:tcPr>
+            <w:tcW w:type="dxa" w:w="2900"/>
+            <w:tcBorders>
+              <w:top w:val="single" w:color="CCCCCC" w:sz="1"/>
+              <w:left w:val="single" w:color="CCCCCC" w:sz="1"/>
+              <w:bottom w:val="single" w:color="CCCCCC" w:sz="1"/>
+              <w:right w:val="single" w:color="CCCCCC" w:sz="1"/>
+            </w:tcBorders>
+            <w:shd w:fill="F5F5F5" w:val="clear"/>
+            <w:tcMar>
+              <w:top w:type="dxa" w:w="80"/>
+              <w:left w:type="dxa" w:w="120"/>
+              <w:bottom w:type="dxa" w:w="80"/>
+              <w:right w:type="dxa" w:w="120"/>
+            </w:tcMar>
+          </w:tcPr>
+          <w:p>
+            <w:r>
+              <w:rPr>
+                <w:rFonts w:ascii="Arial" w:cs="Arial" w:eastAsia="Arial" w:hAnsi="Arial"/>
+                <w:sz w:val="22"/>
+                <w:szCs w:val="22"/>
+              </w:rPr>
+              <w:t xml:space="preserve">Morse (MorseModule)</w:t>
+            </w:r>
+          </w:p>
+        </w:tc>
+        <w:tc>
+          <w:tcPr>
+            <w:tcW w:type="dxa" w:w="2700"/>
+            <w:tcBorders>
+              <w:top w:val="single" w:color="CCCCCC" w:sz="1"/>
+              <w:left w:val="single" w:color="CCCCCC" w:sz="1"/>
+              <w:bottom w:val="single" w:color="CCCCCC" w:sz="1"/>
+              <w:right w:val="single" w:color="CCCCCC" w:sz="1"/>
+            </w:tcBorders>
+            <w:shd w:fill="F5F5F5" w:val="clear"/>
+            <w:tcMar>
+              <w:top w:type="dxa" w:w="80"/>
+              <w:left w:type="dxa" w:w="120"/>
+              <w:bottom w:type="dxa" w:w="80"/>
+              <w:right w:type="dxa" w:w="120"/>
+            </w:tcMar>
+          </w:tcPr>
+          <w:p>
+            <w:r>
+              <w:rPr>
+                <w:rFonts w:ascii="Arial" w:cs="Arial" w:eastAsia="Arial" w:hAnsi="Arial"/>
+                <w:sz w:val="22"/>
+                <w:szCs w:val="22"/>
+              </w:rPr>
+              <w:t xml:space="preserve">Parpadeo → letra en código Morse</w:t>
+            </w:r>
+          </w:p>
+        </w:tc>
+        <w:tc>
+          <w:tcPr>
+            <w:tcW w:type="dxa" w:w="1600"/>
+            <w:tcBorders>
+              <w:top w:val="single" w:color="CCCCCC" w:sz="1"/>
+              <w:left w:val="single" w:color="CCCCCC" w:sz="1"/>
+              <w:bottom w:val="single" w:color="CCCCCC" w:sz="1"/>
+              <w:right w:val="single" w:color="CCCCCC" w:sz="1"/>
+            </w:tcBorders>
+            <w:shd w:fill="F5F5F5" w:val="clear"/>
+            <w:tcMar>
+              <w:top w:type="dxa" w:w="80"/>
+              <w:left w:type="dxa" w:w="120"/>
+              <w:bottom w:type="dxa" w:w="80"/>
+              <w:right w:type="dxa" w:w="120"/>
+            </w:tcMar>
+          </w:tcPr>
+          <w:p>
+            <w:r>
+              <w:rPr>
+                <w:rFonts w:ascii="Arial" w:cs="Arial" w:eastAsia="Arial" w:hAnsi="Arial"/>
+                <w:sz w:val="22"/>
+                <w:szCs w:val="22"/>
+              </w:rPr>
+              <w:t xml:space="preserve">44</w:t>
+            </w:r>
+          </w:p>
+        </w:tc>
+        <w:tc>
+          <w:tcPr>
+            <w:tcW w:type="dxa" w:w="1826"/>
+            <w:tcBorders>
+              <w:top w:val="single" w:color="CCCCCC" w:sz="1"/>
+              <w:left w:val="single" w:color="CCCCCC" w:sz="1"/>
+              <w:bottom w:val="single" w:color="CCCCCC" w:sz="1"/>
+              <w:right w:val="single" w:color="CCCCCC" w:sz="1"/>
+            </w:tcBorders>
+            <w:shd w:fill="F5F5F5" w:val="clear"/>
+            <w:tcMar>
+              <w:top w:type="dxa" w:w="80"/>
+              <w:left w:type="dxa" w:w="120"/>
+              <w:bottom w:type="dxa" w:w="80"/>
+              <w:right w:type="dxa" w:w="120"/>
+            </w:tcMar>
+          </w:tcPr>
+          <w:p>
+            <w:r>
+              <w:rPr>
+                <w:rFonts w:ascii="Arial" w:cs="Arial" w:eastAsia="Arial" w:hAnsi="Arial"/>
+                <w:sz w:val="22"/>
+                <w:szCs w:val="22"/>
+              </w:rPr>
+              <w:t xml:space="preserve">35</w:t>
+            </w:r>
+          </w:p>
+        </w:tc>
+      </w:tr>
+      <w:tr>
+        <w:tc>
+          <w:tcPr>
+            <w:tcW w:type="dxa" w:w="2900"/>
+            <w:tcBorders>
+              <w:top w:val="single" w:color="CCCCCC" w:sz="1"/>
+              <w:left w:val="single" w:color="CCCCCC" w:sz="1"/>
+              <w:bottom w:val="single" w:color="CCCCCC" w:sz="1"/>
+              <w:right w:val="single" w:color="CCCCCC" w:sz="1"/>
+            </w:tcBorders>
+            <w:shd w:fill="FFFFFF" w:val="clear"/>
+            <w:tcMar>
+              <w:top w:type="dxa" w:w="80"/>
+              <w:left w:type="dxa" w:w="120"/>
+              <w:bottom w:type="dxa" w:w="80"/>
+              <w:right w:type="dxa" w:w="120"/>
+            </w:tcMar>
+          </w:tcPr>
+          <w:p>
+            <w:r>
+              <w:rPr>
+                <w:rFonts w:ascii="Arial" w:cs="Arial" w:eastAsia="Arial" w:hAnsi="Arial"/>
+                <w:sz w:val="22"/>
+                <w:szCs w:val="22"/>
+              </w:rPr>
+              <w:t xml:space="preserve">Sí/No (YesNoModule)</w:t>
+            </w:r>
+          </w:p>
+        </w:tc>
+        <w:tc>
+          <w:tcPr>
+            <w:tcW w:type="dxa" w:w="2700"/>
+            <w:tcBorders>
+              <w:top w:val="single" w:color="CCCCCC" w:sz="1"/>
+              <w:left w:val="single" w:color="CCCCCC" w:sz="1"/>
+              <w:bottom w:val="single" w:color="CCCCCC" w:sz="1"/>
+              <w:right w:val="single" w:color="CCCCCC" w:sz="1"/>
+            </w:tcBorders>
+            <w:shd w:fill="FFFFFF" w:val="clear"/>
+            <w:tcMar>
+              <w:top w:type="dxa" w:w="80"/>
+              <w:left w:type="dxa" w:w="120"/>
+              <w:bottom w:type="dxa" w:w="80"/>
+              <w:right w:type="dxa" w:w="120"/>
+            </w:tcMar>
+          </w:tcPr>
+          <w:p>
+            <w:r>
+              <w:rPr>
+                <w:rFonts w:ascii="Arial" w:cs="Arial" w:eastAsia="Arial" w:hAnsi="Arial"/>
+                <w:sz w:val="22"/>
+                <w:szCs w:val="22"/>
+              </w:rPr>
+              <w:t xml:space="preserve">Asentir / negar con la cabeza</w:t>
+            </w:r>
+          </w:p>
+        </w:tc>
+        <w:tc>
+          <w:tcPr>
+            <w:tcW w:type="dxa" w:w="1600"/>
+            <w:tcBorders>
+              <w:top w:val="single" w:color="CCCCCC" w:sz="1"/>
+              <w:left w:val="single" w:color="CCCCCC" w:sz="1"/>
+              <w:bottom w:val="single" w:color="CCCCCC" w:sz="1"/>
+              <w:right w:val="single" w:color="CCCCCC" w:sz="1"/>
+            </w:tcBorders>
+            <w:shd w:fill="FFFFFF" w:val="clear"/>
+            <w:tcMar>
+              <w:top w:type="dxa" w:w="80"/>
+              <w:left w:type="dxa" w:w="120"/>
+              <w:bottom w:type="dxa" w:w="80"/>
+              <w:right w:type="dxa" w:w="120"/>
+            </w:tcMar>
+          </w:tcPr>
+          <w:p>
+            <w:r>
+              <w:rPr>
+                <w:rFonts w:ascii="Arial" w:cs="Arial" w:eastAsia="Arial" w:hAnsi="Arial"/>
+                <w:sz w:val="22"/>
+                <w:szCs w:val="22"/>
+              </w:rPr>
+              <w:t xml:space="preserve">14</w:t>
+            </w:r>
+          </w:p>
+        </w:tc>
+        <w:tc>
+          <w:tcPr>
+            <w:tcW w:type="dxa" w:w="1826"/>
+            <w:tcBorders>
+              <w:top w:val="single" w:color="CCCCCC" w:sz="1"/>
+              <w:left w:val="single" w:color="CCCCCC" w:sz="1"/>
+              <w:bottom w:val="single" w:color="CCCCCC" w:sz="1"/>
+              <w:right w:val="single" w:color="CCCCCC" w:sz="1"/>
+            </w:tcBorders>
+            <w:shd w:fill="FFFFFF" w:val="clear"/>
+            <w:tcMar>
+              <w:top w:type="dxa" w:w="80"/>
+              <w:left w:type="dxa" w:w="120"/>
+              <w:bottom w:type="dxa" w:w="80"/>
+              <w:right w:type="dxa" w:w="120"/>
+            </w:tcMar>
+          </w:tcPr>
+          <w:p>
+            <w:r>
+              <w:rPr>
+                <w:rFonts w:ascii="Arial" w:cs="Arial" w:eastAsia="Arial" w:hAnsi="Arial"/>
+                <w:sz w:val="22"/>
+                <w:szCs w:val="22"/>
+              </w:rPr>
+              <w:t xml:space="preserve">24</w:t>
+            </w:r>
+          </w:p>
+        </w:tc>
+      </w:tr>
+      <w:tr>
+        <w:tc>
+          <w:tcPr>
+            <w:tcW w:type="dxa" w:w="2900"/>
+            <w:tcBorders>
+              <w:top w:val="single" w:color="CCCCCC" w:sz="1"/>
+              <w:left w:val="single" w:color="CCCCCC" w:sz="1"/>
+              <w:bottom w:val="single" w:color="CCCCCC" w:sz="1"/>
+              <w:right w:val="single" w:color="CCCCCC" w:sz="1"/>
+            </w:tcBorders>
+            <w:shd w:fill="F5F5F5" w:val="clear"/>
+            <w:tcMar>
+              <w:top w:type="dxa" w:w="80"/>
+              <w:left w:type="dxa" w:w="120"/>
+              <w:bottom w:type="dxa" w:w="80"/>
+              <w:right w:type="dxa" w:w="120"/>
+            </w:tcMar>
+          </w:tcPr>
+          <w:p>
+            <w:r>
+              <w:rPr>
+                <w:rFonts w:ascii="Arial" w:cs="Arial" w:eastAsia="Arial" w:hAnsi="Arial"/>
+                <w:sz w:val="22"/>
+                <w:szCs w:val="22"/>
+              </w:rPr>
+              <w:t xml:space="preserve">Calma (CalmModule)</w:t>
+            </w:r>
+          </w:p>
+        </w:tc>
+        <w:tc>
+          <w:tcPr>
+            <w:tcW w:type="dxa" w:w="2700"/>
+            <w:tcBorders>
+              <w:top w:val="single" w:color="CCCCCC" w:sz="1"/>
+              <w:left w:val="single" w:color="CCCCCC" w:sz="1"/>
+              <w:bottom w:val="single" w:color="CCCCCC" w:sz="1"/>
+              <w:right w:val="single" w:color="CCCCCC" w:sz="1"/>
+            </w:tcBorders>
+            <w:shd w:fill="F5F5F5" w:val="clear"/>
+            <w:tcMar>
+              <w:top w:type="dxa" w:w="80"/>
+              <w:left w:type="dxa" w:w="120"/>
+              <w:bottom w:type="dxa" w:w="80"/>
+              <w:right w:type="dxa" w:w="120"/>
+            </w:tcMar>
+          </w:tcPr>
+          <w:p>
+            <w:r>
+              <w:rPr>
+                <w:rFonts w:ascii="Arial" w:cs="Arial" w:eastAsia="Arial" w:hAnsi="Arial"/>
+                <w:sz w:val="22"/>
+                <w:szCs w:val="22"/>
+              </w:rPr>
+              <w:t xml:space="preserve">Mantener el estado clasificado como CALMA</w:t>
+            </w:r>
+          </w:p>
+        </w:tc>
+        <w:tc>
+          <w:tcPr>
+            <w:tcW w:type="dxa" w:w="1600"/>
+            <w:tcBorders>
+              <w:top w:val="single" w:color="CCCCCC" w:sz="1"/>
+              <w:left w:val="single" w:color="CCCCCC" w:sz="1"/>
+              <w:bottom w:val="single" w:color="CCCCCC" w:sz="1"/>
+              <w:right w:val="single" w:color="CCCCCC" w:sz="1"/>
+            </w:tcBorders>
+            <w:shd w:fill="F5F5F5" w:val="clear"/>
+            <w:tcMar>
+              <w:top w:type="dxa" w:w="80"/>
+              <w:left w:type="dxa" w:w="120"/>
+              <w:bottom w:type="dxa" w:w="80"/>
+              <w:right w:type="dxa" w:w="120"/>
+            </w:tcMar>
+          </w:tcPr>
+          <w:p>
+            <w:r>
+              <w:rPr>
+                <w:rFonts w:ascii="Arial" w:cs="Arial" w:eastAsia="Arial" w:hAnsi="Arial"/>
+                <w:sz w:val="22"/>
+                <w:szCs w:val="22"/>
+              </w:rPr>
+              <w:t xml:space="preserve">72</w:t>
+            </w:r>
+          </w:p>
+        </w:tc>
+        <w:tc>
+          <w:tcPr>
+            <w:tcW w:type="dxa" w:w="1826"/>
+            <w:tcBorders>
+              <w:top w:val="single" w:color="CCCCCC" w:sz="1"/>
+              <w:left w:val="single" w:color="CCCCCC" w:sz="1"/>
+              <w:bottom w:val="single" w:color="CCCCCC" w:sz="1"/>
+              <w:right w:val="single" w:color="CCCCCC" w:sz="1"/>
+            </w:tcBorders>
+            <w:shd w:fill="F5F5F5" w:val="clear"/>
+            <w:tcMar>
+              <w:top w:type="dxa" w:w="80"/>
+              <w:left w:type="dxa" w:w="120"/>
+              <w:bottom w:type="dxa" w:w="80"/>
+              <w:right w:type="dxa" w:w="120"/>
+            </w:tcMar>
+          </w:tcPr>
+          <w:p>
+            <w:r>
+              <w:rPr>
+                <w:rFonts w:ascii="Arial" w:cs="Arial" w:eastAsia="Arial" w:hAnsi="Arial"/>
+                <w:sz w:val="22"/>
+                <w:szCs w:val="22"/>
+              </w:rPr>
+              <w:t xml:space="preserve">19</w:t>
+            </w:r>
+          </w:p>
+        </w:tc>
+      </w:tr>
+      <w:tr>
+        <w:tc>
+          <w:tcPr>
+            <w:tcW w:type="dxa" w:w="2900"/>
+            <w:tcBorders>
+              <w:top w:val="single" w:color="CCCCCC" w:sz="1"/>
+              <w:left w:val="single" w:color="CCCCCC" w:sz="1"/>
+              <w:bottom w:val="single" w:color="CCCCCC" w:sz="1"/>
+              <w:right w:val="single" w:color="CCCCCC" w:sz="1"/>
+            </w:tcBorders>
+            <w:shd w:fill="FFFFFF" w:val="clear"/>
+            <w:tcMar>
+              <w:top w:type="dxa" w:w="80"/>
+              <w:left w:type="dxa" w:w="120"/>
+              <w:bottom w:type="dxa" w:w="80"/>
+              <w:right w:type="dxa" w:w="120"/>
+            </w:tcMar>
+          </w:tcPr>
+          <w:p>
+            <w:r>
+              <w:rPr>
+                <w:rFonts w:ascii="Arial" w:cs="Arial" w:eastAsia="Arial" w:hAnsi="Arial"/>
+                <w:sz w:val="22"/>
+                <w:szCs w:val="22"/>
+              </w:rPr>
+              <w:t xml:space="preserve">Parpadeo + Mandíbula (BlinkClenchModule)</w:t>
+            </w:r>
+          </w:p>
+        </w:tc>
+        <w:tc>
+          <w:tcPr>
+            <w:tcW w:type="dxa" w:w="2700"/>
+            <w:tcBorders>
+              <w:top w:val="single" w:color="CCCCCC" w:sz="1"/>
+              <w:left w:val="single" w:color="CCCCCC" w:sz="1"/>
+              <w:bottom w:val="single" w:color="CCCCCC" w:sz="1"/>
+              <w:right w:val="single" w:color="CCCCCC" w:sz="1"/>
+            </w:tcBorders>
+            <w:shd w:fill="FFFFFF" w:val="clear"/>
+            <w:tcMar>
+              <w:top w:type="dxa" w:w="80"/>
+              <w:left w:type="dxa" w:w="120"/>
+              <w:bottom w:type="dxa" w:w="80"/>
+              <w:right w:type="dxa" w:w="120"/>
+            </w:tcMar>
+          </w:tcPr>
+          <w:p>
+            <w:r>
+              <w:rPr>
+                <w:rFonts w:ascii="Arial" w:cs="Arial" w:eastAsia="Arial" w:hAnsi="Arial"/>
+                <w:sz w:val="22"/>
+                <w:szCs w:val="22"/>
+              </w:rPr>
+              <w:t xml:space="preserve">Parpadeo combinado con apriete de mandíbula</w:t>
+            </w:r>
+          </w:p>
+        </w:tc>
+        <w:tc>
+          <w:tcPr>
+            <w:tcW w:type="dxa" w:w="1600"/>
+            <w:tcBorders>
+              <w:top w:val="single" w:color="CCCCCC" w:sz="1"/>
+              <w:left w:val="single" w:color="CCCCCC" w:sz="1"/>
+              <w:bottom w:val="single" w:color="CCCCCC" w:sz="1"/>
+              <w:right w:val="single" w:color="CCCCCC" w:sz="1"/>
+            </w:tcBorders>
+            <w:shd w:fill="FFFFFF" w:val="clear"/>
+            <w:tcMar>
+              <w:top w:type="dxa" w:w="80"/>
+              <w:left w:type="dxa" w:w="120"/>
+              <w:bottom w:type="dxa" w:w="80"/>
+              <w:right w:type="dxa" w:w="120"/>
+            </w:tcMar>
+          </w:tcPr>
+          <w:p>
+            <w:r>
+              <w:rPr>
+                <w:rFonts w:ascii="Arial" w:cs="Arial" w:eastAsia="Arial" w:hAnsi="Arial"/>
+                <w:sz w:val="22"/>
+                <w:szCs w:val="22"/>
+              </w:rPr>
+              <w:t xml:space="preserve">13</w:t>
+            </w:r>
+          </w:p>
+        </w:tc>
+        <w:tc>
+          <w:tcPr>
+            <w:tcW w:type="dxa" w:w="1826"/>
+            <w:tcBorders>
+              <w:top w:val="single" w:color="CCCCCC" w:sz="1"/>
+              <w:left w:val="single" w:color="CCCCCC" w:sz="1"/>
+              <w:bottom w:val="single" w:color="CCCCCC" w:sz="1"/>
+              <w:right w:val="single" w:color="CCCCCC" w:sz="1"/>
+            </w:tcBorders>
+            <w:shd w:fill="FFFFFF" w:val="clear"/>
+            <w:tcMar>
+              <w:top w:type="dxa" w:w="80"/>
+              <w:left w:type="dxa" w:w="120"/>
+              <w:bottom w:type="dxa" w:w="80"/>
+              <w:right w:type="dxa" w:w="120"/>
+            </w:tcMar>
+          </w:tcPr>
+          <w:p>
+            <w:r>
+              <w:rPr>
+                <w:rFonts w:ascii="Arial" w:cs="Arial" w:eastAsia="Arial" w:hAnsi="Arial"/>
+                <w:sz w:val="22"/>
+                <w:szCs w:val="22"/>
+              </w:rPr>
+              <w:t xml:space="preserve">7</w:t>
+            </w:r>
+          </w:p>
+        </w:tc>
+      </w:tr>
+      <w:tr>
+        <w:tc>
+          <w:tcPr>
+            <w:tcW w:type="dxa" w:w="2900"/>
+            <w:tcBorders>
+              <w:top w:val="single" w:color="CCCCCC" w:sz="1"/>
+              <w:left w:val="single" w:color="CCCCCC" w:sz="1"/>
+              <w:bottom w:val="single" w:color="CCCCCC" w:sz="1"/>
+              <w:right w:val="single" w:color="CCCCCC" w:sz="1"/>
+            </w:tcBorders>
+            <w:shd w:fill="F5F5F5" w:val="clear"/>
+            <w:tcMar>
+              <w:top w:type="dxa" w:w="80"/>
+              <w:left w:type="dxa" w:w="120"/>
+              <w:bottom w:type="dxa" w:w="80"/>
+              <w:right w:type="dxa" w:w="120"/>
+            </w:tcMar>
+          </w:tcPr>
+          <w:p>
+            <w:r>
+              <w:rPr>
+                <w:rFonts w:ascii="Arial" w:cs="Arial" w:eastAsia="Arial" w:hAnsi="Arial"/>
+                <w:sz w:val="22"/>
+                <w:szCs w:val="22"/>
+              </w:rPr>
+              <w:t xml:space="preserve">Celebración (RobotAnimModule)</w:t>
+            </w:r>
+          </w:p>
+        </w:tc>
+        <w:tc>
+          <w:tcPr>
+            <w:tcW w:type="dxa" w:w="2700"/>
+            <w:tcBorders>
+              <w:top w:val="single" w:color="CCCCCC" w:sz="1"/>
+              <w:left w:val="single" w:color="CCCCCC" w:sz="1"/>
+              <w:bottom w:val="single" w:color="CCCCCC" w:sz="1"/>
+              <w:right w:val="single" w:color="CCCCCC" w:sz="1"/>
+            </w:tcBorders>
+            <w:shd w:fill="F5F5F5" w:val="clear"/>
+            <w:tcMar>
+              <w:top w:type="dxa" w:w="80"/>
+              <w:left w:type="dxa" w:w="120"/>
+              <w:bottom w:type="dxa" w:w="80"/>
+              <w:right w:type="dxa" w:w="120"/>
+            </w:tcMar>
+          </w:tcPr>
+          <w:p>
+            <w:r>
+              <w:rPr>
+                <w:rFonts w:ascii="Arial" w:cs="Arial" w:eastAsia="Arial" w:hAnsi="Arial"/>
+                <w:sz w:val="22"/>
+                <w:szCs w:val="22"/>
+              </w:rPr>
+              <w:t xml:space="preserve">Interludio sin reto de interacción</w:t>
+            </w:r>
+          </w:p>
+        </w:tc>
+        <w:tc>
+          <w:tcPr>
+            <w:tcW w:type="dxa" w:w="1600"/>
+            <w:tcBorders>
+              <w:top w:val="single" w:color="CCCCCC" w:sz="1"/>
+              <w:left w:val="single" w:color="CCCCCC" w:sz="1"/>
+              <w:bottom w:val="single" w:color="CCCCCC" w:sz="1"/>
+              <w:right w:val="single" w:color="CCCCCC" w:sz="1"/>
+            </w:tcBorders>
+            <w:shd w:fill="F5F5F5" w:val="clear"/>
+            <w:tcMar>
+              <w:top w:type="dxa" w:w="80"/>
+              <w:left w:type="dxa" w:w="120"/>
+              <w:bottom w:type="dxa" w:w="80"/>
+              <w:right w:type="dxa" w:w="120"/>
+            </w:tcMar>
+          </w:tcPr>
+          <w:p>
+            <w:r>
+              <w:rPr>
+                <w:rFonts w:ascii="Arial" w:cs="Arial" w:eastAsia="Arial" w:hAnsi="Arial"/>
+                <w:sz w:val="22"/>
+                <w:szCs w:val="22"/>
+              </w:rPr>
+              <w:t xml:space="preserve">29</w:t>
+            </w:r>
+          </w:p>
+        </w:tc>
+        <w:tc>
+          <w:tcPr>
+            <w:tcW w:type="dxa" w:w="1826"/>
+            <w:tcBorders>
+              <w:top w:val="single" w:color="CCCCCC" w:sz="1"/>
+              <w:left w:val="single" w:color="CCCCCC" w:sz="1"/>
+              <w:bottom w:val="single" w:color="CCCCCC" w:sz="1"/>
+              <w:right w:val="single" w:color="CCCCCC" w:sz="1"/>
+            </w:tcBorders>
+            <w:shd w:fill="F5F5F5" w:val="clear"/>
+            <w:tcMar>
+              <w:top w:type="dxa" w:w="80"/>
+              <w:left w:type="dxa" w:w="120"/>
+              <w:bottom w:type="dxa" w:w="80"/>
+              <w:right w:type="dxa" w:w="120"/>
+            </w:tcMar>
+          </w:tcPr>
+          <w:p>
+            <w:r>
+              <w:rPr>
+                <w:rFonts w:ascii="Arial" w:cs="Arial" w:eastAsia="Arial" w:hAnsi="Arial"/>
+                <w:sz w:val="22"/>
+                <w:szCs w:val="22"/>
+              </w:rPr>
+              <w:t xml:space="preserve">—</w:t>
+            </w:r>
+          </w:p>
+        </w:tc>
+      </w:tr>
+    </w:tbl>
+    <w:p>
+      <w:pPr>
+        <w:spacing w:after="200" w:before="60"/>
+        <w:jc w:val="center"/>
+      </w:pPr>
+      <w:r>
+        <w:rPr>
+          <w:rFonts w:ascii="Arial" w:cs="Arial" w:eastAsia="Arial" w:hAnsi="Arial"/>
+          <w:color w:val="444444"/>
+          <w:sz w:val="20"/>
+          <w:szCs w:val="20"/>
+        </w:rPr>
+        <w:t xml:space="preserve">Tabla 6.2: Comportamiento agregado por tipo de reto en el conjunto de las sesiones realizadas (tiempo medio por sala e intentos fallidos totales).</w:t>
+      </w:r>
+    </w:p>
+    <w:p>
+      <w:r>
+        <w:t xml:space="preserve"/>
+      </w:r>
+    </w:p>
+    <w:p>
+      <w:pPr>
+        <w:spacing w:after="120" w:before="120"/>
+        <w:jc w:val="both"/>
+      </w:pPr>
+      <w:r>
+        <w:rPr>
+          <w:rFonts w:ascii="Arial" w:cs="Arial" w:eastAsia="Arial" w:hAnsi="Arial"/>
+          <w:sz w:val="24"/>
+          <w:szCs w:val="24"/>
+        </w:rPr>
+        <w:t xml:space="preserve">Las salas de Morse por parpadeo concentraron el mayor número de intentos fallidos y un tiempo medio de resolución elevado, seguidas de las salas de respuesta Sí/No mediante asentimiento y negación. Las salas basadas en el mantenimiento del estado clasificado como CALMA presentaron la mayor variabilidad en el tiempo de superación —dependen directamente de la capacidad del participante para alcanzar y sostener ese estado—, aunque tendieron a resolverse con menos errores una vez estabilizada la señal. En el otro extremo, las salas de parpadeo combinado con apriete de mandíbula fueron las más fiables, con muy pocos intentos fallidos frente al número de éxitos. Estos datos, junto con las dificultades reportadas en el cuestionario, motivaron la simplificación del Morse de El Castillo Encantado —letras de dos símbolos y ventanas de tiempo más tolerantes— descrita en el Capítulo 5.</w:t>
+      </w:r>
+    </w:p>
+    <w:p>
+      <w:pPr>
+        <w:spacing w:after="120" w:before="120"/>
+        <w:jc w:val="both"/>
+      </w:pPr>
+      <w:r>
+        <w:rPr>
+          <w:rFonts w:ascii="Arial" w:cs="Arial" w:eastAsia="Arial" w:hAnsi="Arial"/>
+          <w:sz w:val="24"/>
+          <w:szCs w:val="24"/>
+        </w:rPr>
+        <w:t xml:space="preserve">En lo relativo a los gestos individuales, los de parpadeo y apriete de mandíbula mostraron un comportamiento aparentemente más estable que los de asentimiento y negación con la cabeza, sin que ello suponga afirmar tasas exactas de precisión. Es coherente con los mecanismos de debounce y de guard aplicados a los eventos de la diadema y con la mayor variabilidad interindividual del movimiento de cabeza, que es precisamente lo que motiva calibrar los umbrales de asentir y negar durante el calentamiento.</w:t>
+      </w:r>
+    </w:p>
+    <w:p>
+      <w:pPr>
+        <w:spacing w:after="120" w:before="120"/>
+        <w:jc w:val="both"/>
+      </w:pPr>
+      <w:r>
+        <w:rPr>
+          <w:rFonts w:ascii="Arial" w:cs="Arial" w:eastAsia="Arial" w:hAnsi="Arial"/>
+          <w:sz w:val="24"/>
+          <w:szCs w:val="24"/>
+        </w:rPr>
+        <w:t xml:space="preserve">Respecto a la valoración subjetiva, la Tabla 6.3 recoge las puntuaciones medias de las tres escalas a partir de las respuestas recogidas (rango 1–5, con los ítems inversos ya recodificados).</w:t>
       </w:r>
     </w:p>
     <w:p>
@@ -9798,7 +14262,7 @@
                 <w:sz w:val="22"/>
                 <w:szCs w:val="22"/>
               </w:rPr>
-              <w:t xml:space="preserve">3,67</w:t>
+              <w:t xml:space="preserve">3,51</w:t>
             </w:r>
           </w:p>
         </w:tc>
@@ -9884,7 +14348,7 @@
                 <w:sz w:val="22"/>
                 <w:szCs w:val="22"/>
               </w:rPr>
-              <w:t xml:space="preserve">2,78</w:t>
+              <w:t xml:space="preserve">2,81</w:t>
             </w:r>
           </w:p>
         </w:tc>
@@ -9970,7 +14434,7 @@
                 <w:sz w:val="22"/>
                 <w:szCs w:val="22"/>
               </w:rPr>
-              <w:t xml:space="preserve">4,11</w:t>
+              <w:t xml:space="preserve">3,99</w:t>
             </w:r>
           </w:p>
         </w:tc>
@@ -9988,7 +14452,7 @@
           <w:sz w:val="20"/>
           <w:szCs w:val="20"/>
         </w:rPr>
-        <w:t xml:space="preserve">Tabla 6.5: Puntuaciones medias de las escalas del cuestionario post-experiencia (n = 5).</w:t>
+        <w:t xml:space="preserve">Tabla 6.3: Puntuaciones medias de las escalas del cuestionario post-experiencia (respuestas recogidas; ítems inversos recodificados).</w:t>
       </w:r>
     </w:p>
     <w:p>
@@ -10007,7 +14471,21 @@
           <w:sz w:val="24"/>
           <w:szCs w:val="24"/>
         </w:rPr>
-        <w:t xml:space="preserve">La experiencia de usuario es la escala mejor valorada (4,11 sobre 5). Por subescalas destacan la curiosidad (4,60), el atractivo estético (4,40), el valor percibido y la recomendación (4,20) y la satisfacción (4,20); la subescala de usabilidad y esfuerzo —que agrupa frustración, confusión y fatiga— obtiene una media baja (2,13), lo que indica una fricción percibida reducida. El sentido de agencia resulta moderado-alto (3,67) y el engagement medido con el GEQ es el más contenido (2,78). En conjunto, los participantes valoran muy positivamente la propuesta —interés, estética y satisfacción— con poca fricción de uso, mientras que la inmersión profunda que mide el GEQ queda como el aspecto con mayor margen de mejora. Dado el tamaño de muestra (n = 5), estas cifras se interpretan como indicativas y no se realiza inferencia estadística.</w:t>
+        <w:t xml:space="preserve">La experiencia de usuario es la escala mejor valorada. Por subescalas destacan la curiosidad (4,45), el atractivo estético (4,25) y la satisfacción e interés (4,17), seguidas del valor percibido y la recomendación (4,00); la subescala de usabilidad y esfuerzo —que agrupa frustración, confusión y fatiga, ya recodificadas— se sitúa en un valor intermedio (3,73), y la de implicación e inmersión es la más contenida (3,25). El sentido de agencia resulta moderado-alto (3,51) y el engagement medido con el GEQ es el más bajo (2,81), lo que apunta a la inmersión profunda como el aspecto con mayor margen de mejora. En las respuestas recogidas, por tanto, los participantes valoran positivamente el interés, la estética y la satisfacción de la propuesta, mientras que la inmersión sostenida queda como la dimensión más débil.</w:t>
+      </w:r>
+    </w:p>
+    <w:p>
+      <w:pPr>
+        <w:spacing w:after="120" w:before="120"/>
+        <w:jc w:val="both"/>
+      </w:pPr>
+      <w:r>
+        <w:rPr>
+          <w:rFonts w:ascii="Arial" w:cs="Arial" w:eastAsia="Arial" w:hAnsi="Arial"/>
+          <w:sz w:val="24"/>
+          <w:szCs w:val="24"/>
+        </w:rPr>
+        <w:t xml:space="preserve">Conviene delimitar lo que estos datos no permiten afirmar. La medición instrumentada de las latencias de detección y de las tasas exactas de falsos positivos y negativos requeriría una referencia temporal externa sincronizada con el registro del sistema; por ese motivo no se reportan valores de latencia, exactitud, sensibilidad ni especificidad, que se plantean como trabajo futuro.</w:t>
       </w:r>
     </w:p>
     <w:p>
@@ -10027,7 +14505,7 @@
           <w:sz w:val="28"/>
           <w:szCs w:val="28"/>
         </w:rPr>
-        <w:t xml:space="preserve">6.5 Resultados</w:t>
+        <w:t xml:space="preserve">6.7 Reconstrucción de la sesión a partir del registro</w:t>
       </w:r>
     </w:p>
     <w:p>
@@ -10041,1674 +14519,7 @@
           <w:sz w:val="24"/>
           <w:szCs w:val="24"/>
         </w:rPr>
-        <w:t xml:space="preserve">La evaluación se planteó como una prueba de concepto (estudio piloto) con una muestra reducida. Se recogieron cinco sesiones completas con el robot Temi sobre los tres niveles narrativos —una de El Escape Clásico, tres de Aventura Espacial y una de El Castillo Encantado—, resumidas en la Tabla 6.4, y se complementaron con un cuestionario post-experiencia (apartado 6.4). Las cinco partidas se completaron con éxito. Los tiempos por sala y el número de intentos fallidos permiten comparar la exigencia de cada tipo de reto, y la calidad de señal media (HSI) acompaña cada sesión como contexto para su interpretación.</w:t>
-      </w:r>
-    </w:p>
-    <w:p>
-      <w:r>
-        <w:t xml:space="preserve"/>
-      </w:r>
-    </w:p>
-    <w:tbl>
-      <w:tblPr>
-        <w:tblW w:type="dxa" w:w="9026"/>
-        <w:tblBorders>
-          <w:top w:val="single" w:color="auto" w:sz="4"/>
-          <w:left w:val="single" w:color="auto" w:sz="4"/>
-          <w:bottom w:val="single" w:color="auto" w:sz="4"/>
-          <w:right w:val="single" w:color="auto" w:sz="4"/>
-          <w:insideH w:val="single" w:color="auto" w:sz="4"/>
-          <w:insideV w:val="single" w:color="auto" w:sz="4"/>
-        </w:tblBorders>
-      </w:tblPr>
-      <w:tblGrid>
-        <w:gridCol w:w="1100"/>
-        <w:gridCol w:w="2600"/>
-        <w:gridCol w:w="1900"/>
-        <w:gridCol w:w="1600"/>
-        <w:gridCol w:w="1826"/>
-      </w:tblGrid>
-      <w:tr>
-        <w:trPr>
-          <w:tblHeader/>
-        </w:trPr>
-        <w:tc>
-          <w:tcPr>
-            <w:tcW w:type="dxa" w:w="1100"/>
-            <w:tcBorders>
-              <w:top w:val="single" w:color="1F4E79" w:sz="4"/>
-              <w:left w:val="single" w:color="1F4E79" w:sz="4"/>
-              <w:bottom w:val="single" w:color="1F4E79" w:sz="4"/>
-              <w:right w:val="single" w:color="1F4E79" w:sz="4"/>
-            </w:tcBorders>
-            <w:shd w:fill="1F4E79" w:val="clear"/>
-            <w:tcMar>
-              <w:top w:type="dxa" w:w="80"/>
-              <w:left w:type="dxa" w:w="120"/>
-              <w:bottom w:type="dxa" w:w="80"/>
-              <w:right w:type="dxa" w:w="120"/>
-            </w:tcMar>
-          </w:tcPr>
-          <w:p>
-            <w:r>
-              <w:rPr>
-                <w:rFonts w:ascii="Arial" w:cs="Arial" w:eastAsia="Arial" w:hAnsi="Arial"/>
-                <w:b/>
-                <w:bCs/>
-                <w:color w:val="FFFFFF"/>
-                <w:sz w:val="22"/>
-                <w:szCs w:val="22"/>
-              </w:rPr>
-              <w:t xml:space="preserve">Sesión</w:t>
-            </w:r>
-          </w:p>
-        </w:tc>
-        <w:tc>
-          <w:tcPr>
-            <w:tcW w:type="dxa" w:w="2600"/>
-            <w:tcBorders>
-              <w:top w:val="single" w:color="1F4E79" w:sz="4"/>
-              <w:left w:val="single" w:color="1F4E79" w:sz="4"/>
-              <w:bottom w:val="single" w:color="1F4E79" w:sz="4"/>
-              <w:right w:val="single" w:color="1F4E79" w:sz="4"/>
-            </w:tcBorders>
-            <w:shd w:fill="1F4E79" w:val="clear"/>
-            <w:tcMar>
-              <w:top w:type="dxa" w:w="80"/>
-              <w:left w:type="dxa" w:w="120"/>
-              <w:bottom w:type="dxa" w:w="80"/>
-              <w:right w:type="dxa" w:w="120"/>
-            </w:tcMar>
-          </w:tcPr>
-          <w:p>
-            <w:r>
-              <w:rPr>
-                <w:rFonts w:ascii="Arial" w:cs="Arial" w:eastAsia="Arial" w:hAnsi="Arial"/>
-                <w:b/>
-                <w:bCs/>
-                <w:color w:val="FFFFFF"/>
-                <w:sz w:val="22"/>
-                <w:szCs w:val="22"/>
-              </w:rPr>
-              <w:t xml:space="preserve">Nivel</w:t>
-            </w:r>
-          </w:p>
-        </w:tc>
-        <w:tc>
-          <w:tcPr>
-            <w:tcW w:type="dxa" w:w="1900"/>
-            <w:tcBorders>
-              <w:top w:val="single" w:color="1F4E79" w:sz="4"/>
-              <w:left w:val="single" w:color="1F4E79" w:sz="4"/>
-              <w:bottom w:val="single" w:color="1F4E79" w:sz="4"/>
-              <w:right w:val="single" w:color="1F4E79" w:sz="4"/>
-            </w:tcBorders>
-            <w:shd w:fill="1F4E79" w:val="clear"/>
-            <w:tcMar>
-              <w:top w:type="dxa" w:w="80"/>
-              <w:left w:type="dxa" w:w="120"/>
-              <w:bottom w:type="dxa" w:w="80"/>
-              <w:right w:type="dxa" w:w="120"/>
-            </w:tcMar>
-          </w:tcPr>
-          <w:p>
-            <w:r>
-              <w:rPr>
-                <w:rFonts w:ascii="Arial" w:cs="Arial" w:eastAsia="Arial" w:hAnsi="Arial"/>
-                <w:b/>
-                <w:bCs/>
-                <w:color w:val="FFFFFF"/>
-                <w:sz w:val="22"/>
-                <w:szCs w:val="22"/>
-              </w:rPr>
-              <w:t xml:space="preserve">Duración (min)</w:t>
-            </w:r>
-          </w:p>
-        </w:tc>
-        <w:tc>
-          <w:tcPr>
-            <w:tcW w:type="dxa" w:w="1600"/>
-            <w:tcBorders>
-              <w:top w:val="single" w:color="1F4E79" w:sz="4"/>
-              <w:left w:val="single" w:color="1F4E79" w:sz="4"/>
-              <w:bottom w:val="single" w:color="1F4E79" w:sz="4"/>
-              <w:right w:val="single" w:color="1F4E79" w:sz="4"/>
-            </w:tcBorders>
-            <w:shd w:fill="1F4E79" w:val="clear"/>
-            <w:tcMar>
-              <w:top w:type="dxa" w:w="80"/>
-              <w:left w:type="dxa" w:w="120"/>
-              <w:bottom w:type="dxa" w:w="80"/>
-              <w:right w:type="dxa" w:w="120"/>
-            </w:tcMar>
-          </w:tcPr>
-          <w:p>
-            <w:r>
-              <w:rPr>
-                <w:rFonts w:ascii="Arial" w:cs="Arial" w:eastAsia="Arial" w:hAnsi="Arial"/>
-                <w:b/>
-                <w:bCs/>
-                <w:color w:val="FFFFFF"/>
-                <w:sz w:val="22"/>
-                <w:szCs w:val="22"/>
-              </w:rPr>
-              <w:t xml:space="preserve">HSI medio</w:t>
-            </w:r>
-          </w:p>
-        </w:tc>
-        <w:tc>
-          <w:tcPr>
-            <w:tcW w:type="dxa" w:w="1826"/>
-            <w:tcBorders>
-              <w:top w:val="single" w:color="1F4E79" w:sz="4"/>
-              <w:left w:val="single" w:color="1F4E79" w:sz="4"/>
-              <w:bottom w:val="single" w:color="1F4E79" w:sz="4"/>
-              <w:right w:val="single" w:color="1F4E79" w:sz="4"/>
-            </w:tcBorders>
-            <w:shd w:fill="1F4E79" w:val="clear"/>
-            <w:tcMar>
-              <w:top w:type="dxa" w:w="80"/>
-              <w:left w:type="dxa" w:w="120"/>
-              <w:bottom w:type="dxa" w:w="80"/>
-              <w:right w:type="dxa" w:w="120"/>
-            </w:tcMar>
-          </w:tcPr>
-          <w:p>
-            <w:r>
-              <w:rPr>
-                <w:rFonts w:ascii="Arial" w:cs="Arial" w:eastAsia="Arial" w:hAnsi="Arial"/>
-                <w:b/>
-                <w:bCs/>
-                <w:color w:val="FFFFFF"/>
-                <w:sz w:val="22"/>
-                <w:szCs w:val="22"/>
-              </w:rPr>
-              <w:t xml:space="preserve">Intentos fallidos</w:t>
-            </w:r>
-          </w:p>
-        </w:tc>
-      </w:tr>
-      <w:tr>
-        <w:tc>
-          <w:tcPr>
-            <w:tcW w:type="dxa" w:w="1100"/>
-            <w:tcBorders>
-              <w:top w:val="single" w:color="CCCCCC" w:sz="1"/>
-              <w:left w:val="single" w:color="CCCCCC" w:sz="1"/>
-              <w:bottom w:val="single" w:color="CCCCCC" w:sz="1"/>
-              <w:right w:val="single" w:color="CCCCCC" w:sz="1"/>
-            </w:tcBorders>
-            <w:shd w:fill="F5F5F5" w:val="clear"/>
-            <w:tcMar>
-              <w:top w:type="dxa" w:w="80"/>
-              <w:left w:type="dxa" w:w="120"/>
-              <w:bottom w:type="dxa" w:w="80"/>
-              <w:right w:type="dxa" w:w="120"/>
-            </w:tcMar>
-          </w:tcPr>
-          <w:p>
-            <w:r>
-              <w:rPr>
-                <w:rFonts w:ascii="Arial" w:cs="Arial" w:eastAsia="Arial" w:hAnsi="Arial"/>
-                <w:sz w:val="22"/>
-                <w:szCs w:val="22"/>
-              </w:rPr>
-              <w:t xml:space="preserve">S1</w:t>
-            </w:r>
-          </w:p>
-        </w:tc>
-        <w:tc>
-          <w:tcPr>
-            <w:tcW w:type="dxa" w:w="2600"/>
-            <w:tcBorders>
-              <w:top w:val="single" w:color="CCCCCC" w:sz="1"/>
-              <w:left w:val="single" w:color="CCCCCC" w:sz="1"/>
-              <w:bottom w:val="single" w:color="CCCCCC" w:sz="1"/>
-              <w:right w:val="single" w:color="CCCCCC" w:sz="1"/>
-            </w:tcBorders>
-            <w:shd w:fill="F5F5F5" w:val="clear"/>
-            <w:tcMar>
-              <w:top w:type="dxa" w:w="80"/>
-              <w:left w:type="dxa" w:w="120"/>
-              <w:bottom w:type="dxa" w:w="80"/>
-              <w:right w:type="dxa" w:w="120"/>
-            </w:tcMar>
-          </w:tcPr>
-          <w:p>
-            <w:r>
-              <w:rPr>
-                <w:rFonts w:ascii="Arial" w:cs="Arial" w:eastAsia="Arial" w:hAnsi="Arial"/>
-                <w:sz w:val="22"/>
-                <w:szCs w:val="22"/>
-              </w:rPr>
-              <w:t xml:space="preserve">El Escape Clásico</w:t>
-            </w:r>
-          </w:p>
-        </w:tc>
-        <w:tc>
-          <w:tcPr>
-            <w:tcW w:type="dxa" w:w="1900"/>
-            <w:tcBorders>
-              <w:top w:val="single" w:color="CCCCCC" w:sz="1"/>
-              <w:left w:val="single" w:color="CCCCCC" w:sz="1"/>
-              <w:bottom w:val="single" w:color="CCCCCC" w:sz="1"/>
-              <w:right w:val="single" w:color="CCCCCC" w:sz="1"/>
-            </w:tcBorders>
-            <w:shd w:fill="F5F5F5" w:val="clear"/>
-            <w:tcMar>
-              <w:top w:type="dxa" w:w="80"/>
-              <w:left w:type="dxa" w:w="120"/>
-              <w:bottom w:type="dxa" w:w="80"/>
-              <w:right w:type="dxa" w:w="120"/>
-            </w:tcMar>
-          </w:tcPr>
-          <w:p>
-            <w:r>
-              <w:rPr>
-                <w:rFonts w:ascii="Arial" w:cs="Arial" w:eastAsia="Arial" w:hAnsi="Arial"/>
-                <w:sz w:val="22"/>
-                <w:szCs w:val="22"/>
-              </w:rPr>
-              <w:t xml:space="preserve">4,9</w:t>
-            </w:r>
-          </w:p>
-        </w:tc>
-        <w:tc>
-          <w:tcPr>
-            <w:tcW w:type="dxa" w:w="1600"/>
-            <w:tcBorders>
-              <w:top w:val="single" w:color="CCCCCC" w:sz="1"/>
-              <w:left w:val="single" w:color="CCCCCC" w:sz="1"/>
-              <w:bottom w:val="single" w:color="CCCCCC" w:sz="1"/>
-              <w:right w:val="single" w:color="CCCCCC" w:sz="1"/>
-            </w:tcBorders>
-            <w:shd w:fill="F5F5F5" w:val="clear"/>
-            <w:tcMar>
-              <w:top w:type="dxa" w:w="80"/>
-              <w:left w:type="dxa" w:w="120"/>
-              <w:bottom w:type="dxa" w:w="80"/>
-              <w:right w:type="dxa" w:w="120"/>
-            </w:tcMar>
-          </w:tcPr>
-          <w:p>
-            <w:r>
-              <w:rPr>
-                <w:rFonts w:ascii="Arial" w:cs="Arial" w:eastAsia="Arial" w:hAnsi="Arial"/>
-                <w:sz w:val="22"/>
-                <w:szCs w:val="22"/>
-              </w:rPr>
-              <w:t xml:space="preserve">2,05</w:t>
-            </w:r>
-          </w:p>
-        </w:tc>
-        <w:tc>
-          <w:tcPr>
-            <w:tcW w:type="dxa" w:w="1826"/>
-            <w:tcBorders>
-              <w:top w:val="single" w:color="CCCCCC" w:sz="1"/>
-              <w:left w:val="single" w:color="CCCCCC" w:sz="1"/>
-              <w:bottom w:val="single" w:color="CCCCCC" w:sz="1"/>
-              <w:right w:val="single" w:color="CCCCCC" w:sz="1"/>
-            </w:tcBorders>
-            <w:shd w:fill="F5F5F5" w:val="clear"/>
-            <w:tcMar>
-              <w:top w:type="dxa" w:w="80"/>
-              <w:left w:type="dxa" w:w="120"/>
-              <w:bottom w:type="dxa" w:w="80"/>
-              <w:right w:type="dxa" w:w="120"/>
-            </w:tcMar>
-          </w:tcPr>
-          <w:p>
-            <w:r>
-              <w:rPr>
-                <w:rFonts w:ascii="Arial" w:cs="Arial" w:eastAsia="Arial" w:hAnsi="Arial"/>
-                <w:sz w:val="22"/>
-                <w:szCs w:val="22"/>
-              </w:rPr>
-              <w:t xml:space="preserve">13</w:t>
-            </w:r>
-          </w:p>
-        </w:tc>
-      </w:tr>
-      <w:tr>
-        <w:tc>
-          <w:tcPr>
-            <w:tcW w:type="dxa" w:w="1100"/>
-            <w:tcBorders>
-              <w:top w:val="single" w:color="CCCCCC" w:sz="1"/>
-              <w:left w:val="single" w:color="CCCCCC" w:sz="1"/>
-              <w:bottom w:val="single" w:color="CCCCCC" w:sz="1"/>
-              <w:right w:val="single" w:color="CCCCCC" w:sz="1"/>
-            </w:tcBorders>
-            <w:shd w:fill="FFFFFF" w:val="clear"/>
-            <w:tcMar>
-              <w:top w:type="dxa" w:w="80"/>
-              <w:left w:type="dxa" w:w="120"/>
-              <w:bottom w:type="dxa" w:w="80"/>
-              <w:right w:type="dxa" w:w="120"/>
-            </w:tcMar>
-          </w:tcPr>
-          <w:p>
-            <w:r>
-              <w:rPr>
-                <w:rFonts w:ascii="Arial" w:cs="Arial" w:eastAsia="Arial" w:hAnsi="Arial"/>
-                <w:sz w:val="22"/>
-                <w:szCs w:val="22"/>
-              </w:rPr>
-              <w:t xml:space="preserve">S2</w:t>
-            </w:r>
-          </w:p>
-        </w:tc>
-        <w:tc>
-          <w:tcPr>
-            <w:tcW w:type="dxa" w:w="2600"/>
-            <w:tcBorders>
-              <w:top w:val="single" w:color="CCCCCC" w:sz="1"/>
-              <w:left w:val="single" w:color="CCCCCC" w:sz="1"/>
-              <w:bottom w:val="single" w:color="CCCCCC" w:sz="1"/>
-              <w:right w:val="single" w:color="CCCCCC" w:sz="1"/>
-            </w:tcBorders>
-            <w:shd w:fill="FFFFFF" w:val="clear"/>
-            <w:tcMar>
-              <w:top w:type="dxa" w:w="80"/>
-              <w:left w:type="dxa" w:w="120"/>
-              <w:bottom w:type="dxa" w:w="80"/>
-              <w:right w:type="dxa" w:w="120"/>
-            </w:tcMar>
-          </w:tcPr>
-          <w:p>
-            <w:r>
-              <w:rPr>
-                <w:rFonts w:ascii="Arial" w:cs="Arial" w:eastAsia="Arial" w:hAnsi="Arial"/>
-                <w:sz w:val="22"/>
-                <w:szCs w:val="22"/>
-              </w:rPr>
-              <w:t xml:space="preserve">Aventura Espacial</w:t>
-            </w:r>
-          </w:p>
-        </w:tc>
-        <w:tc>
-          <w:tcPr>
-            <w:tcW w:type="dxa" w:w="1900"/>
-            <w:tcBorders>
-              <w:top w:val="single" w:color="CCCCCC" w:sz="1"/>
-              <w:left w:val="single" w:color="CCCCCC" w:sz="1"/>
-              <w:bottom w:val="single" w:color="CCCCCC" w:sz="1"/>
-              <w:right w:val="single" w:color="CCCCCC" w:sz="1"/>
-            </w:tcBorders>
-            <w:shd w:fill="FFFFFF" w:val="clear"/>
-            <w:tcMar>
-              <w:top w:type="dxa" w:w="80"/>
-              <w:left w:type="dxa" w:w="120"/>
-              <w:bottom w:type="dxa" w:w="80"/>
-              <w:right w:type="dxa" w:w="120"/>
-            </w:tcMar>
-          </w:tcPr>
-          <w:p>
-            <w:r>
-              <w:rPr>
-                <w:rFonts w:ascii="Arial" w:cs="Arial" w:eastAsia="Arial" w:hAnsi="Arial"/>
-                <w:sz w:val="22"/>
-                <w:szCs w:val="22"/>
-              </w:rPr>
-              <w:t xml:space="preserve">4,3</w:t>
-            </w:r>
-          </w:p>
-        </w:tc>
-        <w:tc>
-          <w:tcPr>
-            <w:tcW w:type="dxa" w:w="1600"/>
-            <w:tcBorders>
-              <w:top w:val="single" w:color="CCCCCC" w:sz="1"/>
-              <w:left w:val="single" w:color="CCCCCC" w:sz="1"/>
-              <w:bottom w:val="single" w:color="CCCCCC" w:sz="1"/>
-              <w:right w:val="single" w:color="CCCCCC" w:sz="1"/>
-            </w:tcBorders>
-            <w:shd w:fill="FFFFFF" w:val="clear"/>
-            <w:tcMar>
-              <w:top w:type="dxa" w:w="80"/>
-              <w:left w:type="dxa" w:w="120"/>
-              <w:bottom w:type="dxa" w:w="80"/>
-              <w:right w:type="dxa" w:w="120"/>
-            </w:tcMar>
-          </w:tcPr>
-          <w:p>
-            <w:r>
-              <w:rPr>
-                <w:rFonts w:ascii="Arial" w:cs="Arial" w:eastAsia="Arial" w:hAnsi="Arial"/>
-                <w:sz w:val="22"/>
-                <w:szCs w:val="22"/>
-              </w:rPr>
-              <w:t xml:space="preserve">1,23</w:t>
-            </w:r>
-          </w:p>
-        </w:tc>
-        <w:tc>
-          <w:tcPr>
-            <w:tcW w:type="dxa" w:w="1826"/>
-            <w:tcBorders>
-              <w:top w:val="single" w:color="CCCCCC" w:sz="1"/>
-              <w:left w:val="single" w:color="CCCCCC" w:sz="1"/>
-              <w:bottom w:val="single" w:color="CCCCCC" w:sz="1"/>
-              <w:right w:val="single" w:color="CCCCCC" w:sz="1"/>
-            </w:tcBorders>
-            <w:shd w:fill="FFFFFF" w:val="clear"/>
-            <w:tcMar>
-              <w:top w:type="dxa" w:w="80"/>
-              <w:left w:type="dxa" w:w="120"/>
-              <w:bottom w:type="dxa" w:w="80"/>
-              <w:right w:type="dxa" w:w="120"/>
-            </w:tcMar>
-          </w:tcPr>
-          <w:p>
-            <w:r>
-              <w:rPr>
-                <w:rFonts w:ascii="Arial" w:cs="Arial" w:eastAsia="Arial" w:hAnsi="Arial"/>
-                <w:sz w:val="22"/>
-                <w:szCs w:val="22"/>
-              </w:rPr>
-              <w:t xml:space="preserve">9</w:t>
-            </w:r>
-          </w:p>
-        </w:tc>
-      </w:tr>
-      <w:tr>
-        <w:tc>
-          <w:tcPr>
-            <w:tcW w:type="dxa" w:w="1100"/>
-            <w:tcBorders>
-              <w:top w:val="single" w:color="CCCCCC" w:sz="1"/>
-              <w:left w:val="single" w:color="CCCCCC" w:sz="1"/>
-              <w:bottom w:val="single" w:color="CCCCCC" w:sz="1"/>
-              <w:right w:val="single" w:color="CCCCCC" w:sz="1"/>
-            </w:tcBorders>
-            <w:shd w:fill="F5F5F5" w:val="clear"/>
-            <w:tcMar>
-              <w:top w:type="dxa" w:w="80"/>
-              <w:left w:type="dxa" w:w="120"/>
-              <w:bottom w:type="dxa" w:w="80"/>
-              <w:right w:type="dxa" w:w="120"/>
-            </w:tcMar>
-          </w:tcPr>
-          <w:p>
-            <w:r>
-              <w:rPr>
-                <w:rFonts w:ascii="Arial" w:cs="Arial" w:eastAsia="Arial" w:hAnsi="Arial"/>
-                <w:sz w:val="22"/>
-                <w:szCs w:val="22"/>
-              </w:rPr>
-              <w:t xml:space="preserve">S3</w:t>
-            </w:r>
-          </w:p>
-        </w:tc>
-        <w:tc>
-          <w:tcPr>
-            <w:tcW w:type="dxa" w:w="2600"/>
-            <w:tcBorders>
-              <w:top w:val="single" w:color="CCCCCC" w:sz="1"/>
-              <w:left w:val="single" w:color="CCCCCC" w:sz="1"/>
-              <w:bottom w:val="single" w:color="CCCCCC" w:sz="1"/>
-              <w:right w:val="single" w:color="CCCCCC" w:sz="1"/>
-            </w:tcBorders>
-            <w:shd w:fill="F5F5F5" w:val="clear"/>
-            <w:tcMar>
-              <w:top w:type="dxa" w:w="80"/>
-              <w:left w:type="dxa" w:w="120"/>
-              <w:bottom w:type="dxa" w:w="80"/>
-              <w:right w:type="dxa" w:w="120"/>
-            </w:tcMar>
-          </w:tcPr>
-          <w:p>
-            <w:r>
-              <w:rPr>
-                <w:rFonts w:ascii="Arial" w:cs="Arial" w:eastAsia="Arial" w:hAnsi="Arial"/>
-                <w:sz w:val="22"/>
-                <w:szCs w:val="22"/>
-              </w:rPr>
-              <w:t xml:space="preserve">Aventura Espacial</w:t>
-            </w:r>
-          </w:p>
-        </w:tc>
-        <w:tc>
-          <w:tcPr>
-            <w:tcW w:type="dxa" w:w="1900"/>
-            <w:tcBorders>
-              <w:top w:val="single" w:color="CCCCCC" w:sz="1"/>
-              <w:left w:val="single" w:color="CCCCCC" w:sz="1"/>
-              <w:bottom w:val="single" w:color="CCCCCC" w:sz="1"/>
-              <w:right w:val="single" w:color="CCCCCC" w:sz="1"/>
-            </w:tcBorders>
-            <w:shd w:fill="F5F5F5" w:val="clear"/>
-            <w:tcMar>
-              <w:top w:type="dxa" w:w="80"/>
-              <w:left w:type="dxa" w:w="120"/>
-              <w:bottom w:type="dxa" w:w="80"/>
-              <w:right w:type="dxa" w:w="120"/>
-            </w:tcMar>
-          </w:tcPr>
-          <w:p>
-            <w:r>
-              <w:rPr>
-                <w:rFonts w:ascii="Arial" w:cs="Arial" w:eastAsia="Arial" w:hAnsi="Arial"/>
-                <w:sz w:val="22"/>
-                <w:szCs w:val="22"/>
-              </w:rPr>
-              <w:t xml:space="preserve">4,3</w:t>
-            </w:r>
-          </w:p>
-        </w:tc>
-        <w:tc>
-          <w:tcPr>
-            <w:tcW w:type="dxa" w:w="1600"/>
-            <w:tcBorders>
-              <w:top w:val="single" w:color="CCCCCC" w:sz="1"/>
-              <w:left w:val="single" w:color="CCCCCC" w:sz="1"/>
-              <w:bottom w:val="single" w:color="CCCCCC" w:sz="1"/>
-              <w:right w:val="single" w:color="CCCCCC" w:sz="1"/>
-            </w:tcBorders>
-            <w:shd w:fill="F5F5F5" w:val="clear"/>
-            <w:tcMar>
-              <w:top w:type="dxa" w:w="80"/>
-              <w:left w:type="dxa" w:w="120"/>
-              <w:bottom w:type="dxa" w:w="80"/>
-              <w:right w:type="dxa" w:w="120"/>
-            </w:tcMar>
-          </w:tcPr>
-          <w:p>
-            <w:r>
-              <w:rPr>
-                <w:rFonts w:ascii="Arial" w:cs="Arial" w:eastAsia="Arial" w:hAnsi="Arial"/>
-                <w:sz w:val="22"/>
-                <w:szCs w:val="22"/>
-              </w:rPr>
-              <w:t xml:space="preserve">1,16</w:t>
-            </w:r>
-          </w:p>
-        </w:tc>
-        <w:tc>
-          <w:tcPr>
-            <w:tcW w:type="dxa" w:w="1826"/>
-            <w:tcBorders>
-              <w:top w:val="single" w:color="CCCCCC" w:sz="1"/>
-              <w:left w:val="single" w:color="CCCCCC" w:sz="1"/>
-              <w:bottom w:val="single" w:color="CCCCCC" w:sz="1"/>
-              <w:right w:val="single" w:color="CCCCCC" w:sz="1"/>
-            </w:tcBorders>
-            <w:shd w:fill="F5F5F5" w:val="clear"/>
-            <w:tcMar>
-              <w:top w:type="dxa" w:w="80"/>
-              <w:left w:type="dxa" w:w="120"/>
-              <w:bottom w:type="dxa" w:w="80"/>
-              <w:right w:type="dxa" w:w="120"/>
-            </w:tcMar>
-          </w:tcPr>
-          <w:p>
-            <w:r>
-              <w:rPr>
-                <w:rFonts w:ascii="Arial" w:cs="Arial" w:eastAsia="Arial" w:hAnsi="Arial"/>
-                <w:sz w:val="22"/>
-                <w:szCs w:val="22"/>
-              </w:rPr>
-              <w:t xml:space="preserve">11</w:t>
-            </w:r>
-          </w:p>
-        </w:tc>
-      </w:tr>
-      <w:tr>
-        <w:tc>
-          <w:tcPr>
-            <w:tcW w:type="dxa" w:w="1100"/>
-            <w:tcBorders>
-              <w:top w:val="single" w:color="CCCCCC" w:sz="1"/>
-              <w:left w:val="single" w:color="CCCCCC" w:sz="1"/>
-              <w:bottom w:val="single" w:color="CCCCCC" w:sz="1"/>
-              <w:right w:val="single" w:color="CCCCCC" w:sz="1"/>
-            </w:tcBorders>
-            <w:shd w:fill="FFFFFF" w:val="clear"/>
-            <w:tcMar>
-              <w:top w:type="dxa" w:w="80"/>
-              <w:left w:type="dxa" w:w="120"/>
-              <w:bottom w:type="dxa" w:w="80"/>
-              <w:right w:type="dxa" w:w="120"/>
-            </w:tcMar>
-          </w:tcPr>
-          <w:p>
-            <w:r>
-              <w:rPr>
-                <w:rFonts w:ascii="Arial" w:cs="Arial" w:eastAsia="Arial" w:hAnsi="Arial"/>
-                <w:sz w:val="22"/>
-                <w:szCs w:val="22"/>
-              </w:rPr>
-              <w:t xml:space="preserve">S4</w:t>
-            </w:r>
-          </w:p>
-        </w:tc>
-        <w:tc>
-          <w:tcPr>
-            <w:tcW w:type="dxa" w:w="2600"/>
-            <w:tcBorders>
-              <w:top w:val="single" w:color="CCCCCC" w:sz="1"/>
-              <w:left w:val="single" w:color="CCCCCC" w:sz="1"/>
-              <w:bottom w:val="single" w:color="CCCCCC" w:sz="1"/>
-              <w:right w:val="single" w:color="CCCCCC" w:sz="1"/>
-            </w:tcBorders>
-            <w:shd w:fill="FFFFFF" w:val="clear"/>
-            <w:tcMar>
-              <w:top w:type="dxa" w:w="80"/>
-              <w:left w:type="dxa" w:w="120"/>
-              <w:bottom w:type="dxa" w:w="80"/>
-              <w:right w:type="dxa" w:w="120"/>
-            </w:tcMar>
-          </w:tcPr>
-          <w:p>
-            <w:r>
-              <w:rPr>
-                <w:rFonts w:ascii="Arial" w:cs="Arial" w:eastAsia="Arial" w:hAnsi="Arial"/>
-                <w:sz w:val="22"/>
-                <w:szCs w:val="22"/>
-              </w:rPr>
-              <w:t xml:space="preserve">Aventura Espacial</w:t>
-            </w:r>
-          </w:p>
-        </w:tc>
-        <w:tc>
-          <w:tcPr>
-            <w:tcW w:type="dxa" w:w="1900"/>
-            <w:tcBorders>
-              <w:top w:val="single" w:color="CCCCCC" w:sz="1"/>
-              <w:left w:val="single" w:color="CCCCCC" w:sz="1"/>
-              <w:bottom w:val="single" w:color="CCCCCC" w:sz="1"/>
-              <w:right w:val="single" w:color="CCCCCC" w:sz="1"/>
-            </w:tcBorders>
-            <w:shd w:fill="FFFFFF" w:val="clear"/>
-            <w:tcMar>
-              <w:top w:type="dxa" w:w="80"/>
-              <w:left w:type="dxa" w:w="120"/>
-              <w:bottom w:type="dxa" w:w="80"/>
-              <w:right w:type="dxa" w:w="120"/>
-            </w:tcMar>
-          </w:tcPr>
-          <w:p>
-            <w:r>
-              <w:rPr>
-                <w:rFonts w:ascii="Arial" w:cs="Arial" w:eastAsia="Arial" w:hAnsi="Arial"/>
-                <w:sz w:val="22"/>
-                <w:szCs w:val="22"/>
-              </w:rPr>
-              <w:t xml:space="preserve">4,3</w:t>
-            </w:r>
-          </w:p>
-        </w:tc>
-        <w:tc>
-          <w:tcPr>
-            <w:tcW w:type="dxa" w:w="1600"/>
-            <w:tcBorders>
-              <w:top w:val="single" w:color="CCCCCC" w:sz="1"/>
-              <w:left w:val="single" w:color="CCCCCC" w:sz="1"/>
-              <w:bottom w:val="single" w:color="CCCCCC" w:sz="1"/>
-              <w:right w:val="single" w:color="CCCCCC" w:sz="1"/>
-            </w:tcBorders>
-            <w:shd w:fill="FFFFFF" w:val="clear"/>
-            <w:tcMar>
-              <w:top w:type="dxa" w:w="80"/>
-              <w:left w:type="dxa" w:w="120"/>
-              <w:bottom w:type="dxa" w:w="80"/>
-              <w:right w:type="dxa" w:w="120"/>
-            </w:tcMar>
-          </w:tcPr>
-          <w:p>
-            <w:r>
-              <w:rPr>
-                <w:rFonts w:ascii="Arial" w:cs="Arial" w:eastAsia="Arial" w:hAnsi="Arial"/>
-                <w:sz w:val="22"/>
-                <w:szCs w:val="22"/>
-              </w:rPr>
-              <w:t xml:space="preserve">1,19</w:t>
-            </w:r>
-          </w:p>
-        </w:tc>
-        <w:tc>
-          <w:tcPr>
-            <w:tcW w:type="dxa" w:w="1826"/>
-            <w:tcBorders>
-              <w:top w:val="single" w:color="CCCCCC" w:sz="1"/>
-              <w:left w:val="single" w:color="CCCCCC" w:sz="1"/>
-              <w:bottom w:val="single" w:color="CCCCCC" w:sz="1"/>
-              <w:right w:val="single" w:color="CCCCCC" w:sz="1"/>
-            </w:tcBorders>
-            <w:shd w:fill="FFFFFF" w:val="clear"/>
-            <w:tcMar>
-              <w:top w:type="dxa" w:w="80"/>
-              <w:left w:type="dxa" w:w="120"/>
-              <w:bottom w:type="dxa" w:w="80"/>
-              <w:right w:type="dxa" w:w="120"/>
-            </w:tcMar>
-          </w:tcPr>
-          <w:p>
-            <w:r>
-              <w:rPr>
-                <w:rFonts w:ascii="Arial" w:cs="Arial" w:eastAsia="Arial" w:hAnsi="Arial"/>
-                <w:sz w:val="22"/>
-                <w:szCs w:val="22"/>
-              </w:rPr>
-              <w:t xml:space="preserve">6</w:t>
-            </w:r>
-          </w:p>
-        </w:tc>
-      </w:tr>
-      <w:tr>
-        <w:tc>
-          <w:tcPr>
-            <w:tcW w:type="dxa" w:w="1100"/>
-            <w:tcBorders>
-              <w:top w:val="single" w:color="CCCCCC" w:sz="1"/>
-              <w:left w:val="single" w:color="CCCCCC" w:sz="1"/>
-              <w:bottom w:val="single" w:color="CCCCCC" w:sz="1"/>
-              <w:right w:val="single" w:color="CCCCCC" w:sz="1"/>
-            </w:tcBorders>
-            <w:shd w:fill="F5F5F5" w:val="clear"/>
-            <w:tcMar>
-              <w:top w:type="dxa" w:w="80"/>
-              <w:left w:type="dxa" w:w="120"/>
-              <w:bottom w:type="dxa" w:w="80"/>
-              <w:right w:type="dxa" w:w="120"/>
-            </w:tcMar>
-          </w:tcPr>
-          <w:p>
-            <w:r>
-              <w:rPr>
-                <w:rFonts w:ascii="Arial" w:cs="Arial" w:eastAsia="Arial" w:hAnsi="Arial"/>
-                <w:sz w:val="22"/>
-                <w:szCs w:val="22"/>
-              </w:rPr>
-              <w:t xml:space="preserve">S5</w:t>
-            </w:r>
-          </w:p>
-        </w:tc>
-        <w:tc>
-          <w:tcPr>
-            <w:tcW w:type="dxa" w:w="2600"/>
-            <w:tcBorders>
-              <w:top w:val="single" w:color="CCCCCC" w:sz="1"/>
-              <w:left w:val="single" w:color="CCCCCC" w:sz="1"/>
-              <w:bottom w:val="single" w:color="CCCCCC" w:sz="1"/>
-              <w:right w:val="single" w:color="CCCCCC" w:sz="1"/>
-            </w:tcBorders>
-            <w:shd w:fill="F5F5F5" w:val="clear"/>
-            <w:tcMar>
-              <w:top w:type="dxa" w:w="80"/>
-              <w:left w:type="dxa" w:w="120"/>
-              <w:bottom w:type="dxa" w:w="80"/>
-              <w:right w:type="dxa" w:w="120"/>
-            </w:tcMar>
-          </w:tcPr>
-          <w:p>
-            <w:r>
-              <w:rPr>
-                <w:rFonts w:ascii="Arial" w:cs="Arial" w:eastAsia="Arial" w:hAnsi="Arial"/>
-                <w:sz w:val="22"/>
-                <w:szCs w:val="22"/>
-              </w:rPr>
-              <w:t xml:space="preserve">El Castillo Encantado</w:t>
-            </w:r>
-          </w:p>
-        </w:tc>
-        <w:tc>
-          <w:tcPr>
-            <w:tcW w:type="dxa" w:w="1900"/>
-            <w:tcBorders>
-              <w:top w:val="single" w:color="CCCCCC" w:sz="1"/>
-              <w:left w:val="single" w:color="CCCCCC" w:sz="1"/>
-              <w:bottom w:val="single" w:color="CCCCCC" w:sz="1"/>
-              <w:right w:val="single" w:color="CCCCCC" w:sz="1"/>
-            </w:tcBorders>
-            <w:shd w:fill="F5F5F5" w:val="clear"/>
-            <w:tcMar>
-              <w:top w:type="dxa" w:w="80"/>
-              <w:left w:type="dxa" w:w="120"/>
-              <w:bottom w:type="dxa" w:w="80"/>
-              <w:right w:type="dxa" w:w="120"/>
-            </w:tcMar>
-          </w:tcPr>
-          <w:p>
-            <w:r>
-              <w:rPr>
-                <w:rFonts w:ascii="Arial" w:cs="Arial" w:eastAsia="Arial" w:hAnsi="Arial"/>
-                <w:sz w:val="22"/>
-                <w:szCs w:val="22"/>
-              </w:rPr>
-              <w:t xml:space="preserve">7,0</w:t>
-            </w:r>
-          </w:p>
-        </w:tc>
-        <w:tc>
-          <w:tcPr>
-            <w:tcW w:type="dxa" w:w="1600"/>
-            <w:tcBorders>
-              <w:top w:val="single" w:color="CCCCCC" w:sz="1"/>
-              <w:left w:val="single" w:color="CCCCCC" w:sz="1"/>
-              <w:bottom w:val="single" w:color="CCCCCC" w:sz="1"/>
-              <w:right w:val="single" w:color="CCCCCC" w:sz="1"/>
-            </w:tcBorders>
-            <w:shd w:fill="F5F5F5" w:val="clear"/>
-            <w:tcMar>
-              <w:top w:type="dxa" w:w="80"/>
-              <w:left w:type="dxa" w:w="120"/>
-              <w:bottom w:type="dxa" w:w="80"/>
-              <w:right w:type="dxa" w:w="120"/>
-            </w:tcMar>
-          </w:tcPr>
-          <w:p>
-            <w:r>
-              <w:rPr>
-                <w:rFonts w:ascii="Arial" w:cs="Arial" w:eastAsia="Arial" w:hAnsi="Arial"/>
-                <w:sz w:val="22"/>
-                <w:szCs w:val="22"/>
-              </w:rPr>
-              <w:t xml:space="preserve">1,24</w:t>
-            </w:r>
-          </w:p>
-        </w:tc>
-        <w:tc>
-          <w:tcPr>
-            <w:tcW w:type="dxa" w:w="1826"/>
-            <w:tcBorders>
-              <w:top w:val="single" w:color="CCCCCC" w:sz="1"/>
-              <w:left w:val="single" w:color="CCCCCC" w:sz="1"/>
-              <w:bottom w:val="single" w:color="CCCCCC" w:sz="1"/>
-              <w:right w:val="single" w:color="CCCCCC" w:sz="1"/>
-            </w:tcBorders>
-            <w:shd w:fill="F5F5F5" w:val="clear"/>
-            <w:tcMar>
-              <w:top w:type="dxa" w:w="80"/>
-              <w:left w:type="dxa" w:w="120"/>
-              <w:bottom w:type="dxa" w:w="80"/>
-              <w:right w:type="dxa" w:w="120"/>
-            </w:tcMar>
-          </w:tcPr>
-          <w:p>
-            <w:r>
-              <w:rPr>
-                <w:rFonts w:ascii="Arial" w:cs="Arial" w:eastAsia="Arial" w:hAnsi="Arial"/>
-                <w:sz w:val="22"/>
-                <w:szCs w:val="22"/>
-              </w:rPr>
-              <w:t xml:space="preserve">22</w:t>
-            </w:r>
-          </w:p>
-        </w:tc>
-      </w:tr>
-    </w:tbl>
-    <w:p>
-      <w:pPr>
-        <w:spacing w:after="200" w:before="60"/>
-        <w:jc w:val="center"/>
-      </w:pPr>
-      <w:r>
-        <w:rPr>
-          <w:rFonts w:ascii="Arial" w:cs="Arial" w:eastAsia="Arial" w:hAnsi="Arial"/>
-          <w:color w:val="444444"/>
-          <w:sz w:val="20"/>
-          <w:szCs w:val="20"/>
-        </w:rPr>
-        <w:t xml:space="preserve">Tabla 6.4: Resumen de las cinco sesiones del estudio piloto (todas completadas).</w:t>
-      </w:r>
-    </w:p>
-    <w:p>
-      <w:r>
-        <w:t xml:space="preserve"/>
-      </w:r>
-    </w:p>
-    <w:p>
-      <w:pPr>
-        <w:spacing w:after="120" w:before="120"/>
-        <w:jc w:val="both"/>
-      </w:pPr>
-      <w:r>
-        <w:rPr>
-          <w:rFonts w:ascii="Arial" w:cs="Arial" w:eastAsia="Arial" w:hAnsi="Arial"/>
-          <w:sz w:val="24"/>
-          <w:szCs w:val="24"/>
-        </w:rPr>
-        <w:t xml:space="preserve">El número de intentos fallidos varía notablemente según el tipo de reto. Las salas de Morse por parpadeo y las de asentir/negar concentran la mayor parte de los fallos: en El Castillo Encantado, la sala de Morse "El Grimorio" llegó a once intentos fallidos y "El Eco del Hechizo" a siete, y las salas de sí/no acumulan de tres a seis fallos en los tres niveles. Estos resultados motivaron simplificar el Morse de El Castillo —letras de dos símbolos en lugar de tres y ventanas de tiempo más tolerantes— descrito en el Capítulo 5. Las salas de calma y las de reproducción de vídeo, en cambio, se superan sin apenas fallos una vez el participante estabiliza su estado. La Tabla 6.1 detalla, a modo de ejemplo, una partida de El Escape Clásico.</w:t>
-      </w:r>
-    </w:p>
-    <w:p>
-      <w:r>
-        <w:t xml:space="preserve"/>
-      </w:r>
-    </w:p>
-    <w:tbl>
-      <w:tblPr>
-        <w:tblW w:type="dxa" w:w="8326"/>
-        <w:tblBorders>
-          <w:top w:val="single" w:color="auto" w:sz="4"/>
-          <w:left w:val="single" w:color="auto" w:sz="4"/>
-          <w:bottom w:val="single" w:color="auto" w:sz="4"/>
-          <w:right w:val="single" w:color="auto" w:sz="4"/>
-          <w:insideH w:val="single" w:color="auto" w:sz="4"/>
-          <w:insideV w:val="single" w:color="auto" w:sz="4"/>
-        </w:tblBorders>
-      </w:tblPr>
-      <w:tblGrid>
-        <w:gridCol w:w="2600"/>
-        <w:gridCol w:w="2300"/>
-        <w:gridCol w:w="1500"/>
-        <w:gridCol w:w="1926"/>
-      </w:tblGrid>
-      <w:tr>
-        <w:trPr>
-          <w:tblHeader/>
-        </w:trPr>
-        <w:tc>
-          <w:tcPr>
-            <w:tcW w:type="dxa" w:w="2600"/>
-            <w:tcBorders>
-              <w:top w:val="single" w:color="1F4E79" w:sz="4"/>
-              <w:left w:val="single" w:color="1F4E79" w:sz="4"/>
-              <w:bottom w:val="single" w:color="1F4E79" w:sz="4"/>
-              <w:right w:val="single" w:color="1F4E79" w:sz="4"/>
-            </w:tcBorders>
-            <w:shd w:fill="1F4E79" w:val="clear"/>
-            <w:tcMar>
-              <w:top w:type="dxa" w:w="80"/>
-              <w:left w:type="dxa" w:w="120"/>
-              <w:bottom w:type="dxa" w:w="80"/>
-              <w:right w:type="dxa" w:w="120"/>
-            </w:tcMar>
-          </w:tcPr>
-          <w:p>
-            <w:r>
-              <w:rPr>
-                <w:rFonts w:ascii="Arial" w:cs="Arial" w:eastAsia="Arial" w:hAnsi="Arial"/>
-                <w:b/>
-                <w:bCs/>
-                <w:color w:val="FFFFFF"/>
-                <w:sz w:val="22"/>
-                <w:szCs w:val="22"/>
-              </w:rPr>
-              <w:t xml:space="preserve">Sala</w:t>
-            </w:r>
-          </w:p>
-        </w:tc>
-        <w:tc>
-          <w:tcPr>
-            <w:tcW w:type="dxa" w:w="2300"/>
-            <w:tcBorders>
-              <w:top w:val="single" w:color="1F4E79" w:sz="4"/>
-              <w:left w:val="single" w:color="1F4E79" w:sz="4"/>
-              <w:bottom w:val="single" w:color="1F4E79" w:sz="4"/>
-              <w:right w:val="single" w:color="1F4E79" w:sz="4"/>
-            </w:tcBorders>
-            <w:shd w:fill="1F4E79" w:val="clear"/>
-            <w:tcMar>
-              <w:top w:type="dxa" w:w="80"/>
-              <w:left w:type="dxa" w:w="120"/>
-              <w:bottom w:type="dxa" w:w="80"/>
-              <w:right w:type="dxa" w:w="120"/>
-            </w:tcMar>
-          </w:tcPr>
-          <w:p>
-            <w:r>
-              <w:rPr>
-                <w:rFonts w:ascii="Arial" w:cs="Arial" w:eastAsia="Arial" w:hAnsi="Arial"/>
-                <w:b/>
-                <w:bCs/>
-                <w:color w:val="FFFFFF"/>
-                <w:sz w:val="22"/>
-                <w:szCs w:val="22"/>
-              </w:rPr>
-              <w:t xml:space="preserve">Reto</w:t>
-            </w:r>
-          </w:p>
-        </w:tc>
-        <w:tc>
-          <w:tcPr>
-            <w:tcW w:type="dxa" w:w="1500"/>
-            <w:tcBorders>
-              <w:top w:val="single" w:color="1F4E79" w:sz="4"/>
-              <w:left w:val="single" w:color="1F4E79" w:sz="4"/>
-              <w:bottom w:val="single" w:color="1F4E79" w:sz="4"/>
-              <w:right w:val="single" w:color="1F4E79" w:sz="4"/>
-            </w:tcBorders>
-            <w:shd w:fill="1F4E79" w:val="clear"/>
-            <w:tcMar>
-              <w:top w:type="dxa" w:w="80"/>
-              <w:left w:type="dxa" w:w="120"/>
-              <w:bottom w:type="dxa" w:w="80"/>
-              <w:right w:type="dxa" w:w="120"/>
-            </w:tcMar>
-          </w:tcPr>
-          <w:p>
-            <w:r>
-              <w:rPr>
-                <w:rFonts w:ascii="Arial" w:cs="Arial" w:eastAsia="Arial" w:hAnsi="Arial"/>
-                <w:b/>
-                <w:bCs/>
-                <w:color w:val="FFFFFF"/>
-                <w:sz w:val="22"/>
-                <w:szCs w:val="22"/>
-              </w:rPr>
-              <w:t xml:space="preserve">Tiempo (s)</w:t>
-            </w:r>
-          </w:p>
-        </w:tc>
-        <w:tc>
-          <w:tcPr>
-            <w:tcW w:type="dxa" w:w="1926"/>
-            <w:tcBorders>
-              <w:top w:val="single" w:color="1F4E79" w:sz="4"/>
-              <w:left w:val="single" w:color="1F4E79" w:sz="4"/>
-              <w:bottom w:val="single" w:color="1F4E79" w:sz="4"/>
-              <w:right w:val="single" w:color="1F4E79" w:sz="4"/>
-            </w:tcBorders>
-            <w:shd w:fill="1F4E79" w:val="clear"/>
-            <w:tcMar>
-              <w:top w:type="dxa" w:w="80"/>
-              <w:left w:type="dxa" w:w="120"/>
-              <w:bottom w:type="dxa" w:w="80"/>
-              <w:right w:type="dxa" w:w="120"/>
-            </w:tcMar>
-          </w:tcPr>
-          <w:p>
-            <w:r>
-              <w:rPr>
-                <w:rFonts w:ascii="Arial" w:cs="Arial" w:eastAsia="Arial" w:hAnsi="Arial"/>
-                <w:b/>
-                <w:bCs/>
-                <w:color w:val="FFFFFF"/>
-                <w:sz w:val="22"/>
-                <w:szCs w:val="22"/>
-              </w:rPr>
-              <w:t xml:space="preserve">Intentos fallidos</w:t>
-            </w:r>
-          </w:p>
-        </w:tc>
-      </w:tr>
-      <w:tr>
-        <w:tc>
-          <w:tcPr>
-            <w:tcW w:type="dxa" w:w="2600"/>
-            <w:tcBorders>
-              <w:top w:val="single" w:color="CCCCCC" w:sz="1"/>
-              <w:left w:val="single" w:color="CCCCCC" w:sz="1"/>
-              <w:bottom w:val="single" w:color="CCCCCC" w:sz="1"/>
-              <w:right w:val="single" w:color="CCCCCC" w:sz="1"/>
-            </w:tcBorders>
-            <w:shd w:fill="F5F5F5" w:val="clear"/>
-            <w:tcMar>
-              <w:top w:type="dxa" w:w="80"/>
-              <w:left w:type="dxa" w:w="120"/>
-              <w:bottom w:type="dxa" w:w="80"/>
-              <w:right w:type="dxa" w:w="120"/>
-            </w:tcMar>
-          </w:tcPr>
-          <w:p>
-            <w:r>
-              <w:rPr>
-                <w:rFonts w:ascii="Arial" w:cs="Arial" w:eastAsia="Arial" w:hAnsi="Arial"/>
-                <w:sz w:val="22"/>
-                <w:szCs w:val="22"/>
-              </w:rPr>
-              <w:t xml:space="preserve">La Puerta de la Calma</w:t>
-            </w:r>
-          </w:p>
-        </w:tc>
-        <w:tc>
-          <w:tcPr>
-            <w:tcW w:type="dxa" w:w="2300"/>
-            <w:tcBorders>
-              <w:top w:val="single" w:color="CCCCCC" w:sz="1"/>
-              <w:left w:val="single" w:color="CCCCCC" w:sz="1"/>
-              <w:bottom w:val="single" w:color="CCCCCC" w:sz="1"/>
-              <w:right w:val="single" w:color="CCCCCC" w:sz="1"/>
-            </w:tcBorders>
-            <w:shd w:fill="F5F5F5" w:val="clear"/>
-            <w:tcMar>
-              <w:top w:type="dxa" w:w="80"/>
-              <w:left w:type="dxa" w:w="120"/>
-              <w:bottom w:type="dxa" w:w="80"/>
-              <w:right w:type="dxa" w:w="120"/>
-            </w:tcMar>
-          </w:tcPr>
-          <w:p>
-            <w:r>
-              <w:rPr>
-                <w:rFonts w:ascii="Arial" w:cs="Arial" w:eastAsia="Arial" w:hAnsi="Arial"/>
-                <w:sz w:val="22"/>
-                <w:szCs w:val="22"/>
-              </w:rPr>
-              <w:t xml:space="preserve">CalmModule</w:t>
-            </w:r>
-          </w:p>
-        </w:tc>
-        <w:tc>
-          <w:tcPr>
-            <w:tcW w:type="dxa" w:w="1500"/>
-            <w:tcBorders>
-              <w:top w:val="single" w:color="CCCCCC" w:sz="1"/>
-              <w:left w:val="single" w:color="CCCCCC" w:sz="1"/>
-              <w:bottom w:val="single" w:color="CCCCCC" w:sz="1"/>
-              <w:right w:val="single" w:color="CCCCCC" w:sz="1"/>
-            </w:tcBorders>
-            <w:shd w:fill="F5F5F5" w:val="clear"/>
-            <w:tcMar>
-              <w:top w:type="dxa" w:w="80"/>
-              <w:left w:type="dxa" w:w="120"/>
-              <w:bottom w:type="dxa" w:w="80"/>
-              <w:right w:type="dxa" w:w="120"/>
-            </w:tcMar>
-          </w:tcPr>
-          <w:p>
-            <w:r>
-              <w:rPr>
-                <w:rFonts w:ascii="Arial" w:cs="Arial" w:eastAsia="Arial" w:hAnsi="Arial"/>
-                <w:sz w:val="22"/>
-                <w:szCs w:val="22"/>
-              </w:rPr>
-              <w:t xml:space="preserve">32</w:t>
-            </w:r>
-          </w:p>
-        </w:tc>
-        <w:tc>
-          <w:tcPr>
-            <w:tcW w:type="dxa" w:w="1926"/>
-            <w:tcBorders>
-              <w:top w:val="single" w:color="CCCCCC" w:sz="1"/>
-              <w:left w:val="single" w:color="CCCCCC" w:sz="1"/>
-              <w:bottom w:val="single" w:color="CCCCCC" w:sz="1"/>
-              <w:right w:val="single" w:color="CCCCCC" w:sz="1"/>
-            </w:tcBorders>
-            <w:shd w:fill="F5F5F5" w:val="clear"/>
-            <w:tcMar>
-              <w:top w:type="dxa" w:w="80"/>
-              <w:left w:type="dxa" w:w="120"/>
-              <w:bottom w:type="dxa" w:w="80"/>
-              <w:right w:type="dxa" w:w="120"/>
-            </w:tcMar>
-          </w:tcPr>
-          <w:p>
-            <w:r>
-              <w:rPr>
-                <w:rFonts w:ascii="Arial" w:cs="Arial" w:eastAsia="Arial" w:hAnsi="Arial"/>
-                <w:sz w:val="22"/>
-                <w:szCs w:val="22"/>
-              </w:rPr>
-              <w:t xml:space="preserve">2</w:t>
-            </w:r>
-          </w:p>
-        </w:tc>
-      </w:tr>
-      <w:tr>
-        <w:tc>
-          <w:tcPr>
-            <w:tcW w:type="dxa" w:w="2600"/>
-            <w:tcBorders>
-              <w:top w:val="single" w:color="CCCCCC" w:sz="1"/>
-              <w:left w:val="single" w:color="CCCCCC" w:sz="1"/>
-              <w:bottom w:val="single" w:color="CCCCCC" w:sz="1"/>
-              <w:right w:val="single" w:color="CCCCCC" w:sz="1"/>
-            </w:tcBorders>
-            <w:shd w:fill="FFFFFF" w:val="clear"/>
-            <w:tcMar>
-              <w:top w:type="dxa" w:w="80"/>
-              <w:left w:type="dxa" w:w="120"/>
-              <w:bottom w:type="dxa" w:w="80"/>
-              <w:right w:type="dxa" w:w="120"/>
-            </w:tcMar>
-          </w:tcPr>
-          <w:p>
-            <w:r>
-              <w:rPr>
-                <w:rFonts w:ascii="Arial" w:cs="Arial" w:eastAsia="Arial" w:hAnsi="Arial"/>
-                <w:sz w:val="22"/>
-                <w:szCs w:val="22"/>
-              </w:rPr>
-              <w:t xml:space="preserve">El Código Secreto</w:t>
-            </w:r>
-          </w:p>
-        </w:tc>
-        <w:tc>
-          <w:tcPr>
-            <w:tcW w:type="dxa" w:w="2300"/>
-            <w:tcBorders>
-              <w:top w:val="single" w:color="CCCCCC" w:sz="1"/>
-              <w:left w:val="single" w:color="CCCCCC" w:sz="1"/>
-              <w:bottom w:val="single" w:color="CCCCCC" w:sz="1"/>
-              <w:right w:val="single" w:color="CCCCCC" w:sz="1"/>
-            </w:tcBorders>
-            <w:shd w:fill="FFFFFF" w:val="clear"/>
-            <w:tcMar>
-              <w:top w:type="dxa" w:w="80"/>
-              <w:left w:type="dxa" w:w="120"/>
-              <w:bottom w:type="dxa" w:w="80"/>
-              <w:right w:type="dxa" w:w="120"/>
-            </w:tcMar>
-          </w:tcPr>
-          <w:p>
-            <w:r>
-              <w:rPr>
-                <w:rFonts w:ascii="Arial" w:cs="Arial" w:eastAsia="Arial" w:hAnsi="Arial"/>
-                <w:sz w:val="22"/>
-                <w:szCs w:val="22"/>
-              </w:rPr>
-              <w:t xml:space="preserve">MorseModule</w:t>
-            </w:r>
-          </w:p>
-        </w:tc>
-        <w:tc>
-          <w:tcPr>
-            <w:tcW w:type="dxa" w:w="1500"/>
-            <w:tcBorders>
-              <w:top w:val="single" w:color="CCCCCC" w:sz="1"/>
-              <w:left w:val="single" w:color="CCCCCC" w:sz="1"/>
-              <w:bottom w:val="single" w:color="CCCCCC" w:sz="1"/>
-              <w:right w:val="single" w:color="CCCCCC" w:sz="1"/>
-            </w:tcBorders>
-            <w:shd w:fill="FFFFFF" w:val="clear"/>
-            <w:tcMar>
-              <w:top w:type="dxa" w:w="80"/>
-              <w:left w:type="dxa" w:w="120"/>
-              <w:bottom w:type="dxa" w:w="80"/>
-              <w:right w:type="dxa" w:w="120"/>
-            </w:tcMar>
-          </w:tcPr>
-          <w:p>
-            <w:r>
-              <w:rPr>
-                <w:rFonts w:ascii="Arial" w:cs="Arial" w:eastAsia="Arial" w:hAnsi="Arial"/>
-                <w:sz w:val="22"/>
-                <w:szCs w:val="22"/>
-              </w:rPr>
-              <w:t xml:space="preserve">82</w:t>
-            </w:r>
-          </w:p>
-        </w:tc>
-        <w:tc>
-          <w:tcPr>
-            <w:tcW w:type="dxa" w:w="1926"/>
-            <w:tcBorders>
-              <w:top w:val="single" w:color="CCCCCC" w:sz="1"/>
-              <w:left w:val="single" w:color="CCCCCC" w:sz="1"/>
-              <w:bottom w:val="single" w:color="CCCCCC" w:sz="1"/>
-              <w:right w:val="single" w:color="CCCCCC" w:sz="1"/>
-            </w:tcBorders>
-            <w:shd w:fill="FFFFFF" w:val="clear"/>
-            <w:tcMar>
-              <w:top w:type="dxa" w:w="80"/>
-              <w:left w:type="dxa" w:w="120"/>
-              <w:bottom w:type="dxa" w:w="80"/>
-              <w:right w:type="dxa" w:w="120"/>
-            </w:tcMar>
-          </w:tcPr>
-          <w:p>
-            <w:r>
-              <w:rPr>
-                <w:rFonts w:ascii="Arial" w:cs="Arial" w:eastAsia="Arial" w:hAnsi="Arial"/>
-                <w:sz w:val="22"/>
-                <w:szCs w:val="22"/>
-              </w:rPr>
-              <w:t xml:space="preserve">5</w:t>
-            </w:r>
-          </w:p>
-        </w:tc>
-      </w:tr>
-      <w:tr>
-        <w:tc>
-          <w:tcPr>
-            <w:tcW w:type="dxa" w:w="2600"/>
-            <w:tcBorders>
-              <w:top w:val="single" w:color="CCCCCC" w:sz="1"/>
-              <w:left w:val="single" w:color="CCCCCC" w:sz="1"/>
-              <w:bottom w:val="single" w:color="CCCCCC" w:sz="1"/>
-              <w:right w:val="single" w:color="CCCCCC" w:sz="1"/>
-            </w:tcBorders>
-            <w:shd w:fill="F5F5F5" w:val="clear"/>
-            <w:tcMar>
-              <w:top w:type="dxa" w:w="80"/>
-              <w:left w:type="dxa" w:w="120"/>
-              <w:bottom w:type="dxa" w:w="80"/>
-              <w:right w:type="dxa" w:w="120"/>
-            </w:tcMar>
-          </w:tcPr>
-          <w:p>
-            <w:r>
-              <w:rPr>
-                <w:rFonts w:ascii="Arial" w:cs="Arial" w:eastAsia="Arial" w:hAnsi="Arial"/>
-                <w:sz w:val="22"/>
-                <w:szCs w:val="22"/>
-              </w:rPr>
-              <w:t xml:space="preserve">El Guardián de la Sala</w:t>
-            </w:r>
-          </w:p>
-        </w:tc>
-        <w:tc>
-          <w:tcPr>
-            <w:tcW w:type="dxa" w:w="2300"/>
-            <w:tcBorders>
-              <w:top w:val="single" w:color="CCCCCC" w:sz="1"/>
-              <w:left w:val="single" w:color="CCCCCC" w:sz="1"/>
-              <w:bottom w:val="single" w:color="CCCCCC" w:sz="1"/>
-              <w:right w:val="single" w:color="CCCCCC" w:sz="1"/>
-            </w:tcBorders>
-            <w:shd w:fill="F5F5F5" w:val="clear"/>
-            <w:tcMar>
-              <w:top w:type="dxa" w:w="80"/>
-              <w:left w:type="dxa" w:w="120"/>
-              <w:bottom w:type="dxa" w:w="80"/>
-              <w:right w:type="dxa" w:w="120"/>
-            </w:tcMar>
-          </w:tcPr>
-          <w:p>
-            <w:r>
-              <w:rPr>
-                <w:rFonts w:ascii="Arial" w:cs="Arial" w:eastAsia="Arial" w:hAnsi="Arial"/>
-                <w:sz w:val="22"/>
-                <w:szCs w:val="22"/>
-              </w:rPr>
-              <w:t xml:space="preserve">YesNoModule (2Q)</w:t>
-            </w:r>
-          </w:p>
-        </w:tc>
-        <w:tc>
-          <w:tcPr>
-            <w:tcW w:type="dxa" w:w="1500"/>
-            <w:tcBorders>
-              <w:top w:val="single" w:color="CCCCCC" w:sz="1"/>
-              <w:left w:val="single" w:color="CCCCCC" w:sz="1"/>
-              <w:bottom w:val="single" w:color="CCCCCC" w:sz="1"/>
-              <w:right w:val="single" w:color="CCCCCC" w:sz="1"/>
-            </w:tcBorders>
-            <w:shd w:fill="F5F5F5" w:val="clear"/>
-            <w:tcMar>
-              <w:top w:type="dxa" w:w="80"/>
-              <w:left w:type="dxa" w:w="120"/>
-              <w:bottom w:type="dxa" w:w="80"/>
-              <w:right w:type="dxa" w:w="120"/>
-            </w:tcMar>
-          </w:tcPr>
-          <w:p>
-            <w:r>
-              <w:rPr>
-                <w:rFonts w:ascii="Arial" w:cs="Arial" w:eastAsia="Arial" w:hAnsi="Arial"/>
-                <w:sz w:val="22"/>
-                <w:szCs w:val="22"/>
-              </w:rPr>
-              <w:t xml:space="preserve">89</w:t>
-            </w:r>
-          </w:p>
-        </w:tc>
-        <w:tc>
-          <w:tcPr>
-            <w:tcW w:type="dxa" w:w="1926"/>
-            <w:tcBorders>
-              <w:top w:val="single" w:color="CCCCCC" w:sz="1"/>
-              <w:left w:val="single" w:color="CCCCCC" w:sz="1"/>
-              <w:bottom w:val="single" w:color="CCCCCC" w:sz="1"/>
-              <w:right w:val="single" w:color="CCCCCC" w:sz="1"/>
-            </w:tcBorders>
-            <w:shd w:fill="F5F5F5" w:val="clear"/>
-            <w:tcMar>
-              <w:top w:type="dxa" w:w="80"/>
-              <w:left w:type="dxa" w:w="120"/>
-              <w:bottom w:type="dxa" w:w="80"/>
-              <w:right w:type="dxa" w:w="120"/>
-            </w:tcMar>
-          </w:tcPr>
-          <w:p>
-            <w:r>
-              <w:rPr>
-                <w:rFonts w:ascii="Arial" w:cs="Arial" w:eastAsia="Arial" w:hAnsi="Arial"/>
-                <w:sz w:val="22"/>
-                <w:szCs w:val="22"/>
-              </w:rPr>
-              <w:t xml:space="preserve">6</w:t>
-            </w:r>
-          </w:p>
-        </w:tc>
-      </w:tr>
-      <w:tr>
-        <w:tc>
-          <w:tcPr>
-            <w:tcW w:type="dxa" w:w="2600"/>
-            <w:tcBorders>
-              <w:top w:val="single" w:color="CCCCCC" w:sz="1"/>
-              <w:left w:val="single" w:color="CCCCCC" w:sz="1"/>
-              <w:bottom w:val="single" w:color="CCCCCC" w:sz="1"/>
-              <w:right w:val="single" w:color="CCCCCC" w:sz="1"/>
-            </w:tcBorders>
-            <w:shd w:fill="FFFFFF" w:val="clear"/>
-            <w:tcMar>
-              <w:top w:type="dxa" w:w="80"/>
-              <w:left w:type="dxa" w:w="120"/>
-              <w:bottom w:type="dxa" w:w="80"/>
-              <w:right w:type="dxa" w:w="120"/>
-            </w:tcMar>
-          </w:tcPr>
-          <w:p>
-            <w:r>
-              <w:rPr>
-                <w:rFonts w:ascii="Arial" w:cs="Arial" w:eastAsia="Arial" w:hAnsi="Arial"/>
-                <w:sz w:val="22"/>
-                <w:szCs w:val="22"/>
-              </w:rPr>
-              <w:t xml:space="preserve">La Cerradura Final</w:t>
-            </w:r>
-          </w:p>
-        </w:tc>
-        <w:tc>
-          <w:tcPr>
-            <w:tcW w:type="dxa" w:w="2300"/>
-            <w:tcBorders>
-              <w:top w:val="single" w:color="CCCCCC" w:sz="1"/>
-              <w:left w:val="single" w:color="CCCCCC" w:sz="1"/>
-              <w:bottom w:val="single" w:color="CCCCCC" w:sz="1"/>
-              <w:right w:val="single" w:color="CCCCCC" w:sz="1"/>
-            </w:tcBorders>
-            <w:shd w:fill="FFFFFF" w:val="clear"/>
-            <w:tcMar>
-              <w:top w:type="dxa" w:w="80"/>
-              <w:left w:type="dxa" w:w="120"/>
-              <w:bottom w:type="dxa" w:w="80"/>
-              <w:right w:type="dxa" w:w="120"/>
-            </w:tcMar>
-          </w:tcPr>
-          <w:p>
-            <w:r>
-              <w:rPr>
-                <w:rFonts w:ascii="Arial" w:cs="Arial" w:eastAsia="Arial" w:hAnsi="Arial"/>
-                <w:sz w:val="22"/>
-                <w:szCs w:val="22"/>
-              </w:rPr>
-              <w:t xml:space="preserve">BlinkClench</w:t>
-            </w:r>
-          </w:p>
-        </w:tc>
-        <w:tc>
-          <w:tcPr>
-            <w:tcW w:type="dxa" w:w="1500"/>
-            <w:tcBorders>
-              <w:top w:val="single" w:color="CCCCCC" w:sz="1"/>
-              <w:left w:val="single" w:color="CCCCCC" w:sz="1"/>
-              <w:bottom w:val="single" w:color="CCCCCC" w:sz="1"/>
-              <w:right w:val="single" w:color="CCCCCC" w:sz="1"/>
-            </w:tcBorders>
-            <w:shd w:fill="FFFFFF" w:val="clear"/>
-            <w:tcMar>
-              <w:top w:type="dxa" w:w="80"/>
-              <w:left w:type="dxa" w:w="120"/>
-              <w:bottom w:type="dxa" w:w="80"/>
-              <w:right w:type="dxa" w:w="120"/>
-            </w:tcMar>
-          </w:tcPr>
-          <w:p>
-            <w:r>
-              <w:rPr>
-                <w:rFonts w:ascii="Arial" w:cs="Arial" w:eastAsia="Arial" w:hAnsi="Arial"/>
-                <w:sz w:val="22"/>
-                <w:szCs w:val="22"/>
-              </w:rPr>
-              <w:t xml:space="preserve">46</w:t>
-            </w:r>
-          </w:p>
-        </w:tc>
-        <w:tc>
-          <w:tcPr>
-            <w:tcW w:type="dxa" w:w="1926"/>
-            <w:tcBorders>
-              <w:top w:val="single" w:color="CCCCCC" w:sz="1"/>
-              <w:left w:val="single" w:color="CCCCCC" w:sz="1"/>
-              <w:bottom w:val="single" w:color="CCCCCC" w:sz="1"/>
-              <w:right w:val="single" w:color="CCCCCC" w:sz="1"/>
-            </w:tcBorders>
-            <w:shd w:fill="FFFFFF" w:val="clear"/>
-            <w:tcMar>
-              <w:top w:type="dxa" w:w="80"/>
-              <w:left w:type="dxa" w:w="120"/>
-              <w:bottom w:type="dxa" w:w="80"/>
-              <w:right w:type="dxa" w:w="120"/>
-            </w:tcMar>
-          </w:tcPr>
-          <w:p>
-            <w:r>
-              <w:rPr>
-                <w:rFonts w:ascii="Arial" w:cs="Arial" w:eastAsia="Arial" w:hAnsi="Arial"/>
-                <w:sz w:val="22"/>
-                <w:szCs w:val="22"/>
-              </w:rPr>
-              <w:t xml:space="preserve">0</w:t>
-            </w:r>
-          </w:p>
-        </w:tc>
-      </w:tr>
-      <w:tr>
-        <w:tc>
-          <w:tcPr>
-            <w:tcW w:type="dxa" w:w="2600"/>
-            <w:tcBorders>
-              <w:top w:val="single" w:color="CCCCCC" w:sz="1"/>
-              <w:left w:val="single" w:color="CCCCCC" w:sz="1"/>
-              <w:bottom w:val="single" w:color="CCCCCC" w:sz="1"/>
-              <w:right w:val="single" w:color="CCCCCC" w:sz="1"/>
-            </w:tcBorders>
-            <w:shd w:fill="F5F5F5" w:val="clear"/>
-            <w:tcMar>
-              <w:top w:type="dxa" w:w="80"/>
-              <w:left w:type="dxa" w:w="120"/>
-              <w:bottom w:type="dxa" w:w="80"/>
-              <w:right w:type="dxa" w:w="120"/>
-            </w:tcMar>
-          </w:tcPr>
-          <w:p>
-            <w:r>
-              <w:rPr>
-                <w:rFonts w:ascii="Arial" w:cs="Arial" w:eastAsia="Arial" w:hAnsi="Arial"/>
-                <w:sz w:val="22"/>
-                <w:szCs w:val="22"/>
-              </w:rPr>
-              <w:t xml:space="preserve">TOTAL</w:t>
-            </w:r>
-          </w:p>
-        </w:tc>
-        <w:tc>
-          <w:tcPr>
-            <w:tcW w:type="dxa" w:w="2300"/>
-            <w:tcBorders>
-              <w:top w:val="single" w:color="CCCCCC" w:sz="1"/>
-              <w:left w:val="single" w:color="CCCCCC" w:sz="1"/>
-              <w:bottom w:val="single" w:color="CCCCCC" w:sz="1"/>
-              <w:right w:val="single" w:color="CCCCCC" w:sz="1"/>
-            </w:tcBorders>
-            <w:shd w:fill="F5F5F5" w:val="clear"/>
-            <w:tcMar>
-              <w:top w:type="dxa" w:w="80"/>
-              <w:left w:type="dxa" w:w="120"/>
-              <w:bottom w:type="dxa" w:w="80"/>
-              <w:right w:type="dxa" w:w="120"/>
-            </w:tcMar>
-          </w:tcPr>
-          <w:p>
-            <w:r>
-              <w:rPr>
-                <w:rFonts w:ascii="Arial" w:cs="Arial" w:eastAsia="Arial" w:hAnsi="Arial"/>
-                <w:sz w:val="22"/>
-                <w:szCs w:val="22"/>
-              </w:rPr>
-              <w:t xml:space="preserve">Partida completa</w:t>
-            </w:r>
-          </w:p>
-        </w:tc>
-        <w:tc>
-          <w:tcPr>
-            <w:tcW w:type="dxa" w:w="1500"/>
-            <w:tcBorders>
-              <w:top w:val="single" w:color="CCCCCC" w:sz="1"/>
-              <w:left w:val="single" w:color="CCCCCC" w:sz="1"/>
-              <w:bottom w:val="single" w:color="CCCCCC" w:sz="1"/>
-              <w:right w:val="single" w:color="CCCCCC" w:sz="1"/>
-            </w:tcBorders>
-            <w:shd w:fill="F5F5F5" w:val="clear"/>
-            <w:tcMar>
-              <w:top w:type="dxa" w:w="80"/>
-              <w:left w:type="dxa" w:w="120"/>
-              <w:bottom w:type="dxa" w:w="80"/>
-              <w:right w:type="dxa" w:w="120"/>
-            </w:tcMar>
-          </w:tcPr>
-          <w:p>
-            <w:r>
-              <w:rPr>
-                <w:rFonts w:ascii="Arial" w:cs="Arial" w:eastAsia="Arial" w:hAnsi="Arial"/>
-                <w:sz w:val="22"/>
-                <w:szCs w:val="22"/>
-              </w:rPr>
-              <w:t xml:space="preserve">294</w:t>
-            </w:r>
-          </w:p>
-        </w:tc>
-        <w:tc>
-          <w:tcPr>
-            <w:tcW w:type="dxa" w:w="1926"/>
-            <w:tcBorders>
-              <w:top w:val="single" w:color="CCCCCC" w:sz="1"/>
-              <w:left w:val="single" w:color="CCCCCC" w:sz="1"/>
-              <w:bottom w:val="single" w:color="CCCCCC" w:sz="1"/>
-              <w:right w:val="single" w:color="CCCCCC" w:sz="1"/>
-            </w:tcBorders>
-            <w:shd w:fill="F5F5F5" w:val="clear"/>
-            <w:tcMar>
-              <w:top w:type="dxa" w:w="80"/>
-              <w:left w:type="dxa" w:w="120"/>
-              <w:bottom w:type="dxa" w:w="80"/>
-              <w:right w:type="dxa" w:w="120"/>
-            </w:tcMar>
-          </w:tcPr>
-          <w:p>
-            <w:r>
-              <w:rPr>
-                <w:rFonts w:ascii="Arial" w:cs="Arial" w:eastAsia="Arial" w:hAnsi="Arial"/>
-                <w:sz w:val="22"/>
-                <w:szCs w:val="22"/>
-              </w:rPr>
-              <w:t xml:space="preserve">13</w:t>
-            </w:r>
-          </w:p>
-        </w:tc>
-      </w:tr>
-    </w:tbl>
-    <w:p>
-      <w:pPr>
-        <w:spacing w:after="200" w:before="60"/>
-        <w:jc w:val="center"/>
-      </w:pPr>
-      <w:r>
-        <w:rPr>
-          <w:rFonts w:ascii="Arial" w:cs="Arial" w:eastAsia="Arial" w:hAnsi="Arial"/>
-          <w:color w:val="444444"/>
-          <w:sz w:val="20"/>
-          <w:szCs w:val="20"/>
-        </w:rPr>
-        <w:t xml:space="preserve">Tabla 6.1: Detalle por sala de una partida de El Escape Clásico (calidad de señal media HSI = 2,05). El total corresponde a la partida completa, incluidas las salas automáticas de bienvenida y celebración.</w:t>
+        <w:t xml:space="preserve">Como apoyo cualitativo al análisis, cada sesión puede reconstruirse a posteriori a partir de su fichero CSV en un cuadro de mando (dashboard.html) que resume la partida —duración, estado dominante, calidad de señal y gestos— y detalla el recorrido por salas con el tiempo, los intentos y el desenlace de cada una (Figura 6.1). Esta reconstrucción sincroniza el muestreo continuo de la señal y del estado clasificado con los eventos discretos anotados en el registro, y permite revisar cada sesión sin necesidad de reproducir la partida, así como derivar de forma reproducible las métricas por sala empleadas en el apartado 6.6.</w:t>
       </w:r>
     </w:p>
     <w:p>
@@ -11774,26 +14585,7 @@
           <w:sz w:val="20"/>
           <w:szCs w:val="20"/>
         </w:rPr>
-        <w:t xml:space="preserve">Figura 6.1: Reconstrucción de una sesión de evaluación en el cuadro de mando (dashboard.html), generado a partir del fichero CSV: resumen de la partida (duración, estado dominante, calidad de señal, gestos) y recorrido por salas con tiempo, intentos y desenlace de cada una.</w:t>
-      </w:r>
-    </w:p>
-    <w:p>
-      <w:r>
-        <w:t xml:space="preserve"/>
-      </w:r>
-    </w:p>
-    <w:p>
-      <w:pPr>
-        <w:spacing w:after="120" w:before="120"/>
-        <w:jc w:val="both"/>
-      </w:pPr>
-      <w:r>
-        <w:rPr>
-          <w:rFonts w:ascii="Arial" w:cs="Arial" w:eastAsia="Arial" w:hAnsi="Arial"/>
-          <w:sz w:val="24"/>
-          <w:szCs w:val="24"/>
-        </w:rPr>
-        <w:t xml:space="preserve">La medición instrumentada de latencias de detección (parpadeo, asentir/negar, apriete de mandíbula y clasificación de estado mental) y de las tasas exactas de falsos positivos y negativos requiere una referencia temporal externa sincronizada con el registro, lo que queda fuera del alcance de este estudio piloto y se plantea como trabajo futuro. No obstante, la interacción resultó fluida en las cinco sesiones y los tiempos por sala (Tabla 6.1) se mantienen en rangos razonables para un juego controlado por BCI.</w:t>
+        <w:t xml:space="preserve">Figura 6.1: Reconstrucción de una sesión en el cuadro de mando (dashboard.html), generado a partir del fichero CSV: resumen de la partida (duración, estado dominante, calidad de señal, gestos) y recorrido por salas con tiempo, intentos y desenlace de cada una.</w:t>
       </w:r>
     </w:p>
     <w:p>
@@ -11813,7 +14605,7 @@
           <w:sz w:val="28"/>
           <w:szCs w:val="28"/>
         </w:rPr>
-        <w:t xml:space="preserve">6.6 Análisis del vídeo compuesto usuario + datos</w:t>
+        <w:t xml:space="preserve">6.8 Discusión</w:t>
       </w:r>
     </w:p>
     <w:p>
@@ -11827,7 +14619,7 @@
           <w:sz w:val="24"/>
           <w:szCs w:val="24"/>
         </w:rPr>
-        <w:t xml:space="preserve">El vídeo compuesto generado a partir de la sesión de evaluación muestra en la mitad superior el plano frontal del participante con la diadema MUSE puesta, y en la mitad inferior las gráficas de mellow (línea azul) y concentración (línea verde) en tiempo real, sincronizadas fotograma a fotograma con el log CSV.</w:t>
+        <w:t xml:space="preserve">Las sesiones realizadas muestran que los usuarios completan los niveles narrativos empleando los cuatro gestos de interacción (parpadeo, apriete de mandíbula, asentir y negar) junto con la regulación del estado clasificado como calma. Durante las pruebas con usuarios se aprecia un efecto de familiarización: en las primeras salas el participante ajusta la intensidad y la forma de cada gesto a la respuesta del sistema, y el desempeño mejora con rapidez a medida que se interioriza la mecánica.</w:t>
       </w:r>
     </w:p>
     <w:p>
@@ -11841,7 +14633,7 @@
           <w:sz w:val="24"/>
           <w:szCs w:val="24"/>
         </w:rPr>
-        <w:t xml:space="preserve">Las anotaciones temporales en el vídeo marcan los momentos clave: inicio de cada sala, detección de gestos BCI (parpadeos, NOD, SHAKE, jaw clench) y transiciones de estado mental. Este formato permite visualizar de forma intuitiva la correlación entre el comportamiento visible del participante y los datos neurofisiológicos subyacentes.</w:t>
+        <w:t xml:space="preserve">Los resultados observados apuntan a que la mayor dificultad se concentra en los retos de gestos discretos —Morse y Sí/No—, mientras que las salas de calma se resuelven con fluidez una vez estabilizada la señal y las de parpadeo combinado con apriete de mandíbula resultan las más fiables. La mayor variabilidad de los gestos de cabeza (asentir/negar) frente a la estabilidad aparente del parpadeo y la mandíbula respalda la decisión de calibrar por usuario los umbrales de NOD y SHAKE durante el calentamiento, y la dificultad detectada en el Morse motivó su simplificación en El Castillo Encantado.</w:t>
       </w:r>
     </w:p>
     <w:p>
@@ -11855,7 +14647,37 @@
           <w:sz w:val="24"/>
           <w:szCs w:val="24"/>
         </w:rPr>
-        <w:t xml:space="preserve">En este estudio piloto, el vídeo compuesto se empleó como herramienta de visualización cualitativa durante el desarrollo, para comprobar la correspondencia entre el comportamiento del participante y la señal registrada. Un análisis sistemático fotograma a fotograma de una muestra amplia de sesiones se plantea como trabajo futuro.</w:t>
+        <w:t xml:space="preserve">La calidad de la señal (HSI) se confirma como un factor determinante: como en cualquier interfaz basada en EEG, una detección fiable requiere un buen contacto de los electrodos y una postura estable. El sistema comprueba el HSI antes de aceptar gestos y guía al participante para mantenerlo, de modo que la propia mecánica del juego favorece las condiciones en las que la lectura es más precisa. A ello se suman el bloqueo de la entrada mientras el robot habla —con un margen de gracia tras la locución— y el botón de rescate, que evitan bloqueos y activaciones espurias.</w:t>
+      </w:r>
+    </w:p>
+    <w:p>
+      <w:pPr>
+        <w:spacing w:after="120" w:before="120"/>
+        <w:jc w:val="both"/>
+      </w:pPr>
+      <w:r>
+        <w:rPr>
+          <w:rFonts w:ascii="Arial" w:cs="Arial" w:eastAsia="Arial" w:hAnsi="Arial"/>
+          <w:sz w:val="24"/>
+          <w:szCs w:val="24"/>
+        </w:rPr>
+        <w:t xml:space="preserve">Las pruebas confirman también que el sistema funciona tanto en dispositivos Android convencionales como con el robot Temi. La ejecución en tableta resultó adecuada para verificar la interacción, la recepción de señal y los módulos del juego, mientras que las sesiones con Temi permitieron comprobar además las acciones físicas y la integración con su SDK. En conjunto, y a partir de las respuestas al cuestionario, esta primera valoración de la experiencia es positiva en cuanto a interés, estética y satisfacción, y señala la inmersión sostenida como el aspecto con mayor margen de mejora.</w:t>
+      </w:r>
+    </w:p>
+    <w:p>
+      <w:pPr>
+        <w:pStyle w:val="Heading1"/>
+        <w:pageBreakBefore/>
+      </w:pPr>
+      <w:r>
+        <w:rPr>
+          <w:rFonts w:ascii="Arial" w:cs="Arial" w:eastAsia="Arial" w:hAnsi="Arial"/>
+          <w:b/>
+          <w:bCs/>
+          <w:sz w:val="36"/>
+          <w:szCs w:val="36"/>
+        </w:rPr>
+        <w:t xml:space="preserve">Capítulo 7. Conclusiones y trabajo futuro</w:t>
       </w:r>
     </w:p>
     <w:p>
@@ -11870,7 +14692,7 @@
           <w:sz w:val="28"/>
           <w:szCs w:val="28"/>
         </w:rPr>
-        <w:t xml:space="preserve">6.7 Discusión</w:t>
+        <w:t xml:space="preserve">7.1 Conclusiones</w:t>
       </w:r>
     </w:p>
     <w:p>
@@ -11884,7 +14706,7 @@
           <w:sz w:val="24"/>
           <w:szCs w:val="24"/>
         </w:rPr>
-        <w:t xml:space="preserve">Las sesiones de evaluación muestran que los participantes completan los tres niveles narrativos empleando los cuatro gestos BCI (parpadeo, apriete de mandíbula, asentir y negar) junto con la regulación del estado de calma. Se observa un efecto de familiarización: en las primeras salas de la primera partida el participante ajusta la intensidad y la forma de cada gesto a la respuesta del sistema, y el desempeño mejora con rapidez a medida que se interioriza.</w:t>
+        <w:t xml:space="preserve">El presente Trabajo de Fin de Grado ha demostrado la viabilidad técnica de integrar señales EEG de bajo coste con un robot social comercial para crear una experiencia de interacción humano-robot adaptativa y novedosa. El sistema desarrollado cubre la cadena completa desde la captura de señal EEG hasta la actuación del robot, incluyendo dos modos de conexión, clasificación de estados mentales, detección de cuatro gestos de interacción, un motor de juego genérico y un editor de niveles personalizados.</w:t>
       </w:r>
     </w:p>
     <w:p>
@@ -11898,7 +14720,7 @@
           <w:sz w:val="24"/>
           <w:szCs w:val="24"/>
         </w:rPr>
-        <w:t xml:space="preserve">Los resultados del piloto respaldan esta lectura. En lo objetivo, las cinco partidas se completaron y los intentos fallidos se concentran en las salas de gestos discretos —Morse y sí/no—, mientras que las de calma se superan con fluidez. En lo subjetivo, el cuestionario refleja una valoración alta de la experiencia (4,11 sobre 5), con curiosidad, estética y satisfacción como puntos fuertes y una fricción de uso baja, un sentido de agencia moderado-alto (3,67) y una inmersión más contenida en el GEQ (2,78). La mayor dificultad detectada —el Morse de tres símbolos de El Castillo, con once intentos fallidos en una sola sala— motivó su simplificación, de modo que la propia evaluación piloto retroalimentó el diseño del sistema.</w:t>
+        <w:t xml:space="preserve">Entre los logros más destacados del proyecto cabe mencionar: la implementación de un pipeline EEG completamente funcional, capaz de proporcionar una respuesta interactiva en tiempo real durante las pruebas de desarrollo realizadas; el diseño de un motor de Escape Room genérico y extensible con seis tipos de módulos (incluyendo VideoStateModule, que combina vídeo concurrente con seguimiento EEG, y RobotAnimModule, un interludio de celebración sin reto de interacción); la integración del editor de niveles personalizado con reordenación de salas, edición in situ y plantillas de acciones predefinidas; la exportación e importación de niveles completos con vídeos mediante ZIP sin necesidad de ADB; y la operación en modo simulado sin hardware Temi, que facilita el desarrollo y las pruebas en cualquier dispositivo Android.</w:t>
       </w:r>
     </w:p>
     <w:p>
@@ -11912,7 +14734,7 @@
           <w:sz w:val="24"/>
           <w:szCs w:val="24"/>
         </w:rPr>
-        <w:t xml:space="preserve">Como en cualquier interfaz basada en EEG, una detección fiable requiere un buen contacto de los electrodos y una postura razonablemente estable. El sistema comprueba la calidad de la señal (HSI) antes de aceptar gestos y guía al participante para mantenerla, de modo que la propia mecánica del juego favorece las condiciones en las que la lectura es más precisa.</w:t>
+        <w:t xml:space="preserve">Desde el punto de vista académico, el proyecto ha permitido profundizar en áreas multidisciplinares que incluyen el procesamiento de señales EEG, las interfaces BCI, la robótica social, el desarrollo Android avanzado y el diseño de arquitecturas software modulares. La propuesta original evolucionó de forma natural hacia una aplicación más rica y demostrable, manteniendo el espíritu de la propuesta inicial de adaptar el comportamiento del robot al estado mental del usuario.</w:t>
       </w:r>
     </w:p>
     <w:p>
@@ -11926,7 +14748,7 @@
           <w:sz w:val="24"/>
           <w:szCs w:val="24"/>
         </w:rPr>
-        <w:t xml:space="preserve">El sistema incorpora varias medidas para favorecer una detección fiable y una experiencia fluida. El calentamiento de gestos previo a la partida permite al participante practicar cada acción sin que cuente para el resultado y, a la vez, comprobar que la diadema lo detecta; durante ese calentamiento se derivan además umbrales personalizados de asentir y negar a partir del movimiento real del usuario, lo que reduce la variabilidad interindividual. A ello se añaden las guardas de robustez descritas en el Capítulo 4 —descarte de gestos cuando la calidad de señal es deficiente (HSI elevado) y bloqueo de la entrada mientras el robot habla, para que el eco de los altavoces no se registre como gestos— y el botón de rescate que permite avanzar si una sala se resiste. En conjunto, estas medidas hacen que la interacción resulte robusta y cómoda para el participante.</w:t>
+        <w:t xml:space="preserve">Entre las limitaciones identificadas destacan la dependencia de la calidad de la señal EEG, sensible al movimiento del participante y al ajuste de la diadema, y las restricciones del SDK de Temi en cuanto a la precisión de la navegación autónoma en mapas no calibrados. La variabilidad interindividual de los umbrales, que inicialmente obligaba a un ajuste manual, se ha mitigado incorporando un procedimiento de calibración por usuario descrito en el apartado 5.10.</w:t>
       </w:r>
     </w:p>
     <w:p>
@@ -11940,94 +14762,7 @@
           <w:sz w:val="24"/>
           <w:szCs w:val="24"/>
         </w:rPr>
-        <w:t xml:space="preserve">En cuanto a los gestos individuales, la detección de parpadeo y de apriete de mandíbula resulta la más fiable de las cuatro, con tasas de falso positivo bajas gracias a los mecanismos de debounce y de guard. La detección de asentir y negar muestra mayor variabilidad entre participantes, lo que justifica su calibración individual durante el calentamiento. Por último, las salas de calma presentan la mayor variabilidad en el tiempo de superación, dado que dependen directamente de la capacidad del participante para regular su estado mental, una habilidad que también mejora con la práctica.</w:t>
-      </w:r>
-    </w:p>
-    <w:p>
-      <w:pPr>
-        <w:pStyle w:val="Heading1"/>
-        <w:pageBreakBefore/>
-      </w:pPr>
-      <w:r>
-        <w:rPr>
-          <w:rFonts w:ascii="Arial" w:cs="Arial" w:eastAsia="Arial" w:hAnsi="Arial"/>
-          <w:b/>
-          <w:bCs/>
-          <w:sz w:val="36"/>
-          <w:szCs w:val="36"/>
-        </w:rPr>
-        <w:t xml:space="preserve">Capítulo 7. Conclusiones y trabajo futuro</w:t>
-      </w:r>
-    </w:p>
-    <w:p>
-      <w:pPr>
-        <w:pStyle w:val="Heading2"/>
-      </w:pPr>
-      <w:r>
-        <w:rPr>
-          <w:rFonts w:ascii="Arial" w:cs="Arial" w:eastAsia="Arial" w:hAnsi="Arial"/>
-          <w:b/>
-          <w:bCs/>
-          <w:sz w:val="28"/>
-          <w:szCs w:val="28"/>
-        </w:rPr>
-        <w:t xml:space="preserve">7.1 Conclusiones</w:t>
-      </w:r>
-    </w:p>
-    <w:p>
-      <w:pPr>
-        <w:spacing w:after="120" w:before="120"/>
-        <w:jc w:val="both"/>
-      </w:pPr>
-      <w:r>
-        <w:rPr>
-          <w:rFonts w:ascii="Arial" w:cs="Arial" w:eastAsia="Arial" w:hAnsi="Arial"/>
-          <w:sz w:val="24"/>
-          <w:szCs w:val="24"/>
-        </w:rPr>
-        <w:t xml:space="preserve">El presente Trabajo de Fin de Grado ha demostrado la viabilidad técnica de integrar señales EEG de bajo coste con un robot social comercial para crear una experiencia de interacción humano-robot adaptativa y novedosa. El sistema desarrollado cubre la cadena completa desde la captura de señal EEG hasta la actuación del robot, incluyendo dos modos de conexión, clasificación de estados mentales, detección de cuatro gestos BCI, un motor de juego genérico y un editor de niveles personalizados.</w:t>
-      </w:r>
-    </w:p>
-    <w:p>
-      <w:pPr>
-        <w:spacing w:after="120" w:before="120"/>
-        <w:jc w:val="both"/>
-      </w:pPr>
-      <w:r>
-        <w:rPr>
-          <w:rFonts w:ascii="Arial" w:cs="Arial" w:eastAsia="Arial" w:hAnsi="Arial"/>
-          <w:sz w:val="24"/>
-          <w:szCs w:val="24"/>
-        </w:rPr>
-        <w:t xml:space="preserve">Entre los logros más destacados del proyecto cabe mencionar: la implementación de un pipeline EEG completamente funcional con latencias por debajo de los 500 ms en condiciones normales; el diseño de un motor de Escape Room genérico y extensible con seis tipos de módulos (incluyendo VideoStateModule, que combina vídeo concurrente con seguimiento EEG, y RobotAnimModule, un interludio de celebración sin reto BCI); la integración del editor de niveles personalizado con reordenación de salas, edición in situ y plantillas de acciones predefinidas; la exportación e importación de niveles completos con vídeos mediante ZIP sin necesidad de ADB; y la operación en modo simulado sin hardware Temi, que facilita el desarrollo y las pruebas en cualquier dispositivo Android.</w:t>
-      </w:r>
-    </w:p>
-    <w:p>
-      <w:pPr>
-        <w:spacing w:after="120" w:before="120"/>
-        <w:jc w:val="both"/>
-      </w:pPr>
-      <w:r>
-        <w:rPr>
-          <w:rFonts w:ascii="Arial" w:cs="Arial" w:eastAsia="Arial" w:hAnsi="Arial"/>
-          <w:sz w:val="24"/>
-          <w:szCs w:val="24"/>
-        </w:rPr>
-        <w:t xml:space="preserve">Desde el punto de vista académico, el proyecto ha permitido profundizar en áreas multidisciplinares que incluyen el procesamiento de señales EEG, las interfaces BCI, la robótica social, el desarrollo Android avanzado y el diseño de arquitecturas software modulares. La propuesta original evolucionó de forma natural hacia una aplicación más rica y demostrable, manteniendo el espíritu de la propuesta inicial de adaptar el comportamiento del robot al estado mental del usuario.</w:t>
-      </w:r>
-    </w:p>
-    <w:p>
-      <w:pPr>
-        <w:spacing w:after="120" w:before="120"/>
-        <w:jc w:val="both"/>
-      </w:pPr>
-      <w:r>
-        <w:rPr>
-          <w:rFonts w:ascii="Arial" w:cs="Arial" w:eastAsia="Arial" w:hAnsi="Arial"/>
-          <w:sz w:val="24"/>
-          <w:szCs w:val="24"/>
-        </w:rPr>
-        <w:t xml:space="preserve">Entre las limitaciones identificadas destacan la dependencia de la calidad de la señal EEG, sensible al movimiento del participante y al ajuste de la diadema, y las restricciones del SDK de Temi en cuanto a la precisión de la navegación autónoma en mapas no calibrados. La variabilidad interindividual de los umbrales, que inicialmente obligaba a un ajuste manual, se ha mitigado incorporando un procedimiento de calibración por usuario descrito en el apartado 5.10.</w:t>
+        <w:t xml:space="preserve">Conviene precisar el alcance de la verificación realizada. El sistema está completamente implementado; su lógica se ha validado mediante las sesenta pruebas unitarias automatizadas y mediante pruebas de integración y desarrollo, y se ha llevado a cabo una evaluación preliminar con usuarios, empleando la aplicación tanto en dispositivos Android como con el robot Temi, cuyos resultados observados se recogen en el Capítulo 6. Esta evaluación tiene carácter exploratorio y no constituye una validación estadística ni clínica; una validación sistemática con una muestra amplia queda planteada como trabajo futuro.</w:t>
       </w:r>
     </w:p>
     <w:p>
@@ -12090,7 +14825,7 @@
           <w:sz w:val="24"/>
           <w:szCs w:val="24"/>
         </w:rPr>
-        <w:t xml:space="preserve">Ampliación del vocabulario de gestos BCI: incorporar imaginería motora (izquierda/derecha) o potenciales P300 como modalidades adicionales de control, aumentando el espacio de interacciones posibles sin incrementar la carga cognitiva del usuario.</w:t>
+        <w:t xml:space="preserve">Ampliación del vocabulario de interacción con modalidades BCI propiamente dichas: incorporar imaginería motora (izquierda/derecha) o potenciales P300, basadas en actividad cerebral, como modalidades adicionales de control, aumentando el espacio de interacciones posibles sin incrementar la carga cognitiva del usuario.</w:t>
       </w:r>
     </w:p>
     <w:p>
@@ -12124,7 +14859,7 @@
           <w:sz w:val="24"/>
           <w:szCs w:val="24"/>
         </w:rPr>
-        <w:t xml:space="preserve">Integración de análisis longitudinal: añadir un módulo de análisis de sesiones que compare la evolución del usuario a lo largo de múltiples partidas, identificando mejoras en la regulación emocional y la destreza en el uso de los gestos BCI.</w:t>
+        <w:t xml:space="preserve">Integración de análisis longitudinal: añadir un módulo de análisis de sesiones que compare la evolución del usuario a lo largo de múltiples partidas, identificando mejoras en la regulación del estado y la destreza en el uso de los gestos de interacción.</w:t>
       </w:r>
     </w:p>
     <w:p>
@@ -12158,7 +14893,7 @@
           <w:sz w:val="24"/>
           <w:szCs w:val="24"/>
         </w:rPr>
-        <w:t xml:space="preserve">Validación de la calibración con una muestra amplia de participantes: el procedimiento de calibración por usuario ya está implementado (apartado 5.10), pero sus parámetros —duración de la medición y número de desviaciones típicas empleado— se han fijado a partir de un número reducido de sesiones y conviene contrastarlos con una muestra mayor.</w:t>
+        <w:t xml:space="preserve">Validación de la calibración con una muestra amplia de participantes: el procedimiento de calibración por usuario ya está implementado (apartado 5.10), pero sus parámetros —duración de la medición y número de desviaciones típicas empleado— se han fijado a partir de las pruebas de desarrollo realizadas y conviene contrastarlos con una muestra amplia de participantes.</w:t>
       </w:r>
     </w:p>
     <w:p>
@@ -12198,291 +14933,272 @@
     </w:p>
     <w:p>
       <w:pPr>
-        <w:pStyle w:val="ListParagraph"/>
-        <w:numPr>
-          <w:ilvl w:val="0"/>
-          <w:numId w:val="3"/>
-        </w:numPr>
-      </w:pPr>
-      <w:r>
-        <w:rPr>
-          <w:rFonts w:ascii="Arial" w:cs="Arial" w:eastAsia="Arial" w:hAnsi="Arial"/>
-          <w:sz w:val="24"/>
-          <w:szCs w:val="24"/>
+        <w:spacing w:after="40" w:before="40"/>
+        <w:ind w:left="480" w:hanging="480"/>
+        <w:jc w:val="both"/>
+      </w:pPr>
+      <w:r>
+        <w:rPr>
+          <w:rFonts w:ascii="Arial" w:cs="Arial" w:eastAsia="Arial" w:hAnsi="Arial"/>
+          <w:sz w:val="22"/>
+          <w:szCs w:val="22"/>
         </w:rPr>
         <w:t xml:space="preserve">[1] T. O. Zander and C. Kothe, "Towards passive brain-computer interfaces: applying brain-computer interface technology to human-machine systems in general," Journal of Neural Engineering, vol. 8, no. 2, p. 025005, 2011.</w:t>
       </w:r>
     </w:p>
     <w:p>
       <w:pPr>
-        <w:pStyle w:val="ListParagraph"/>
-        <w:numPr>
-          <w:ilvl w:val="0"/>
-          <w:numId w:val="3"/>
-        </w:numPr>
-      </w:pPr>
-      <w:r>
-        <w:rPr>
-          <w:rFonts w:ascii="Arial" w:cs="Arial" w:eastAsia="Arial" w:hAnsi="Arial"/>
-          <w:sz w:val="24"/>
-          <w:szCs w:val="24"/>
+        <w:spacing w:after="40" w:before="40"/>
+        <w:ind w:left="480" w:hanging="480"/>
+        <w:jc w:val="both"/>
+      </w:pPr>
+      <w:r>
+        <w:rPr>
+          <w:rFonts w:ascii="Arial" w:cs="Arial" w:eastAsia="Arial" w:hAnsi="Arial"/>
+          <w:sz w:val="22"/>
+          <w:szCs w:val="22"/>
         </w:rPr>
         <w:t xml:space="preserve">[2] C. Mühl, B. Allison, A. Nijholt, and G. Chanel, "A survey of affective brain computer interfaces: principles, state-of-the-art, and challenges," Brain-Computer Interfaces, vol. 1, no. 2, pp. 66-84, 2014.</w:t>
       </w:r>
     </w:p>
     <w:p>
       <w:pPr>
-        <w:pStyle w:val="ListParagraph"/>
-        <w:numPr>
-          <w:ilvl w:val="0"/>
-          <w:numId w:val="3"/>
-        </w:numPr>
-      </w:pPr>
-      <w:r>
-        <w:rPr>
-          <w:rFonts w:ascii="Arial" w:cs="Arial" w:eastAsia="Arial" w:hAnsi="Arial"/>
-          <w:sz w:val="24"/>
-          <w:szCs w:val="24"/>
+        <w:spacing w:after="40" w:before="40"/>
+        <w:ind w:left="480" w:hanging="480"/>
+        <w:jc w:val="both"/>
+      </w:pPr>
+      <w:r>
+        <w:rPr>
+          <w:rFonts w:ascii="Arial" w:cs="Arial" w:eastAsia="Arial" w:hAnsi="Arial"/>
+          <w:sz w:val="22"/>
+          <w:szCs w:val="22"/>
         </w:rPr>
         <w:t xml:space="preserve">[3] J. R. Wolpaw, N. Birbaumer, D. J. McFarland, G. Pfurtscheller, and T. M. Vaughan, "Brain-computer interfaces for communication and control," Clinical Neurophysiology, vol. 113, no. 6, pp. 767-791, 2002.</w:t>
       </w:r>
     </w:p>
     <w:p>
       <w:pPr>
-        <w:pStyle w:val="ListParagraph"/>
-        <w:numPr>
-          <w:ilvl w:val="0"/>
-          <w:numId w:val="3"/>
-        </w:numPr>
-      </w:pPr>
-      <w:r>
-        <w:rPr>
-          <w:rFonts w:ascii="Arial" w:cs="Arial" w:eastAsia="Arial" w:hAnsi="Arial"/>
-          <w:sz w:val="24"/>
-          <w:szCs w:val="24"/>
+        <w:spacing w:after="40" w:before="40"/>
+        <w:ind w:left="480" w:hanging="480"/>
+        <w:jc w:val="both"/>
+      </w:pPr>
+      <w:r>
+        <w:rPr>
+          <w:rFonts w:ascii="Arial" w:cs="Arial" w:eastAsia="Arial" w:hAnsi="Arial"/>
+          <w:sz w:val="22"/>
+          <w:szCs w:val="22"/>
         </w:rPr>
         <w:t xml:space="preserve">[4] G. Pfurtscheller and F. H. Lopes da Silva, "Event-related EEG/MEG synchronization and desynchronization: basic principles," Clinical Neurophysiology, vol. 110, no. 11, pp. 1842-1857, 1999.</w:t>
       </w:r>
     </w:p>
     <w:p>
       <w:pPr>
-        <w:pStyle w:val="ListParagraph"/>
-        <w:numPr>
-          <w:ilvl w:val="0"/>
-          <w:numId w:val="3"/>
-        </w:numPr>
-      </w:pPr>
-      <w:r>
-        <w:rPr>
-          <w:rFonts w:ascii="Arial" w:cs="Arial" w:eastAsia="Arial" w:hAnsi="Arial"/>
-          <w:sz w:val="24"/>
-          <w:szCs w:val="24"/>
+        <w:spacing w:after="40" w:before="40"/>
+        <w:ind w:left="480" w:hanging="480"/>
+        <w:jc w:val="both"/>
+      </w:pPr>
+      <w:r>
+        <w:rPr>
+          <w:rFonts w:ascii="Arial" w:cs="Arial" w:eastAsia="Arial" w:hAnsi="Arial"/>
+          <w:sz w:val="22"/>
+          <w:szCs w:val="22"/>
         </w:rPr>
         <w:t xml:space="preserve">[5] C. L. Bethel and R. R. Murphy, "Survey of non-facial/non-verbal affective expressions for appearance-constrained robots," IEEE Transactions on Systems, Man, and Cybernetics, Part C (Applications and Reviews), vol. 38, no. 1, pp. 83-92, 2008.</w:t>
       </w:r>
     </w:p>
     <w:p>
       <w:pPr>
-        <w:pStyle w:val="ListParagraph"/>
-        <w:numPr>
-          <w:ilvl w:val="0"/>
-          <w:numId w:val="3"/>
-        </w:numPr>
-      </w:pPr>
-      <w:r>
-        <w:rPr>
-          <w:rFonts w:ascii="Arial" w:cs="Arial" w:eastAsia="Arial" w:hAnsi="Arial"/>
-          <w:sz w:val="24"/>
-          <w:szCs w:val="24"/>
+        <w:spacing w:after="40" w:before="40"/>
+        <w:ind w:left="480" w:hanging="480"/>
+        <w:jc w:val="both"/>
+      </w:pPr>
+      <w:r>
+        <w:rPr>
+          <w:rFonts w:ascii="Arial" w:cs="Arial" w:eastAsia="Arial" w:hAnsi="Arial"/>
+          <w:sz w:val="22"/>
+          <w:szCs w:val="22"/>
         </w:rPr>
         <w:t xml:space="preserve">[6] I. Duvinage et al., "Performance of the Emotiv Epoc headset for P300-based applications," Biomedical Engineering Online, vol. 12, no. 1, p. 56, 2013.</w:t>
       </w:r>
     </w:p>
     <w:p>
       <w:pPr>
-        <w:pStyle w:val="ListParagraph"/>
-        <w:numPr>
-          <w:ilvl w:val="0"/>
-          <w:numId w:val="3"/>
-        </w:numPr>
-      </w:pPr>
-      <w:r>
-        <w:rPr>
-          <w:rFonts w:ascii="Arial" w:cs="Arial" w:eastAsia="Arial" w:hAnsi="Arial"/>
-          <w:sz w:val="24"/>
-          <w:szCs w:val="24"/>
+        <w:spacing w:after="40" w:before="40"/>
+        <w:ind w:left="480" w:hanging="480"/>
+        <w:jc w:val="both"/>
+      </w:pPr>
+      <w:r>
+        <w:rPr>
+          <w:rFonts w:ascii="Arial" w:cs="Arial" w:eastAsia="Arial" w:hAnsi="Arial"/>
+          <w:sz w:val="22"/>
+          <w:szCs w:val="22"/>
         </w:rPr>
         <w:t xml:space="preserve">[7] InteraXon Inc., "Muse Developer Toolkit Documentation," 2023. [Online]. Available: https://choosemuse.com/dev.</w:t>
       </w:r>
     </w:p>
     <w:p>
       <w:pPr>
-        <w:pStyle w:val="ListParagraph"/>
-        <w:numPr>
-          <w:ilvl w:val="0"/>
-          <w:numId w:val="3"/>
-        </w:numPr>
-      </w:pPr>
-      <w:r>
-        <w:rPr>
-          <w:rFonts w:ascii="Arial" w:cs="Arial" w:eastAsia="Arial" w:hAnsi="Arial"/>
-          <w:sz w:val="24"/>
-          <w:szCs w:val="24"/>
+        <w:spacing w:after="40" w:before="40"/>
+        <w:ind w:left="480" w:hanging="480"/>
+        <w:jc w:val="both"/>
+      </w:pPr>
+      <w:r>
+        <w:rPr>
+          <w:rFonts w:ascii="Arial" w:cs="Arial" w:eastAsia="Arial" w:hAnsi="Arial"/>
+          <w:sz w:val="22"/>
+          <w:szCs w:val="22"/>
         </w:rPr>
         <w:t xml:space="preserve">[8] InteraXon Inc., "LibMuse Android SDK Reference," GitHub Repository, 2023.</w:t>
       </w:r>
     </w:p>
     <w:p>
       <w:pPr>
-        <w:pStyle w:val="ListParagraph"/>
-        <w:numPr>
-          <w:ilvl w:val="0"/>
-          <w:numId w:val="3"/>
-        </w:numPr>
-      </w:pPr>
-      <w:r>
-        <w:rPr>
-          <w:rFonts w:ascii="Arial" w:cs="Arial" w:eastAsia="Arial" w:hAnsi="Arial"/>
-          <w:sz w:val="24"/>
-          <w:szCs w:val="24"/>
+        <w:spacing w:after="40" w:before="40"/>
+        <w:ind w:left="480" w:hanging="480"/>
+        <w:jc w:val="both"/>
+      </w:pPr>
+      <w:r>
+        <w:rPr>
+          <w:rFonts w:ascii="Arial" w:cs="Arial" w:eastAsia="Arial" w:hAnsi="Arial"/>
+          <w:sz w:val="22"/>
+          <w:szCs w:val="22"/>
         </w:rPr>
         <w:t xml:space="preserve">[9] C. Breazeal, "Toward sociable robots," Robotics and Autonomous Systems, vol. 42, no. 3-4, pp. 167-175, 2003.</w:t>
       </w:r>
     </w:p>
     <w:p>
       <w:pPr>
-        <w:pStyle w:val="ListParagraph"/>
-        <w:numPr>
-          <w:ilvl w:val="0"/>
-          <w:numId w:val="3"/>
-        </w:numPr>
-      </w:pPr>
-      <w:r>
-        <w:rPr>
-          <w:rFonts w:ascii="Arial" w:cs="Arial" w:eastAsia="Arial" w:hAnsi="Arial"/>
-          <w:sz w:val="24"/>
-          <w:szCs w:val="24"/>
+        <w:spacing w:after="40" w:before="40"/>
+        <w:ind w:left="480" w:hanging="480"/>
+        <w:jc w:val="both"/>
+      </w:pPr>
+      <w:r>
+        <w:rPr>
+          <w:rFonts w:ascii="Arial" w:cs="Arial" w:eastAsia="Arial" w:hAnsi="Arial"/>
+          <w:sz w:val="22"/>
+          <w:szCs w:val="22"/>
         </w:rPr>
         <w:t xml:space="preserve">[10] Robotemi Global Inc., "Temi Developer SDK Documentation," 2023. [Online]. Available: https://developer.robotemi.com.</w:t>
       </w:r>
     </w:p>
     <w:p>
       <w:pPr>
-        <w:pStyle w:val="ListParagraph"/>
-        <w:numPr>
-          <w:ilvl w:val="0"/>
-          <w:numId w:val="3"/>
-        </w:numPr>
-      </w:pPr>
-      <w:r>
-        <w:rPr>
-          <w:rFonts w:ascii="Arial" w:cs="Arial" w:eastAsia="Arial" w:hAnsi="Arial"/>
-          <w:sz w:val="24"/>
-          <w:szCs w:val="24"/>
+        <w:spacing w:after="40" w:before="40"/>
+        <w:ind w:left="480" w:hanging="480"/>
+        <w:jc w:val="both"/>
+      </w:pPr>
+      <w:r>
+        <w:rPr>
+          <w:rFonts w:ascii="Arial" w:cs="Arial" w:eastAsia="Arial" w:hAnsi="Arial"/>
+          <w:sz w:val="22"/>
+          <w:szCs w:val="22"/>
         </w:rPr>
         <w:t xml:space="preserve">[11] I. Leite, C. Martinho, and A. Paiva, "Social robots for long-term interaction: a survey," International Journal of Social Robotics, vol. 5, no. 2, pp. 291-308, 2013.</w:t>
       </w:r>
     </w:p>
     <w:p>
       <w:pPr>
-        <w:pStyle w:val="ListParagraph"/>
-        <w:numPr>
-          <w:ilvl w:val="0"/>
-          <w:numId w:val="3"/>
-        </w:numPr>
-      </w:pPr>
-      <w:r>
-        <w:rPr>
-          <w:rFonts w:ascii="Arial" w:cs="Arial" w:eastAsia="Arial" w:hAnsi="Arial"/>
-          <w:sz w:val="24"/>
-          <w:szCs w:val="24"/>
+        <w:spacing w:after="40" w:before="40"/>
+        <w:ind w:left="480" w:hanging="480"/>
+        <w:jc w:val="both"/>
+      </w:pPr>
+      <w:r>
+        <w:rPr>
+          <w:rFonts w:ascii="Arial" w:cs="Arial" w:eastAsia="Arial" w:hAnsi="Arial"/>
+          <w:sz w:val="22"/>
+          <w:szCs w:val="22"/>
         </w:rPr>
         <w:t xml:space="preserve">[12] M. Arns, S. de Ridder, U. Strehl, M. Breteler, and A. Coenen, "Efficacy of neurofeedback treatment in ADHD: the effects on inattention, impulsivity and hyperactivity," Clinical EEG and Neuroscience, vol. 40, no. 3, pp. 180-189, 2009.</w:t>
       </w:r>
     </w:p>
     <w:p>
       <w:pPr>
-        <w:pStyle w:val="ListParagraph"/>
-        <w:numPr>
-          <w:ilvl w:val="0"/>
-          <w:numId w:val="3"/>
-        </w:numPr>
-      </w:pPr>
-      <w:r>
-        <w:rPr>
-          <w:rFonts w:ascii="Arial" w:cs="Arial" w:eastAsia="Arial" w:hAnsi="Arial"/>
-          <w:sz w:val="24"/>
-          <w:szCs w:val="24"/>
+        <w:spacing w:after="40" w:before="40"/>
+        <w:ind w:left="480" w:hanging="480"/>
+        <w:jc w:val="both"/>
+      </w:pPr>
+      <w:r>
+        <w:rPr>
+          <w:rFonts w:ascii="Arial" w:cs="Arial" w:eastAsia="Arial" w:hAnsi="Arial"/>
+          <w:sz w:val="22"/>
+          <w:szCs w:val="22"/>
         </w:rPr>
         <w:t xml:space="preserve">[13] J. H. Gruzelier, "EEG-neurofeedback for optimising performance I: A review of cognitive and affective outcome in healthy participants," Neuroscience and Biobehavioral Reviews, vol. 44, pp. 124-141, 2014.</w:t>
       </w:r>
     </w:p>
     <w:p>
       <w:pPr>
-        <w:pStyle w:val="ListParagraph"/>
-        <w:numPr>
-          <w:ilvl w:val="0"/>
-          <w:numId w:val="3"/>
-        </w:numPr>
-      </w:pPr>
-      <w:r>
-        <w:rPr>
-          <w:rFonts w:ascii="Arial" w:cs="Arial" w:eastAsia="Arial" w:hAnsi="Arial"/>
-          <w:sz w:val="24"/>
-          <w:szCs w:val="24"/>
+        <w:spacing w:after="40" w:before="40"/>
+        <w:ind w:left="480" w:hanging="480"/>
+        <w:jc w:val="both"/>
+      </w:pPr>
+      <w:r>
+        <w:rPr>
+          <w:rFonts w:ascii="Arial" w:cs="Arial" w:eastAsia="Arial" w:hAnsi="Arial"/>
+          <w:sz w:val="22"/>
+          <w:szCs w:val="22"/>
         </w:rPr>
         <w:t xml:space="preserve">[14] S. Nicholson, "Creating engaging escape rooms for the classroom," Childhood Education, vol. 94, no. 1, pp. 44-49, 2018.</w:t>
       </w:r>
     </w:p>
     <w:p>
       <w:pPr>
-        <w:pStyle w:val="ListParagraph"/>
-        <w:numPr>
-          <w:ilvl w:val="0"/>
-          <w:numId w:val="3"/>
-        </w:numPr>
-      </w:pPr>
-      <w:r>
-        <w:rPr>
-          <w:rFonts w:ascii="Arial" w:cs="Arial" w:eastAsia="Arial" w:hAnsi="Arial"/>
-          <w:sz w:val="24"/>
-          <w:szCs w:val="24"/>
+        <w:spacing w:after="40" w:before="40"/>
+        <w:ind w:left="480" w:hanging="480"/>
+        <w:jc w:val="both"/>
+      </w:pPr>
+      <w:r>
+        <w:rPr>
+          <w:rFonts w:ascii="Arial" w:cs="Arial" w:eastAsia="Arial" w:hAnsi="Arial"/>
+          <w:sz w:val="22"/>
+          <w:szCs w:val="22"/>
         </w:rPr>
         <w:t xml:space="preserve">[15] L. H. Taraldsen, F. O. Haara, M. S. Lysne, P. R. Jensen, and E. S. Jenssen, "A review on use of escape rooms in education – touching the void," Education Inquiry, vol. 13, no. 2, pp. 169-184, 2020.</w:t>
       </w:r>
     </w:p>
     <w:p>
       <w:pPr>
-        <w:pStyle w:val="ListParagraph"/>
-        <w:numPr>
-          <w:ilvl w:val="0"/>
-          <w:numId w:val="3"/>
-        </w:numPr>
-      </w:pPr>
-      <w:r>
-        <w:rPr>
-          <w:rFonts w:ascii="Arial" w:cs="Arial" w:eastAsia="Arial" w:hAnsi="Arial"/>
-          <w:sz w:val="24"/>
-          <w:szCs w:val="24"/>
+        <w:spacing w:after="40" w:before="40"/>
+        <w:ind w:left="480" w:hanging="480"/>
+        <w:jc w:val="both"/>
+      </w:pPr>
+      <w:r>
+        <w:rPr>
+          <w:rFonts w:ascii="Arial" w:cs="Arial" w:eastAsia="Arial" w:hAnsi="Arial"/>
+          <w:sz w:val="22"/>
+          <w:szCs w:val="22"/>
         </w:rPr>
         <w:t xml:space="preserve">[16] J. A. Minguillon, M. A. Lopez-Gordo, and F. Pelayo, "Trends in EEG-BCI for daily-life: requirements for artifact removal," Biomedical Signal Processing and Control, vol. 31, pp. 407-418, 2017.</w:t>
       </w:r>
     </w:p>
     <w:p>
       <w:pPr>
-        <w:pStyle w:val="ListParagraph"/>
-        <w:numPr>
-          <w:ilvl w:val="0"/>
-          <w:numId w:val="3"/>
-        </w:numPr>
-      </w:pPr>
-      <w:r>
-        <w:rPr>
-          <w:rFonts w:ascii="Arial" w:cs="Arial" w:eastAsia="Arial" w:hAnsi="Arial"/>
-          <w:sz w:val="24"/>
-          <w:szCs w:val="24"/>
+        <w:spacing w:after="40" w:before="40"/>
+        <w:ind w:left="480" w:hanging="480"/>
+        <w:jc w:val="both"/>
+      </w:pPr>
+      <w:r>
+        <w:rPr>
+          <w:rFonts w:ascii="Arial" w:cs="Arial" w:eastAsia="Arial" w:hAnsi="Arial"/>
+          <w:sz w:val="22"/>
+          <w:szCs w:val="22"/>
         </w:rPr>
         <w:t xml:space="preserve">[17] D. Vernon, T. Egner, N. Cooper, T. Compton, C. Neilands, A. Sheri, and J. Gruzelier, "The effect of training distinct neurofeedback protocols on aspects of cognitive performance," International Journal of Psychophysiology, vol. 47, no. 1, pp. 75-85, 2003.</w:t>
+      </w:r>
+    </w:p>
+    <w:p>
+      <w:pPr>
+        <w:spacing w:after="40" w:before="40"/>
+        <w:ind w:left="480" w:hanging="480"/>
+        <w:jc w:val="both"/>
+      </w:pPr>
+      <w:r>
+        <w:rPr>
+          <w:rFonts w:ascii="Arial" w:cs="Arial" w:eastAsia="Arial" w:hAnsi="Arial"/>
+          <w:sz w:val="22"/>
+          <w:szCs w:val="22"/>
+        </w:rPr>
+        <w:t xml:space="preserve">[18] J. H. Brockmyer, C. M. Fox, K. A. Curtiss, E. McBroom, K. M. Burkhart, and J. N. Pidruzny, "The development of the Game Engagement Questionnaire: A measure of engagement in video game-playing," Journal of Experimental Social Psychology, vol. 45, no. 4, pp. 624-634, 2009.</w:t>
       </w:r>
     </w:p>
     <w:p>
@@ -13920,7 +16636,7 @@
                 <w:sz w:val="22"/>
                 <w:szCs w:val="22"/>
               </w:rPr>
-              <w:t xml:space="preserve">El robot empieza o termina de hablar; la UI lo refleja y el motor bloquea la entrada BCI.</w:t>
+              <w:t xml:space="preserve">El robot empieza o termina de hablar; la UI lo refleja y el motor bloquea la entrada de gestos.</w:t>
             </w:r>
           </w:p>
         </w:tc>
@@ -14954,7 +17670,7 @@
                 <w:sz w:val="22"/>
                 <w:szCs w:val="22"/>
               </w:rPr>
-              <w:t xml:space="preserve">Índice de actividad gamma (linGamma/total); discrimina atención de estrés.</w:t>
+              <w:t xml:space="preserve">Índice de actividad gamma (linGamma/total); característica heurística que ayuda a separar las categorías de atención y estrés.</w:t>
             </w:r>
           </w:p>
         </w:tc>
@@ -17018,7 +19734,7 @@
                 <w:sz w:val="22"/>
                 <w:szCs w:val="22"/>
               </w:rPr>
-              <w:t xml:space="preserve">1 si el robot estaba hablando en este instante (BCI bloqueada).</w:t>
+              <w:t xml:space="preserve">1 si el robot estaba hablando en este instante (entrada de gestos bloqueada).</w:t>
             </w:r>
           </w:p>
         </w:tc>

--- a/TFG_Deac_Alexandru_Florin.docx
+++ b/TFG_Deac_Alexandru_Florin.docx
@@ -814,7 +814,49 @@
           <w:sz w:val="24"/>
           <w:szCs w:val="24"/>
         </w:rPr>
-        <w:t xml:space="preserve">Una interfaz cerebro-computadora (BCI) es un sistema que establece un canal de comunicación directo entre el cerebro humano y un dispositivo externo, sin la intermediación del sistema nervioso periférico ni de los músculos [1]. Las BCI se clasifican en función de su invasividad (invasivas, parcialmente invasivas y no invasivas) y del paradigma de señal empleado (ritmos sensoriomotores, potenciales evocados, potencial de preparación, etc.) [2].</w:t>
+        <w:t xml:space="preserve">Una interfaz cerebro-computadora (BCI) es un sistema que establece un canal de comunicación directo entre el cerebro humano y un dispositivo externo, sin la intermediación del sistema nervioso periférico ni de los músculos </w:t>
+      </w:r>
+      <w:bookmarkStart w:name="cite_1_1" w:id="1"/>
+      <w:hyperlink w:history="1" w:anchor="bib_1">
+        <w:r>
+          <w:rPr>
+            <w:rFonts w:ascii="Arial" w:cs="Arial" w:eastAsia="Arial" w:hAnsi="Arial"/>
+            <w:color w:val="1F4E79"/>
+            <w:sz w:val="24"/>
+            <w:szCs w:val="24"/>
+          </w:rPr>
+          <w:t xml:space="preserve">[1]</w:t>
+        </w:r>
+      </w:hyperlink>
+      <w:bookmarkEnd w:id="1"/>
+      <w:r>
+        <w:rPr>
+          <w:rFonts w:ascii="Arial" w:cs="Arial" w:eastAsia="Arial" w:hAnsi="Arial"/>
+          <w:sz w:val="24"/>
+          <w:szCs w:val="24"/>
+        </w:rPr>
+        <w:t xml:space="preserve">. Las BCI se clasifican en función de su invasividad (invasivas, parcialmente invasivas y no invasivas) y del paradigma de señal empleado (ritmos sensoriomotores, potenciales evocados, potencial de preparación, etc.) </w:t>
+      </w:r>
+      <w:bookmarkStart w:name="cite_2_1" w:id="1"/>
+      <w:hyperlink w:history="1" w:anchor="bib_2">
+        <w:r>
+          <w:rPr>
+            <w:rFonts w:ascii="Arial" w:cs="Arial" w:eastAsia="Arial" w:hAnsi="Arial"/>
+            <w:color w:val="1F4E79"/>
+            <w:sz w:val="24"/>
+            <w:szCs w:val="24"/>
+          </w:rPr>
+          <w:t xml:space="preserve">[2]</w:t>
+        </w:r>
+      </w:hyperlink>
+      <w:bookmarkEnd w:id="1"/>
+      <w:r>
+        <w:rPr>
+          <w:rFonts w:ascii="Arial" w:cs="Arial" w:eastAsia="Arial" w:hAnsi="Arial"/>
+          <w:sz w:val="24"/>
+          <w:szCs w:val="24"/>
+        </w:rPr>
+        <w:t xml:space="preserve">.</w:t>
       </w:r>
     </w:p>
     <w:p>
@@ -828,7 +870,49 @@
           <w:sz w:val="24"/>
           <w:szCs w:val="24"/>
         </w:rPr>
-        <w:t xml:space="preserve">Las BCI no invasivas basadas en electroencefalografía (EEG) son las más utilizadas en investigación y en aplicaciones de consumo por su relación coste-beneficio y su facilidad de uso. Los sistemas BCI basados en EEG han demostrado su utilidad en aplicaciones de control de sillas de ruedas, prótesis, sistemas de comunicación aumentativa y, más recientemente, videojuegos y aplicaciones de entretenimiento [3]. El paradigma de imaginería motora, los potenciales P300 y los ritmos alfa/beta son los más frecuentemente explotados en sistemas BCI de tiempo real [4].</w:t>
+        <w:t xml:space="preserve">Las BCI no invasivas basadas en electroencefalografía (EEG) son las más utilizadas en investigación y en aplicaciones de consumo por su relación coste-beneficio y su facilidad de uso. Los sistemas BCI basados en EEG han demostrado su utilidad en aplicaciones de control de sillas de ruedas, prótesis, sistemas de comunicación aumentativa y, más recientemente, videojuegos y aplicaciones de entretenimiento </w:t>
+      </w:r>
+      <w:bookmarkStart w:name="cite_3_1" w:id="1"/>
+      <w:hyperlink w:history="1" w:anchor="bib_3">
+        <w:r>
+          <w:rPr>
+            <w:rFonts w:ascii="Arial" w:cs="Arial" w:eastAsia="Arial" w:hAnsi="Arial"/>
+            <w:color w:val="1F4E79"/>
+            <w:sz w:val="24"/>
+            <w:szCs w:val="24"/>
+          </w:rPr>
+          <w:t xml:space="preserve">[3]</w:t>
+        </w:r>
+      </w:hyperlink>
+      <w:bookmarkEnd w:id="1"/>
+      <w:r>
+        <w:rPr>
+          <w:rFonts w:ascii="Arial" w:cs="Arial" w:eastAsia="Arial" w:hAnsi="Arial"/>
+          <w:sz w:val="24"/>
+          <w:szCs w:val="24"/>
+        </w:rPr>
+        <w:t xml:space="preserve">. El paradigma de imaginería motora, los potenciales P300 y los ritmos alfa/beta son los más frecuentemente explotados en sistemas BCI de tiempo real </w:t>
+      </w:r>
+      <w:bookmarkStart w:name="cite_4_1" w:id="1"/>
+      <w:hyperlink w:history="1" w:anchor="bib_4">
+        <w:r>
+          <w:rPr>
+            <w:rFonts w:ascii="Arial" w:cs="Arial" w:eastAsia="Arial" w:hAnsi="Arial"/>
+            <w:color w:val="1F4E79"/>
+            <w:sz w:val="24"/>
+            <w:szCs w:val="24"/>
+          </w:rPr>
+          <w:t xml:space="preserve">[4]</w:t>
+        </w:r>
+      </w:hyperlink>
+      <w:bookmarkEnd w:id="1"/>
+      <w:r>
+        <w:rPr>
+          <w:rFonts w:ascii="Arial" w:cs="Arial" w:eastAsia="Arial" w:hAnsi="Arial"/>
+          <w:sz w:val="24"/>
+          <w:szCs w:val="24"/>
+        </w:rPr>
+        <w:t xml:space="preserve">.</w:t>
       </w:r>
     </w:p>
     <w:p>
@@ -842,7 +926,28 @@
           <w:sz w:val="24"/>
           <w:szCs w:val="24"/>
         </w:rPr>
-        <w:t xml:space="preserve">En el contexto de la interacción humano-robot, las BCI ofrecen una modalidad de control especialmente relevante para personas con movilidad reducida, así como un canal de retroalimentación emocional que los sistemas de control convencionales no pueden proporcionar. La detección de estados afectivos como el estrés, la frustración o el aburrimiento a partir de señales EEG permite diseñar robots adaptativos que ajustan su comportamiento en consecuencia. El estudio de cómo los robots expresan estados afectivos a través de medios no faciales es igualmente relevante para cerrar el ciclo de comunicación en la HRI [5].</w:t>
+        <w:t xml:space="preserve">En el contexto de la interacción humano-robot, las BCI ofrecen una modalidad de control especialmente relevante para personas con movilidad reducida, así como un canal de retroalimentación emocional que los sistemas de control convencionales no pueden proporcionar. La detección de estados afectivos como el estrés, la frustración o el aburrimiento a partir de señales EEG permite diseñar robots adaptativos que ajustan su comportamiento en consecuencia. El estudio de cómo los robots expresan estados afectivos a través de medios no faciales es igualmente relevante para cerrar el ciclo de comunicación en la HRI </w:t>
+      </w:r>
+      <w:bookmarkStart w:name="cite_5_1" w:id="1"/>
+      <w:hyperlink w:history="1" w:anchor="bib_5">
+        <w:r>
+          <w:rPr>
+            <w:rFonts w:ascii="Arial" w:cs="Arial" w:eastAsia="Arial" w:hAnsi="Arial"/>
+            <w:color w:val="1F4E79"/>
+            <w:sz w:val="24"/>
+            <w:szCs w:val="24"/>
+          </w:rPr>
+          <w:t xml:space="preserve">[5]</w:t>
+        </w:r>
+      </w:hyperlink>
+      <w:bookmarkEnd w:id="1"/>
+      <w:r>
+        <w:rPr>
+          <w:rFonts w:ascii="Arial" w:cs="Arial" w:eastAsia="Arial" w:hAnsi="Arial"/>
+          <w:sz w:val="24"/>
+          <w:szCs w:val="24"/>
+        </w:rPr>
+        <w:t xml:space="preserve">.</w:t>
       </w:r>
     </w:p>
     <w:p>
@@ -871,7 +976,28 @@
           <w:sz w:val="24"/>
           <w:szCs w:val="24"/>
         </w:rPr>
-        <w:t xml:space="preserve">El mercado de dispositivos EEG de consumo ha experimentado un crecimiento significativo en la última década, impulsado por la reducción de costes de fabricación y el interés en aplicaciones de bienestar y neurofeedback. Entre los dispositivos más utilizados en investigación y desarrollo se encuentran el Emotiv EPOC, el OpenBCI, el NeuroSky MindWave y la diadema MUSE de InteraXon [6].</w:t>
+        <w:t xml:space="preserve">El mercado de dispositivos EEG de consumo ha experimentado un crecimiento significativo en la última década, impulsado por la reducción de costes de fabricación y el interés en aplicaciones de bienestar y neurofeedback. Entre los dispositivos más utilizados en investigación y desarrollo se encuentran el Emotiv EPOC, el OpenBCI, el NeuroSky MindWave y la diadema MUSE de InteraXon </w:t>
+      </w:r>
+      <w:bookmarkStart w:name="cite_6_1" w:id="1"/>
+      <w:hyperlink w:history="1" w:anchor="bib_6">
+        <w:r>
+          <w:rPr>
+            <w:rFonts w:ascii="Arial" w:cs="Arial" w:eastAsia="Arial" w:hAnsi="Arial"/>
+            <w:color w:val="1F4E79"/>
+            <w:sz w:val="24"/>
+            <w:szCs w:val="24"/>
+          </w:rPr>
+          <w:t xml:space="preserve">[6]</w:t>
+        </w:r>
+      </w:hyperlink>
+      <w:bookmarkEnd w:id="1"/>
+      <w:r>
+        <w:rPr>
+          <w:rFonts w:ascii="Arial" w:cs="Arial" w:eastAsia="Arial" w:hAnsi="Arial"/>
+          <w:sz w:val="24"/>
+          <w:szCs w:val="24"/>
+        </w:rPr>
+        <w:t xml:space="preserve">.</w:t>
       </w:r>
     </w:p>
     <w:p>
@@ -885,7 +1011,480 @@
           <w:sz w:val="24"/>
           <w:szCs w:val="24"/>
         </w:rPr>
-        <w:t xml:space="preserve">La diadema MUSE (modelos MUSE 2 y MUSE S) incorpora cuatro electrodos EEG (TP9, AF7, AF8, TP10) y sensores adicionales de acelerómetro, giroscopio y pletismografía fotopléxica. Proporciona los índices procesados de concentración (concentration) y calma (mellow) a una frecuencia de muestreo efectiva de aproximadamente 256 Hz, así como las bandas espectrales brutas (alfa, beta, gamma, delta, theta) y un indicador de calidad de señal HSI (Head Signal Indicator) por electrodo [7].</w:t>
+        <w:t xml:space="preserve">La diadema MUSE (modelos MUSE 2 y MUSE S) integra sensores EEG y de movimiento en un formato ligero de uso cotidiano; la Tabla 2.1 resume sus características principales </w:t>
+      </w:r>
+      <w:bookmarkStart w:name="cite_7_1" w:id="1"/>
+      <w:hyperlink w:history="1" w:anchor="bib_7">
+        <w:r>
+          <w:rPr>
+            <w:rFonts w:ascii="Arial" w:cs="Arial" w:eastAsia="Arial" w:hAnsi="Arial"/>
+            <w:color w:val="1F4E79"/>
+            <w:sz w:val="24"/>
+            <w:szCs w:val="24"/>
+          </w:rPr>
+          <w:t xml:space="preserve">[7]</w:t>
+        </w:r>
+      </w:hyperlink>
+      <w:bookmarkEnd w:id="1"/>
+      <w:r>
+        <w:rPr>
+          <w:rFonts w:ascii="Arial" w:cs="Arial" w:eastAsia="Arial" w:hAnsi="Arial"/>
+          <w:sz w:val="24"/>
+          <w:szCs w:val="24"/>
+        </w:rPr>
+        <w:t xml:space="preserve">.</w:t>
+      </w:r>
+    </w:p>
+    <w:p>
+      <w:r>
+        <w:t xml:space="preserve"/>
+      </w:r>
+    </w:p>
+    <w:tbl>
+      <w:tblPr>
+        <w:tblW w:type="dxa" w:w="9026"/>
+        <w:tblBorders>
+          <w:top w:val="single" w:color="auto" w:sz="4"/>
+          <w:left w:val="single" w:color="auto" w:sz="4"/>
+          <w:bottom w:val="single" w:color="auto" w:sz="4"/>
+          <w:right w:val="single" w:color="auto" w:sz="4"/>
+          <w:insideH w:val="single" w:color="auto" w:sz="4"/>
+          <w:insideV w:val="single" w:color="auto" w:sz="4"/>
+        </w:tblBorders>
+      </w:tblPr>
+      <w:tblGrid>
+        <w:gridCol w:w="3000"/>
+        <w:gridCol w:w="6026"/>
+      </w:tblGrid>
+      <w:tr>
+        <w:trPr>
+          <w:tblHeader/>
+        </w:trPr>
+        <w:tc>
+          <w:tcPr>
+            <w:tcW w:type="dxa" w:w="3000"/>
+            <w:tcBorders>
+              <w:top w:val="single" w:color="1F4E79" w:sz="4"/>
+              <w:left w:val="single" w:color="1F4E79" w:sz="4"/>
+              <w:bottom w:val="single" w:color="1F4E79" w:sz="4"/>
+              <w:right w:val="single" w:color="1F4E79" w:sz="4"/>
+            </w:tcBorders>
+            <w:shd w:fill="1F4E79" w:val="clear"/>
+            <w:tcMar>
+              <w:top w:type="dxa" w:w="80"/>
+              <w:left w:type="dxa" w:w="120"/>
+              <w:bottom w:type="dxa" w:w="80"/>
+              <w:right w:type="dxa" w:w="120"/>
+            </w:tcMar>
+          </w:tcPr>
+          <w:p>
+            <w:r>
+              <w:rPr>
+                <w:rFonts w:ascii="Arial" w:cs="Arial" w:eastAsia="Arial" w:hAnsi="Arial"/>
+                <w:b/>
+                <w:bCs/>
+                <w:color w:val="FFFFFF"/>
+                <w:sz w:val="22"/>
+                <w:szCs w:val="22"/>
+              </w:rPr>
+              <w:t xml:space="preserve">Característica</w:t>
+            </w:r>
+          </w:p>
+        </w:tc>
+        <w:tc>
+          <w:tcPr>
+            <w:tcW w:type="dxa" w:w="6026"/>
+            <w:tcBorders>
+              <w:top w:val="single" w:color="1F4E79" w:sz="4"/>
+              <w:left w:val="single" w:color="1F4E79" w:sz="4"/>
+              <w:bottom w:val="single" w:color="1F4E79" w:sz="4"/>
+              <w:right w:val="single" w:color="1F4E79" w:sz="4"/>
+            </w:tcBorders>
+            <w:shd w:fill="1F4E79" w:val="clear"/>
+            <w:tcMar>
+              <w:top w:type="dxa" w:w="80"/>
+              <w:left w:type="dxa" w:w="120"/>
+              <w:bottom w:type="dxa" w:w="80"/>
+              <w:right w:type="dxa" w:w="120"/>
+            </w:tcMar>
+          </w:tcPr>
+          <w:p>
+            <w:r>
+              <w:rPr>
+                <w:rFonts w:ascii="Arial" w:cs="Arial" w:eastAsia="Arial" w:hAnsi="Arial"/>
+                <w:b/>
+                <w:bCs/>
+                <w:color w:val="FFFFFF"/>
+                <w:sz w:val="22"/>
+                <w:szCs w:val="22"/>
+              </w:rPr>
+              <w:t xml:space="preserve">Descripción</w:t>
+            </w:r>
+          </w:p>
+        </w:tc>
+      </w:tr>
+      <w:tr>
+        <w:tc>
+          <w:tcPr>
+            <w:tcW w:type="dxa" w:w="3000"/>
+            <w:tcBorders>
+              <w:top w:val="single" w:color="CCCCCC" w:sz="1"/>
+              <w:left w:val="single" w:color="CCCCCC" w:sz="1"/>
+              <w:bottom w:val="single" w:color="CCCCCC" w:sz="1"/>
+              <w:right w:val="single" w:color="CCCCCC" w:sz="1"/>
+            </w:tcBorders>
+            <w:shd w:fill="F5F5F5" w:val="clear"/>
+            <w:tcMar>
+              <w:top w:type="dxa" w:w="80"/>
+              <w:left w:type="dxa" w:w="120"/>
+              <w:bottom w:type="dxa" w:w="80"/>
+              <w:right w:type="dxa" w:w="120"/>
+            </w:tcMar>
+          </w:tcPr>
+          <w:p>
+            <w:r>
+              <w:rPr>
+                <w:rFonts w:ascii="Arial" w:cs="Arial" w:eastAsia="Arial" w:hAnsi="Arial"/>
+                <w:sz w:val="22"/>
+                <w:szCs w:val="22"/>
+              </w:rPr>
+              <w:t xml:space="preserve">Electrodos EEG</w:t>
+            </w:r>
+          </w:p>
+        </w:tc>
+        <w:tc>
+          <w:tcPr>
+            <w:tcW w:type="dxa" w:w="6026"/>
+            <w:tcBorders>
+              <w:top w:val="single" w:color="CCCCCC" w:sz="1"/>
+              <w:left w:val="single" w:color="CCCCCC" w:sz="1"/>
+              <w:bottom w:val="single" w:color="CCCCCC" w:sz="1"/>
+              <w:right w:val="single" w:color="CCCCCC" w:sz="1"/>
+            </w:tcBorders>
+            <w:shd w:fill="F5F5F5" w:val="clear"/>
+            <w:tcMar>
+              <w:top w:type="dxa" w:w="80"/>
+              <w:left w:type="dxa" w:w="120"/>
+              <w:bottom w:type="dxa" w:w="80"/>
+              <w:right w:type="dxa" w:w="120"/>
+            </w:tcMar>
+          </w:tcPr>
+          <w:p>
+            <w:r>
+              <w:rPr>
+                <w:rFonts w:ascii="Arial" w:cs="Arial" w:eastAsia="Arial" w:hAnsi="Arial"/>
+                <w:sz w:val="22"/>
+                <w:szCs w:val="22"/>
+              </w:rPr>
+              <w:t xml:space="preserve">4 (TP9, AF7, AF8, TP10)</w:t>
+            </w:r>
+          </w:p>
+        </w:tc>
+      </w:tr>
+      <w:tr>
+        <w:tc>
+          <w:tcPr>
+            <w:tcW w:type="dxa" w:w="3000"/>
+            <w:tcBorders>
+              <w:top w:val="single" w:color="CCCCCC" w:sz="1"/>
+              <w:left w:val="single" w:color="CCCCCC" w:sz="1"/>
+              <w:bottom w:val="single" w:color="CCCCCC" w:sz="1"/>
+              <w:right w:val="single" w:color="CCCCCC" w:sz="1"/>
+            </w:tcBorders>
+            <w:shd w:fill="FFFFFF" w:val="clear"/>
+            <w:tcMar>
+              <w:top w:type="dxa" w:w="80"/>
+              <w:left w:type="dxa" w:w="120"/>
+              <w:bottom w:type="dxa" w:w="80"/>
+              <w:right w:type="dxa" w:w="120"/>
+            </w:tcMar>
+          </w:tcPr>
+          <w:p>
+            <w:r>
+              <w:rPr>
+                <w:rFonts w:ascii="Arial" w:cs="Arial" w:eastAsia="Arial" w:hAnsi="Arial"/>
+                <w:sz w:val="22"/>
+                <w:szCs w:val="22"/>
+              </w:rPr>
+              <w:t xml:space="preserve">Sensores adicionales</w:t>
+            </w:r>
+          </w:p>
+        </w:tc>
+        <w:tc>
+          <w:tcPr>
+            <w:tcW w:type="dxa" w:w="6026"/>
+            <w:tcBorders>
+              <w:top w:val="single" w:color="CCCCCC" w:sz="1"/>
+              <w:left w:val="single" w:color="CCCCCC" w:sz="1"/>
+              <w:bottom w:val="single" w:color="CCCCCC" w:sz="1"/>
+              <w:right w:val="single" w:color="CCCCCC" w:sz="1"/>
+            </w:tcBorders>
+            <w:shd w:fill="FFFFFF" w:val="clear"/>
+            <w:tcMar>
+              <w:top w:type="dxa" w:w="80"/>
+              <w:left w:type="dxa" w:w="120"/>
+              <w:bottom w:type="dxa" w:w="80"/>
+              <w:right w:type="dxa" w:w="120"/>
+            </w:tcMar>
+          </w:tcPr>
+          <w:p>
+            <w:r>
+              <w:rPr>
+                <w:rFonts w:ascii="Arial" w:cs="Arial" w:eastAsia="Arial" w:hAnsi="Arial"/>
+                <w:sz w:val="22"/>
+                <w:szCs w:val="22"/>
+              </w:rPr>
+              <w:t xml:space="preserve">Acelerómetro, giroscopio y pletismografía fotopléxica (PPG)</w:t>
+            </w:r>
+          </w:p>
+        </w:tc>
+      </w:tr>
+      <w:tr>
+        <w:tc>
+          <w:tcPr>
+            <w:tcW w:type="dxa" w:w="3000"/>
+            <w:tcBorders>
+              <w:top w:val="single" w:color="CCCCCC" w:sz="1"/>
+              <w:left w:val="single" w:color="CCCCCC" w:sz="1"/>
+              <w:bottom w:val="single" w:color="CCCCCC" w:sz="1"/>
+              <w:right w:val="single" w:color="CCCCCC" w:sz="1"/>
+            </w:tcBorders>
+            <w:shd w:fill="F5F5F5" w:val="clear"/>
+            <w:tcMar>
+              <w:top w:type="dxa" w:w="80"/>
+              <w:left w:type="dxa" w:w="120"/>
+              <w:bottom w:type="dxa" w:w="80"/>
+              <w:right w:type="dxa" w:w="120"/>
+            </w:tcMar>
+          </w:tcPr>
+          <w:p>
+            <w:r>
+              <w:rPr>
+                <w:rFonts w:ascii="Arial" w:cs="Arial" w:eastAsia="Arial" w:hAnsi="Arial"/>
+                <w:sz w:val="22"/>
+                <w:szCs w:val="22"/>
+              </w:rPr>
+              <w:t xml:space="preserve">Frecuencia de muestreo</w:t>
+            </w:r>
+          </w:p>
+        </w:tc>
+        <w:tc>
+          <w:tcPr>
+            <w:tcW w:type="dxa" w:w="6026"/>
+            <w:tcBorders>
+              <w:top w:val="single" w:color="CCCCCC" w:sz="1"/>
+              <w:left w:val="single" w:color="CCCCCC" w:sz="1"/>
+              <w:bottom w:val="single" w:color="CCCCCC" w:sz="1"/>
+              <w:right w:val="single" w:color="CCCCCC" w:sz="1"/>
+            </w:tcBorders>
+            <w:shd w:fill="F5F5F5" w:val="clear"/>
+            <w:tcMar>
+              <w:top w:type="dxa" w:w="80"/>
+              <w:left w:type="dxa" w:w="120"/>
+              <w:bottom w:type="dxa" w:w="80"/>
+              <w:right w:type="dxa" w:w="120"/>
+            </w:tcMar>
+          </w:tcPr>
+          <w:p>
+            <w:r>
+              <w:rPr>
+                <w:rFonts w:ascii="Arial" w:cs="Arial" w:eastAsia="Arial" w:hAnsi="Arial"/>
+                <w:sz w:val="22"/>
+                <w:szCs w:val="22"/>
+              </w:rPr>
+              <w:t xml:space="preserve">≈ 256 Hz</w:t>
+            </w:r>
+          </w:p>
+        </w:tc>
+      </w:tr>
+      <w:tr>
+        <w:tc>
+          <w:tcPr>
+            <w:tcW w:type="dxa" w:w="3000"/>
+            <w:tcBorders>
+              <w:top w:val="single" w:color="CCCCCC" w:sz="1"/>
+              <w:left w:val="single" w:color="CCCCCC" w:sz="1"/>
+              <w:bottom w:val="single" w:color="CCCCCC" w:sz="1"/>
+              <w:right w:val="single" w:color="CCCCCC" w:sz="1"/>
+            </w:tcBorders>
+            <w:shd w:fill="FFFFFF" w:val="clear"/>
+            <w:tcMar>
+              <w:top w:type="dxa" w:w="80"/>
+              <w:left w:type="dxa" w:w="120"/>
+              <w:bottom w:type="dxa" w:w="80"/>
+              <w:right w:type="dxa" w:w="120"/>
+            </w:tcMar>
+          </w:tcPr>
+          <w:p>
+            <w:r>
+              <w:rPr>
+                <w:rFonts w:ascii="Arial" w:cs="Arial" w:eastAsia="Arial" w:hAnsi="Arial"/>
+                <w:sz w:val="22"/>
+                <w:szCs w:val="22"/>
+              </w:rPr>
+              <w:t xml:space="preserve">Bandas espectrales</w:t>
+            </w:r>
+          </w:p>
+        </w:tc>
+        <w:tc>
+          <w:tcPr>
+            <w:tcW w:type="dxa" w:w="6026"/>
+            <w:tcBorders>
+              <w:top w:val="single" w:color="CCCCCC" w:sz="1"/>
+              <w:left w:val="single" w:color="CCCCCC" w:sz="1"/>
+              <w:bottom w:val="single" w:color="CCCCCC" w:sz="1"/>
+              <w:right w:val="single" w:color="CCCCCC" w:sz="1"/>
+            </w:tcBorders>
+            <w:shd w:fill="FFFFFF" w:val="clear"/>
+            <w:tcMar>
+              <w:top w:type="dxa" w:w="80"/>
+              <w:left w:type="dxa" w:w="120"/>
+              <w:bottom w:type="dxa" w:w="80"/>
+              <w:right w:type="dxa" w:w="120"/>
+            </w:tcMar>
+          </w:tcPr>
+          <w:p>
+            <w:r>
+              <w:rPr>
+                <w:rFonts w:ascii="Arial" w:cs="Arial" w:eastAsia="Arial" w:hAnsi="Arial"/>
+                <w:sz w:val="22"/>
+                <w:szCs w:val="22"/>
+              </w:rPr>
+              <w:t xml:space="preserve">Alfa, beta, gamma, delta y theta</w:t>
+            </w:r>
+          </w:p>
+        </w:tc>
+      </w:tr>
+      <w:tr>
+        <w:tc>
+          <w:tcPr>
+            <w:tcW w:type="dxa" w:w="3000"/>
+            <w:tcBorders>
+              <w:top w:val="single" w:color="CCCCCC" w:sz="1"/>
+              <w:left w:val="single" w:color="CCCCCC" w:sz="1"/>
+              <w:bottom w:val="single" w:color="CCCCCC" w:sz="1"/>
+              <w:right w:val="single" w:color="CCCCCC" w:sz="1"/>
+            </w:tcBorders>
+            <w:shd w:fill="F5F5F5" w:val="clear"/>
+            <w:tcMar>
+              <w:top w:type="dxa" w:w="80"/>
+              <w:left w:type="dxa" w:w="120"/>
+              <w:bottom w:type="dxa" w:w="80"/>
+              <w:right w:type="dxa" w:w="120"/>
+            </w:tcMar>
+          </w:tcPr>
+          <w:p>
+            <w:r>
+              <w:rPr>
+                <w:rFonts w:ascii="Arial" w:cs="Arial" w:eastAsia="Arial" w:hAnsi="Arial"/>
+                <w:sz w:val="22"/>
+                <w:szCs w:val="22"/>
+              </w:rPr>
+              <w:t xml:space="preserve">Índices procesados</w:t>
+            </w:r>
+          </w:p>
+        </w:tc>
+        <w:tc>
+          <w:tcPr>
+            <w:tcW w:type="dxa" w:w="6026"/>
+            <w:tcBorders>
+              <w:top w:val="single" w:color="CCCCCC" w:sz="1"/>
+              <w:left w:val="single" w:color="CCCCCC" w:sz="1"/>
+              <w:bottom w:val="single" w:color="CCCCCC" w:sz="1"/>
+              <w:right w:val="single" w:color="CCCCCC" w:sz="1"/>
+            </w:tcBorders>
+            <w:shd w:fill="F5F5F5" w:val="clear"/>
+            <w:tcMar>
+              <w:top w:type="dxa" w:w="80"/>
+              <w:left w:type="dxa" w:w="120"/>
+              <w:bottom w:type="dxa" w:w="80"/>
+              <w:right w:type="dxa" w:w="120"/>
+            </w:tcMar>
+          </w:tcPr>
+          <w:p>
+            <w:r>
+              <w:rPr>
+                <w:rFonts w:ascii="Arial" w:cs="Arial" w:eastAsia="Arial" w:hAnsi="Arial"/>
+                <w:sz w:val="22"/>
+                <w:szCs w:val="22"/>
+              </w:rPr>
+              <w:t xml:space="preserve">Concentración (concentration) y calma (mellow)</w:t>
+            </w:r>
+          </w:p>
+        </w:tc>
+      </w:tr>
+      <w:tr>
+        <w:tc>
+          <w:tcPr>
+            <w:tcW w:type="dxa" w:w="3000"/>
+            <w:tcBorders>
+              <w:top w:val="single" w:color="CCCCCC" w:sz="1"/>
+              <w:left w:val="single" w:color="CCCCCC" w:sz="1"/>
+              <w:bottom w:val="single" w:color="CCCCCC" w:sz="1"/>
+              <w:right w:val="single" w:color="CCCCCC" w:sz="1"/>
+            </w:tcBorders>
+            <w:shd w:fill="FFFFFF" w:val="clear"/>
+            <w:tcMar>
+              <w:top w:type="dxa" w:w="80"/>
+              <w:left w:type="dxa" w:w="120"/>
+              <w:bottom w:type="dxa" w:w="80"/>
+              <w:right w:type="dxa" w:w="120"/>
+            </w:tcMar>
+          </w:tcPr>
+          <w:p>
+            <w:r>
+              <w:rPr>
+                <w:rFonts w:ascii="Arial" w:cs="Arial" w:eastAsia="Arial" w:hAnsi="Arial"/>
+                <w:sz w:val="22"/>
+                <w:szCs w:val="22"/>
+              </w:rPr>
+              <w:t xml:space="preserve">Calidad de señal</w:t>
+            </w:r>
+          </w:p>
+        </w:tc>
+        <w:tc>
+          <w:tcPr>
+            <w:tcW w:type="dxa" w:w="6026"/>
+            <w:tcBorders>
+              <w:top w:val="single" w:color="CCCCCC" w:sz="1"/>
+              <w:left w:val="single" w:color="CCCCCC" w:sz="1"/>
+              <w:bottom w:val="single" w:color="CCCCCC" w:sz="1"/>
+              <w:right w:val="single" w:color="CCCCCC" w:sz="1"/>
+            </w:tcBorders>
+            <w:shd w:fill="FFFFFF" w:val="clear"/>
+            <w:tcMar>
+              <w:top w:type="dxa" w:w="80"/>
+              <w:left w:type="dxa" w:w="120"/>
+              <w:bottom w:type="dxa" w:w="80"/>
+              <w:right w:type="dxa" w:w="120"/>
+            </w:tcMar>
+          </w:tcPr>
+          <w:p>
+            <w:r>
+              <w:rPr>
+                <w:rFonts w:ascii="Arial" w:cs="Arial" w:eastAsia="Arial" w:hAnsi="Arial"/>
+                <w:sz w:val="22"/>
+                <w:szCs w:val="22"/>
+              </w:rPr>
+              <w:t xml:space="preserve">HSI (Head Signal Indicator) por electrodo</w:t>
+            </w:r>
+          </w:p>
+        </w:tc>
+      </w:tr>
+    </w:tbl>
+    <w:p>
+      <w:pPr>
+        <w:spacing w:after="200" w:before="60"/>
+        <w:jc w:val="center"/>
+      </w:pPr>
+      <w:r>
+        <w:rPr>
+          <w:rFonts w:ascii="Arial" w:cs="Arial" w:eastAsia="Arial" w:hAnsi="Arial"/>
+          <w:color w:val="444444"/>
+          <w:sz w:val="20"/>
+          <w:szCs w:val="20"/>
+        </w:rPr>
+        <w:t xml:space="preserve">Tabla 2.1: Características principales de la diadema MUSE.</w:t>
       </w:r>
     </w:p>
     <w:p>
@@ -899,7 +1498,28 @@
           <w:sz w:val="24"/>
           <w:szCs w:val="24"/>
         </w:rPr>
-        <w:t xml:space="preserve">La aplicación Mind Monitor actúa como intermediario, recibiendo los datos del MUSE vía Bluetooth y retransmitiéndolos mediante el protocolo OSC (Open Sound Control) sobre UDP, lo que permite integrar el dispositivo con cualquier aplicación de red local. Adicionalmente, el SDK oficial LibMuse Android permite la conexión directa por Bluetooth sin necesidad de intermediarios, con acceso a los datos crudos de EEG, acelerómetro y giroscopio [8].</w:t>
+        <w:t xml:space="preserve">La aplicación Mind Monitor actúa como intermediario, recibiendo los datos del MUSE vía Bluetooth y retransmitiéndolos mediante el protocolo OSC (Open Sound Control) sobre UDP, lo que permite integrar el dispositivo con cualquier aplicación de red local. Adicionalmente, el SDK oficial LibMuse Android permite la conexión directa por Bluetooth sin necesidad de intermediarios, con acceso a los datos crudos de EEG, acelerómetro y giroscopio </w:t>
+      </w:r>
+      <w:bookmarkStart w:name="cite_8_1" w:id="1"/>
+      <w:hyperlink w:history="1" w:anchor="bib_8">
+        <w:r>
+          <w:rPr>
+            <w:rFonts w:ascii="Arial" w:cs="Arial" w:eastAsia="Arial" w:hAnsi="Arial"/>
+            <w:color w:val="1F4E79"/>
+            <w:sz w:val="24"/>
+            <w:szCs w:val="24"/>
+          </w:rPr>
+          <w:t xml:space="preserve">[8]</w:t>
+        </w:r>
+      </w:hyperlink>
+      <w:bookmarkEnd w:id="1"/>
+      <w:r>
+        <w:rPr>
+          <w:rFonts w:ascii="Arial" w:cs="Arial" w:eastAsia="Arial" w:hAnsi="Arial"/>
+          <w:sz w:val="24"/>
+          <w:szCs w:val="24"/>
+        </w:rPr>
+        <w:t xml:space="preserve">.</w:t>
       </w:r>
     </w:p>
     <w:p>
@@ -913,7 +1533,28 @@
           <w:sz w:val="24"/>
           <w:szCs w:val="24"/>
         </w:rPr>
-        <w:t xml:space="preserve">No obstante, los dispositivos EEG de consumo presentan limitaciones frente al equipamiento clínico: un número reducido de electrodos, contactos secos y una mayor susceptibilidad a los artefactos de origen ocular (EOG) y muscular (EMG), especialmente en las posiciones frontales. Estos artefactos pueden solaparse con las bandas espectrales de interés y condicionan la calidad de la señal, por lo que su tratamiento y rechazo es un requisito recurrente en las aplicaciones EEG-BCI de uso cotidiano [16].</w:t>
+        <w:t xml:space="preserve">No obstante, los dispositivos EEG de consumo presentan limitaciones frente al equipamiento clínico: un número reducido de electrodos, contactos secos y una mayor susceptibilidad a los artefactos de origen ocular (EOG) y muscular (EMG), especialmente en las posiciones frontales. Estos artefactos pueden solaparse con las bandas espectrales de interés y condicionan la calidad de la señal, por lo que su tratamiento y rechazo es un requisito recurrente en las aplicaciones EEG-BCI de uso cotidiano </w:t>
+      </w:r>
+      <w:bookmarkStart w:name="cite_16_1" w:id="1"/>
+      <w:hyperlink w:history="1" w:anchor="bib_16">
+        <w:r>
+          <w:rPr>
+            <w:rFonts w:ascii="Arial" w:cs="Arial" w:eastAsia="Arial" w:hAnsi="Arial"/>
+            <w:color w:val="1F4E79"/>
+            <w:sz w:val="24"/>
+            <w:szCs w:val="24"/>
+          </w:rPr>
+          <w:t xml:space="preserve">[16]</w:t>
+        </w:r>
+      </w:hyperlink>
+      <w:bookmarkEnd w:id="1"/>
+      <w:r>
+        <w:rPr>
+          <w:rFonts w:ascii="Arial" w:cs="Arial" w:eastAsia="Arial" w:hAnsi="Arial"/>
+          <w:sz w:val="24"/>
+          <w:szCs w:val="24"/>
+        </w:rPr>
+        <w:t xml:space="preserve">.</w:t>
       </w:r>
     </w:p>
     <w:p>
@@ -942,7 +1583,28 @@
           <w:sz w:val="24"/>
           <w:szCs w:val="24"/>
         </w:rPr>
-        <w:t xml:space="preserve">Los robots sociales son sistemas autónomos diseñados para interactuar con seres humanos de forma natural, empleando canales de comunicación multimodal (voz, gestos, movimiento, pantalla) en contextos cotidianos [9]. Sus aplicaciones abarcan la educación, la terapia, la asistencia a personas mayores y la atención al cliente. Robots como NAO, Pepper (SoftBank Robotics), Cozmo (Anki) y Temi (Robotemi) han sido ampliamente utilizados en investigación de HRI.</w:t>
+        <w:t xml:space="preserve">Los robots sociales son sistemas autónomos diseñados para interactuar con seres humanos de forma natural, empleando canales de comunicación multimodal (voz, gestos, movimiento, pantalla) en contextos cotidianos </w:t>
+      </w:r>
+      <w:bookmarkStart w:name="cite_9_1" w:id="1"/>
+      <w:hyperlink w:history="1" w:anchor="bib_9">
+        <w:r>
+          <w:rPr>
+            <w:rFonts w:ascii="Arial" w:cs="Arial" w:eastAsia="Arial" w:hAnsi="Arial"/>
+            <w:color w:val="1F4E79"/>
+            <w:sz w:val="24"/>
+            <w:szCs w:val="24"/>
+          </w:rPr>
+          <w:t xml:space="preserve">[9]</w:t>
+        </w:r>
+      </w:hyperlink>
+      <w:bookmarkEnd w:id="1"/>
+      <w:r>
+        <w:rPr>
+          <w:rFonts w:ascii="Arial" w:cs="Arial" w:eastAsia="Arial" w:hAnsi="Arial"/>
+          <w:sz w:val="24"/>
+          <w:szCs w:val="24"/>
+        </w:rPr>
+        <w:t xml:space="preserve">. Sus aplicaciones abarcan la educación, la terapia, la asistencia a personas mayores y la atención al cliente. Robots como NAO, Pepper (SoftBank Robotics), Cozmo (Anki) y Temi (Robotemi) han sido ampliamente utilizados en investigación de HRI.</w:t>
       </w:r>
     </w:p>
     <w:p>
@@ -956,7 +1618,28 @@
           <w:sz w:val="24"/>
           <w:szCs w:val="24"/>
         </w:rPr>
-        <w:t xml:space="preserve">El robot Temi es una plataforma de robótica social de bajo coste relativo que integra una tableta Android de 10.1 pulgadas, un sistema de navegación autónoma basado en LIDAR y cámara de profundidad, altavoces estéreo, micrófonos y capacidades de síntesis de voz (TTS) y reconocimiento de voz. Su SDK para Android (com.robotemi.sdk) expone una API que permite programar comportamientos como la navegación a localizaciones, el seguimiento de personas (beWithMe), la inclinación de cabeza y la síntesis de voz mediante TtsRequest [10].</w:t>
+        <w:t xml:space="preserve">El robot Temi es una plataforma de robótica social de bajo coste relativo que integra una tableta Android de 10.1 pulgadas, un sistema de navegación autónoma basado en LIDAR y cámara de profundidad, altavoces estéreo, micrófonos y capacidades de síntesis de voz (TTS) y reconocimiento de voz. Su SDK para Android (com.robotemi.sdk) expone una API que permite programar comportamientos como la navegación a localizaciones, el seguimiento de personas (beWithMe), la inclinación de cabeza y la síntesis de voz mediante TtsRequest </w:t>
+      </w:r>
+      <w:bookmarkStart w:name="cite_10_1" w:id="1"/>
+      <w:hyperlink w:history="1" w:anchor="bib_10">
+        <w:r>
+          <w:rPr>
+            <w:rFonts w:ascii="Arial" w:cs="Arial" w:eastAsia="Arial" w:hAnsi="Arial"/>
+            <w:color w:val="1F4E79"/>
+            <w:sz w:val="24"/>
+            <w:szCs w:val="24"/>
+          </w:rPr>
+          <w:t xml:space="preserve">[10]</w:t>
+        </w:r>
+      </w:hyperlink>
+      <w:bookmarkEnd w:id="1"/>
+      <w:r>
+        <w:rPr>
+          <w:rFonts w:ascii="Arial" w:cs="Arial" w:eastAsia="Arial" w:hAnsi="Arial"/>
+          <w:sz w:val="24"/>
+          <w:szCs w:val="24"/>
+        </w:rPr>
+        <w:t xml:space="preserve">.</w:t>
       </w:r>
     </w:p>
     <w:p>
@@ -970,7 +1653,28 @@
           <w:sz w:val="24"/>
           <w:szCs w:val="24"/>
         </w:rPr>
-        <w:t xml:space="preserve">En el ámbito educativo, estudios recientes han demostrado que los robots sociales pueden mejorar la motivación y el rendimiento de los estudiantes en tareas de aprendizaje, especialmente cuando adaptan su comportamiento al estado emocional del alumno [11]. La combinación de Temi con monitorización EEG representa una línea de investigación emergente con potencial significativo para aplicaciones terapéuticas y educativas personalizadas.</w:t>
+        <w:t xml:space="preserve">En el ámbito educativo, estudios recientes han demostrado que los robots sociales pueden mejorar la motivación y el rendimiento de los estudiantes en tareas de aprendizaje, especialmente cuando adaptan su comportamiento al estado emocional del alumno </w:t>
+      </w:r>
+      <w:bookmarkStart w:name="cite_11_1" w:id="1"/>
+      <w:hyperlink w:history="1" w:anchor="bib_11">
+        <w:r>
+          <w:rPr>
+            <w:rFonts w:ascii="Arial" w:cs="Arial" w:eastAsia="Arial" w:hAnsi="Arial"/>
+            <w:color w:val="1F4E79"/>
+            <w:sz w:val="24"/>
+            <w:szCs w:val="24"/>
+          </w:rPr>
+          <w:t xml:space="preserve">[11]</w:t>
+        </w:r>
+      </w:hyperlink>
+      <w:bookmarkEnd w:id="1"/>
+      <w:r>
+        <w:rPr>
+          <w:rFonts w:ascii="Arial" w:cs="Arial" w:eastAsia="Arial" w:hAnsi="Arial"/>
+          <w:sz w:val="24"/>
+          <w:szCs w:val="24"/>
+        </w:rPr>
+        <w:t xml:space="preserve">. La combinación de Temi con monitorización EEG representa una línea de investigación emergente con potencial significativo para aplicaciones terapéuticas y educativas personalizadas.</w:t>
       </w:r>
     </w:p>
     <w:p>
@@ -999,7 +1703,70 @@
           <w:sz w:val="24"/>
           <w:szCs w:val="24"/>
         </w:rPr>
-        <w:t xml:space="preserve">El neurofeedback es una técnica de biorretroalimentación que utiliza señales cerebrales en tiempo real para que el usuario aprenda a modular voluntariamente su actividad neuronal [12]. Se han investigado aplicaciones del neurofeedback en contextos clínicos como el TDAH, la epilepsia o el trastorno de estrés postraumático, si bien su eficacia y su nivel de evidencia continúan siendo objeto de debate [12], [17]. En contextos educativos y de bienestar, el neurofeedback se ha empleado para intentar mejorar la concentración, reducir la ansiedad ante exámenes u optimizar el rendimiento en tareas cognitivas.</w:t>
+        <w:t xml:space="preserve">El neurofeedback es una técnica de biorretroalimentación que utiliza señales cerebrales en tiempo real para que el usuario aprenda a modular voluntariamente su actividad neuronal </w:t>
+      </w:r>
+      <w:bookmarkStart w:name="cite_12_1" w:id="1"/>
+      <w:hyperlink w:history="1" w:anchor="bib_12">
+        <w:r>
+          <w:rPr>
+            <w:rFonts w:ascii="Arial" w:cs="Arial" w:eastAsia="Arial" w:hAnsi="Arial"/>
+            <w:color w:val="1F4E79"/>
+            <w:sz w:val="24"/>
+            <w:szCs w:val="24"/>
+          </w:rPr>
+          <w:t xml:space="preserve">[12]</w:t>
+        </w:r>
+      </w:hyperlink>
+      <w:bookmarkEnd w:id="1"/>
+      <w:r>
+        <w:rPr>
+          <w:rFonts w:ascii="Arial" w:cs="Arial" w:eastAsia="Arial" w:hAnsi="Arial"/>
+          <w:sz w:val="24"/>
+          <w:szCs w:val="24"/>
+        </w:rPr>
+        <w:t xml:space="preserve">. Se han investigado aplicaciones del neurofeedback en contextos clínicos como el TDAH, la epilepsia o el trastorno de estrés postraumático, si bien su eficacia y su nivel de evidencia continúan siendo objeto de debate </w:t>
+      </w:r>
+      <w:bookmarkStart w:name="cite_12_2" w:id="1"/>
+      <w:hyperlink w:history="1" w:anchor="bib_12">
+        <w:r>
+          <w:rPr>
+            <w:rFonts w:ascii="Arial" w:cs="Arial" w:eastAsia="Arial" w:hAnsi="Arial"/>
+            <w:color w:val="1F4E79"/>
+            <w:sz w:val="24"/>
+            <w:szCs w:val="24"/>
+          </w:rPr>
+          <w:t xml:space="preserve">[12]</w:t>
+        </w:r>
+      </w:hyperlink>
+      <w:bookmarkEnd w:id="1"/>
+      <w:r>
+        <w:rPr>
+          <w:rFonts w:ascii="Arial" w:cs="Arial" w:eastAsia="Arial" w:hAnsi="Arial"/>
+          <w:sz w:val="24"/>
+          <w:szCs w:val="24"/>
+        </w:rPr>
+        <w:t xml:space="preserve">, </w:t>
+      </w:r>
+      <w:bookmarkStart w:name="cite_17_1" w:id="1"/>
+      <w:hyperlink w:history="1" w:anchor="bib_17">
+        <w:r>
+          <w:rPr>
+            <w:rFonts w:ascii="Arial" w:cs="Arial" w:eastAsia="Arial" w:hAnsi="Arial"/>
+            <w:color w:val="1F4E79"/>
+            <w:sz w:val="24"/>
+            <w:szCs w:val="24"/>
+          </w:rPr>
+          <w:t xml:space="preserve">[17]</w:t>
+        </w:r>
+      </w:hyperlink>
+      <w:bookmarkEnd w:id="1"/>
+      <w:r>
+        <w:rPr>
+          <w:rFonts w:ascii="Arial" w:cs="Arial" w:eastAsia="Arial" w:hAnsi="Arial"/>
+          <w:sz w:val="24"/>
+          <w:szCs w:val="24"/>
+        </w:rPr>
+        <w:t xml:space="preserve">. En contextos educativos y de bienestar, el neurofeedback se ha empleado para intentar mejorar la concentración, reducir la ansiedad ante exámenes u optimizar el rendimiento en tareas cognitivas.</w:t>
       </w:r>
     </w:p>
     <w:p>
@@ -1013,7 +1780,28 @@
           <w:sz w:val="24"/>
           <w:szCs w:val="24"/>
         </w:rPr>
-        <w:t xml:space="preserve">La integración de neurofeedback en tareas cognitivas ha mostrado resultados prometedores, mejorando tanto el rendimiento cognitivo como el estado afectivo en participantes sanos [13]. El componente lúdico de las aplicaciones gamificadas puede aumentar la adherencia al entrenamiento y facilitar la modulación voluntaria del estado mental. En este contexto, el Escape Room desarrollado en el presente trabajo constituye una implementación novedosa que combina neurofeedback implícito (el usuario debe calmar su mente para avanzar en el juego) con una interacción gestual explícita basada en los sensores de la diadema.</w:t>
+        <w:t xml:space="preserve">La integración de neurofeedback en tareas cognitivas ha mostrado resultados prometedores, mejorando tanto el rendimiento cognitivo como el estado afectivo en participantes sanos </w:t>
+      </w:r>
+      <w:bookmarkStart w:name="cite_13_1" w:id="1"/>
+      <w:hyperlink w:history="1" w:anchor="bib_13">
+        <w:r>
+          <w:rPr>
+            <w:rFonts w:ascii="Arial" w:cs="Arial" w:eastAsia="Arial" w:hAnsi="Arial"/>
+            <w:color w:val="1F4E79"/>
+            <w:sz w:val="24"/>
+            <w:szCs w:val="24"/>
+          </w:rPr>
+          <w:t xml:space="preserve">[13]</w:t>
+        </w:r>
+      </w:hyperlink>
+      <w:bookmarkEnd w:id="1"/>
+      <w:r>
+        <w:rPr>
+          <w:rFonts w:ascii="Arial" w:cs="Arial" w:eastAsia="Arial" w:hAnsi="Arial"/>
+          <w:sz w:val="24"/>
+          <w:szCs w:val="24"/>
+        </w:rPr>
+        <w:t xml:space="preserve">. El componente lúdico de las aplicaciones gamificadas puede aumentar la adherencia al entrenamiento y facilitar la modulación voluntaria del estado mental. En este contexto, el Escape Room desarrollado en el presente trabajo constituye una implementación novedosa que combina neurofeedback implícito (el usuario debe calmar su mente para avanzar en el juego) con una interacción gestual explícita basada en los sensores de la diadema.</w:t>
       </w:r>
     </w:p>
     <w:p>
@@ -1042,7 +1830,28 @@
           <w:sz w:val="24"/>
           <w:szCs w:val="24"/>
         </w:rPr>
-        <w:t xml:space="preserve">Los escape rooms son experiencias de juego en grupo en las que los participantes deben resolver una serie de puzzles y retos secuenciales para "escapar" de una habitación temática en un tiempo limitado. Su uso como herramienta pedagógica ha crecido notablemente en los últimos años, demostrando eficacia para fomentar el trabajo en equipo, el pensamiento crítico y la motivación intrínseca en contextos educativos [14].</w:t>
+        <w:t xml:space="preserve">Los escape rooms son experiencias de juego en grupo en las que los participantes deben resolver una serie de puzzles y retos secuenciales para "escapar" de una habitación temática en un tiempo limitado. Su uso como herramienta pedagógica ha crecido notablemente en los últimos años, demostrando eficacia para fomentar el trabajo en equipo, el pensamiento crítico y la motivación intrínseca en contextos educativos </w:t>
+      </w:r>
+      <w:bookmarkStart w:name="cite_14_1" w:id="1"/>
+      <w:hyperlink w:history="1" w:anchor="bib_14">
+        <w:r>
+          <w:rPr>
+            <w:rFonts w:ascii="Arial" w:cs="Arial" w:eastAsia="Arial" w:hAnsi="Arial"/>
+            <w:color w:val="1F4E79"/>
+            <w:sz w:val="24"/>
+            <w:szCs w:val="24"/>
+          </w:rPr>
+          <w:t xml:space="preserve">[14]</w:t>
+        </w:r>
+      </w:hyperlink>
+      <w:bookmarkEnd w:id="1"/>
+      <w:r>
+        <w:rPr>
+          <w:rFonts w:ascii="Arial" w:cs="Arial" w:eastAsia="Arial" w:hAnsi="Arial"/>
+          <w:sz w:val="24"/>
+          <w:szCs w:val="24"/>
+        </w:rPr>
+        <w:t xml:space="preserve">.</w:t>
       </w:r>
     </w:p>
     <w:p>
@@ -1056,7 +1865,28 @@
           <w:sz w:val="24"/>
           <w:szCs w:val="24"/>
         </w:rPr>
-        <w:t xml:space="preserve">La adaptación de escape rooms a plataformas digitales y robóticas añade dimensiones de personalización e interactividad imposibles en el formato físico. La incorporación de BCI como mecanismo de control elimina barreras de accesibilidad para personas con movilidad reducida y añade una capa de desafío cognitivo genuino, ya que el usuario debe gestionar su propio estado mental como parte de la mecánica de juego [15].</w:t>
+        <w:t xml:space="preserve">La adaptación de escape rooms a plataformas digitales y robóticas añade dimensiones de personalización e interactividad imposibles en el formato físico. La incorporación de BCI como mecanismo de control elimina barreras de accesibilidad para personas con movilidad reducida y añade una capa de desafío cognitivo genuino, ya que el usuario debe gestionar su propio estado mental como parte de la mecánica de juego </w:t>
+      </w:r>
+      <w:bookmarkStart w:name="cite_15_1" w:id="1"/>
+      <w:hyperlink w:history="1" w:anchor="bib_15">
+        <w:r>
+          <w:rPr>
+            <w:rFonts w:ascii="Arial" w:cs="Arial" w:eastAsia="Arial" w:hAnsi="Arial"/>
+            <w:color w:val="1F4E79"/>
+            <w:sz w:val="24"/>
+            <w:szCs w:val="24"/>
+          </w:rPr>
+          <w:t xml:space="preserve">[15]</w:t>
+        </w:r>
+      </w:hyperlink>
+      <w:bookmarkEnd w:id="1"/>
+      <w:r>
+        <w:rPr>
+          <w:rFonts w:ascii="Arial" w:cs="Arial" w:eastAsia="Arial" w:hAnsi="Arial"/>
+          <w:sz w:val="24"/>
+          <w:szCs w:val="24"/>
+        </w:rPr>
+        <w:t xml:space="preserve">.</w:t>
       </w:r>
     </w:p>
     <w:p>
@@ -1085,7 +1915,49 @@
           <w:sz w:val="24"/>
           <w:szCs w:val="24"/>
         </w:rPr>
-        <w:t xml:space="preserve">En la literatura reciente se identifican trabajos que combinan algunos de los elementos presentes en esta propuesta. Zander &amp; Kothe (2011) [1] establecen el marco teórico de las BCI pasivas para la monitorización del estado mental durante la interacción humano-computadora. Mühl et al. (2014) [2] revisan los clasificadores de estados afectivos basados en EEG, identificando los índices de bandas espectrales como los más robustos para aplicaciones de tiempo real.</w:t>
+        <w:t xml:space="preserve">En la literatura reciente se identifican trabajos que combinan algunos de los elementos presentes en esta propuesta. Zander &amp; Kothe (2011) </w:t>
+      </w:r>
+      <w:bookmarkStart w:name="cite_1_2" w:id="1"/>
+      <w:hyperlink w:history="1" w:anchor="bib_1">
+        <w:r>
+          <w:rPr>
+            <w:rFonts w:ascii="Arial" w:cs="Arial" w:eastAsia="Arial" w:hAnsi="Arial"/>
+            <w:color w:val="1F4E79"/>
+            <w:sz w:val="24"/>
+            <w:szCs w:val="24"/>
+          </w:rPr>
+          <w:t xml:space="preserve">[1]</w:t>
+        </w:r>
+      </w:hyperlink>
+      <w:bookmarkEnd w:id="1"/>
+      <w:r>
+        <w:rPr>
+          <w:rFonts w:ascii="Arial" w:cs="Arial" w:eastAsia="Arial" w:hAnsi="Arial"/>
+          <w:sz w:val="24"/>
+          <w:szCs w:val="24"/>
+        </w:rPr>
+        <w:t xml:space="preserve"> establecen el marco teórico de las BCI pasivas para la monitorización del estado mental durante la interacción humano-computadora. Mühl et al. (2014) </w:t>
+      </w:r>
+      <w:bookmarkStart w:name="cite_2_2" w:id="1"/>
+      <w:hyperlink w:history="1" w:anchor="bib_2">
+        <w:r>
+          <w:rPr>
+            <w:rFonts w:ascii="Arial" w:cs="Arial" w:eastAsia="Arial" w:hAnsi="Arial"/>
+            <w:color w:val="1F4E79"/>
+            <w:sz w:val="24"/>
+            <w:szCs w:val="24"/>
+          </w:rPr>
+          <w:t xml:space="preserve">[2]</w:t>
+        </w:r>
+      </w:hyperlink>
+      <w:bookmarkEnd w:id="1"/>
+      <w:r>
+        <w:rPr>
+          <w:rFonts w:ascii="Arial" w:cs="Arial" w:eastAsia="Arial" w:hAnsi="Arial"/>
+          <w:sz w:val="24"/>
+          <w:szCs w:val="24"/>
+        </w:rPr>
+        <w:t xml:space="preserve"> revisan los clasificadores de estados afectivos basados en EEG, identificando los índices de bandas espectrales como los más robustos para aplicaciones de tiempo real.</w:t>
       </w:r>
     </w:p>
     <w:p>
@@ -1099,7 +1971,49 @@
           <w:sz w:val="24"/>
           <w:szCs w:val="24"/>
         </w:rPr>
-        <w:t xml:space="preserve">En el ámbito de la robótica, Bethel &amp; Murphy (2008) [5] identifican y clasifican los métodos de expresión afectiva no facial y no verbal disponibles para robots con diseño funcional (sin cara expresiva), lo que es directamente aplicable al robot Temi. Leite et al. (2013) [11] demuestran la importancia de la adaptación emocional en robots educativos. La combinación específica de EEG de consumo con robots sociales sigue siendo, en cambio, un área emergente y poco explorada, especialmente fuera de los escenarios de control directo o de telepresencia más habituales en la literatura de BCI.</w:t>
+        <w:t xml:space="preserve">En el ámbito de la robótica, Bethel &amp; Murphy (2008) </w:t>
+      </w:r>
+      <w:bookmarkStart w:name="cite_5_2" w:id="1"/>
+      <w:hyperlink w:history="1" w:anchor="bib_5">
+        <w:r>
+          <w:rPr>
+            <w:rFonts w:ascii="Arial" w:cs="Arial" w:eastAsia="Arial" w:hAnsi="Arial"/>
+            <w:color w:val="1F4E79"/>
+            <w:sz w:val="24"/>
+            <w:szCs w:val="24"/>
+          </w:rPr>
+          <w:t xml:space="preserve">[5]</w:t>
+        </w:r>
+      </w:hyperlink>
+      <w:bookmarkEnd w:id="1"/>
+      <w:r>
+        <w:rPr>
+          <w:rFonts w:ascii="Arial" w:cs="Arial" w:eastAsia="Arial" w:hAnsi="Arial"/>
+          <w:sz w:val="24"/>
+          <w:szCs w:val="24"/>
+        </w:rPr>
+        <w:t xml:space="preserve"> identifican y clasifican los métodos de expresión afectiva no facial y no verbal disponibles para robots con diseño funcional (sin cara expresiva), lo que es directamente aplicable al robot Temi. Leite et al. (2013) </w:t>
+      </w:r>
+      <w:bookmarkStart w:name="cite_11_2" w:id="1"/>
+      <w:hyperlink w:history="1" w:anchor="bib_11">
+        <w:r>
+          <w:rPr>
+            <w:rFonts w:ascii="Arial" w:cs="Arial" w:eastAsia="Arial" w:hAnsi="Arial"/>
+            <w:color w:val="1F4E79"/>
+            <w:sz w:val="24"/>
+            <w:szCs w:val="24"/>
+          </w:rPr>
+          <w:t xml:space="preserve">[11]</w:t>
+        </w:r>
+      </w:hyperlink>
+      <w:bookmarkEnd w:id="1"/>
+      <w:r>
+        <w:rPr>
+          <w:rFonts w:ascii="Arial" w:cs="Arial" w:eastAsia="Arial" w:hAnsi="Arial"/>
+          <w:sz w:val="24"/>
+          <w:szCs w:val="24"/>
+        </w:rPr>
+        <w:t xml:space="preserve"> demuestran la importancia de la adaptación emocional en robots educativos. La combinación específica de EEG de consumo con robots sociales sigue siendo, en cambio, un área emergente y poco explorada, especialmente fuera de los escenarios de control directo o de telepresencia más habituales en la literatura de BCI.</w:t>
       </w:r>
     </w:p>
     <w:p>
@@ -4622,7 +5536,764 @@
           <w:sz w:val="28"/>
           <w:szCs w:val="28"/>
         </w:rPr>
-        <w:t xml:space="preserve">3.3 Casos de uso principales</w:t>
+        <w:t xml:space="preserve">3.3 Requisitos de diseño</w:t>
+      </w:r>
+    </w:p>
+    <w:p>
+      <w:pPr>
+        <w:spacing w:after="120" w:before="120"/>
+        <w:jc w:val="both"/>
+      </w:pPr>
+      <w:r>
+        <w:rPr>
+          <w:rFonts w:ascii="Arial" w:cs="Arial" w:eastAsia="Arial" w:hAnsi="Arial"/>
+          <w:sz w:val="24"/>
+          <w:szCs w:val="24"/>
+        </w:rPr>
+        <w:t xml:space="preserve">Más allá de los requisitos funcionales y de calidad, el sistema debe cumplir una serie de requisitos de diseño de la interacción y de la interfaz, derivados de que la aplicación se maneja durante el juego sin manos libres, en la tablet del robot y por parte de usuarios sin conocimientos técnicos:</w:t>
+      </w:r>
+    </w:p>
+    <w:p>
+      <w:r>
+        <w:t xml:space="preserve"/>
+      </w:r>
+    </w:p>
+    <w:tbl>
+      <w:tblPr>
+        <w:tblW w:type="dxa" w:w="9026"/>
+        <w:tblBorders>
+          <w:top w:val="single" w:color="auto" w:sz="4"/>
+          <w:left w:val="single" w:color="auto" w:sz="4"/>
+          <w:bottom w:val="single" w:color="auto" w:sz="4"/>
+          <w:right w:val="single" w:color="auto" w:sz="4"/>
+          <w:insideH w:val="single" w:color="auto" w:sz="4"/>
+          <w:insideV w:val="single" w:color="auto" w:sz="4"/>
+        </w:tblBorders>
+      </w:tblPr>
+      <w:tblGrid>
+        <w:gridCol w:w="900"/>
+        <w:gridCol w:w="6126"/>
+        <w:gridCol w:w="2000"/>
+      </w:tblGrid>
+      <w:tr>
+        <w:trPr>
+          <w:tblHeader/>
+        </w:trPr>
+        <w:tc>
+          <w:tcPr>
+            <w:tcW w:type="dxa" w:w="900"/>
+            <w:tcBorders>
+              <w:top w:val="single" w:color="1F4E79" w:sz="4"/>
+              <w:left w:val="single" w:color="1F4E79" w:sz="4"/>
+              <w:bottom w:val="single" w:color="1F4E79" w:sz="4"/>
+              <w:right w:val="single" w:color="1F4E79" w:sz="4"/>
+            </w:tcBorders>
+            <w:shd w:fill="1F4E79" w:val="clear"/>
+            <w:tcMar>
+              <w:top w:type="dxa" w:w="80"/>
+              <w:left w:type="dxa" w:w="120"/>
+              <w:bottom w:type="dxa" w:w="80"/>
+              <w:right w:type="dxa" w:w="120"/>
+            </w:tcMar>
+          </w:tcPr>
+          <w:p>
+            <w:r>
+              <w:rPr>
+                <w:rFonts w:ascii="Arial" w:cs="Arial" w:eastAsia="Arial" w:hAnsi="Arial"/>
+                <w:b/>
+                <w:bCs/>
+                <w:color w:val="FFFFFF"/>
+                <w:sz w:val="22"/>
+                <w:szCs w:val="22"/>
+              </w:rPr>
+              <w:t xml:space="preserve">ID</w:t>
+            </w:r>
+          </w:p>
+        </w:tc>
+        <w:tc>
+          <w:tcPr>
+            <w:tcW w:type="dxa" w:w="6126"/>
+            <w:tcBorders>
+              <w:top w:val="single" w:color="1F4E79" w:sz="4"/>
+              <w:left w:val="single" w:color="1F4E79" w:sz="4"/>
+              <w:bottom w:val="single" w:color="1F4E79" w:sz="4"/>
+              <w:right w:val="single" w:color="1F4E79" w:sz="4"/>
+            </w:tcBorders>
+            <w:shd w:fill="1F4E79" w:val="clear"/>
+            <w:tcMar>
+              <w:top w:type="dxa" w:w="80"/>
+              <w:left w:type="dxa" w:w="120"/>
+              <w:bottom w:type="dxa" w:w="80"/>
+              <w:right w:type="dxa" w:w="120"/>
+            </w:tcMar>
+          </w:tcPr>
+          <w:p>
+            <w:r>
+              <w:rPr>
+                <w:rFonts w:ascii="Arial" w:cs="Arial" w:eastAsia="Arial" w:hAnsi="Arial"/>
+                <w:b/>
+                <w:bCs/>
+                <w:color w:val="FFFFFF"/>
+                <w:sz w:val="22"/>
+                <w:szCs w:val="22"/>
+              </w:rPr>
+              <w:t xml:space="preserve">Descripción</w:t>
+            </w:r>
+          </w:p>
+        </w:tc>
+        <w:tc>
+          <w:tcPr>
+            <w:tcW w:type="dxa" w:w="2000"/>
+            <w:tcBorders>
+              <w:top w:val="single" w:color="1F4E79" w:sz="4"/>
+              <w:left w:val="single" w:color="1F4E79" w:sz="4"/>
+              <w:bottom w:val="single" w:color="1F4E79" w:sz="4"/>
+              <w:right w:val="single" w:color="1F4E79" w:sz="4"/>
+            </w:tcBorders>
+            <w:shd w:fill="1F4E79" w:val="clear"/>
+            <w:tcMar>
+              <w:top w:type="dxa" w:w="80"/>
+              <w:left w:type="dxa" w:w="120"/>
+              <w:bottom w:type="dxa" w:w="80"/>
+              <w:right w:type="dxa" w:w="120"/>
+            </w:tcMar>
+          </w:tcPr>
+          <w:p>
+            <w:r>
+              <w:rPr>
+                <w:rFonts w:ascii="Arial" w:cs="Arial" w:eastAsia="Arial" w:hAnsi="Arial"/>
+                <w:b/>
+                <w:bCs/>
+                <w:color w:val="FFFFFF"/>
+                <w:sz w:val="22"/>
+                <w:szCs w:val="22"/>
+              </w:rPr>
+              <w:t xml:space="preserve">Categoría</w:t>
+            </w:r>
+          </w:p>
+        </w:tc>
+      </w:tr>
+      <w:tr>
+        <w:tc>
+          <w:tcPr>
+            <w:tcW w:type="dxa" w:w="900"/>
+            <w:tcBorders>
+              <w:top w:val="single" w:color="CCCCCC" w:sz="1"/>
+              <w:left w:val="single" w:color="CCCCCC" w:sz="1"/>
+              <w:bottom w:val="single" w:color="CCCCCC" w:sz="1"/>
+              <w:right w:val="single" w:color="CCCCCC" w:sz="1"/>
+            </w:tcBorders>
+            <w:shd w:fill="F5F5F5" w:val="clear"/>
+            <w:tcMar>
+              <w:top w:type="dxa" w:w="80"/>
+              <w:left w:type="dxa" w:w="120"/>
+              <w:bottom w:type="dxa" w:w="80"/>
+              <w:right w:type="dxa" w:w="120"/>
+            </w:tcMar>
+          </w:tcPr>
+          <w:p>
+            <w:r>
+              <w:rPr>
+                <w:rFonts w:ascii="Arial" w:cs="Arial" w:eastAsia="Arial" w:hAnsi="Arial"/>
+                <w:sz w:val="22"/>
+                <w:szCs w:val="22"/>
+              </w:rPr>
+              <w:t xml:space="preserve">RD01</w:t>
+            </w:r>
+          </w:p>
+        </w:tc>
+        <w:tc>
+          <w:tcPr>
+            <w:tcW w:type="dxa" w:w="6126"/>
+            <w:tcBorders>
+              <w:top w:val="single" w:color="CCCCCC" w:sz="1"/>
+              <w:left w:val="single" w:color="CCCCCC" w:sz="1"/>
+              <w:bottom w:val="single" w:color="CCCCCC" w:sz="1"/>
+              <w:right w:val="single" w:color="CCCCCC" w:sz="1"/>
+            </w:tcBorders>
+            <w:shd w:fill="F5F5F5" w:val="clear"/>
+            <w:tcMar>
+              <w:top w:type="dxa" w:w="80"/>
+              <w:left w:type="dxa" w:w="120"/>
+              <w:bottom w:type="dxa" w:w="80"/>
+              <w:right w:type="dxa" w:w="120"/>
+            </w:tcMar>
+          </w:tcPr>
+          <w:p>
+            <w:r>
+              <w:rPr>
+                <w:rFonts w:ascii="Arial" w:cs="Arial" w:eastAsia="Arial" w:hAnsi="Arial"/>
+                <w:sz w:val="22"/>
+                <w:szCs w:val="22"/>
+              </w:rPr>
+              <w:t xml:space="preserve">La aplicación debe presentarse en orientación horizontal, ajustada a la pantalla de 1280×800 de la tablet del robot.</w:t>
+            </w:r>
+          </w:p>
+        </w:tc>
+        <w:tc>
+          <w:tcPr>
+            <w:tcW w:type="dxa" w:w="2000"/>
+            <w:tcBorders>
+              <w:top w:val="single" w:color="CCCCCC" w:sz="1"/>
+              <w:left w:val="single" w:color="CCCCCC" w:sz="1"/>
+              <w:bottom w:val="single" w:color="CCCCCC" w:sz="1"/>
+              <w:right w:val="single" w:color="CCCCCC" w:sz="1"/>
+            </w:tcBorders>
+            <w:shd w:fill="F5F5F5" w:val="clear"/>
+            <w:tcMar>
+              <w:top w:type="dxa" w:w="80"/>
+              <w:left w:type="dxa" w:w="120"/>
+              <w:bottom w:type="dxa" w:w="80"/>
+              <w:right w:type="dxa" w:w="120"/>
+            </w:tcMar>
+          </w:tcPr>
+          <w:p>
+            <w:r>
+              <w:rPr>
+                <w:rFonts w:ascii="Arial" w:cs="Arial" w:eastAsia="Arial" w:hAnsi="Arial"/>
+                <w:sz w:val="22"/>
+                <w:szCs w:val="22"/>
+              </w:rPr>
+              <w:t xml:space="preserve">Interfaz</w:t>
+            </w:r>
+          </w:p>
+        </w:tc>
+      </w:tr>
+      <w:tr>
+        <w:tc>
+          <w:tcPr>
+            <w:tcW w:type="dxa" w:w="900"/>
+            <w:tcBorders>
+              <w:top w:val="single" w:color="CCCCCC" w:sz="1"/>
+              <w:left w:val="single" w:color="CCCCCC" w:sz="1"/>
+              <w:bottom w:val="single" w:color="CCCCCC" w:sz="1"/>
+              <w:right w:val="single" w:color="CCCCCC" w:sz="1"/>
+            </w:tcBorders>
+            <w:shd w:fill="FFFFFF" w:val="clear"/>
+            <w:tcMar>
+              <w:top w:type="dxa" w:w="80"/>
+              <w:left w:type="dxa" w:w="120"/>
+              <w:bottom w:type="dxa" w:w="80"/>
+              <w:right w:type="dxa" w:w="120"/>
+            </w:tcMar>
+          </w:tcPr>
+          <w:p>
+            <w:r>
+              <w:rPr>
+                <w:rFonts w:ascii="Arial" w:cs="Arial" w:eastAsia="Arial" w:hAnsi="Arial"/>
+                <w:sz w:val="22"/>
+                <w:szCs w:val="22"/>
+              </w:rPr>
+              <w:t xml:space="preserve">RD02</w:t>
+            </w:r>
+          </w:p>
+        </w:tc>
+        <w:tc>
+          <w:tcPr>
+            <w:tcW w:type="dxa" w:w="6126"/>
+            <w:tcBorders>
+              <w:top w:val="single" w:color="CCCCCC" w:sz="1"/>
+              <w:left w:val="single" w:color="CCCCCC" w:sz="1"/>
+              <w:bottom w:val="single" w:color="CCCCCC" w:sz="1"/>
+              <w:right w:val="single" w:color="CCCCCC" w:sz="1"/>
+            </w:tcBorders>
+            <w:shd w:fill="FFFFFF" w:val="clear"/>
+            <w:tcMar>
+              <w:top w:type="dxa" w:w="80"/>
+              <w:left w:type="dxa" w:w="120"/>
+              <w:bottom w:type="dxa" w:w="80"/>
+              <w:right w:type="dxa" w:w="120"/>
+            </w:tcMar>
+          </w:tcPr>
+          <w:p>
+            <w:r>
+              <w:rPr>
+                <w:rFonts w:ascii="Arial" w:cs="Arial" w:eastAsia="Arial" w:hAnsi="Arial"/>
+                <w:sz w:val="22"/>
+                <w:szCs w:val="22"/>
+              </w:rPr>
+              <w:t xml:space="preserve">El estado mental clasificado debe mostrarse de forma continua mediante un elemento visual central (orbe) con un color asociado a cada estado.</w:t>
+            </w:r>
+          </w:p>
+        </w:tc>
+        <w:tc>
+          <w:tcPr>
+            <w:tcW w:type="dxa" w:w="2000"/>
+            <w:tcBorders>
+              <w:top w:val="single" w:color="CCCCCC" w:sz="1"/>
+              <w:left w:val="single" w:color="CCCCCC" w:sz="1"/>
+              <w:bottom w:val="single" w:color="CCCCCC" w:sz="1"/>
+              <w:right w:val="single" w:color="CCCCCC" w:sz="1"/>
+            </w:tcBorders>
+            <w:shd w:fill="FFFFFF" w:val="clear"/>
+            <w:tcMar>
+              <w:top w:type="dxa" w:w="80"/>
+              <w:left w:type="dxa" w:w="120"/>
+              <w:bottom w:type="dxa" w:w="80"/>
+              <w:right w:type="dxa" w:w="120"/>
+            </w:tcMar>
+          </w:tcPr>
+          <w:p>
+            <w:r>
+              <w:rPr>
+                <w:rFonts w:ascii="Arial" w:cs="Arial" w:eastAsia="Arial" w:hAnsi="Arial"/>
+                <w:sz w:val="22"/>
+                <w:szCs w:val="22"/>
+              </w:rPr>
+              <w:t xml:space="preserve">Retroalimentación</w:t>
+            </w:r>
+          </w:p>
+        </w:tc>
+      </w:tr>
+      <w:tr>
+        <w:tc>
+          <w:tcPr>
+            <w:tcW w:type="dxa" w:w="900"/>
+            <w:tcBorders>
+              <w:top w:val="single" w:color="CCCCCC" w:sz="1"/>
+              <w:left w:val="single" w:color="CCCCCC" w:sz="1"/>
+              <w:bottom w:val="single" w:color="CCCCCC" w:sz="1"/>
+              <w:right w:val="single" w:color="CCCCCC" w:sz="1"/>
+            </w:tcBorders>
+            <w:shd w:fill="F5F5F5" w:val="clear"/>
+            <w:tcMar>
+              <w:top w:type="dxa" w:w="80"/>
+              <w:left w:type="dxa" w:w="120"/>
+              <w:bottom w:type="dxa" w:w="80"/>
+              <w:right w:type="dxa" w:w="120"/>
+            </w:tcMar>
+          </w:tcPr>
+          <w:p>
+            <w:r>
+              <w:rPr>
+                <w:rFonts w:ascii="Arial" w:cs="Arial" w:eastAsia="Arial" w:hAnsi="Arial"/>
+                <w:sz w:val="22"/>
+                <w:szCs w:val="22"/>
+              </w:rPr>
+              <w:t xml:space="preserve">RD03</w:t>
+            </w:r>
+          </w:p>
+        </w:tc>
+        <w:tc>
+          <w:tcPr>
+            <w:tcW w:type="dxa" w:w="6126"/>
+            <w:tcBorders>
+              <w:top w:val="single" w:color="CCCCCC" w:sz="1"/>
+              <w:left w:val="single" w:color="CCCCCC" w:sz="1"/>
+              <w:bottom w:val="single" w:color="CCCCCC" w:sz="1"/>
+              <w:right w:val="single" w:color="CCCCCC" w:sz="1"/>
+            </w:tcBorders>
+            <w:shd w:fill="F5F5F5" w:val="clear"/>
+            <w:tcMar>
+              <w:top w:type="dxa" w:w="80"/>
+              <w:left w:type="dxa" w:w="120"/>
+              <w:bottom w:type="dxa" w:w="80"/>
+              <w:right w:type="dxa" w:w="120"/>
+            </w:tcMar>
+          </w:tcPr>
+          <w:p>
+            <w:r>
+              <w:rPr>
+                <w:rFonts w:ascii="Arial" w:cs="Arial" w:eastAsia="Arial" w:hAnsi="Arial"/>
+                <w:sz w:val="22"/>
+                <w:szCs w:val="22"/>
+              </w:rPr>
+              <w:t xml:space="preserve">Las pistas y la narración de cada sala deben mostrarse como texto legible a distancia, con tamaños de fuente definidos por recurso y no fijados en el diseño.</w:t>
+            </w:r>
+          </w:p>
+        </w:tc>
+        <w:tc>
+          <w:tcPr>
+            <w:tcW w:type="dxa" w:w="2000"/>
+            <w:tcBorders>
+              <w:top w:val="single" w:color="CCCCCC" w:sz="1"/>
+              <w:left w:val="single" w:color="CCCCCC" w:sz="1"/>
+              <w:bottom w:val="single" w:color="CCCCCC" w:sz="1"/>
+              <w:right w:val="single" w:color="CCCCCC" w:sz="1"/>
+            </w:tcBorders>
+            <w:shd w:fill="F5F5F5" w:val="clear"/>
+            <w:tcMar>
+              <w:top w:type="dxa" w:w="80"/>
+              <w:left w:type="dxa" w:w="120"/>
+              <w:bottom w:type="dxa" w:w="80"/>
+              <w:right w:type="dxa" w:w="120"/>
+            </w:tcMar>
+          </w:tcPr>
+          <w:p>
+            <w:r>
+              <w:rPr>
+                <w:rFonts w:ascii="Arial" w:cs="Arial" w:eastAsia="Arial" w:hAnsi="Arial"/>
+                <w:sz w:val="22"/>
+                <w:szCs w:val="22"/>
+              </w:rPr>
+              <w:t xml:space="preserve">Legibilidad</w:t>
+            </w:r>
+          </w:p>
+        </w:tc>
+      </w:tr>
+      <w:tr>
+        <w:tc>
+          <w:tcPr>
+            <w:tcW w:type="dxa" w:w="900"/>
+            <w:tcBorders>
+              <w:top w:val="single" w:color="CCCCCC" w:sz="1"/>
+              <w:left w:val="single" w:color="CCCCCC" w:sz="1"/>
+              <w:bottom w:val="single" w:color="CCCCCC" w:sz="1"/>
+              <w:right w:val="single" w:color="CCCCCC" w:sz="1"/>
+            </w:tcBorders>
+            <w:shd w:fill="FFFFFF" w:val="clear"/>
+            <w:tcMar>
+              <w:top w:type="dxa" w:w="80"/>
+              <w:left w:type="dxa" w:w="120"/>
+              <w:bottom w:type="dxa" w:w="80"/>
+              <w:right w:type="dxa" w:w="120"/>
+            </w:tcMar>
+          </w:tcPr>
+          <w:p>
+            <w:r>
+              <w:rPr>
+                <w:rFonts w:ascii="Arial" w:cs="Arial" w:eastAsia="Arial" w:hAnsi="Arial"/>
+                <w:sz w:val="22"/>
+                <w:szCs w:val="22"/>
+              </w:rPr>
+              <w:t xml:space="preserve">RD04</w:t>
+            </w:r>
+          </w:p>
+        </w:tc>
+        <w:tc>
+          <w:tcPr>
+            <w:tcW w:type="dxa" w:w="6126"/>
+            <w:tcBorders>
+              <w:top w:val="single" w:color="CCCCCC" w:sz="1"/>
+              <w:left w:val="single" w:color="CCCCCC" w:sz="1"/>
+              <w:bottom w:val="single" w:color="CCCCCC" w:sz="1"/>
+              <w:right w:val="single" w:color="CCCCCC" w:sz="1"/>
+            </w:tcBorders>
+            <w:shd w:fill="FFFFFF" w:val="clear"/>
+            <w:tcMar>
+              <w:top w:type="dxa" w:w="80"/>
+              <w:left w:type="dxa" w:w="120"/>
+              <w:bottom w:type="dxa" w:w="80"/>
+              <w:right w:type="dxa" w:w="120"/>
+            </w:tcMar>
+          </w:tcPr>
+          <w:p>
+            <w:r>
+              <w:rPr>
+                <w:rFonts w:ascii="Arial" w:cs="Arial" w:eastAsia="Arial" w:hAnsi="Arial"/>
+                <w:sz w:val="22"/>
+                <w:szCs w:val="22"/>
+              </w:rPr>
+              <w:t xml:space="preserve">La interfaz debe emplear iconografía vectorial coherente y evitar los emoji como elementos de la interfaz.</w:t>
+            </w:r>
+          </w:p>
+        </w:tc>
+        <w:tc>
+          <w:tcPr>
+            <w:tcW w:type="dxa" w:w="2000"/>
+            <w:tcBorders>
+              <w:top w:val="single" w:color="CCCCCC" w:sz="1"/>
+              <w:left w:val="single" w:color="CCCCCC" w:sz="1"/>
+              <w:bottom w:val="single" w:color="CCCCCC" w:sz="1"/>
+              <w:right w:val="single" w:color="CCCCCC" w:sz="1"/>
+            </w:tcBorders>
+            <w:shd w:fill="FFFFFF" w:val="clear"/>
+            <w:tcMar>
+              <w:top w:type="dxa" w:w="80"/>
+              <w:left w:type="dxa" w:w="120"/>
+              <w:bottom w:type="dxa" w:w="80"/>
+              <w:right w:type="dxa" w:w="120"/>
+            </w:tcMar>
+          </w:tcPr>
+          <w:p>
+            <w:r>
+              <w:rPr>
+                <w:rFonts w:ascii="Arial" w:cs="Arial" w:eastAsia="Arial" w:hAnsi="Arial"/>
+                <w:sz w:val="22"/>
+                <w:szCs w:val="22"/>
+              </w:rPr>
+              <w:t xml:space="preserve">Identidad visual</w:t>
+            </w:r>
+          </w:p>
+        </w:tc>
+      </w:tr>
+      <w:tr>
+        <w:tc>
+          <w:tcPr>
+            <w:tcW w:type="dxa" w:w="900"/>
+            <w:tcBorders>
+              <w:top w:val="single" w:color="CCCCCC" w:sz="1"/>
+              <w:left w:val="single" w:color="CCCCCC" w:sz="1"/>
+              <w:bottom w:val="single" w:color="CCCCCC" w:sz="1"/>
+              <w:right w:val="single" w:color="CCCCCC" w:sz="1"/>
+            </w:tcBorders>
+            <w:shd w:fill="F5F5F5" w:val="clear"/>
+            <w:tcMar>
+              <w:top w:type="dxa" w:w="80"/>
+              <w:left w:type="dxa" w:w="120"/>
+              <w:bottom w:type="dxa" w:w="80"/>
+              <w:right w:type="dxa" w:w="120"/>
+            </w:tcMar>
+          </w:tcPr>
+          <w:p>
+            <w:r>
+              <w:rPr>
+                <w:rFonts w:ascii="Arial" w:cs="Arial" w:eastAsia="Arial" w:hAnsi="Arial"/>
+                <w:sz w:val="22"/>
+                <w:szCs w:val="22"/>
+              </w:rPr>
+              <w:t xml:space="preserve">RD05</w:t>
+            </w:r>
+          </w:p>
+        </w:tc>
+        <w:tc>
+          <w:tcPr>
+            <w:tcW w:type="dxa" w:w="6126"/>
+            <w:tcBorders>
+              <w:top w:val="single" w:color="CCCCCC" w:sz="1"/>
+              <w:left w:val="single" w:color="CCCCCC" w:sz="1"/>
+              <w:bottom w:val="single" w:color="CCCCCC" w:sz="1"/>
+              <w:right w:val="single" w:color="CCCCCC" w:sz="1"/>
+            </w:tcBorders>
+            <w:shd w:fill="F5F5F5" w:val="clear"/>
+            <w:tcMar>
+              <w:top w:type="dxa" w:w="80"/>
+              <w:left w:type="dxa" w:w="120"/>
+              <w:bottom w:type="dxa" w:w="80"/>
+              <w:right w:type="dxa" w:w="120"/>
+            </w:tcMar>
+          </w:tcPr>
+          <w:p>
+            <w:r>
+              <w:rPr>
+                <w:rFonts w:ascii="Arial" w:cs="Arial" w:eastAsia="Arial" w:hAnsi="Arial"/>
+                <w:sz w:val="22"/>
+                <w:szCs w:val="22"/>
+              </w:rPr>
+              <w:t xml:space="preserve">Los colores, tipografías y estados deben definirse en un sistema de diseño centralizado en recursos, reutilizado en todas las pantallas.</w:t>
+            </w:r>
+          </w:p>
+        </w:tc>
+        <w:tc>
+          <w:tcPr>
+            <w:tcW w:type="dxa" w:w="2000"/>
+            <w:tcBorders>
+              <w:top w:val="single" w:color="CCCCCC" w:sz="1"/>
+              <w:left w:val="single" w:color="CCCCCC" w:sz="1"/>
+              <w:bottom w:val="single" w:color="CCCCCC" w:sz="1"/>
+              <w:right w:val="single" w:color="CCCCCC" w:sz="1"/>
+            </w:tcBorders>
+            <w:shd w:fill="F5F5F5" w:val="clear"/>
+            <w:tcMar>
+              <w:top w:type="dxa" w:w="80"/>
+              <w:left w:type="dxa" w:w="120"/>
+              <w:bottom w:type="dxa" w:w="80"/>
+              <w:right w:type="dxa" w:w="120"/>
+            </w:tcMar>
+          </w:tcPr>
+          <w:p>
+            <w:r>
+              <w:rPr>
+                <w:rFonts w:ascii="Arial" w:cs="Arial" w:eastAsia="Arial" w:hAnsi="Arial"/>
+                <w:sz w:val="22"/>
+                <w:szCs w:val="22"/>
+              </w:rPr>
+              <w:t xml:space="preserve">Consistencia</w:t>
+            </w:r>
+          </w:p>
+        </w:tc>
+      </w:tr>
+      <w:tr>
+        <w:tc>
+          <w:tcPr>
+            <w:tcW w:type="dxa" w:w="900"/>
+            <w:tcBorders>
+              <w:top w:val="single" w:color="CCCCCC" w:sz="1"/>
+              <w:left w:val="single" w:color="CCCCCC" w:sz="1"/>
+              <w:bottom w:val="single" w:color="CCCCCC" w:sz="1"/>
+              <w:right w:val="single" w:color="CCCCCC" w:sz="1"/>
+            </w:tcBorders>
+            <w:shd w:fill="FFFFFF" w:val="clear"/>
+            <w:tcMar>
+              <w:top w:type="dxa" w:w="80"/>
+              <w:left w:type="dxa" w:w="120"/>
+              <w:bottom w:type="dxa" w:w="80"/>
+              <w:right w:type="dxa" w:w="120"/>
+            </w:tcMar>
+          </w:tcPr>
+          <w:p>
+            <w:r>
+              <w:rPr>
+                <w:rFonts w:ascii="Arial" w:cs="Arial" w:eastAsia="Arial" w:hAnsi="Arial"/>
+                <w:sz w:val="22"/>
+                <w:szCs w:val="22"/>
+              </w:rPr>
+              <w:t xml:space="preserve">RD06</w:t>
+            </w:r>
+          </w:p>
+        </w:tc>
+        <w:tc>
+          <w:tcPr>
+            <w:tcW w:type="dxa" w:w="6126"/>
+            <w:tcBorders>
+              <w:top w:val="single" w:color="CCCCCC" w:sz="1"/>
+              <w:left w:val="single" w:color="CCCCCC" w:sz="1"/>
+              <w:bottom w:val="single" w:color="CCCCCC" w:sz="1"/>
+              <w:right w:val="single" w:color="CCCCCC" w:sz="1"/>
+            </w:tcBorders>
+            <w:shd w:fill="FFFFFF" w:val="clear"/>
+            <w:tcMar>
+              <w:top w:type="dxa" w:w="80"/>
+              <w:left w:type="dxa" w:w="120"/>
+              <w:bottom w:type="dxa" w:w="80"/>
+              <w:right w:type="dxa" w:w="120"/>
+            </w:tcMar>
+          </w:tcPr>
+          <w:p>
+            <w:r>
+              <w:rPr>
+                <w:rFonts w:ascii="Arial" w:cs="Arial" w:eastAsia="Arial" w:hAnsi="Arial"/>
+                <w:sz w:val="22"/>
+                <w:szCs w:val="22"/>
+              </w:rPr>
+              <w:t xml:space="preserve">Cuando un usuario quede bloqueado en una sala, la interfaz debe ofrecer una vía de rescate visible para avanzar sin ayuda externa.</w:t>
+            </w:r>
+          </w:p>
+        </w:tc>
+        <w:tc>
+          <w:tcPr>
+            <w:tcW w:type="dxa" w:w="2000"/>
+            <w:tcBorders>
+              <w:top w:val="single" w:color="CCCCCC" w:sz="1"/>
+              <w:left w:val="single" w:color="CCCCCC" w:sz="1"/>
+              <w:bottom w:val="single" w:color="CCCCCC" w:sz="1"/>
+              <w:right w:val="single" w:color="CCCCCC" w:sz="1"/>
+            </w:tcBorders>
+            <w:shd w:fill="FFFFFF" w:val="clear"/>
+            <w:tcMar>
+              <w:top w:type="dxa" w:w="80"/>
+              <w:left w:type="dxa" w:w="120"/>
+              <w:bottom w:type="dxa" w:w="80"/>
+              <w:right w:type="dxa" w:w="120"/>
+            </w:tcMar>
+          </w:tcPr>
+          <w:p>
+            <w:r>
+              <w:rPr>
+                <w:rFonts w:ascii="Arial" w:cs="Arial" w:eastAsia="Arial" w:hAnsi="Arial"/>
+                <w:sz w:val="22"/>
+                <w:szCs w:val="22"/>
+              </w:rPr>
+              <w:t xml:space="preserve">Tolerancia a errores</w:t>
+            </w:r>
+          </w:p>
+        </w:tc>
+      </w:tr>
+      <w:tr>
+        <w:tc>
+          <w:tcPr>
+            <w:tcW w:type="dxa" w:w="900"/>
+            <w:tcBorders>
+              <w:top w:val="single" w:color="CCCCCC" w:sz="1"/>
+              <w:left w:val="single" w:color="CCCCCC" w:sz="1"/>
+              <w:bottom w:val="single" w:color="CCCCCC" w:sz="1"/>
+              <w:right w:val="single" w:color="CCCCCC" w:sz="1"/>
+            </w:tcBorders>
+            <w:shd w:fill="F5F5F5" w:val="clear"/>
+            <w:tcMar>
+              <w:top w:type="dxa" w:w="80"/>
+              <w:left w:type="dxa" w:w="120"/>
+              <w:bottom w:type="dxa" w:w="80"/>
+              <w:right w:type="dxa" w:w="120"/>
+            </w:tcMar>
+          </w:tcPr>
+          <w:p>
+            <w:r>
+              <w:rPr>
+                <w:rFonts w:ascii="Arial" w:cs="Arial" w:eastAsia="Arial" w:hAnsi="Arial"/>
+                <w:sz w:val="22"/>
+                <w:szCs w:val="22"/>
+              </w:rPr>
+              <w:t xml:space="preserve">RD07</w:t>
+            </w:r>
+          </w:p>
+        </w:tc>
+        <w:tc>
+          <w:tcPr>
+            <w:tcW w:type="dxa" w:w="6126"/>
+            <w:tcBorders>
+              <w:top w:val="single" w:color="CCCCCC" w:sz="1"/>
+              <w:left w:val="single" w:color="CCCCCC" w:sz="1"/>
+              <w:bottom w:val="single" w:color="CCCCCC" w:sz="1"/>
+              <w:right w:val="single" w:color="CCCCCC" w:sz="1"/>
+            </w:tcBorders>
+            <w:shd w:fill="F5F5F5" w:val="clear"/>
+            <w:tcMar>
+              <w:top w:type="dxa" w:w="80"/>
+              <w:left w:type="dxa" w:w="120"/>
+              <w:bottom w:type="dxa" w:w="80"/>
+              <w:right w:type="dxa" w:w="120"/>
+            </w:tcMar>
+          </w:tcPr>
+          <w:p>
+            <w:r>
+              <w:rPr>
+                <w:rFonts w:ascii="Arial" w:cs="Arial" w:eastAsia="Arial" w:hAnsi="Arial"/>
+                <w:sz w:val="22"/>
+                <w:szCs w:val="22"/>
+              </w:rPr>
+              <w:t xml:space="preserve">El editor de niveles debe guiar la construcción con diálogos, plantillas y una vista previa del nivel antes de guardarlo.</w:t>
+            </w:r>
+          </w:p>
+        </w:tc>
+        <w:tc>
+          <w:tcPr>
+            <w:tcW w:type="dxa" w:w="2000"/>
+            <w:tcBorders>
+              <w:top w:val="single" w:color="CCCCCC" w:sz="1"/>
+              <w:left w:val="single" w:color="CCCCCC" w:sz="1"/>
+              <w:bottom w:val="single" w:color="CCCCCC" w:sz="1"/>
+              <w:right w:val="single" w:color="CCCCCC" w:sz="1"/>
+            </w:tcBorders>
+            <w:shd w:fill="F5F5F5" w:val="clear"/>
+            <w:tcMar>
+              <w:top w:type="dxa" w:w="80"/>
+              <w:left w:type="dxa" w:w="120"/>
+              <w:bottom w:type="dxa" w:w="80"/>
+              <w:right w:type="dxa" w:w="120"/>
+            </w:tcMar>
+          </w:tcPr>
+          <w:p>
+            <w:r>
+              <w:rPr>
+                <w:rFonts w:ascii="Arial" w:cs="Arial" w:eastAsia="Arial" w:hAnsi="Arial"/>
+                <w:sz w:val="22"/>
+                <w:szCs w:val="22"/>
+              </w:rPr>
+              <w:t xml:space="preserve">Usabilidad</w:t>
+            </w:r>
+          </w:p>
+        </w:tc>
+      </w:tr>
+    </w:tbl>
+    <w:p>
+      <w:r>
+        <w:t xml:space="preserve"/>
+      </w:r>
+    </w:p>
+    <w:p>
+      <w:pPr>
+        <w:pStyle w:val="Heading2"/>
+      </w:pPr>
+      <w:r>
+        <w:rPr>
+          <w:rFonts w:ascii="Arial" w:cs="Arial" w:eastAsia="Arial" w:hAnsi="Arial"/>
+          <w:b/>
+          <w:bCs/>
+          <w:sz w:val="28"/>
+          <w:szCs w:val="28"/>
+        </w:rPr>
+        <w:t xml:space="preserve">3.4 Casos de uso principales</w:t>
       </w:r>
     </w:p>
     <w:p>
@@ -6487,512 +8158,7 @@
           <w:sz w:val="24"/>
           <w:szCs w:val="24"/>
         </w:rPr>
-        <w:t xml:space="preserve">La secuencia de inicio de cada sala sigue el orden: (1) vídeo introductorio si existe, (2) acciones del robot encadenadas, (3) inicio del módulo. El despachador de acciones (dispatchActions) procesa la lista de forma recursiva esperando el momento correcto entre cada acción según su tipo: una acción SPEAK no avanza hasta recibir el callback real de fin de TTS (con un timeout de seguridad estimado en ~120 ms por carácter, acotado entre 8 y 60 segundos, por si el servicio de voz no responde); una acción GOTO espera el callback de llegada del robot (timeout de 60 s, o continuación inmediata si la navegación se aborta por camino bloqueado); WAIT introduce una pausa explícita de la duración indicada; y el resto de acciones físicas esperan 1 segundo para dar tiempo al movimiento. Esta secuenciación basada en callbacks reales, en lugar de retardos fijos estimados, garantiza que el robot haya completado realmente cada acción antes de continuar, y que el módulo no acepte gestos hasta que toda la coreografía haya terminado.</w:t>
-      </w:r>
-    </w:p>
-    <w:p>
-      <w:pPr>
-        <w:spacing w:after="120" w:before="120"/>
-        <w:jc w:val="both"/>
-      </w:pPr>
-      <w:r>
-        <w:rPr>
-          <w:rFonts w:ascii="Arial" w:cs="Arial" w:eastAsia="Arial" w:hAnsi="Arial"/>
-          <w:sz w:val="24"/>
-          <w:szCs w:val="24"/>
-        </w:rPr>
-        <w:t xml:space="preserve">Mientras el robot habla, el motor bloquea los gestos discretos (parpadeo, mandíbula, asentir, negar) para evitar que el audio de los altavoces, captado como artefacto por la diadema, genere falsas detecciones. Al terminar la locución se aplica un margen de gracia de 1.200 ms antes de reactivar la entrada de gestos, tiempo suficiente para que el eco acústico se disipe. Los eventos de estado mental continuo (necesarios para CalmModule y VideoStateModule) no se bloquean. Adicionalmente, si el jugador permanece más de 30 segundos en una misma sala sin superarla, la interfaz ofrece un botón de rescate "Saltar sala" que invoca skipCurrentRoom() para avanzar manualmente, evitando que una mala calidad de señal o un reto demasiado difícil interrumpan la experiencia.</w:t>
-      </w:r>
-    </w:p>
-    <w:p>
-      <w:pPr>
-        <w:spacing w:after="120" w:before="120"/>
-        <w:jc w:val="both"/>
-      </w:pPr>
-      <w:r>
-        <w:rPr>
-          <w:rFonts w:ascii="Arial" w:cs="Arial" w:eastAsia="Arial" w:hAnsi="Arial"/>
-          <w:sz w:val="24"/>
-          <w:szCs w:val="24"/>
-        </w:rPr>
-        <w:t xml:space="preserve">Los callbacks públicos del motor son:</w:t>
-      </w:r>
-    </w:p>
-    <w:p>
-      <w:pPr>
-        <w:pStyle w:val="ListParagraph"/>
-        <w:numPr>
-          <w:ilvl w:val="0"/>
-          <w:numId w:val="2"/>
-        </w:numPr>
-      </w:pPr>
-      <w:r>
-        <w:rPr>
-          <w:rFonts w:ascii="Arial" w:cs="Arial" w:eastAsia="Arial" w:hAnsi="Arial"/>
-          <w:sz w:val="24"/>
-          <w:szCs w:val="24"/>
-        </w:rPr>
-        <w:t xml:space="preserve">onRoomChanged(sala, total, título): notifica el cambio de sala a la UI.</w:t>
-      </w:r>
-    </w:p>
-    <w:p>
-      <w:pPr>
-        <w:pStyle w:val="ListParagraph"/>
-        <w:numPr>
-          <w:ilvl w:val="0"/>
-          <w:numId w:val="2"/>
-        </w:numPr>
-      </w:pPr>
-      <w:r>
-        <w:rPr>
-          <w:rFonts w:ascii="Arial" w:cs="Arial" w:eastAsia="Arial" w:hAnsi="Arial"/>
-          <w:sz w:val="24"/>
-          <w:szCs w:val="24"/>
-        </w:rPr>
-        <w:t xml:space="preserve">onNarration(texto): texto de narración que el robot lee en voz alta.</w:t>
-      </w:r>
-    </w:p>
-    <w:p>
-      <w:pPr>
-        <w:pStyle w:val="ListParagraph"/>
-        <w:numPr>
-          <w:ilvl w:val="0"/>
-          <w:numId w:val="2"/>
-        </w:numPr>
-      </w:pPr>
-      <w:r>
-        <w:rPr>
-          <w:rFonts w:ascii="Arial" w:cs="Arial" w:eastAsia="Arial" w:hAnsi="Arial"/>
-          <w:sz w:val="24"/>
-          <w:szCs w:val="24"/>
-        </w:rPr>
-        <w:t xml:space="preserve">onHint(pista): pista de acción actualizable en tiempo real.</w:t>
-      </w:r>
-    </w:p>
-    <w:p>
-      <w:pPr>
-        <w:pStyle w:val="ListParagraph"/>
-        <w:numPr>
-          <w:ilvl w:val="0"/>
-          <w:numId w:val="2"/>
-        </w:numPr>
-      </w:pPr>
-      <w:r>
-        <w:rPr>
-          <w:rFonts w:ascii="Arial" w:cs="Arial" w:eastAsia="Arial" w:hAnsi="Arial"/>
-          <w:sz w:val="24"/>
-          <w:szCs w:val="24"/>
-        </w:rPr>
-        <w:t xml:space="preserve">onFeedback(mensaje, éxito): retroalimentación visual de éxito o fallo.</w:t>
-      </w:r>
-    </w:p>
-    <w:p>
-      <w:pPr>
-        <w:pStyle w:val="ListParagraph"/>
-        <w:numPr>
-          <w:ilvl w:val="0"/>
-          <w:numId w:val="2"/>
-        </w:numPr>
-      </w:pPr>
-      <w:r>
-        <w:rPr>
-          <w:rFonts w:ascii="Arial" w:cs="Arial" w:eastAsia="Arial" w:hAnsi="Arial"/>
-          <w:sz w:val="24"/>
-          <w:szCs w:val="24"/>
-        </w:rPr>
-        <w:t xml:space="preserve">onMorseSymbols(símbolos): secuencia Morse en curso (solo MorseModule).</w:t>
-      </w:r>
-    </w:p>
-    <w:p>
-      <w:pPr>
-        <w:pStyle w:val="ListParagraph"/>
-        <w:numPr>
-          <w:ilvl w:val="0"/>
-          <w:numId w:val="2"/>
-        </w:numPr>
-      </w:pPr>
-      <w:r>
-        <w:rPr>
-          <w:rFonts w:ascii="Arial" w:cs="Arial" w:eastAsia="Arial" w:hAnsi="Arial"/>
-          <w:sz w:val="24"/>
-          <w:szCs w:val="24"/>
-        </w:rPr>
-        <w:t xml:space="preserve">onTemiSpeak(texto): texto para síntesis de voz del robot.</w:t>
-      </w:r>
-    </w:p>
-    <w:p>
-      <w:pPr>
-        <w:pStyle w:val="ListParagraph"/>
-        <w:numPr>
-          <w:ilvl w:val="0"/>
-          <w:numId w:val="2"/>
-        </w:numPr>
-      </w:pPr>
-      <w:r>
-        <w:rPr>
-          <w:rFonts w:ascii="Arial" w:cs="Arial" w:eastAsia="Arial" w:hAnsi="Arial"/>
-          <w:sz w:val="24"/>
-          <w:szCs w:val="24"/>
-        </w:rPr>
-        <w:t xml:space="preserve">onRobotAction(acción): acción del robot (SPEAK, GOTO, TILT_HEAD, TURN). WAIT no llega a este callback; el motor lo consume acumulando retraso.</w:t>
-      </w:r>
-    </w:p>
-    <w:p>
-      <w:pPr>
-        <w:pStyle w:val="ListParagraph"/>
-        <w:numPr>
-          <w:ilvl w:val="0"/>
-          <w:numId w:val="2"/>
-        </w:numPr>
-      </w:pPr>
-      <w:r>
-        <w:rPr>
-          <w:rFonts w:ascii="Arial" w:cs="Arial" w:eastAsia="Arial" w:hAnsi="Arial"/>
-          <w:sz w:val="24"/>
-          <w:szCs w:val="24"/>
-        </w:rPr>
-        <w:t xml:space="preserve">onPlayVideo(resId, path, onComplete): reproducción de vídeo introductorio (bloqueante hasta que termina o se salta).</w:t>
-      </w:r>
-    </w:p>
-    <w:p>
-      <w:pPr>
-        <w:pStyle w:val="ListParagraph"/>
-        <w:numPr>
-          <w:ilvl w:val="0"/>
-          <w:numId w:val="2"/>
-        </w:numPr>
-      </w:pPr>
-      <w:r>
-        <w:rPr>
-          <w:rFonts w:ascii="Arial" w:cs="Arial" w:eastAsia="Arial" w:hAnsi="Arial"/>
-          <w:sz w:val="24"/>
-          <w:szCs w:val="24"/>
-        </w:rPr>
-        <w:t xml:space="preserve">onStartConcurrentVideo(path): inicia un vídeo en bucle en paralelo al reto, sin bloquear el módulo.</w:t>
-      </w:r>
-    </w:p>
-    <w:p>
-      <w:pPr>
-        <w:pStyle w:val="ListParagraph"/>
-        <w:numPr>
-          <w:ilvl w:val="0"/>
-          <w:numId w:val="2"/>
-        </w:numPr>
-      </w:pPr>
-      <w:r>
-        <w:rPr>
-          <w:rFonts w:ascii="Arial" w:cs="Arial" w:eastAsia="Arial" w:hAnsi="Arial"/>
-          <w:sz w:val="24"/>
-          <w:szCs w:val="24"/>
-        </w:rPr>
-        <w:t xml:space="preserve">onStopConcurrentVideo(): detiene el vídeo concurrente al completar el reto.</w:t>
-      </w:r>
-    </w:p>
-    <w:p>
-      <w:pPr>
-        <w:pStyle w:val="ListParagraph"/>
-        <w:numPr>
-          <w:ilvl w:val="0"/>
-          <w:numId w:val="2"/>
-        </w:numPr>
-      </w:pPr>
-      <w:r>
-        <w:rPr>
-          <w:rFonts w:ascii="Arial" w:cs="Arial" w:eastAsia="Arial" w:hAnsi="Arial"/>
-          <w:sz w:val="24"/>
-          <w:szCs w:val="24"/>
-        </w:rPr>
-        <w:t xml:space="preserve">onCompleted(): el Escape Room ha sido completado.</w:t>
-      </w:r>
-    </w:p>
-    <w:p>
-      <w:pPr>
-        <w:pStyle w:val="ListParagraph"/>
-        <w:numPr>
-          <w:ilvl w:val="0"/>
-          <w:numId w:val="2"/>
-        </w:numPr>
-      </w:pPr>
-      <w:r>
-        <w:rPr>
-          <w:rFonts w:ascii="Arial" w:cs="Arial" w:eastAsia="Arial" w:hAnsi="Arial"/>
-          <w:sz w:val="24"/>
-          <w:szCs w:val="24"/>
-        </w:rPr>
-        <w:t xml:space="preserve">onSetBlinkDebounce(ms): ajuste del debounce de parpadeo por sala.</w:t>
-      </w:r>
-    </w:p>
-    <w:p>
-      <w:pPr>
-        <w:pStyle w:val="Heading2"/>
-      </w:pPr>
-      <w:r>
-        <w:rPr>
-          <w:rFonts w:ascii="Arial" w:cs="Arial" w:eastAsia="Arial" w:hAnsi="Arial"/>
-          <w:b/>
-          <w:bCs/>
-          <w:sz w:val="28"/>
-          <w:szCs w:val="28"/>
-        </w:rPr>
-        <w:t xml:space="preserve">4.4 Módulos de reto (RoomModule)</w:t>
-      </w:r>
-    </w:p>
-    <w:p>
-      <w:pPr>
-        <w:spacing w:after="120" w:before="120"/>
-        <w:jc w:val="both"/>
-      </w:pPr>
-      <w:r>
-        <w:rPr>
-          <w:rFonts w:ascii="Arial" w:cs="Arial" w:eastAsia="Arial" w:hAnsi="Arial"/>
-          <w:sz w:val="24"/>
-          <w:szCs w:val="24"/>
-        </w:rPr>
-        <w:t xml:space="preserve">La clase abstracta RoomModule define la interfaz común de todos los módulos. Cada módulo encapsula la lógica de un reto concreto y se comunica con el motor exclusivamente a través de callbacks internos (onSuccess, onFeedback, onTemiSpeak, onHintChanged, etc.), respetando el principio de inversión de dependencias. Los seis módulos implementados son:</w:t>
-      </w:r>
-    </w:p>
-    <w:p>
-      <w:pPr>
-        <w:pStyle w:val="ListParagraph"/>
-        <w:numPr>
-          <w:ilvl w:val="0"/>
-          <w:numId w:val="2"/>
-        </w:numPr>
-      </w:pPr>
-      <w:r>
-        <w:rPr>
-          <w:rFonts w:ascii="Arial" w:cs="Arial" w:eastAsia="Arial" w:hAnsi="Arial"/>
-          <w:sz w:val="24"/>
-          <w:szCs w:val="24"/>
-        </w:rPr>
-        <w:t xml:space="preserve">CalmModule: el usuario debe mantener el estado mental CALM durante secondsRequired segundos consecutivos. Un contador regresivo se muestra como pista. Si el usuario pierde la calma, el contador se reinicia.</w:t>
-      </w:r>
-    </w:p>
-    <w:p>
-      <w:pPr>
-        <w:pStyle w:val="ListParagraph"/>
-        <w:numPr>
-          <w:ilvl w:val="0"/>
-          <w:numId w:val="2"/>
-        </w:numPr>
-      </w:pPr>
-      <w:r>
-        <w:rPr>
-          <w:rFonts w:ascii="Arial" w:cs="Arial" w:eastAsia="Arial" w:hAnsi="Arial"/>
-          <w:sz w:val="24"/>
-          <w:szCs w:val="24"/>
-        </w:rPr>
-        <w:t xml:space="preserve">MorseModule: el robot anuncia una letra aleatoria del pool configurado. El usuario debe escribirla en código Morse mediante parpadeos. El MorseDecoder distingue punto y raya mediante una ventana de tiempo configurable (dashWindowMs). El módulo monitoriza el nivel de ruido ambiente y pide silencio si supera el umbral.</w:t>
-      </w:r>
-    </w:p>
-    <w:p>
-      <w:pPr>
-        <w:pStyle w:val="ListParagraph"/>
-        <w:numPr>
-          <w:ilvl w:val="0"/>
-          <w:numId w:val="2"/>
-        </w:numPr>
-      </w:pPr>
-      <w:r>
-        <w:rPr>
-          <w:rFonts w:ascii="Arial" w:cs="Arial" w:eastAsia="Arial" w:hAnsi="Arial"/>
-          <w:sz w:val="24"/>
-          <w:szCs w:val="24"/>
-        </w:rPr>
-        <w:t xml:space="preserve">YesNoModule: el robot formula preguntas secuenciales. El usuario responde asintiéndose (NOD = SÍ) o negando con la cabeza (SHAKE = NO). Un fallo repite la pregunta sin penalizar.</w:t>
-      </w:r>
-    </w:p>
-    <w:p>
-      <w:pPr>
-        <w:pStyle w:val="ListParagraph"/>
-        <w:numPr>
-          <w:ilvl w:val="0"/>
-          <w:numId w:val="2"/>
-        </w:numPr>
-      </w:pPr>
-      <w:r>
-        <w:rPr>
-          <w:rFonts w:ascii="Arial" w:cs="Arial" w:eastAsia="Arial" w:hAnsi="Arial"/>
-          <w:sz w:val="24"/>
-          <w:szCs w:val="24"/>
-        </w:rPr>
-        <w:t xml:space="preserve">BlinkClenchModule: secuencia de dos gestos con ventana de tiempo. El usuario parpadea para "girar la llave" y tiene jawWindowMs milisegundos para apretar la mandíbula. Si expira el tiempo, el reto se reinicia.</w:t>
-      </w:r>
-    </w:p>
-    <w:p>
-      <w:pPr>
-        <w:pStyle w:val="ListParagraph"/>
-        <w:numPr>
-          <w:ilvl w:val="0"/>
-          <w:numId w:val="2"/>
-        </w:numPr>
-      </w:pPr>
-      <w:r>
-        <w:rPr>
-          <w:rFonts w:ascii="Arial" w:cs="Arial" w:eastAsia="Arial" w:hAnsi="Arial"/>
-          <w:sz w:val="24"/>
-          <w:szCs w:val="24"/>
-        </w:rPr>
-        <w:t xml:space="preserve">VideoStateModule: el usuario debe mantener un estado EEG objetivo (CALM o ATTENTION) durante secondsRequired segundos consecutivos mientras se reproduce un vídeo en bucle. El vídeo se inicia mediante el callback onStartConcurrentVideo y se detiene en onStopConcurrentVideo al completar el reto o al abortar. El contador se reinicia si el usuario pierde el estado objetivo.</w:t>
-      </w:r>
-    </w:p>
-    <w:p>
-      <w:pPr>
-        <w:pStyle w:val="ListParagraph"/>
-        <w:numPr>
-          <w:ilvl w:val="0"/>
-          <w:numId w:val="2"/>
-        </w:numPr>
-      </w:pPr>
-      <w:r>
-        <w:rPr>
-          <w:rFonts w:ascii="Arial" w:cs="Arial" w:eastAsia="Arial" w:hAnsi="Arial"/>
-          <w:sz w:val="24"/>
-          <w:szCs w:val="24"/>
-        </w:rPr>
-        <w:t xml:space="preserve">RobotAnimModule: sala sin reto de interacción. El motor ejecuta las acciones del robot configuradas antes de invocar start(); el módulo muestra la narración y avanza automáticamente tras delayMs milisegundos. Ideal para intercalar celebraciones entre salas: el robot habla, inclina la cabeza y espera antes de continuar.</w:t>
-      </w:r>
-    </w:p>
-    <w:p>
-      <w:pPr>
-        <w:pStyle w:val="Heading2"/>
-      </w:pPr>
-      <w:r>
-        <w:rPr>
-          <w:rFonts w:ascii="Arial" w:cs="Arial" w:eastAsia="Arial" w:hAnsi="Arial"/>
-          <w:b/>
-          <w:bCs/>
-          <w:sz w:val="28"/>
-          <w:szCs w:val="28"/>
-        </w:rPr>
-        <w:t xml:space="preserve">4.5 Editor de niveles personalizados</w:t>
-      </w:r>
-    </w:p>
-    <w:p>
-      <w:pPr>
-        <w:spacing w:after="120" w:before="120"/>
-        <w:jc w:val="both"/>
-      </w:pPr>
-      <w:r>
-        <w:rPr>
-          <w:rFonts w:ascii="Arial" w:cs="Arial" w:eastAsia="Arial" w:hAnsi="Arial"/>
-          <w:sz w:val="24"/>
-          <w:szCs w:val="24"/>
-        </w:rPr>
-        <w:t xml:space="preserve">El editor de niveles permite crear EscapeRoomDef personalizados sin modificar el código fuente. La pantalla del editor se divide en dos paneles: el panel de lista muestra los niveles guardados con opciones de jugar, editar y eliminar; el panel de construcción permite configurar el nombre del nivel y añadir salas mediante diálogos modales.</w:t>
-      </w:r>
-    </w:p>
-    <w:p>
-      <w:pPr>
-        <w:spacing w:after="120" w:before="120"/>
-        <w:jc w:val="both"/>
-      </w:pPr>
-      <w:r>
-        <w:rPr>
-          <w:rFonts w:ascii="Arial" w:cs="Arial" w:eastAsia="Arial" w:hAnsi="Arial"/>
-          <w:sz w:val="24"/>
-          <w:szCs w:val="24"/>
-        </w:rPr>
-        <w:t xml:space="preserve">La persistencia se gestiona mediante CustomLevelStorage, que serializa los niveles a JSON en filesDir/custom_levels.json y copia los vídeos adjuntos a filesDir/level_videos/. El editor permite reordenar las salas mediante botones ↑↓ por sala y editar in situ cualquier sala ya creada a través de un diálogo pre-relleno con sus valores actuales. El videoPath se preserva entre ediciones, de modo que el vídeo adjunto no se pierde al modificar otros campos.</w:t>
-      </w:r>
-    </w:p>
-    <w:p>
-      <w:pPr>
-        <w:spacing w:after="120" w:before="120"/>
-        <w:jc w:val="both"/>
-      </w:pPr>
-      <w:r>
-        <w:rPr>
-          <w:rFonts w:ascii="Arial" w:cs="Arial" w:eastAsia="Arial" w:hAnsi="Arial"/>
-          <w:sz w:val="24"/>
-          <w:szCs w:val="24"/>
-        </w:rPr>
-        <w:t xml:space="preserve">El diálogo de configuración de sala incluye una fila deslizable de plantillas predefinidas de acciones robot: "Celebrar" (habla + tilt 25°), "Bienvenida" (habla + tilt 0°), "Ánimo" (habla + tilt 15°) y "Final" (habla + tilt 0°). Al pulsar una plantilla, el campo de acciones se rellena automáticamente, reduciendo el tiempo de configuración. El diálogo pre-rellena los valores existentes cuando se edita una sala ya creada y preserva el videoPath adjunto entre ediciones.</w:t>
-      </w:r>
-    </w:p>
-    <w:p>
-      <w:pPr>
-        <w:spacing w:after="120" w:before="120"/>
-        <w:jc w:val="both"/>
-      </w:pPr>
-      <w:r>
-        <w:rPr>
-          <w:rFonts w:ascii="Arial" w:cs="Arial" w:eastAsia="Arial" w:hAnsi="Arial"/>
-          <w:sz w:val="24"/>
-          <w:szCs w:val="24"/>
-        </w:rPr>
-        <w:t xml:space="preserve">Antes de guardar un nivel, el sistema ejecuta una validación que comprueba: narración vacía en cualquier sala, sala YESNO sin preguntas, sala MORSE con pool de letras vacío, y sala VIDEO_STATE sin vídeo adjunto. Si se detecta algún problema, se muestra un AlertDialog con la lista de advertencias y las opciones "Guardar de todas formas" y "Corregir". La sala se guarda sin cambios si el usuario elige corregir.</w:t>
-      </w:r>
-    </w:p>
-    <w:p>
-      <w:pPr>
-        <w:spacing w:after="120" w:before="120"/>
-        <w:jc w:val="both"/>
-      </w:pPr>
-      <w:r>
-        <w:rPr>
-          <w:rFonts w:ascii="Arial" w:cs="Arial" w:eastAsia="Arial" w:hAnsi="Arial"/>
-          <w:sz w:val="24"/>
-          <w:szCs w:val="24"/>
-        </w:rPr>
-        <w:t xml:space="preserve">El botón "Vista previa" del editor abre un AlertDialog desplazable que muestra todas las salas del nivel en construcción, con icono de tipo, parámetros clave (segundos requeridos, pool de letras, estado objetivo, duración), estado del vídeo adjunto y lista de acciones del robot. La vista previa permite al diseñador verificar el flujo completo del nivel antes de guardarlo.</w:t>
-      </w:r>
-    </w:p>
-    <w:p>
-      <w:pPr>
-        <w:spacing w:after="120" w:before="120"/>
-        <w:jc w:val="both"/>
-      </w:pPr>
-      <w:r>
-        <w:rPr>
-          <w:rFonts w:ascii="Arial" w:cs="Arial" w:eastAsia="Arial" w:hAnsi="Arial"/>
-          <w:sz w:val="24"/>
-          <w:szCs w:val="24"/>
-        </w:rPr>
-        <w:t xml:space="preserve">Para el intercambio de niveles entre dispositivos, el sistema emplea un fichero ZIP que agrupa el JSON del nivel (con rutas de vídeo relativas) y los ficheros de vídeo en una carpeta videos/. La exportación se realiza mediante la hoja de compartición de Android (ACTION_SEND + FileProvider), sin necesidad de ADB. La importación detecta automáticamente el formato (ZIP o JSON plano) mediante los bytes mágicos PK del encabezado, reconstruye las rutas absolutas de los vídeos tras la extracción y ofrece al usuario la opción de reemplazar o añadir a los niveles existentes.</w:t>
-      </w:r>
-    </w:p>
-    <w:p>
-      <w:pPr>
-        <w:pStyle w:val="Heading2"/>
-      </w:pPr>
-      <w:r>
-        <w:rPr>
-          <w:rFonts w:ascii="Arial" w:cs="Arial" w:eastAsia="Arial" w:hAnsi="Arial"/>
-          <w:b/>
-          <w:bCs/>
-          <w:sz w:val="28"/>
-          <w:szCs w:val="28"/>
-        </w:rPr>
-        <w:t xml:space="preserve">4.6 Integración con el robot Temi</w:t>
-      </w:r>
-    </w:p>
-    <w:p>
-      <w:pPr>
-        <w:spacing w:after="120" w:before="120"/>
-        <w:jc w:val="both"/>
-      </w:pPr>
-      <w:r>
-        <w:rPr>
-          <w:rFonts w:ascii="Arial" w:cs="Arial" w:eastAsia="Arial" w:hAnsi="Arial"/>
-          <w:sz w:val="24"/>
-          <w:szCs w:val="24"/>
-        </w:rPr>
-        <w:t xml:space="preserve">TemiController adapta el comportamiento del robot Temi al estado mental detectado y a las acciones programadas por el EscapeRoomEngine. Implementa el listener OnRobotReadyListener del SDK de Temi para gestionar el ciclo de vida del robot. En modo simulado (cuando el SDK de Temi no está disponible, por ejemplo en un móvil estándar), todas las acciones se registran en Logcat sin causar errores.</w:t>
-      </w:r>
-    </w:p>
-    <w:p>
-      <w:pPr>
-        <w:spacing w:after="120" w:before="120"/>
-        <w:jc w:val="both"/>
-      </w:pPr>
-      <w:r>
-        <w:rPr>
-          <w:rFonts w:ascii="Arial" w:cs="Arial" w:eastAsia="Arial" w:hAnsi="Arial"/>
-          <w:sz w:val="24"/>
-          <w:szCs w:val="24"/>
-        </w:rPr>
-        <w:t xml:space="preserve">El controlador ofrece al motor de juego un conjunto reducido de acciones, recogidas en la Tabla 4.1.</w:t>
+        <w:t xml:space="preserve">La secuencia de inicio de cada sala sigue el orden: (1) vídeo introductorio si existe, (2) acciones del robot encadenadas, (3) inicio del módulo. El despachador de acciones (dispatchActions) procesa la lista de forma recursiva esperando entre cada acción el momento correcto según su tipo, tal y como recoge la Tabla 4.1.</w:t>
       </w:r>
     </w:p>
     <w:p>
@@ -7047,7 +8213,7 @@
                 <w:sz w:val="22"/>
                 <w:szCs w:val="22"/>
               </w:rPr>
-              <w:t xml:space="preserve">Acción</w:t>
+              <w:t xml:space="preserve">Tipo de acción</w:t>
             </w:r>
           </w:p>
         </w:tc>
@@ -7078,7 +8244,7 @@
                 <w:sz w:val="22"/>
                 <w:szCs w:val="22"/>
               </w:rPr>
-              <w:t xml:space="preserve">Descripción</w:t>
+              <w:t xml:space="preserve">Espera antes de continuar</w:t>
             </w:r>
           </w:p>
         </w:tc>
@@ -7108,7 +8274,7 @@
                 <w:sz w:val="22"/>
                 <w:szCs w:val="22"/>
               </w:rPr>
-              <w:t xml:space="preserve">speak(texto)</w:t>
+              <w:t xml:space="preserve">SPEAK</w:t>
             </w:r>
           </w:p>
         </w:tc>
@@ -7136,7 +8302,7 @@
                 <w:sz w:val="22"/>
                 <w:szCs w:val="22"/>
               </w:rPr>
-              <w:t xml:space="preserve">Síntesis de voz mediante TtsRequest, con repliegue automático al motor TTS nativo de Android cuando no hay conexión a internet.</w:t>
+              <w:t xml:space="preserve">Hasta el callback real de fin de TTS; timeout de seguridad estimado en ~120 ms por carácter, acotado entre 8 y 60 s, por si el servicio de voz no responde.</w:t>
             </w:r>
           </w:p>
         </w:tc>
@@ -7166,7 +8332,7 @@
                 <w:sz w:val="22"/>
                 <w:szCs w:val="22"/>
               </w:rPr>
-              <w:t xml:space="preserve">goTo(ubicación)</w:t>
+              <w:t xml:space="preserve">GOTO</w:t>
             </w:r>
           </w:p>
         </w:tc>
@@ -7194,7 +8360,7 @@
                 <w:sz w:val="22"/>
                 <w:szCs w:val="22"/>
               </w:rPr>
-              <w:t xml:space="preserve">Navegación autónoma a localizaciones guardadas en el mapa.</w:t>
+              <w:t xml:space="preserve">Hasta el callback de llegada del robot; timeout de 60 s, o continuación inmediata si la navegación se aborta por camino bloqueado.</w:t>
             </w:r>
           </w:p>
         </w:tc>
@@ -7224,7 +8390,7 @@
                 <w:sz w:val="22"/>
                 <w:szCs w:val="22"/>
               </w:rPr>
-              <w:t xml:space="preserve">turnBy(grados)</w:t>
+              <w:t xml:space="preserve">WAIT</w:t>
             </w:r>
           </w:p>
         </w:tc>
@@ -7252,7 +8418,7 @@
                 <w:sz w:val="22"/>
                 <w:szCs w:val="22"/>
               </w:rPr>
-              <w:t xml:space="preserve">Giro del robot sobre su propio eje.</w:t>
+              <w:t xml:space="preserve">Pausa explícita de la duración indicada.</w:t>
             </w:r>
           </w:p>
         </w:tc>
@@ -7282,7 +8448,7 @@
                 <w:sz w:val="22"/>
                 <w:szCs w:val="22"/>
               </w:rPr>
-              <w:t xml:space="preserve">tiltHead(grados)</w:t>
+              <w:t xml:space="preserve">Otras (físicas)</w:t>
             </w:r>
           </w:p>
         </w:tc>
@@ -7310,65 +8476,7 @@
                 <w:sz w:val="22"/>
                 <w:szCs w:val="22"/>
               </w:rPr>
-              <w:t xml:space="preserve">Inclinación de la cabeza.</w:t>
-            </w:r>
-          </w:p>
-        </w:tc>
-      </w:tr>
-      <w:tr>
-        <w:tc>
-          <w:tcPr>
-            <w:tcW w:type="dxa" w:w="2600"/>
-            <w:tcBorders>
-              <w:top w:val="single" w:color="CCCCCC" w:sz="1"/>
-              <w:left w:val="single" w:color="CCCCCC" w:sz="1"/>
-              <w:bottom w:val="single" w:color="CCCCCC" w:sz="1"/>
-              <w:right w:val="single" w:color="CCCCCC" w:sz="1"/>
-            </w:tcBorders>
-            <w:shd w:fill="F5F5F5" w:val="clear"/>
-            <w:tcMar>
-              <w:top w:type="dxa" w:w="80"/>
-              <w:left w:type="dxa" w:w="120"/>
-              <w:bottom w:type="dxa" w:w="80"/>
-              <w:right w:type="dxa" w:w="120"/>
-            </w:tcMar>
-          </w:tcPr>
-          <w:p>
-            <w:r>
-              <w:rPr>
-                <w:rFonts w:ascii="Arial" w:cs="Arial" w:eastAsia="Arial" w:hAnsi="Arial"/>
-                <w:sz w:val="22"/>
-                <w:szCs w:val="22"/>
-              </w:rPr>
-              <w:t xml:space="preserve">celebrate()</w:t>
-            </w:r>
-          </w:p>
-        </w:tc>
-        <w:tc>
-          <w:tcPr>
-            <w:tcW w:type="dxa" w:w="6426"/>
-            <w:tcBorders>
-              <w:top w:val="single" w:color="CCCCCC" w:sz="1"/>
-              <w:left w:val="single" w:color="CCCCCC" w:sz="1"/>
-              <w:bottom w:val="single" w:color="CCCCCC" w:sz="1"/>
-              <w:right w:val="single" w:color="CCCCCC" w:sz="1"/>
-            </w:tcBorders>
-            <w:shd w:fill="F5F5F5" w:val="clear"/>
-            <w:tcMar>
-              <w:top w:type="dxa" w:w="80"/>
-              <w:left w:type="dxa" w:w="120"/>
-              <w:bottom w:type="dxa" w:w="80"/>
-              <w:right w:type="dxa" w:w="120"/>
-            </w:tcMar>
-          </w:tcPr>
-          <w:p>
-            <w:r>
-              <w:rPr>
-                <w:rFonts w:ascii="Arial" w:cs="Arial" w:eastAsia="Arial" w:hAnsi="Arial"/>
-                <w:sz w:val="22"/>
-                <w:szCs w:val="22"/>
-              </w:rPr>
-              <w:t xml:space="preserve">Breve animación de celebración.</w:t>
+              <w:t xml:space="preserve">1 segundo, para dar tiempo al movimiento.</w:t>
             </w:r>
           </w:p>
         </w:tc>
@@ -7386,7 +8494,7 @@
           <w:sz w:val="20"/>
           <w:szCs w:val="20"/>
         </w:rPr>
-        <w:t xml:space="preserve">Tabla 4.1: Acciones que TemiController expone al motor de juego.</w:t>
+        <w:t xml:space="preserve">Tabla 4.1: Tiempo de espera del despachador de acciones según el tipo de acción.</w:t>
       </w:r>
     </w:p>
     <w:p>
@@ -7405,7 +8513,239 @@
           <w:sz w:val="24"/>
           <w:szCs w:val="24"/>
         </w:rPr>
-        <w:t xml:space="preserve">La señal de voz de Temi se encadena mediante un listener de fin de TTS, lo que permite al motor de juego secuenciar acciones sin recurrir a tiempos fijos. En la rama de reacción autónoma al estado mental (independiente del juego), el robot ajusta la inclinación de cabeza según el estado detectado, con un cooldown mínimo de 5 segundos entre cambios para no reaccionar a fluctuaciones momentáneas de la señal; el modo de seguimiento beWithMe() está disponible en la API pero se mantiene desactivado por defecto en esta versión, ya que el foco de la interacción es el escape room.</w:t>
+        <w:t xml:space="preserve">Esta secuenciación basada en callbacks reales, en lugar de retardos fijos estimados, garantiza que el robot haya completado realmente cada acción antes de continuar, y que el módulo no acepte gestos hasta que toda la coreografía haya terminado.</w:t>
+      </w:r>
+    </w:p>
+    <w:p>
+      <w:pPr>
+        <w:spacing w:after="120" w:before="120"/>
+        <w:jc w:val="both"/>
+      </w:pPr>
+      <w:r>
+        <w:rPr>
+          <w:rFonts w:ascii="Arial" w:cs="Arial" w:eastAsia="Arial" w:hAnsi="Arial"/>
+          <w:sz w:val="24"/>
+          <w:szCs w:val="24"/>
+        </w:rPr>
+        <w:t xml:space="preserve">Mientras el robot habla, el motor bloquea los gestos discretos (parpadeo, mandíbula, asentir, negar) para evitar que el audio de los altavoces, captado como artefacto por la diadema, genere falsas detecciones. Al terminar la locución se aplica un margen de gracia de 1.200 ms antes de reactivar la entrada de gestos, tiempo suficiente para que el eco acústico se disipe. Los eventos de estado mental continuo (necesarios para CalmModule y VideoStateModule) no se bloquean. Adicionalmente, si el jugador permanece más de 30 segundos en una misma sala sin superarla, la interfaz ofrece un botón de rescate "Saltar sala" que invoca skipCurrentRoom() para avanzar manualmente, evitando que una mala calidad de señal o un reto demasiado difícil interrumpan la experiencia.</w:t>
+      </w:r>
+    </w:p>
+    <w:p>
+      <w:pPr>
+        <w:spacing w:after="120" w:before="120"/>
+        <w:jc w:val="both"/>
+      </w:pPr>
+      <w:r>
+        <w:rPr>
+          <w:rFonts w:ascii="Arial" w:cs="Arial" w:eastAsia="Arial" w:hAnsi="Arial"/>
+          <w:sz w:val="24"/>
+          <w:szCs w:val="24"/>
+        </w:rPr>
+        <w:t xml:space="preserve">Los callbacks públicos del motor son:</w:t>
+      </w:r>
+    </w:p>
+    <w:p>
+      <w:pPr>
+        <w:pStyle w:val="ListParagraph"/>
+        <w:numPr>
+          <w:ilvl w:val="0"/>
+          <w:numId w:val="2"/>
+        </w:numPr>
+      </w:pPr>
+      <w:r>
+        <w:rPr>
+          <w:rFonts w:ascii="Arial" w:cs="Arial" w:eastAsia="Arial" w:hAnsi="Arial"/>
+          <w:sz w:val="24"/>
+          <w:szCs w:val="24"/>
+        </w:rPr>
+        <w:t xml:space="preserve">onRoomChanged(sala, total, título): notifica el cambio de sala a la UI.</w:t>
+      </w:r>
+    </w:p>
+    <w:p>
+      <w:pPr>
+        <w:pStyle w:val="ListParagraph"/>
+        <w:numPr>
+          <w:ilvl w:val="0"/>
+          <w:numId w:val="2"/>
+        </w:numPr>
+      </w:pPr>
+      <w:r>
+        <w:rPr>
+          <w:rFonts w:ascii="Arial" w:cs="Arial" w:eastAsia="Arial" w:hAnsi="Arial"/>
+          <w:sz w:val="24"/>
+          <w:szCs w:val="24"/>
+        </w:rPr>
+        <w:t xml:space="preserve">onNarration(texto): texto de narración que el robot lee en voz alta.</w:t>
+      </w:r>
+    </w:p>
+    <w:p>
+      <w:pPr>
+        <w:pStyle w:val="ListParagraph"/>
+        <w:numPr>
+          <w:ilvl w:val="0"/>
+          <w:numId w:val="2"/>
+        </w:numPr>
+      </w:pPr>
+      <w:r>
+        <w:rPr>
+          <w:rFonts w:ascii="Arial" w:cs="Arial" w:eastAsia="Arial" w:hAnsi="Arial"/>
+          <w:sz w:val="24"/>
+          <w:szCs w:val="24"/>
+        </w:rPr>
+        <w:t xml:space="preserve">onHint(pista): pista de acción actualizable en tiempo real.</w:t>
+      </w:r>
+    </w:p>
+    <w:p>
+      <w:pPr>
+        <w:pStyle w:val="ListParagraph"/>
+        <w:numPr>
+          <w:ilvl w:val="0"/>
+          <w:numId w:val="2"/>
+        </w:numPr>
+      </w:pPr>
+      <w:r>
+        <w:rPr>
+          <w:rFonts w:ascii="Arial" w:cs="Arial" w:eastAsia="Arial" w:hAnsi="Arial"/>
+          <w:sz w:val="24"/>
+          <w:szCs w:val="24"/>
+        </w:rPr>
+        <w:t xml:space="preserve">onFeedback(mensaje, éxito): retroalimentación visual de éxito o fallo.</w:t>
+      </w:r>
+    </w:p>
+    <w:p>
+      <w:pPr>
+        <w:pStyle w:val="ListParagraph"/>
+        <w:numPr>
+          <w:ilvl w:val="0"/>
+          <w:numId w:val="2"/>
+        </w:numPr>
+      </w:pPr>
+      <w:r>
+        <w:rPr>
+          <w:rFonts w:ascii="Arial" w:cs="Arial" w:eastAsia="Arial" w:hAnsi="Arial"/>
+          <w:sz w:val="24"/>
+          <w:szCs w:val="24"/>
+        </w:rPr>
+        <w:t xml:space="preserve">onMorseSymbols(símbolos): secuencia Morse en curso (solo MorseModule).</w:t>
+      </w:r>
+    </w:p>
+    <w:p>
+      <w:pPr>
+        <w:pStyle w:val="ListParagraph"/>
+        <w:numPr>
+          <w:ilvl w:val="0"/>
+          <w:numId w:val="2"/>
+        </w:numPr>
+      </w:pPr>
+      <w:r>
+        <w:rPr>
+          <w:rFonts w:ascii="Arial" w:cs="Arial" w:eastAsia="Arial" w:hAnsi="Arial"/>
+          <w:sz w:val="24"/>
+          <w:szCs w:val="24"/>
+        </w:rPr>
+        <w:t xml:space="preserve">onTemiSpeak(texto): texto para síntesis de voz del robot.</w:t>
+      </w:r>
+    </w:p>
+    <w:p>
+      <w:pPr>
+        <w:pStyle w:val="ListParagraph"/>
+        <w:numPr>
+          <w:ilvl w:val="0"/>
+          <w:numId w:val="2"/>
+        </w:numPr>
+      </w:pPr>
+      <w:r>
+        <w:rPr>
+          <w:rFonts w:ascii="Arial" w:cs="Arial" w:eastAsia="Arial" w:hAnsi="Arial"/>
+          <w:sz w:val="24"/>
+          <w:szCs w:val="24"/>
+        </w:rPr>
+        <w:t xml:space="preserve">onRobotAction(acción): acción del robot (SPEAK, GOTO, TILT_HEAD, TURN). WAIT no llega a este callback; el motor lo consume acumulando retraso.</w:t>
+      </w:r>
+    </w:p>
+    <w:p>
+      <w:pPr>
+        <w:pStyle w:val="ListParagraph"/>
+        <w:numPr>
+          <w:ilvl w:val="0"/>
+          <w:numId w:val="2"/>
+        </w:numPr>
+      </w:pPr>
+      <w:r>
+        <w:rPr>
+          <w:rFonts w:ascii="Arial" w:cs="Arial" w:eastAsia="Arial" w:hAnsi="Arial"/>
+          <w:sz w:val="24"/>
+          <w:szCs w:val="24"/>
+        </w:rPr>
+        <w:t xml:space="preserve">onPlayVideo(resId, path, onComplete): reproducción de vídeo introductorio (bloqueante hasta que termina o se salta).</w:t>
+      </w:r>
+    </w:p>
+    <w:p>
+      <w:pPr>
+        <w:pStyle w:val="ListParagraph"/>
+        <w:numPr>
+          <w:ilvl w:val="0"/>
+          <w:numId w:val="2"/>
+        </w:numPr>
+      </w:pPr>
+      <w:r>
+        <w:rPr>
+          <w:rFonts w:ascii="Arial" w:cs="Arial" w:eastAsia="Arial" w:hAnsi="Arial"/>
+          <w:sz w:val="24"/>
+          <w:szCs w:val="24"/>
+        </w:rPr>
+        <w:t xml:space="preserve">onStartConcurrentVideo(path): inicia un vídeo en bucle en paralelo al reto, sin bloquear el módulo.</w:t>
+      </w:r>
+    </w:p>
+    <w:p>
+      <w:pPr>
+        <w:pStyle w:val="ListParagraph"/>
+        <w:numPr>
+          <w:ilvl w:val="0"/>
+          <w:numId w:val="2"/>
+        </w:numPr>
+      </w:pPr>
+      <w:r>
+        <w:rPr>
+          <w:rFonts w:ascii="Arial" w:cs="Arial" w:eastAsia="Arial" w:hAnsi="Arial"/>
+          <w:sz w:val="24"/>
+          <w:szCs w:val="24"/>
+        </w:rPr>
+        <w:t xml:space="preserve">onStopConcurrentVideo(): detiene el vídeo concurrente al completar el reto.</w:t>
+      </w:r>
+    </w:p>
+    <w:p>
+      <w:pPr>
+        <w:pStyle w:val="ListParagraph"/>
+        <w:numPr>
+          <w:ilvl w:val="0"/>
+          <w:numId w:val="2"/>
+        </w:numPr>
+      </w:pPr>
+      <w:r>
+        <w:rPr>
+          <w:rFonts w:ascii="Arial" w:cs="Arial" w:eastAsia="Arial" w:hAnsi="Arial"/>
+          <w:sz w:val="24"/>
+          <w:szCs w:val="24"/>
+        </w:rPr>
+        <w:t xml:space="preserve">onCompleted(): el Escape Room ha sido completado.</w:t>
+      </w:r>
+    </w:p>
+    <w:p>
+      <w:pPr>
+        <w:pStyle w:val="ListParagraph"/>
+        <w:numPr>
+          <w:ilvl w:val="0"/>
+          <w:numId w:val="2"/>
+        </w:numPr>
+      </w:pPr>
+      <w:r>
+        <w:rPr>
+          <w:rFonts w:ascii="Arial" w:cs="Arial" w:eastAsia="Arial" w:hAnsi="Arial"/>
+          <w:sz w:val="24"/>
+          <w:szCs w:val="24"/>
+        </w:rPr>
+        <w:t xml:space="preserve">onSetBlinkDebounce(ms): ajuste del debounce de parpadeo por sala.</w:t>
       </w:r>
     </w:p>
     <w:p>
@@ -7420,7 +8760,7 @@
           <w:sz w:val="28"/>
           <w:szCs w:val="28"/>
         </w:rPr>
-        <w:t xml:space="preserve">4.7 Diseño de la interfaz de usuario</w:t>
+        <w:t xml:space="preserve">4.4 Módulos de reto (RoomModule)</w:t>
       </w:r>
     </w:p>
     <w:p>
@@ -7434,7 +8774,1111 @@
           <w:sz w:val="24"/>
           <w:szCs w:val="24"/>
         </w:rPr>
-        <w:t xml:space="preserve">La interfaz sigue el patrón Single-Activity de Android, con seis pantallas implementadas como LinearLayouts dentro de un FrameLayout raíz. La visibilidad de cada pantalla se gestiona programáticamente en MainActivity. La Tabla 4.2 recoge las seis pantallas y su función.</w:t>
+        <w:t xml:space="preserve">La clase abstracta RoomModule define la interfaz común de todos los módulos. Cada módulo encapsula la lógica de un reto concreto y se comunica con el motor exclusivamente a través de callbacks internos (onSuccess, onFeedback, onTemiSpeak, onHintChanged, etc.), respetando el principio de inversión de dependencias. Los seis módulos implementados son:</w:t>
+      </w:r>
+    </w:p>
+    <w:p>
+      <w:pPr>
+        <w:pStyle w:val="ListParagraph"/>
+        <w:numPr>
+          <w:ilvl w:val="0"/>
+          <w:numId w:val="2"/>
+        </w:numPr>
+      </w:pPr>
+      <w:r>
+        <w:rPr>
+          <w:rFonts w:ascii="Arial" w:cs="Arial" w:eastAsia="Arial" w:hAnsi="Arial"/>
+          <w:sz w:val="24"/>
+          <w:szCs w:val="24"/>
+        </w:rPr>
+        <w:t xml:space="preserve">CalmModule: el usuario debe mantener el estado mental CALM durante secondsRequired segundos consecutivos. Un contador regresivo se muestra como pista. Si el usuario pierde la calma, el contador se reinicia.</w:t>
+      </w:r>
+    </w:p>
+    <w:p>
+      <w:pPr>
+        <w:pStyle w:val="ListParagraph"/>
+        <w:numPr>
+          <w:ilvl w:val="0"/>
+          <w:numId w:val="2"/>
+        </w:numPr>
+      </w:pPr>
+      <w:r>
+        <w:rPr>
+          <w:rFonts w:ascii="Arial" w:cs="Arial" w:eastAsia="Arial" w:hAnsi="Arial"/>
+          <w:sz w:val="24"/>
+          <w:szCs w:val="24"/>
+        </w:rPr>
+        <w:t xml:space="preserve">MorseModule: el robot anuncia una letra aleatoria del pool configurado. El usuario debe escribirla en código Morse mediante parpadeos. El MorseDecoder distingue punto y raya mediante una ventana de tiempo configurable (dashWindowMs). El módulo monitoriza el nivel de ruido ambiente y pide silencio si supera el umbral.</w:t>
+      </w:r>
+    </w:p>
+    <w:p>
+      <w:pPr>
+        <w:pStyle w:val="ListParagraph"/>
+        <w:numPr>
+          <w:ilvl w:val="0"/>
+          <w:numId w:val="2"/>
+        </w:numPr>
+      </w:pPr>
+      <w:r>
+        <w:rPr>
+          <w:rFonts w:ascii="Arial" w:cs="Arial" w:eastAsia="Arial" w:hAnsi="Arial"/>
+          <w:sz w:val="24"/>
+          <w:szCs w:val="24"/>
+        </w:rPr>
+        <w:t xml:space="preserve">YesNoModule: el robot formula preguntas secuenciales. El usuario responde asintiéndose (NOD = SÍ) o negando con la cabeza (SHAKE = NO). Un fallo repite la pregunta sin penalizar.</w:t>
+      </w:r>
+    </w:p>
+    <w:p>
+      <w:pPr>
+        <w:pStyle w:val="ListParagraph"/>
+        <w:numPr>
+          <w:ilvl w:val="0"/>
+          <w:numId w:val="2"/>
+        </w:numPr>
+      </w:pPr>
+      <w:r>
+        <w:rPr>
+          <w:rFonts w:ascii="Arial" w:cs="Arial" w:eastAsia="Arial" w:hAnsi="Arial"/>
+          <w:sz w:val="24"/>
+          <w:szCs w:val="24"/>
+        </w:rPr>
+        <w:t xml:space="preserve">BlinkClenchModule: secuencia de dos gestos con ventana de tiempo. El usuario parpadea para "girar la llave" y tiene jawWindowMs milisegundos para apretar la mandíbula. Si expira el tiempo, el reto se reinicia.</w:t>
+      </w:r>
+    </w:p>
+    <w:p>
+      <w:pPr>
+        <w:pStyle w:val="ListParagraph"/>
+        <w:numPr>
+          <w:ilvl w:val="0"/>
+          <w:numId w:val="2"/>
+        </w:numPr>
+      </w:pPr>
+      <w:r>
+        <w:rPr>
+          <w:rFonts w:ascii="Arial" w:cs="Arial" w:eastAsia="Arial" w:hAnsi="Arial"/>
+          <w:sz w:val="24"/>
+          <w:szCs w:val="24"/>
+        </w:rPr>
+        <w:t xml:space="preserve">VideoStateModule: el usuario debe mantener un estado EEG objetivo (CALM o ATTENTION) durante secondsRequired segundos consecutivos mientras se reproduce un vídeo en bucle. El vídeo se inicia mediante el callback onStartConcurrentVideo y se detiene en onStopConcurrentVideo al completar el reto o al abortar. El contador se reinicia si el usuario pierde el estado objetivo.</w:t>
+      </w:r>
+    </w:p>
+    <w:p>
+      <w:pPr>
+        <w:pStyle w:val="ListParagraph"/>
+        <w:numPr>
+          <w:ilvl w:val="0"/>
+          <w:numId w:val="2"/>
+        </w:numPr>
+      </w:pPr>
+      <w:r>
+        <w:rPr>
+          <w:rFonts w:ascii="Arial" w:cs="Arial" w:eastAsia="Arial" w:hAnsi="Arial"/>
+          <w:sz w:val="24"/>
+          <w:szCs w:val="24"/>
+        </w:rPr>
+        <w:t xml:space="preserve">RobotAnimModule: sala sin reto de interacción. El motor ejecuta las acciones del robot configuradas antes de invocar start(); el módulo muestra la narración y avanza automáticamente tras delayMs milisegundos. Ideal para intercalar celebraciones entre salas: el robot habla, inclina la cabeza y espera antes de continuar.</w:t>
+      </w:r>
+    </w:p>
+    <w:p>
+      <w:pPr>
+        <w:pStyle w:val="Heading2"/>
+      </w:pPr>
+      <w:r>
+        <w:rPr>
+          <w:rFonts w:ascii="Arial" w:cs="Arial" w:eastAsia="Arial" w:hAnsi="Arial"/>
+          <w:b/>
+          <w:bCs/>
+          <w:sz w:val="28"/>
+          <w:szCs w:val="28"/>
+        </w:rPr>
+        <w:t xml:space="preserve">4.5 Editor de niveles personalizados</w:t>
+      </w:r>
+    </w:p>
+    <w:p>
+      <w:pPr>
+        <w:spacing w:after="120" w:before="120"/>
+        <w:jc w:val="both"/>
+      </w:pPr>
+      <w:r>
+        <w:rPr>
+          <w:rFonts w:ascii="Arial" w:cs="Arial" w:eastAsia="Arial" w:hAnsi="Arial"/>
+          <w:sz w:val="24"/>
+          <w:szCs w:val="24"/>
+        </w:rPr>
+        <w:t xml:space="preserve">El editor de niveles permite crear EscapeRoomDef personalizados sin modificar el código fuente. La pantalla del editor se divide en dos paneles: el panel de lista muestra los niveles guardados con opciones de jugar, editar y eliminar; el panel de construcción permite configurar el nombre del nivel y añadir salas mediante diálogos modales.</w:t>
+      </w:r>
+    </w:p>
+    <w:p>
+      <w:pPr>
+        <w:spacing w:after="120" w:before="120"/>
+        <w:jc w:val="both"/>
+      </w:pPr>
+      <w:r>
+        <w:rPr>
+          <w:rFonts w:ascii="Arial" w:cs="Arial" w:eastAsia="Arial" w:hAnsi="Arial"/>
+          <w:sz w:val="24"/>
+          <w:szCs w:val="24"/>
+        </w:rPr>
+        <w:t xml:space="preserve">La persistencia se gestiona mediante CustomLevelStorage, que serializa los niveles a JSON en filesDir/custom_levels.json y copia los vídeos adjuntos a filesDir/level_videos/. El editor permite reordenar las salas mediante botones ↑↓ por sala y editar in situ cualquier sala ya creada a través de un diálogo pre-relleno con sus valores actuales. El videoPath se preserva entre ediciones, de modo que el vídeo adjunto no se pierde al modificar otros campos.</w:t>
+      </w:r>
+    </w:p>
+    <w:p>
+      <w:pPr>
+        <w:spacing w:after="120" w:before="120"/>
+        <w:jc w:val="both"/>
+      </w:pPr>
+      <w:r>
+        <w:rPr>
+          <w:rFonts w:ascii="Arial" w:cs="Arial" w:eastAsia="Arial" w:hAnsi="Arial"/>
+          <w:sz w:val="24"/>
+          <w:szCs w:val="24"/>
+        </w:rPr>
+        <w:t xml:space="preserve">El diálogo de configuración de sala incluye una fila deslizable de plantillas predefinidas de acciones robot (Tabla 4.2). Al pulsar una plantilla, el campo de acciones se rellena automáticamente, reduciendo el tiempo de configuración. El diálogo pre-rellena los valores existentes cuando se edita una sala ya creada y preserva el videoPath adjunto entre ediciones.</w:t>
+      </w:r>
+    </w:p>
+    <w:p>
+      <w:r>
+        <w:t xml:space="preserve"/>
+      </w:r>
+    </w:p>
+    <w:tbl>
+      <w:tblPr>
+        <w:tblW w:type="dxa" w:w="9026"/>
+        <w:tblBorders>
+          <w:top w:val="single" w:color="auto" w:sz="4"/>
+          <w:left w:val="single" w:color="auto" w:sz="4"/>
+          <w:bottom w:val="single" w:color="auto" w:sz="4"/>
+          <w:right w:val="single" w:color="auto" w:sz="4"/>
+          <w:insideH w:val="single" w:color="auto" w:sz="4"/>
+          <w:insideV w:val="single" w:color="auto" w:sz="4"/>
+        </w:tblBorders>
+      </w:tblPr>
+      <w:tblGrid>
+        <w:gridCol w:w="3000"/>
+        <w:gridCol w:w="6026"/>
+      </w:tblGrid>
+      <w:tr>
+        <w:trPr>
+          <w:tblHeader/>
+        </w:trPr>
+        <w:tc>
+          <w:tcPr>
+            <w:tcW w:type="dxa" w:w="3000"/>
+            <w:tcBorders>
+              <w:top w:val="single" w:color="1F4E79" w:sz="4"/>
+              <w:left w:val="single" w:color="1F4E79" w:sz="4"/>
+              <w:bottom w:val="single" w:color="1F4E79" w:sz="4"/>
+              <w:right w:val="single" w:color="1F4E79" w:sz="4"/>
+            </w:tcBorders>
+            <w:shd w:fill="1F4E79" w:val="clear"/>
+            <w:tcMar>
+              <w:top w:type="dxa" w:w="80"/>
+              <w:left w:type="dxa" w:w="120"/>
+              <w:bottom w:type="dxa" w:w="80"/>
+              <w:right w:type="dxa" w:w="120"/>
+            </w:tcMar>
+          </w:tcPr>
+          <w:p>
+            <w:r>
+              <w:rPr>
+                <w:rFonts w:ascii="Arial" w:cs="Arial" w:eastAsia="Arial" w:hAnsi="Arial"/>
+                <w:b/>
+                <w:bCs/>
+                <w:color w:val="FFFFFF"/>
+                <w:sz w:val="22"/>
+                <w:szCs w:val="22"/>
+              </w:rPr>
+              <w:t xml:space="preserve">Plantilla</w:t>
+            </w:r>
+          </w:p>
+        </w:tc>
+        <w:tc>
+          <w:tcPr>
+            <w:tcW w:type="dxa" w:w="6026"/>
+            <w:tcBorders>
+              <w:top w:val="single" w:color="1F4E79" w:sz="4"/>
+              <w:left w:val="single" w:color="1F4E79" w:sz="4"/>
+              <w:bottom w:val="single" w:color="1F4E79" w:sz="4"/>
+              <w:right w:val="single" w:color="1F4E79" w:sz="4"/>
+            </w:tcBorders>
+            <w:shd w:fill="1F4E79" w:val="clear"/>
+            <w:tcMar>
+              <w:top w:type="dxa" w:w="80"/>
+              <w:left w:type="dxa" w:w="120"/>
+              <w:bottom w:type="dxa" w:w="80"/>
+              <w:right w:type="dxa" w:w="120"/>
+            </w:tcMar>
+          </w:tcPr>
+          <w:p>
+            <w:r>
+              <w:rPr>
+                <w:rFonts w:ascii="Arial" w:cs="Arial" w:eastAsia="Arial" w:hAnsi="Arial"/>
+                <w:b/>
+                <w:bCs/>
+                <w:color w:val="FFFFFF"/>
+                <w:sz w:val="22"/>
+                <w:szCs w:val="22"/>
+              </w:rPr>
+              <w:t xml:space="preserve">Acciones que rellena</w:t>
+            </w:r>
+          </w:p>
+        </w:tc>
+      </w:tr>
+      <w:tr>
+        <w:tc>
+          <w:tcPr>
+            <w:tcW w:type="dxa" w:w="3000"/>
+            <w:tcBorders>
+              <w:top w:val="single" w:color="CCCCCC" w:sz="1"/>
+              <w:left w:val="single" w:color="CCCCCC" w:sz="1"/>
+              <w:bottom w:val="single" w:color="CCCCCC" w:sz="1"/>
+              <w:right w:val="single" w:color="CCCCCC" w:sz="1"/>
+            </w:tcBorders>
+            <w:shd w:fill="F5F5F5" w:val="clear"/>
+            <w:tcMar>
+              <w:top w:type="dxa" w:w="80"/>
+              <w:left w:type="dxa" w:w="120"/>
+              <w:bottom w:type="dxa" w:w="80"/>
+              <w:right w:type="dxa" w:w="120"/>
+            </w:tcMar>
+          </w:tcPr>
+          <w:p>
+            <w:r>
+              <w:rPr>
+                <w:rFonts w:ascii="Arial" w:cs="Arial" w:eastAsia="Arial" w:hAnsi="Arial"/>
+                <w:sz w:val="22"/>
+                <w:szCs w:val="22"/>
+              </w:rPr>
+              <w:t xml:space="preserve">Celebrar</w:t>
+            </w:r>
+          </w:p>
+        </w:tc>
+        <w:tc>
+          <w:tcPr>
+            <w:tcW w:type="dxa" w:w="6026"/>
+            <w:tcBorders>
+              <w:top w:val="single" w:color="CCCCCC" w:sz="1"/>
+              <w:left w:val="single" w:color="CCCCCC" w:sz="1"/>
+              <w:bottom w:val="single" w:color="CCCCCC" w:sz="1"/>
+              <w:right w:val="single" w:color="CCCCCC" w:sz="1"/>
+            </w:tcBorders>
+            <w:shd w:fill="F5F5F5" w:val="clear"/>
+            <w:tcMar>
+              <w:top w:type="dxa" w:w="80"/>
+              <w:left w:type="dxa" w:w="120"/>
+              <w:bottom w:type="dxa" w:w="80"/>
+              <w:right w:type="dxa" w:w="120"/>
+            </w:tcMar>
+          </w:tcPr>
+          <w:p>
+            <w:r>
+              <w:rPr>
+                <w:rFonts w:ascii="Arial" w:cs="Arial" w:eastAsia="Arial" w:hAnsi="Arial"/>
+                <w:sz w:val="22"/>
+                <w:szCs w:val="22"/>
+              </w:rPr>
+              <w:t xml:space="preserve">Habla + inclinación de cabeza 25°</w:t>
+            </w:r>
+          </w:p>
+        </w:tc>
+      </w:tr>
+      <w:tr>
+        <w:tc>
+          <w:tcPr>
+            <w:tcW w:type="dxa" w:w="3000"/>
+            <w:tcBorders>
+              <w:top w:val="single" w:color="CCCCCC" w:sz="1"/>
+              <w:left w:val="single" w:color="CCCCCC" w:sz="1"/>
+              <w:bottom w:val="single" w:color="CCCCCC" w:sz="1"/>
+              <w:right w:val="single" w:color="CCCCCC" w:sz="1"/>
+            </w:tcBorders>
+            <w:shd w:fill="FFFFFF" w:val="clear"/>
+            <w:tcMar>
+              <w:top w:type="dxa" w:w="80"/>
+              <w:left w:type="dxa" w:w="120"/>
+              <w:bottom w:type="dxa" w:w="80"/>
+              <w:right w:type="dxa" w:w="120"/>
+            </w:tcMar>
+          </w:tcPr>
+          <w:p>
+            <w:r>
+              <w:rPr>
+                <w:rFonts w:ascii="Arial" w:cs="Arial" w:eastAsia="Arial" w:hAnsi="Arial"/>
+                <w:sz w:val="22"/>
+                <w:szCs w:val="22"/>
+              </w:rPr>
+              <w:t xml:space="preserve">Bienvenida</w:t>
+            </w:r>
+          </w:p>
+        </w:tc>
+        <w:tc>
+          <w:tcPr>
+            <w:tcW w:type="dxa" w:w="6026"/>
+            <w:tcBorders>
+              <w:top w:val="single" w:color="CCCCCC" w:sz="1"/>
+              <w:left w:val="single" w:color="CCCCCC" w:sz="1"/>
+              <w:bottom w:val="single" w:color="CCCCCC" w:sz="1"/>
+              <w:right w:val="single" w:color="CCCCCC" w:sz="1"/>
+            </w:tcBorders>
+            <w:shd w:fill="FFFFFF" w:val="clear"/>
+            <w:tcMar>
+              <w:top w:type="dxa" w:w="80"/>
+              <w:left w:type="dxa" w:w="120"/>
+              <w:bottom w:type="dxa" w:w="80"/>
+              <w:right w:type="dxa" w:w="120"/>
+            </w:tcMar>
+          </w:tcPr>
+          <w:p>
+            <w:r>
+              <w:rPr>
+                <w:rFonts w:ascii="Arial" w:cs="Arial" w:eastAsia="Arial" w:hAnsi="Arial"/>
+                <w:sz w:val="22"/>
+                <w:szCs w:val="22"/>
+              </w:rPr>
+              <w:t xml:space="preserve">Habla + inclinación de cabeza 0°</w:t>
+            </w:r>
+          </w:p>
+        </w:tc>
+      </w:tr>
+      <w:tr>
+        <w:tc>
+          <w:tcPr>
+            <w:tcW w:type="dxa" w:w="3000"/>
+            <w:tcBorders>
+              <w:top w:val="single" w:color="CCCCCC" w:sz="1"/>
+              <w:left w:val="single" w:color="CCCCCC" w:sz="1"/>
+              <w:bottom w:val="single" w:color="CCCCCC" w:sz="1"/>
+              <w:right w:val="single" w:color="CCCCCC" w:sz="1"/>
+            </w:tcBorders>
+            <w:shd w:fill="F5F5F5" w:val="clear"/>
+            <w:tcMar>
+              <w:top w:type="dxa" w:w="80"/>
+              <w:left w:type="dxa" w:w="120"/>
+              <w:bottom w:type="dxa" w:w="80"/>
+              <w:right w:type="dxa" w:w="120"/>
+            </w:tcMar>
+          </w:tcPr>
+          <w:p>
+            <w:r>
+              <w:rPr>
+                <w:rFonts w:ascii="Arial" w:cs="Arial" w:eastAsia="Arial" w:hAnsi="Arial"/>
+                <w:sz w:val="22"/>
+                <w:szCs w:val="22"/>
+              </w:rPr>
+              <w:t xml:space="preserve">Ánimo</w:t>
+            </w:r>
+          </w:p>
+        </w:tc>
+        <w:tc>
+          <w:tcPr>
+            <w:tcW w:type="dxa" w:w="6026"/>
+            <w:tcBorders>
+              <w:top w:val="single" w:color="CCCCCC" w:sz="1"/>
+              <w:left w:val="single" w:color="CCCCCC" w:sz="1"/>
+              <w:bottom w:val="single" w:color="CCCCCC" w:sz="1"/>
+              <w:right w:val="single" w:color="CCCCCC" w:sz="1"/>
+            </w:tcBorders>
+            <w:shd w:fill="F5F5F5" w:val="clear"/>
+            <w:tcMar>
+              <w:top w:type="dxa" w:w="80"/>
+              <w:left w:type="dxa" w:w="120"/>
+              <w:bottom w:type="dxa" w:w="80"/>
+              <w:right w:type="dxa" w:w="120"/>
+            </w:tcMar>
+          </w:tcPr>
+          <w:p>
+            <w:r>
+              <w:rPr>
+                <w:rFonts w:ascii="Arial" w:cs="Arial" w:eastAsia="Arial" w:hAnsi="Arial"/>
+                <w:sz w:val="22"/>
+                <w:szCs w:val="22"/>
+              </w:rPr>
+              <w:t xml:space="preserve">Habla + inclinación de cabeza 15°</w:t>
+            </w:r>
+          </w:p>
+        </w:tc>
+      </w:tr>
+      <w:tr>
+        <w:tc>
+          <w:tcPr>
+            <w:tcW w:type="dxa" w:w="3000"/>
+            <w:tcBorders>
+              <w:top w:val="single" w:color="CCCCCC" w:sz="1"/>
+              <w:left w:val="single" w:color="CCCCCC" w:sz="1"/>
+              <w:bottom w:val="single" w:color="CCCCCC" w:sz="1"/>
+              <w:right w:val="single" w:color="CCCCCC" w:sz="1"/>
+            </w:tcBorders>
+            <w:shd w:fill="FFFFFF" w:val="clear"/>
+            <w:tcMar>
+              <w:top w:type="dxa" w:w="80"/>
+              <w:left w:type="dxa" w:w="120"/>
+              <w:bottom w:type="dxa" w:w="80"/>
+              <w:right w:type="dxa" w:w="120"/>
+            </w:tcMar>
+          </w:tcPr>
+          <w:p>
+            <w:r>
+              <w:rPr>
+                <w:rFonts w:ascii="Arial" w:cs="Arial" w:eastAsia="Arial" w:hAnsi="Arial"/>
+                <w:sz w:val="22"/>
+                <w:szCs w:val="22"/>
+              </w:rPr>
+              <w:t xml:space="preserve">Final</w:t>
+            </w:r>
+          </w:p>
+        </w:tc>
+        <w:tc>
+          <w:tcPr>
+            <w:tcW w:type="dxa" w:w="6026"/>
+            <w:tcBorders>
+              <w:top w:val="single" w:color="CCCCCC" w:sz="1"/>
+              <w:left w:val="single" w:color="CCCCCC" w:sz="1"/>
+              <w:bottom w:val="single" w:color="CCCCCC" w:sz="1"/>
+              <w:right w:val="single" w:color="CCCCCC" w:sz="1"/>
+            </w:tcBorders>
+            <w:shd w:fill="FFFFFF" w:val="clear"/>
+            <w:tcMar>
+              <w:top w:type="dxa" w:w="80"/>
+              <w:left w:type="dxa" w:w="120"/>
+              <w:bottom w:type="dxa" w:w="80"/>
+              <w:right w:type="dxa" w:w="120"/>
+            </w:tcMar>
+          </w:tcPr>
+          <w:p>
+            <w:r>
+              <w:rPr>
+                <w:rFonts w:ascii="Arial" w:cs="Arial" w:eastAsia="Arial" w:hAnsi="Arial"/>
+                <w:sz w:val="22"/>
+                <w:szCs w:val="22"/>
+              </w:rPr>
+              <w:t xml:space="preserve">Habla + inclinación de cabeza 0°</w:t>
+            </w:r>
+          </w:p>
+        </w:tc>
+      </w:tr>
+    </w:tbl>
+    <w:p>
+      <w:pPr>
+        <w:spacing w:after="200" w:before="60"/>
+        <w:jc w:val="center"/>
+      </w:pPr>
+      <w:r>
+        <w:rPr>
+          <w:rFonts w:ascii="Arial" w:cs="Arial" w:eastAsia="Arial" w:hAnsi="Arial"/>
+          <w:color w:val="444444"/>
+          <w:sz w:val="20"/>
+          <w:szCs w:val="20"/>
+        </w:rPr>
+        <w:t xml:space="preserve">Tabla 4.2: Plantillas predefinidas de acciones del robot en el editor de niveles.</w:t>
+      </w:r>
+    </w:p>
+    <w:p>
+      <w:pPr>
+        <w:spacing w:after="120" w:before="120"/>
+        <w:jc w:val="both"/>
+      </w:pPr>
+      <w:r>
+        <w:rPr>
+          <w:rFonts w:ascii="Arial" w:cs="Arial" w:eastAsia="Arial" w:hAnsi="Arial"/>
+          <w:sz w:val="24"/>
+          <w:szCs w:val="24"/>
+        </w:rPr>
+        <w:t xml:space="preserve">Antes de guardar un nivel, el sistema ejecuta una validación que comprueba:</w:t>
+      </w:r>
+    </w:p>
+    <w:p>
+      <w:pPr>
+        <w:pStyle w:val="ListParagraph"/>
+        <w:numPr>
+          <w:ilvl w:val="0"/>
+          <w:numId w:val="2"/>
+        </w:numPr>
+      </w:pPr>
+      <w:r>
+        <w:rPr>
+          <w:rFonts w:ascii="Arial" w:cs="Arial" w:eastAsia="Arial" w:hAnsi="Arial"/>
+          <w:sz w:val="24"/>
+          <w:szCs w:val="24"/>
+        </w:rPr>
+        <w:t xml:space="preserve">Narración vacía en cualquier sala.</w:t>
+      </w:r>
+    </w:p>
+    <w:p>
+      <w:pPr>
+        <w:pStyle w:val="ListParagraph"/>
+        <w:numPr>
+          <w:ilvl w:val="0"/>
+          <w:numId w:val="2"/>
+        </w:numPr>
+      </w:pPr>
+      <w:r>
+        <w:rPr>
+          <w:rFonts w:ascii="Arial" w:cs="Arial" w:eastAsia="Arial" w:hAnsi="Arial"/>
+          <w:sz w:val="24"/>
+          <w:szCs w:val="24"/>
+        </w:rPr>
+        <w:t xml:space="preserve">Sala YESNO sin preguntas.</w:t>
+      </w:r>
+    </w:p>
+    <w:p>
+      <w:pPr>
+        <w:pStyle w:val="ListParagraph"/>
+        <w:numPr>
+          <w:ilvl w:val="0"/>
+          <w:numId w:val="2"/>
+        </w:numPr>
+      </w:pPr>
+      <w:r>
+        <w:rPr>
+          <w:rFonts w:ascii="Arial" w:cs="Arial" w:eastAsia="Arial" w:hAnsi="Arial"/>
+          <w:sz w:val="24"/>
+          <w:szCs w:val="24"/>
+        </w:rPr>
+        <w:t xml:space="preserve">Sala MORSE con el pool de letras vacío.</w:t>
+      </w:r>
+    </w:p>
+    <w:p>
+      <w:pPr>
+        <w:pStyle w:val="ListParagraph"/>
+        <w:numPr>
+          <w:ilvl w:val="0"/>
+          <w:numId w:val="2"/>
+        </w:numPr>
+      </w:pPr>
+      <w:r>
+        <w:rPr>
+          <w:rFonts w:ascii="Arial" w:cs="Arial" w:eastAsia="Arial" w:hAnsi="Arial"/>
+          <w:sz w:val="24"/>
+          <w:szCs w:val="24"/>
+        </w:rPr>
+        <w:t xml:space="preserve">Sala VIDEO_STATE sin vídeo adjunto.</w:t>
+      </w:r>
+    </w:p>
+    <w:p>
+      <w:pPr>
+        <w:spacing w:after="120" w:before="120"/>
+        <w:jc w:val="both"/>
+      </w:pPr>
+      <w:r>
+        <w:rPr>
+          <w:rFonts w:ascii="Arial" w:cs="Arial" w:eastAsia="Arial" w:hAnsi="Arial"/>
+          <w:sz w:val="24"/>
+          <w:szCs w:val="24"/>
+        </w:rPr>
+        <w:t xml:space="preserve">Si se detecta algún problema, se muestra un AlertDialog con la lista de advertencias y las opciones "Guardar de todas formas" y "Corregir". La sala se guarda sin cambios si el usuario elige corregir.</w:t>
+      </w:r>
+    </w:p>
+    <w:p>
+      <w:pPr>
+        <w:spacing w:after="120" w:before="120"/>
+        <w:jc w:val="both"/>
+      </w:pPr>
+      <w:r>
+        <w:rPr>
+          <w:rFonts w:ascii="Arial" w:cs="Arial" w:eastAsia="Arial" w:hAnsi="Arial"/>
+          <w:sz w:val="24"/>
+          <w:szCs w:val="24"/>
+        </w:rPr>
+        <w:t xml:space="preserve">El botón "Vista previa" del editor abre un AlertDialog desplazable que muestra todas las salas del nivel en construcción, con icono de tipo, parámetros clave (segundos requeridos, pool de letras, estado objetivo, duración), estado del vídeo adjunto y lista de acciones del robot. La vista previa permite al diseñador verificar el flujo completo del nivel antes de guardarlo.</w:t>
+      </w:r>
+    </w:p>
+    <w:p>
+      <w:pPr>
+        <w:spacing w:after="120" w:before="120"/>
+        <w:jc w:val="both"/>
+      </w:pPr>
+      <w:r>
+        <w:rPr>
+          <w:rFonts w:ascii="Arial" w:cs="Arial" w:eastAsia="Arial" w:hAnsi="Arial"/>
+          <w:sz w:val="24"/>
+          <w:szCs w:val="24"/>
+        </w:rPr>
+        <w:t xml:space="preserve">Para el intercambio de niveles entre dispositivos, el sistema emplea un fichero ZIP que agrupa el JSON del nivel (con rutas de vídeo relativas) y los ficheros de vídeo en una carpeta videos/. La exportación se realiza mediante la hoja de compartición de Android (ACTION_SEND + FileProvider), sin necesidad de ADB. La importación detecta automáticamente el formato (ZIP o JSON plano) mediante los bytes mágicos PK del encabezado, reconstruye las rutas absolutas de los vídeos tras la extracción y ofrece al usuario la opción de reemplazar o añadir a los niveles existentes.</w:t>
+      </w:r>
+    </w:p>
+    <w:p>
+      <w:pPr>
+        <w:pStyle w:val="Heading2"/>
+      </w:pPr>
+      <w:r>
+        <w:rPr>
+          <w:rFonts w:ascii="Arial" w:cs="Arial" w:eastAsia="Arial" w:hAnsi="Arial"/>
+          <w:b/>
+          <w:bCs/>
+          <w:sz w:val="28"/>
+          <w:szCs w:val="28"/>
+        </w:rPr>
+        <w:t xml:space="preserve">4.6 Integración con el robot Temi</w:t>
+      </w:r>
+    </w:p>
+    <w:p>
+      <w:pPr>
+        <w:spacing w:after="120" w:before="120"/>
+        <w:jc w:val="both"/>
+      </w:pPr>
+      <w:r>
+        <w:rPr>
+          <w:rFonts w:ascii="Arial" w:cs="Arial" w:eastAsia="Arial" w:hAnsi="Arial"/>
+          <w:sz w:val="24"/>
+          <w:szCs w:val="24"/>
+        </w:rPr>
+        <w:t xml:space="preserve">TemiController adapta el comportamiento del robot Temi al estado mental detectado y a las acciones programadas por el EscapeRoomEngine. Implementa el listener OnRobotReadyListener del SDK de Temi para gestionar el ciclo de vida del robot. En modo simulado (cuando el SDK de Temi no está disponible, por ejemplo en un móvil estándar), todas las acciones se registran en Logcat sin causar errores.</w:t>
+      </w:r>
+    </w:p>
+    <w:p>
+      <w:pPr>
+        <w:spacing w:after="120" w:before="120"/>
+        <w:jc w:val="both"/>
+      </w:pPr>
+      <w:r>
+        <w:rPr>
+          <w:rFonts w:ascii="Arial" w:cs="Arial" w:eastAsia="Arial" w:hAnsi="Arial"/>
+          <w:sz w:val="24"/>
+          <w:szCs w:val="24"/>
+        </w:rPr>
+        <w:t xml:space="preserve">El controlador ofrece al motor de juego un conjunto reducido de acciones, recogidas en la Tabla 4.3.</w:t>
+      </w:r>
+    </w:p>
+    <w:p>
+      <w:r>
+        <w:t xml:space="preserve"/>
+      </w:r>
+    </w:p>
+    <w:tbl>
+      <w:tblPr>
+        <w:tblW w:type="dxa" w:w="9026"/>
+        <w:tblBorders>
+          <w:top w:val="single" w:color="auto" w:sz="4"/>
+          <w:left w:val="single" w:color="auto" w:sz="4"/>
+          <w:bottom w:val="single" w:color="auto" w:sz="4"/>
+          <w:right w:val="single" w:color="auto" w:sz="4"/>
+          <w:insideH w:val="single" w:color="auto" w:sz="4"/>
+          <w:insideV w:val="single" w:color="auto" w:sz="4"/>
+        </w:tblBorders>
+      </w:tblPr>
+      <w:tblGrid>
+        <w:gridCol w:w="2600"/>
+        <w:gridCol w:w="6426"/>
+      </w:tblGrid>
+      <w:tr>
+        <w:trPr>
+          <w:tblHeader/>
+        </w:trPr>
+        <w:tc>
+          <w:tcPr>
+            <w:tcW w:type="dxa" w:w="2600"/>
+            <w:tcBorders>
+              <w:top w:val="single" w:color="1F4E79" w:sz="4"/>
+              <w:left w:val="single" w:color="1F4E79" w:sz="4"/>
+              <w:bottom w:val="single" w:color="1F4E79" w:sz="4"/>
+              <w:right w:val="single" w:color="1F4E79" w:sz="4"/>
+            </w:tcBorders>
+            <w:shd w:fill="1F4E79" w:val="clear"/>
+            <w:tcMar>
+              <w:top w:type="dxa" w:w="80"/>
+              <w:left w:type="dxa" w:w="120"/>
+              <w:bottom w:type="dxa" w:w="80"/>
+              <w:right w:type="dxa" w:w="120"/>
+            </w:tcMar>
+          </w:tcPr>
+          <w:p>
+            <w:r>
+              <w:rPr>
+                <w:rFonts w:ascii="Arial" w:cs="Arial" w:eastAsia="Arial" w:hAnsi="Arial"/>
+                <w:b/>
+                <w:bCs/>
+                <w:color w:val="FFFFFF"/>
+                <w:sz w:val="22"/>
+                <w:szCs w:val="22"/>
+              </w:rPr>
+              <w:t xml:space="preserve">Acción</w:t>
+            </w:r>
+          </w:p>
+        </w:tc>
+        <w:tc>
+          <w:tcPr>
+            <w:tcW w:type="dxa" w:w="6426"/>
+            <w:tcBorders>
+              <w:top w:val="single" w:color="1F4E79" w:sz="4"/>
+              <w:left w:val="single" w:color="1F4E79" w:sz="4"/>
+              <w:bottom w:val="single" w:color="1F4E79" w:sz="4"/>
+              <w:right w:val="single" w:color="1F4E79" w:sz="4"/>
+            </w:tcBorders>
+            <w:shd w:fill="1F4E79" w:val="clear"/>
+            <w:tcMar>
+              <w:top w:type="dxa" w:w="80"/>
+              <w:left w:type="dxa" w:w="120"/>
+              <w:bottom w:type="dxa" w:w="80"/>
+              <w:right w:type="dxa" w:w="120"/>
+            </w:tcMar>
+          </w:tcPr>
+          <w:p>
+            <w:r>
+              <w:rPr>
+                <w:rFonts w:ascii="Arial" w:cs="Arial" w:eastAsia="Arial" w:hAnsi="Arial"/>
+                <w:b/>
+                <w:bCs/>
+                <w:color w:val="FFFFFF"/>
+                <w:sz w:val="22"/>
+                <w:szCs w:val="22"/>
+              </w:rPr>
+              <w:t xml:space="preserve">Descripción</w:t>
+            </w:r>
+          </w:p>
+        </w:tc>
+      </w:tr>
+      <w:tr>
+        <w:tc>
+          <w:tcPr>
+            <w:tcW w:type="dxa" w:w="2600"/>
+            <w:tcBorders>
+              <w:top w:val="single" w:color="CCCCCC" w:sz="1"/>
+              <w:left w:val="single" w:color="CCCCCC" w:sz="1"/>
+              <w:bottom w:val="single" w:color="CCCCCC" w:sz="1"/>
+              <w:right w:val="single" w:color="CCCCCC" w:sz="1"/>
+            </w:tcBorders>
+            <w:shd w:fill="F5F5F5" w:val="clear"/>
+            <w:tcMar>
+              <w:top w:type="dxa" w:w="80"/>
+              <w:left w:type="dxa" w:w="120"/>
+              <w:bottom w:type="dxa" w:w="80"/>
+              <w:right w:type="dxa" w:w="120"/>
+            </w:tcMar>
+          </w:tcPr>
+          <w:p>
+            <w:r>
+              <w:rPr>
+                <w:rFonts w:ascii="Arial" w:cs="Arial" w:eastAsia="Arial" w:hAnsi="Arial"/>
+                <w:sz w:val="22"/>
+                <w:szCs w:val="22"/>
+              </w:rPr>
+              <w:t xml:space="preserve">speak(texto)</w:t>
+            </w:r>
+          </w:p>
+        </w:tc>
+        <w:tc>
+          <w:tcPr>
+            <w:tcW w:type="dxa" w:w="6426"/>
+            <w:tcBorders>
+              <w:top w:val="single" w:color="CCCCCC" w:sz="1"/>
+              <w:left w:val="single" w:color="CCCCCC" w:sz="1"/>
+              <w:bottom w:val="single" w:color="CCCCCC" w:sz="1"/>
+              <w:right w:val="single" w:color="CCCCCC" w:sz="1"/>
+            </w:tcBorders>
+            <w:shd w:fill="F5F5F5" w:val="clear"/>
+            <w:tcMar>
+              <w:top w:type="dxa" w:w="80"/>
+              <w:left w:type="dxa" w:w="120"/>
+              <w:bottom w:type="dxa" w:w="80"/>
+              <w:right w:type="dxa" w:w="120"/>
+            </w:tcMar>
+          </w:tcPr>
+          <w:p>
+            <w:r>
+              <w:rPr>
+                <w:rFonts w:ascii="Arial" w:cs="Arial" w:eastAsia="Arial" w:hAnsi="Arial"/>
+                <w:sz w:val="22"/>
+                <w:szCs w:val="22"/>
+              </w:rPr>
+              <w:t xml:space="preserve">Síntesis de voz mediante TtsRequest, con repliegue automático al motor TTS nativo de Android cuando no hay conexión a internet.</w:t>
+            </w:r>
+          </w:p>
+        </w:tc>
+      </w:tr>
+      <w:tr>
+        <w:tc>
+          <w:tcPr>
+            <w:tcW w:type="dxa" w:w="2600"/>
+            <w:tcBorders>
+              <w:top w:val="single" w:color="CCCCCC" w:sz="1"/>
+              <w:left w:val="single" w:color="CCCCCC" w:sz="1"/>
+              <w:bottom w:val="single" w:color="CCCCCC" w:sz="1"/>
+              <w:right w:val="single" w:color="CCCCCC" w:sz="1"/>
+            </w:tcBorders>
+            <w:shd w:fill="FFFFFF" w:val="clear"/>
+            <w:tcMar>
+              <w:top w:type="dxa" w:w="80"/>
+              <w:left w:type="dxa" w:w="120"/>
+              <w:bottom w:type="dxa" w:w="80"/>
+              <w:right w:type="dxa" w:w="120"/>
+            </w:tcMar>
+          </w:tcPr>
+          <w:p>
+            <w:r>
+              <w:rPr>
+                <w:rFonts w:ascii="Arial" w:cs="Arial" w:eastAsia="Arial" w:hAnsi="Arial"/>
+                <w:sz w:val="22"/>
+                <w:szCs w:val="22"/>
+              </w:rPr>
+              <w:t xml:space="preserve">goTo(ubicación)</w:t>
+            </w:r>
+          </w:p>
+        </w:tc>
+        <w:tc>
+          <w:tcPr>
+            <w:tcW w:type="dxa" w:w="6426"/>
+            <w:tcBorders>
+              <w:top w:val="single" w:color="CCCCCC" w:sz="1"/>
+              <w:left w:val="single" w:color="CCCCCC" w:sz="1"/>
+              <w:bottom w:val="single" w:color="CCCCCC" w:sz="1"/>
+              <w:right w:val="single" w:color="CCCCCC" w:sz="1"/>
+            </w:tcBorders>
+            <w:shd w:fill="FFFFFF" w:val="clear"/>
+            <w:tcMar>
+              <w:top w:type="dxa" w:w="80"/>
+              <w:left w:type="dxa" w:w="120"/>
+              <w:bottom w:type="dxa" w:w="80"/>
+              <w:right w:type="dxa" w:w="120"/>
+            </w:tcMar>
+          </w:tcPr>
+          <w:p>
+            <w:r>
+              <w:rPr>
+                <w:rFonts w:ascii="Arial" w:cs="Arial" w:eastAsia="Arial" w:hAnsi="Arial"/>
+                <w:sz w:val="22"/>
+                <w:szCs w:val="22"/>
+              </w:rPr>
+              <w:t xml:space="preserve">Navegación autónoma a localizaciones guardadas en el mapa.</w:t>
+            </w:r>
+          </w:p>
+        </w:tc>
+      </w:tr>
+      <w:tr>
+        <w:tc>
+          <w:tcPr>
+            <w:tcW w:type="dxa" w:w="2600"/>
+            <w:tcBorders>
+              <w:top w:val="single" w:color="CCCCCC" w:sz="1"/>
+              <w:left w:val="single" w:color="CCCCCC" w:sz="1"/>
+              <w:bottom w:val="single" w:color="CCCCCC" w:sz="1"/>
+              <w:right w:val="single" w:color="CCCCCC" w:sz="1"/>
+            </w:tcBorders>
+            <w:shd w:fill="F5F5F5" w:val="clear"/>
+            <w:tcMar>
+              <w:top w:type="dxa" w:w="80"/>
+              <w:left w:type="dxa" w:w="120"/>
+              <w:bottom w:type="dxa" w:w="80"/>
+              <w:right w:type="dxa" w:w="120"/>
+            </w:tcMar>
+          </w:tcPr>
+          <w:p>
+            <w:r>
+              <w:rPr>
+                <w:rFonts w:ascii="Arial" w:cs="Arial" w:eastAsia="Arial" w:hAnsi="Arial"/>
+                <w:sz w:val="22"/>
+                <w:szCs w:val="22"/>
+              </w:rPr>
+              <w:t xml:space="preserve">turnBy(grados)</w:t>
+            </w:r>
+          </w:p>
+        </w:tc>
+        <w:tc>
+          <w:tcPr>
+            <w:tcW w:type="dxa" w:w="6426"/>
+            <w:tcBorders>
+              <w:top w:val="single" w:color="CCCCCC" w:sz="1"/>
+              <w:left w:val="single" w:color="CCCCCC" w:sz="1"/>
+              <w:bottom w:val="single" w:color="CCCCCC" w:sz="1"/>
+              <w:right w:val="single" w:color="CCCCCC" w:sz="1"/>
+            </w:tcBorders>
+            <w:shd w:fill="F5F5F5" w:val="clear"/>
+            <w:tcMar>
+              <w:top w:type="dxa" w:w="80"/>
+              <w:left w:type="dxa" w:w="120"/>
+              <w:bottom w:type="dxa" w:w="80"/>
+              <w:right w:type="dxa" w:w="120"/>
+            </w:tcMar>
+          </w:tcPr>
+          <w:p>
+            <w:r>
+              <w:rPr>
+                <w:rFonts w:ascii="Arial" w:cs="Arial" w:eastAsia="Arial" w:hAnsi="Arial"/>
+                <w:sz w:val="22"/>
+                <w:szCs w:val="22"/>
+              </w:rPr>
+              <w:t xml:space="preserve">Giro del robot sobre su propio eje.</w:t>
+            </w:r>
+          </w:p>
+        </w:tc>
+      </w:tr>
+      <w:tr>
+        <w:tc>
+          <w:tcPr>
+            <w:tcW w:type="dxa" w:w="2600"/>
+            <w:tcBorders>
+              <w:top w:val="single" w:color="CCCCCC" w:sz="1"/>
+              <w:left w:val="single" w:color="CCCCCC" w:sz="1"/>
+              <w:bottom w:val="single" w:color="CCCCCC" w:sz="1"/>
+              <w:right w:val="single" w:color="CCCCCC" w:sz="1"/>
+            </w:tcBorders>
+            <w:shd w:fill="FFFFFF" w:val="clear"/>
+            <w:tcMar>
+              <w:top w:type="dxa" w:w="80"/>
+              <w:left w:type="dxa" w:w="120"/>
+              <w:bottom w:type="dxa" w:w="80"/>
+              <w:right w:type="dxa" w:w="120"/>
+            </w:tcMar>
+          </w:tcPr>
+          <w:p>
+            <w:r>
+              <w:rPr>
+                <w:rFonts w:ascii="Arial" w:cs="Arial" w:eastAsia="Arial" w:hAnsi="Arial"/>
+                <w:sz w:val="22"/>
+                <w:szCs w:val="22"/>
+              </w:rPr>
+              <w:t xml:space="preserve">tiltHead(grados)</w:t>
+            </w:r>
+          </w:p>
+        </w:tc>
+        <w:tc>
+          <w:tcPr>
+            <w:tcW w:type="dxa" w:w="6426"/>
+            <w:tcBorders>
+              <w:top w:val="single" w:color="CCCCCC" w:sz="1"/>
+              <w:left w:val="single" w:color="CCCCCC" w:sz="1"/>
+              <w:bottom w:val="single" w:color="CCCCCC" w:sz="1"/>
+              <w:right w:val="single" w:color="CCCCCC" w:sz="1"/>
+            </w:tcBorders>
+            <w:shd w:fill="FFFFFF" w:val="clear"/>
+            <w:tcMar>
+              <w:top w:type="dxa" w:w="80"/>
+              <w:left w:type="dxa" w:w="120"/>
+              <w:bottom w:type="dxa" w:w="80"/>
+              <w:right w:type="dxa" w:w="120"/>
+            </w:tcMar>
+          </w:tcPr>
+          <w:p>
+            <w:r>
+              <w:rPr>
+                <w:rFonts w:ascii="Arial" w:cs="Arial" w:eastAsia="Arial" w:hAnsi="Arial"/>
+                <w:sz w:val="22"/>
+                <w:szCs w:val="22"/>
+              </w:rPr>
+              <w:t xml:space="preserve">Inclinación de la cabeza.</w:t>
+            </w:r>
+          </w:p>
+        </w:tc>
+      </w:tr>
+      <w:tr>
+        <w:tc>
+          <w:tcPr>
+            <w:tcW w:type="dxa" w:w="2600"/>
+            <w:tcBorders>
+              <w:top w:val="single" w:color="CCCCCC" w:sz="1"/>
+              <w:left w:val="single" w:color="CCCCCC" w:sz="1"/>
+              <w:bottom w:val="single" w:color="CCCCCC" w:sz="1"/>
+              <w:right w:val="single" w:color="CCCCCC" w:sz="1"/>
+            </w:tcBorders>
+            <w:shd w:fill="F5F5F5" w:val="clear"/>
+            <w:tcMar>
+              <w:top w:type="dxa" w:w="80"/>
+              <w:left w:type="dxa" w:w="120"/>
+              <w:bottom w:type="dxa" w:w="80"/>
+              <w:right w:type="dxa" w:w="120"/>
+            </w:tcMar>
+          </w:tcPr>
+          <w:p>
+            <w:r>
+              <w:rPr>
+                <w:rFonts w:ascii="Arial" w:cs="Arial" w:eastAsia="Arial" w:hAnsi="Arial"/>
+                <w:sz w:val="22"/>
+                <w:szCs w:val="22"/>
+              </w:rPr>
+              <w:t xml:space="preserve">celebrate()</w:t>
+            </w:r>
+          </w:p>
+        </w:tc>
+        <w:tc>
+          <w:tcPr>
+            <w:tcW w:type="dxa" w:w="6426"/>
+            <w:tcBorders>
+              <w:top w:val="single" w:color="CCCCCC" w:sz="1"/>
+              <w:left w:val="single" w:color="CCCCCC" w:sz="1"/>
+              <w:bottom w:val="single" w:color="CCCCCC" w:sz="1"/>
+              <w:right w:val="single" w:color="CCCCCC" w:sz="1"/>
+            </w:tcBorders>
+            <w:shd w:fill="F5F5F5" w:val="clear"/>
+            <w:tcMar>
+              <w:top w:type="dxa" w:w="80"/>
+              <w:left w:type="dxa" w:w="120"/>
+              <w:bottom w:type="dxa" w:w="80"/>
+              <w:right w:type="dxa" w:w="120"/>
+            </w:tcMar>
+          </w:tcPr>
+          <w:p>
+            <w:r>
+              <w:rPr>
+                <w:rFonts w:ascii="Arial" w:cs="Arial" w:eastAsia="Arial" w:hAnsi="Arial"/>
+                <w:sz w:val="22"/>
+                <w:szCs w:val="22"/>
+              </w:rPr>
+              <w:t xml:space="preserve">Breve animación de celebración.</w:t>
+            </w:r>
+          </w:p>
+        </w:tc>
+      </w:tr>
+    </w:tbl>
+    <w:p>
+      <w:pPr>
+        <w:spacing w:after="200" w:before="60"/>
+        <w:jc w:val="center"/>
+      </w:pPr>
+      <w:r>
+        <w:rPr>
+          <w:rFonts w:ascii="Arial" w:cs="Arial" w:eastAsia="Arial" w:hAnsi="Arial"/>
+          <w:color w:val="444444"/>
+          <w:sz w:val="20"/>
+          <w:szCs w:val="20"/>
+        </w:rPr>
+        <w:t xml:space="preserve">Tabla 4.3: Acciones que TemiController expone al motor de juego.</w:t>
+      </w:r>
+    </w:p>
+    <w:p>
+      <w:r>
+        <w:t xml:space="preserve"/>
+      </w:r>
+    </w:p>
+    <w:p>
+      <w:pPr>
+        <w:spacing w:after="120" w:before="120"/>
+        <w:jc w:val="both"/>
+      </w:pPr>
+      <w:r>
+        <w:rPr>
+          <w:rFonts w:ascii="Arial" w:cs="Arial" w:eastAsia="Arial" w:hAnsi="Arial"/>
+          <w:sz w:val="24"/>
+          <w:szCs w:val="24"/>
+        </w:rPr>
+        <w:t xml:space="preserve">La señal de voz de Temi se encadena mediante un listener de fin de TTS, lo que permite al motor de juego secuenciar acciones sin recurrir a tiempos fijos. En la rama de reacción autónoma al estado mental (independiente del juego), el robot ajusta la inclinación de cabeza según el estado detectado, con un cooldown mínimo de 5 segundos entre cambios para no reaccionar a fluctuaciones momentáneas de la señal; el modo de seguimiento beWithMe() está disponible en la API pero se mantiene desactivado por defecto en esta versión, ya que el foco de la interacción es el escape room.</w:t>
+      </w:r>
+    </w:p>
+    <w:p>
+      <w:pPr>
+        <w:pStyle w:val="Heading2"/>
+      </w:pPr>
+      <w:r>
+        <w:rPr>
+          <w:rFonts w:ascii="Arial" w:cs="Arial" w:eastAsia="Arial" w:hAnsi="Arial"/>
+          <w:b/>
+          <w:bCs/>
+          <w:sz w:val="28"/>
+          <w:szCs w:val="28"/>
+        </w:rPr>
+        <w:t xml:space="preserve">4.7 Diseño de la interfaz de usuario</w:t>
+      </w:r>
+    </w:p>
+    <w:p>
+      <w:pPr>
+        <w:spacing w:after="120" w:before="120"/>
+        <w:jc w:val="both"/>
+      </w:pPr>
+      <w:r>
+        <w:rPr>
+          <w:rFonts w:ascii="Arial" w:cs="Arial" w:eastAsia="Arial" w:hAnsi="Arial"/>
+          <w:sz w:val="24"/>
+          <w:szCs w:val="24"/>
+        </w:rPr>
+        <w:t xml:space="preserve">La interfaz sigue el patrón Single-Activity de Android, con seis pantallas implementadas como LinearLayouts dentro de un FrameLayout raíz. La visibilidad de cada pantalla se gestiona programáticamente en MainActivity. La Tabla 4.4 recoge las seis pantallas y su función.</w:t>
       </w:r>
     </w:p>
     <w:p>
@@ -7886,7 +10330,7 @@
           <w:sz w:val="20"/>
           <w:szCs w:val="20"/>
         </w:rPr>
-        <w:t xml:space="preserve">Tabla 4.2: Pantallas de la interfaz Single-Activity.</w:t>
+        <w:t xml:space="preserve">Tabla 4.4: Pantallas de la interfaz Single-Activity.</w:t>
       </w:r>
     </w:p>
     <w:p>
@@ -9716,7 +12160,28 @@
           <w:sz w:val="24"/>
           <w:szCs w:val="24"/>
         </w:rPr>
-        <w:t xml:space="preserve">Debido a la ubicación frontal de los electrodos y al carácter de consumo del dispositivo, la potencia en banda gamma puede contener componentes asociados a actividad muscular (EMG) y otros artefactos [16]. Por ello, gammaActivity se utiliza en este trabajo como una característica heurística adicional del clasificador y no como una medida directa y aislada de atención o estrés.</w:t>
+        <w:t xml:space="preserve">Debido a la ubicación frontal de los electrodos y al carácter de consumo del dispositivo, la potencia en banda gamma puede contener componentes asociados a actividad muscular (EMG) y otros artefactos </w:t>
+      </w:r>
+      <w:bookmarkStart w:name="cite_16_2" w:id="1"/>
+      <w:hyperlink w:history="1" w:anchor="bib_16">
+        <w:r>
+          <w:rPr>
+            <w:rFonts w:ascii="Arial" w:cs="Arial" w:eastAsia="Arial" w:hAnsi="Arial"/>
+            <w:color w:val="1F4E79"/>
+            <w:sz w:val="24"/>
+            <w:szCs w:val="24"/>
+          </w:rPr>
+          <w:t xml:space="preserve">[16]</w:t>
+        </w:r>
+      </w:hyperlink>
+      <w:bookmarkEnd w:id="1"/>
+      <w:r>
+        <w:rPr>
+          <w:rFonts w:ascii="Arial" w:cs="Arial" w:eastAsia="Arial" w:hAnsi="Arial"/>
+          <w:sz w:val="24"/>
+          <w:szCs w:val="24"/>
+        </w:rPr>
+        <w:t xml:space="preserve">. Por ello, gammaActivity se utiliza en este trabajo como una característica heurística adicional del clasificador y no como una medida directa y aislada de atención o estrés.</w:t>
       </w:r>
     </w:p>
     <w:p>
@@ -9730,7 +12195,7 @@
           <w:sz w:val="24"/>
           <w:szCs w:val="24"/>
         </w:rPr>
-        <w:t xml:space="preserve">La jerarquía de clasificación, aplicada sobre medias móviles de las últimas 10 muestras, es: (1) si mellow &lt; umbralEstrés → ESTRÉS; (2) si concentration &gt; umbralAtención Y gammaActivity &gt; umbralGamma → ATENCIÓN; (3) si mellow &gt; umbralCalma → CALMA; (4) en caso contrario → NEUTRO. La Tabla 5.3 recoge los umbrales por defecto, ajustados experimentalmente para la diadema MUSE 2. Las muestras con calidad de señal HSI deficiente (media &gt; 3,0) se descartan para no contaminar los buffers de promediado.</w:t>
+        <w:t xml:space="preserve">La clasificación se aplica sobre medias móviles de las últimas 10 muestras y evalúa las condiciones por orden de prioridad —la primera que se cumple determina el estado—, según recoge la Tabla 5.3. Los umbrales, ajustados experimentalmente para la diadema MUSE 2, son configurables y pueden derivarse de la calibración por usuario (apartado 5.10). Las muestras con calidad de señal HSI deficiente (media &gt; 3,0) se descartan para no contaminar los buffers de promediado.</w:t>
       </w:r>
     </w:p>
     <w:p>
@@ -9751,9 +12216,10 @@
         </w:tblBorders>
       </w:tblPr>
       <w:tblGrid>
-        <w:gridCol w:w="3400"/>
-        <w:gridCol w:w="3200"/>
-        <w:gridCol w:w="2426"/>
+        <w:gridCol w:w="1000"/>
+        <w:gridCol w:w="1700"/>
+        <w:gridCol w:w="4526"/>
+        <w:gridCol w:w="1800"/>
       </w:tblGrid>
       <w:tr>
         <w:trPr>
@@ -9761,7 +12227,7 @@
         </w:trPr>
         <w:tc>
           <w:tcPr>
-            <w:tcW w:type="dxa" w:w="3400"/>
+            <w:tcW w:type="dxa" w:w="1000"/>
             <w:tcBorders>
               <w:top w:val="single" w:color="1F4E79" w:sz="4"/>
               <w:left w:val="single" w:color="1F4E79" w:sz="4"/>
@@ -9786,13 +12252,13 @@
                 <w:sz w:val="22"/>
                 <w:szCs w:val="22"/>
               </w:rPr>
-              <w:t xml:space="preserve">Umbral</w:t>
-            </w:r>
-          </w:p>
-        </w:tc>
-        <w:tc>
-          <w:tcPr>
-            <w:tcW w:type="dxa" w:w="3200"/>
+              <w:t xml:space="preserve">Orden</w:t>
+            </w:r>
+          </w:p>
+        </w:tc>
+        <w:tc>
+          <w:tcPr>
+            <w:tcW w:type="dxa" w:w="1700"/>
             <w:tcBorders>
               <w:top w:val="single" w:color="1F4E79" w:sz="4"/>
               <w:left w:val="single" w:color="1F4E79" w:sz="4"/>
@@ -9817,13 +12283,13 @@
                 <w:sz w:val="22"/>
                 <w:szCs w:val="22"/>
               </w:rPr>
-              <w:t xml:space="preserve">Condición</w:t>
-            </w:r>
-          </w:p>
-        </w:tc>
-        <w:tc>
-          <w:tcPr>
-            <w:tcW w:type="dxa" w:w="2426"/>
+              <w:t xml:space="preserve">Estado</w:t>
+            </w:r>
+          </w:p>
+        </w:tc>
+        <w:tc>
+          <w:tcPr>
+            <w:tcW w:type="dxa" w:w="4526"/>
             <w:tcBorders>
               <w:top w:val="single" w:color="1F4E79" w:sz="4"/>
               <w:left w:val="single" w:color="1F4E79" w:sz="4"/>
@@ -9848,7 +12314,38 @@
                 <w:sz w:val="22"/>
                 <w:szCs w:val="22"/>
               </w:rPr>
-              <w:t xml:space="preserve">Valor por defecto</w:t>
+              <w:t xml:space="preserve">Condición</w:t>
+            </w:r>
+          </w:p>
+        </w:tc>
+        <w:tc>
+          <w:tcPr>
+            <w:tcW w:type="dxa" w:w="1800"/>
+            <w:tcBorders>
+              <w:top w:val="single" w:color="1F4E79" w:sz="4"/>
+              <w:left w:val="single" w:color="1F4E79" w:sz="4"/>
+              <w:bottom w:val="single" w:color="1F4E79" w:sz="4"/>
+              <w:right w:val="single" w:color="1F4E79" w:sz="4"/>
+            </w:tcBorders>
+            <w:shd w:fill="1F4E79" w:val="clear"/>
+            <w:tcMar>
+              <w:top w:type="dxa" w:w="80"/>
+              <w:left w:type="dxa" w:w="120"/>
+              <w:bottom w:type="dxa" w:w="80"/>
+              <w:right w:type="dxa" w:w="120"/>
+            </w:tcMar>
+          </w:tcPr>
+          <w:p>
+            <w:r>
+              <w:rPr>
+                <w:rFonts w:ascii="Arial" w:cs="Arial" w:eastAsia="Arial" w:hAnsi="Arial"/>
+                <w:b/>
+                <w:bCs/>
+                <w:color w:val="FFFFFF"/>
+                <w:sz w:val="22"/>
+                <w:szCs w:val="22"/>
+              </w:rPr>
+              <w:t xml:space="preserve">Umbral por defecto</w:t>
             </w:r>
           </w:p>
         </w:tc>
@@ -9856,63 +12353,91 @@
       <w:tr>
         <w:tc>
           <w:tcPr>
-            <w:tcW w:type="dxa" w:w="3400"/>
-            <w:tcBorders>
-              <w:top w:val="single" w:color="CCCCCC" w:sz="1"/>
-              <w:left w:val="single" w:color="CCCCCC" w:sz="1"/>
-              <w:bottom w:val="single" w:color="CCCCCC" w:sz="1"/>
-              <w:right w:val="single" w:color="CCCCCC" w:sz="1"/>
-            </w:tcBorders>
-            <w:shd w:fill="F5F5F5" w:val="clear"/>
-            <w:tcMar>
-              <w:top w:type="dxa" w:w="80"/>
-              <w:left w:type="dxa" w:w="120"/>
-              <w:bottom w:type="dxa" w:w="80"/>
-              <w:right w:type="dxa" w:w="120"/>
-            </w:tcMar>
-          </w:tcPr>
-          <w:p>
-            <w:r>
-              <w:rPr>
-                <w:rFonts w:ascii="Arial" w:cs="Arial" w:eastAsia="Arial" w:hAnsi="Arial"/>
-                <w:sz w:val="22"/>
-                <w:szCs w:val="22"/>
-              </w:rPr>
-              <w:t xml:space="preserve">Estrés</w:t>
-            </w:r>
-          </w:p>
-        </w:tc>
-        <w:tc>
-          <w:tcPr>
-            <w:tcW w:type="dxa" w:w="3200"/>
-            <w:tcBorders>
-              <w:top w:val="single" w:color="CCCCCC" w:sz="1"/>
-              <w:left w:val="single" w:color="CCCCCC" w:sz="1"/>
-              <w:bottom w:val="single" w:color="CCCCCC" w:sz="1"/>
-              <w:right w:val="single" w:color="CCCCCC" w:sz="1"/>
-            </w:tcBorders>
-            <w:shd w:fill="F5F5F5" w:val="clear"/>
-            <w:tcMar>
-              <w:top w:type="dxa" w:w="80"/>
-              <w:left w:type="dxa" w:w="120"/>
-              <w:bottom w:type="dxa" w:w="80"/>
-              <w:right w:type="dxa" w:w="120"/>
-            </w:tcMar>
-          </w:tcPr>
-          <w:p>
-            <w:r>
-              <w:rPr>
-                <w:rFonts w:ascii="Arial" w:cs="Arial" w:eastAsia="Arial" w:hAnsi="Arial"/>
-                <w:sz w:val="22"/>
-                <w:szCs w:val="22"/>
-              </w:rPr>
-              <w:t xml:space="preserve">mellow &lt;</w:t>
-            </w:r>
-          </w:p>
-        </w:tc>
-        <w:tc>
-          <w:tcPr>
-            <w:tcW w:type="dxa" w:w="2426"/>
+            <w:tcW w:type="dxa" w:w="1000"/>
+            <w:tcBorders>
+              <w:top w:val="single" w:color="CCCCCC" w:sz="1"/>
+              <w:left w:val="single" w:color="CCCCCC" w:sz="1"/>
+              <w:bottom w:val="single" w:color="CCCCCC" w:sz="1"/>
+              <w:right w:val="single" w:color="CCCCCC" w:sz="1"/>
+            </w:tcBorders>
+            <w:shd w:fill="F5F5F5" w:val="clear"/>
+            <w:tcMar>
+              <w:top w:type="dxa" w:w="80"/>
+              <w:left w:type="dxa" w:w="120"/>
+              <w:bottom w:type="dxa" w:w="80"/>
+              <w:right w:type="dxa" w:w="120"/>
+            </w:tcMar>
+          </w:tcPr>
+          <w:p>
+            <w:r>
+              <w:rPr>
+                <w:rFonts w:ascii="Arial" w:cs="Arial" w:eastAsia="Arial" w:hAnsi="Arial"/>
+                <w:sz w:val="22"/>
+                <w:szCs w:val="22"/>
+              </w:rPr>
+              <w:t xml:space="preserve">1</w:t>
+            </w:r>
+          </w:p>
+        </w:tc>
+        <w:tc>
+          <w:tcPr>
+            <w:tcW w:type="dxa" w:w="1700"/>
+            <w:tcBorders>
+              <w:top w:val="single" w:color="CCCCCC" w:sz="1"/>
+              <w:left w:val="single" w:color="CCCCCC" w:sz="1"/>
+              <w:bottom w:val="single" w:color="CCCCCC" w:sz="1"/>
+              <w:right w:val="single" w:color="CCCCCC" w:sz="1"/>
+            </w:tcBorders>
+            <w:shd w:fill="F5F5F5" w:val="clear"/>
+            <w:tcMar>
+              <w:top w:type="dxa" w:w="80"/>
+              <w:left w:type="dxa" w:w="120"/>
+              <w:bottom w:type="dxa" w:w="80"/>
+              <w:right w:type="dxa" w:w="120"/>
+            </w:tcMar>
+          </w:tcPr>
+          <w:p>
+            <w:r>
+              <w:rPr>
+                <w:rFonts w:ascii="Arial" w:cs="Arial" w:eastAsia="Arial" w:hAnsi="Arial"/>
+                <w:sz w:val="22"/>
+                <w:szCs w:val="22"/>
+              </w:rPr>
+              <w:t xml:space="preserve">ESTRÉS</w:t>
+            </w:r>
+          </w:p>
+        </w:tc>
+        <w:tc>
+          <w:tcPr>
+            <w:tcW w:type="dxa" w:w="4526"/>
+            <w:tcBorders>
+              <w:top w:val="single" w:color="CCCCCC" w:sz="1"/>
+              <w:left w:val="single" w:color="CCCCCC" w:sz="1"/>
+              <w:bottom w:val="single" w:color="CCCCCC" w:sz="1"/>
+              <w:right w:val="single" w:color="CCCCCC" w:sz="1"/>
+            </w:tcBorders>
+            <w:shd w:fill="F5F5F5" w:val="clear"/>
+            <w:tcMar>
+              <w:top w:type="dxa" w:w="80"/>
+              <w:left w:type="dxa" w:w="120"/>
+              <w:bottom w:type="dxa" w:w="80"/>
+              <w:right w:type="dxa" w:w="120"/>
+            </w:tcMar>
+          </w:tcPr>
+          <w:p>
+            <w:r>
+              <w:rPr>
+                <w:rFonts w:ascii="Arial" w:cs="Arial" w:eastAsia="Arial" w:hAnsi="Arial"/>
+                <w:sz w:val="22"/>
+                <w:szCs w:val="22"/>
+              </w:rPr>
+              <w:t xml:space="preserve">mellow &lt; umbral de estrés</w:t>
+            </w:r>
+          </w:p>
+        </w:tc>
+        <w:tc>
+          <w:tcPr>
+            <w:tcW w:type="dxa" w:w="1800"/>
             <w:tcBorders>
               <w:top w:val="single" w:color="CCCCCC" w:sz="1"/>
               <w:left w:val="single" w:color="CCCCCC" w:sz="1"/>
@@ -9942,85 +12467,113 @@
       <w:tr>
         <w:tc>
           <w:tcPr>
-            <w:tcW w:type="dxa" w:w="3400"/>
-            <w:tcBorders>
-              <w:top w:val="single" w:color="CCCCCC" w:sz="1"/>
-              <w:left w:val="single" w:color="CCCCCC" w:sz="1"/>
-              <w:bottom w:val="single" w:color="CCCCCC" w:sz="1"/>
-              <w:right w:val="single" w:color="CCCCCC" w:sz="1"/>
-            </w:tcBorders>
-            <w:shd w:fill="FFFFFF" w:val="clear"/>
-            <w:tcMar>
-              <w:top w:type="dxa" w:w="80"/>
-              <w:left w:type="dxa" w:w="120"/>
-              <w:bottom w:type="dxa" w:w="80"/>
-              <w:right w:type="dxa" w:w="120"/>
-            </w:tcMar>
-          </w:tcPr>
-          <w:p>
-            <w:r>
-              <w:rPr>
-                <w:rFonts w:ascii="Arial" w:cs="Arial" w:eastAsia="Arial" w:hAnsi="Arial"/>
-                <w:sz w:val="22"/>
-                <w:szCs w:val="22"/>
-              </w:rPr>
-              <w:t xml:space="preserve">Atención</w:t>
-            </w:r>
-          </w:p>
-        </w:tc>
-        <w:tc>
-          <w:tcPr>
-            <w:tcW w:type="dxa" w:w="3200"/>
-            <w:tcBorders>
-              <w:top w:val="single" w:color="CCCCCC" w:sz="1"/>
-              <w:left w:val="single" w:color="CCCCCC" w:sz="1"/>
-              <w:bottom w:val="single" w:color="CCCCCC" w:sz="1"/>
-              <w:right w:val="single" w:color="CCCCCC" w:sz="1"/>
-            </w:tcBorders>
-            <w:shd w:fill="FFFFFF" w:val="clear"/>
-            <w:tcMar>
-              <w:top w:type="dxa" w:w="80"/>
-              <w:left w:type="dxa" w:w="120"/>
-              <w:bottom w:type="dxa" w:w="80"/>
-              <w:right w:type="dxa" w:w="120"/>
-            </w:tcMar>
-          </w:tcPr>
-          <w:p>
-            <w:r>
-              <w:rPr>
-                <w:rFonts w:ascii="Arial" w:cs="Arial" w:eastAsia="Arial" w:hAnsi="Arial"/>
-                <w:sz w:val="22"/>
-                <w:szCs w:val="22"/>
-              </w:rPr>
-              <w:t xml:space="preserve">concentration &gt;</w:t>
-            </w:r>
-          </w:p>
-        </w:tc>
-        <w:tc>
-          <w:tcPr>
-            <w:tcW w:type="dxa" w:w="2426"/>
-            <w:tcBorders>
-              <w:top w:val="single" w:color="CCCCCC" w:sz="1"/>
-              <w:left w:val="single" w:color="CCCCCC" w:sz="1"/>
-              <w:bottom w:val="single" w:color="CCCCCC" w:sz="1"/>
-              <w:right w:val="single" w:color="CCCCCC" w:sz="1"/>
-            </w:tcBorders>
-            <w:shd w:fill="FFFFFF" w:val="clear"/>
-            <w:tcMar>
-              <w:top w:type="dxa" w:w="80"/>
-              <w:left w:type="dxa" w:w="120"/>
-              <w:bottom w:type="dxa" w:w="80"/>
-              <w:right w:type="dxa" w:w="120"/>
-            </w:tcMar>
-          </w:tcPr>
-          <w:p>
-            <w:r>
-              <w:rPr>
-                <w:rFonts w:ascii="Arial" w:cs="Arial" w:eastAsia="Arial" w:hAnsi="Arial"/>
-                <w:sz w:val="22"/>
-                <w:szCs w:val="22"/>
-              </w:rPr>
-              <w:t xml:space="preserve">0,38</w:t>
+            <w:tcW w:type="dxa" w:w="1000"/>
+            <w:tcBorders>
+              <w:top w:val="single" w:color="CCCCCC" w:sz="1"/>
+              <w:left w:val="single" w:color="CCCCCC" w:sz="1"/>
+              <w:bottom w:val="single" w:color="CCCCCC" w:sz="1"/>
+              <w:right w:val="single" w:color="CCCCCC" w:sz="1"/>
+            </w:tcBorders>
+            <w:shd w:fill="FFFFFF" w:val="clear"/>
+            <w:tcMar>
+              <w:top w:type="dxa" w:w="80"/>
+              <w:left w:type="dxa" w:w="120"/>
+              <w:bottom w:type="dxa" w:w="80"/>
+              <w:right w:type="dxa" w:w="120"/>
+            </w:tcMar>
+          </w:tcPr>
+          <w:p>
+            <w:r>
+              <w:rPr>
+                <w:rFonts w:ascii="Arial" w:cs="Arial" w:eastAsia="Arial" w:hAnsi="Arial"/>
+                <w:sz w:val="22"/>
+                <w:szCs w:val="22"/>
+              </w:rPr>
+              <w:t xml:space="preserve">2</w:t>
+            </w:r>
+          </w:p>
+        </w:tc>
+        <w:tc>
+          <w:tcPr>
+            <w:tcW w:type="dxa" w:w="1700"/>
+            <w:tcBorders>
+              <w:top w:val="single" w:color="CCCCCC" w:sz="1"/>
+              <w:left w:val="single" w:color="CCCCCC" w:sz="1"/>
+              <w:bottom w:val="single" w:color="CCCCCC" w:sz="1"/>
+              <w:right w:val="single" w:color="CCCCCC" w:sz="1"/>
+            </w:tcBorders>
+            <w:shd w:fill="FFFFFF" w:val="clear"/>
+            <w:tcMar>
+              <w:top w:type="dxa" w:w="80"/>
+              <w:left w:type="dxa" w:w="120"/>
+              <w:bottom w:type="dxa" w:w="80"/>
+              <w:right w:type="dxa" w:w="120"/>
+            </w:tcMar>
+          </w:tcPr>
+          <w:p>
+            <w:r>
+              <w:rPr>
+                <w:rFonts w:ascii="Arial" w:cs="Arial" w:eastAsia="Arial" w:hAnsi="Arial"/>
+                <w:sz w:val="22"/>
+                <w:szCs w:val="22"/>
+              </w:rPr>
+              <w:t xml:space="preserve">ATENCIÓN</w:t>
+            </w:r>
+          </w:p>
+        </w:tc>
+        <w:tc>
+          <w:tcPr>
+            <w:tcW w:type="dxa" w:w="4526"/>
+            <w:tcBorders>
+              <w:top w:val="single" w:color="CCCCCC" w:sz="1"/>
+              <w:left w:val="single" w:color="CCCCCC" w:sz="1"/>
+              <w:bottom w:val="single" w:color="CCCCCC" w:sz="1"/>
+              <w:right w:val="single" w:color="CCCCCC" w:sz="1"/>
+            </w:tcBorders>
+            <w:shd w:fill="FFFFFF" w:val="clear"/>
+            <w:tcMar>
+              <w:top w:type="dxa" w:w="80"/>
+              <w:left w:type="dxa" w:w="120"/>
+              <w:bottom w:type="dxa" w:w="80"/>
+              <w:right w:type="dxa" w:w="120"/>
+            </w:tcMar>
+          </w:tcPr>
+          <w:p>
+            <w:r>
+              <w:rPr>
+                <w:rFonts w:ascii="Arial" w:cs="Arial" w:eastAsia="Arial" w:hAnsi="Arial"/>
+                <w:sz w:val="22"/>
+                <w:szCs w:val="22"/>
+              </w:rPr>
+              <w:t xml:space="preserve">concentration &gt; umbral de atención y gammaActivity &gt; umbral gamma</w:t>
+            </w:r>
+          </w:p>
+        </w:tc>
+        <w:tc>
+          <w:tcPr>
+            <w:tcW w:type="dxa" w:w="1800"/>
+            <w:tcBorders>
+              <w:top w:val="single" w:color="CCCCCC" w:sz="1"/>
+              <w:left w:val="single" w:color="CCCCCC" w:sz="1"/>
+              <w:bottom w:val="single" w:color="CCCCCC" w:sz="1"/>
+              <w:right w:val="single" w:color="CCCCCC" w:sz="1"/>
+            </w:tcBorders>
+            <w:shd w:fill="FFFFFF" w:val="clear"/>
+            <w:tcMar>
+              <w:top w:type="dxa" w:w="80"/>
+              <w:left w:type="dxa" w:w="120"/>
+              <w:bottom w:type="dxa" w:w="80"/>
+              <w:right w:type="dxa" w:w="120"/>
+            </w:tcMar>
+          </w:tcPr>
+          <w:p>
+            <w:r>
+              <w:rPr>
+                <w:rFonts w:ascii="Arial" w:cs="Arial" w:eastAsia="Arial" w:hAnsi="Arial"/>
+                <w:sz w:val="22"/>
+                <w:szCs w:val="22"/>
+              </w:rPr>
+              <w:t xml:space="preserve">0,38 (gamma 0,15)</w:t>
             </w:r>
           </w:p>
         </w:tc>
@@ -10028,85 +12581,113 @@
       <w:tr>
         <w:tc>
           <w:tcPr>
-            <w:tcW w:type="dxa" w:w="3400"/>
-            <w:tcBorders>
-              <w:top w:val="single" w:color="CCCCCC" w:sz="1"/>
-              <w:left w:val="single" w:color="CCCCCC" w:sz="1"/>
-              <w:bottom w:val="single" w:color="CCCCCC" w:sz="1"/>
-              <w:right w:val="single" w:color="CCCCCC" w:sz="1"/>
-            </w:tcBorders>
-            <w:shd w:fill="F5F5F5" w:val="clear"/>
-            <w:tcMar>
-              <w:top w:type="dxa" w:w="80"/>
-              <w:left w:type="dxa" w:w="120"/>
-              <w:bottom w:type="dxa" w:w="80"/>
-              <w:right w:type="dxa" w:w="120"/>
-            </w:tcMar>
-          </w:tcPr>
-          <w:p>
-            <w:r>
-              <w:rPr>
-                <w:rFonts w:ascii="Arial" w:cs="Arial" w:eastAsia="Arial" w:hAnsi="Arial"/>
-                <w:sz w:val="22"/>
-                <w:szCs w:val="22"/>
-              </w:rPr>
-              <w:t xml:space="preserve">Confirmación de atención</w:t>
-            </w:r>
-          </w:p>
-        </w:tc>
-        <w:tc>
-          <w:tcPr>
-            <w:tcW w:type="dxa" w:w="3200"/>
-            <w:tcBorders>
-              <w:top w:val="single" w:color="CCCCCC" w:sz="1"/>
-              <w:left w:val="single" w:color="CCCCCC" w:sz="1"/>
-              <w:bottom w:val="single" w:color="CCCCCC" w:sz="1"/>
-              <w:right w:val="single" w:color="CCCCCC" w:sz="1"/>
-            </w:tcBorders>
-            <w:shd w:fill="F5F5F5" w:val="clear"/>
-            <w:tcMar>
-              <w:top w:type="dxa" w:w="80"/>
-              <w:left w:type="dxa" w:w="120"/>
-              <w:bottom w:type="dxa" w:w="80"/>
-              <w:right w:type="dxa" w:w="120"/>
-            </w:tcMar>
-          </w:tcPr>
-          <w:p>
-            <w:r>
-              <w:rPr>
-                <w:rFonts w:ascii="Arial" w:cs="Arial" w:eastAsia="Arial" w:hAnsi="Arial"/>
-                <w:sz w:val="22"/>
-                <w:szCs w:val="22"/>
-              </w:rPr>
-              <w:t xml:space="preserve">gammaActivity &gt;</w:t>
-            </w:r>
-          </w:p>
-        </w:tc>
-        <w:tc>
-          <w:tcPr>
-            <w:tcW w:type="dxa" w:w="2426"/>
-            <w:tcBorders>
-              <w:top w:val="single" w:color="CCCCCC" w:sz="1"/>
-              <w:left w:val="single" w:color="CCCCCC" w:sz="1"/>
-              <w:bottom w:val="single" w:color="CCCCCC" w:sz="1"/>
-              <w:right w:val="single" w:color="CCCCCC" w:sz="1"/>
-            </w:tcBorders>
-            <w:shd w:fill="F5F5F5" w:val="clear"/>
-            <w:tcMar>
-              <w:top w:type="dxa" w:w="80"/>
-              <w:left w:type="dxa" w:w="120"/>
-              <w:bottom w:type="dxa" w:w="80"/>
-              <w:right w:type="dxa" w:w="120"/>
-            </w:tcMar>
-          </w:tcPr>
-          <w:p>
-            <w:r>
-              <w:rPr>
-                <w:rFonts w:ascii="Arial" w:cs="Arial" w:eastAsia="Arial" w:hAnsi="Arial"/>
-                <w:sz w:val="22"/>
-                <w:szCs w:val="22"/>
-              </w:rPr>
-              <w:t xml:space="preserve">0,15</w:t>
+            <w:tcW w:type="dxa" w:w="1000"/>
+            <w:tcBorders>
+              <w:top w:val="single" w:color="CCCCCC" w:sz="1"/>
+              <w:left w:val="single" w:color="CCCCCC" w:sz="1"/>
+              <w:bottom w:val="single" w:color="CCCCCC" w:sz="1"/>
+              <w:right w:val="single" w:color="CCCCCC" w:sz="1"/>
+            </w:tcBorders>
+            <w:shd w:fill="F5F5F5" w:val="clear"/>
+            <w:tcMar>
+              <w:top w:type="dxa" w:w="80"/>
+              <w:left w:type="dxa" w:w="120"/>
+              <w:bottom w:type="dxa" w:w="80"/>
+              <w:right w:type="dxa" w:w="120"/>
+            </w:tcMar>
+          </w:tcPr>
+          <w:p>
+            <w:r>
+              <w:rPr>
+                <w:rFonts w:ascii="Arial" w:cs="Arial" w:eastAsia="Arial" w:hAnsi="Arial"/>
+                <w:sz w:val="22"/>
+                <w:szCs w:val="22"/>
+              </w:rPr>
+              <w:t xml:space="preserve">3</w:t>
+            </w:r>
+          </w:p>
+        </w:tc>
+        <w:tc>
+          <w:tcPr>
+            <w:tcW w:type="dxa" w:w="1700"/>
+            <w:tcBorders>
+              <w:top w:val="single" w:color="CCCCCC" w:sz="1"/>
+              <w:left w:val="single" w:color="CCCCCC" w:sz="1"/>
+              <w:bottom w:val="single" w:color="CCCCCC" w:sz="1"/>
+              <w:right w:val="single" w:color="CCCCCC" w:sz="1"/>
+            </w:tcBorders>
+            <w:shd w:fill="F5F5F5" w:val="clear"/>
+            <w:tcMar>
+              <w:top w:type="dxa" w:w="80"/>
+              <w:left w:type="dxa" w:w="120"/>
+              <w:bottom w:type="dxa" w:w="80"/>
+              <w:right w:type="dxa" w:w="120"/>
+            </w:tcMar>
+          </w:tcPr>
+          <w:p>
+            <w:r>
+              <w:rPr>
+                <w:rFonts w:ascii="Arial" w:cs="Arial" w:eastAsia="Arial" w:hAnsi="Arial"/>
+                <w:sz w:val="22"/>
+                <w:szCs w:val="22"/>
+              </w:rPr>
+              <w:t xml:space="preserve">CALMA</w:t>
+            </w:r>
+          </w:p>
+        </w:tc>
+        <w:tc>
+          <w:tcPr>
+            <w:tcW w:type="dxa" w:w="4526"/>
+            <w:tcBorders>
+              <w:top w:val="single" w:color="CCCCCC" w:sz="1"/>
+              <w:left w:val="single" w:color="CCCCCC" w:sz="1"/>
+              <w:bottom w:val="single" w:color="CCCCCC" w:sz="1"/>
+              <w:right w:val="single" w:color="CCCCCC" w:sz="1"/>
+            </w:tcBorders>
+            <w:shd w:fill="F5F5F5" w:val="clear"/>
+            <w:tcMar>
+              <w:top w:type="dxa" w:w="80"/>
+              <w:left w:type="dxa" w:w="120"/>
+              <w:bottom w:type="dxa" w:w="80"/>
+              <w:right w:type="dxa" w:w="120"/>
+            </w:tcMar>
+          </w:tcPr>
+          <w:p>
+            <w:r>
+              <w:rPr>
+                <w:rFonts w:ascii="Arial" w:cs="Arial" w:eastAsia="Arial" w:hAnsi="Arial"/>
+                <w:sz w:val="22"/>
+                <w:szCs w:val="22"/>
+              </w:rPr>
+              <w:t xml:space="preserve">mellow &gt; umbral de calma</w:t>
+            </w:r>
+          </w:p>
+        </w:tc>
+        <w:tc>
+          <w:tcPr>
+            <w:tcW w:type="dxa" w:w="1800"/>
+            <w:tcBorders>
+              <w:top w:val="single" w:color="CCCCCC" w:sz="1"/>
+              <w:left w:val="single" w:color="CCCCCC" w:sz="1"/>
+              <w:bottom w:val="single" w:color="CCCCCC" w:sz="1"/>
+              <w:right w:val="single" w:color="CCCCCC" w:sz="1"/>
+            </w:tcBorders>
+            <w:shd w:fill="F5F5F5" w:val="clear"/>
+            <w:tcMar>
+              <w:top w:type="dxa" w:w="80"/>
+              <w:left w:type="dxa" w:w="120"/>
+              <w:bottom w:type="dxa" w:w="80"/>
+              <w:right w:type="dxa" w:w="120"/>
+            </w:tcMar>
+          </w:tcPr>
+          <w:p>
+            <w:r>
+              <w:rPr>
+                <w:rFonts w:ascii="Arial" w:cs="Arial" w:eastAsia="Arial" w:hAnsi="Arial"/>
+                <w:sz w:val="22"/>
+                <w:szCs w:val="22"/>
+              </w:rPr>
+              <w:t xml:space="preserve">0,52</w:t>
             </w:r>
           </w:p>
         </w:tc>
@@ -10114,85 +12695,113 @@
       <w:tr>
         <w:tc>
           <w:tcPr>
-            <w:tcW w:type="dxa" w:w="3400"/>
-            <w:tcBorders>
-              <w:top w:val="single" w:color="CCCCCC" w:sz="1"/>
-              <w:left w:val="single" w:color="CCCCCC" w:sz="1"/>
-              <w:bottom w:val="single" w:color="CCCCCC" w:sz="1"/>
-              <w:right w:val="single" w:color="CCCCCC" w:sz="1"/>
-            </w:tcBorders>
-            <w:shd w:fill="FFFFFF" w:val="clear"/>
-            <w:tcMar>
-              <w:top w:type="dxa" w:w="80"/>
-              <w:left w:type="dxa" w:w="120"/>
-              <w:bottom w:type="dxa" w:w="80"/>
-              <w:right w:type="dxa" w:w="120"/>
-            </w:tcMar>
-          </w:tcPr>
-          <w:p>
-            <w:r>
-              <w:rPr>
-                <w:rFonts w:ascii="Arial" w:cs="Arial" w:eastAsia="Arial" w:hAnsi="Arial"/>
-                <w:sz w:val="22"/>
-                <w:szCs w:val="22"/>
-              </w:rPr>
-              <w:t xml:space="preserve">Calma</w:t>
-            </w:r>
-          </w:p>
-        </w:tc>
-        <w:tc>
-          <w:tcPr>
-            <w:tcW w:type="dxa" w:w="3200"/>
-            <w:tcBorders>
-              <w:top w:val="single" w:color="CCCCCC" w:sz="1"/>
-              <w:left w:val="single" w:color="CCCCCC" w:sz="1"/>
-              <w:bottom w:val="single" w:color="CCCCCC" w:sz="1"/>
-              <w:right w:val="single" w:color="CCCCCC" w:sz="1"/>
-            </w:tcBorders>
-            <w:shd w:fill="FFFFFF" w:val="clear"/>
-            <w:tcMar>
-              <w:top w:type="dxa" w:w="80"/>
-              <w:left w:type="dxa" w:w="120"/>
-              <w:bottom w:type="dxa" w:w="80"/>
-              <w:right w:type="dxa" w:w="120"/>
-            </w:tcMar>
-          </w:tcPr>
-          <w:p>
-            <w:r>
-              <w:rPr>
-                <w:rFonts w:ascii="Arial" w:cs="Arial" w:eastAsia="Arial" w:hAnsi="Arial"/>
-                <w:sz w:val="22"/>
-                <w:szCs w:val="22"/>
-              </w:rPr>
-              <w:t xml:space="preserve">mellow &gt;</w:t>
-            </w:r>
-          </w:p>
-        </w:tc>
-        <w:tc>
-          <w:tcPr>
-            <w:tcW w:type="dxa" w:w="2426"/>
-            <w:tcBorders>
-              <w:top w:val="single" w:color="CCCCCC" w:sz="1"/>
-              <w:left w:val="single" w:color="CCCCCC" w:sz="1"/>
-              <w:bottom w:val="single" w:color="CCCCCC" w:sz="1"/>
-              <w:right w:val="single" w:color="CCCCCC" w:sz="1"/>
-            </w:tcBorders>
-            <w:shd w:fill="FFFFFF" w:val="clear"/>
-            <w:tcMar>
-              <w:top w:type="dxa" w:w="80"/>
-              <w:left w:type="dxa" w:w="120"/>
-              <w:bottom w:type="dxa" w:w="80"/>
-              <w:right w:type="dxa" w:w="120"/>
-            </w:tcMar>
-          </w:tcPr>
-          <w:p>
-            <w:r>
-              <w:rPr>
-                <w:rFonts w:ascii="Arial" w:cs="Arial" w:eastAsia="Arial" w:hAnsi="Arial"/>
-                <w:sz w:val="22"/>
-                <w:szCs w:val="22"/>
-              </w:rPr>
-              <w:t xml:space="preserve">0,52</w:t>
+            <w:tcW w:type="dxa" w:w="1000"/>
+            <w:tcBorders>
+              <w:top w:val="single" w:color="CCCCCC" w:sz="1"/>
+              <w:left w:val="single" w:color="CCCCCC" w:sz="1"/>
+              <w:bottom w:val="single" w:color="CCCCCC" w:sz="1"/>
+              <w:right w:val="single" w:color="CCCCCC" w:sz="1"/>
+            </w:tcBorders>
+            <w:shd w:fill="FFFFFF" w:val="clear"/>
+            <w:tcMar>
+              <w:top w:type="dxa" w:w="80"/>
+              <w:left w:type="dxa" w:w="120"/>
+              <w:bottom w:type="dxa" w:w="80"/>
+              <w:right w:type="dxa" w:w="120"/>
+            </w:tcMar>
+          </w:tcPr>
+          <w:p>
+            <w:r>
+              <w:rPr>
+                <w:rFonts w:ascii="Arial" w:cs="Arial" w:eastAsia="Arial" w:hAnsi="Arial"/>
+                <w:sz w:val="22"/>
+                <w:szCs w:val="22"/>
+              </w:rPr>
+              <w:t xml:space="preserve">4</w:t>
+            </w:r>
+          </w:p>
+        </w:tc>
+        <w:tc>
+          <w:tcPr>
+            <w:tcW w:type="dxa" w:w="1700"/>
+            <w:tcBorders>
+              <w:top w:val="single" w:color="CCCCCC" w:sz="1"/>
+              <w:left w:val="single" w:color="CCCCCC" w:sz="1"/>
+              <w:bottom w:val="single" w:color="CCCCCC" w:sz="1"/>
+              <w:right w:val="single" w:color="CCCCCC" w:sz="1"/>
+            </w:tcBorders>
+            <w:shd w:fill="FFFFFF" w:val="clear"/>
+            <w:tcMar>
+              <w:top w:type="dxa" w:w="80"/>
+              <w:left w:type="dxa" w:w="120"/>
+              <w:bottom w:type="dxa" w:w="80"/>
+              <w:right w:type="dxa" w:w="120"/>
+            </w:tcMar>
+          </w:tcPr>
+          <w:p>
+            <w:r>
+              <w:rPr>
+                <w:rFonts w:ascii="Arial" w:cs="Arial" w:eastAsia="Arial" w:hAnsi="Arial"/>
+                <w:sz w:val="22"/>
+                <w:szCs w:val="22"/>
+              </w:rPr>
+              <w:t xml:space="preserve">NEUTRO</w:t>
+            </w:r>
+          </w:p>
+        </w:tc>
+        <w:tc>
+          <w:tcPr>
+            <w:tcW w:type="dxa" w:w="4526"/>
+            <w:tcBorders>
+              <w:top w:val="single" w:color="CCCCCC" w:sz="1"/>
+              <w:left w:val="single" w:color="CCCCCC" w:sz="1"/>
+              <w:bottom w:val="single" w:color="CCCCCC" w:sz="1"/>
+              <w:right w:val="single" w:color="CCCCCC" w:sz="1"/>
+            </w:tcBorders>
+            <w:shd w:fill="FFFFFF" w:val="clear"/>
+            <w:tcMar>
+              <w:top w:type="dxa" w:w="80"/>
+              <w:left w:type="dxa" w:w="120"/>
+              <w:bottom w:type="dxa" w:w="80"/>
+              <w:right w:type="dxa" w:w="120"/>
+            </w:tcMar>
+          </w:tcPr>
+          <w:p>
+            <w:r>
+              <w:rPr>
+                <w:rFonts w:ascii="Arial" w:cs="Arial" w:eastAsia="Arial" w:hAnsi="Arial"/>
+                <w:sz w:val="22"/>
+                <w:szCs w:val="22"/>
+              </w:rPr>
+              <w:t xml:space="preserve">ninguna de las condiciones anteriores</w:t>
+            </w:r>
+          </w:p>
+        </w:tc>
+        <w:tc>
+          <w:tcPr>
+            <w:tcW w:type="dxa" w:w="1800"/>
+            <w:tcBorders>
+              <w:top w:val="single" w:color="CCCCCC" w:sz="1"/>
+              <w:left w:val="single" w:color="CCCCCC" w:sz="1"/>
+              <w:bottom w:val="single" w:color="CCCCCC" w:sz="1"/>
+              <w:right w:val="single" w:color="CCCCCC" w:sz="1"/>
+            </w:tcBorders>
+            <w:shd w:fill="FFFFFF" w:val="clear"/>
+            <w:tcMar>
+              <w:top w:type="dxa" w:w="80"/>
+              <w:left w:type="dxa" w:w="120"/>
+              <w:bottom w:type="dxa" w:w="80"/>
+              <w:right w:type="dxa" w:w="120"/>
+            </w:tcMar>
+          </w:tcPr>
+          <w:p>
+            <w:r>
+              <w:rPr>
+                <w:rFonts w:ascii="Arial" w:cs="Arial" w:eastAsia="Arial" w:hAnsi="Arial"/>
+                <w:sz w:val="22"/>
+                <w:szCs w:val="22"/>
+              </w:rPr>
+              <w:t xml:space="preserve">—</w:t>
             </w:r>
           </w:p>
         </w:tc>
@@ -10210,7 +12819,7 @@
           <w:sz w:val="20"/>
           <w:szCs w:val="20"/>
         </w:rPr>
-        <w:t xml:space="preserve">Tabla 5.3: Umbrales por defecto del clasificador de estados mentales (diadema MUSE 2).</w:t>
+        <w:t xml:space="preserve">Tabla 5.3: Jerarquía de clasificación de estados mentales y umbrales por defecto (diadema MUSE 2).</w:t>
       </w:r>
     </w:p>
     <w:p>
@@ -10858,7 +13467,7 @@
           <w:sz w:val="24"/>
           <w:szCs w:val="24"/>
         </w:rPr>
-        <w:t xml:space="preserve">El parpadeo se detecta mediante el flag blink del paquete de artefactos OSC o del MuseArtifactPacket del SDK directo. Se aplica un debounce configurable (500 ms por defecto, reducido a 150 ms en modo Morse) para evitar detecciones duplicadas. El apriete de mandíbula (jaw clench) se detecta de forma análoga, con un guard adicional de 300 ms que ignora eventos de mandíbula en los 300 ms siguientes a un parpadeo para evitar activaciones cruzadas.</w:t>
+        <w:t xml:space="preserve">El parpadeo se detecta mediante el flag blink del paquete de artefactos OSC o del MuseArtifactPacket del SDK directo. Se aplica un debounce configurable para evitar detecciones duplicadas. El apriete de mandíbula (jaw clench) se detecta de forma análoga, con un guard adicional que ignora los eventos de mandíbula inmediatamente posteriores a un parpadeo para evitar activaciones cruzadas.</w:t>
       </w:r>
     </w:p>
     <w:p>
@@ -10872,7 +13481,7 @@
           <w:sz w:val="24"/>
           <w:szCs w:val="24"/>
         </w:rPr>
-        <w:t xml:space="preserve">HeadGestureDetector implementa la detección de NOD (asentimiento) y SHAKE (negación) mediante una ventana deslizante de muestras del giroscopio. El NOD se detecta cuando el eje Y supera el umbral positivo (velocidad angular hacia arriba, ~30 °/s) seguido de la vuelta a cero. El SHAKE se detecta cuando el eje Z supera el umbral positivo o negativo (~50 °/s). Ambos umbrales son configurables desde la pantalla de ajustes; sus valores por defecto, junto con los del resto de la detección discreta y del Morse, se recogen en la Tabla 5.5.</w:t>
+        <w:t xml:space="preserve">HeadGestureDetector implementa la detección de NOD (asentimiento) y SHAKE (negación) mediante una ventana deslizante de muestras del giroscopio. El NOD se detecta cuando el eje Y supera el umbral positivo (velocidad angular hacia arriba) seguido de la vuelta a cero. El SHAKE se detecta cuando el eje Z supera el umbral positivo o negativo. Ambos umbrales son configurables desde la pantalla de ajustes; sus valores por defecto, junto con los del resto de la detección discreta y del Morse, se recogen en la Tabla 5.5.</w:t>
       </w:r>
     </w:p>
     <w:p>
@@ -10915,7 +13524,7 @@
           <w:sz w:val="24"/>
           <w:szCs w:val="24"/>
         </w:rPr>
-        <w:t xml:space="preserve">MorseDecoder implementa una máquina de estados basada en tres ventanas temporales independientes. Un único parpadeo se clasifica como punto; dos parpadeos en rápida sucesión (intervalo inferior a dashWindowMs, 350 ms por defecto) se clasifican como raya. Un silencio superior a letterGapMs (1.500 ms) cierra la letra en curso y la decodifica mediante una tabla de búsqueda del código Morse internacional; un silencio adicional superior a wordGapMs (3.000 ms) inserta un espacio de separación entre palabras. Estos tres parámetros son ajustables para adaptarse a la velocidad de cada usuario; al activar una sala Morse, el motor reduce además el debounce de parpadeo del receptor a 150 ms para permitir el doble parpadeo rápido. La Tabla 5.5 resume los parámetros por defecto de la detección de gestos y del Morse.</w:t>
+        <w:t xml:space="preserve">MorseDecoder implementa una máquina de estados basada en tres ventanas temporales independientes. Un único parpadeo se clasifica como punto; dos parpadeos en rápida sucesión (intervalo inferior a dashWindowMs) se clasifican como raya. Un silencio superior a letterGapMs cierra la letra en curso y la decodifica mediante una tabla de búsqueda del código Morse internacional; un silencio adicional superior a wordGapMs inserta un espacio de separación entre palabras. Estos tres parámetros son ajustables para adaptarse a la velocidad de cada usuario; al activar una sala Morse, el motor reduce además el debounce de parpadeo del receptor para permitir el doble parpadeo rápido. La Tabla 5.5 resume los parámetros por defecto de la detección de gestos y del Morse.</w:t>
       </w:r>
     </w:p>
     <w:p>
@@ -12750,7 +15359,28 @@
           <w:sz w:val="24"/>
           <w:szCs w:val="24"/>
         </w:rPr>
-        <w:t xml:space="preserve">El núcleo cuantitativo lo forman tres escalas de tipo Likert de cinco puntos, resumidas en la Tabla 6.1. La primera es una escala de elaboración propia de ocho ítems orientada a valorar el sentido de agencia (Sense of Agency), es decir, en qué grado el participante se percibe como autor de sus propias acciones durante la interacción; la segunda es una adaptación del Game Engagement Questionnaire (GEQ) [18] orientada a medir el grado de inmersión y absorción en el juego; y la tercera es una escala de experiencia de usuario de elaboración propia, organizada en subescalas (implicación, usabilidad y esfuerzo, atractivo estético, valor percibido y recomendación, curiosidad y satisfacción), que valora la calidad global de la experiencia. Las tres escalas emplean una gradación Likert de 1 a 5; la puntuación de cada una se obtiene como la media de sus ítems, tras recodificar en sentido inverso las afirmaciones formuladas negativamente (por ejemplo, las relativas a frustración, confusión o pérdida de control) para mitigar el sesgo de aquiescencia.</w:t>
+        <w:t xml:space="preserve">El núcleo cuantitativo lo forman tres escalas de tipo Likert de cinco puntos, resumidas en la Tabla 6.1. La primera es una escala de elaboración propia de ocho ítems orientada a valorar el sentido de agencia (Sense of Agency), es decir, en qué grado el participante se percibe como autor de sus propias acciones durante la interacción; la segunda es una adaptación del Game Engagement Questionnaire (GEQ) </w:t>
+      </w:r>
+      <w:bookmarkStart w:name="cite_18_1" w:id="1"/>
+      <w:hyperlink w:history="1" w:anchor="bib_18">
+        <w:r>
+          <w:rPr>
+            <w:rFonts w:ascii="Arial" w:cs="Arial" w:eastAsia="Arial" w:hAnsi="Arial"/>
+            <w:color w:val="1F4E79"/>
+            <w:sz w:val="24"/>
+            <w:szCs w:val="24"/>
+          </w:rPr>
+          <w:t xml:space="preserve">[18]</w:t>
+        </w:r>
+      </w:hyperlink>
+      <w:bookmarkEnd w:id="1"/>
+      <w:r>
+        <w:rPr>
+          <w:rFonts w:ascii="Arial" w:cs="Arial" w:eastAsia="Arial" w:hAnsi="Arial"/>
+          <w:sz w:val="24"/>
+          <w:szCs w:val="24"/>
+        </w:rPr>
+        <w:t xml:space="preserve"> orientada a medir el grado de inmersión y absorción en el juego; y la tercera es una escala de experiencia de usuario de elaboración propia, organizada en subescalas (implicación, usabilidad y esfuerzo, atractivo estético, valor percibido y recomendación, curiosidad y satisfacción), que valora la calidad global de la experiencia. Las tres escalas emplean una gradación Likert de 1 a 5; la puntuación de cada una se obtiene como la media de sus ítems, tras recodificar en sentido inverso las afirmaciones formuladas negativamente (por ejemplo, las relativas a frustración, confusión o pérdida de control) para mitigar el sesgo de aquiescencia.</w:t>
       </w:r>
     </w:p>
     <w:p>
@@ -14720,78 +17350,7 @@
           <w:sz w:val="24"/>
           <w:szCs w:val="24"/>
         </w:rPr>
-        <w:t xml:space="preserve">Entre los logros más destacados del proyecto cabe mencionar: la implementación de un pipeline EEG completamente funcional, capaz de proporcionar una respuesta interactiva en tiempo real durante las pruebas de desarrollo realizadas; el diseño de un motor de Escape Room genérico y extensible con seis tipos de módulos (incluyendo VideoStateModule, que combina vídeo concurrente con seguimiento EEG, y RobotAnimModule, un interludio de celebración sin reto de interacción); la integración del editor de niveles personalizado con reordenación de salas, edición in situ y plantillas de acciones predefinidas; la exportación e importación de niveles completos con vídeos mediante ZIP sin necesidad de ADB; y la operación en modo simulado sin hardware Temi, que facilita el desarrollo y las pruebas en cualquier dispositivo Android.</w:t>
-      </w:r>
-    </w:p>
-    <w:p>
-      <w:pPr>
-        <w:spacing w:after="120" w:before="120"/>
-        <w:jc w:val="both"/>
-      </w:pPr>
-      <w:r>
-        <w:rPr>
-          <w:rFonts w:ascii="Arial" w:cs="Arial" w:eastAsia="Arial" w:hAnsi="Arial"/>
-          <w:sz w:val="24"/>
-          <w:szCs w:val="24"/>
-        </w:rPr>
-        <w:t xml:space="preserve">Desde el punto de vista académico, el proyecto ha permitido profundizar en áreas multidisciplinares que incluyen el procesamiento de señales EEG, las interfaces BCI, la robótica social, el desarrollo Android avanzado y el diseño de arquitecturas software modulares. La propuesta original evolucionó de forma natural hacia una aplicación más rica y demostrable, manteniendo el espíritu de la propuesta inicial de adaptar el comportamiento del robot al estado mental del usuario.</w:t>
-      </w:r>
-    </w:p>
-    <w:p>
-      <w:pPr>
-        <w:spacing w:after="120" w:before="120"/>
-        <w:jc w:val="both"/>
-      </w:pPr>
-      <w:r>
-        <w:rPr>
-          <w:rFonts w:ascii="Arial" w:cs="Arial" w:eastAsia="Arial" w:hAnsi="Arial"/>
-          <w:sz w:val="24"/>
-          <w:szCs w:val="24"/>
-        </w:rPr>
-        <w:t xml:space="preserve">Entre las limitaciones identificadas destacan la dependencia de la calidad de la señal EEG, sensible al movimiento del participante y al ajuste de la diadema, y las restricciones del SDK de Temi en cuanto a la precisión de la navegación autónoma en mapas no calibrados. La variabilidad interindividual de los umbrales, que inicialmente obligaba a un ajuste manual, se ha mitigado incorporando un procedimiento de calibración por usuario descrito en el apartado 5.10.</w:t>
-      </w:r>
-    </w:p>
-    <w:p>
-      <w:pPr>
-        <w:spacing w:after="120" w:before="120"/>
-        <w:jc w:val="both"/>
-      </w:pPr>
-      <w:r>
-        <w:rPr>
-          <w:rFonts w:ascii="Arial" w:cs="Arial" w:eastAsia="Arial" w:hAnsi="Arial"/>
-          <w:sz w:val="24"/>
-          <w:szCs w:val="24"/>
-        </w:rPr>
-        <w:t xml:space="preserve">Conviene precisar el alcance de la verificación realizada. El sistema está completamente implementado; su lógica se ha validado mediante las sesenta pruebas unitarias automatizadas y mediante pruebas de integración y desarrollo, y se ha llevado a cabo una evaluación preliminar con usuarios, empleando la aplicación tanto en dispositivos Android como con el robot Temi, cuyos resultados observados se recogen en el Capítulo 6. Esta evaluación tiene carácter exploratorio y no constituye una validación estadística ni clínica; una validación sistemática con una muestra amplia queda planteada como trabajo futuro.</w:t>
-      </w:r>
-    </w:p>
-    <w:p>
-      <w:pPr>
-        <w:pStyle w:val="Heading2"/>
-      </w:pPr>
-      <w:r>
-        <w:rPr>
-          <w:rFonts w:ascii="Arial" w:cs="Arial" w:eastAsia="Arial" w:hAnsi="Arial"/>
-          <w:b/>
-          <w:bCs/>
-          <w:sz w:val="28"/>
-          <w:szCs w:val="28"/>
-        </w:rPr>
-        <w:t xml:space="preserve">7.2 Trabajo futuro</w:t>
-      </w:r>
-    </w:p>
-    <w:p>
-      <w:pPr>
-        <w:spacing w:after="120" w:before="120"/>
-        <w:jc w:val="both"/>
-      </w:pPr>
-      <w:r>
-        <w:rPr>
-          <w:rFonts w:ascii="Arial" w:cs="Arial" w:eastAsia="Arial" w:hAnsi="Arial"/>
-          <w:sz w:val="24"/>
-          <w:szCs w:val="24"/>
-        </w:rPr>
-        <w:t xml:space="preserve">El sistema desarrollado abre múltiples líneas de trabajo futuro que pueden aumentar significativamente su capacidad y aplicabilidad:</w:t>
+        <w:t xml:space="preserve">Entre los logros más destacados del proyecto cabe mencionar:</w:t>
       </w:r>
     </w:p>
     <w:p>
@@ -14808,7 +17367,7 @@
           <w:sz w:val="24"/>
           <w:szCs w:val="24"/>
         </w:rPr>
-        <w:t xml:space="preserve">Clasificación basada en aprendizaje automático: sustituir la regla de umbrales por un clasificador entrenado con datos del usuario específico (SVM, redes neuronales ligeras) para mejorar la precisión y reducir la variabilidad interindividual. El log CSV generado por el sistema constituye un punto de partida para la recopilación del dataset de entrenamiento.</w:t>
+        <w:t xml:space="preserve">La implementación de un pipeline EEG completamente funcional, capaz de proporcionar una respuesta interactiva en tiempo real durante las pruebas de desarrollo realizadas.</w:t>
       </w:r>
     </w:p>
     <w:p>
@@ -14825,7 +17384,7 @@
           <w:sz w:val="24"/>
           <w:szCs w:val="24"/>
         </w:rPr>
-        <w:t xml:space="preserve">Ampliación del vocabulario de interacción con modalidades BCI propiamente dichas: incorporar imaginería motora (izquierda/derecha) o potenciales P300, basadas en actividad cerebral, como modalidades adicionales de control, aumentando el espacio de interacciones posibles sin incrementar la carga cognitiva del usuario.</w:t>
+        <w:t xml:space="preserve">El diseño de un motor de Escape Room genérico y extensible con seis tipos de módulos, incluyendo VideoStateModule, que combina vídeo concurrente con seguimiento EEG, y RobotAnimModule, un interludio de celebración sin reto de interacción.</w:t>
       </w:r>
     </w:p>
     <w:p>
@@ -14842,7 +17401,7 @@
           <w:sz w:val="24"/>
           <w:szCs w:val="24"/>
         </w:rPr>
-        <w:t xml:space="preserve">Modo multijugador cooperativo: permitir que dos usuarios con diademas MUSE interactúen simultáneamente, con el robot mediando entre sus estados mentales complementarios. Este escenario es especialmente relevante para aplicaciones terapéuticas de trabajo en equipo.</w:t>
+        <w:t xml:space="preserve">La integración del editor de niveles personalizado con reordenación de salas, edición in situ y plantillas de acciones predefinidas.</w:t>
       </w:r>
     </w:p>
     <w:p>
@@ -14859,7 +17418,7 @@
           <w:sz w:val="24"/>
           <w:szCs w:val="24"/>
         </w:rPr>
-        <w:t xml:space="preserve">Integración de análisis longitudinal: añadir un módulo de análisis de sesiones que compare la evolución del usuario a lo largo de múltiples partidas, identificando mejoras en la regulación del estado y la destreza en el uso de los gestos de interacción.</w:t>
+        <w:t xml:space="preserve">La exportación e importación de niveles completos con vídeos mediante ZIP sin necesidad de ADB.</w:t>
       </w:r>
     </w:p>
     <w:p>
@@ -14876,7 +17435,78 @@
           <w:sz w:val="24"/>
           <w:szCs w:val="24"/>
         </w:rPr>
-        <w:t xml:space="preserve">Ampliación del vocabulario de acciones robot: incorporar nuevas acciones como DANCE (animación de baile) u otras animaciones propias del SDK de Temi, que podrán añadirse al enum RobotAction.Type sin modificar la lógica del motor.</w:t>
+        <w:t xml:space="preserve">La operación en modo simulado sin hardware Temi, que facilita el desarrollo y las pruebas en cualquier dispositivo Android.</w:t>
+      </w:r>
+    </w:p>
+    <w:p>
+      <w:pPr>
+        <w:spacing w:after="120" w:before="120"/>
+        <w:jc w:val="both"/>
+      </w:pPr>
+      <w:r>
+        <w:rPr>
+          <w:rFonts w:ascii="Arial" w:cs="Arial" w:eastAsia="Arial" w:hAnsi="Arial"/>
+          <w:sz w:val="24"/>
+          <w:szCs w:val="24"/>
+        </w:rPr>
+        <w:t xml:space="preserve">Desde el punto de vista académico, el proyecto ha permitido profundizar en áreas multidisciplinares que incluyen el procesamiento de señales EEG, las interfaces BCI, la robótica social, el desarrollo Android avanzado y el diseño de arquitecturas software modulares. La propuesta original evolucionó de forma natural hacia una aplicación más rica y demostrable, manteniendo el espíritu de la propuesta inicial de adaptar el comportamiento del robot al estado mental del usuario.</w:t>
+      </w:r>
+    </w:p>
+    <w:p>
+      <w:pPr>
+        <w:spacing w:after="120" w:before="120"/>
+        <w:jc w:val="both"/>
+      </w:pPr>
+      <w:r>
+        <w:rPr>
+          <w:rFonts w:ascii="Arial" w:cs="Arial" w:eastAsia="Arial" w:hAnsi="Arial"/>
+          <w:sz w:val="24"/>
+          <w:szCs w:val="24"/>
+        </w:rPr>
+        <w:t xml:space="preserve">Entre las limitaciones identificadas destacan la dependencia de la calidad de la señal EEG, sensible al movimiento del participante y al ajuste de la diadema, y las restricciones del SDK de Temi en cuanto a la precisión de la navegación autónoma en mapas no calibrados. La variabilidad interindividual de los umbrales, que inicialmente obligaba a un ajuste manual, se ha mitigado incorporando un procedimiento de calibración por usuario descrito en el apartado 5.10.</w:t>
+      </w:r>
+    </w:p>
+    <w:p>
+      <w:pPr>
+        <w:spacing w:after="120" w:before="120"/>
+        <w:jc w:val="both"/>
+      </w:pPr>
+      <w:r>
+        <w:rPr>
+          <w:rFonts w:ascii="Arial" w:cs="Arial" w:eastAsia="Arial" w:hAnsi="Arial"/>
+          <w:sz w:val="24"/>
+          <w:szCs w:val="24"/>
+        </w:rPr>
+        <w:t xml:space="preserve">Conviene precisar el alcance de la verificación realizada. El sistema está completamente implementado; su lógica se ha validado mediante las sesenta pruebas unitarias automatizadas y mediante pruebas de integración y desarrollo, y se ha llevado a cabo una evaluación preliminar con usuarios, empleando la aplicación tanto en dispositivos Android como con el robot Temi, cuyos resultados observados se recogen en el Capítulo 6. Esta evaluación tiene carácter exploratorio y no constituye una validación estadística ni clínica; una validación sistemática con una muestra amplia queda planteada como trabajo futuro.</w:t>
+      </w:r>
+    </w:p>
+    <w:p>
+      <w:pPr>
+        <w:pStyle w:val="Heading2"/>
+      </w:pPr>
+      <w:r>
+        <w:rPr>
+          <w:rFonts w:ascii="Arial" w:cs="Arial" w:eastAsia="Arial" w:hAnsi="Arial"/>
+          <w:b/>
+          <w:bCs/>
+          <w:sz w:val="28"/>
+          <w:szCs w:val="28"/>
+        </w:rPr>
+        <w:t xml:space="preserve">7.2 Trabajo futuro</w:t>
+      </w:r>
+    </w:p>
+    <w:p>
+      <w:pPr>
+        <w:spacing w:after="120" w:before="120"/>
+        <w:jc w:val="both"/>
+      </w:pPr>
+      <w:r>
+        <w:rPr>
+          <w:rFonts w:ascii="Arial" w:cs="Arial" w:eastAsia="Arial" w:hAnsi="Arial"/>
+          <w:sz w:val="24"/>
+          <w:szCs w:val="24"/>
+        </w:rPr>
+        <w:t xml:space="preserve">El sistema desarrollado abre múltiples líneas de trabajo futuro que pueden aumentar significativamente su capacidad y aplicabilidad:</w:t>
       </w:r>
     </w:p>
     <w:p>
@@ -14893,6 +17523,91 @@
           <w:sz w:val="24"/>
           <w:szCs w:val="24"/>
         </w:rPr>
+        <w:t xml:space="preserve">Clasificación basada en aprendizaje automático: sustituir la regla de umbrales por un clasificador entrenado con datos del usuario específico (SVM, redes neuronales ligeras) para mejorar la precisión y reducir la variabilidad interindividual. El log CSV generado por el sistema constituye un punto de partida para la recopilación del dataset de entrenamiento.</w:t>
+      </w:r>
+    </w:p>
+    <w:p>
+      <w:pPr>
+        <w:pStyle w:val="ListParagraph"/>
+        <w:numPr>
+          <w:ilvl w:val="0"/>
+          <w:numId w:val="2"/>
+        </w:numPr>
+      </w:pPr>
+      <w:r>
+        <w:rPr>
+          <w:rFonts w:ascii="Arial" w:cs="Arial" w:eastAsia="Arial" w:hAnsi="Arial"/>
+          <w:sz w:val="24"/>
+          <w:szCs w:val="24"/>
+        </w:rPr>
+        <w:t xml:space="preserve">Ampliación del vocabulario de interacción con modalidades BCI propiamente dichas: incorporar imaginería motora (izquierda/derecha) o potenciales P300, basadas en actividad cerebral, como modalidades adicionales de control, aumentando el espacio de interacciones posibles sin incrementar la carga cognitiva del usuario.</w:t>
+      </w:r>
+    </w:p>
+    <w:p>
+      <w:pPr>
+        <w:pStyle w:val="ListParagraph"/>
+        <w:numPr>
+          <w:ilvl w:val="0"/>
+          <w:numId w:val="2"/>
+        </w:numPr>
+      </w:pPr>
+      <w:r>
+        <w:rPr>
+          <w:rFonts w:ascii="Arial" w:cs="Arial" w:eastAsia="Arial" w:hAnsi="Arial"/>
+          <w:sz w:val="24"/>
+          <w:szCs w:val="24"/>
+        </w:rPr>
+        <w:t xml:space="preserve">Modo multijugador cooperativo: permitir que dos usuarios con diademas MUSE interactúen simultáneamente, con el robot mediando entre sus estados mentales complementarios. Este escenario es especialmente relevante para aplicaciones terapéuticas de trabajo en equipo.</w:t>
+      </w:r>
+    </w:p>
+    <w:p>
+      <w:pPr>
+        <w:pStyle w:val="ListParagraph"/>
+        <w:numPr>
+          <w:ilvl w:val="0"/>
+          <w:numId w:val="2"/>
+        </w:numPr>
+      </w:pPr>
+      <w:r>
+        <w:rPr>
+          <w:rFonts w:ascii="Arial" w:cs="Arial" w:eastAsia="Arial" w:hAnsi="Arial"/>
+          <w:sz w:val="24"/>
+          <w:szCs w:val="24"/>
+        </w:rPr>
+        <w:t xml:space="preserve">Integración de análisis longitudinal: añadir un módulo de análisis de sesiones que compare la evolución del usuario a lo largo de múltiples partidas, identificando mejoras en la regulación del estado y la destreza en el uso de los gestos de interacción.</w:t>
+      </w:r>
+    </w:p>
+    <w:p>
+      <w:pPr>
+        <w:pStyle w:val="ListParagraph"/>
+        <w:numPr>
+          <w:ilvl w:val="0"/>
+          <w:numId w:val="2"/>
+        </w:numPr>
+      </w:pPr>
+      <w:r>
+        <w:rPr>
+          <w:rFonts w:ascii="Arial" w:cs="Arial" w:eastAsia="Arial" w:hAnsi="Arial"/>
+          <w:sz w:val="24"/>
+          <w:szCs w:val="24"/>
+        </w:rPr>
+        <w:t xml:space="preserve">Ampliación del vocabulario de acciones robot: incorporar nuevas acciones como DANCE (animación de baile) u otras animaciones propias del SDK de Temi, que podrán añadirse al enum RobotAction.Type sin modificar la lógica del motor.</w:t>
+      </w:r>
+    </w:p>
+    <w:p>
+      <w:pPr>
+        <w:pStyle w:val="ListParagraph"/>
+        <w:numPr>
+          <w:ilvl w:val="0"/>
+          <w:numId w:val="2"/>
+        </w:numPr>
+      </w:pPr>
+      <w:r>
+        <w:rPr>
+          <w:rFonts w:ascii="Arial" w:cs="Arial" w:eastAsia="Arial" w:hAnsi="Arial"/>
+          <w:sz w:val="24"/>
+          <w:szCs w:val="24"/>
+        </w:rPr>
         <w:t xml:space="preserve">Validación de la calibración con una muestra amplia de participantes: el procedimiento de calibración por usuario ya está implementado (apartado 5.10), pero sus parámetros —duración de la medición y número de desviaciones típicas empleado— se han fijado a partir de las pruebas de desarrollo realizadas y conviene contrastarlos con una muestra amplia de participantes.</w:t>
       </w:r>
     </w:p>
@@ -14937,14 +17652,64 @@
         <w:ind w:left="480" w:hanging="480"/>
         <w:jc w:val="both"/>
       </w:pPr>
+      <w:bookmarkStart w:name="bib_1" w:id="1"/>
       <w:r>
         <w:rPr>
           <w:rFonts w:ascii="Arial" w:cs="Arial" w:eastAsia="Arial" w:hAnsi="Arial"/>
           <w:sz w:val="22"/>
           <w:szCs w:val="22"/>
         </w:rPr>
-        <w:t xml:space="preserve">[1] T. O. Zander and C. Kothe, "Towards passive brain-computer interfaces: applying brain-computer interface technology to human-machine systems in general," Journal of Neural Engineering, vol. 8, no. 2, p. 025005, 2011.</w:t>
-      </w:r>
+        <w:t xml:space="preserve">[1] </w:t>
+      </w:r>
+      <w:bookmarkEnd w:id="1"/>
+      <w:r>
+        <w:rPr>
+          <w:rFonts w:ascii="Arial" w:cs="Arial" w:eastAsia="Arial" w:hAnsi="Arial"/>
+          <w:sz w:val="22"/>
+          <w:szCs w:val="22"/>
+        </w:rPr>
+        <w:t xml:space="preserve">T. O. Zander and C. Kothe, "Towards passive brain-computer interfaces: applying brain-computer interface technology to human-machine systems in general," Journal of Neural Engineering, vol. 8, no. 2, p. 025005, 2011.</w:t>
+      </w:r>
+      <w:r>
+        <w:rPr>
+          <w:rFonts w:ascii="Arial" w:cs="Arial" w:eastAsia="Arial" w:hAnsi="Arial"/>
+          <w:color w:val="444444"/>
+          <w:sz w:val="18"/>
+          <w:szCs w:val="18"/>
+        </w:rPr>
+        <w:t xml:space="preserve">  ↩ Citado en §</w:t>
+      </w:r>
+      <w:hyperlink w:history="1" w:anchor="cite_1_1">
+        <w:r>
+          <w:rPr>
+            <w:rFonts w:ascii="Arial" w:cs="Arial" w:eastAsia="Arial" w:hAnsi="Arial"/>
+            <w:color w:val="1F4E79"/>
+            <w:sz w:val="18"/>
+            <w:szCs w:val="18"/>
+          </w:rPr>
+          <w:t xml:space="preserve">2.1</w:t>
+        </w:r>
+      </w:hyperlink>
+      <w:r>
+        <w:rPr>
+          <w:rFonts w:ascii="Arial" w:cs="Arial" w:eastAsia="Arial" w:hAnsi="Arial"/>
+          <w:color w:val="444444"/>
+          <w:sz w:val="18"/>
+          <w:szCs w:val="18"/>
+        </w:rPr>
+        <w:t xml:space="preserve">, §</w:t>
+      </w:r>
+      <w:hyperlink w:history="1" w:anchor="cite_1_2">
+        <w:r>
+          <w:rPr>
+            <w:rFonts w:ascii="Arial" w:cs="Arial" w:eastAsia="Arial" w:hAnsi="Arial"/>
+            <w:color w:val="1F4E79"/>
+            <w:sz w:val="18"/>
+            <w:szCs w:val="18"/>
+          </w:rPr>
+          <w:t xml:space="preserve">2.6</w:t>
+        </w:r>
+      </w:hyperlink>
     </w:p>
     <w:p>
       <w:pPr>
@@ -14952,14 +17717,64 @@
         <w:ind w:left="480" w:hanging="480"/>
         <w:jc w:val="both"/>
       </w:pPr>
+      <w:bookmarkStart w:name="bib_2" w:id="1"/>
       <w:r>
         <w:rPr>
           <w:rFonts w:ascii="Arial" w:cs="Arial" w:eastAsia="Arial" w:hAnsi="Arial"/>
           <w:sz w:val="22"/>
           <w:szCs w:val="22"/>
         </w:rPr>
-        <w:t xml:space="preserve">[2] C. Mühl, B. Allison, A. Nijholt, and G. Chanel, "A survey of affective brain computer interfaces: principles, state-of-the-art, and challenges," Brain-Computer Interfaces, vol. 1, no. 2, pp. 66-84, 2014.</w:t>
-      </w:r>
+        <w:t xml:space="preserve">[2] </w:t>
+      </w:r>
+      <w:bookmarkEnd w:id="1"/>
+      <w:r>
+        <w:rPr>
+          <w:rFonts w:ascii="Arial" w:cs="Arial" w:eastAsia="Arial" w:hAnsi="Arial"/>
+          <w:sz w:val="22"/>
+          <w:szCs w:val="22"/>
+        </w:rPr>
+        <w:t xml:space="preserve">C. Mühl, B. Allison, A. Nijholt, and G. Chanel, "A survey of affective brain computer interfaces: principles, state-of-the-art, and challenges," Brain-Computer Interfaces, vol. 1, no. 2, pp. 66-84, 2014.</w:t>
+      </w:r>
+      <w:r>
+        <w:rPr>
+          <w:rFonts w:ascii="Arial" w:cs="Arial" w:eastAsia="Arial" w:hAnsi="Arial"/>
+          <w:color w:val="444444"/>
+          <w:sz w:val="18"/>
+          <w:szCs w:val="18"/>
+        </w:rPr>
+        <w:t xml:space="preserve">  ↩ Citado en §</w:t>
+      </w:r>
+      <w:hyperlink w:history="1" w:anchor="cite_2_1">
+        <w:r>
+          <w:rPr>
+            <w:rFonts w:ascii="Arial" w:cs="Arial" w:eastAsia="Arial" w:hAnsi="Arial"/>
+            <w:color w:val="1F4E79"/>
+            <w:sz w:val="18"/>
+            <w:szCs w:val="18"/>
+          </w:rPr>
+          <w:t xml:space="preserve">2.1</w:t>
+        </w:r>
+      </w:hyperlink>
+      <w:r>
+        <w:rPr>
+          <w:rFonts w:ascii="Arial" w:cs="Arial" w:eastAsia="Arial" w:hAnsi="Arial"/>
+          <w:color w:val="444444"/>
+          <w:sz w:val="18"/>
+          <w:szCs w:val="18"/>
+        </w:rPr>
+        <w:t xml:space="preserve">, §</w:t>
+      </w:r>
+      <w:hyperlink w:history="1" w:anchor="cite_2_2">
+        <w:r>
+          <w:rPr>
+            <w:rFonts w:ascii="Arial" w:cs="Arial" w:eastAsia="Arial" w:hAnsi="Arial"/>
+            <w:color w:val="1F4E79"/>
+            <w:sz w:val="18"/>
+            <w:szCs w:val="18"/>
+          </w:rPr>
+          <w:t xml:space="preserve">2.6</w:t>
+        </w:r>
+      </w:hyperlink>
     </w:p>
     <w:p>
       <w:pPr>
@@ -14967,14 +17782,44 @@
         <w:ind w:left="480" w:hanging="480"/>
         <w:jc w:val="both"/>
       </w:pPr>
+      <w:bookmarkStart w:name="bib_3" w:id="1"/>
       <w:r>
         <w:rPr>
           <w:rFonts w:ascii="Arial" w:cs="Arial" w:eastAsia="Arial" w:hAnsi="Arial"/>
           <w:sz w:val="22"/>
           <w:szCs w:val="22"/>
         </w:rPr>
-        <w:t xml:space="preserve">[3] J. R. Wolpaw, N. Birbaumer, D. J. McFarland, G. Pfurtscheller, and T. M. Vaughan, "Brain-computer interfaces for communication and control," Clinical Neurophysiology, vol. 113, no. 6, pp. 767-791, 2002.</w:t>
-      </w:r>
+        <w:t xml:space="preserve">[3] </w:t>
+      </w:r>
+      <w:bookmarkEnd w:id="1"/>
+      <w:r>
+        <w:rPr>
+          <w:rFonts w:ascii="Arial" w:cs="Arial" w:eastAsia="Arial" w:hAnsi="Arial"/>
+          <w:sz w:val="22"/>
+          <w:szCs w:val="22"/>
+        </w:rPr>
+        <w:t xml:space="preserve">J. R. Wolpaw, N. Birbaumer, D. J. McFarland, G. Pfurtscheller, and T. M. Vaughan, "Brain-computer interfaces for communication and control," Clinical Neurophysiology, vol. 113, no. 6, pp. 767-791, 2002.</w:t>
+      </w:r>
+      <w:r>
+        <w:rPr>
+          <w:rFonts w:ascii="Arial" w:cs="Arial" w:eastAsia="Arial" w:hAnsi="Arial"/>
+          <w:color w:val="444444"/>
+          <w:sz w:val="18"/>
+          <w:szCs w:val="18"/>
+        </w:rPr>
+        <w:t xml:space="preserve">  ↩ Citado en §</w:t>
+      </w:r>
+      <w:hyperlink w:history="1" w:anchor="cite_3_1">
+        <w:r>
+          <w:rPr>
+            <w:rFonts w:ascii="Arial" w:cs="Arial" w:eastAsia="Arial" w:hAnsi="Arial"/>
+            <w:color w:val="1F4E79"/>
+            <w:sz w:val="18"/>
+            <w:szCs w:val="18"/>
+          </w:rPr>
+          <w:t xml:space="preserve">2.1</w:t>
+        </w:r>
+      </w:hyperlink>
     </w:p>
     <w:p>
       <w:pPr>
@@ -14982,14 +17827,44 @@
         <w:ind w:left="480" w:hanging="480"/>
         <w:jc w:val="both"/>
       </w:pPr>
+      <w:bookmarkStart w:name="bib_4" w:id="1"/>
       <w:r>
         <w:rPr>
           <w:rFonts w:ascii="Arial" w:cs="Arial" w:eastAsia="Arial" w:hAnsi="Arial"/>
           <w:sz w:val="22"/>
           <w:szCs w:val="22"/>
         </w:rPr>
-        <w:t xml:space="preserve">[4] G. Pfurtscheller and F. H. Lopes da Silva, "Event-related EEG/MEG synchronization and desynchronization: basic principles," Clinical Neurophysiology, vol. 110, no. 11, pp. 1842-1857, 1999.</w:t>
-      </w:r>
+        <w:t xml:space="preserve">[4] </w:t>
+      </w:r>
+      <w:bookmarkEnd w:id="1"/>
+      <w:r>
+        <w:rPr>
+          <w:rFonts w:ascii="Arial" w:cs="Arial" w:eastAsia="Arial" w:hAnsi="Arial"/>
+          <w:sz w:val="22"/>
+          <w:szCs w:val="22"/>
+        </w:rPr>
+        <w:t xml:space="preserve">G. Pfurtscheller and F. H. Lopes da Silva, "Event-related EEG/MEG synchronization and desynchronization: basic principles," Clinical Neurophysiology, vol. 110, no. 11, pp. 1842-1857, 1999.</w:t>
+      </w:r>
+      <w:r>
+        <w:rPr>
+          <w:rFonts w:ascii="Arial" w:cs="Arial" w:eastAsia="Arial" w:hAnsi="Arial"/>
+          <w:color w:val="444444"/>
+          <w:sz w:val="18"/>
+          <w:szCs w:val="18"/>
+        </w:rPr>
+        <w:t xml:space="preserve">  ↩ Citado en §</w:t>
+      </w:r>
+      <w:hyperlink w:history="1" w:anchor="cite_4_1">
+        <w:r>
+          <w:rPr>
+            <w:rFonts w:ascii="Arial" w:cs="Arial" w:eastAsia="Arial" w:hAnsi="Arial"/>
+            <w:color w:val="1F4E79"/>
+            <w:sz w:val="18"/>
+            <w:szCs w:val="18"/>
+          </w:rPr>
+          <w:t xml:space="preserve">2.1</w:t>
+        </w:r>
+      </w:hyperlink>
     </w:p>
     <w:p>
       <w:pPr>
@@ -14997,14 +17872,64 @@
         <w:ind w:left="480" w:hanging="480"/>
         <w:jc w:val="both"/>
       </w:pPr>
+      <w:bookmarkStart w:name="bib_5" w:id="1"/>
       <w:r>
         <w:rPr>
           <w:rFonts w:ascii="Arial" w:cs="Arial" w:eastAsia="Arial" w:hAnsi="Arial"/>
           <w:sz w:val="22"/>
           <w:szCs w:val="22"/>
         </w:rPr>
-        <w:t xml:space="preserve">[5] C. L. Bethel and R. R. Murphy, "Survey of non-facial/non-verbal affective expressions for appearance-constrained robots," IEEE Transactions on Systems, Man, and Cybernetics, Part C (Applications and Reviews), vol. 38, no. 1, pp. 83-92, 2008.</w:t>
-      </w:r>
+        <w:t xml:space="preserve">[5] </w:t>
+      </w:r>
+      <w:bookmarkEnd w:id="1"/>
+      <w:r>
+        <w:rPr>
+          <w:rFonts w:ascii="Arial" w:cs="Arial" w:eastAsia="Arial" w:hAnsi="Arial"/>
+          <w:sz w:val="22"/>
+          <w:szCs w:val="22"/>
+        </w:rPr>
+        <w:t xml:space="preserve">C. L. Bethel and R. R. Murphy, "Survey of non-facial/non-verbal affective expressions for appearance-constrained robots," IEEE Transactions on Systems, Man, and Cybernetics, Part C (Applications and Reviews), vol. 38, no. 1, pp. 83-92, 2008.</w:t>
+      </w:r>
+      <w:r>
+        <w:rPr>
+          <w:rFonts w:ascii="Arial" w:cs="Arial" w:eastAsia="Arial" w:hAnsi="Arial"/>
+          <w:color w:val="444444"/>
+          <w:sz w:val="18"/>
+          <w:szCs w:val="18"/>
+        </w:rPr>
+        <w:t xml:space="preserve">  ↩ Citado en §</w:t>
+      </w:r>
+      <w:hyperlink w:history="1" w:anchor="cite_5_1">
+        <w:r>
+          <w:rPr>
+            <w:rFonts w:ascii="Arial" w:cs="Arial" w:eastAsia="Arial" w:hAnsi="Arial"/>
+            <w:color w:val="1F4E79"/>
+            <w:sz w:val="18"/>
+            <w:szCs w:val="18"/>
+          </w:rPr>
+          <w:t xml:space="preserve">2.1</w:t>
+        </w:r>
+      </w:hyperlink>
+      <w:r>
+        <w:rPr>
+          <w:rFonts w:ascii="Arial" w:cs="Arial" w:eastAsia="Arial" w:hAnsi="Arial"/>
+          <w:color w:val="444444"/>
+          <w:sz w:val="18"/>
+          <w:szCs w:val="18"/>
+        </w:rPr>
+        <w:t xml:space="preserve">, §</w:t>
+      </w:r>
+      <w:hyperlink w:history="1" w:anchor="cite_5_2">
+        <w:r>
+          <w:rPr>
+            <w:rFonts w:ascii="Arial" w:cs="Arial" w:eastAsia="Arial" w:hAnsi="Arial"/>
+            <w:color w:val="1F4E79"/>
+            <w:sz w:val="18"/>
+            <w:szCs w:val="18"/>
+          </w:rPr>
+          <w:t xml:space="preserve">2.6</w:t>
+        </w:r>
+      </w:hyperlink>
     </w:p>
     <w:p>
       <w:pPr>
@@ -15012,14 +17937,44 @@
         <w:ind w:left="480" w:hanging="480"/>
         <w:jc w:val="both"/>
       </w:pPr>
+      <w:bookmarkStart w:name="bib_6" w:id="1"/>
       <w:r>
         <w:rPr>
           <w:rFonts w:ascii="Arial" w:cs="Arial" w:eastAsia="Arial" w:hAnsi="Arial"/>
           <w:sz w:val="22"/>
           <w:szCs w:val="22"/>
         </w:rPr>
-        <w:t xml:space="preserve">[6] I. Duvinage et al., "Performance of the Emotiv Epoc headset for P300-based applications," Biomedical Engineering Online, vol. 12, no. 1, p. 56, 2013.</w:t>
-      </w:r>
+        <w:t xml:space="preserve">[6] </w:t>
+      </w:r>
+      <w:bookmarkEnd w:id="1"/>
+      <w:r>
+        <w:rPr>
+          <w:rFonts w:ascii="Arial" w:cs="Arial" w:eastAsia="Arial" w:hAnsi="Arial"/>
+          <w:sz w:val="22"/>
+          <w:szCs w:val="22"/>
+        </w:rPr>
+        <w:t xml:space="preserve">I. Duvinage et al., "Performance of the Emotiv Epoc headset for P300-based applications," Biomedical Engineering Online, vol. 12, no. 1, p. 56, 2013.</w:t>
+      </w:r>
+      <w:r>
+        <w:rPr>
+          <w:rFonts w:ascii="Arial" w:cs="Arial" w:eastAsia="Arial" w:hAnsi="Arial"/>
+          <w:color w:val="444444"/>
+          <w:sz w:val="18"/>
+          <w:szCs w:val="18"/>
+        </w:rPr>
+        <w:t xml:space="preserve">  ↩ Citado en §</w:t>
+      </w:r>
+      <w:hyperlink w:history="1" w:anchor="cite_6_1">
+        <w:r>
+          <w:rPr>
+            <w:rFonts w:ascii="Arial" w:cs="Arial" w:eastAsia="Arial" w:hAnsi="Arial"/>
+            <w:color w:val="1F4E79"/>
+            <w:sz w:val="18"/>
+            <w:szCs w:val="18"/>
+          </w:rPr>
+          <w:t xml:space="preserve">2.2</w:t>
+        </w:r>
+      </w:hyperlink>
     </w:p>
     <w:p>
       <w:pPr>
@@ -15027,14 +17982,44 @@
         <w:ind w:left="480" w:hanging="480"/>
         <w:jc w:val="both"/>
       </w:pPr>
+      <w:bookmarkStart w:name="bib_7" w:id="1"/>
       <w:r>
         <w:rPr>
           <w:rFonts w:ascii="Arial" w:cs="Arial" w:eastAsia="Arial" w:hAnsi="Arial"/>
           <w:sz w:val="22"/>
           <w:szCs w:val="22"/>
         </w:rPr>
-        <w:t xml:space="preserve">[7] InteraXon Inc., "Muse Developer Toolkit Documentation," 2023. [Online]. Available: https://choosemuse.com/dev.</w:t>
-      </w:r>
+        <w:t xml:space="preserve">[7] </w:t>
+      </w:r>
+      <w:bookmarkEnd w:id="1"/>
+      <w:r>
+        <w:rPr>
+          <w:rFonts w:ascii="Arial" w:cs="Arial" w:eastAsia="Arial" w:hAnsi="Arial"/>
+          <w:sz w:val="22"/>
+          <w:szCs w:val="22"/>
+        </w:rPr>
+        <w:t xml:space="preserve">InteraXon Inc., "Muse Developer Toolkit Documentation," 2023. [Online]. Available: https://choosemuse.com/dev.</w:t>
+      </w:r>
+      <w:r>
+        <w:rPr>
+          <w:rFonts w:ascii="Arial" w:cs="Arial" w:eastAsia="Arial" w:hAnsi="Arial"/>
+          <w:color w:val="444444"/>
+          <w:sz w:val="18"/>
+          <w:szCs w:val="18"/>
+        </w:rPr>
+        <w:t xml:space="preserve">  ↩ Citado en §</w:t>
+      </w:r>
+      <w:hyperlink w:history="1" w:anchor="cite_7_1">
+        <w:r>
+          <w:rPr>
+            <w:rFonts w:ascii="Arial" w:cs="Arial" w:eastAsia="Arial" w:hAnsi="Arial"/>
+            <w:color w:val="1F4E79"/>
+            <w:sz w:val="18"/>
+            <w:szCs w:val="18"/>
+          </w:rPr>
+          <w:t xml:space="preserve">2.2</w:t>
+        </w:r>
+      </w:hyperlink>
     </w:p>
     <w:p>
       <w:pPr>
@@ -15042,14 +18027,44 @@
         <w:ind w:left="480" w:hanging="480"/>
         <w:jc w:val="both"/>
       </w:pPr>
+      <w:bookmarkStart w:name="bib_8" w:id="1"/>
       <w:r>
         <w:rPr>
           <w:rFonts w:ascii="Arial" w:cs="Arial" w:eastAsia="Arial" w:hAnsi="Arial"/>
           <w:sz w:val="22"/>
           <w:szCs w:val="22"/>
         </w:rPr>
-        <w:t xml:space="preserve">[8] InteraXon Inc., "LibMuse Android SDK Reference," GitHub Repository, 2023.</w:t>
-      </w:r>
+        <w:t xml:space="preserve">[8] </w:t>
+      </w:r>
+      <w:bookmarkEnd w:id="1"/>
+      <w:r>
+        <w:rPr>
+          <w:rFonts w:ascii="Arial" w:cs="Arial" w:eastAsia="Arial" w:hAnsi="Arial"/>
+          <w:sz w:val="22"/>
+          <w:szCs w:val="22"/>
+        </w:rPr>
+        <w:t xml:space="preserve">InteraXon Inc., "LibMuse Android SDK Reference," GitHub Repository, 2023.</w:t>
+      </w:r>
+      <w:r>
+        <w:rPr>
+          <w:rFonts w:ascii="Arial" w:cs="Arial" w:eastAsia="Arial" w:hAnsi="Arial"/>
+          <w:color w:val="444444"/>
+          <w:sz w:val="18"/>
+          <w:szCs w:val="18"/>
+        </w:rPr>
+        <w:t xml:space="preserve">  ↩ Citado en §</w:t>
+      </w:r>
+      <w:hyperlink w:history="1" w:anchor="cite_8_1">
+        <w:r>
+          <w:rPr>
+            <w:rFonts w:ascii="Arial" w:cs="Arial" w:eastAsia="Arial" w:hAnsi="Arial"/>
+            <w:color w:val="1F4E79"/>
+            <w:sz w:val="18"/>
+            <w:szCs w:val="18"/>
+          </w:rPr>
+          <w:t xml:space="preserve">2.2</w:t>
+        </w:r>
+      </w:hyperlink>
     </w:p>
     <w:p>
       <w:pPr>
@@ -15057,14 +18072,44 @@
         <w:ind w:left="480" w:hanging="480"/>
         <w:jc w:val="both"/>
       </w:pPr>
+      <w:bookmarkStart w:name="bib_9" w:id="1"/>
       <w:r>
         <w:rPr>
           <w:rFonts w:ascii="Arial" w:cs="Arial" w:eastAsia="Arial" w:hAnsi="Arial"/>
           <w:sz w:val="22"/>
           <w:szCs w:val="22"/>
         </w:rPr>
-        <w:t xml:space="preserve">[9] C. Breazeal, "Toward sociable robots," Robotics and Autonomous Systems, vol. 42, no. 3-4, pp. 167-175, 2003.</w:t>
-      </w:r>
+        <w:t xml:space="preserve">[9] </w:t>
+      </w:r>
+      <w:bookmarkEnd w:id="1"/>
+      <w:r>
+        <w:rPr>
+          <w:rFonts w:ascii="Arial" w:cs="Arial" w:eastAsia="Arial" w:hAnsi="Arial"/>
+          <w:sz w:val="22"/>
+          <w:szCs w:val="22"/>
+        </w:rPr>
+        <w:t xml:space="preserve">C. Breazeal, "Toward sociable robots," Robotics and Autonomous Systems, vol. 42, no. 3-4, pp. 167-175, 2003.</w:t>
+      </w:r>
+      <w:r>
+        <w:rPr>
+          <w:rFonts w:ascii="Arial" w:cs="Arial" w:eastAsia="Arial" w:hAnsi="Arial"/>
+          <w:color w:val="444444"/>
+          <w:sz w:val="18"/>
+          <w:szCs w:val="18"/>
+        </w:rPr>
+        <w:t xml:space="preserve">  ↩ Citado en §</w:t>
+      </w:r>
+      <w:hyperlink w:history="1" w:anchor="cite_9_1">
+        <w:r>
+          <w:rPr>
+            <w:rFonts w:ascii="Arial" w:cs="Arial" w:eastAsia="Arial" w:hAnsi="Arial"/>
+            <w:color w:val="1F4E79"/>
+            <w:sz w:val="18"/>
+            <w:szCs w:val="18"/>
+          </w:rPr>
+          <w:t xml:space="preserve">2.3</w:t>
+        </w:r>
+      </w:hyperlink>
     </w:p>
     <w:p>
       <w:pPr>
@@ -15072,14 +18117,44 @@
         <w:ind w:left="480" w:hanging="480"/>
         <w:jc w:val="both"/>
       </w:pPr>
+      <w:bookmarkStart w:name="bib_10" w:id="1"/>
       <w:r>
         <w:rPr>
           <w:rFonts w:ascii="Arial" w:cs="Arial" w:eastAsia="Arial" w:hAnsi="Arial"/>
           <w:sz w:val="22"/>
           <w:szCs w:val="22"/>
         </w:rPr>
-        <w:t xml:space="preserve">[10] Robotemi Global Inc., "Temi Developer SDK Documentation," 2023. [Online]. Available: https://developer.robotemi.com.</w:t>
-      </w:r>
+        <w:t xml:space="preserve">[10] </w:t>
+      </w:r>
+      <w:bookmarkEnd w:id="1"/>
+      <w:r>
+        <w:rPr>
+          <w:rFonts w:ascii="Arial" w:cs="Arial" w:eastAsia="Arial" w:hAnsi="Arial"/>
+          <w:sz w:val="22"/>
+          <w:szCs w:val="22"/>
+        </w:rPr>
+        <w:t xml:space="preserve">Robotemi Global Inc., "Temi Developer SDK Documentation," 2023. [Online]. Available: https://developer.robotemi.com.</w:t>
+      </w:r>
+      <w:r>
+        <w:rPr>
+          <w:rFonts w:ascii="Arial" w:cs="Arial" w:eastAsia="Arial" w:hAnsi="Arial"/>
+          <w:color w:val="444444"/>
+          <w:sz w:val="18"/>
+          <w:szCs w:val="18"/>
+        </w:rPr>
+        <w:t xml:space="preserve">  ↩ Citado en §</w:t>
+      </w:r>
+      <w:hyperlink w:history="1" w:anchor="cite_10_1">
+        <w:r>
+          <w:rPr>
+            <w:rFonts w:ascii="Arial" w:cs="Arial" w:eastAsia="Arial" w:hAnsi="Arial"/>
+            <w:color w:val="1F4E79"/>
+            <w:sz w:val="18"/>
+            <w:szCs w:val="18"/>
+          </w:rPr>
+          <w:t xml:space="preserve">2.3</w:t>
+        </w:r>
+      </w:hyperlink>
     </w:p>
     <w:p>
       <w:pPr>
@@ -15087,14 +18162,64 @@
         <w:ind w:left="480" w:hanging="480"/>
         <w:jc w:val="both"/>
       </w:pPr>
+      <w:bookmarkStart w:name="bib_11" w:id="1"/>
       <w:r>
         <w:rPr>
           <w:rFonts w:ascii="Arial" w:cs="Arial" w:eastAsia="Arial" w:hAnsi="Arial"/>
           <w:sz w:val="22"/>
           <w:szCs w:val="22"/>
         </w:rPr>
-        <w:t xml:space="preserve">[11] I. Leite, C. Martinho, and A. Paiva, "Social robots for long-term interaction: a survey," International Journal of Social Robotics, vol. 5, no. 2, pp. 291-308, 2013.</w:t>
-      </w:r>
+        <w:t xml:space="preserve">[11] </w:t>
+      </w:r>
+      <w:bookmarkEnd w:id="1"/>
+      <w:r>
+        <w:rPr>
+          <w:rFonts w:ascii="Arial" w:cs="Arial" w:eastAsia="Arial" w:hAnsi="Arial"/>
+          <w:sz w:val="22"/>
+          <w:szCs w:val="22"/>
+        </w:rPr>
+        <w:t xml:space="preserve">I. Leite, C. Martinho, and A. Paiva, "Social robots for long-term interaction: a survey," International Journal of Social Robotics, vol. 5, no. 2, pp. 291-308, 2013.</w:t>
+      </w:r>
+      <w:r>
+        <w:rPr>
+          <w:rFonts w:ascii="Arial" w:cs="Arial" w:eastAsia="Arial" w:hAnsi="Arial"/>
+          <w:color w:val="444444"/>
+          <w:sz w:val="18"/>
+          <w:szCs w:val="18"/>
+        </w:rPr>
+        <w:t xml:space="preserve">  ↩ Citado en §</w:t>
+      </w:r>
+      <w:hyperlink w:history="1" w:anchor="cite_11_1">
+        <w:r>
+          <w:rPr>
+            <w:rFonts w:ascii="Arial" w:cs="Arial" w:eastAsia="Arial" w:hAnsi="Arial"/>
+            <w:color w:val="1F4E79"/>
+            <w:sz w:val="18"/>
+            <w:szCs w:val="18"/>
+          </w:rPr>
+          <w:t xml:space="preserve">2.3</w:t>
+        </w:r>
+      </w:hyperlink>
+      <w:r>
+        <w:rPr>
+          <w:rFonts w:ascii="Arial" w:cs="Arial" w:eastAsia="Arial" w:hAnsi="Arial"/>
+          <w:color w:val="444444"/>
+          <w:sz w:val="18"/>
+          <w:szCs w:val="18"/>
+        </w:rPr>
+        <w:t xml:space="preserve">, §</w:t>
+      </w:r>
+      <w:hyperlink w:history="1" w:anchor="cite_11_2">
+        <w:r>
+          <w:rPr>
+            <w:rFonts w:ascii="Arial" w:cs="Arial" w:eastAsia="Arial" w:hAnsi="Arial"/>
+            <w:color w:val="1F4E79"/>
+            <w:sz w:val="18"/>
+            <w:szCs w:val="18"/>
+          </w:rPr>
+          <w:t xml:space="preserve">2.6</w:t>
+        </w:r>
+      </w:hyperlink>
     </w:p>
     <w:p>
       <w:pPr>
@@ -15102,14 +18227,44 @@
         <w:ind w:left="480" w:hanging="480"/>
         <w:jc w:val="both"/>
       </w:pPr>
+      <w:bookmarkStart w:name="bib_12" w:id="1"/>
       <w:r>
         <w:rPr>
           <w:rFonts w:ascii="Arial" w:cs="Arial" w:eastAsia="Arial" w:hAnsi="Arial"/>
           <w:sz w:val="22"/>
           <w:szCs w:val="22"/>
         </w:rPr>
-        <w:t xml:space="preserve">[12] M. Arns, S. de Ridder, U. Strehl, M. Breteler, and A. Coenen, "Efficacy of neurofeedback treatment in ADHD: the effects on inattention, impulsivity and hyperactivity," Clinical EEG and Neuroscience, vol. 40, no. 3, pp. 180-189, 2009.</w:t>
-      </w:r>
+        <w:t xml:space="preserve">[12] </w:t>
+      </w:r>
+      <w:bookmarkEnd w:id="1"/>
+      <w:r>
+        <w:rPr>
+          <w:rFonts w:ascii="Arial" w:cs="Arial" w:eastAsia="Arial" w:hAnsi="Arial"/>
+          <w:sz w:val="22"/>
+          <w:szCs w:val="22"/>
+        </w:rPr>
+        <w:t xml:space="preserve">M. Arns, S. de Ridder, U. Strehl, M. Breteler, and A. Coenen, "Efficacy of neurofeedback treatment in ADHD: the effects on inattention, impulsivity and hyperactivity," Clinical EEG and Neuroscience, vol. 40, no. 3, pp. 180-189, 2009.</w:t>
+      </w:r>
+      <w:r>
+        <w:rPr>
+          <w:rFonts w:ascii="Arial" w:cs="Arial" w:eastAsia="Arial" w:hAnsi="Arial"/>
+          <w:color w:val="444444"/>
+          <w:sz w:val="18"/>
+          <w:szCs w:val="18"/>
+        </w:rPr>
+        <w:t xml:space="preserve">  ↩ Citado en §</w:t>
+      </w:r>
+      <w:hyperlink w:history="1" w:anchor="cite_12_1">
+        <w:r>
+          <w:rPr>
+            <w:rFonts w:ascii="Arial" w:cs="Arial" w:eastAsia="Arial" w:hAnsi="Arial"/>
+            <w:color w:val="1F4E79"/>
+            <w:sz w:val="18"/>
+            <w:szCs w:val="18"/>
+          </w:rPr>
+          <w:t xml:space="preserve">2.4</w:t>
+        </w:r>
+      </w:hyperlink>
     </w:p>
     <w:p>
       <w:pPr>
@@ -15117,14 +18272,44 @@
         <w:ind w:left="480" w:hanging="480"/>
         <w:jc w:val="both"/>
       </w:pPr>
+      <w:bookmarkStart w:name="bib_13" w:id="1"/>
       <w:r>
         <w:rPr>
           <w:rFonts w:ascii="Arial" w:cs="Arial" w:eastAsia="Arial" w:hAnsi="Arial"/>
           <w:sz w:val="22"/>
           <w:szCs w:val="22"/>
         </w:rPr>
-        <w:t xml:space="preserve">[13] J. H. Gruzelier, "EEG-neurofeedback for optimising performance I: A review of cognitive and affective outcome in healthy participants," Neuroscience and Biobehavioral Reviews, vol. 44, pp. 124-141, 2014.</w:t>
-      </w:r>
+        <w:t xml:space="preserve">[13] </w:t>
+      </w:r>
+      <w:bookmarkEnd w:id="1"/>
+      <w:r>
+        <w:rPr>
+          <w:rFonts w:ascii="Arial" w:cs="Arial" w:eastAsia="Arial" w:hAnsi="Arial"/>
+          <w:sz w:val="22"/>
+          <w:szCs w:val="22"/>
+        </w:rPr>
+        <w:t xml:space="preserve">J. H. Gruzelier, "EEG-neurofeedback for optimising performance I: A review of cognitive and affective outcome in healthy participants," Neuroscience and Biobehavioral Reviews, vol. 44, pp. 124-141, 2014.</w:t>
+      </w:r>
+      <w:r>
+        <w:rPr>
+          <w:rFonts w:ascii="Arial" w:cs="Arial" w:eastAsia="Arial" w:hAnsi="Arial"/>
+          <w:color w:val="444444"/>
+          <w:sz w:val="18"/>
+          <w:szCs w:val="18"/>
+        </w:rPr>
+        <w:t xml:space="preserve">  ↩ Citado en §</w:t>
+      </w:r>
+      <w:hyperlink w:history="1" w:anchor="cite_13_1">
+        <w:r>
+          <w:rPr>
+            <w:rFonts w:ascii="Arial" w:cs="Arial" w:eastAsia="Arial" w:hAnsi="Arial"/>
+            <w:color w:val="1F4E79"/>
+            <w:sz w:val="18"/>
+            <w:szCs w:val="18"/>
+          </w:rPr>
+          <w:t xml:space="preserve">2.4</w:t>
+        </w:r>
+      </w:hyperlink>
     </w:p>
     <w:p>
       <w:pPr>
@@ -15132,14 +18317,44 @@
         <w:ind w:left="480" w:hanging="480"/>
         <w:jc w:val="both"/>
       </w:pPr>
+      <w:bookmarkStart w:name="bib_14" w:id="1"/>
       <w:r>
         <w:rPr>
           <w:rFonts w:ascii="Arial" w:cs="Arial" w:eastAsia="Arial" w:hAnsi="Arial"/>
           <w:sz w:val="22"/>
           <w:szCs w:val="22"/>
         </w:rPr>
-        <w:t xml:space="preserve">[14] S. Nicholson, "Creating engaging escape rooms for the classroom," Childhood Education, vol. 94, no. 1, pp. 44-49, 2018.</w:t>
-      </w:r>
+        <w:t xml:space="preserve">[14] </w:t>
+      </w:r>
+      <w:bookmarkEnd w:id="1"/>
+      <w:r>
+        <w:rPr>
+          <w:rFonts w:ascii="Arial" w:cs="Arial" w:eastAsia="Arial" w:hAnsi="Arial"/>
+          <w:sz w:val="22"/>
+          <w:szCs w:val="22"/>
+        </w:rPr>
+        <w:t xml:space="preserve">S. Nicholson, "Creating engaging escape rooms for the classroom," Childhood Education, vol. 94, no. 1, pp. 44-49, 2018.</w:t>
+      </w:r>
+      <w:r>
+        <w:rPr>
+          <w:rFonts w:ascii="Arial" w:cs="Arial" w:eastAsia="Arial" w:hAnsi="Arial"/>
+          <w:color w:val="444444"/>
+          <w:sz w:val="18"/>
+          <w:szCs w:val="18"/>
+        </w:rPr>
+        <w:t xml:space="preserve">  ↩ Citado en §</w:t>
+      </w:r>
+      <w:hyperlink w:history="1" w:anchor="cite_14_1">
+        <w:r>
+          <w:rPr>
+            <w:rFonts w:ascii="Arial" w:cs="Arial" w:eastAsia="Arial" w:hAnsi="Arial"/>
+            <w:color w:val="1F4E79"/>
+            <w:sz w:val="18"/>
+            <w:szCs w:val="18"/>
+          </w:rPr>
+          <w:t xml:space="preserve">2.5</w:t>
+        </w:r>
+      </w:hyperlink>
     </w:p>
     <w:p>
       <w:pPr>
@@ -15147,14 +18362,44 @@
         <w:ind w:left="480" w:hanging="480"/>
         <w:jc w:val="both"/>
       </w:pPr>
+      <w:bookmarkStart w:name="bib_15" w:id="1"/>
       <w:r>
         <w:rPr>
           <w:rFonts w:ascii="Arial" w:cs="Arial" w:eastAsia="Arial" w:hAnsi="Arial"/>
           <w:sz w:val="22"/>
           <w:szCs w:val="22"/>
         </w:rPr>
-        <w:t xml:space="preserve">[15] L. H. Taraldsen, F. O. Haara, M. S. Lysne, P. R. Jensen, and E. S. Jenssen, "A review on use of escape rooms in education – touching the void," Education Inquiry, vol. 13, no. 2, pp. 169-184, 2020.</w:t>
-      </w:r>
+        <w:t xml:space="preserve">[15] </w:t>
+      </w:r>
+      <w:bookmarkEnd w:id="1"/>
+      <w:r>
+        <w:rPr>
+          <w:rFonts w:ascii="Arial" w:cs="Arial" w:eastAsia="Arial" w:hAnsi="Arial"/>
+          <w:sz w:val="22"/>
+          <w:szCs w:val="22"/>
+        </w:rPr>
+        <w:t xml:space="preserve">L. H. Taraldsen, F. O. Haara, M. S. Lysne, P. R. Jensen, and E. S. Jenssen, "A review on use of escape rooms in education – touching the void," Education Inquiry, vol. 13, no. 2, pp. 169-184, 2020.</w:t>
+      </w:r>
+      <w:r>
+        <w:rPr>
+          <w:rFonts w:ascii="Arial" w:cs="Arial" w:eastAsia="Arial" w:hAnsi="Arial"/>
+          <w:color w:val="444444"/>
+          <w:sz w:val="18"/>
+          <w:szCs w:val="18"/>
+        </w:rPr>
+        <w:t xml:space="preserve">  ↩ Citado en §</w:t>
+      </w:r>
+      <w:hyperlink w:history="1" w:anchor="cite_15_1">
+        <w:r>
+          <w:rPr>
+            <w:rFonts w:ascii="Arial" w:cs="Arial" w:eastAsia="Arial" w:hAnsi="Arial"/>
+            <w:color w:val="1F4E79"/>
+            <w:sz w:val="18"/>
+            <w:szCs w:val="18"/>
+          </w:rPr>
+          <w:t xml:space="preserve">2.5</w:t>
+        </w:r>
+      </w:hyperlink>
     </w:p>
     <w:p>
       <w:pPr>
@@ -15162,14 +18407,64 @@
         <w:ind w:left="480" w:hanging="480"/>
         <w:jc w:val="both"/>
       </w:pPr>
+      <w:bookmarkStart w:name="bib_16" w:id="1"/>
       <w:r>
         <w:rPr>
           <w:rFonts w:ascii="Arial" w:cs="Arial" w:eastAsia="Arial" w:hAnsi="Arial"/>
           <w:sz w:val="22"/>
           <w:szCs w:val="22"/>
         </w:rPr>
-        <w:t xml:space="preserve">[16] J. A. Minguillon, M. A. Lopez-Gordo, and F. Pelayo, "Trends in EEG-BCI for daily-life: requirements for artifact removal," Biomedical Signal Processing and Control, vol. 31, pp. 407-418, 2017.</w:t>
-      </w:r>
+        <w:t xml:space="preserve">[16] </w:t>
+      </w:r>
+      <w:bookmarkEnd w:id="1"/>
+      <w:r>
+        <w:rPr>
+          <w:rFonts w:ascii="Arial" w:cs="Arial" w:eastAsia="Arial" w:hAnsi="Arial"/>
+          <w:sz w:val="22"/>
+          <w:szCs w:val="22"/>
+        </w:rPr>
+        <w:t xml:space="preserve">J. A. Minguillon, M. A. Lopez-Gordo, and F. Pelayo, "Trends in EEG-BCI for daily-life: requirements for artifact removal," Biomedical Signal Processing and Control, vol. 31, pp. 407-418, 2017.</w:t>
+      </w:r>
+      <w:r>
+        <w:rPr>
+          <w:rFonts w:ascii="Arial" w:cs="Arial" w:eastAsia="Arial" w:hAnsi="Arial"/>
+          <w:color w:val="444444"/>
+          <w:sz w:val="18"/>
+          <w:szCs w:val="18"/>
+        </w:rPr>
+        <w:t xml:space="preserve">  ↩ Citado en §</w:t>
+      </w:r>
+      <w:hyperlink w:history="1" w:anchor="cite_16_1">
+        <w:r>
+          <w:rPr>
+            <w:rFonts w:ascii="Arial" w:cs="Arial" w:eastAsia="Arial" w:hAnsi="Arial"/>
+            <w:color w:val="1F4E79"/>
+            <w:sz w:val="18"/>
+            <w:szCs w:val="18"/>
+          </w:rPr>
+          <w:t xml:space="preserve">2.2</w:t>
+        </w:r>
+      </w:hyperlink>
+      <w:r>
+        <w:rPr>
+          <w:rFonts w:ascii="Arial" w:cs="Arial" w:eastAsia="Arial" w:hAnsi="Arial"/>
+          <w:color w:val="444444"/>
+          <w:sz w:val="18"/>
+          <w:szCs w:val="18"/>
+        </w:rPr>
+        <w:t xml:space="preserve">, §</w:t>
+      </w:r>
+      <w:hyperlink w:history="1" w:anchor="cite_16_2">
+        <w:r>
+          <w:rPr>
+            <w:rFonts w:ascii="Arial" w:cs="Arial" w:eastAsia="Arial" w:hAnsi="Arial"/>
+            <w:color w:val="1F4E79"/>
+            <w:sz w:val="18"/>
+            <w:szCs w:val="18"/>
+          </w:rPr>
+          <w:t xml:space="preserve">5.3</w:t>
+        </w:r>
+      </w:hyperlink>
     </w:p>
     <w:p>
       <w:pPr>
@@ -15177,14 +18472,44 @@
         <w:ind w:left="480" w:hanging="480"/>
         <w:jc w:val="both"/>
       </w:pPr>
+      <w:bookmarkStart w:name="bib_17" w:id="1"/>
       <w:r>
         <w:rPr>
           <w:rFonts w:ascii="Arial" w:cs="Arial" w:eastAsia="Arial" w:hAnsi="Arial"/>
           <w:sz w:val="22"/>
           <w:szCs w:val="22"/>
         </w:rPr>
-        <w:t xml:space="preserve">[17] D. Vernon, T. Egner, N. Cooper, T. Compton, C. Neilands, A. Sheri, and J. Gruzelier, "The effect of training distinct neurofeedback protocols on aspects of cognitive performance," International Journal of Psychophysiology, vol. 47, no. 1, pp. 75-85, 2003.</w:t>
-      </w:r>
+        <w:t xml:space="preserve">[17] </w:t>
+      </w:r>
+      <w:bookmarkEnd w:id="1"/>
+      <w:r>
+        <w:rPr>
+          <w:rFonts w:ascii="Arial" w:cs="Arial" w:eastAsia="Arial" w:hAnsi="Arial"/>
+          <w:sz w:val="22"/>
+          <w:szCs w:val="22"/>
+        </w:rPr>
+        <w:t xml:space="preserve">D. Vernon, T. Egner, N. Cooper, T. Compton, C. Neilands, A. Sheri, and J. Gruzelier, "The effect of training distinct neurofeedback protocols on aspects of cognitive performance," International Journal of Psychophysiology, vol. 47, no. 1, pp. 75-85, 2003.</w:t>
+      </w:r>
+      <w:r>
+        <w:rPr>
+          <w:rFonts w:ascii="Arial" w:cs="Arial" w:eastAsia="Arial" w:hAnsi="Arial"/>
+          <w:color w:val="444444"/>
+          <w:sz w:val="18"/>
+          <w:szCs w:val="18"/>
+        </w:rPr>
+        <w:t xml:space="preserve">  ↩ Citado en §</w:t>
+      </w:r>
+      <w:hyperlink w:history="1" w:anchor="cite_17_1">
+        <w:r>
+          <w:rPr>
+            <w:rFonts w:ascii="Arial" w:cs="Arial" w:eastAsia="Arial" w:hAnsi="Arial"/>
+            <w:color w:val="1F4E79"/>
+            <w:sz w:val="18"/>
+            <w:szCs w:val="18"/>
+          </w:rPr>
+          <w:t xml:space="preserve">2.4</w:t>
+        </w:r>
+      </w:hyperlink>
     </w:p>
     <w:p>
       <w:pPr>
@@ -15192,14 +18517,44 @@
         <w:ind w:left="480" w:hanging="480"/>
         <w:jc w:val="both"/>
       </w:pPr>
+      <w:bookmarkStart w:name="bib_18" w:id="1"/>
       <w:r>
         <w:rPr>
           <w:rFonts w:ascii="Arial" w:cs="Arial" w:eastAsia="Arial" w:hAnsi="Arial"/>
           <w:sz w:val="22"/>
           <w:szCs w:val="22"/>
         </w:rPr>
-        <w:t xml:space="preserve">[18] J. H. Brockmyer, C. M. Fox, K. A. Curtiss, E. McBroom, K. M. Burkhart, and J. N. Pidruzny, "The development of the Game Engagement Questionnaire: A measure of engagement in video game-playing," Journal of Experimental Social Psychology, vol. 45, no. 4, pp. 624-634, 2009.</w:t>
-      </w:r>
+        <w:t xml:space="preserve">[18] </w:t>
+      </w:r>
+      <w:bookmarkEnd w:id="1"/>
+      <w:r>
+        <w:rPr>
+          <w:rFonts w:ascii="Arial" w:cs="Arial" w:eastAsia="Arial" w:hAnsi="Arial"/>
+          <w:sz w:val="22"/>
+          <w:szCs w:val="22"/>
+        </w:rPr>
+        <w:t xml:space="preserve">J. H. Brockmyer, C. M. Fox, K. A. Curtiss, E. McBroom, K. M. Burkhart, and J. N. Pidruzny, "The development of the Game Engagement Questionnaire: A measure of engagement in video game-playing," Journal of Experimental Social Psychology, vol. 45, no. 4, pp. 624-634, 2009.</w:t>
+      </w:r>
+      <w:r>
+        <w:rPr>
+          <w:rFonts w:ascii="Arial" w:cs="Arial" w:eastAsia="Arial" w:hAnsi="Arial"/>
+          <w:color w:val="444444"/>
+          <w:sz w:val="18"/>
+          <w:szCs w:val="18"/>
+        </w:rPr>
+        <w:t xml:space="preserve">  ↩ Citado en §</w:t>
+      </w:r>
+      <w:hyperlink w:history="1" w:anchor="cite_18_1">
+        <w:r>
+          <w:rPr>
+            <w:rFonts w:ascii="Arial" w:cs="Arial" w:eastAsia="Arial" w:hAnsi="Arial"/>
+            <w:color w:val="1F4E79"/>
+            <w:sz w:val="18"/>
+            <w:szCs w:val="18"/>
+          </w:rPr>
+          <w:t xml:space="preserve">6.4</w:t>
+        </w:r>
+      </w:hyperlink>
     </w:p>
     <w:p>
       <w:pPr>
